--- a/EXPORTS/DOCX/published/niveau3/English/KunsthandelVanLier.docx
+++ b/EXPORTS/DOCX/published/niveau3/English/KunsthandelVanLier.docx
@@ -135,7 +135,7 @@
           <w:rFonts w:ascii="Charis SIL Regular" w:hAnsi="Charis SIL Regular" w:eastAsia="Charis SIL Regular"/>
           <w:b w:val="0"/>
           <w:i w:val="0"/>
-          <w:color w:val="0066CC"/>
+          <w:color w:val="0000FF"/>
           <w:sz w:val="24"/>
           <w:u w:val="single"/>
         </w:rPr>
@@ -153,7 +153,7 @@
           <w:rFonts w:ascii="Charis SIL Regular" w:hAnsi="Charis SIL Regular" w:eastAsia="Charis SIL Regular"/>
           <w:b w:val="0"/>
           <w:i w:val="0"/>
-          <w:color w:val="0066CC"/>
+          <w:color w:val="0000FF"/>
           <w:sz w:val="24"/>
           <w:u w:val="single"/>
         </w:rPr>
@@ -164,7 +164,7 @@
           <w:rFonts w:ascii="Charis SIL Regular" w:hAnsi="Charis SIL Regular" w:eastAsia="Charis SIL Regular"/>
           <w:b w:val="0"/>
           <w:i w:val="0"/>
-          <w:color w:val="0066CC"/>
+          <w:color w:val="0000FF"/>
           <w:sz w:val="24"/>
           <w:u w:val="single"/>
         </w:rPr>
@@ -182,7 +182,7 @@
           <w:rFonts w:ascii="Charis SIL Regular" w:hAnsi="Charis SIL Regular" w:eastAsia="Charis SIL Regular"/>
           <w:b w:val="0"/>
           <w:i w:val="0"/>
-          <w:color w:val="0066CC"/>
+          <w:color w:val="0000FF"/>
           <w:sz w:val="24"/>
           <w:u w:val="single"/>
         </w:rPr>
@@ -193,7 +193,7 @@
           <w:rFonts w:ascii="Charis SIL Regular" w:hAnsi="Charis SIL Regular" w:eastAsia="Charis SIL Regular"/>
           <w:b w:val="0"/>
           <w:i w:val="0"/>
-          <w:color w:val="0066CC"/>
+          <w:color w:val="0000FF"/>
           <w:sz w:val="24"/>
           <w:u w:val="single"/>
         </w:rPr>
@@ -221,7 +221,7 @@
           <w:rFonts w:ascii="Charis SIL Regular" w:hAnsi="Charis SIL Regular" w:eastAsia="Charis SIL Regular"/>
           <w:b w:val="0"/>
           <w:i w:val="0"/>
-          <w:color w:val="0066CC"/>
+          <w:color w:val="0000FF"/>
           <w:sz w:val="24"/>
           <w:u w:val="single"/>
         </w:rPr>
@@ -246,38 +246,20 @@
       </w:r>
       <w:r>
         <w:rPr>
-          <w:u w:val="single" w:color="0066cc"/>
           <w:rFonts w:ascii="Charis SIL Regular" w:hAnsi="Charis SIL Regular" w:eastAsia="Charis SIL Regular"/>
           <w:b w:val="0"/>
           <w:i w:val="0"/>
           <w:color w:val="000000"/>
           <w:sz w:val="24"/>
         </w:rPr>
-        <w:hyperlink r:id="rId9" w:history="1">
-          <w:r>
-            <w:rPr>
-              <w:rStyle w:val="Hyperlink"/>
-            </w:rPr>
-            <w:t>years</w:t>
-          </w:r>
-        </w:hyperlink>
+        <w:t xml:space="preserve">years later. In the early years, </w:t>
       </w:r>
       <w:r>
         <w:rPr>
           <w:rFonts w:ascii="Charis SIL Regular" w:hAnsi="Charis SIL Regular" w:eastAsia="Charis SIL Regular"/>
           <w:b w:val="0"/>
           <w:i w:val="0"/>
-          <w:color w:val="000000"/>
-          <w:sz w:val="24"/>
-        </w:rPr>
-        <w:t xml:space="preserve"> later. In the early years, </w:t>
-      </w:r>
-      <w:r>
-        <w:rPr>
-          <w:rFonts w:ascii="Charis SIL Regular" w:hAnsi="Charis SIL Regular" w:eastAsia="Charis SIL Regular"/>
-          <w:b w:val="0"/>
-          <w:i w:val="0"/>
-          <w:color w:val="0066CC"/>
+          <w:color w:val="0000FF"/>
           <w:sz w:val="24"/>
           <w:u w:val="single"/>
         </w:rPr>
@@ -295,7 +277,7 @@
           <w:rFonts w:ascii="Charis SIL Regular" w:hAnsi="Charis SIL Regular" w:eastAsia="Charis SIL Regular"/>
           <w:b w:val="0"/>
           <w:i w:val="0"/>
-          <w:color w:val="0066CC"/>
+          <w:color w:val="0000FF"/>
           <w:sz w:val="24"/>
           <w:u w:val="single"/>
         </w:rPr>
@@ -306,7 +288,7 @@
           <w:rFonts w:ascii="Charis SIL Regular" w:hAnsi="Charis SIL Regular" w:eastAsia="Charis SIL Regular"/>
           <w:b w:val="0"/>
           <w:i w:val="0"/>
-          <w:color w:val="0066CC"/>
+          <w:color w:val="0000FF"/>
           <w:sz w:val="24"/>
           <w:u w:val="single"/>
         </w:rPr>
@@ -324,7 +306,7 @@
           <w:rFonts w:ascii="Charis SIL Regular" w:hAnsi="Charis SIL Regular" w:eastAsia="Charis SIL Regular"/>
           <w:b w:val="0"/>
           <w:i w:val="0"/>
-          <w:color w:val="0066CC"/>
+          <w:color w:val="0000FF"/>
           <w:sz w:val="24"/>
           <w:u w:val="single"/>
         </w:rPr>
@@ -335,7 +317,7 @@
           <w:rFonts w:ascii="Charis SIL Regular" w:hAnsi="Charis SIL Regular" w:eastAsia="Charis SIL Regular"/>
           <w:b w:val="0"/>
           <w:i w:val="0"/>
-          <w:color w:val="0066CC"/>
+          <w:color w:val="0000FF"/>
           <w:sz w:val="24"/>
           <w:u w:val="single"/>
         </w:rPr>
@@ -353,7 +335,7 @@
           <w:rFonts w:ascii="Charis SIL Regular" w:hAnsi="Charis SIL Regular" w:eastAsia="Charis SIL Regular"/>
           <w:b w:val="0"/>
           <w:i w:val="0"/>
-          <w:color w:val="0066CC"/>
+          <w:color w:val="0000FF"/>
           <w:sz w:val="24"/>
           <w:u w:val="single"/>
         </w:rPr>
@@ -368,7 +350,7 @@
       </w:r>
       <w:r>
         <w:rPr>
-          <w:u w:val="single" w:color="0066cc"/>
+          <w:u w:val="single" w:color="0000ff"/>
           <w:rFonts w:ascii="Charis SIL Regular" w:hAnsi="Charis SIL Regular" w:eastAsia="Charis SIL Regular"/>
           <w:b w:val="0"/>
           <w:i w:val="0"/>
@@ -399,7 +381,7 @@
           <w:rFonts w:ascii="Charis SIL Regular" w:hAnsi="Charis SIL Regular" w:eastAsia="Charis SIL Regular"/>
           <w:b w:val="0"/>
           <w:i w:val="0"/>
-          <w:color w:val="0066CC"/>
+          <w:color w:val="0000FF"/>
           <w:sz w:val="24"/>
           <w:u w:val="single"/>
         </w:rPr>
@@ -417,7 +399,7 @@
           <w:rFonts w:ascii="Charis SIL Regular" w:hAnsi="Charis SIL Regular" w:eastAsia="Charis SIL Regular"/>
           <w:b w:val="0"/>
           <w:i w:val="0"/>
-          <w:color w:val="0066CC"/>
+          <w:color w:val="0000FF"/>
           <w:sz w:val="24"/>
           <w:u w:val="single"/>
         </w:rPr>
@@ -428,7 +410,7 @@
           <w:rFonts w:ascii="Charis SIL Regular" w:hAnsi="Charis SIL Regular" w:eastAsia="Charis SIL Regular"/>
           <w:b w:val="0"/>
           <w:i w:val="0"/>
-          <w:color w:val="0066CC"/>
+          <w:color w:val="0000FF"/>
           <w:sz w:val="24"/>
           <w:u w:val="single"/>
         </w:rPr>
@@ -446,7 +428,7 @@
           <w:rFonts w:ascii="Charis SIL Regular" w:hAnsi="Charis SIL Regular" w:eastAsia="Charis SIL Regular"/>
           <w:b w:val="0"/>
           <w:i w:val="0"/>
-          <w:color w:val="0066CC"/>
+          <w:color w:val="0000FF"/>
           <w:sz w:val="24"/>
           <w:u w:val="single"/>
         </w:rPr>
@@ -457,7 +439,7 @@
           <w:rFonts w:ascii="Charis SIL Regular" w:hAnsi="Charis SIL Regular" w:eastAsia="Charis SIL Regular"/>
           <w:b w:val="0"/>
           <w:i w:val="0"/>
-          <w:color w:val="0066CC"/>
+          <w:color w:val="0000FF"/>
           <w:sz w:val="24"/>
           <w:u w:val="single"/>
         </w:rPr>
@@ -498,103 +480,18 @@
           <w:color w:val="000000"/>
           <w:sz w:val="24"/>
         </w:rPr>
-        <w:t>However, Van Lier also becam</w:t>
+        <w:t xml:space="preserve">However, Van Lier also became fascinated with </w:t>
       </w:r>
       <w:r>
         <w:rPr>
           <w:rFonts w:ascii="Charis SIL Regular" w:hAnsi="Charis SIL Regular" w:eastAsia="Charis SIL Regular"/>
           <w:b w:val="0"/>
           <w:i w:val="0"/>
-          <w:color w:val="000000"/>
-          <w:sz w:val="24"/>
-        </w:rPr>
-        <w:hyperlink r:id="rId11" w:history="1">
-          <w:r>
-            <w:rPr>
-              <w:rStyle w:val="Hyperlink"/>
-            </w:rPr>
-            <w:t>e fascinat</w:t>
-          </w:r>
-        </w:hyperlink>
-      </w:r>
-      <w:r>
-        <w:rPr>
-          <w:rFonts w:ascii="Charis SIL Regular" w:hAnsi="Charis SIL Regular" w:eastAsia="Charis SIL Regular"/>
-          <w:b w:val="0"/>
-          <w:i w:val="0"/>
-          <w:color w:val="000000"/>
-          <w:sz w:val="24"/>
-        </w:rPr>
-        <w:hyperlink r:id="rId11" w:history="1">
-          <w:r>
-            <w:rPr>
-              <w:rStyle w:val="Hyperlink"/>
-            </w:rPr>
-            <w:t>e</w:t>
-          </w:r>
-        </w:hyperlink>
-      </w:r>
-      <w:r>
-        <w:rPr>
-          <w:rFonts w:ascii="Charis SIL Regular" w:hAnsi="Charis SIL Regular" w:eastAsia="Charis SIL Regular"/>
-          <w:b w:val="0"/>
-          <w:i w:val="0"/>
-          <w:color w:val="000000"/>
-          <w:sz w:val="24"/>
-        </w:rPr>
-        <w:hyperlink r:id="rId11" w:history="1">
-          <w:r>
-            <w:rPr>
-              <w:rStyle w:val="Hyperlink"/>
-            </w:rPr>
-            <w:t>d w</w:t>
-          </w:r>
-        </w:hyperlink>
-      </w:r>
-      <w:r>
-        <w:rPr>
-          <w:rFonts w:ascii="Charis SIL Regular" w:hAnsi="Charis SIL Regular" w:eastAsia="Charis SIL Regular"/>
-          <w:b w:val="0"/>
-          <w:i w:val="0"/>
-          <w:color w:val="000000"/>
-          <w:sz w:val="24"/>
-        </w:rPr>
-        <w:hyperlink r:id="rId11" w:history="1">
-          <w:r>
-            <w:rPr>
-              <w:rStyle w:val="Hyperlink"/>
-            </w:rPr>
-            <w:t>i</w:t>
-          </w:r>
-        </w:hyperlink>
-      </w:r>
-      <w:r>
-        <w:rPr>
-          <w:rFonts w:ascii="Charis SIL Regular" w:hAnsi="Charis SIL Regular" w:eastAsia="Charis SIL Regular"/>
-          <w:b w:val="0"/>
-          <w:i w:val="0"/>
-          <w:color w:val="000000"/>
-          <w:sz w:val="24"/>
-        </w:rPr>
-        <w:hyperlink r:id="rId11" w:history="1">
-          <w:r>
-            <w:rPr>
-              <w:rStyle w:val="Hyperlink"/>
-            </w:rPr>
-            <w:t xml:space="preserve">th </w:t>
-          </w:r>
-        </w:hyperlink>
-      </w:r>
-      <w:r>
-        <w:rPr>
-          <w:rFonts w:ascii="Charis SIL Regular" w:hAnsi="Charis SIL Regular" w:eastAsia="Charis SIL Regular"/>
-          <w:b w:val="0"/>
-          <w:i w:val="0"/>
-          <w:color w:val="0066CC"/>
+          <w:color w:val="0000FF"/>
           <w:sz w:val="24"/>
           <w:u w:val="single"/>
         </w:rPr>
-        <w:hyperlink r:id="rId11" w:history="1">
+        <w:hyperlink r:id="rId13" w:history="1">
           <w:r>
             <w:rPr>
               <w:rStyle w:val="Hyperlink"/>
@@ -608,7 +505,7 @@
           <w:rFonts w:ascii="Charis SIL Regular" w:hAnsi="Charis SIL Regular" w:eastAsia="Charis SIL Regular"/>
           <w:b w:val="0"/>
           <w:i w:val="0"/>
-          <w:color w:val="0066CC"/>
+          <w:color w:val="0000FF"/>
           <w:sz w:val="24"/>
           <w:u w:val="single"/>
         </w:rPr>
@@ -626,7 +523,7 @@
           <w:rFonts w:ascii="Charis SIL Regular" w:hAnsi="Charis SIL Regular" w:eastAsia="Charis SIL Regular"/>
           <w:b w:val="0"/>
           <w:i w:val="0"/>
-          <w:color w:val="0066CC"/>
+          <w:color w:val="0000FF"/>
           <w:sz w:val="24"/>
           <w:u w:val="single"/>
         </w:rPr>
@@ -637,7 +534,7 @@
           <w:rFonts w:ascii="Charis SIL Regular" w:hAnsi="Charis SIL Regular" w:eastAsia="Charis SIL Regular"/>
           <w:b w:val="0"/>
           <w:i w:val="0"/>
-          <w:color w:val="0066CC"/>
+          <w:color w:val="0000FF"/>
           <w:sz w:val="24"/>
           <w:u w:val="single"/>
         </w:rPr>
@@ -655,7 +552,7 @@
           <w:rFonts w:ascii="Charis SIL Regular" w:hAnsi="Charis SIL Regular" w:eastAsia="Charis SIL Regular"/>
           <w:b w:val="0"/>
           <w:i w:val="0"/>
-          <w:color w:val="0066CC"/>
+          <w:color w:val="0000FF"/>
           <w:sz w:val="24"/>
           <w:u w:val="single"/>
         </w:rPr>
@@ -666,7 +563,7 @@
           <w:rFonts w:ascii="Charis SIL Regular" w:hAnsi="Charis SIL Regular" w:eastAsia="Charis SIL Regular"/>
           <w:b w:val="0"/>
           <w:i w:val="0"/>
-          <w:color w:val="0066CC"/>
+          <w:color w:val="0000FF"/>
           <w:sz w:val="24"/>
           <w:u w:val="single"/>
         </w:rPr>
@@ -684,11 +581,11 @@
           <w:rFonts w:ascii="Charis SIL Regular" w:hAnsi="Charis SIL Regular" w:eastAsia="Charis SIL Regular"/>
           <w:b w:val="0"/>
           <w:i w:val="0"/>
-          <w:color w:val="0066CC"/>
+          <w:color w:val="0000FF"/>
           <w:sz w:val="24"/>
           <w:u w:val="single"/>
         </w:rPr>
-        <w:hyperlink r:id="rId12" w:history="1">
+        <w:hyperlink r:id="rId13" w:history="1">
           <w:r>
             <w:rPr>
               <w:rStyle w:val="Hyperlink"/>
@@ -702,7 +599,7 @@
           <w:rFonts w:ascii="Charis SIL Regular" w:hAnsi="Charis SIL Regular" w:eastAsia="Charis SIL Regular"/>
           <w:b w:val="0"/>
           <w:i w:val="0"/>
-          <w:color w:val="0066CC"/>
+          <w:color w:val="0000FF"/>
           <w:sz w:val="24"/>
           <w:u w:val="single"/>
         </w:rPr>
@@ -713,11 +610,11 @@
           <w:rFonts w:ascii="Charis SIL Regular" w:hAnsi="Charis SIL Regular" w:eastAsia="Charis SIL Regular"/>
           <w:b w:val="0"/>
           <w:i w:val="0"/>
-          <w:color w:val="0066CC"/>
+          <w:color w:val="0000FF"/>
           <w:sz w:val="24"/>
           <w:u w:val="single"/>
         </w:rPr>
-        <w:hyperlink r:id="rId12" w:history="1">
+        <w:hyperlink r:id="rId13" w:history="1">
           <w:r>
             <w:rPr>
               <w:rStyle w:val="Hyperlink"/>
@@ -731,11 +628,11 @@
           <w:rFonts w:ascii="Charis SIL Regular" w:hAnsi="Charis SIL Regular" w:eastAsia="Charis SIL Regular"/>
           <w:b w:val="0"/>
           <w:i w:val="0"/>
-          <w:color w:val="0066CC"/>
+          <w:color w:val="0000FF"/>
           <w:sz w:val="24"/>
           <w:u w:val="single"/>
         </w:rPr>
-        <w:hyperlink r:id="rId12" w:history="1">
+        <w:hyperlink r:id="rId13" w:history="1">
           <w:r>
             <w:rPr>
               <w:rStyle w:val="Hyperlink"/>
@@ -749,11 +646,11 @@
           <w:rFonts w:ascii="Charis SIL Regular" w:hAnsi="Charis SIL Regular" w:eastAsia="Charis SIL Regular"/>
           <w:b w:val="0"/>
           <w:i w:val="0"/>
-          <w:color w:val="0066CC"/>
+          <w:color w:val="0000FF"/>
           <w:sz w:val="24"/>
           <w:u w:val="single"/>
         </w:rPr>
-        <w:hyperlink r:id="rId12" w:history="1">
+        <w:hyperlink r:id="rId13" w:history="1">
           <w:r>
             <w:rPr>
               <w:rStyle w:val="Hyperlink"/>
@@ -828,7 +725,7 @@
       </w:r>
       <w:r>
         <w:rPr>
-          <w:u w:val="single" w:color="0066cc"/>
+          <w:u w:val="single" w:color="0000ff"/>
           <w:rFonts w:ascii="Charis SIL Regular" w:hAnsi="Charis SIL Regular" w:eastAsia="Charis SIL Regular"/>
           <w:b w:val="0"/>
           <w:i w:val="0"/>
@@ -849,7 +746,7 @@
           <w:rFonts w:ascii="Charis SIL Regular" w:hAnsi="Charis SIL Regular" w:eastAsia="Charis SIL Regular"/>
           <w:b w:val="0"/>
           <w:i w:val="0"/>
-          <w:color w:val="0066CC"/>
+          <w:color w:val="0000FF"/>
           <w:sz w:val="24"/>
           <w:u w:val="single"/>
         </w:rPr>
@@ -867,9 +764,8 @@
           <w:rFonts w:ascii="Charis SIL Regular" w:hAnsi="Charis SIL Regular" w:eastAsia="Charis SIL Regular"/>
           <w:b w:val="0"/>
           <w:i w:val="0"/>
-          <w:color w:val="0066CC"/>
+          <w:color w:val="0000FF"/>
           <w:sz w:val="24"/>
-          <w:u w:val="single"/>
         </w:rPr>
         <w:t>m</w:t>
       </w:r>
@@ -878,7 +774,7 @@
           <w:rFonts w:ascii="Charis SIL Regular" w:hAnsi="Charis SIL Regular" w:eastAsia="Charis SIL Regular"/>
           <w:b w:val="0"/>
           <w:i w:val="0"/>
-          <w:color w:val="0066CC"/>
+          <w:color w:val="0000FF"/>
           <w:sz w:val="24"/>
           <w:u w:val="single"/>
         </w:rPr>
@@ -896,7 +792,7 @@
           <w:rFonts w:ascii="Charis SIL Regular" w:hAnsi="Charis SIL Regular" w:eastAsia="Charis SIL Regular"/>
           <w:b w:val="0"/>
           <w:i w:val="0"/>
-          <w:color w:val="0066CC"/>
+          <w:color w:val="0000FF"/>
           <w:sz w:val="24"/>
           <w:u w:val="single"/>
         </w:rPr>
@@ -914,7 +810,7 @@
           <w:rFonts w:ascii="Charis SIL Regular" w:hAnsi="Charis SIL Regular" w:eastAsia="Charis SIL Regular"/>
           <w:b w:val="0"/>
           <w:i w:val="0"/>
-          <w:color w:val="0066CC"/>
+          <w:color w:val="0000FF"/>
           <w:sz w:val="24"/>
           <w:u w:val="single"/>
         </w:rPr>
@@ -925,7 +821,7 @@
           <w:rFonts w:ascii="Charis SIL Regular" w:hAnsi="Charis SIL Regular" w:eastAsia="Charis SIL Regular"/>
           <w:b w:val="0"/>
           <w:i w:val="0"/>
-          <w:color w:val="0066CC"/>
+          <w:color w:val="0000FF"/>
           <w:sz w:val="24"/>
           <w:u w:val="single"/>
         </w:rPr>
@@ -960,7 +856,7 @@
       </w:r>
       <w:r>
         <w:rPr>
-          <w:u w:val="single" w:color="0066cc"/>
+          <w:u w:val="single" w:color="0000ff"/>
           <w:rFonts w:ascii="Charis SIL Regular" w:hAnsi="Charis SIL Regular" w:eastAsia="Charis SIL Regular"/>
           <w:b w:val="0"/>
           <w:i w:val="0"/>
@@ -978,7 +874,7 @@
       </w:r>
       <w:r>
         <w:rPr>
-          <w:u w:val="single" w:color="0066cc"/>
+          <w:u w:val="single" w:color="0000ff"/>
           <w:rFonts w:ascii="Charis SIL Regular" w:hAnsi="Charis SIL Regular" w:eastAsia="Charis SIL Regular"/>
           <w:b w:val="0"/>
           <w:i w:val="0"/>
@@ -996,7 +892,7 @@
       </w:r>
       <w:r>
         <w:rPr>
-          <w:u w:val="single" w:color="0066cc"/>
+          <w:u w:val="single" w:color="0000ff"/>
           <w:rFonts w:ascii="Charis SIL Regular" w:hAnsi="Charis SIL Regular" w:eastAsia="Charis SIL Regular"/>
           <w:b w:val="0"/>
           <w:i w:val="0"/>
@@ -1017,7 +913,7 @@
           <w:rFonts w:ascii="Charis SIL Regular" w:hAnsi="Charis SIL Regular" w:eastAsia="Charis SIL Regular"/>
           <w:b w:val="0"/>
           <w:i w:val="0"/>
-          <w:color w:val="0066CC"/>
+          <w:color w:val="0000FF"/>
           <w:sz w:val="24"/>
           <w:u w:val="single"/>
         </w:rPr>
@@ -1035,7 +931,7 @@
           <w:rFonts w:ascii="Charis SIL Regular" w:hAnsi="Charis SIL Regular" w:eastAsia="Charis SIL Regular"/>
           <w:b w:val="0"/>
           <w:i w:val="0"/>
-          <w:color w:val="0066CC"/>
+          <w:color w:val="0000FF"/>
           <w:sz w:val="24"/>
           <w:u w:val="single"/>
         </w:rPr>
@@ -1046,7 +942,7 @@
           <w:rFonts w:ascii="Charis SIL Regular" w:hAnsi="Charis SIL Regular" w:eastAsia="Charis SIL Regular"/>
           <w:b w:val="0"/>
           <w:i w:val="0"/>
-          <w:color w:val="0066CC"/>
+          <w:color w:val="0000FF"/>
           <w:sz w:val="24"/>
           <w:u w:val="single"/>
         </w:rPr>
@@ -1064,7 +960,7 @@
           <w:rFonts w:ascii="Charis SIL Regular" w:hAnsi="Charis SIL Regular" w:eastAsia="Charis SIL Regular"/>
           <w:b w:val="0"/>
           <w:i w:val="0"/>
-          <w:color w:val="0066CC"/>
+          <w:color w:val="0000FF"/>
           <w:sz w:val="24"/>
           <w:u w:val="single"/>
         </w:rPr>
@@ -1082,7 +978,7 @@
           <w:rFonts w:ascii="Charis SIL Regular" w:hAnsi="Charis SIL Regular" w:eastAsia="Charis SIL Regular"/>
           <w:b w:val="0"/>
           <w:i w:val="0"/>
-          <w:color w:val="0066CC"/>
+          <w:color w:val="0000FF"/>
           <w:sz w:val="24"/>
           <w:u w:val="single"/>
         </w:rPr>
@@ -1110,7 +1006,7 @@
           <w:rFonts w:ascii="Charis SIL Regular" w:hAnsi="Charis SIL Regular" w:eastAsia="Charis SIL Regular"/>
           <w:b w:val="0"/>
           <w:i w:val="0"/>
-          <w:color w:val="0066CC"/>
+          <w:color w:val="0000FF"/>
           <w:sz w:val="24"/>
           <w:u w:val="single"/>
         </w:rPr>
@@ -1128,7 +1024,7 @@
           <w:rFonts w:ascii="Charis SIL Regular" w:hAnsi="Charis SIL Regular" w:eastAsia="Charis SIL Regular"/>
           <w:b w:val="0"/>
           <w:i w:val="0"/>
-          <w:color w:val="0066CC"/>
+          <w:color w:val="0000FF"/>
           <w:sz w:val="24"/>
           <w:u w:val="single"/>
         </w:rPr>
@@ -1139,7 +1035,7 @@
           <w:rFonts w:ascii="Charis SIL Regular" w:hAnsi="Charis SIL Regular" w:eastAsia="Charis SIL Regular"/>
           <w:b w:val="0"/>
           <w:i w:val="0"/>
-          <w:color w:val="0066CC"/>
+          <w:color w:val="0000FF"/>
           <w:sz w:val="24"/>
           <w:u w:val="single"/>
         </w:rPr>
@@ -1167,7 +1063,7 @@
           <w:rFonts w:ascii="Charis SIL Regular" w:hAnsi="Charis SIL Regular" w:eastAsia="Charis SIL Regular"/>
           <w:b w:val="0"/>
           <w:i w:val="0"/>
-          <w:color w:val="0066CC"/>
+          <w:color w:val="0000FF"/>
           <w:sz w:val="24"/>
           <w:u w:val="single"/>
         </w:rPr>
@@ -1185,7 +1081,7 @@
           <w:rFonts w:ascii="Charis SIL Regular" w:hAnsi="Charis SIL Regular" w:eastAsia="Charis SIL Regular"/>
           <w:b w:val="0"/>
           <w:i w:val="0"/>
-          <w:color w:val="0066CC"/>
+          <w:color w:val="0000FF"/>
           <w:sz w:val="24"/>
           <w:u w:val="single"/>
         </w:rPr>
@@ -1196,7 +1092,7 @@
           <w:rFonts w:ascii="Charis SIL Regular" w:hAnsi="Charis SIL Regular" w:eastAsia="Charis SIL Regular"/>
           <w:b w:val="0"/>
           <w:i w:val="0"/>
-          <w:color w:val="0066CC"/>
+          <w:color w:val="0000FF"/>
           <w:sz w:val="24"/>
           <w:u w:val="single"/>
         </w:rPr>
@@ -1224,7 +1120,7 @@
           <w:rFonts w:ascii="Charis SIL Regular" w:hAnsi="Charis SIL Regular" w:eastAsia="Charis SIL Regular"/>
           <w:b w:val="0"/>
           <w:i w:val="0"/>
-          <w:color w:val="0066CC"/>
+          <w:color w:val="0000FF"/>
           <w:sz w:val="24"/>
           <w:u w:val="single"/>
         </w:rPr>
@@ -1242,7 +1138,7 @@
           <w:rFonts w:ascii="Charis SIL Regular" w:hAnsi="Charis SIL Regular" w:eastAsia="Charis SIL Regular"/>
           <w:b w:val="0"/>
           <w:i w:val="0"/>
-          <w:color w:val="0066CC"/>
+          <w:color w:val="0000FF"/>
           <w:sz w:val="24"/>
           <w:u w:val="single"/>
         </w:rPr>
@@ -1260,7 +1156,7 @@
           <w:rFonts w:ascii="Charis SIL Regular" w:hAnsi="Charis SIL Regular" w:eastAsia="Charis SIL Regular"/>
           <w:b w:val="0"/>
           <w:i w:val="0"/>
-          <w:color w:val="0066CC"/>
+          <w:color w:val="0000FF"/>
           <w:sz w:val="24"/>
           <w:u w:val="single"/>
         </w:rPr>
@@ -1271,7 +1167,7 @@
           <w:rFonts w:ascii="Charis SIL Regular" w:hAnsi="Charis SIL Regular" w:eastAsia="Charis SIL Regular"/>
           <w:b w:val="0"/>
           <w:i w:val="0"/>
-          <w:color w:val="0066CC"/>
+          <w:color w:val="0000FF"/>
           <w:sz w:val="24"/>
           <w:u w:val="single"/>
         </w:rPr>
@@ -1289,7 +1185,7 @@
           <w:rFonts w:ascii="Charis SIL Regular" w:hAnsi="Charis SIL Regular" w:eastAsia="Charis SIL Regular"/>
           <w:b w:val="0"/>
           <w:i w:val="0"/>
-          <w:color w:val="0066CC"/>
+          <w:color w:val="0000FF"/>
           <w:sz w:val="24"/>
           <w:u w:val="single"/>
         </w:rPr>
@@ -1307,7 +1203,7 @@
           <w:rFonts w:ascii="Charis SIL Regular" w:hAnsi="Charis SIL Regular" w:eastAsia="Charis SIL Regular"/>
           <w:b w:val="0"/>
           <w:i w:val="0"/>
-          <w:color w:val="0066CC"/>
+          <w:color w:val="0000FF"/>
           <w:sz w:val="24"/>
           <w:u w:val="single"/>
         </w:rPr>
@@ -1325,7 +1221,7 @@
           <w:rFonts w:ascii="Charis SIL Regular" w:hAnsi="Charis SIL Regular" w:eastAsia="Charis SIL Regular"/>
           <w:b w:val="0"/>
           <w:i w:val="0"/>
-          <w:color w:val="0066CC"/>
+          <w:color w:val="0000FF"/>
           <w:sz w:val="24"/>
           <w:u w:val="single"/>
         </w:rPr>
@@ -1343,7 +1239,7 @@
           <w:rFonts w:ascii="Charis SIL Regular" w:hAnsi="Charis SIL Regular" w:eastAsia="Charis SIL Regular"/>
           <w:b w:val="0"/>
           <w:i w:val="0"/>
-          <w:color w:val="0066CC"/>
+          <w:color w:val="0000FF"/>
           <w:sz w:val="24"/>
           <w:u w:val="single"/>
         </w:rPr>
@@ -1358,7 +1254,7 @@
       </w:r>
       <w:r>
         <w:rPr>
-          <w:u w:val="single" w:color="0066cc"/>
+          <w:u w:val="single" w:color="0000ff"/>
           <w:rFonts w:ascii="Charis SIL Regular" w:hAnsi="Charis SIL Regular" w:eastAsia="Charis SIL Regular"/>
           <w:b w:val="0"/>
           <w:i w:val="0"/>
@@ -1386,7 +1282,7 @@
       </w:r>
       <w:r>
         <w:rPr>
-          <w:u w:val="single" w:color="0066cc"/>
+          <w:u w:val="single" w:color="0000ff"/>
           <w:rFonts w:ascii="Charis SIL Regular" w:hAnsi="Charis SIL Regular" w:eastAsia="Charis SIL Regular"/>
           <w:b w:val="0"/>
           <w:i w:val="0"/>
@@ -1404,7 +1300,7 @@
       </w:r>
       <w:r>
         <w:rPr>
-          <w:u w:val="single" w:color="0066cc"/>
+          <w:u w:val="single" w:color="0000ff"/>
           <w:rFonts w:ascii="Charis SIL Regular" w:hAnsi="Charis SIL Regular" w:eastAsia="Charis SIL Regular"/>
           <w:b w:val="0"/>
           <w:i w:val="0"/>
@@ -1422,7 +1318,7 @@
       </w:r>
       <w:r>
         <w:rPr>
-          <w:u w:val="single" w:color="0066cc"/>
+          <w:u w:val="single" w:color="0000ff"/>
           <w:rFonts w:ascii="Charis SIL Regular" w:hAnsi="Charis SIL Regular" w:eastAsia="Charis SIL Regular"/>
           <w:b w:val="0"/>
           <w:i w:val="0"/>
@@ -1450,7 +1346,7 @@
       </w:r>
       <w:r>
         <w:rPr>
-          <w:u w:val="single" w:color="0066cc"/>
+          <w:u w:val="single" w:color="0000ff"/>
           <w:rFonts w:ascii="Charis SIL Regular" w:hAnsi="Charis SIL Regular" w:eastAsia="Charis SIL Regular"/>
           <w:b w:val="0"/>
           <w:i w:val="0"/>
@@ -1468,7 +1364,7 @@
       </w:r>
       <w:r>
         <w:rPr>
-          <w:u w:val="single" w:color="0066cc"/>
+          <w:u w:val="single" w:color="0000ff"/>
           <w:rFonts w:ascii="Charis SIL Regular" w:hAnsi="Charis SIL Regular" w:eastAsia="Charis SIL Regular"/>
           <w:b w:val="0"/>
           <w:i w:val="0"/>
@@ -1486,7 +1382,7 @@
       </w:r>
       <w:r>
         <w:rPr>
-          <w:u w:val="single" w:color="0066cc"/>
+          <w:u w:val="single" w:color="0000ff"/>
           <w:rFonts w:ascii="Charis SIL Regular" w:hAnsi="Charis SIL Regular" w:eastAsia="Charis SIL Regular"/>
           <w:b w:val="0"/>
           <w:i w:val="0"/>
@@ -1504,7 +1400,7 @@
       </w:r>
       <w:r>
         <w:rPr>
-          <w:u w:val="single" w:color="0066cc"/>
+          <w:u w:val="single" w:color="0000ff"/>
           <w:rFonts w:ascii="Charis SIL Regular" w:hAnsi="Charis SIL Regular" w:eastAsia="Charis SIL Regular"/>
           <w:b w:val="0"/>
           <w:i w:val="0"/>
@@ -1535,7 +1431,7 @@
           <w:rFonts w:ascii="Charis SIL Regular" w:hAnsi="Charis SIL Regular" w:eastAsia="Charis SIL Regular"/>
           <w:b w:val="0"/>
           <w:i w:val="0"/>
-          <w:color w:val="0066CC"/>
+          <w:color w:val="0000FF"/>
           <w:sz w:val="24"/>
           <w:u w:val="single"/>
         </w:rPr>
@@ -1563,7 +1459,7 @@
           <w:rFonts w:ascii="Charis SIL Regular" w:hAnsi="Charis SIL Regular" w:eastAsia="Charis SIL Regular"/>
           <w:b w:val="0"/>
           <w:i w:val="0"/>
-          <w:color w:val="0066CC"/>
+          <w:color w:val="0000FF"/>
           <w:sz w:val="24"/>
           <w:u w:val="single"/>
         </w:rPr>
@@ -1591,7 +1487,7 @@
           <w:rFonts w:ascii="Charis SIL Regular" w:hAnsi="Charis SIL Regular" w:eastAsia="Charis SIL Regular"/>
           <w:b w:val="0"/>
           <w:i w:val="0"/>
-          <w:color w:val="0066CC"/>
+          <w:color w:val="0000FF"/>
           <w:sz w:val="24"/>
           <w:u w:val="single"/>
         </w:rPr>
@@ -1619,7 +1515,7 @@
           <w:rFonts w:ascii="Charis SIL Regular" w:hAnsi="Charis SIL Regular" w:eastAsia="Charis SIL Regular"/>
           <w:b w:val="0"/>
           <w:i w:val="0"/>
-          <w:color w:val="0066CC"/>
+          <w:color w:val="0000FF"/>
           <w:sz w:val="24"/>
           <w:u w:val="single"/>
         </w:rPr>
@@ -1654,7 +1550,7 @@
       </w:r>
       <w:r>
         <w:rPr>
-          <w:u w:val="single" w:color="0066cc"/>
+          <w:u w:val="single" w:color="0000ff"/>
           <w:rFonts w:ascii="Charis SIL Regular" w:hAnsi="Charis SIL Regular" w:eastAsia="Charis SIL Regular"/>
           <w:b w:val="0"/>
           <w:i w:val="0"/>
@@ -1682,7 +1578,7 @@
       </w:r>
       <w:r>
         <w:rPr>
-          <w:u w:val="single" w:color="0066cc"/>
+          <w:u w:val="single" w:color="0000ff"/>
           <w:rFonts w:ascii="Charis SIL Regular" w:hAnsi="Charis SIL Regular" w:eastAsia="Charis SIL Regular"/>
           <w:b w:val="0"/>
           <w:i w:val="0"/>
@@ -1700,7 +1596,7 @@
       </w:r>
       <w:r>
         <w:rPr>
-          <w:u w:val="single" w:color="0066cc"/>
+          <w:u w:val="single" w:color="0000ff"/>
           <w:rFonts w:ascii="Charis SIL Regular" w:hAnsi="Charis SIL Regular" w:eastAsia="Charis SIL Regular"/>
           <w:b w:val="0"/>
           <w:i w:val="0"/>
@@ -1711,7 +1607,7 @@
       </w:r>
       <w:r>
         <w:rPr>
-          <w:u w:val="single" w:color="0066cc"/>
+          <w:u w:val="single" w:color="0000ff"/>
           <w:rFonts w:ascii="Charis SIL Regular" w:hAnsi="Charis SIL Regular" w:eastAsia="Charis SIL Regular"/>
           <w:b w:val="0"/>
           <w:i w:val="0"/>
@@ -1739,7 +1635,7 @@
       </w:r>
       <w:r>
         <w:rPr>
-          <w:u w:val="single" w:color="0066cc"/>
+          <w:u w:val="single" w:color="0000ff"/>
           <w:rFonts w:ascii="Charis SIL Regular" w:hAnsi="Charis SIL Regular" w:eastAsia="Charis SIL Regular"/>
           <w:b w:val="0"/>
           <w:i w:val="0"/>
@@ -1770,7 +1666,7 @@
           <w:rFonts w:ascii="Charis SIL Regular" w:hAnsi="Charis SIL Regular" w:eastAsia="Charis SIL Regular"/>
           <w:b w:val="0"/>
           <w:i w:val="0"/>
-          <w:color w:val="0066CC"/>
+          <w:color w:val="0000FF"/>
           <w:sz w:val="24"/>
           <w:u w:val="single"/>
         </w:rPr>
@@ -1788,7 +1684,7 @@
           <w:rFonts w:ascii="Charis SIL Regular" w:hAnsi="Charis SIL Regular" w:eastAsia="Charis SIL Regular"/>
           <w:b w:val="0"/>
           <w:i w:val="0"/>
-          <w:color w:val="0066CC"/>
+          <w:color w:val="0000FF"/>
           <w:sz w:val="24"/>
           <w:u w:val="single"/>
         </w:rPr>
@@ -1926,7 +1822,7 @@
           <w:rFonts w:ascii="Charis SIL Regular" w:hAnsi="Charis SIL Regular" w:eastAsia="Charis SIL Regular"/>
           <w:b w:val="0"/>
           <w:i w:val="0"/>
-          <w:color w:val="0066CC"/>
+          <w:color w:val="0000FF"/>
           <w:sz w:val="24"/>
           <w:u w:val="single"/>
         </w:rPr>
@@ -1944,7 +1840,7 @@
           <w:rFonts w:ascii="Charis SIL Regular" w:hAnsi="Charis SIL Regular" w:eastAsia="Charis SIL Regular"/>
           <w:b w:val="0"/>
           <w:i w:val="0"/>
-          <w:color w:val="0066CC"/>
+          <w:color w:val="0000FF"/>
           <w:sz w:val="24"/>
           <w:u w:val="single"/>
         </w:rPr>
@@ -1955,7 +1851,7 @@
           <w:rFonts w:ascii="Charis SIL Regular" w:hAnsi="Charis SIL Regular" w:eastAsia="Charis SIL Regular"/>
           <w:b w:val="0"/>
           <w:i w:val="0"/>
-          <w:color w:val="0066CC"/>
+          <w:color w:val="0000FF"/>
           <w:sz w:val="24"/>
           <w:u w:val="single"/>
         </w:rPr>
@@ -1973,7 +1869,7 @@
           <w:rFonts w:ascii="Charis SIL Regular" w:hAnsi="Charis SIL Regular" w:eastAsia="Charis SIL Regular"/>
           <w:b w:val="0"/>
           <w:i w:val="0"/>
-          <w:color w:val="0066CC"/>
+          <w:color w:val="0000FF"/>
           <w:sz w:val="24"/>
           <w:u w:val="single"/>
         </w:rPr>
@@ -1984,7 +1880,7 @@
           <w:rFonts w:ascii="Charis SIL Regular" w:hAnsi="Charis SIL Regular" w:eastAsia="Charis SIL Regular"/>
           <w:b w:val="0"/>
           <w:i w:val="0"/>
-          <w:color w:val="0066CC"/>
+          <w:color w:val="0000FF"/>
           <w:sz w:val="24"/>
           <w:u w:val="single"/>
         </w:rPr>
@@ -2022,7 +1918,7 @@
           <w:rFonts w:ascii="Charis SIL Regular" w:hAnsi="Charis SIL Regular" w:eastAsia="Charis SIL Regular"/>
           <w:b w:val="0"/>
           <w:i w:val="0"/>
-          <w:color w:val="0066CC"/>
+          <w:color w:val="0000FF"/>
           <w:sz w:val="24"/>
           <w:u w:val="single"/>
         </w:rPr>
@@ -2040,11 +1936,11 @@
           <w:rFonts w:ascii="Charis SIL Regular" w:hAnsi="Charis SIL Regular" w:eastAsia="Charis SIL Regular"/>
           <w:b w:val="0"/>
           <w:i w:val="0"/>
-          <w:color w:val="0066CC"/>
+          <w:color w:val="0000FF"/>
           <w:sz w:val="24"/>
           <w:u w:val="single"/>
         </w:rPr>
-        <w:hyperlink r:id="rId24" w:history="1">
+        <w:hyperlink r:id="rId23" w:history="1">
           <w:r>
             <w:rPr>
               <w:rStyle w:val="Hyperlink"/>
@@ -2058,7 +1954,7 @@
           <w:rFonts w:ascii="Charis SIL Regular" w:hAnsi="Charis SIL Regular" w:eastAsia="Charis SIL Regular"/>
           <w:b w:val="0"/>
           <w:i w:val="0"/>
-          <w:color w:val="0066CC"/>
+          <w:color w:val="0000FF"/>
           <w:sz w:val="24"/>
           <w:u w:val="single"/>
         </w:rPr>
@@ -2069,11 +1965,11 @@
           <w:rFonts w:ascii="Charis SIL Regular" w:hAnsi="Charis SIL Regular" w:eastAsia="Charis SIL Regular"/>
           <w:b w:val="0"/>
           <w:i w:val="0"/>
-          <w:color w:val="0066CC"/>
+          <w:color w:val="0000FF"/>
           <w:sz w:val="24"/>
           <w:u w:val="single"/>
         </w:rPr>
-        <w:hyperlink r:id="rId24" w:history="1">
+        <w:hyperlink r:id="rId23" w:history="1">
           <w:r>
             <w:rPr>
               <w:rStyle w:val="Hyperlink"/>
@@ -2084,25 +1980,32 @@
       </w:r>
       <w:r>
         <w:rPr>
-          <w:u w:val="single" w:color="0066cc"/>
+          <w:u w:val="single" w:color="0000ff"/>
           <w:rFonts w:ascii="Charis SIL Regular" w:hAnsi="Charis SIL Regular" w:eastAsia="Charis SIL Regular"/>
           <w:b w:val="0"/>
           <w:i w:val="0"/>
           <w:color w:val="000000"/>
           <w:sz w:val="24"/>
         </w:rPr>
-        <w:t xml:space="preserve">, </w:t>
+        <w:hyperlink r:id="rId23" w:history="1">
+          <w:r>
+            <w:rPr>
+              <w:rStyle w:val="Hyperlink"/>
+            </w:rPr>
+            <w:t xml:space="preserve">, </w:t>
+          </w:r>
+        </w:hyperlink>
       </w:r>
       <w:r>
         <w:rPr>
           <w:rFonts w:ascii="Charis SIL Regular" w:hAnsi="Charis SIL Regular" w:eastAsia="Charis SIL Regular"/>
           <w:b w:val="0"/>
           <w:i w:val="0"/>
-          <w:color w:val="0066CC"/>
+          <w:color w:val="0000FF"/>
           <w:sz w:val="24"/>
           <w:u w:val="single"/>
         </w:rPr>
-        <w:hyperlink r:id="rId25" w:history="1">
+        <w:hyperlink r:id="rId23" w:history="1">
           <w:r>
             <w:rPr>
               <w:rStyle w:val="Hyperlink"/>
@@ -2116,7 +2019,7 @@
           <w:rFonts w:ascii="Charis SIL Regular" w:hAnsi="Charis SIL Regular" w:eastAsia="Charis SIL Regular"/>
           <w:b w:val="0"/>
           <w:i w:val="0"/>
-          <w:color w:val="0066CC"/>
+          <w:color w:val="0000FF"/>
           <w:sz w:val="24"/>
           <w:u w:val="single"/>
         </w:rPr>
@@ -2134,7 +2037,7 @@
           <w:rFonts w:ascii="Charis SIL Regular" w:hAnsi="Charis SIL Regular" w:eastAsia="Charis SIL Regular"/>
           <w:b w:val="0"/>
           <w:i w:val="0"/>
-          <w:color w:val="0066CC"/>
+          <w:color w:val="0000FF"/>
           <w:sz w:val="24"/>
           <w:u w:val="single"/>
         </w:rPr>
@@ -2152,7 +2055,7 @@
           <w:rFonts w:ascii="Charis SIL Regular" w:hAnsi="Charis SIL Regular" w:eastAsia="Charis SIL Regular"/>
           <w:b w:val="0"/>
           <w:i w:val="0"/>
-          <w:color w:val="0066CC"/>
+          <w:color w:val="0000FF"/>
           <w:sz w:val="24"/>
           <w:u w:val="single"/>
         </w:rPr>
@@ -2163,7 +2066,7 @@
           <w:rFonts w:ascii="Charis SIL Regular" w:hAnsi="Charis SIL Regular" w:eastAsia="Charis SIL Regular"/>
           <w:b w:val="0"/>
           <w:i w:val="0"/>
-          <w:color w:val="0066CC"/>
+          <w:color w:val="0000FF"/>
           <w:sz w:val="24"/>
           <w:u w:val="single"/>
         </w:rPr>
@@ -2181,7 +2084,7 @@
           <w:rFonts w:ascii="Charis SIL Regular" w:hAnsi="Charis SIL Regular" w:eastAsia="Charis SIL Regular"/>
           <w:b w:val="0"/>
           <w:i w:val="0"/>
-          <w:color w:val="0066CC"/>
+          <w:color w:val="0000FF"/>
           <w:sz w:val="24"/>
           <w:u w:val="single"/>
         </w:rPr>
@@ -2219,7 +2122,7 @@
           <w:rFonts w:ascii="Charis SIL Regular" w:hAnsi="Charis SIL Regular" w:eastAsia="Charis SIL Regular"/>
           <w:b w:val="0"/>
           <w:i w:val="0"/>
-          <w:color w:val="0066CC"/>
+          <w:color w:val="0000FF"/>
           <w:sz w:val="24"/>
           <w:u w:val="single"/>
         </w:rPr>
@@ -2244,7 +2147,7 @@
       </w:r>
       <w:r>
         <w:rPr>
-          <w:u w:val="single" w:color="0066cc"/>
+          <w:u w:val="single" w:color="0000ff"/>
           <w:rFonts w:ascii="Charis SIL Regular" w:hAnsi="Charis SIL Regular" w:eastAsia="Charis SIL Regular"/>
           <w:b w:val="0"/>
           <w:i w:val="0"/>
@@ -2255,7 +2158,7 @@
       </w:r>
       <w:r>
         <w:rPr>
-          <w:u w:val="single" w:color="0066cc"/>
+          <w:u w:val="single" w:color="0000ff"/>
           <w:rFonts w:ascii="Charis SIL Regular" w:hAnsi="Charis SIL Regular" w:eastAsia="Charis SIL Regular"/>
           <w:b w:val="0"/>
           <w:i w:val="0"/>
@@ -2273,7 +2176,7 @@
       </w:r>
       <w:r>
         <w:rPr>
-          <w:u w:val="single" w:color="0066cc"/>
+          <w:u w:val="single" w:color="0000ff"/>
           <w:rFonts w:ascii="Charis SIL Regular" w:hAnsi="Charis SIL Regular" w:eastAsia="Charis SIL Regular"/>
           <w:b w:val="0"/>
           <w:i w:val="0"/>
@@ -2301,7 +2204,7 @@
       </w:r>
       <w:r>
         <w:rPr>
-          <w:u w:val="single" w:color="0066cc"/>
+          <w:u w:val="single" w:color="0000ff"/>
           <w:rFonts w:ascii="Charis SIL Regular" w:hAnsi="Charis SIL Regular" w:eastAsia="Charis SIL Regular"/>
           <w:b w:val="0"/>
           <w:i w:val="0"/>
@@ -2319,7 +2222,7 @@
       </w:r>
       <w:r>
         <w:rPr>
-          <w:u w:val="single" w:color="0066cc"/>
+          <w:u w:val="single" w:color="0000ff"/>
           <w:rFonts w:ascii="Charis SIL Regular" w:hAnsi="Charis SIL Regular" w:eastAsia="Charis SIL Regular"/>
           <w:b w:val="0"/>
           <w:i w:val="0"/>
@@ -2337,7 +2240,7 @@
       </w:r>
       <w:r>
         <w:rPr>
-          <w:u w:val="single" w:color="0066cc"/>
+          <w:u w:val="single" w:color="0000ff"/>
           <w:rFonts w:ascii="Charis SIL Regular" w:hAnsi="Charis SIL Regular" w:eastAsia="Charis SIL Regular"/>
           <w:b w:val="0"/>
           <w:i w:val="0"/>
@@ -2371,14 +2274,53 @@
           <w:color w:val="000000"/>
           <w:sz w:val="24"/>
         </w:rPr>
-        <w:t xml:space="preserve">similar arrangement from 1961 in the small town of </w:t>
-      </w:r>
-      <w:r>
-        <w:rPr>
+        <w:t>similar ar</w:t>
+      </w:r>
+      <w:r>
+        <w:rPr>
+          <w:u w:val="single" w:color="0000ff"/>
           <w:rFonts w:ascii="Charis SIL Regular" w:hAnsi="Charis SIL Regular" w:eastAsia="Charis SIL Regular"/>
           <w:b w:val="0"/>
           <w:i w:val="0"/>
-          <w:color w:val="0066CC"/>
+          <w:color w:val="000000"/>
+          <w:sz w:val="24"/>
+        </w:rPr>
+        <w:t>r</w:t>
+      </w:r>
+      <w:r>
+        <w:rPr>
+          <w:u w:val="single" w:color="0000ff"/>
+          <w:rFonts w:ascii="Charis SIL Regular" w:hAnsi="Charis SIL Regular" w:eastAsia="Charis SIL Regular"/>
+          <w:b w:val="0"/>
+          <w:i w:val="0"/>
+          <w:color w:val="000000"/>
+          <w:sz w:val="24"/>
+        </w:rPr>
+        <w:hyperlink r:id="rId26" w:history="1">
+          <w:r>
+            <w:rPr>
+              <w:rStyle w:val="Hyperlink"/>
+            </w:rPr>
+            <w:t>angem</w:t>
+          </w:r>
+        </w:hyperlink>
+      </w:r>
+      <w:r>
+        <w:rPr>
+          <w:rFonts w:ascii="Charis SIL Regular" w:hAnsi="Charis SIL Regular" w:eastAsia="Charis SIL Regular"/>
+          <w:b w:val="0"/>
+          <w:i w:val="0"/>
+          <w:color w:val="000000"/>
+          <w:sz w:val="24"/>
+        </w:rPr>
+        <w:t xml:space="preserve">ent from 1961 in the small town of </w:t>
+      </w:r>
+      <w:r>
+        <w:rPr>
+          <w:rFonts w:ascii="Charis SIL Regular" w:hAnsi="Charis SIL Regular" w:eastAsia="Charis SIL Regular"/>
+          <w:b w:val="0"/>
+          <w:i w:val="0"/>
+          <w:color w:val="0000FF"/>
           <w:sz w:val="24"/>
           <w:u w:val="single"/>
         </w:rPr>
@@ -2413,7 +2355,7 @@
       </w:r>
       <w:r>
         <w:rPr>
-          <w:u w:val="single" w:color="0066cc"/>
+          <w:u w:val="single" w:color="0000ff"/>
           <w:rFonts w:ascii="Charis SIL Regular" w:hAnsi="Charis SIL Regular" w:eastAsia="Charis SIL Regular"/>
           <w:b w:val="0"/>
           <w:i w:val="0"/>
@@ -2444,7 +2386,7 @@
           <w:rFonts w:ascii="Charis SIL Regular" w:hAnsi="Charis SIL Regular" w:eastAsia="Charis SIL Regular"/>
           <w:b w:val="0"/>
           <w:i w:val="0"/>
-          <w:color w:val="0066CC"/>
+          <w:color w:val="0000FF"/>
           <w:sz w:val="24"/>
           <w:u w:val="single"/>
         </w:rPr>
@@ -2462,7 +2404,7 @@
           <w:rFonts w:ascii="Charis SIL Regular" w:hAnsi="Charis SIL Regular" w:eastAsia="Charis SIL Regular"/>
           <w:b w:val="0"/>
           <w:i w:val="0"/>
-          <w:color w:val="0066CC"/>
+          <w:color w:val="0000FF"/>
           <w:sz w:val="24"/>
           <w:u w:val="single"/>
         </w:rPr>
@@ -2473,7 +2415,7 @@
           <w:rFonts w:ascii="Charis SIL Regular" w:hAnsi="Charis SIL Regular" w:eastAsia="Charis SIL Regular"/>
           <w:b w:val="0"/>
           <w:i w:val="0"/>
-          <w:color w:val="0066CC"/>
+          <w:color w:val="0000FF"/>
           <w:sz w:val="24"/>
           <w:u w:val="single"/>
         </w:rPr>
@@ -2491,7 +2433,7 @@
           <w:rFonts w:ascii="Charis SIL Regular" w:hAnsi="Charis SIL Regular" w:eastAsia="Charis SIL Regular"/>
           <w:b w:val="0"/>
           <w:i w:val="0"/>
-          <w:color w:val="0066CC"/>
+          <w:color w:val="0000FF"/>
           <w:sz w:val="24"/>
           <w:u w:val="single"/>
         </w:rPr>
@@ -2502,7 +2444,7 @@
           <w:rFonts w:ascii="Charis SIL Regular" w:hAnsi="Charis SIL Regular" w:eastAsia="Charis SIL Regular"/>
           <w:b w:val="0"/>
           <w:i w:val="0"/>
-          <w:color w:val="0066CC"/>
+          <w:color w:val="0000FF"/>
           <w:sz w:val="24"/>
           <w:u w:val="single"/>
         </w:rPr>
@@ -2537,7 +2479,7 @@
       </w:r>
       <w:r>
         <w:rPr>
-          <w:u w:val="single" w:color="0066cc"/>
+          <w:u w:val="single" w:color="0000ff"/>
           <w:rFonts w:ascii="Charis SIL Regular" w:hAnsi="Charis SIL Regular" w:eastAsia="Charis SIL Regular"/>
           <w:b w:val="0"/>
           <w:i w:val="0"/>
@@ -2555,7 +2497,7 @@
       </w:r>
       <w:r>
         <w:rPr>
-          <w:u w:val="single" w:color="0066cc"/>
+          <w:u w:val="single" w:color="0000ff"/>
           <w:rFonts w:ascii="Charis SIL Regular" w:hAnsi="Charis SIL Regular" w:eastAsia="Charis SIL Regular"/>
           <w:b w:val="0"/>
           <w:i w:val="0"/>
@@ -2566,7 +2508,7 @@
       </w:r>
       <w:r>
         <w:rPr>
-          <w:u w:val="single" w:color="0066cc"/>
+          <w:u w:val="single" w:color="0000ff"/>
           <w:rFonts w:ascii="Charis SIL Regular" w:hAnsi="Charis SIL Regular" w:eastAsia="Charis SIL Regular"/>
           <w:b w:val="0"/>
           <w:i w:val="0"/>
@@ -2584,7 +2526,7 @@
       </w:r>
       <w:r>
         <w:rPr>
-          <w:u w:val="single" w:color="0066cc"/>
+          <w:u w:val="single" w:color="0000ff"/>
           <w:rFonts w:ascii="Charis SIL Regular" w:hAnsi="Charis SIL Regular" w:eastAsia="Charis SIL Regular"/>
           <w:b w:val="0"/>
           <w:i w:val="0"/>
@@ -2602,7 +2544,7 @@
       </w:r>
       <w:r>
         <w:rPr>
-          <w:u w:val="single" w:color="0066cc"/>
+          <w:u w:val="single" w:color="0000ff"/>
           <w:rFonts w:ascii="Charis SIL Regular" w:hAnsi="Charis SIL Regular" w:eastAsia="Charis SIL Regular"/>
           <w:b w:val="0"/>
           <w:i w:val="0"/>
@@ -2633,7 +2575,7 @@
           <w:rFonts w:ascii="Charis SIL Regular" w:hAnsi="Charis SIL Regular" w:eastAsia="Charis SIL Regular"/>
           <w:b w:val="0"/>
           <w:i w:val="0"/>
-          <w:color w:val="0066CC"/>
+          <w:color w:val="0000FF"/>
           <w:sz w:val="24"/>
           <w:u w:val="single"/>
         </w:rPr>
@@ -2711,7 +2653,7 @@
           <w:rFonts w:ascii="Charis SIL Regular" w:hAnsi="Charis SIL Regular" w:eastAsia="Charis SIL Regular"/>
           <w:b w:val="0"/>
           <w:i w:val="0"/>
-          <w:color w:val="0066CC"/>
+          <w:color w:val="0000FF"/>
           <w:sz w:val="24"/>
           <w:u w:val="single"/>
         </w:rPr>
@@ -2729,7 +2671,7 @@
           <w:rFonts w:ascii="Charis SIL Regular" w:hAnsi="Charis SIL Regular" w:eastAsia="Charis SIL Regular"/>
           <w:b w:val="0"/>
           <w:i w:val="0"/>
-          <w:color w:val="0066CC"/>
+          <w:color w:val="0000FF"/>
           <w:sz w:val="24"/>
           <w:u w:val="single"/>
         </w:rPr>
@@ -2740,7 +2682,7 @@
           <w:rFonts w:ascii="Charis SIL Regular" w:hAnsi="Charis SIL Regular" w:eastAsia="Charis SIL Regular"/>
           <w:b w:val="0"/>
           <w:i w:val="0"/>
-          <w:color w:val="0066CC"/>
+          <w:color w:val="0000FF"/>
           <w:sz w:val="24"/>
           <w:u w:val="single"/>
         </w:rPr>
@@ -2758,7 +2700,7 @@
           <w:rFonts w:ascii="Charis SIL Regular" w:hAnsi="Charis SIL Regular" w:eastAsia="Charis SIL Regular"/>
           <w:b w:val="0"/>
           <w:i w:val="0"/>
-          <w:color w:val="0066CC"/>
+          <w:color w:val="0000FF"/>
           <w:sz w:val="24"/>
           <w:u w:val="single"/>
         </w:rPr>
@@ -2769,7 +2711,7 @@
           <w:rFonts w:ascii="Charis SIL Regular" w:hAnsi="Charis SIL Regular" w:eastAsia="Charis SIL Regular"/>
           <w:b w:val="0"/>
           <w:i w:val="0"/>
-          <w:color w:val="0066CC"/>
+          <w:color w:val="0000FF"/>
           <w:sz w:val="24"/>
           <w:u w:val="single"/>
         </w:rPr>
@@ -2787,7 +2729,7 @@
           <w:rFonts w:ascii="Charis SIL Regular" w:hAnsi="Charis SIL Regular" w:eastAsia="Charis SIL Regular"/>
           <w:b w:val="0"/>
           <w:i w:val="0"/>
-          <w:color w:val="0066CC"/>
+          <w:color w:val="0000FF"/>
           <w:sz w:val="24"/>
           <w:u w:val="single"/>
         </w:rPr>
@@ -2798,7 +2740,7 @@
           <w:rFonts w:ascii="Charis SIL Regular" w:hAnsi="Charis SIL Regular" w:eastAsia="Charis SIL Regular"/>
           <w:b w:val="0"/>
           <w:i w:val="0"/>
-          <w:color w:val="0066CC"/>
+          <w:color w:val="0000FF"/>
           <w:sz w:val="24"/>
           <w:u w:val="single"/>
         </w:rPr>
@@ -2816,7 +2758,7 @@
           <w:rFonts w:ascii="Charis SIL Regular" w:hAnsi="Charis SIL Regular" w:eastAsia="Charis SIL Regular"/>
           <w:b w:val="0"/>
           <w:i w:val="0"/>
-          <w:color w:val="0066CC"/>
+          <w:color w:val="0000FF"/>
           <w:sz w:val="24"/>
           <w:u w:val="single"/>
         </w:rPr>
@@ -2827,7 +2769,7 @@
           <w:rFonts w:ascii="Charis SIL Regular" w:hAnsi="Charis SIL Regular" w:eastAsia="Charis SIL Regular"/>
           <w:b w:val="0"/>
           <w:i w:val="0"/>
-          <w:color w:val="0066CC"/>
+          <w:color w:val="0000FF"/>
           <w:sz w:val="24"/>
           <w:u w:val="single"/>
         </w:rPr>
@@ -2845,7 +2787,7 @@
           <w:rFonts w:ascii="Charis SIL Regular" w:hAnsi="Charis SIL Regular" w:eastAsia="Charis SIL Regular"/>
           <w:b w:val="0"/>
           <w:i w:val="0"/>
-          <w:color w:val="0066CC"/>
+          <w:color w:val="0000FF"/>
           <w:sz w:val="24"/>
           <w:u w:val="single"/>
         </w:rPr>
@@ -2856,7 +2798,7 @@
           <w:rFonts w:ascii="Charis SIL Regular" w:hAnsi="Charis SIL Regular" w:eastAsia="Charis SIL Regular"/>
           <w:b w:val="0"/>
           <w:i w:val="0"/>
-          <w:color w:val="0066CC"/>
+          <w:color w:val="0000FF"/>
           <w:sz w:val="24"/>
           <w:u w:val="single"/>
         </w:rPr>
@@ -2874,7 +2816,7 @@
           <w:rFonts w:ascii="Charis SIL Regular" w:hAnsi="Charis SIL Regular" w:eastAsia="Charis SIL Regular"/>
           <w:b w:val="0"/>
           <w:i w:val="0"/>
-          <w:color w:val="0066CC"/>
+          <w:color w:val="0000FF"/>
           <w:sz w:val="24"/>
           <w:u w:val="single"/>
         </w:rPr>
@@ -2885,7 +2827,7 @@
           <w:rFonts w:ascii="Charis SIL Regular" w:hAnsi="Charis SIL Regular" w:eastAsia="Charis SIL Regular"/>
           <w:b w:val="0"/>
           <w:i w:val="0"/>
-          <w:color w:val="0066CC"/>
+          <w:color w:val="0000FF"/>
           <w:sz w:val="24"/>
           <w:u w:val="single"/>
         </w:rPr>
@@ -2920,7 +2862,7 @@
       </w:r>
       <w:r>
         <w:rPr>
-          <w:u w:val="single" w:color="0066cc"/>
+          <w:u w:val="single" w:color="0000ff"/>
           <w:rFonts w:ascii="Charis SIL Regular" w:hAnsi="Charis SIL Regular" w:eastAsia="Charis SIL Regular"/>
           <w:b w:val="0"/>
           <w:i w:val="0"/>
@@ -2938,7 +2880,7 @@
       </w:r>
       <w:r>
         <w:rPr>
-          <w:u w:val="single" w:color="0066cc"/>
+          <w:u w:val="single" w:color="0000ff"/>
           <w:rFonts w:ascii="Charis SIL Regular" w:hAnsi="Charis SIL Regular" w:eastAsia="Charis SIL Regular"/>
           <w:b w:val="0"/>
           <w:i w:val="0"/>
@@ -2956,7 +2898,7 @@
       </w:r>
       <w:r>
         <w:rPr>
-          <w:u w:val="single" w:color="0066cc"/>
+          <w:u w:val="single" w:color="0000ff"/>
           <w:rFonts w:ascii="Charis SIL Regular" w:hAnsi="Charis SIL Regular" w:eastAsia="Charis SIL Regular"/>
           <w:b w:val="0"/>
           <w:i w:val="0"/>
@@ -2974,7 +2916,7 @@
       </w:r>
       <w:r>
         <w:rPr>
-          <w:u w:val="single" w:color="0066cc"/>
+          <w:u w:val="single" w:color="0000ff"/>
           <w:rFonts w:ascii="Charis SIL Regular" w:hAnsi="Charis SIL Regular" w:eastAsia="Charis SIL Regular"/>
           <w:b w:val="0"/>
           <w:i w:val="0"/>
@@ -2992,7 +2934,7 @@
       </w:r>
       <w:r>
         <w:rPr>
-          <w:u w:val="single" w:color="0066cc"/>
+          <w:u w:val="single" w:color="0000ff"/>
           <w:rFonts w:ascii="Charis SIL Regular" w:hAnsi="Charis SIL Regular" w:eastAsia="Charis SIL Regular"/>
           <w:b w:val="0"/>
           <w:i w:val="0"/>
@@ -3013,7 +2955,7 @@
           <w:rFonts w:ascii="Charis SIL Regular" w:hAnsi="Charis SIL Regular" w:eastAsia="Charis SIL Regular"/>
           <w:b w:val="0"/>
           <w:i w:val="0"/>
-          <w:color w:val="0066CC"/>
+          <w:color w:val="0000FF"/>
           <w:sz w:val="24"/>
           <w:u w:val="single"/>
         </w:rPr>
@@ -3031,7 +2973,7 @@
           <w:rFonts w:ascii="Charis SIL Regular" w:hAnsi="Charis SIL Regular" w:eastAsia="Charis SIL Regular"/>
           <w:b w:val="0"/>
           <w:i w:val="0"/>
-          <w:color w:val="0066CC"/>
+          <w:color w:val="0000FF"/>
           <w:sz w:val="24"/>
           <w:u w:val="single"/>
         </w:rPr>
@@ -3049,7 +2991,7 @@
           <w:rFonts w:ascii="Charis SIL Regular" w:hAnsi="Charis SIL Regular" w:eastAsia="Charis SIL Regular"/>
           <w:b w:val="0"/>
           <w:i w:val="0"/>
-          <w:color w:val="0066CC"/>
+          <w:color w:val="0000FF"/>
           <w:sz w:val="24"/>
           <w:u w:val="single"/>
         </w:rPr>
@@ -3067,7 +3009,7 @@
           <w:rFonts w:ascii="Charis SIL Regular" w:hAnsi="Charis SIL Regular" w:eastAsia="Charis SIL Regular"/>
           <w:b w:val="0"/>
           <w:i w:val="0"/>
-          <w:color w:val="0066CC"/>
+          <w:color w:val="0000FF"/>
           <w:sz w:val="24"/>
           <w:u w:val="single"/>
         </w:rPr>
@@ -3085,7 +3027,7 @@
           <w:rFonts w:ascii="Charis SIL Regular" w:hAnsi="Charis SIL Regular" w:eastAsia="Charis SIL Regular"/>
           <w:b w:val="0"/>
           <w:i w:val="0"/>
-          <w:color w:val="0066CC"/>
+          <w:color w:val="0000FF"/>
           <w:sz w:val="24"/>
           <w:u w:val="single"/>
         </w:rPr>
@@ -3103,7 +3045,7 @@
           <w:rFonts w:ascii="Charis SIL Regular" w:hAnsi="Charis SIL Regular" w:eastAsia="Charis SIL Regular"/>
           <w:b w:val="0"/>
           <w:i w:val="0"/>
-          <w:color w:val="0066CC"/>
+          <w:color w:val="0000FF"/>
           <w:sz w:val="24"/>
           <w:u w:val="single"/>
         </w:rPr>
@@ -3114,7 +3056,7 @@
           <w:rFonts w:ascii="Charis SIL Regular" w:hAnsi="Charis SIL Regular" w:eastAsia="Charis SIL Regular"/>
           <w:b w:val="0"/>
           <w:i w:val="0"/>
-          <w:color w:val="0066CC"/>
+          <w:color w:val="0000FF"/>
           <w:sz w:val="24"/>
           <w:u w:val="single"/>
         </w:rPr>
@@ -3132,7 +3074,7 @@
           <w:rFonts w:ascii="Charis SIL Regular" w:hAnsi="Charis SIL Regular" w:eastAsia="Charis SIL Regular"/>
           <w:b w:val="0"/>
           <w:i w:val="0"/>
-          <w:color w:val="0066CC"/>
+          <w:color w:val="0000FF"/>
           <w:sz w:val="24"/>
           <w:u w:val="single"/>
         </w:rPr>
@@ -3150,7 +3092,7 @@
           <w:rFonts w:ascii="Charis SIL Regular" w:hAnsi="Charis SIL Regular" w:eastAsia="Charis SIL Regular"/>
           <w:b w:val="0"/>
           <w:i w:val="0"/>
-          <w:color w:val="0066CC"/>
+          <w:color w:val="0000FF"/>
           <w:sz w:val="24"/>
           <w:u w:val="single"/>
         </w:rPr>
@@ -3168,7 +3110,7 @@
           <w:rFonts w:ascii="Charis SIL Regular" w:hAnsi="Charis SIL Regular" w:eastAsia="Charis SIL Regular"/>
           <w:b w:val="0"/>
           <w:i w:val="0"/>
-          <w:color w:val="0066CC"/>
+          <w:color w:val="0000FF"/>
           <w:sz w:val="24"/>
           <w:u w:val="single"/>
         </w:rPr>
@@ -3179,7 +3121,7 @@
           <w:rFonts w:ascii="Charis SIL Regular" w:hAnsi="Charis SIL Regular" w:eastAsia="Charis SIL Regular"/>
           <w:b w:val="0"/>
           <w:i w:val="0"/>
-          <w:color w:val="0066CC"/>
+          <w:color w:val="0000FF"/>
           <w:sz w:val="24"/>
           <w:u w:val="single"/>
         </w:rPr>
@@ -3194,7 +3136,7 @@
       </w:r>
       <w:r>
         <w:rPr>
-          <w:u w:val="single" w:color="0066cc"/>
+          <w:u w:val="single" w:color="0000ff"/>
           <w:rFonts w:ascii="Charis SIL Regular" w:hAnsi="Charis SIL Regular" w:eastAsia="Charis SIL Regular"/>
           <w:b w:val="0"/>
           <w:i w:val="0"/>
@@ -3232,7 +3174,7 @@
       </w:r>
       <w:r>
         <w:rPr>
-          <w:u w:val="single" w:color="0066cc"/>
+          <w:u w:val="single" w:color="0000ff"/>
           <w:rFonts w:ascii="Charis SIL Regular" w:hAnsi="Charis SIL Regular" w:eastAsia="Charis SIL Regular"/>
           <w:b w:val="0"/>
           <w:i w:val="0"/>
@@ -3250,7 +3192,7 @@
       </w:r>
       <w:r>
         <w:rPr>
-          <w:u w:val="single" w:color="0066cc"/>
+          <w:u w:val="single" w:color="0000ff"/>
           <w:rFonts w:ascii="Charis SIL Regular" w:hAnsi="Charis SIL Regular" w:eastAsia="Charis SIL Regular"/>
           <w:b w:val="0"/>
           <w:i w:val="0"/>
@@ -3268,7 +3210,7 @@
       </w:r>
       <w:r>
         <w:rPr>
-          <w:u w:val="single" w:color="0066cc"/>
+          <w:u w:val="single" w:color="0000ff"/>
           <w:rFonts w:ascii="Charis SIL Regular" w:hAnsi="Charis SIL Regular" w:eastAsia="Charis SIL Regular"/>
           <w:b w:val="0"/>
           <w:i w:val="0"/>
@@ -3286,7 +3228,7 @@
       </w:r>
       <w:r>
         <w:rPr>
-          <w:u w:val="single" w:color="0066cc"/>
+          <w:u w:val="single" w:color="0000ff"/>
           <w:rFonts w:ascii="Charis SIL Regular" w:hAnsi="Charis SIL Regular" w:eastAsia="Charis SIL Regular"/>
           <w:b w:val="0"/>
           <w:i w:val="0"/>
@@ -3367,7 +3309,7 @@
           <w:rFonts w:ascii="Charis SIL Regular" w:hAnsi="Charis SIL Regular" w:eastAsia="Charis SIL Regular"/>
           <w:b w:val="0"/>
           <w:i w:val="0"/>
-          <w:color w:val="0066CC"/>
+          <w:color w:val="0000FF"/>
           <w:sz w:val="24"/>
           <w:u w:val="single"/>
         </w:rPr>
@@ -3385,7 +3327,7 @@
           <w:rFonts w:ascii="Charis SIL Regular" w:hAnsi="Charis SIL Regular" w:eastAsia="Charis SIL Regular"/>
           <w:b w:val="0"/>
           <w:i w:val="0"/>
-          <w:color w:val="0066CC"/>
+          <w:color w:val="0000FF"/>
           <w:sz w:val="24"/>
           <w:u w:val="single"/>
         </w:rPr>
@@ -3396,7 +3338,7 @@
           <w:rFonts w:ascii="Charis SIL Regular" w:hAnsi="Charis SIL Regular" w:eastAsia="Charis SIL Regular"/>
           <w:b w:val="0"/>
           <w:i w:val="0"/>
-          <w:color w:val="0066CC"/>
+          <w:color w:val="0000FF"/>
           <w:sz w:val="24"/>
           <w:u w:val="single"/>
         </w:rPr>
@@ -3414,7 +3356,7 @@
           <w:rFonts w:ascii="Charis SIL Regular" w:hAnsi="Charis SIL Regular" w:eastAsia="Charis SIL Regular"/>
           <w:b w:val="0"/>
           <w:i w:val="0"/>
-          <w:color w:val="0066CC"/>
+          <w:color w:val="0000FF"/>
           <w:sz w:val="24"/>
           <w:u w:val="single"/>
         </w:rPr>
@@ -3425,7 +3367,7 @@
           <w:rFonts w:ascii="Charis SIL Regular" w:hAnsi="Charis SIL Regular" w:eastAsia="Charis SIL Regular"/>
           <w:b w:val="0"/>
           <w:i w:val="0"/>
-          <w:color w:val="0066CC"/>
+          <w:color w:val="0000FF"/>
           <w:sz w:val="24"/>
           <w:u w:val="single"/>
         </w:rPr>
@@ -3502,7 +3444,7 @@
           <w:rFonts w:ascii="Charis SIL Regular" w:hAnsi="Charis SIL Regular" w:eastAsia="Charis SIL Regular"/>
           <w:b w:val="0"/>
           <w:i w:val="0"/>
-          <w:color w:val="0066CC"/>
+          <w:color w:val="0000FF"/>
           <w:sz w:val="24"/>
           <w:u w:val="single"/>
         </w:rPr>
@@ -3520,7 +3462,7 @@
           <w:rFonts w:ascii="Charis SIL Regular" w:hAnsi="Charis SIL Regular" w:eastAsia="Charis SIL Regular"/>
           <w:b w:val="0"/>
           <w:i w:val="0"/>
-          <w:color w:val="0066CC"/>
+          <w:color w:val="0000FF"/>
           <w:sz w:val="24"/>
           <w:u w:val="single"/>
         </w:rPr>
@@ -3531,7 +3473,7 @@
           <w:rFonts w:ascii="Charis SIL Regular" w:hAnsi="Charis SIL Regular" w:eastAsia="Charis SIL Regular"/>
           <w:b w:val="0"/>
           <w:i w:val="0"/>
-          <w:color w:val="0066CC"/>
+          <w:color w:val="0000FF"/>
           <w:sz w:val="24"/>
           <w:u w:val="single"/>
         </w:rPr>
@@ -3556,7 +3498,7 @@
       </w:r>
       <w:r>
         <w:rPr>
-          <w:u w:val="single" w:color="0066cc"/>
+          <w:u w:val="single" w:color="0000ff"/>
           <w:rFonts w:ascii="Charis SIL Regular" w:hAnsi="Charis SIL Regular" w:eastAsia="Charis SIL Regular"/>
           <w:b w:val="0"/>
           <w:i w:val="0"/>
@@ -3567,7 +3509,7 @@
       </w:r>
       <w:r>
         <w:rPr>
-          <w:u w:val="single" w:color="0066cc"/>
+          <w:u w:val="single" w:color="0000ff"/>
           <w:rFonts w:ascii="Charis SIL Regular" w:hAnsi="Charis SIL Regular" w:eastAsia="Charis SIL Regular"/>
           <w:b w:val="0"/>
           <w:i w:val="0"/>
@@ -3585,7 +3527,7 @@
       </w:r>
       <w:r>
         <w:rPr>
-          <w:u w:val="single" w:color="0066cc"/>
+          <w:u w:val="single" w:color="0000ff"/>
           <w:rFonts w:ascii="Charis SIL Regular" w:hAnsi="Charis SIL Regular" w:eastAsia="Charis SIL Regular"/>
           <w:b w:val="0"/>
           <w:i w:val="0"/>
@@ -3603,7 +3545,7 @@
       </w:r>
       <w:r>
         <w:rPr>
-          <w:u w:val="single" w:color="0066cc"/>
+          <w:u w:val="single" w:color="0000ff"/>
           <w:rFonts w:ascii="Charis SIL Regular" w:hAnsi="Charis SIL Regular" w:eastAsia="Charis SIL Regular"/>
           <w:b w:val="0"/>
           <w:i w:val="0"/>
@@ -3634,7 +3576,7 @@
           <w:rFonts w:ascii="Charis SIL Regular" w:hAnsi="Charis SIL Regular" w:eastAsia="Charis SIL Regular"/>
           <w:b w:val="0"/>
           <w:i w:val="0"/>
-          <w:color w:val="0066CC"/>
+          <w:color w:val="0000FF"/>
           <w:sz w:val="24"/>
           <w:u w:val="single"/>
         </w:rPr>
@@ -3652,7 +3594,7 @@
           <w:rFonts w:ascii="Charis SIL Regular" w:hAnsi="Charis SIL Regular" w:eastAsia="Charis SIL Regular"/>
           <w:b w:val="0"/>
           <w:i w:val="0"/>
-          <w:color w:val="0066CC"/>
+          <w:color w:val="0000FF"/>
           <w:sz w:val="24"/>
           <w:u w:val="single"/>
         </w:rPr>
@@ -3663,7 +3605,7 @@
           <w:rFonts w:ascii="Charis SIL Regular" w:hAnsi="Charis SIL Regular" w:eastAsia="Charis SIL Regular"/>
           <w:b w:val="0"/>
           <w:i w:val="0"/>
-          <w:color w:val="0066CC"/>
+          <w:color w:val="0000FF"/>
           <w:sz w:val="24"/>
           <w:u w:val="single"/>
         </w:rPr>
@@ -3681,7 +3623,7 @@
           <w:rFonts w:ascii="Charis SIL Regular" w:hAnsi="Charis SIL Regular" w:eastAsia="Charis SIL Regular"/>
           <w:b w:val="0"/>
           <w:i w:val="0"/>
-          <w:color w:val="0066CC"/>
+          <w:color w:val="0000FF"/>
           <w:sz w:val="24"/>
           <w:u w:val="single"/>
         </w:rPr>
@@ -3692,7 +3634,7 @@
           <w:rFonts w:ascii="Charis SIL Regular" w:hAnsi="Charis SIL Regular" w:eastAsia="Charis SIL Regular"/>
           <w:b w:val="0"/>
           <w:i w:val="0"/>
-          <w:color w:val="0066CC"/>
+          <w:color w:val="0000FF"/>
           <w:sz w:val="24"/>
           <w:u w:val="single"/>
         </w:rPr>
@@ -3727,7 +3669,7 @@
       </w:r>
       <w:r>
         <w:rPr>
-          <w:u w:val="single" w:color="0066cc"/>
+          <w:u w:val="single" w:color="0000ff"/>
           <w:rFonts w:ascii="Charis SIL Regular" w:hAnsi="Charis SIL Regular" w:eastAsia="Charis SIL Regular"/>
           <w:b w:val="0"/>
           <w:i w:val="0"/>
@@ -3745,7 +3687,7 @@
       </w:r>
       <w:r>
         <w:rPr>
-          <w:u w:val="single" w:color="0066cc"/>
+          <w:u w:val="single" w:color="0000ff"/>
           <w:rFonts w:ascii="Charis SIL Regular" w:hAnsi="Charis SIL Regular" w:eastAsia="Charis SIL Regular"/>
           <w:b w:val="0"/>
           <w:i w:val="0"/>
@@ -3806,7 +3748,7 @@
           <w:rFonts w:ascii="Charis SIL Regular" w:hAnsi="Charis SIL Regular" w:eastAsia="Charis SIL Regular"/>
           <w:b w:val="0"/>
           <w:i w:val="0"/>
-          <w:color w:val="0066CC"/>
+          <w:color w:val="0000FF"/>
           <w:sz w:val="24"/>
           <w:u w:val="single"/>
         </w:rPr>
@@ -3830,7 +3772,7 @@
           <w:rFonts w:ascii="Charis SIL Regular" w:hAnsi="Charis SIL Regular" w:eastAsia="Charis SIL Regular"/>
           <w:b w:val="0"/>
           <w:i w:val="0"/>
-          <w:color w:val="0066CC"/>
+          <w:color w:val="0000FF"/>
           <w:sz w:val="24"/>
           <w:u w:val="single"/>
         </w:rPr>
@@ -3854,7 +3796,7 @@
           <w:rFonts w:ascii="Charis SIL Regular" w:hAnsi="Charis SIL Regular" w:eastAsia="Charis SIL Regular"/>
           <w:b w:val="0"/>
           <w:i w:val="0"/>
-          <w:color w:val="0066CC"/>
+          <w:color w:val="0000FF"/>
           <w:sz w:val="24"/>
           <w:u w:val="single"/>
         </w:rPr>
@@ -3965,7 +3907,7 @@
           <w:rFonts w:ascii="Charis SIL Regular" w:hAnsi="Charis SIL Regular" w:eastAsia="Charis SIL Regular"/>
           <w:b w:val="0"/>
           <w:i w:val="0"/>
-          <w:color w:val="0066CC"/>
+          <w:color w:val="0000FF"/>
           <w:sz w:val="24"/>
           <w:u w:val="single"/>
         </w:rPr>
@@ -3983,7 +3925,7 @@
           <w:rFonts w:ascii="Charis SIL Regular" w:hAnsi="Charis SIL Regular" w:eastAsia="Charis SIL Regular"/>
           <w:b w:val="0"/>
           <w:i w:val="0"/>
-          <w:color w:val="0066CC"/>
+          <w:color w:val="0000FF"/>
           <w:sz w:val="24"/>
           <w:u w:val="single"/>
         </w:rPr>
@@ -4001,7 +3943,7 @@
           <w:rFonts w:ascii="Charis SIL Regular" w:hAnsi="Charis SIL Regular" w:eastAsia="Charis SIL Regular"/>
           <w:b w:val="0"/>
           <w:i w:val="0"/>
-          <w:color w:val="0066CC"/>
+          <w:color w:val="0000FF"/>
           <w:sz w:val="24"/>
           <w:u w:val="single"/>
         </w:rPr>
@@ -4019,7 +3961,7 @@
           <w:rFonts w:ascii="Charis SIL Regular" w:hAnsi="Charis SIL Regular" w:eastAsia="Charis SIL Regular"/>
           <w:b w:val="0"/>
           <w:i w:val="0"/>
-          <w:color w:val="0066CC"/>
+          <w:color w:val="0000FF"/>
           <w:sz w:val="24"/>
           <w:u w:val="single"/>
         </w:rPr>
@@ -4037,7 +3979,7 @@
           <w:rFonts w:ascii="Charis SIL Regular" w:hAnsi="Charis SIL Regular" w:eastAsia="Charis SIL Regular"/>
           <w:b w:val="0"/>
           <w:i w:val="0"/>
-          <w:color w:val="0066CC"/>
+          <w:color w:val="0000FF"/>
           <w:sz w:val="24"/>
           <w:u w:val="single"/>
         </w:rPr>
@@ -4158,7 +4100,7 @@
           <w:rFonts w:ascii="Charis SIL Regular" w:hAnsi="Charis SIL Regular" w:eastAsia="Charis SIL Regular"/>
           <w:b w:val="0"/>
           <w:i w:val="0"/>
-          <w:color w:val="0066CC"/>
+          <w:color w:val="0000FF"/>
           <w:sz w:val="24"/>
           <w:u w:val="single"/>
         </w:rPr>
@@ -4176,7 +4118,7 @@
           <w:rFonts w:ascii="Charis SIL Regular" w:hAnsi="Charis SIL Regular" w:eastAsia="Charis SIL Regular"/>
           <w:b w:val="0"/>
           <w:i w:val="0"/>
-          <w:color w:val="0066CC"/>
+          <w:color w:val="0000FF"/>
           <w:sz w:val="24"/>
           <w:u w:val="single"/>
         </w:rPr>
@@ -4194,7 +4136,7 @@
           <w:rFonts w:ascii="Charis SIL Regular" w:hAnsi="Charis SIL Regular" w:eastAsia="Charis SIL Regular"/>
           <w:b w:val="0"/>
           <w:i w:val="0"/>
-          <w:color w:val="0066CC"/>
+          <w:color w:val="0000FF"/>
           <w:sz w:val="24"/>
           <w:u w:val="single"/>
         </w:rPr>
@@ -4212,7 +4154,7 @@
           <w:rFonts w:ascii="Charis SIL Regular" w:hAnsi="Charis SIL Regular" w:eastAsia="Charis SIL Regular"/>
           <w:b w:val="0"/>
           <w:i w:val="0"/>
-          <w:color w:val="0066CC"/>
+          <w:color w:val="0000FF"/>
           <w:sz w:val="24"/>
           <w:u w:val="single"/>
         </w:rPr>
@@ -4320,7 +4262,7 @@
           <w:rFonts w:ascii="Charis SIL Regular" w:hAnsi="Charis SIL Regular" w:eastAsia="Charis SIL Regular"/>
           <w:b w:val="0"/>
           <w:i w:val="0"/>
-          <w:color w:val="0066CC"/>
+          <w:color w:val="0000FF"/>
           <w:sz w:val="24"/>
           <w:u w:val="single"/>
         </w:rPr>
@@ -4338,7 +4280,7 @@
           <w:rFonts w:ascii="Charis SIL Regular" w:hAnsi="Charis SIL Regular" w:eastAsia="Charis SIL Regular"/>
           <w:b w:val="0"/>
           <w:i w:val="0"/>
-          <w:color w:val="0066CC"/>
+          <w:color w:val="0000FF"/>
           <w:sz w:val="24"/>
           <w:u w:val="single"/>
         </w:rPr>
@@ -4356,7 +4298,7 @@
           <w:rFonts w:ascii="Charis SIL Regular" w:hAnsi="Charis SIL Regular" w:eastAsia="Charis SIL Regular"/>
           <w:b w:val="0"/>
           <w:i w:val="0"/>
-          <w:color w:val="0066CC"/>
+          <w:color w:val="0000FF"/>
           <w:sz w:val="24"/>
           <w:u w:val="single"/>
         </w:rPr>
@@ -4374,7 +4316,7 @@
           <w:rFonts w:ascii="Charis SIL Regular" w:hAnsi="Charis SIL Regular" w:eastAsia="Charis SIL Regular"/>
           <w:b w:val="0"/>
           <w:i w:val="0"/>
-          <w:color w:val="0066CC"/>
+          <w:color w:val="0000FF"/>
           <w:sz w:val="24"/>
           <w:u w:val="single"/>
         </w:rPr>
@@ -4402,7 +4344,7 @@
           <w:rFonts w:ascii="Charis SIL Regular" w:hAnsi="Charis SIL Regular" w:eastAsia="Charis SIL Regular"/>
           <w:b w:val="0"/>
           <w:i w:val="0"/>
-          <w:color w:val="0066CC"/>
+          <w:color w:val="0000FF"/>
           <w:sz w:val="24"/>
           <w:u w:val="single"/>
         </w:rPr>
@@ -4420,7 +4362,7 @@
           <w:rFonts w:ascii="Charis SIL Regular" w:hAnsi="Charis SIL Regular" w:eastAsia="Charis SIL Regular"/>
           <w:b w:val="0"/>
           <w:i w:val="0"/>
-          <w:color w:val="0066CC"/>
+          <w:color w:val="0000FF"/>
           <w:sz w:val="24"/>
           <w:u w:val="single"/>
         </w:rPr>
@@ -4438,7 +4380,7 @@
           <w:rFonts w:ascii="Charis SIL Regular" w:hAnsi="Charis SIL Regular" w:eastAsia="Charis SIL Regular"/>
           <w:b w:val="0"/>
           <w:i w:val="0"/>
-          <w:color w:val="0066CC"/>
+          <w:color w:val="0000FF"/>
           <w:sz w:val="24"/>
           <w:u w:val="single"/>
         </w:rPr>

--- a/EXPORTS/DOCX/published/niveau3/English/KunsthandelVanLier.docx
+++ b/EXPORTS/DOCX/published/niveau3/English/KunsthandelVanLier.docx
@@ -491,7 +491,7 @@
           <w:sz w:val="24"/>
           <w:u w:val="single"/>
         </w:rPr>
-        <w:hyperlink r:id="rId13" w:history="1">
+        <w:hyperlink r:id="rId11" w:history="1">
           <w:r>
             <w:rPr>
               <w:rStyle w:val="Hyperlink"/>
@@ -585,7 +585,7 @@
           <w:sz w:val="24"/>
           <w:u w:val="single"/>
         </w:rPr>
-        <w:hyperlink r:id="rId13" w:history="1">
+        <w:hyperlink r:id="rId12" w:history="1">
           <w:r>
             <w:rPr>
               <w:rStyle w:val="Hyperlink"/>
@@ -750,7 +750,7 @@
           <w:sz w:val="24"/>
           <w:u w:val="single"/>
         </w:rPr>
-        <w:hyperlink r:id="rId13" w:history="1">
+        <w:hyperlink r:id="rId14" w:history="1">
           <w:r>
             <w:rPr>
               <w:rStyle w:val="Hyperlink"/>
@@ -766,8 +766,16 @@
           <w:i w:val="0"/>
           <w:color w:val="0000FF"/>
           <w:sz w:val="24"/>
-        </w:rPr>
-        <w:t>m</w:t>
+          <w:u w:val="single"/>
+        </w:rPr>
+        <w:hyperlink r:id="rId14" w:history="1">
+          <w:r>
+            <w:rPr>
+              <w:rStyle w:val="Hyperlink"/>
+            </w:rPr>
+            <w:t>m</w:t>
+          </w:r>
+        </w:hyperlink>
       </w:r>
       <w:r>
         <w:rPr>
@@ -778,7 +786,7 @@
           <w:sz w:val="24"/>
           <w:u w:val="single"/>
         </w:rPr>
-        <w:hyperlink r:id="rId13" w:history="1">
+        <w:hyperlink r:id="rId14" w:history="1">
           <w:r>
             <w:rPr>
               <w:rStyle w:val="Hyperlink"/>
@@ -2858,97 +2866,7 @@
           <w:color w:val="000000"/>
           <w:sz w:val="24"/>
         </w:rPr>
-        <w:t>are a number of records fro</w:t>
-      </w:r>
-      <w:r>
-        <w:rPr>
-          <w:u w:val="single" w:color="0000ff"/>
-          <w:rFonts w:ascii="Charis SIL Regular" w:hAnsi="Charis SIL Regular" w:eastAsia="Charis SIL Regular"/>
-          <w:b w:val="0"/>
-          <w:i w:val="0"/>
-          <w:color w:val="000000"/>
-          <w:sz w:val="24"/>
-        </w:rPr>
-        <w:hyperlink r:id="rId30" w:history="1">
-          <w:r>
-            <w:rPr>
-              <w:rStyle w:val="Hyperlink"/>
-            </w:rPr>
-            <w:t>m the</w:t>
-          </w:r>
-        </w:hyperlink>
-      </w:r>
-      <w:r>
-        <w:rPr>
-          <w:u w:val="single" w:color="0000ff"/>
-          <w:rFonts w:ascii="Charis SIL Regular" w:hAnsi="Charis SIL Regular" w:eastAsia="Charis SIL Regular"/>
-          <w:b w:val="0"/>
-          <w:i w:val="0"/>
-          <w:color w:val="000000"/>
-          <w:sz w:val="24"/>
-        </w:rPr>
-        <w:hyperlink r:id="rId30" w:history="1">
-          <w:r>
-            <w:rPr>
-              <w:rStyle w:val="Hyperlink"/>
-            </w:rPr>
-            <w:t xml:space="preserve"> per</w:t>
-          </w:r>
-        </w:hyperlink>
-      </w:r>
-      <w:r>
-        <w:rPr>
-          <w:u w:val="single" w:color="0000ff"/>
-          <w:rFonts w:ascii="Charis SIL Regular" w:hAnsi="Charis SIL Regular" w:eastAsia="Charis SIL Regular"/>
-          <w:b w:val="0"/>
-          <w:i w:val="0"/>
-          <w:color w:val="000000"/>
-          <w:sz w:val="24"/>
-        </w:rPr>
-        <w:hyperlink r:id="rId30" w:history="1">
-          <w:r>
-            <w:rPr>
-              <w:rStyle w:val="Hyperlink"/>
-            </w:rPr>
-            <w:t>i</w:t>
-          </w:r>
-        </w:hyperlink>
-      </w:r>
-      <w:r>
-        <w:rPr>
-          <w:u w:val="single" w:color="0000ff"/>
-          <w:rFonts w:ascii="Charis SIL Regular" w:hAnsi="Charis SIL Regular" w:eastAsia="Charis SIL Regular"/>
-          <w:b w:val="0"/>
-          <w:i w:val="0"/>
-          <w:color w:val="000000"/>
-          <w:sz w:val="24"/>
-        </w:rPr>
-        <w:hyperlink r:id="rId30" w:history="1">
-          <w:r>
-            <w:rPr>
-              <w:rStyle w:val="Hyperlink"/>
-            </w:rPr>
-            <w:t>od o</w:t>
-          </w:r>
-        </w:hyperlink>
-      </w:r>
-      <w:r>
-        <w:rPr>
-          <w:u w:val="single" w:color="0000ff"/>
-          <w:rFonts w:ascii="Charis SIL Regular" w:hAnsi="Charis SIL Regular" w:eastAsia="Charis SIL Regular"/>
-          <w:b w:val="0"/>
-          <w:i w:val="0"/>
-          <w:color w:val="000000"/>
-          <w:sz w:val="24"/>
-        </w:rPr>
-        <w:hyperlink r:id="rId30" w:history="1">
-          <w:r>
-            <w:rPr>
-              <w:rStyle w:val="Hyperlink"/>
-            </w:rPr>
-            <w:t xml:space="preserve">f </w:t>
-          </w:r>
-        </w:hyperlink>
+        <w:t xml:space="preserve">are a number of records from the period of </w:t>
       </w:r>
       <w:r>
         <w:rPr>
@@ -2959,7 +2877,7 @@
           <w:sz w:val="24"/>
           <w:u w:val="single"/>
         </w:rPr>
-        <w:hyperlink r:id="rId30" w:history="1">
+        <w:hyperlink r:id="rId31" w:history="1">
           <w:r>
             <w:rPr>
               <w:rStyle w:val="Hyperlink"/>
@@ -2977,7 +2895,7 @@
           <w:sz w:val="24"/>
           <w:u w:val="single"/>
         </w:rPr>
-        <w:hyperlink r:id="rId30" w:history="1">
+        <w:hyperlink r:id="rId31" w:history="1">
           <w:r>
             <w:rPr>
               <w:rStyle w:val="Hyperlink"/>
@@ -2995,7 +2913,7 @@
           <w:sz w:val="24"/>
           <w:u w:val="single"/>
         </w:rPr>
-        <w:hyperlink r:id="rId30" w:history="1">
+        <w:hyperlink r:id="rId31" w:history="1">
           <w:r>
             <w:rPr>
               <w:rStyle w:val="Hyperlink"/>
@@ -3013,7 +2931,7 @@
           <w:sz w:val="24"/>
           <w:u w:val="single"/>
         </w:rPr>
-        <w:hyperlink r:id="rId30" w:history="1">
+        <w:hyperlink r:id="rId31" w:history="1">
           <w:r>
             <w:rPr>
               <w:rStyle w:val="Hyperlink"/>
@@ -3031,7 +2949,7 @@
           <w:sz w:val="24"/>
           <w:u w:val="single"/>
         </w:rPr>
-        <w:hyperlink r:id="rId30" w:history="1">
+        <w:hyperlink r:id="rId31" w:history="1">
           <w:r>
             <w:rPr>
               <w:rStyle w:val="Hyperlink"/>
@@ -3060,7 +2978,7 @@
           <w:sz w:val="24"/>
           <w:u w:val="single"/>
         </w:rPr>
-        <w:hyperlink r:id="rId30" w:history="1">
+        <w:hyperlink r:id="rId31" w:history="1">
           <w:r>
             <w:rPr>
               <w:rStyle w:val="Hyperlink"/>
@@ -4366,7 +4284,7 @@
           <w:sz w:val="24"/>
           <w:u w:val="single"/>
         </w:rPr>
-        <w:hyperlink r:id="rId38" w:history="1">
+        <w:hyperlink r:id="rId37" w:history="1">
           <w:r>
             <w:rPr>
               <w:rStyle w:val="Hyperlink"/>

--- a/EXPORTS/DOCX/published/niveau3/English/KunsthandelVanLier.docx
+++ b/EXPORTS/DOCX/published/niveau3/English/KunsthandelVanLier.docx
@@ -491,7 +491,7 @@
           <w:sz w:val="24"/>
           <w:u w:val="single"/>
         </w:rPr>
-        <w:hyperlink r:id="rId11" w:history="1">
+        <w:hyperlink r:id="rId13" w:history="1">
           <w:r>
             <w:rPr>
               <w:rStyle w:val="Hyperlink"/>
@@ -585,7 +585,7 @@
           <w:sz w:val="24"/>
           <w:u w:val="single"/>
         </w:rPr>
-        <w:hyperlink r:id="rId12" w:history="1">
+        <w:hyperlink r:id="rId13" w:history="1">
           <w:r>
             <w:rPr>
               <w:rStyle w:val="Hyperlink"/>
@@ -750,7 +750,7 @@
           <w:sz w:val="24"/>
           <w:u w:val="single"/>
         </w:rPr>
-        <w:hyperlink r:id="rId14" w:history="1">
+        <w:hyperlink r:id="rId13" w:history="1">
           <w:r>
             <w:rPr>
               <w:rStyle w:val="Hyperlink"/>
@@ -766,16 +766,8 @@
           <w:i w:val="0"/>
           <w:color w:val="0000FF"/>
           <w:sz w:val="24"/>
-          <w:u w:val="single"/>
-        </w:rPr>
-        <w:hyperlink r:id="rId14" w:history="1">
-          <w:r>
-            <w:rPr>
-              <w:rStyle w:val="Hyperlink"/>
-            </w:rPr>
-            <w:t>m</w:t>
-          </w:r>
-        </w:hyperlink>
+        </w:rPr>
+        <w:t>m</w:t>
       </w:r>
       <w:r>
         <w:rPr>
@@ -786,7 +778,7 @@
           <w:sz w:val="24"/>
           <w:u w:val="single"/>
         </w:rPr>
-        <w:hyperlink r:id="rId14" w:history="1">
+        <w:hyperlink r:id="rId13" w:history="1">
           <w:r>
             <w:rPr>
               <w:rStyle w:val="Hyperlink"/>
@@ -2866,7 +2858,25 @@
           <w:color w:val="000000"/>
           <w:sz w:val="24"/>
         </w:rPr>
-        <w:t xml:space="preserve">are a number of records from the period of </w:t>
+        <w:t>are a number of records from the period o</w:t>
+      </w:r>
+      <w:r>
+        <w:rPr>
+          <w:u w:val="single" w:color="0000ff"/>
+          <w:rFonts w:ascii="Charis SIL Regular" w:hAnsi="Charis SIL Regular" w:eastAsia="Charis SIL Regular"/>
+          <w:b w:val="0"/>
+          <w:i w:val="0"/>
+          <w:color w:val="000000"/>
+          <w:sz w:val="24"/>
+        </w:rPr>
+        <w:hyperlink r:id="rId30" w:history="1">
+          <w:r>
+            <w:rPr>
+              <w:rStyle w:val="Hyperlink"/>
+            </w:rPr>
+            <w:t xml:space="preserve">f </w:t>
+          </w:r>
+        </w:hyperlink>
       </w:r>
       <w:r>
         <w:rPr>
@@ -2877,7 +2887,7 @@
           <w:sz w:val="24"/>
           <w:u w:val="single"/>
         </w:rPr>
-        <w:hyperlink r:id="rId31" w:history="1">
+        <w:hyperlink r:id="rId30" w:history="1">
           <w:r>
             <w:rPr>
               <w:rStyle w:val="Hyperlink"/>
@@ -2895,7 +2905,7 @@
           <w:sz w:val="24"/>
           <w:u w:val="single"/>
         </w:rPr>
-        <w:hyperlink r:id="rId31" w:history="1">
+        <w:hyperlink r:id="rId30" w:history="1">
           <w:r>
             <w:rPr>
               <w:rStyle w:val="Hyperlink"/>
@@ -2913,7 +2923,7 @@
           <w:sz w:val="24"/>
           <w:u w:val="single"/>
         </w:rPr>
-        <w:hyperlink r:id="rId31" w:history="1">
+        <w:hyperlink r:id="rId30" w:history="1">
           <w:r>
             <w:rPr>
               <w:rStyle w:val="Hyperlink"/>
@@ -2931,7 +2941,7 @@
           <w:sz w:val="24"/>
           <w:u w:val="single"/>
         </w:rPr>
-        <w:hyperlink r:id="rId31" w:history="1">
+        <w:hyperlink r:id="rId30" w:history="1">
           <w:r>
             <w:rPr>
               <w:rStyle w:val="Hyperlink"/>
@@ -2949,7 +2959,7 @@
           <w:sz w:val="24"/>
           <w:u w:val="single"/>
         </w:rPr>
-        <w:hyperlink r:id="rId31" w:history="1">
+        <w:hyperlink r:id="rId30" w:history="1">
           <w:r>
             <w:rPr>
               <w:rStyle w:val="Hyperlink"/>
@@ -2978,7 +2988,7 @@
           <w:sz w:val="24"/>
           <w:u w:val="single"/>
         </w:rPr>
-        <w:hyperlink r:id="rId31" w:history="1">
+        <w:hyperlink r:id="rId30" w:history="1">
           <w:r>
             <w:rPr>
               <w:rStyle w:val="Hyperlink"/>
@@ -4284,7 +4294,7 @@
           <w:sz w:val="24"/>
           <w:u w:val="single"/>
         </w:rPr>
-        <w:hyperlink r:id="rId37" w:history="1">
+        <w:hyperlink r:id="rId38" w:history="1">
           <w:r>
             <w:rPr>
               <w:rStyle w:val="Hyperlink"/>
@@ -4302,7 +4312,7 @@
           <w:sz w:val="24"/>
           <w:u w:val="single"/>
         </w:rPr>
-        <w:hyperlink r:id="rId37" w:history="1">
+        <w:hyperlink r:id="rId38" w:history="1">
           <w:r>
             <w:rPr>
               <w:rStyle w:val="Hyperlink"/>

--- a/EXPORTS/DOCX/published/niveau3/English/KunsthandelVanLier.docx
+++ b/EXPORTS/DOCX/published/niveau3/English/KunsthandelVanLier.docx
@@ -480,7 +480,51 @@
           <w:color w:val="000000"/>
           <w:sz w:val="24"/>
         </w:rPr>
-        <w:t xml:space="preserve">However, Van Lier also became fascinated with </w:t>
+        <w:t>However, Van Lier also becam</w:t>
+      </w:r>
+      <w:r>
+        <w:rPr>
+          <w:rFonts w:ascii="Charis SIL Regular" w:hAnsi="Charis SIL Regular" w:eastAsia="Charis SIL Regular"/>
+          <w:b w:val="0"/>
+          <w:i w:val="0"/>
+          <w:color w:val="000000"/>
+          <w:sz w:val="24"/>
+        </w:rPr>
+        <w:hyperlink r:id="rId11" w:history="1">
+          <w:r>
+            <w:rPr>
+              <w:rStyle w:val="Hyperlink"/>
+            </w:rPr>
+            <w:t>e fascinat</w:t>
+          </w:r>
+        </w:hyperlink>
+      </w:r>
+      <w:r>
+        <w:rPr>
+          <w:rFonts w:ascii="Charis SIL Regular" w:hAnsi="Charis SIL Regular" w:eastAsia="Charis SIL Regular"/>
+          <w:b w:val="0"/>
+          <w:i w:val="0"/>
+          <w:color w:val="000000"/>
+          <w:sz w:val="24"/>
+        </w:rPr>
+        <w:hyperlink r:id="rId11" w:history="1">
+          <w:r>
+            <w:rPr>
+              <w:rStyle w:val="Hyperlink"/>
+            </w:rPr>
+            <w:t>e</w:t>
+          </w:r>
+        </w:hyperlink>
+      </w:r>
+      <w:r>
+        <w:rPr>
+          <w:rFonts w:ascii="Charis SIL Regular" w:hAnsi="Charis SIL Regular" w:eastAsia="Charis SIL Regular"/>
+          <w:b w:val="0"/>
+          <w:i w:val="0"/>
+          <w:color w:val="000000"/>
+          <w:sz w:val="24"/>
+        </w:rPr>
+        <w:t xml:space="preserve">d with </w:t>
       </w:r>
       <w:r>
         <w:rPr>
@@ -491,7 +535,7 @@
           <w:sz w:val="24"/>
           <w:u w:val="single"/>
         </w:rPr>
-        <w:hyperlink r:id="rId13" w:history="1">
+        <w:hyperlink r:id="rId11" w:history="1">
           <w:r>
             <w:rPr>
               <w:rStyle w:val="Hyperlink"/>
@@ -766,8 +810,16 @@
           <w:i w:val="0"/>
           <w:color w:val="0000FF"/>
           <w:sz w:val="24"/>
-        </w:rPr>
-        <w:t>m</w:t>
+          <w:u w:val="single"/>
+        </w:rPr>
+        <w:hyperlink r:id="rId14" w:history="1">
+          <w:r>
+            <w:rPr>
+              <w:rStyle w:val="Hyperlink"/>
+            </w:rPr>
+            <w:t>m</w:t>
+          </w:r>
+        </w:hyperlink>
       </w:r>
       <w:r>
         <w:rPr>
@@ -917,7 +969,7 @@
           <w:sz w:val="24"/>
           <w:u w:val="single"/>
         </w:rPr>
-        <w:hyperlink r:id="rId14" w:history="1">
+        <w:hyperlink r:id="rId15" w:history="1">
           <w:r>
             <w:rPr>
               <w:rStyle w:val="Hyperlink"/>
@@ -946,7 +998,7 @@
           <w:sz w:val="24"/>
           <w:u w:val="single"/>
         </w:rPr>
-        <w:hyperlink r:id="rId14" w:history="1">
+        <w:hyperlink r:id="rId15" w:history="1">
           <w:r>
             <w:rPr>
               <w:rStyle w:val="Hyperlink"/>
@@ -1980,7 +2032,6 @@
       </w:r>
       <w:r>
         <w:rPr>
-          <w:u w:val="single" w:color="0000ff"/>
           <w:rFonts w:ascii="Charis SIL Regular" w:hAnsi="Charis SIL Regular" w:eastAsia="Charis SIL Regular"/>
           <w:b w:val="0"/>
           <w:i w:val="0"/>
@@ -2858,7 +2909,7 @@
           <w:color w:val="000000"/>
           <w:sz w:val="24"/>
         </w:rPr>
-        <w:t>are a number of records from the period o</w:t>
+        <w:t>are a number of records fro</w:t>
       </w:r>
       <w:r>
         <w:rPr>
@@ -2874,9 +2925,20 @@
             <w:rPr>
               <w:rStyle w:val="Hyperlink"/>
             </w:rPr>
-            <w:t xml:space="preserve">f </w:t>
+            <w:t>m the</w:t>
           </w:r>
         </w:hyperlink>
+      </w:r>
+      <w:r>
+        <w:rPr>
+          <w:u w:val="single" w:color="0000ff"/>
+          <w:rFonts w:ascii="Charis SIL Regular" w:hAnsi="Charis SIL Regular" w:eastAsia="Charis SIL Regular"/>
+          <w:b w:val="0"/>
+          <w:i w:val="0"/>
+          <w:color w:val="000000"/>
+          <w:sz w:val="24"/>
+        </w:rPr>
+        <w:t xml:space="preserve"> period of </w:t>
       </w:r>
       <w:r>
         <w:rPr>
@@ -2887,7 +2949,7 @@
           <w:sz w:val="24"/>
           <w:u w:val="single"/>
         </w:rPr>
-        <w:hyperlink r:id="rId30" w:history="1">
+        <w:hyperlink r:id="rId31" w:history="1">
           <w:r>
             <w:rPr>
               <w:rStyle w:val="Hyperlink"/>
@@ -3138,21 +3200,13 @@
       </w:r>
       <w:r>
         <w:rPr>
-          <w:u w:val="single" w:color="0000ff"/>
           <w:rFonts w:ascii="Charis SIL Regular" w:hAnsi="Charis SIL Regular" w:eastAsia="Charis SIL Regular"/>
           <w:b w:val="0"/>
           <w:i w:val="0"/>
           <w:color w:val="000000"/>
           <w:sz w:val="24"/>
         </w:rPr>
-        <w:hyperlink r:id="rId31" w:history="1">
-          <w:r>
-            <w:rPr>
-              <w:rStyle w:val="Hyperlink"/>
-            </w:rPr>
-            <w:t>n th</w:t>
-          </w:r>
-        </w:hyperlink>
+        <w:t>n th</w:t>
       </w:r>
       <w:r>
         <w:rPr>
@@ -4294,7 +4348,7 @@
           <w:sz w:val="24"/>
           <w:u w:val="single"/>
         </w:rPr>
-        <w:hyperlink r:id="rId38" w:history="1">
+        <w:hyperlink r:id="rId37" w:history="1">
           <w:r>
             <w:rPr>
               <w:rStyle w:val="Hyperlink"/>
@@ -4312,7 +4366,7 @@
           <w:sz w:val="24"/>
           <w:u w:val="single"/>
         </w:rPr>
-        <w:hyperlink r:id="rId38" w:history="1">
+        <w:hyperlink r:id="rId37" w:history="1">
           <w:r>
             <w:rPr>
               <w:rStyle w:val="Hyperlink"/>

--- a/EXPORTS/DOCX/published/niveau3/English/KunsthandelVanLier.docx
+++ b/EXPORTS/DOCX/published/niveau3/English/KunsthandelVanLier.docx
@@ -480,51 +480,7 @@
           <w:color w:val="000000"/>
           <w:sz w:val="24"/>
         </w:rPr>
-        <w:t>However, Van Lier also becam</w:t>
-      </w:r>
-      <w:r>
-        <w:rPr>
-          <w:rFonts w:ascii="Charis SIL Regular" w:hAnsi="Charis SIL Regular" w:eastAsia="Charis SIL Regular"/>
-          <w:b w:val="0"/>
-          <w:i w:val="0"/>
-          <w:color w:val="000000"/>
-          <w:sz w:val="24"/>
-        </w:rPr>
-        <w:hyperlink r:id="rId11" w:history="1">
-          <w:r>
-            <w:rPr>
-              <w:rStyle w:val="Hyperlink"/>
-            </w:rPr>
-            <w:t>e fascinat</w:t>
-          </w:r>
-        </w:hyperlink>
-      </w:r>
-      <w:r>
-        <w:rPr>
-          <w:rFonts w:ascii="Charis SIL Regular" w:hAnsi="Charis SIL Regular" w:eastAsia="Charis SIL Regular"/>
-          <w:b w:val="0"/>
-          <w:i w:val="0"/>
-          <w:color w:val="000000"/>
-          <w:sz w:val="24"/>
-        </w:rPr>
-        <w:hyperlink r:id="rId11" w:history="1">
-          <w:r>
-            <w:rPr>
-              <w:rStyle w:val="Hyperlink"/>
-            </w:rPr>
-            <w:t>e</w:t>
-          </w:r>
-        </w:hyperlink>
-      </w:r>
-      <w:r>
-        <w:rPr>
-          <w:rFonts w:ascii="Charis SIL Regular" w:hAnsi="Charis SIL Regular" w:eastAsia="Charis SIL Regular"/>
-          <w:b w:val="0"/>
-          <w:i w:val="0"/>
-          <w:color w:val="000000"/>
-          <w:sz w:val="24"/>
-        </w:rPr>
-        <w:t xml:space="preserve">d with </w:t>
+        <w:t xml:space="preserve">However, Van Lier also became fascinated with </w:t>
       </w:r>
       <w:r>
         <w:rPr>
@@ -629,7 +585,7 @@
           <w:sz w:val="24"/>
           <w:u w:val="single"/>
         </w:rPr>
-        <w:hyperlink r:id="rId13" w:history="1">
+        <w:hyperlink r:id="rId12" w:history="1">
           <w:r>
             <w:rPr>
               <w:rStyle w:val="Hyperlink"/>
@@ -792,52 +748,8 @@
           <w:i w:val="0"/>
           <w:color w:val="0000FF"/>
           <w:sz w:val="24"/>
-          <w:u w:val="single"/>
         </w:rPr>
-        <w:hyperlink r:id="rId13" w:history="1">
-          <w:r>
-            <w:rPr>
-              <w:rStyle w:val="Hyperlink"/>
-            </w:rPr>
-            <w:t>Gemeente</w:t>
-          </w:r>
-        </w:hyperlink>
-      </w:r>
-      <w:r>
-        <w:rPr>
-          <w:rFonts w:ascii="Charis SIL Regular" w:hAnsi="Charis SIL Regular" w:eastAsia="Charis SIL Regular"/>
-          <w:b w:val="0"/>
-          <w:i w:val="0"/>
-          <w:color w:val="0000FF"/>
-          <w:sz w:val="24"/>
-          <w:u w:val="single"/>
-        </w:rPr>
-        <w:hyperlink r:id="rId14" w:history="1">
-          <w:r>
-            <w:rPr>
-              <w:rStyle w:val="Hyperlink"/>
-            </w:rPr>
-            <w:t>m</w:t>
-          </w:r>
-        </w:hyperlink>
-      </w:r>
-      <w:r>
-        <w:rPr>
-          <w:rFonts w:ascii="Charis SIL Regular" w:hAnsi="Charis SIL Regular" w:eastAsia="Charis SIL Regular"/>
-          <w:b w:val="0"/>
-          <w:i w:val="0"/>
-          <w:color w:val="0000FF"/>
-          <w:sz w:val="24"/>
-          <w:u w:val="single"/>
-        </w:rPr>
-        <w:hyperlink r:id="rId13" w:history="1">
-          <w:r>
-            <w:rPr>
-              <w:rStyle w:val="Hyperlink"/>
-            </w:rPr>
-            <w:t>use</w:t>
-          </w:r>
-        </w:hyperlink>
+        <w:t>Gemeentemuse</w:t>
       </w:r>
       <w:r>
         <w:rPr>
@@ -969,7 +881,7 @@
           <w:sz w:val="24"/>
           <w:u w:val="single"/>
         </w:rPr>
-        <w:hyperlink r:id="rId15" w:history="1">
+        <w:hyperlink r:id="rId14" w:history="1">
           <w:r>
             <w:rPr>
               <w:rStyle w:val="Hyperlink"/>
@@ -998,7 +910,7 @@
           <w:sz w:val="24"/>
           <w:u w:val="single"/>
         </w:rPr>
-        <w:hyperlink r:id="rId15" w:history="1">
+        <w:hyperlink r:id="rId14" w:history="1">
           <w:r>
             <w:rPr>
               <w:rStyle w:val="Hyperlink"/>
@@ -2032,6 +1944,7 @@
       </w:r>
       <w:r>
         <w:rPr>
+          <w:u w:val="single" w:color="0000ff"/>
           <w:rFonts w:ascii="Charis SIL Regular" w:hAnsi="Charis SIL Regular" w:eastAsia="Charis SIL Regular"/>
           <w:b w:val="0"/>
           <w:i w:val="0"/>
@@ -2909,36 +2822,7 @@
           <w:color w:val="000000"/>
           <w:sz w:val="24"/>
         </w:rPr>
-        <w:t>are a number of records fro</w:t>
-      </w:r>
-      <w:r>
-        <w:rPr>
-          <w:u w:val="single" w:color="0000ff"/>
-          <w:rFonts w:ascii="Charis SIL Regular" w:hAnsi="Charis SIL Regular" w:eastAsia="Charis SIL Regular"/>
-          <w:b w:val="0"/>
-          <w:i w:val="0"/>
-          <w:color w:val="000000"/>
-          <w:sz w:val="24"/>
-        </w:rPr>
-        <w:hyperlink r:id="rId30" w:history="1">
-          <w:r>
-            <w:rPr>
-              <w:rStyle w:val="Hyperlink"/>
-            </w:rPr>
-            <w:t>m the</w:t>
-          </w:r>
-        </w:hyperlink>
-      </w:r>
-      <w:r>
-        <w:rPr>
-          <w:u w:val="single" w:color="0000ff"/>
-          <w:rFonts w:ascii="Charis SIL Regular" w:hAnsi="Charis SIL Regular" w:eastAsia="Charis SIL Regular"/>
-          <w:b w:val="0"/>
-          <w:i w:val="0"/>
-          <w:color w:val="000000"/>
-          <w:sz w:val="24"/>
-        </w:rPr>
-        <w:t xml:space="preserve"> period of </w:t>
+        <w:t xml:space="preserve">are a number of records from the period of </w:t>
       </w:r>
       <w:r>
         <w:rPr>
@@ -2967,7 +2851,7 @@
           <w:sz w:val="24"/>
           <w:u w:val="single"/>
         </w:rPr>
-        <w:hyperlink r:id="rId30" w:history="1">
+        <w:hyperlink r:id="rId31" w:history="1">
           <w:r>
             <w:rPr>
               <w:rStyle w:val="Hyperlink"/>
@@ -2985,7 +2869,7 @@
           <w:sz w:val="24"/>
           <w:u w:val="single"/>
         </w:rPr>
-        <w:hyperlink r:id="rId30" w:history="1">
+        <w:hyperlink r:id="rId31" w:history="1">
           <w:r>
             <w:rPr>
               <w:rStyle w:val="Hyperlink"/>
@@ -3003,7 +2887,7 @@
           <w:sz w:val="24"/>
           <w:u w:val="single"/>
         </w:rPr>
-        <w:hyperlink r:id="rId30" w:history="1">
+        <w:hyperlink r:id="rId31" w:history="1">
           <w:r>
             <w:rPr>
               <w:rStyle w:val="Hyperlink"/>
@@ -3021,7 +2905,7 @@
           <w:sz w:val="24"/>
           <w:u w:val="single"/>
         </w:rPr>
-        <w:hyperlink r:id="rId30" w:history="1">
+        <w:hyperlink r:id="rId31" w:history="1">
           <w:r>
             <w:rPr>
               <w:rStyle w:val="Hyperlink"/>
@@ -3050,7 +2934,7 @@
           <w:sz w:val="24"/>
           <w:u w:val="single"/>
         </w:rPr>
-        <w:hyperlink r:id="rId30" w:history="1">
+        <w:hyperlink r:id="rId31" w:history="1">
           <w:r>
             <w:rPr>
               <w:rStyle w:val="Hyperlink"/>
@@ -3200,13 +3084,21 @@
       </w:r>
       <w:r>
         <w:rPr>
+          <w:u w:val="single" w:color="0000ff"/>
           <w:rFonts w:ascii="Charis SIL Regular" w:hAnsi="Charis SIL Regular" w:eastAsia="Charis SIL Regular"/>
           <w:b w:val="0"/>
           <w:i w:val="0"/>
           <w:color w:val="000000"/>
           <w:sz w:val="24"/>
         </w:rPr>
-        <w:t>n th</w:t>
+        <w:hyperlink r:id="rId31" w:history="1">
+          <w:r>
+            <w:rPr>
+              <w:rStyle w:val="Hyperlink"/>
+            </w:rPr>
+            <w:t>n th</w:t>
+          </w:r>
+        </w:hyperlink>
       </w:r>
       <w:r>
         <w:rPr>

--- a/EXPORTS/DOCX/published/niveau3/English/KunsthandelVanLier.docx
+++ b/EXPORTS/DOCX/published/niveau3/English/KunsthandelVanLier.docx
@@ -246,13 +246,107 @@
       </w:r>
       <w:r>
         <w:rPr>
+          <w:u w:val="single" w:color="0000ff"/>
           <w:rFonts w:ascii="Charis SIL Regular" w:hAnsi="Charis SIL Regular" w:eastAsia="Charis SIL Regular"/>
           <w:b w:val="0"/>
           <w:i w:val="0"/>
           <w:color w:val="000000"/>
           <w:sz w:val="24"/>
         </w:rPr>
-        <w:t xml:space="preserve">years later. In the early years, </w:t>
+        <w:hyperlink r:id="rId9" w:history="1">
+          <w:r>
+            <w:rPr>
+              <w:rStyle w:val="Hyperlink"/>
+            </w:rPr>
+            <w:t>years</w:t>
+          </w:r>
+        </w:hyperlink>
+      </w:r>
+      <w:r>
+        <w:rPr>
+          <w:u w:val="single" w:color="0000ff"/>
+          <w:rFonts w:ascii="Charis SIL Regular" w:hAnsi="Charis SIL Regular" w:eastAsia="Charis SIL Regular"/>
+          <w:b w:val="0"/>
+          <w:i w:val="0"/>
+          <w:color w:val="000000"/>
+          <w:sz w:val="24"/>
+        </w:rPr>
+        <w:t xml:space="preserve"> </w:t>
+      </w:r>
+      <w:r>
+        <w:rPr>
+          <w:u w:val="single" w:color="0000ff"/>
+          <w:rFonts w:ascii="Charis SIL Regular" w:hAnsi="Charis SIL Regular" w:eastAsia="Charis SIL Regular"/>
+          <w:b w:val="0"/>
+          <w:i w:val="0"/>
+          <w:color w:val="000000"/>
+          <w:sz w:val="24"/>
+        </w:rPr>
+        <w:hyperlink r:id="rId9" w:history="1">
+          <w:r>
+            <w:rPr>
+              <w:rStyle w:val="Hyperlink"/>
+            </w:rPr>
+            <w:t>late</w:t>
+          </w:r>
+        </w:hyperlink>
+      </w:r>
+      <w:r>
+        <w:rPr>
+          <w:u w:val="single" w:color="0000ff"/>
+          <w:rFonts w:ascii="Charis SIL Regular" w:hAnsi="Charis SIL Regular" w:eastAsia="Charis SIL Regular"/>
+          <w:b w:val="0"/>
+          <w:i w:val="0"/>
+          <w:color w:val="000000"/>
+          <w:sz w:val="24"/>
+        </w:rPr>
+        <w:hyperlink r:id="rId9" w:history="1">
+          <w:r>
+            <w:rPr>
+              <w:rStyle w:val="Hyperlink"/>
+            </w:rPr>
+            <w:t>r</w:t>
+          </w:r>
+        </w:hyperlink>
+      </w:r>
+      <w:r>
+        <w:rPr>
+          <w:u w:val="single" w:color="0000ff"/>
+          <w:rFonts w:ascii="Charis SIL Regular" w:hAnsi="Charis SIL Regular" w:eastAsia="Charis SIL Regular"/>
+          <w:b w:val="0"/>
+          <w:i w:val="0"/>
+          <w:color w:val="000000"/>
+          <w:sz w:val="24"/>
+        </w:rPr>
+        <w:hyperlink r:id="rId9" w:history="1">
+          <w:r>
+            <w:rPr>
+              <w:rStyle w:val="Hyperlink"/>
+            </w:rPr>
+            <w:t>. In</w:t>
+          </w:r>
+        </w:hyperlink>
+      </w:r>
+      <w:r>
+        <w:rPr>
+          <w:u w:val="single" w:color="0000ff"/>
+          <w:rFonts w:ascii="Charis SIL Regular" w:hAnsi="Charis SIL Regular" w:eastAsia="Charis SIL Regular"/>
+          <w:b w:val="0"/>
+          <w:i w:val="0"/>
+          <w:color w:val="000000"/>
+          <w:sz w:val="24"/>
+        </w:rPr>
+        <w:t xml:space="preserve"> </w:t>
+      </w:r>
+      <w:r>
+        <w:rPr>
+          <w:rFonts w:ascii="Charis SIL Regular" w:hAnsi="Charis SIL Regular" w:eastAsia="Charis SIL Regular"/>
+          <w:b w:val="0"/>
+          <w:i w:val="0"/>
+          <w:color w:val="000000"/>
+          <w:sz w:val="24"/>
+        </w:rPr>
+        <w:t xml:space="preserve">the early years, </w:t>
       </w:r>
       <w:r>
         <w:rPr>
@@ -339,7 +433,7 @@
           <w:sz w:val="24"/>
           <w:u w:val="single"/>
         </w:rPr>
-        <w:hyperlink r:id="rId10" w:history="1">
+        <w:hyperlink r:id="rId11" w:history="1">
           <w:r>
             <w:rPr>
               <w:rStyle w:val="Hyperlink"/>
@@ -480,7 +574,92 @@
           <w:color w:val="000000"/>
           <w:sz w:val="24"/>
         </w:rPr>
-        <w:t xml:space="preserve">However, Van Lier also became fascinated with </w:t>
+        <w:t>However, Van Lier also becam</w:t>
+      </w:r>
+      <w:r>
+        <w:rPr>
+          <w:rFonts w:ascii="Charis SIL Regular" w:hAnsi="Charis SIL Regular" w:eastAsia="Charis SIL Regular"/>
+          <w:b w:val="0"/>
+          <w:i w:val="0"/>
+          <w:color w:val="000000"/>
+          <w:sz w:val="24"/>
+        </w:rPr>
+        <w:hyperlink r:id="rId11" w:history="1">
+          <w:r>
+            <w:rPr>
+              <w:rStyle w:val="Hyperlink"/>
+            </w:rPr>
+            <w:t>e fascinat</w:t>
+          </w:r>
+        </w:hyperlink>
+      </w:r>
+      <w:r>
+        <w:rPr>
+          <w:rFonts w:ascii="Charis SIL Regular" w:hAnsi="Charis SIL Regular" w:eastAsia="Charis SIL Regular"/>
+          <w:b w:val="0"/>
+          <w:i w:val="0"/>
+          <w:color w:val="000000"/>
+          <w:sz w:val="24"/>
+        </w:rPr>
+        <w:hyperlink r:id="rId11" w:history="1">
+          <w:r>
+            <w:rPr>
+              <w:rStyle w:val="Hyperlink"/>
+            </w:rPr>
+            <w:t>e</w:t>
+          </w:r>
+        </w:hyperlink>
+      </w:r>
+      <w:r>
+        <w:rPr>
+          <w:rFonts w:ascii="Charis SIL Regular" w:hAnsi="Charis SIL Regular" w:eastAsia="Charis SIL Regular"/>
+          <w:b w:val="0"/>
+          <w:i w:val="0"/>
+          <w:color w:val="000000"/>
+          <w:sz w:val="24"/>
+        </w:rPr>
+        <w:hyperlink r:id="rId11" w:history="1">
+          <w:r>
+            <w:rPr>
+              <w:rStyle w:val="Hyperlink"/>
+            </w:rPr>
+            <w:t>d w</w:t>
+          </w:r>
+        </w:hyperlink>
+      </w:r>
+      <w:r>
+        <w:rPr>
+          <w:rFonts w:ascii="Charis SIL Regular" w:hAnsi="Charis SIL Regular" w:eastAsia="Charis SIL Regular"/>
+          <w:b w:val="0"/>
+          <w:i w:val="0"/>
+          <w:color w:val="000000"/>
+          <w:sz w:val="24"/>
+        </w:rPr>
+        <w:hyperlink r:id="rId11" w:history="1">
+          <w:r>
+            <w:rPr>
+              <w:rStyle w:val="Hyperlink"/>
+            </w:rPr>
+            <w:t>i</w:t>
+          </w:r>
+        </w:hyperlink>
+      </w:r>
+      <w:r>
+        <w:rPr>
+          <w:rFonts w:ascii="Charis SIL Regular" w:hAnsi="Charis SIL Regular" w:eastAsia="Charis SIL Regular"/>
+          <w:b w:val="0"/>
+          <w:i w:val="0"/>
+          <w:color w:val="000000"/>
+          <w:sz w:val="24"/>
+        </w:rPr>
+        <w:hyperlink r:id="rId11" w:history="1">
+          <w:r>
+            <w:rPr>
+              <w:rStyle w:val="Hyperlink"/>
+            </w:rPr>
+            <w:t xml:space="preserve">th </w:t>
+          </w:r>
+        </w:hyperlink>
       </w:r>
       <w:r>
         <w:rPr>
@@ -614,7 +793,7 @@
           <w:sz w:val="24"/>
           <w:u w:val="single"/>
         </w:rPr>
-        <w:hyperlink r:id="rId13" w:history="1">
+        <w:hyperlink r:id="rId12" w:history="1">
           <w:r>
             <w:rPr>
               <w:rStyle w:val="Hyperlink"/>
@@ -632,7 +811,7 @@
           <w:sz w:val="24"/>
           <w:u w:val="single"/>
         </w:rPr>
-        <w:hyperlink r:id="rId13" w:history="1">
+        <w:hyperlink r:id="rId12" w:history="1">
           <w:r>
             <w:rPr>
               <w:rStyle w:val="Hyperlink"/>
@@ -650,7 +829,7 @@
           <w:sz w:val="24"/>
           <w:u w:val="single"/>
         </w:rPr>
-        <w:hyperlink r:id="rId13" w:history="1">
+        <w:hyperlink r:id="rId12" w:history="1">
           <w:r>
             <w:rPr>
               <w:rStyle w:val="Hyperlink"/>
@@ -748,8 +927,44 @@
           <w:i w:val="0"/>
           <w:color w:val="0000FF"/>
           <w:sz w:val="24"/>
-        </w:rPr>
-        <w:t>Gemeentemuse</w:t>
+          <w:u w:val="single"/>
+        </w:rPr>
+        <w:hyperlink r:id="rId13" w:history="1">
+          <w:r>
+            <w:rPr>
+              <w:rStyle w:val="Hyperlink"/>
+            </w:rPr>
+            <w:t>Gemeente</w:t>
+          </w:r>
+        </w:hyperlink>
+      </w:r>
+      <w:r>
+        <w:rPr>
+          <w:rFonts w:ascii="Charis SIL Regular" w:hAnsi="Charis SIL Regular" w:eastAsia="Charis SIL Regular"/>
+          <w:b w:val="0"/>
+          <w:i w:val="0"/>
+          <w:color w:val="0000FF"/>
+          <w:sz w:val="24"/>
+        </w:rPr>
+        <w:t>m</w:t>
+      </w:r>
+      <w:r>
+        <w:rPr>
+          <w:rFonts w:ascii="Charis SIL Regular" w:hAnsi="Charis SIL Regular" w:eastAsia="Charis SIL Regular"/>
+          <w:b w:val="0"/>
+          <w:i w:val="0"/>
+          <w:color w:val="0000FF"/>
+          <w:sz w:val="24"/>
+          <w:u w:val="single"/>
+        </w:rPr>
+        <w:hyperlink r:id="rId13" w:history="1">
+          <w:r>
+            <w:rPr>
+              <w:rStyle w:val="Hyperlink"/>
+            </w:rPr>
+            <w:t>use</w:t>
+          </w:r>
+        </w:hyperlink>
       </w:r>
       <w:r>
         <w:rPr>
@@ -2822,7 +3037,97 @@
           <w:color w:val="000000"/>
           <w:sz w:val="24"/>
         </w:rPr>
-        <w:t xml:space="preserve">are a number of records from the period of </w:t>
+        <w:t>are a number of records fro</w:t>
+      </w:r>
+      <w:r>
+        <w:rPr>
+          <w:u w:val="single" w:color="0000ff"/>
+          <w:rFonts w:ascii="Charis SIL Regular" w:hAnsi="Charis SIL Regular" w:eastAsia="Charis SIL Regular"/>
+          <w:b w:val="0"/>
+          <w:i w:val="0"/>
+          <w:color w:val="000000"/>
+          <w:sz w:val="24"/>
+        </w:rPr>
+        <w:hyperlink r:id="rId30" w:history="1">
+          <w:r>
+            <w:rPr>
+              <w:rStyle w:val="Hyperlink"/>
+            </w:rPr>
+            <w:t>m the</w:t>
+          </w:r>
+        </w:hyperlink>
+      </w:r>
+      <w:r>
+        <w:rPr>
+          <w:u w:val="single" w:color="0000ff"/>
+          <w:rFonts w:ascii="Charis SIL Regular" w:hAnsi="Charis SIL Regular" w:eastAsia="Charis SIL Regular"/>
+          <w:b w:val="0"/>
+          <w:i w:val="0"/>
+          <w:color w:val="000000"/>
+          <w:sz w:val="24"/>
+        </w:rPr>
+        <w:hyperlink r:id="rId30" w:history="1">
+          <w:r>
+            <w:rPr>
+              <w:rStyle w:val="Hyperlink"/>
+            </w:rPr>
+            <w:t xml:space="preserve"> per</w:t>
+          </w:r>
+        </w:hyperlink>
+      </w:r>
+      <w:r>
+        <w:rPr>
+          <w:u w:val="single" w:color="0000ff"/>
+          <w:rFonts w:ascii="Charis SIL Regular" w:hAnsi="Charis SIL Regular" w:eastAsia="Charis SIL Regular"/>
+          <w:b w:val="0"/>
+          <w:i w:val="0"/>
+          <w:color w:val="000000"/>
+          <w:sz w:val="24"/>
+        </w:rPr>
+        <w:hyperlink r:id="rId30" w:history="1">
+          <w:r>
+            <w:rPr>
+              <w:rStyle w:val="Hyperlink"/>
+            </w:rPr>
+            <w:t>i</w:t>
+          </w:r>
+        </w:hyperlink>
+      </w:r>
+      <w:r>
+        <w:rPr>
+          <w:u w:val="single" w:color="0000ff"/>
+          <w:rFonts w:ascii="Charis SIL Regular" w:hAnsi="Charis SIL Regular" w:eastAsia="Charis SIL Regular"/>
+          <w:b w:val="0"/>
+          <w:i w:val="0"/>
+          <w:color w:val="000000"/>
+          <w:sz w:val="24"/>
+        </w:rPr>
+        <w:hyperlink r:id="rId30" w:history="1">
+          <w:r>
+            <w:rPr>
+              <w:rStyle w:val="Hyperlink"/>
+            </w:rPr>
+            <w:t>od o</w:t>
+          </w:r>
+        </w:hyperlink>
+      </w:r>
+      <w:r>
+        <w:rPr>
+          <w:u w:val="single" w:color="0000ff"/>
+          <w:rFonts w:ascii="Charis SIL Regular" w:hAnsi="Charis SIL Regular" w:eastAsia="Charis SIL Regular"/>
+          <w:b w:val="0"/>
+          <w:i w:val="0"/>
+          <w:color w:val="000000"/>
+          <w:sz w:val="24"/>
+        </w:rPr>
+        <w:hyperlink r:id="rId30" w:history="1">
+          <w:r>
+            <w:rPr>
+              <w:rStyle w:val="Hyperlink"/>
+            </w:rPr>
+            <w:t xml:space="preserve">f </w:t>
+          </w:r>
+        </w:hyperlink>
       </w:r>
       <w:r>
         <w:rPr>
@@ -2833,7 +3138,7 @@
           <w:sz w:val="24"/>
           <w:u w:val="single"/>
         </w:rPr>
-        <w:hyperlink r:id="rId31" w:history="1">
+        <w:hyperlink r:id="rId30" w:history="1">
           <w:r>
             <w:rPr>
               <w:rStyle w:val="Hyperlink"/>
@@ -2851,7 +3156,7 @@
           <w:sz w:val="24"/>
           <w:u w:val="single"/>
         </w:rPr>
-        <w:hyperlink r:id="rId31" w:history="1">
+        <w:hyperlink r:id="rId30" w:history="1">
           <w:r>
             <w:rPr>
               <w:rStyle w:val="Hyperlink"/>
@@ -2869,7 +3174,7 @@
           <w:sz w:val="24"/>
           <w:u w:val="single"/>
         </w:rPr>
-        <w:hyperlink r:id="rId31" w:history="1">
+        <w:hyperlink r:id="rId30" w:history="1">
           <w:r>
             <w:rPr>
               <w:rStyle w:val="Hyperlink"/>
@@ -2887,7 +3192,7 @@
           <w:sz w:val="24"/>
           <w:u w:val="single"/>
         </w:rPr>
-        <w:hyperlink r:id="rId31" w:history="1">
+        <w:hyperlink r:id="rId30" w:history="1">
           <w:r>
             <w:rPr>
               <w:rStyle w:val="Hyperlink"/>
@@ -2905,7 +3210,7 @@
           <w:sz w:val="24"/>
           <w:u w:val="single"/>
         </w:rPr>
-        <w:hyperlink r:id="rId31" w:history="1">
+        <w:hyperlink r:id="rId30" w:history="1">
           <w:r>
             <w:rPr>
               <w:rStyle w:val="Hyperlink"/>
@@ -2934,7 +3239,7 @@
           <w:sz w:val="24"/>
           <w:u w:val="single"/>
         </w:rPr>
-        <w:hyperlink r:id="rId31" w:history="1">
+        <w:hyperlink r:id="rId30" w:history="1">
           <w:r>
             <w:rPr>
               <w:rStyle w:val="Hyperlink"/>
@@ -4240,7 +4545,7 @@
           <w:sz w:val="24"/>
           <w:u w:val="single"/>
         </w:rPr>
-        <w:hyperlink r:id="rId37" w:history="1">
+        <w:hyperlink r:id="rId38" w:history="1">
           <w:r>
             <w:rPr>
               <w:rStyle w:val="Hyperlink"/>

--- a/EXPORTS/DOCX/published/niveau3/English/KunsthandelVanLier.docx
+++ b/EXPORTS/DOCX/published/niveau3/English/KunsthandelVanLier.docx
@@ -413,7 +413,6 @@
           <w:i w:val="0"/>
           <w:color w:val="0000FF"/>
           <w:sz w:val="24"/>
-          <w:u w:val="single"/>
         </w:rPr>
         <w:hyperlink r:id="rId11" w:history="1">
           <w:r>
@@ -433,7 +432,7 @@
           <w:sz w:val="24"/>
           <w:u w:val="single"/>
         </w:rPr>
-        <w:hyperlink r:id="rId11" w:history="1">
+        <w:hyperlink r:id="rId10" w:history="1">
           <w:r>
             <w:rPr>
               <w:rStyle w:val="Hyperlink"/>
@@ -574,92 +573,7 @@
           <w:color w:val="000000"/>
           <w:sz w:val="24"/>
         </w:rPr>
-        <w:t>However, Van Lier also becam</w:t>
-      </w:r>
-      <w:r>
-        <w:rPr>
-          <w:rFonts w:ascii="Charis SIL Regular" w:hAnsi="Charis SIL Regular" w:eastAsia="Charis SIL Regular"/>
-          <w:b w:val="0"/>
-          <w:i w:val="0"/>
-          <w:color w:val="000000"/>
-          <w:sz w:val="24"/>
-        </w:rPr>
-        <w:hyperlink r:id="rId11" w:history="1">
-          <w:r>
-            <w:rPr>
-              <w:rStyle w:val="Hyperlink"/>
-            </w:rPr>
-            <w:t>e fascinat</w:t>
-          </w:r>
-        </w:hyperlink>
-      </w:r>
-      <w:r>
-        <w:rPr>
-          <w:rFonts w:ascii="Charis SIL Regular" w:hAnsi="Charis SIL Regular" w:eastAsia="Charis SIL Regular"/>
-          <w:b w:val="0"/>
-          <w:i w:val="0"/>
-          <w:color w:val="000000"/>
-          <w:sz w:val="24"/>
-        </w:rPr>
-        <w:hyperlink r:id="rId11" w:history="1">
-          <w:r>
-            <w:rPr>
-              <w:rStyle w:val="Hyperlink"/>
-            </w:rPr>
-            <w:t>e</w:t>
-          </w:r>
-        </w:hyperlink>
-      </w:r>
-      <w:r>
-        <w:rPr>
-          <w:rFonts w:ascii="Charis SIL Regular" w:hAnsi="Charis SIL Regular" w:eastAsia="Charis SIL Regular"/>
-          <w:b w:val="0"/>
-          <w:i w:val="0"/>
-          <w:color w:val="000000"/>
-          <w:sz w:val="24"/>
-        </w:rPr>
-        <w:hyperlink r:id="rId11" w:history="1">
-          <w:r>
-            <w:rPr>
-              <w:rStyle w:val="Hyperlink"/>
-            </w:rPr>
-            <w:t>d w</w:t>
-          </w:r>
-        </w:hyperlink>
-      </w:r>
-      <w:r>
-        <w:rPr>
-          <w:rFonts w:ascii="Charis SIL Regular" w:hAnsi="Charis SIL Regular" w:eastAsia="Charis SIL Regular"/>
-          <w:b w:val="0"/>
-          <w:i w:val="0"/>
-          <w:color w:val="000000"/>
-          <w:sz w:val="24"/>
-        </w:rPr>
-        <w:hyperlink r:id="rId11" w:history="1">
-          <w:r>
-            <w:rPr>
-              <w:rStyle w:val="Hyperlink"/>
-            </w:rPr>
-            <w:t>i</w:t>
-          </w:r>
-        </w:hyperlink>
-      </w:r>
-      <w:r>
-        <w:rPr>
-          <w:rFonts w:ascii="Charis SIL Regular" w:hAnsi="Charis SIL Regular" w:eastAsia="Charis SIL Regular"/>
-          <w:b w:val="0"/>
-          <w:i w:val="0"/>
-          <w:color w:val="000000"/>
-          <w:sz w:val="24"/>
-        </w:rPr>
-        <w:hyperlink r:id="rId11" w:history="1">
-          <w:r>
-            <w:rPr>
-              <w:rStyle w:val="Hyperlink"/>
-            </w:rPr>
-            <w:t xml:space="preserve">th </w:t>
-          </w:r>
-        </w:hyperlink>
+        <w:t xml:space="preserve">However, Van Lier also became fascinated with </w:t>
       </w:r>
       <w:r>
         <w:rPr>
@@ -945,6 +859,7 @@
           <w:i w:val="0"/>
           <w:color w:val="0000FF"/>
           <w:sz w:val="24"/>
+          <w:u w:val="single"/>
         </w:rPr>
         <w:t>m</w:t>
       </w:r>
@@ -2119,7 +2034,7 @@
           <w:sz w:val="24"/>
           <w:u w:val="single"/>
         </w:rPr>
-        <w:hyperlink r:id="rId23" w:history="1">
+        <w:hyperlink r:id="rId24" w:history="1">
           <w:r>
             <w:rPr>
               <w:rStyle w:val="Hyperlink"/>
@@ -2148,7 +2063,7 @@
           <w:sz w:val="24"/>
           <w:u w:val="single"/>
         </w:rPr>
-        <w:hyperlink r:id="rId23" w:history="1">
+        <w:hyperlink r:id="rId24" w:history="1">
           <w:r>
             <w:rPr>
               <w:rStyle w:val="Hyperlink"/>
@@ -2159,21 +2074,13 @@
       </w:r>
       <w:r>
         <w:rPr>
-          <w:u w:val="single" w:color="0000ff"/>
           <w:rFonts w:ascii="Charis SIL Regular" w:hAnsi="Charis SIL Regular" w:eastAsia="Charis SIL Regular"/>
           <w:b w:val="0"/>
           <w:i w:val="0"/>
           <w:color w:val="000000"/>
           <w:sz w:val="24"/>
         </w:rPr>
-        <w:hyperlink r:id="rId23" w:history="1">
-          <w:r>
-            <w:rPr>
-              <w:rStyle w:val="Hyperlink"/>
-            </w:rPr>
-            <w:t xml:space="preserve">, </w:t>
-          </w:r>
-        </w:hyperlink>
+        <w:t xml:space="preserve">, </w:t>
       </w:r>
       <w:r>
         <w:rPr>
@@ -2184,7 +2091,7 @@
           <w:sz w:val="24"/>
           <w:u w:val="single"/>
         </w:rPr>
-        <w:hyperlink r:id="rId23" w:history="1">
+        <w:hyperlink r:id="rId25" w:history="1">
           <w:r>
             <w:rPr>
               <w:rStyle w:val="Hyperlink"/>
@@ -2202,7 +2109,7 @@
           <w:sz w:val="24"/>
           <w:u w:val="single"/>
         </w:rPr>
-        <w:hyperlink r:id="rId23" w:history="1">
+        <w:hyperlink r:id="rId25" w:history="1">
           <w:r>
             <w:rPr>
               <w:rStyle w:val="Hyperlink"/>
@@ -3048,86 +2955,7 @@
           <w:color w:val="000000"/>
           <w:sz w:val="24"/>
         </w:rPr>
-        <w:hyperlink r:id="rId30" w:history="1">
-          <w:r>
-            <w:rPr>
-              <w:rStyle w:val="Hyperlink"/>
-            </w:rPr>
-            <w:t>m the</w:t>
-          </w:r>
-        </w:hyperlink>
-      </w:r>
-      <w:r>
-        <w:rPr>
-          <w:u w:val="single" w:color="0000ff"/>
-          <w:rFonts w:ascii="Charis SIL Regular" w:hAnsi="Charis SIL Regular" w:eastAsia="Charis SIL Regular"/>
-          <w:b w:val="0"/>
-          <w:i w:val="0"/>
-          <w:color w:val="000000"/>
-          <w:sz w:val="24"/>
-        </w:rPr>
-        <w:hyperlink r:id="rId30" w:history="1">
-          <w:r>
-            <w:rPr>
-              <w:rStyle w:val="Hyperlink"/>
-            </w:rPr>
-            <w:t xml:space="preserve"> per</w:t>
-          </w:r>
-        </w:hyperlink>
-      </w:r>
-      <w:r>
-        <w:rPr>
-          <w:u w:val="single" w:color="0000ff"/>
-          <w:rFonts w:ascii="Charis SIL Regular" w:hAnsi="Charis SIL Regular" w:eastAsia="Charis SIL Regular"/>
-          <w:b w:val="0"/>
-          <w:i w:val="0"/>
-          <w:color w:val="000000"/>
-          <w:sz w:val="24"/>
-        </w:rPr>
-        <w:hyperlink r:id="rId30" w:history="1">
-          <w:r>
-            <w:rPr>
-              <w:rStyle w:val="Hyperlink"/>
-            </w:rPr>
-            <w:t>i</w:t>
-          </w:r>
-        </w:hyperlink>
-      </w:r>
-      <w:r>
-        <w:rPr>
-          <w:u w:val="single" w:color="0000ff"/>
-          <w:rFonts w:ascii="Charis SIL Regular" w:hAnsi="Charis SIL Regular" w:eastAsia="Charis SIL Regular"/>
-          <w:b w:val="0"/>
-          <w:i w:val="0"/>
-          <w:color w:val="000000"/>
-          <w:sz w:val="24"/>
-        </w:rPr>
-        <w:hyperlink r:id="rId30" w:history="1">
-          <w:r>
-            <w:rPr>
-              <w:rStyle w:val="Hyperlink"/>
-            </w:rPr>
-            <w:t>od o</w:t>
-          </w:r>
-        </w:hyperlink>
-      </w:r>
-      <w:r>
-        <w:rPr>
-          <w:u w:val="single" w:color="0000ff"/>
-          <w:rFonts w:ascii="Charis SIL Regular" w:hAnsi="Charis SIL Regular" w:eastAsia="Charis SIL Regular"/>
-          <w:b w:val="0"/>
-          <w:i w:val="0"/>
-          <w:color w:val="000000"/>
-          <w:sz w:val="24"/>
-        </w:rPr>
-        <w:hyperlink r:id="rId30" w:history="1">
-          <w:r>
-            <w:rPr>
-              <w:rStyle w:val="Hyperlink"/>
-            </w:rPr>
-            <w:t xml:space="preserve">f </w:t>
-          </w:r>
-        </w:hyperlink>
+        <w:t xml:space="preserve">m the period of </w:t>
       </w:r>
       <w:r>
         <w:rPr>
@@ -3138,7 +2966,7 @@
           <w:sz w:val="24"/>
           <w:u w:val="single"/>
         </w:rPr>
-        <w:hyperlink r:id="rId30" w:history="1">
+        <w:hyperlink r:id="rId31" w:history="1">
           <w:r>
             <w:rPr>
               <w:rStyle w:val="Hyperlink"/>
@@ -3210,7 +3038,7 @@
           <w:sz w:val="24"/>
           <w:u w:val="single"/>
         </w:rPr>
-        <w:hyperlink r:id="rId30" w:history="1">
+        <w:hyperlink r:id="rId31" w:history="1">
           <w:r>
             <w:rPr>
               <w:rStyle w:val="Hyperlink"/>
@@ -3239,7 +3067,7 @@
           <w:sz w:val="24"/>
           <w:u w:val="single"/>
         </w:rPr>
-        <w:hyperlink r:id="rId30" w:history="1">
+        <w:hyperlink r:id="rId31" w:history="1">
           <w:r>
             <w:rPr>
               <w:rStyle w:val="Hyperlink"/>
@@ -3257,7 +3085,7 @@
           <w:sz w:val="24"/>
           <w:u w:val="single"/>
         </w:rPr>
-        <w:hyperlink r:id="rId30" w:history="1">
+        <w:hyperlink r:id="rId31" w:history="1">
           <w:r>
             <w:rPr>
               <w:rStyle w:val="Hyperlink"/>
@@ -3275,7 +3103,7 @@
           <w:sz w:val="24"/>
           <w:u w:val="single"/>
         </w:rPr>
-        <w:hyperlink r:id="rId30" w:history="1">
+        <w:hyperlink r:id="rId31" w:history="1">
           <w:r>
             <w:rPr>
               <w:rStyle w:val="Hyperlink"/>
@@ -3304,7 +3132,7 @@
           <w:sz w:val="24"/>
           <w:u w:val="single"/>
         </w:rPr>
-        <w:hyperlink r:id="rId30" w:history="1">
+        <w:hyperlink r:id="rId31" w:history="1">
           <w:r>
             <w:rPr>
               <w:rStyle w:val="Hyperlink"/>
@@ -4563,7 +4391,7 @@
           <w:sz w:val="24"/>
           <w:u w:val="single"/>
         </w:rPr>
-        <w:hyperlink r:id="rId37" w:history="1">
+        <w:hyperlink r:id="rId38" w:history="1">
           <w:r>
             <w:rPr>
               <w:rStyle w:val="Hyperlink"/>

--- a/EXPORTS/DOCX/published/niveau3/English/KunsthandelVanLier.docx
+++ b/EXPORTS/DOCX/published/niveau3/English/KunsthandelVanLier.docx
@@ -275,78 +275,13 @@
       </w:r>
       <w:r>
         <w:rPr>
-          <w:u w:val="single" w:color="0000ff"/>
           <w:rFonts w:ascii="Charis SIL Regular" w:hAnsi="Charis SIL Regular" w:eastAsia="Charis SIL Regular"/>
           <w:b w:val="0"/>
           <w:i w:val="0"/>
           <w:color w:val="000000"/>
           <w:sz w:val="24"/>
         </w:rPr>
-        <w:hyperlink r:id="rId9" w:history="1">
-          <w:r>
-            <w:rPr>
-              <w:rStyle w:val="Hyperlink"/>
-            </w:rPr>
-            <w:t>late</w:t>
-          </w:r>
-        </w:hyperlink>
-      </w:r>
-      <w:r>
-        <w:rPr>
-          <w:u w:val="single" w:color="0000ff"/>
-          <w:rFonts w:ascii="Charis SIL Regular" w:hAnsi="Charis SIL Regular" w:eastAsia="Charis SIL Regular"/>
-          <w:b w:val="0"/>
-          <w:i w:val="0"/>
-          <w:color w:val="000000"/>
-          <w:sz w:val="24"/>
-        </w:rPr>
-        <w:hyperlink r:id="rId9" w:history="1">
-          <w:r>
-            <w:rPr>
-              <w:rStyle w:val="Hyperlink"/>
-            </w:rPr>
-            <w:t>r</w:t>
-          </w:r>
-        </w:hyperlink>
-      </w:r>
-      <w:r>
-        <w:rPr>
-          <w:u w:val="single" w:color="0000ff"/>
-          <w:rFonts w:ascii="Charis SIL Regular" w:hAnsi="Charis SIL Regular" w:eastAsia="Charis SIL Regular"/>
-          <w:b w:val="0"/>
-          <w:i w:val="0"/>
-          <w:color w:val="000000"/>
-          <w:sz w:val="24"/>
-        </w:rPr>
-        <w:hyperlink r:id="rId9" w:history="1">
-          <w:r>
-            <w:rPr>
-              <w:rStyle w:val="Hyperlink"/>
-            </w:rPr>
-            <w:t>. In</w:t>
-          </w:r>
-        </w:hyperlink>
-      </w:r>
-      <w:r>
-        <w:rPr>
-          <w:u w:val="single" w:color="0000ff"/>
-          <w:rFonts w:ascii="Charis SIL Regular" w:hAnsi="Charis SIL Regular" w:eastAsia="Charis SIL Regular"/>
-          <w:b w:val="0"/>
-          <w:i w:val="0"/>
-          <w:color w:val="000000"/>
-          <w:sz w:val="24"/>
-        </w:rPr>
-        <w:t xml:space="preserve"> </w:t>
-      </w:r>
-      <w:r>
-        <w:rPr>
-          <w:rFonts w:ascii="Charis SIL Regular" w:hAnsi="Charis SIL Regular" w:eastAsia="Charis SIL Regular"/>
-          <w:b w:val="0"/>
-          <w:i w:val="0"/>
-          <w:color w:val="000000"/>
-          <w:sz w:val="24"/>
-        </w:rPr>
-        <w:t xml:space="preserve">the early years, </w:t>
+        <w:t xml:space="preserve">later. In the early years, </w:t>
       </w:r>
       <w:r>
         <w:rPr>
@@ -413,6 +348,7 @@
           <w:i w:val="0"/>
           <w:color w:val="0000FF"/>
           <w:sz w:val="24"/>
+          <w:u w:val="single"/>
         </w:rPr>
         <w:hyperlink r:id="rId11" w:history="1">
           <w:r>
@@ -573,7 +509,92 @@
           <w:color w:val="000000"/>
           <w:sz w:val="24"/>
         </w:rPr>
-        <w:t xml:space="preserve">However, Van Lier also became fascinated with </w:t>
+        <w:t>However, Van Lier also becam</w:t>
+      </w:r>
+      <w:r>
+        <w:rPr>
+          <w:rFonts w:ascii="Charis SIL Regular" w:hAnsi="Charis SIL Regular" w:eastAsia="Charis SIL Regular"/>
+          <w:b w:val="0"/>
+          <w:i w:val="0"/>
+          <w:color w:val="000000"/>
+          <w:sz w:val="24"/>
+        </w:rPr>
+        <w:hyperlink r:id="rId11" w:history="1">
+          <w:r>
+            <w:rPr>
+              <w:rStyle w:val="Hyperlink"/>
+            </w:rPr>
+            <w:t>e fascinat</w:t>
+          </w:r>
+        </w:hyperlink>
+      </w:r>
+      <w:r>
+        <w:rPr>
+          <w:rFonts w:ascii="Charis SIL Regular" w:hAnsi="Charis SIL Regular" w:eastAsia="Charis SIL Regular"/>
+          <w:b w:val="0"/>
+          <w:i w:val="0"/>
+          <w:color w:val="000000"/>
+          <w:sz w:val="24"/>
+        </w:rPr>
+        <w:hyperlink r:id="rId11" w:history="1">
+          <w:r>
+            <w:rPr>
+              <w:rStyle w:val="Hyperlink"/>
+            </w:rPr>
+            <w:t>e</w:t>
+          </w:r>
+        </w:hyperlink>
+      </w:r>
+      <w:r>
+        <w:rPr>
+          <w:rFonts w:ascii="Charis SIL Regular" w:hAnsi="Charis SIL Regular" w:eastAsia="Charis SIL Regular"/>
+          <w:b w:val="0"/>
+          <w:i w:val="0"/>
+          <w:color w:val="000000"/>
+          <w:sz w:val="24"/>
+        </w:rPr>
+        <w:hyperlink r:id="rId11" w:history="1">
+          <w:r>
+            <w:rPr>
+              <w:rStyle w:val="Hyperlink"/>
+            </w:rPr>
+            <w:t>d w</w:t>
+          </w:r>
+        </w:hyperlink>
+      </w:r>
+      <w:r>
+        <w:rPr>
+          <w:rFonts w:ascii="Charis SIL Regular" w:hAnsi="Charis SIL Regular" w:eastAsia="Charis SIL Regular"/>
+          <w:b w:val="0"/>
+          <w:i w:val="0"/>
+          <w:color w:val="000000"/>
+          <w:sz w:val="24"/>
+        </w:rPr>
+        <w:hyperlink r:id="rId11" w:history="1">
+          <w:r>
+            <w:rPr>
+              <w:rStyle w:val="Hyperlink"/>
+            </w:rPr>
+            <w:t>i</w:t>
+          </w:r>
+        </w:hyperlink>
+      </w:r>
+      <w:r>
+        <w:rPr>
+          <w:rFonts w:ascii="Charis SIL Regular" w:hAnsi="Charis SIL Regular" w:eastAsia="Charis SIL Regular"/>
+          <w:b w:val="0"/>
+          <w:i w:val="0"/>
+          <w:color w:val="000000"/>
+          <w:sz w:val="24"/>
+        </w:rPr>
+        <w:hyperlink r:id="rId11" w:history="1">
+          <w:r>
+            <w:rPr>
+              <w:rStyle w:val="Hyperlink"/>
+            </w:rPr>
+            <w:t xml:space="preserve">th </w:t>
+          </w:r>
+        </w:hyperlink>
       </w:r>
       <w:r>
         <w:rPr>
@@ -678,7 +699,7 @@
           <w:sz w:val="24"/>
           <w:u w:val="single"/>
         </w:rPr>
-        <w:hyperlink r:id="rId12" w:history="1">
+        <w:hyperlink r:id="rId13" w:history="1">
           <w:r>
             <w:rPr>
               <w:rStyle w:val="Hyperlink"/>
@@ -707,7 +728,7 @@
           <w:sz w:val="24"/>
           <w:u w:val="single"/>
         </w:rPr>
-        <w:hyperlink r:id="rId12" w:history="1">
+        <w:hyperlink r:id="rId13" w:history="1">
           <w:r>
             <w:rPr>
               <w:rStyle w:val="Hyperlink"/>
@@ -725,7 +746,7 @@
           <w:sz w:val="24"/>
           <w:u w:val="single"/>
         </w:rPr>
-        <w:hyperlink r:id="rId12" w:history="1">
+        <w:hyperlink r:id="rId13" w:history="1">
           <w:r>
             <w:rPr>
               <w:rStyle w:val="Hyperlink"/>
@@ -743,7 +764,7 @@
           <w:sz w:val="24"/>
           <w:u w:val="single"/>
         </w:rPr>
-        <w:hyperlink r:id="rId12" w:history="1">
+        <w:hyperlink r:id="rId13" w:history="1">
           <w:r>
             <w:rPr>
               <w:rStyle w:val="Hyperlink"/>
@@ -843,7 +864,7 @@
           <w:sz w:val="24"/>
           <w:u w:val="single"/>
         </w:rPr>
-        <w:hyperlink r:id="rId13" w:history="1">
+        <w:hyperlink r:id="rId14" w:history="1">
           <w:r>
             <w:rPr>
               <w:rStyle w:val="Hyperlink"/>
@@ -861,7 +882,14 @@
           <w:sz w:val="24"/>
           <w:u w:val="single"/>
         </w:rPr>
-        <w:t>m</w:t>
+        <w:hyperlink r:id="rId14" w:history="1">
+          <w:r>
+            <w:rPr>
+              <w:rStyle w:val="Hyperlink"/>
+            </w:rPr>
+            <w:t>m</w:t>
+          </w:r>
+        </w:hyperlink>
       </w:r>
       <w:r>
         <w:rPr>
@@ -2034,7 +2062,7 @@
           <w:sz w:val="24"/>
           <w:u w:val="single"/>
         </w:rPr>
-        <w:hyperlink r:id="rId24" w:history="1">
+        <w:hyperlink r:id="rId23" w:history="1">
           <w:r>
             <w:rPr>
               <w:rStyle w:val="Hyperlink"/>
@@ -2063,7 +2091,7 @@
           <w:sz w:val="24"/>
           <w:u w:val="single"/>
         </w:rPr>
-        <w:hyperlink r:id="rId24" w:history="1">
+        <w:hyperlink r:id="rId23" w:history="1">
           <w:r>
             <w:rPr>
               <w:rStyle w:val="Hyperlink"/>
@@ -2074,6 +2102,7 @@
       </w:r>
       <w:r>
         <w:rPr>
+          <w:u w:val="single" w:color="0000ff"/>
           <w:rFonts w:ascii="Charis SIL Regular" w:hAnsi="Charis SIL Regular" w:eastAsia="Charis SIL Regular"/>
           <w:b w:val="0"/>
           <w:i w:val="0"/>
@@ -2091,7 +2120,7 @@
           <w:sz w:val="24"/>
           <w:u w:val="single"/>
         </w:rPr>
-        <w:hyperlink r:id="rId25" w:history="1">
+        <w:hyperlink r:id="rId23" w:history="1">
           <w:r>
             <w:rPr>
               <w:rStyle w:val="Hyperlink"/>
@@ -2109,7 +2138,7 @@
           <w:sz w:val="24"/>
           <w:u w:val="single"/>
         </w:rPr>
-        <w:hyperlink r:id="rId25" w:history="1">
+        <w:hyperlink r:id="rId23" w:history="1">
           <w:r>
             <w:rPr>
               <w:rStyle w:val="Hyperlink"/>
@@ -2984,7 +3013,7 @@
           <w:sz w:val="24"/>
           <w:u w:val="single"/>
         </w:rPr>
-        <w:hyperlink r:id="rId30" w:history="1">
+        <w:hyperlink r:id="rId31" w:history="1">
           <w:r>
             <w:rPr>
               <w:rStyle w:val="Hyperlink"/>
@@ -3002,7 +3031,7 @@
           <w:sz w:val="24"/>
           <w:u w:val="single"/>
         </w:rPr>
-        <w:hyperlink r:id="rId30" w:history="1">
+        <w:hyperlink r:id="rId31" w:history="1">
           <w:r>
             <w:rPr>
               <w:rStyle w:val="Hyperlink"/>
@@ -3020,7 +3049,7 @@
           <w:sz w:val="24"/>
           <w:u w:val="single"/>
         </w:rPr>
-        <w:hyperlink r:id="rId30" w:history="1">
+        <w:hyperlink r:id="rId31" w:history="1">
           <w:r>
             <w:rPr>
               <w:rStyle w:val="Hyperlink"/>
@@ -3103,7 +3132,7 @@
           <w:sz w:val="24"/>
           <w:u w:val="single"/>
         </w:rPr>
-        <w:hyperlink r:id="rId31" w:history="1">
+        <w:hyperlink r:id="rId30" w:history="1">
           <w:r>
             <w:rPr>
               <w:rStyle w:val="Hyperlink"/>
@@ -3132,7 +3161,7 @@
           <w:sz w:val="24"/>
           <w:u w:val="single"/>
         </w:rPr>
-        <w:hyperlink r:id="rId31" w:history="1">
+        <w:hyperlink r:id="rId30" w:history="1">
           <w:r>
             <w:rPr>
               <w:rStyle w:val="Hyperlink"/>
@@ -4391,7 +4420,7 @@
           <w:sz w:val="24"/>
           <w:u w:val="single"/>
         </w:rPr>
-        <w:hyperlink r:id="rId38" w:history="1">
+        <w:hyperlink r:id="rId37" w:history="1">
           <w:r>
             <w:rPr>
               <w:rStyle w:val="Hyperlink"/>

--- a/EXPORTS/DOCX/published/niveau3/English/KunsthandelVanLier.docx
+++ b/EXPORTS/DOCX/published/niveau3/English/KunsthandelVanLier.docx
@@ -275,13 +275,78 @@
       </w:r>
       <w:r>
         <w:rPr>
+          <w:u w:val="single" w:color="0000ff"/>
           <w:rFonts w:ascii="Charis SIL Regular" w:hAnsi="Charis SIL Regular" w:eastAsia="Charis SIL Regular"/>
           <w:b w:val="0"/>
           <w:i w:val="0"/>
           <w:color w:val="000000"/>
           <w:sz w:val="24"/>
         </w:rPr>
-        <w:t xml:space="preserve">later. In the early years, </w:t>
+        <w:hyperlink r:id="rId9" w:history="1">
+          <w:r>
+            <w:rPr>
+              <w:rStyle w:val="Hyperlink"/>
+            </w:rPr>
+            <w:t>late</w:t>
+          </w:r>
+        </w:hyperlink>
+      </w:r>
+      <w:r>
+        <w:rPr>
+          <w:u w:val="single" w:color="0000ff"/>
+          <w:rFonts w:ascii="Charis SIL Regular" w:hAnsi="Charis SIL Regular" w:eastAsia="Charis SIL Regular"/>
+          <w:b w:val="0"/>
+          <w:i w:val="0"/>
+          <w:color w:val="000000"/>
+          <w:sz w:val="24"/>
+        </w:rPr>
+        <w:hyperlink r:id="rId9" w:history="1">
+          <w:r>
+            <w:rPr>
+              <w:rStyle w:val="Hyperlink"/>
+            </w:rPr>
+            <w:t>r</w:t>
+          </w:r>
+        </w:hyperlink>
+      </w:r>
+      <w:r>
+        <w:rPr>
+          <w:u w:val="single" w:color="0000ff"/>
+          <w:rFonts w:ascii="Charis SIL Regular" w:hAnsi="Charis SIL Regular" w:eastAsia="Charis SIL Regular"/>
+          <w:b w:val="0"/>
+          <w:i w:val="0"/>
+          <w:color w:val="000000"/>
+          <w:sz w:val="24"/>
+        </w:rPr>
+        <w:hyperlink r:id="rId9" w:history="1">
+          <w:r>
+            <w:rPr>
+              <w:rStyle w:val="Hyperlink"/>
+            </w:rPr>
+            <w:t>. In</w:t>
+          </w:r>
+        </w:hyperlink>
+      </w:r>
+      <w:r>
+        <w:rPr>
+          <w:u w:val="single" w:color="0000ff"/>
+          <w:rFonts w:ascii="Charis SIL Regular" w:hAnsi="Charis SIL Regular" w:eastAsia="Charis SIL Regular"/>
+          <w:b w:val="0"/>
+          <w:i w:val="0"/>
+          <w:color w:val="000000"/>
+          <w:sz w:val="24"/>
+        </w:rPr>
+        <w:t xml:space="preserve"> </w:t>
+      </w:r>
+      <w:r>
+        <w:rPr>
+          <w:rFonts w:ascii="Charis SIL Regular" w:hAnsi="Charis SIL Regular" w:eastAsia="Charis SIL Regular"/>
+          <w:b w:val="0"/>
+          <w:i w:val="0"/>
+          <w:color w:val="000000"/>
+          <w:sz w:val="24"/>
+        </w:rPr>
+        <w:t xml:space="preserve">the early years, </w:t>
       </w:r>
       <w:r>
         <w:rPr>
@@ -368,7 +433,7 @@
           <w:sz w:val="24"/>
           <w:u w:val="single"/>
         </w:rPr>
-        <w:hyperlink r:id="rId10" w:history="1">
+        <w:hyperlink r:id="rId11" w:history="1">
           <w:r>
             <w:rPr>
               <w:rStyle w:val="Hyperlink"/>
@@ -699,7 +764,7 @@
           <w:sz w:val="24"/>
           <w:u w:val="single"/>
         </w:rPr>
-        <w:hyperlink r:id="rId13" w:history="1">
+        <w:hyperlink r:id="rId12" w:history="1">
           <w:r>
             <w:rPr>
               <w:rStyle w:val="Hyperlink"/>
@@ -728,7 +793,7 @@
           <w:sz w:val="24"/>
           <w:u w:val="single"/>
         </w:rPr>
-        <w:hyperlink r:id="rId13" w:history="1">
+        <w:hyperlink r:id="rId12" w:history="1">
           <w:r>
             <w:rPr>
               <w:rStyle w:val="Hyperlink"/>
@@ -746,7 +811,7 @@
           <w:sz w:val="24"/>
           <w:u w:val="single"/>
         </w:rPr>
-        <w:hyperlink r:id="rId13" w:history="1">
+        <w:hyperlink r:id="rId12" w:history="1">
           <w:r>
             <w:rPr>
               <w:rStyle w:val="Hyperlink"/>
@@ -764,7 +829,7 @@
           <w:sz w:val="24"/>
           <w:u w:val="single"/>
         </w:rPr>
-        <w:hyperlink r:id="rId13" w:history="1">
+        <w:hyperlink r:id="rId12" w:history="1">
           <w:r>
             <w:rPr>
               <w:rStyle w:val="Hyperlink"/>
@@ -864,7 +929,7 @@
           <w:sz w:val="24"/>
           <w:u w:val="single"/>
         </w:rPr>
-        <w:hyperlink r:id="rId14" w:history="1">
+        <w:hyperlink r:id="rId13" w:history="1">
           <w:r>
             <w:rPr>
               <w:rStyle w:val="Hyperlink"/>
@@ -880,16 +945,8 @@
           <w:i w:val="0"/>
           <w:color w:val="0000FF"/>
           <w:sz w:val="24"/>
-          <w:u w:val="single"/>
-        </w:rPr>
-        <w:hyperlink r:id="rId14" w:history="1">
-          <w:r>
-            <w:rPr>
-              <w:rStyle w:val="Hyperlink"/>
-            </w:rPr>
-            <w:t>m</w:t>
-          </w:r>
-        </w:hyperlink>
+        </w:rPr>
+        <w:t>m</w:t>
       </w:r>
       <w:r>
         <w:rPr>
@@ -2109,7 +2166,14 @@
           <w:color w:val="000000"/>
           <w:sz w:val="24"/>
         </w:rPr>
-        <w:t xml:space="preserve">, </w:t>
+        <w:hyperlink r:id="rId23" w:history="1">
+          <w:r>
+            <w:rPr>
+              <w:rStyle w:val="Hyperlink"/>
+            </w:rPr>
+            <w:t xml:space="preserve">, </w:t>
+          </w:r>
+        </w:hyperlink>
       </w:r>
       <w:r>
         <w:rPr>
@@ -2984,7 +3048,86 @@
           <w:color w:val="000000"/>
           <w:sz w:val="24"/>
         </w:rPr>
-        <w:t xml:space="preserve">m the period of </w:t>
+        <w:hyperlink r:id="rId30" w:history="1">
+          <w:r>
+            <w:rPr>
+              <w:rStyle w:val="Hyperlink"/>
+            </w:rPr>
+            <w:t>m the</w:t>
+          </w:r>
+        </w:hyperlink>
+      </w:r>
+      <w:r>
+        <w:rPr>
+          <w:u w:val="single" w:color="0000ff"/>
+          <w:rFonts w:ascii="Charis SIL Regular" w:hAnsi="Charis SIL Regular" w:eastAsia="Charis SIL Regular"/>
+          <w:b w:val="0"/>
+          <w:i w:val="0"/>
+          <w:color w:val="000000"/>
+          <w:sz w:val="24"/>
+        </w:rPr>
+        <w:hyperlink r:id="rId30" w:history="1">
+          <w:r>
+            <w:rPr>
+              <w:rStyle w:val="Hyperlink"/>
+            </w:rPr>
+            <w:t xml:space="preserve"> per</w:t>
+          </w:r>
+        </w:hyperlink>
+      </w:r>
+      <w:r>
+        <w:rPr>
+          <w:u w:val="single" w:color="0000ff"/>
+          <w:rFonts w:ascii="Charis SIL Regular" w:hAnsi="Charis SIL Regular" w:eastAsia="Charis SIL Regular"/>
+          <w:b w:val="0"/>
+          <w:i w:val="0"/>
+          <w:color w:val="000000"/>
+          <w:sz w:val="24"/>
+        </w:rPr>
+        <w:hyperlink r:id="rId30" w:history="1">
+          <w:r>
+            <w:rPr>
+              <w:rStyle w:val="Hyperlink"/>
+            </w:rPr>
+            <w:t>i</w:t>
+          </w:r>
+        </w:hyperlink>
+      </w:r>
+      <w:r>
+        <w:rPr>
+          <w:u w:val="single" w:color="0000ff"/>
+          <w:rFonts w:ascii="Charis SIL Regular" w:hAnsi="Charis SIL Regular" w:eastAsia="Charis SIL Regular"/>
+          <w:b w:val="0"/>
+          <w:i w:val="0"/>
+          <w:color w:val="000000"/>
+          <w:sz w:val="24"/>
+        </w:rPr>
+        <w:hyperlink r:id="rId30" w:history="1">
+          <w:r>
+            <w:rPr>
+              <w:rStyle w:val="Hyperlink"/>
+            </w:rPr>
+            <w:t>od o</w:t>
+          </w:r>
+        </w:hyperlink>
+      </w:r>
+      <w:r>
+        <w:rPr>
+          <w:u w:val="single" w:color="0000ff"/>
+          <w:rFonts w:ascii="Charis SIL Regular" w:hAnsi="Charis SIL Regular" w:eastAsia="Charis SIL Regular"/>
+          <w:b w:val="0"/>
+          <w:i w:val="0"/>
+          <w:color w:val="000000"/>
+          <w:sz w:val="24"/>
+        </w:rPr>
+        <w:hyperlink r:id="rId30" w:history="1">
+          <w:r>
+            <w:rPr>
+              <w:rStyle w:val="Hyperlink"/>
+            </w:rPr>
+            <w:t xml:space="preserve">f </w:t>
+          </w:r>
+        </w:hyperlink>
       </w:r>
       <w:r>
         <w:rPr>
@@ -2995,7 +3138,7 @@
           <w:sz w:val="24"/>
           <w:u w:val="single"/>
         </w:rPr>
-        <w:hyperlink r:id="rId31" w:history="1">
+        <w:hyperlink r:id="rId30" w:history="1">
           <w:r>
             <w:rPr>
               <w:rStyle w:val="Hyperlink"/>
@@ -3013,7 +3156,7 @@
           <w:sz w:val="24"/>
           <w:u w:val="single"/>
         </w:rPr>
-        <w:hyperlink r:id="rId31" w:history="1">
+        <w:hyperlink r:id="rId30" w:history="1">
           <w:r>
             <w:rPr>
               <w:rStyle w:val="Hyperlink"/>
@@ -3031,7 +3174,7 @@
           <w:sz w:val="24"/>
           <w:u w:val="single"/>
         </w:rPr>
-        <w:hyperlink r:id="rId31" w:history="1">
+        <w:hyperlink r:id="rId30" w:history="1">
           <w:r>
             <w:rPr>
               <w:rStyle w:val="Hyperlink"/>
@@ -3049,7 +3192,7 @@
           <w:sz w:val="24"/>
           <w:u w:val="single"/>
         </w:rPr>
-        <w:hyperlink r:id="rId31" w:history="1">
+        <w:hyperlink r:id="rId30" w:history="1">
           <w:r>
             <w:rPr>
               <w:rStyle w:val="Hyperlink"/>
@@ -3067,7 +3210,7 @@
           <w:sz w:val="24"/>
           <w:u w:val="single"/>
         </w:rPr>
-        <w:hyperlink r:id="rId31" w:history="1">
+        <w:hyperlink r:id="rId30" w:history="1">
           <w:r>
             <w:rPr>
               <w:rStyle w:val="Hyperlink"/>
@@ -3096,7 +3239,7 @@
           <w:sz w:val="24"/>
           <w:u w:val="single"/>
         </w:rPr>
-        <w:hyperlink r:id="rId31" w:history="1">
+        <w:hyperlink r:id="rId30" w:history="1">
           <w:r>
             <w:rPr>
               <w:rStyle w:val="Hyperlink"/>
@@ -3114,7 +3257,7 @@
           <w:sz w:val="24"/>
           <w:u w:val="single"/>
         </w:rPr>
-        <w:hyperlink r:id="rId31" w:history="1">
+        <w:hyperlink r:id="rId30" w:history="1">
           <w:r>
             <w:rPr>
               <w:rStyle w:val="Hyperlink"/>
@@ -4420,7 +4563,7 @@
           <w:sz w:val="24"/>
           <w:u w:val="single"/>
         </w:rPr>
-        <w:hyperlink r:id="rId37" w:history="1">
+        <w:hyperlink r:id="rId38" w:history="1">
           <w:r>
             <w:rPr>
               <w:rStyle w:val="Hyperlink"/>

--- a/EXPORTS/DOCX/published/niveau3/English/KunsthandelVanLier.docx
+++ b/EXPORTS/DOCX/published/niveau3/English/KunsthandelVanLier.docx
@@ -413,7 +413,6 @@
           <w:i w:val="0"/>
           <w:color w:val="0000FF"/>
           <w:sz w:val="24"/>
-          <w:u w:val="single"/>
         </w:rPr>
         <w:hyperlink r:id="rId11" w:history="1">
           <w:r>
@@ -433,7 +432,7 @@
           <w:sz w:val="24"/>
           <w:u w:val="single"/>
         </w:rPr>
-        <w:hyperlink r:id="rId11" w:history="1">
+        <w:hyperlink r:id="rId10" w:history="1">
           <w:r>
             <w:rPr>
               <w:rStyle w:val="Hyperlink"/>
@@ -444,31 +443,13 @@
       </w:r>
       <w:r>
         <w:rPr>
-          <w:u w:val="single" w:color="0000ff"/>
           <w:rFonts w:ascii="Charis SIL Regular" w:hAnsi="Charis SIL Regular" w:eastAsia="Charis SIL Regular"/>
           <w:b w:val="0"/>
           <w:i w:val="0"/>
           <w:color w:val="000000"/>
           <w:sz w:val="24"/>
         </w:rPr>
-        <w:hyperlink r:id="rId10" w:history="1">
-          <w:r>
-            <w:rPr>
-              <w:rStyle w:val="Hyperlink"/>
-            </w:rPr>
-            <w:t xml:space="preserve"> pri</w:t>
-          </w:r>
-        </w:hyperlink>
-      </w:r>
-      <w:r>
-        <w:rPr>
-          <w:rFonts w:ascii="Charis SIL Regular" w:hAnsi="Charis SIL Regular" w:eastAsia="Charis SIL Regular"/>
-          <w:b w:val="0"/>
-          <w:i w:val="0"/>
-          <w:color w:val="000000"/>
-          <w:sz w:val="24"/>
-        </w:rPr>
-        <w:t xml:space="preserve">marily dealt in </w:t>
+        <w:t xml:space="preserve"> primarily dealt in </w:t>
       </w:r>
       <w:r>
         <w:rPr>
@@ -574,92 +555,7 @@
           <w:color w:val="000000"/>
           <w:sz w:val="24"/>
         </w:rPr>
-        <w:t>However, Van Lier also becam</w:t>
-      </w:r>
-      <w:r>
-        <w:rPr>
-          <w:rFonts w:ascii="Charis SIL Regular" w:hAnsi="Charis SIL Regular" w:eastAsia="Charis SIL Regular"/>
-          <w:b w:val="0"/>
-          <w:i w:val="0"/>
-          <w:color w:val="000000"/>
-          <w:sz w:val="24"/>
-        </w:rPr>
-        <w:hyperlink r:id="rId11" w:history="1">
-          <w:r>
-            <w:rPr>
-              <w:rStyle w:val="Hyperlink"/>
-            </w:rPr>
-            <w:t>e fascinat</w:t>
-          </w:r>
-        </w:hyperlink>
-      </w:r>
-      <w:r>
-        <w:rPr>
-          <w:rFonts w:ascii="Charis SIL Regular" w:hAnsi="Charis SIL Regular" w:eastAsia="Charis SIL Regular"/>
-          <w:b w:val="0"/>
-          <w:i w:val="0"/>
-          <w:color w:val="000000"/>
-          <w:sz w:val="24"/>
-        </w:rPr>
-        <w:hyperlink r:id="rId11" w:history="1">
-          <w:r>
-            <w:rPr>
-              <w:rStyle w:val="Hyperlink"/>
-            </w:rPr>
-            <w:t>e</w:t>
-          </w:r>
-        </w:hyperlink>
-      </w:r>
-      <w:r>
-        <w:rPr>
-          <w:rFonts w:ascii="Charis SIL Regular" w:hAnsi="Charis SIL Regular" w:eastAsia="Charis SIL Regular"/>
-          <w:b w:val="0"/>
-          <w:i w:val="0"/>
-          <w:color w:val="000000"/>
-          <w:sz w:val="24"/>
-        </w:rPr>
-        <w:hyperlink r:id="rId11" w:history="1">
-          <w:r>
-            <w:rPr>
-              <w:rStyle w:val="Hyperlink"/>
-            </w:rPr>
-            <w:t>d w</w:t>
-          </w:r>
-        </w:hyperlink>
-      </w:r>
-      <w:r>
-        <w:rPr>
-          <w:rFonts w:ascii="Charis SIL Regular" w:hAnsi="Charis SIL Regular" w:eastAsia="Charis SIL Regular"/>
-          <w:b w:val="0"/>
-          <w:i w:val="0"/>
-          <w:color w:val="000000"/>
-          <w:sz w:val="24"/>
-        </w:rPr>
-        <w:hyperlink r:id="rId11" w:history="1">
-          <w:r>
-            <w:rPr>
-              <w:rStyle w:val="Hyperlink"/>
-            </w:rPr>
-            <w:t>i</w:t>
-          </w:r>
-        </w:hyperlink>
-      </w:r>
-      <w:r>
-        <w:rPr>
-          <w:rFonts w:ascii="Charis SIL Regular" w:hAnsi="Charis SIL Regular" w:eastAsia="Charis SIL Regular"/>
-          <w:b w:val="0"/>
-          <w:i w:val="0"/>
-          <w:color w:val="000000"/>
-          <w:sz w:val="24"/>
-        </w:rPr>
-        <w:hyperlink r:id="rId11" w:history="1">
-          <w:r>
-            <w:rPr>
-              <w:rStyle w:val="Hyperlink"/>
-            </w:rPr>
-            <w:t xml:space="preserve">th </w:t>
-          </w:r>
-        </w:hyperlink>
+        <w:t xml:space="preserve">However, Van Lier also became fascinated with </w:t>
       </w:r>
       <w:r>
         <w:rPr>
@@ -945,6 +841,7 @@
           <w:i w:val="0"/>
           <w:color w:val="0000FF"/>
           <w:sz w:val="24"/>
+          <w:u w:val="single"/>
         </w:rPr>
         <w:t>m</w:t>
       </w:r>
@@ -2099,7 +1996,6 @@
           <w:i w:val="0"/>
           <w:color w:val="0000FF"/>
           <w:sz w:val="24"/>
-          <w:u w:val="single"/>
         </w:rPr>
         <w:hyperlink r:id="rId24" w:history="1">
           <w:r>
@@ -3037,97 +2933,7 @@
           <w:color w:val="000000"/>
           <w:sz w:val="24"/>
         </w:rPr>
-        <w:t>are a number of records fro</w:t>
-      </w:r>
-      <w:r>
-        <w:rPr>
-          <w:u w:val="single" w:color="0000ff"/>
-          <w:rFonts w:ascii="Charis SIL Regular" w:hAnsi="Charis SIL Regular" w:eastAsia="Charis SIL Regular"/>
-          <w:b w:val="0"/>
-          <w:i w:val="0"/>
-          <w:color w:val="000000"/>
-          <w:sz w:val="24"/>
-        </w:rPr>
-        <w:hyperlink r:id="rId30" w:history="1">
-          <w:r>
-            <w:rPr>
-              <w:rStyle w:val="Hyperlink"/>
-            </w:rPr>
-            <w:t>m the</w:t>
-          </w:r>
-        </w:hyperlink>
-      </w:r>
-      <w:r>
-        <w:rPr>
-          <w:u w:val="single" w:color="0000ff"/>
-          <w:rFonts w:ascii="Charis SIL Regular" w:hAnsi="Charis SIL Regular" w:eastAsia="Charis SIL Regular"/>
-          <w:b w:val="0"/>
-          <w:i w:val="0"/>
-          <w:color w:val="000000"/>
-          <w:sz w:val="24"/>
-        </w:rPr>
-        <w:hyperlink r:id="rId30" w:history="1">
-          <w:r>
-            <w:rPr>
-              <w:rStyle w:val="Hyperlink"/>
-            </w:rPr>
-            <w:t xml:space="preserve"> per</w:t>
-          </w:r>
-        </w:hyperlink>
-      </w:r>
-      <w:r>
-        <w:rPr>
-          <w:u w:val="single" w:color="0000ff"/>
-          <w:rFonts w:ascii="Charis SIL Regular" w:hAnsi="Charis SIL Regular" w:eastAsia="Charis SIL Regular"/>
-          <w:b w:val="0"/>
-          <w:i w:val="0"/>
-          <w:color w:val="000000"/>
-          <w:sz w:val="24"/>
-        </w:rPr>
-        <w:hyperlink r:id="rId30" w:history="1">
-          <w:r>
-            <w:rPr>
-              <w:rStyle w:val="Hyperlink"/>
-            </w:rPr>
-            <w:t>i</w:t>
-          </w:r>
-        </w:hyperlink>
-      </w:r>
-      <w:r>
-        <w:rPr>
-          <w:u w:val="single" w:color="0000ff"/>
-          <w:rFonts w:ascii="Charis SIL Regular" w:hAnsi="Charis SIL Regular" w:eastAsia="Charis SIL Regular"/>
-          <w:b w:val="0"/>
-          <w:i w:val="0"/>
-          <w:color w:val="000000"/>
-          <w:sz w:val="24"/>
-        </w:rPr>
-        <w:hyperlink r:id="rId30" w:history="1">
-          <w:r>
-            <w:rPr>
-              <w:rStyle w:val="Hyperlink"/>
-            </w:rPr>
-            <w:t>od o</w:t>
-          </w:r>
-        </w:hyperlink>
-      </w:r>
-      <w:r>
-        <w:rPr>
-          <w:u w:val="single" w:color="0000ff"/>
-          <w:rFonts w:ascii="Charis SIL Regular" w:hAnsi="Charis SIL Regular" w:eastAsia="Charis SIL Regular"/>
-          <w:b w:val="0"/>
-          <w:i w:val="0"/>
-          <w:color w:val="000000"/>
-          <w:sz w:val="24"/>
-        </w:rPr>
-        <w:hyperlink r:id="rId30" w:history="1">
-          <w:r>
-            <w:rPr>
-              <w:rStyle w:val="Hyperlink"/>
-            </w:rPr>
-            <w:t xml:space="preserve">f </w:t>
-          </w:r>
-        </w:hyperlink>
+        <w:t xml:space="preserve">are a number of records from the period of </w:t>
       </w:r>
       <w:r>
         <w:rPr>
@@ -4545,7 +4351,7 @@
           <w:sz w:val="24"/>
           <w:u w:val="single"/>
         </w:rPr>
-        <w:hyperlink r:id="rId38" w:history="1">
+        <w:hyperlink r:id="rId37" w:history="1">
           <w:r>
             <w:rPr>
               <w:rStyle w:val="Hyperlink"/>
@@ -4563,7 +4369,7 @@
           <w:sz w:val="24"/>
           <w:u w:val="single"/>
         </w:rPr>
-        <w:hyperlink r:id="rId38" w:history="1">
+        <w:hyperlink r:id="rId37" w:history="1">
           <w:r>
             <w:rPr>
               <w:rStyle w:val="Hyperlink"/>

--- a/EXPORTS/DOCX/published/niveau3/English/KunsthandelVanLier.docx
+++ b/EXPORTS/DOCX/published/niveau3/English/KunsthandelVanLier.docx
@@ -413,6 +413,7 @@
           <w:i w:val="0"/>
           <w:color w:val="0000FF"/>
           <w:sz w:val="24"/>
+          <w:u w:val="single"/>
         </w:rPr>
         <w:hyperlink r:id="rId11" w:history="1">
           <w:r>
@@ -443,13 +444,31 @@
       </w:r>
       <w:r>
         <w:rPr>
+          <w:u w:val="single" w:color="0000ff"/>
           <w:rFonts w:ascii="Charis SIL Regular" w:hAnsi="Charis SIL Regular" w:eastAsia="Charis SIL Regular"/>
           <w:b w:val="0"/>
           <w:i w:val="0"/>
           <w:color w:val="000000"/>
           <w:sz w:val="24"/>
         </w:rPr>
-        <w:t xml:space="preserve"> primarily dealt in </w:t>
+        <w:hyperlink r:id="rId10" w:history="1">
+          <w:r>
+            <w:rPr>
+              <w:rStyle w:val="Hyperlink"/>
+            </w:rPr>
+            <w:t xml:space="preserve"> pri</w:t>
+          </w:r>
+        </w:hyperlink>
+      </w:r>
+      <w:r>
+        <w:rPr>
+          <w:rFonts w:ascii="Charis SIL Regular" w:hAnsi="Charis SIL Regular" w:eastAsia="Charis SIL Regular"/>
+          <w:b w:val="0"/>
+          <w:i w:val="0"/>
+          <w:color w:val="000000"/>
+          <w:sz w:val="24"/>
+        </w:rPr>
+        <w:t xml:space="preserve">marily dealt in </w:t>
       </w:r>
       <w:r>
         <w:rPr>
@@ -555,7 +574,92 @@
           <w:color w:val="000000"/>
           <w:sz w:val="24"/>
         </w:rPr>
-        <w:t xml:space="preserve">However, Van Lier also became fascinated with </w:t>
+        <w:t>However, Van Lier also becam</w:t>
+      </w:r>
+      <w:r>
+        <w:rPr>
+          <w:rFonts w:ascii="Charis SIL Regular" w:hAnsi="Charis SIL Regular" w:eastAsia="Charis SIL Regular"/>
+          <w:b w:val="0"/>
+          <w:i w:val="0"/>
+          <w:color w:val="000000"/>
+          <w:sz w:val="24"/>
+        </w:rPr>
+        <w:hyperlink r:id="rId11" w:history="1">
+          <w:r>
+            <w:rPr>
+              <w:rStyle w:val="Hyperlink"/>
+            </w:rPr>
+            <w:t>e fascinat</w:t>
+          </w:r>
+        </w:hyperlink>
+      </w:r>
+      <w:r>
+        <w:rPr>
+          <w:rFonts w:ascii="Charis SIL Regular" w:hAnsi="Charis SIL Regular" w:eastAsia="Charis SIL Regular"/>
+          <w:b w:val="0"/>
+          <w:i w:val="0"/>
+          <w:color w:val="000000"/>
+          <w:sz w:val="24"/>
+        </w:rPr>
+        <w:hyperlink r:id="rId11" w:history="1">
+          <w:r>
+            <w:rPr>
+              <w:rStyle w:val="Hyperlink"/>
+            </w:rPr>
+            <w:t>e</w:t>
+          </w:r>
+        </w:hyperlink>
+      </w:r>
+      <w:r>
+        <w:rPr>
+          <w:rFonts w:ascii="Charis SIL Regular" w:hAnsi="Charis SIL Regular" w:eastAsia="Charis SIL Regular"/>
+          <w:b w:val="0"/>
+          <w:i w:val="0"/>
+          <w:color w:val="000000"/>
+          <w:sz w:val="24"/>
+        </w:rPr>
+        <w:hyperlink r:id="rId11" w:history="1">
+          <w:r>
+            <w:rPr>
+              <w:rStyle w:val="Hyperlink"/>
+            </w:rPr>
+            <w:t>d w</w:t>
+          </w:r>
+        </w:hyperlink>
+      </w:r>
+      <w:r>
+        <w:rPr>
+          <w:rFonts w:ascii="Charis SIL Regular" w:hAnsi="Charis SIL Regular" w:eastAsia="Charis SIL Regular"/>
+          <w:b w:val="0"/>
+          <w:i w:val="0"/>
+          <w:color w:val="000000"/>
+          <w:sz w:val="24"/>
+        </w:rPr>
+        <w:hyperlink r:id="rId11" w:history="1">
+          <w:r>
+            <w:rPr>
+              <w:rStyle w:val="Hyperlink"/>
+            </w:rPr>
+            <w:t>i</w:t>
+          </w:r>
+        </w:hyperlink>
+      </w:r>
+      <w:r>
+        <w:rPr>
+          <w:rFonts w:ascii="Charis SIL Regular" w:hAnsi="Charis SIL Regular" w:eastAsia="Charis SIL Regular"/>
+          <w:b w:val="0"/>
+          <w:i w:val="0"/>
+          <w:color w:val="000000"/>
+          <w:sz w:val="24"/>
+        </w:rPr>
+        <w:hyperlink r:id="rId11" w:history="1">
+          <w:r>
+            <w:rPr>
+              <w:rStyle w:val="Hyperlink"/>
+            </w:rPr>
+            <w:t xml:space="preserve">th </w:t>
+          </w:r>
+        </w:hyperlink>
       </w:r>
       <w:r>
         <w:rPr>
@@ -689,7 +793,7 @@
           <w:sz w:val="24"/>
           <w:u w:val="single"/>
         </w:rPr>
-        <w:hyperlink r:id="rId12" w:history="1">
+        <w:hyperlink r:id="rId13" w:history="1">
           <w:r>
             <w:rPr>
               <w:rStyle w:val="Hyperlink"/>
@@ -707,7 +811,7 @@
           <w:sz w:val="24"/>
           <w:u w:val="single"/>
         </w:rPr>
-        <w:hyperlink r:id="rId12" w:history="1">
+        <w:hyperlink r:id="rId13" w:history="1">
           <w:r>
             <w:rPr>
               <w:rStyle w:val="Hyperlink"/>
@@ -725,7 +829,7 @@
           <w:sz w:val="24"/>
           <w:u w:val="single"/>
         </w:rPr>
-        <w:hyperlink r:id="rId12" w:history="1">
+        <w:hyperlink r:id="rId13" w:history="1">
           <w:r>
             <w:rPr>
               <w:rStyle w:val="Hyperlink"/>
@@ -825,7 +929,7 @@
           <w:sz w:val="24"/>
           <w:u w:val="single"/>
         </w:rPr>
-        <w:hyperlink r:id="rId13" w:history="1">
+        <w:hyperlink r:id="rId14" w:history="1">
           <w:r>
             <w:rPr>
               <w:rStyle w:val="Hyperlink"/>
@@ -841,9 +945,15 @@
           <w:i w:val="0"/>
           <w:color w:val="0000FF"/>
           <w:sz w:val="24"/>
-          <w:u w:val="single"/>
-        </w:rPr>
-        <w:t>m</w:t>
+        </w:rPr>
+        <w:hyperlink r:id="rId14" w:history="1">
+          <w:r>
+            <w:rPr>
+              <w:rStyle w:val="Hyperlink"/>
+            </w:rPr>
+            <w:t>m</w:t>
+          </w:r>
+        </w:hyperlink>
       </w:r>
       <w:r>
         <w:rPr>
@@ -854,7 +964,7 @@
           <w:sz w:val="24"/>
           <w:u w:val="single"/>
         </w:rPr>
-        <w:hyperlink r:id="rId13" w:history="1">
+        <w:hyperlink r:id="rId14" w:history="1">
           <w:r>
             <w:rPr>
               <w:rStyle w:val="Hyperlink"/>
@@ -872,7 +982,7 @@
           <w:sz w:val="24"/>
           <w:u w:val="single"/>
         </w:rPr>
-        <w:hyperlink r:id="rId13" w:history="1">
+        <w:hyperlink r:id="rId14" w:history="1">
           <w:r>
             <w:rPr>
               <w:rStyle w:val="Hyperlink"/>
@@ -901,7 +1011,7 @@
           <w:sz w:val="24"/>
           <w:u w:val="single"/>
         </w:rPr>
-        <w:hyperlink r:id="rId13" w:history="1">
+        <w:hyperlink r:id="rId14" w:history="1">
           <w:r>
             <w:rPr>
               <w:rStyle w:val="Hyperlink"/>
@@ -1996,6 +2106,7 @@
           <w:i w:val="0"/>
           <w:color w:val="0000FF"/>
           <w:sz w:val="24"/>
+          <w:u w:val="single"/>
         </w:rPr>
         <w:hyperlink r:id="rId24" w:history="1">
           <w:r>
@@ -2933,7 +3044,72 @@
           <w:color w:val="000000"/>
           <w:sz w:val="24"/>
         </w:rPr>
-        <w:t xml:space="preserve">are a number of records from the period of </w:t>
+        <w:t>are a number of records fro</w:t>
+      </w:r>
+      <w:r>
+        <w:rPr>
+          <w:u w:val="single" w:color="0000ff"/>
+          <w:rFonts w:ascii="Charis SIL Regular" w:hAnsi="Charis SIL Regular" w:eastAsia="Charis SIL Regular"/>
+          <w:b w:val="0"/>
+          <w:i w:val="0"/>
+          <w:color w:val="000000"/>
+          <w:sz w:val="24"/>
+        </w:rPr>
+        <w:hyperlink r:id="rId30" w:history="1">
+          <w:r>
+            <w:rPr>
+              <w:rStyle w:val="Hyperlink"/>
+            </w:rPr>
+            <w:t>m the</w:t>
+          </w:r>
+        </w:hyperlink>
+      </w:r>
+      <w:r>
+        <w:rPr>
+          <w:u w:val="single" w:color="0000ff"/>
+          <w:rFonts w:ascii="Charis SIL Regular" w:hAnsi="Charis SIL Regular" w:eastAsia="Charis SIL Regular"/>
+          <w:b w:val="0"/>
+          <w:i w:val="0"/>
+          <w:color w:val="000000"/>
+          <w:sz w:val="24"/>
+        </w:rPr>
+        <w:hyperlink r:id="rId30" w:history="1">
+          <w:r>
+            <w:rPr>
+              <w:rStyle w:val="Hyperlink"/>
+            </w:rPr>
+            <w:t xml:space="preserve"> per</w:t>
+          </w:r>
+        </w:hyperlink>
+      </w:r>
+      <w:r>
+        <w:rPr>
+          <w:u w:val="single" w:color="0000ff"/>
+          <w:rFonts w:ascii="Charis SIL Regular" w:hAnsi="Charis SIL Regular" w:eastAsia="Charis SIL Regular"/>
+          <w:b w:val="0"/>
+          <w:i w:val="0"/>
+          <w:color w:val="000000"/>
+          <w:sz w:val="24"/>
+        </w:rPr>
+        <w:hyperlink r:id="rId30" w:history="1">
+          <w:r>
+            <w:rPr>
+              <w:rStyle w:val="Hyperlink"/>
+            </w:rPr>
+            <w:t>i</w:t>
+          </w:r>
+        </w:hyperlink>
+      </w:r>
+      <w:r>
+        <w:rPr>
+          <w:u w:val="single" w:color="0000ff"/>
+          <w:rFonts w:ascii="Charis SIL Regular" w:hAnsi="Charis SIL Regular" w:eastAsia="Charis SIL Regular"/>
+          <w:b w:val="0"/>
+          <w:i w:val="0"/>
+          <w:color w:val="000000"/>
+          <w:sz w:val="24"/>
+        </w:rPr>
+        <w:t xml:space="preserve">od of </w:t>
       </w:r>
       <w:r>
         <w:rPr>
@@ -2944,7 +3120,7 @@
           <w:sz w:val="24"/>
           <w:u w:val="single"/>
         </w:rPr>
-        <w:hyperlink r:id="rId30" w:history="1">
+        <w:hyperlink r:id="rId31" w:history="1">
           <w:r>
             <w:rPr>
               <w:rStyle w:val="Hyperlink"/>
@@ -2962,7 +3138,7 @@
           <w:sz w:val="24"/>
           <w:u w:val="single"/>
         </w:rPr>
-        <w:hyperlink r:id="rId30" w:history="1">
+        <w:hyperlink r:id="rId31" w:history="1">
           <w:r>
             <w:rPr>
               <w:rStyle w:val="Hyperlink"/>
@@ -2980,7 +3156,7 @@
           <w:sz w:val="24"/>
           <w:u w:val="single"/>
         </w:rPr>
-        <w:hyperlink r:id="rId30" w:history="1">
+        <w:hyperlink r:id="rId31" w:history="1">
           <w:r>
             <w:rPr>
               <w:rStyle w:val="Hyperlink"/>
@@ -2998,7 +3174,7 @@
           <w:sz w:val="24"/>
           <w:u w:val="single"/>
         </w:rPr>
-        <w:hyperlink r:id="rId30" w:history="1">
+        <w:hyperlink r:id="rId31" w:history="1">
           <w:r>
             <w:rPr>
               <w:rStyle w:val="Hyperlink"/>
@@ -3016,7 +3192,7 @@
           <w:sz w:val="24"/>
           <w:u w:val="single"/>
         </w:rPr>
-        <w:hyperlink r:id="rId30" w:history="1">
+        <w:hyperlink r:id="rId31" w:history="1">
           <w:r>
             <w:rPr>
               <w:rStyle w:val="Hyperlink"/>
@@ -3045,7 +3221,7 @@
           <w:sz w:val="24"/>
           <w:u w:val="single"/>
         </w:rPr>
-        <w:hyperlink r:id="rId30" w:history="1">
+        <w:hyperlink r:id="rId31" w:history="1">
           <w:r>
             <w:rPr>
               <w:rStyle w:val="Hyperlink"/>
@@ -3063,7 +3239,7 @@
           <w:sz w:val="24"/>
           <w:u w:val="single"/>
         </w:rPr>
-        <w:hyperlink r:id="rId30" w:history="1">
+        <w:hyperlink r:id="rId31" w:history="1">
           <w:r>
             <w:rPr>
               <w:rStyle w:val="Hyperlink"/>
@@ -4351,7 +4527,7 @@
           <w:sz w:val="24"/>
           <w:u w:val="single"/>
         </w:rPr>
-        <w:hyperlink r:id="rId37" w:history="1">
+        <w:hyperlink r:id="rId38" w:history="1">
           <w:r>
             <w:rPr>
               <w:rStyle w:val="Hyperlink"/>
@@ -4369,7 +4545,7 @@
           <w:sz w:val="24"/>
           <w:u w:val="single"/>
         </w:rPr>
-        <w:hyperlink r:id="rId37" w:history="1">
+        <w:hyperlink r:id="rId38" w:history="1">
           <w:r>
             <w:rPr>
               <w:rStyle w:val="Hyperlink"/>

--- a/EXPORTS/DOCX/published/niveau3/English/KunsthandelVanLier.docx
+++ b/EXPORTS/DOCX/published/niveau3/English/KunsthandelVanLier.docx
@@ -246,107 +246,13 @@
       </w:r>
       <w:r>
         <w:rPr>
-          <w:u w:val="single" w:color="0000ff"/>
           <w:rFonts w:ascii="Charis SIL Regular" w:hAnsi="Charis SIL Regular" w:eastAsia="Charis SIL Regular"/>
           <w:b w:val="0"/>
           <w:i w:val="0"/>
           <w:color w:val="000000"/>
           <w:sz w:val="24"/>
         </w:rPr>
-        <w:hyperlink r:id="rId9" w:history="1">
-          <w:r>
-            <w:rPr>
-              <w:rStyle w:val="Hyperlink"/>
-            </w:rPr>
-            <w:t>years</w:t>
-          </w:r>
-        </w:hyperlink>
-      </w:r>
-      <w:r>
-        <w:rPr>
-          <w:u w:val="single" w:color="0000ff"/>
-          <w:rFonts w:ascii="Charis SIL Regular" w:hAnsi="Charis SIL Regular" w:eastAsia="Charis SIL Regular"/>
-          <w:b w:val="0"/>
-          <w:i w:val="0"/>
-          <w:color w:val="000000"/>
-          <w:sz w:val="24"/>
-        </w:rPr>
-        <w:t xml:space="preserve"> </w:t>
-      </w:r>
-      <w:r>
-        <w:rPr>
-          <w:u w:val="single" w:color="0000ff"/>
-          <w:rFonts w:ascii="Charis SIL Regular" w:hAnsi="Charis SIL Regular" w:eastAsia="Charis SIL Regular"/>
-          <w:b w:val="0"/>
-          <w:i w:val="0"/>
-          <w:color w:val="000000"/>
-          <w:sz w:val="24"/>
-        </w:rPr>
-        <w:hyperlink r:id="rId9" w:history="1">
-          <w:r>
-            <w:rPr>
-              <w:rStyle w:val="Hyperlink"/>
-            </w:rPr>
-            <w:t>late</w:t>
-          </w:r>
-        </w:hyperlink>
-      </w:r>
-      <w:r>
-        <w:rPr>
-          <w:u w:val="single" w:color="0000ff"/>
-          <w:rFonts w:ascii="Charis SIL Regular" w:hAnsi="Charis SIL Regular" w:eastAsia="Charis SIL Regular"/>
-          <w:b w:val="0"/>
-          <w:i w:val="0"/>
-          <w:color w:val="000000"/>
-          <w:sz w:val="24"/>
-        </w:rPr>
-        <w:hyperlink r:id="rId9" w:history="1">
-          <w:r>
-            <w:rPr>
-              <w:rStyle w:val="Hyperlink"/>
-            </w:rPr>
-            <w:t>r</w:t>
-          </w:r>
-        </w:hyperlink>
-      </w:r>
-      <w:r>
-        <w:rPr>
-          <w:u w:val="single" w:color="0000ff"/>
-          <w:rFonts w:ascii="Charis SIL Regular" w:hAnsi="Charis SIL Regular" w:eastAsia="Charis SIL Regular"/>
-          <w:b w:val="0"/>
-          <w:i w:val="0"/>
-          <w:color w:val="000000"/>
-          <w:sz w:val="24"/>
-        </w:rPr>
-        <w:hyperlink r:id="rId9" w:history="1">
-          <w:r>
-            <w:rPr>
-              <w:rStyle w:val="Hyperlink"/>
-            </w:rPr>
-            <w:t>. In</w:t>
-          </w:r>
-        </w:hyperlink>
-      </w:r>
-      <w:r>
-        <w:rPr>
-          <w:u w:val="single" w:color="0000ff"/>
-          <w:rFonts w:ascii="Charis SIL Regular" w:hAnsi="Charis SIL Regular" w:eastAsia="Charis SIL Regular"/>
-          <w:b w:val="0"/>
-          <w:i w:val="0"/>
-          <w:color w:val="000000"/>
-          <w:sz w:val="24"/>
-        </w:rPr>
-        <w:t xml:space="preserve"> </w:t>
-      </w:r>
-      <w:r>
-        <w:rPr>
-          <w:rFonts w:ascii="Charis SIL Regular" w:hAnsi="Charis SIL Regular" w:eastAsia="Charis SIL Regular"/>
-          <w:b w:val="0"/>
-          <w:i w:val="0"/>
-          <w:color w:val="000000"/>
-          <w:sz w:val="24"/>
-        </w:rPr>
-        <w:t xml:space="preserve">the early years, </w:t>
+        <w:t xml:space="preserve">years later. In the early years, </w:t>
       </w:r>
       <w:r>
         <w:rPr>
@@ -574,92 +480,7 @@
           <w:color w:val="000000"/>
           <w:sz w:val="24"/>
         </w:rPr>
-        <w:t>However, Van Lier also becam</w:t>
-      </w:r>
-      <w:r>
-        <w:rPr>
-          <w:rFonts w:ascii="Charis SIL Regular" w:hAnsi="Charis SIL Regular" w:eastAsia="Charis SIL Regular"/>
-          <w:b w:val="0"/>
-          <w:i w:val="0"/>
-          <w:color w:val="000000"/>
-          <w:sz w:val="24"/>
-        </w:rPr>
-        <w:hyperlink r:id="rId11" w:history="1">
-          <w:r>
-            <w:rPr>
-              <w:rStyle w:val="Hyperlink"/>
-            </w:rPr>
-            <w:t>e fascinat</w:t>
-          </w:r>
-        </w:hyperlink>
-      </w:r>
-      <w:r>
-        <w:rPr>
-          <w:rFonts w:ascii="Charis SIL Regular" w:hAnsi="Charis SIL Regular" w:eastAsia="Charis SIL Regular"/>
-          <w:b w:val="0"/>
-          <w:i w:val="0"/>
-          <w:color w:val="000000"/>
-          <w:sz w:val="24"/>
-        </w:rPr>
-        <w:hyperlink r:id="rId11" w:history="1">
-          <w:r>
-            <w:rPr>
-              <w:rStyle w:val="Hyperlink"/>
-            </w:rPr>
-            <w:t>e</w:t>
-          </w:r>
-        </w:hyperlink>
-      </w:r>
-      <w:r>
-        <w:rPr>
-          <w:rFonts w:ascii="Charis SIL Regular" w:hAnsi="Charis SIL Regular" w:eastAsia="Charis SIL Regular"/>
-          <w:b w:val="0"/>
-          <w:i w:val="0"/>
-          <w:color w:val="000000"/>
-          <w:sz w:val="24"/>
-        </w:rPr>
-        <w:hyperlink r:id="rId11" w:history="1">
-          <w:r>
-            <w:rPr>
-              <w:rStyle w:val="Hyperlink"/>
-            </w:rPr>
-            <w:t>d w</w:t>
-          </w:r>
-        </w:hyperlink>
-      </w:r>
-      <w:r>
-        <w:rPr>
-          <w:rFonts w:ascii="Charis SIL Regular" w:hAnsi="Charis SIL Regular" w:eastAsia="Charis SIL Regular"/>
-          <w:b w:val="0"/>
-          <w:i w:val="0"/>
-          <w:color w:val="000000"/>
-          <w:sz w:val="24"/>
-        </w:rPr>
-        <w:hyperlink r:id="rId11" w:history="1">
-          <w:r>
-            <w:rPr>
-              <w:rStyle w:val="Hyperlink"/>
-            </w:rPr>
-            <w:t>i</w:t>
-          </w:r>
-        </w:hyperlink>
-      </w:r>
-      <w:r>
-        <w:rPr>
-          <w:rFonts w:ascii="Charis SIL Regular" w:hAnsi="Charis SIL Regular" w:eastAsia="Charis SIL Regular"/>
-          <w:b w:val="0"/>
-          <w:i w:val="0"/>
-          <w:color w:val="000000"/>
-          <w:sz w:val="24"/>
-        </w:rPr>
-        <w:hyperlink r:id="rId11" w:history="1">
-          <w:r>
-            <w:rPr>
-              <w:rStyle w:val="Hyperlink"/>
-            </w:rPr>
-            <w:t xml:space="preserve">th </w:t>
-          </w:r>
-        </w:hyperlink>
+        <w:t xml:space="preserve">However, Van Lier also became fascinated with </w:t>
       </w:r>
       <w:r>
         <w:rPr>
@@ -793,7 +614,7 @@
           <w:sz w:val="24"/>
           <w:u w:val="single"/>
         </w:rPr>
-        <w:hyperlink r:id="rId13" w:history="1">
+        <w:hyperlink r:id="rId12" w:history="1">
           <w:r>
             <w:rPr>
               <w:rStyle w:val="Hyperlink"/>
@@ -811,7 +632,7 @@
           <w:sz w:val="24"/>
           <w:u w:val="single"/>
         </w:rPr>
-        <w:hyperlink r:id="rId13" w:history="1">
+        <w:hyperlink r:id="rId12" w:history="1">
           <w:r>
             <w:rPr>
               <w:rStyle w:val="Hyperlink"/>
@@ -829,7 +650,7 @@
           <w:sz w:val="24"/>
           <w:u w:val="single"/>
         </w:rPr>
-        <w:hyperlink r:id="rId13" w:history="1">
+        <w:hyperlink r:id="rId12" w:history="1">
           <w:r>
             <w:rPr>
               <w:rStyle w:val="Hyperlink"/>
@@ -929,7 +750,7 @@
           <w:sz w:val="24"/>
           <w:u w:val="single"/>
         </w:rPr>
-        <w:hyperlink r:id="rId14" w:history="1">
+        <w:hyperlink r:id="rId13" w:history="1">
           <w:r>
             <w:rPr>
               <w:rStyle w:val="Hyperlink"/>
@@ -945,15 +766,9 @@
           <w:i w:val="0"/>
           <w:color w:val="0000FF"/>
           <w:sz w:val="24"/>
-        </w:rPr>
-        <w:hyperlink r:id="rId14" w:history="1">
-          <w:r>
-            <w:rPr>
-              <w:rStyle w:val="Hyperlink"/>
-            </w:rPr>
-            <w:t>m</w:t>
-          </w:r>
-        </w:hyperlink>
+          <w:u w:val="single"/>
+        </w:rPr>
+        <w:t>m</w:t>
       </w:r>
       <w:r>
         <w:rPr>
@@ -964,7 +779,7 @@
           <w:sz w:val="24"/>
           <w:u w:val="single"/>
         </w:rPr>
-        <w:hyperlink r:id="rId14" w:history="1">
+        <w:hyperlink r:id="rId13" w:history="1">
           <w:r>
             <w:rPr>
               <w:rStyle w:val="Hyperlink"/>
@@ -982,7 +797,7 @@
           <w:sz w:val="24"/>
           <w:u w:val="single"/>
         </w:rPr>
-        <w:hyperlink r:id="rId14" w:history="1">
+        <w:hyperlink r:id="rId13" w:history="1">
           <w:r>
             <w:rPr>
               <w:rStyle w:val="Hyperlink"/>
@@ -1011,7 +826,7 @@
           <w:sz w:val="24"/>
           <w:u w:val="single"/>
         </w:rPr>
-        <w:hyperlink r:id="rId14" w:history="1">
+        <w:hyperlink r:id="rId13" w:history="1">
           <w:r>
             <w:rPr>
               <w:rStyle w:val="Hyperlink"/>
@@ -1310,7 +1125,7 @@
           <w:sz w:val="24"/>
           <w:u w:val="single"/>
         </w:rPr>
-        <w:hyperlink r:id="rId15" w:history="1">
+        <w:hyperlink r:id="rId17" w:history="1">
           <w:r>
             <w:rPr>
               <w:rStyle w:val="Hyperlink"/>
@@ -1328,7 +1143,7 @@
           <w:sz w:val="24"/>
           <w:u w:val="single"/>
         </w:rPr>
-        <w:hyperlink r:id="rId15" w:history="1">
+        <w:hyperlink r:id="rId17" w:history="1">
           <w:r>
             <w:rPr>
               <w:rStyle w:val="Hyperlink"/>
@@ -1357,7 +1172,7 @@
           <w:sz w:val="24"/>
           <w:u w:val="single"/>
         </w:rPr>
-        <w:hyperlink r:id="rId15" w:history="1">
+        <w:hyperlink r:id="rId17" w:history="1">
           <w:r>
             <w:rPr>
               <w:rStyle w:val="Hyperlink"/>
@@ -3044,72 +2859,7 @@
           <w:color w:val="000000"/>
           <w:sz w:val="24"/>
         </w:rPr>
-        <w:t>are a number of records fro</w:t>
-      </w:r>
-      <w:r>
-        <w:rPr>
-          <w:u w:val="single" w:color="0000ff"/>
-          <w:rFonts w:ascii="Charis SIL Regular" w:hAnsi="Charis SIL Regular" w:eastAsia="Charis SIL Regular"/>
-          <w:b w:val="0"/>
-          <w:i w:val="0"/>
-          <w:color w:val="000000"/>
-          <w:sz w:val="24"/>
-        </w:rPr>
-        <w:hyperlink r:id="rId30" w:history="1">
-          <w:r>
-            <w:rPr>
-              <w:rStyle w:val="Hyperlink"/>
-            </w:rPr>
-            <w:t>m the</w:t>
-          </w:r>
-        </w:hyperlink>
-      </w:r>
-      <w:r>
-        <w:rPr>
-          <w:u w:val="single" w:color="0000ff"/>
-          <w:rFonts w:ascii="Charis SIL Regular" w:hAnsi="Charis SIL Regular" w:eastAsia="Charis SIL Regular"/>
-          <w:b w:val="0"/>
-          <w:i w:val="0"/>
-          <w:color w:val="000000"/>
-          <w:sz w:val="24"/>
-        </w:rPr>
-        <w:hyperlink r:id="rId30" w:history="1">
-          <w:r>
-            <w:rPr>
-              <w:rStyle w:val="Hyperlink"/>
-            </w:rPr>
-            <w:t xml:space="preserve"> per</w:t>
-          </w:r>
-        </w:hyperlink>
-      </w:r>
-      <w:r>
-        <w:rPr>
-          <w:u w:val="single" w:color="0000ff"/>
-          <w:rFonts w:ascii="Charis SIL Regular" w:hAnsi="Charis SIL Regular" w:eastAsia="Charis SIL Regular"/>
-          <w:b w:val="0"/>
-          <w:i w:val="0"/>
-          <w:color w:val="000000"/>
-          <w:sz w:val="24"/>
-        </w:rPr>
-        <w:hyperlink r:id="rId30" w:history="1">
-          <w:r>
-            <w:rPr>
-              <w:rStyle w:val="Hyperlink"/>
-            </w:rPr>
-            <w:t>i</w:t>
-          </w:r>
-        </w:hyperlink>
-      </w:r>
-      <w:r>
-        <w:rPr>
-          <w:u w:val="single" w:color="0000ff"/>
-          <w:rFonts w:ascii="Charis SIL Regular" w:hAnsi="Charis SIL Regular" w:eastAsia="Charis SIL Regular"/>
-          <w:b w:val="0"/>
-          <w:i w:val="0"/>
-          <w:color w:val="000000"/>
-          <w:sz w:val="24"/>
-        </w:rPr>
-        <w:t xml:space="preserve">od of </w:t>
+        <w:t xml:space="preserve">are a number of records from the period of </w:t>
       </w:r>
       <w:r>
         <w:rPr>
@@ -3120,7 +2870,7 @@
           <w:sz w:val="24"/>
           <w:u w:val="single"/>
         </w:rPr>
-        <w:hyperlink r:id="rId31" w:history="1">
+        <w:hyperlink r:id="rId30" w:history="1">
           <w:r>
             <w:rPr>
               <w:rStyle w:val="Hyperlink"/>
@@ -3138,7 +2888,7 @@
           <w:sz w:val="24"/>
           <w:u w:val="single"/>
         </w:rPr>
-        <w:hyperlink r:id="rId31" w:history="1">
+        <w:hyperlink r:id="rId30" w:history="1">
           <w:r>
             <w:rPr>
               <w:rStyle w:val="Hyperlink"/>
@@ -3156,7 +2906,7 @@
           <w:sz w:val="24"/>
           <w:u w:val="single"/>
         </w:rPr>
-        <w:hyperlink r:id="rId31" w:history="1">
+        <w:hyperlink r:id="rId30" w:history="1">
           <w:r>
             <w:rPr>
               <w:rStyle w:val="Hyperlink"/>
@@ -3174,7 +2924,7 @@
           <w:sz w:val="24"/>
           <w:u w:val="single"/>
         </w:rPr>
-        <w:hyperlink r:id="rId31" w:history="1">
+        <w:hyperlink r:id="rId30" w:history="1">
           <w:r>
             <w:rPr>
               <w:rStyle w:val="Hyperlink"/>
@@ -3192,7 +2942,7 @@
           <w:sz w:val="24"/>
           <w:u w:val="single"/>
         </w:rPr>
-        <w:hyperlink r:id="rId31" w:history="1">
+        <w:hyperlink r:id="rId30" w:history="1">
           <w:r>
             <w:rPr>
               <w:rStyle w:val="Hyperlink"/>
@@ -3221,7 +2971,7 @@
           <w:sz w:val="24"/>
           <w:u w:val="single"/>
         </w:rPr>
-        <w:hyperlink r:id="rId31" w:history="1">
+        <w:hyperlink r:id="rId30" w:history="1">
           <w:r>
             <w:rPr>
               <w:rStyle w:val="Hyperlink"/>
@@ -3239,7 +2989,7 @@
           <w:sz w:val="24"/>
           <w:u w:val="single"/>
         </w:rPr>
-        <w:hyperlink r:id="rId31" w:history="1">
+        <w:hyperlink r:id="rId30" w:history="1">
           <w:r>
             <w:rPr>
               <w:rStyle w:val="Hyperlink"/>
@@ -4527,7 +4277,7 @@
           <w:sz w:val="24"/>
           <w:u w:val="single"/>
         </w:rPr>
-        <w:hyperlink r:id="rId38" w:history="1">
+        <w:hyperlink r:id="rId37" w:history="1">
           <w:r>
             <w:rPr>
               <w:rStyle w:val="Hyperlink"/>
@@ -4545,7 +4295,7 @@
           <w:sz w:val="24"/>
           <w:u w:val="single"/>
         </w:rPr>
-        <w:hyperlink r:id="rId38" w:history="1">
+        <w:hyperlink r:id="rId37" w:history="1">
           <w:r>
             <w:rPr>
               <w:rStyle w:val="Hyperlink"/>

--- a/EXPORTS/DOCX/published/niveau3/English/KunsthandelVanLier.docx
+++ b/EXPORTS/DOCX/published/niveau3/English/KunsthandelVanLier.docx
@@ -246,13 +246,107 @@
       </w:r>
       <w:r>
         <w:rPr>
+          <w:u w:val="single" w:color="0000ff"/>
           <w:rFonts w:ascii="Charis SIL Regular" w:hAnsi="Charis SIL Regular" w:eastAsia="Charis SIL Regular"/>
           <w:b w:val="0"/>
           <w:i w:val="0"/>
           <w:color w:val="000000"/>
           <w:sz w:val="24"/>
         </w:rPr>
-        <w:t xml:space="preserve">years later. In the early years, </w:t>
+        <w:hyperlink r:id="rId9" w:history="1">
+          <w:r>
+            <w:rPr>
+              <w:rStyle w:val="Hyperlink"/>
+            </w:rPr>
+            <w:t>years</w:t>
+          </w:r>
+        </w:hyperlink>
+      </w:r>
+      <w:r>
+        <w:rPr>
+          <w:u w:val="single" w:color="0000ff"/>
+          <w:rFonts w:ascii="Charis SIL Regular" w:hAnsi="Charis SIL Regular" w:eastAsia="Charis SIL Regular"/>
+          <w:b w:val="0"/>
+          <w:i w:val="0"/>
+          <w:color w:val="000000"/>
+          <w:sz w:val="24"/>
+        </w:rPr>
+        <w:t xml:space="preserve"> </w:t>
+      </w:r>
+      <w:r>
+        <w:rPr>
+          <w:u w:val="single" w:color="0000ff"/>
+          <w:rFonts w:ascii="Charis SIL Regular" w:hAnsi="Charis SIL Regular" w:eastAsia="Charis SIL Regular"/>
+          <w:b w:val="0"/>
+          <w:i w:val="0"/>
+          <w:color w:val="000000"/>
+          <w:sz w:val="24"/>
+        </w:rPr>
+        <w:hyperlink r:id="rId9" w:history="1">
+          <w:r>
+            <w:rPr>
+              <w:rStyle w:val="Hyperlink"/>
+            </w:rPr>
+            <w:t>late</w:t>
+          </w:r>
+        </w:hyperlink>
+      </w:r>
+      <w:r>
+        <w:rPr>
+          <w:u w:val="single" w:color="0000ff"/>
+          <w:rFonts w:ascii="Charis SIL Regular" w:hAnsi="Charis SIL Regular" w:eastAsia="Charis SIL Regular"/>
+          <w:b w:val="0"/>
+          <w:i w:val="0"/>
+          <w:color w:val="000000"/>
+          <w:sz w:val="24"/>
+        </w:rPr>
+        <w:hyperlink r:id="rId9" w:history="1">
+          <w:r>
+            <w:rPr>
+              <w:rStyle w:val="Hyperlink"/>
+            </w:rPr>
+            <w:t>r</w:t>
+          </w:r>
+        </w:hyperlink>
+      </w:r>
+      <w:r>
+        <w:rPr>
+          <w:u w:val="single" w:color="0000ff"/>
+          <w:rFonts w:ascii="Charis SIL Regular" w:hAnsi="Charis SIL Regular" w:eastAsia="Charis SIL Regular"/>
+          <w:b w:val="0"/>
+          <w:i w:val="0"/>
+          <w:color w:val="000000"/>
+          <w:sz w:val="24"/>
+        </w:rPr>
+        <w:hyperlink r:id="rId9" w:history="1">
+          <w:r>
+            <w:rPr>
+              <w:rStyle w:val="Hyperlink"/>
+            </w:rPr>
+            <w:t>. In</w:t>
+          </w:r>
+        </w:hyperlink>
+      </w:r>
+      <w:r>
+        <w:rPr>
+          <w:u w:val="single" w:color="0000ff"/>
+          <w:rFonts w:ascii="Charis SIL Regular" w:hAnsi="Charis SIL Regular" w:eastAsia="Charis SIL Regular"/>
+          <w:b w:val="0"/>
+          <w:i w:val="0"/>
+          <w:color w:val="000000"/>
+          <w:sz w:val="24"/>
+        </w:rPr>
+        <w:t xml:space="preserve"> </w:t>
+      </w:r>
+      <w:r>
+        <w:rPr>
+          <w:rFonts w:ascii="Charis SIL Regular" w:hAnsi="Charis SIL Regular" w:eastAsia="Charis SIL Regular"/>
+          <w:b w:val="0"/>
+          <w:i w:val="0"/>
+          <w:color w:val="000000"/>
+          <w:sz w:val="24"/>
+        </w:rPr>
+        <w:t xml:space="preserve">the early years, </w:t>
       </w:r>
       <w:r>
         <w:rPr>
@@ -491,7 +585,7 @@
           <w:sz w:val="24"/>
           <w:u w:val="single"/>
         </w:rPr>
-        <w:hyperlink r:id="rId11" w:history="1">
+        <w:hyperlink r:id="rId13" w:history="1">
           <w:r>
             <w:rPr>
               <w:rStyle w:val="Hyperlink"/>
@@ -585,7 +679,7 @@
           <w:sz w:val="24"/>
           <w:u w:val="single"/>
         </w:rPr>
-        <w:hyperlink r:id="rId12" w:history="1">
+        <w:hyperlink r:id="rId13" w:history="1">
           <w:r>
             <w:rPr>
               <w:rStyle w:val="Hyperlink"/>
@@ -614,7 +708,7 @@
           <w:sz w:val="24"/>
           <w:u w:val="single"/>
         </w:rPr>
-        <w:hyperlink r:id="rId12" w:history="1">
+        <w:hyperlink r:id="rId13" w:history="1">
           <w:r>
             <w:rPr>
               <w:rStyle w:val="Hyperlink"/>
@@ -632,7 +726,7 @@
           <w:sz w:val="24"/>
           <w:u w:val="single"/>
         </w:rPr>
-        <w:hyperlink r:id="rId12" w:history="1">
+        <w:hyperlink r:id="rId13" w:history="1">
           <w:r>
             <w:rPr>
               <w:rStyle w:val="Hyperlink"/>
@@ -650,7 +744,7 @@
           <w:sz w:val="24"/>
           <w:u w:val="single"/>
         </w:rPr>
-        <w:hyperlink r:id="rId12" w:history="1">
+        <w:hyperlink r:id="rId13" w:history="1">
           <w:r>
             <w:rPr>
               <w:rStyle w:val="Hyperlink"/>
@@ -766,7 +860,6 @@
           <w:i w:val="0"/>
           <w:color w:val="0000FF"/>
           <w:sz w:val="24"/>
-          <w:u w:val="single"/>
         </w:rPr>
         <w:t>m</w:t>
       </w:r>
@@ -1125,7 +1218,7 @@
           <w:sz w:val="24"/>
           <w:u w:val="single"/>
         </w:rPr>
-        <w:hyperlink r:id="rId17" w:history="1">
+        <w:hyperlink r:id="rId15" w:history="1">
           <w:r>
             <w:rPr>
               <w:rStyle w:val="Hyperlink"/>
@@ -1143,7 +1236,7 @@
           <w:sz w:val="24"/>
           <w:u w:val="single"/>
         </w:rPr>
-        <w:hyperlink r:id="rId17" w:history="1">
+        <w:hyperlink r:id="rId15" w:history="1">
           <w:r>
             <w:rPr>
               <w:rStyle w:val="Hyperlink"/>
@@ -1172,7 +1265,7 @@
           <w:sz w:val="24"/>
           <w:u w:val="single"/>
         </w:rPr>
-        <w:hyperlink r:id="rId17" w:history="1">
+        <w:hyperlink r:id="rId15" w:history="1">
           <w:r>
             <w:rPr>
               <w:rStyle w:val="Hyperlink"/>
@@ -2859,7 +2952,97 @@
           <w:color w:val="000000"/>
           <w:sz w:val="24"/>
         </w:rPr>
-        <w:t xml:space="preserve">are a number of records from the period of </w:t>
+        <w:t>are a number of records fro</w:t>
+      </w:r>
+      <w:r>
+        <w:rPr>
+          <w:u w:val="single" w:color="0000ff"/>
+          <w:rFonts w:ascii="Charis SIL Regular" w:hAnsi="Charis SIL Regular" w:eastAsia="Charis SIL Regular"/>
+          <w:b w:val="0"/>
+          <w:i w:val="0"/>
+          <w:color w:val="000000"/>
+          <w:sz w:val="24"/>
+        </w:rPr>
+        <w:hyperlink r:id="rId30" w:history="1">
+          <w:r>
+            <w:rPr>
+              <w:rStyle w:val="Hyperlink"/>
+            </w:rPr>
+            <w:t>m the</w:t>
+          </w:r>
+        </w:hyperlink>
+      </w:r>
+      <w:r>
+        <w:rPr>
+          <w:u w:val="single" w:color="0000ff"/>
+          <w:rFonts w:ascii="Charis SIL Regular" w:hAnsi="Charis SIL Regular" w:eastAsia="Charis SIL Regular"/>
+          <w:b w:val="0"/>
+          <w:i w:val="0"/>
+          <w:color w:val="000000"/>
+          <w:sz w:val="24"/>
+        </w:rPr>
+        <w:hyperlink r:id="rId30" w:history="1">
+          <w:r>
+            <w:rPr>
+              <w:rStyle w:val="Hyperlink"/>
+            </w:rPr>
+            <w:t xml:space="preserve"> per</w:t>
+          </w:r>
+        </w:hyperlink>
+      </w:r>
+      <w:r>
+        <w:rPr>
+          <w:u w:val="single" w:color="0000ff"/>
+          <w:rFonts w:ascii="Charis SIL Regular" w:hAnsi="Charis SIL Regular" w:eastAsia="Charis SIL Regular"/>
+          <w:b w:val="0"/>
+          <w:i w:val="0"/>
+          <w:color w:val="000000"/>
+          <w:sz w:val="24"/>
+        </w:rPr>
+        <w:hyperlink r:id="rId30" w:history="1">
+          <w:r>
+            <w:rPr>
+              <w:rStyle w:val="Hyperlink"/>
+            </w:rPr>
+            <w:t>i</w:t>
+          </w:r>
+        </w:hyperlink>
+      </w:r>
+      <w:r>
+        <w:rPr>
+          <w:u w:val="single" w:color="0000ff"/>
+          <w:rFonts w:ascii="Charis SIL Regular" w:hAnsi="Charis SIL Regular" w:eastAsia="Charis SIL Regular"/>
+          <w:b w:val="0"/>
+          <w:i w:val="0"/>
+          <w:color w:val="000000"/>
+          <w:sz w:val="24"/>
+        </w:rPr>
+        <w:hyperlink r:id="rId30" w:history="1">
+          <w:r>
+            <w:rPr>
+              <w:rStyle w:val="Hyperlink"/>
+            </w:rPr>
+            <w:t>od o</w:t>
+          </w:r>
+        </w:hyperlink>
+      </w:r>
+      <w:r>
+        <w:rPr>
+          <w:u w:val="single" w:color="0000ff"/>
+          <w:rFonts w:ascii="Charis SIL Regular" w:hAnsi="Charis SIL Regular" w:eastAsia="Charis SIL Regular"/>
+          <w:b w:val="0"/>
+          <w:i w:val="0"/>
+          <w:color w:val="000000"/>
+          <w:sz w:val="24"/>
+        </w:rPr>
+        <w:hyperlink r:id="rId30" w:history="1">
+          <w:r>
+            <w:rPr>
+              <w:rStyle w:val="Hyperlink"/>
+            </w:rPr>
+            <w:t xml:space="preserve">f </w:t>
+          </w:r>
+        </w:hyperlink>
       </w:r>
       <w:r>
         <w:rPr>
@@ -4277,7 +4460,7 @@
           <w:sz w:val="24"/>
           <w:u w:val="single"/>
         </w:rPr>
-        <w:hyperlink r:id="rId37" w:history="1">
+        <w:hyperlink r:id="rId38" w:history="1">
           <w:r>
             <w:rPr>
               <w:rStyle w:val="Hyperlink"/>
@@ -4295,7 +4478,7 @@
           <w:sz w:val="24"/>
           <w:u w:val="single"/>
         </w:rPr>
-        <w:hyperlink r:id="rId37" w:history="1">
+        <w:hyperlink r:id="rId38" w:history="1">
           <w:r>
             <w:rPr>
               <w:rStyle w:val="Hyperlink"/>

--- a/EXPORTS/DOCX/published/niveau3/English/KunsthandelVanLier.docx
+++ b/EXPORTS/DOCX/published/niveau3/English/KunsthandelVanLier.docx
@@ -246,107 +246,13 @@
       </w:r>
       <w:r>
         <w:rPr>
-          <w:u w:val="single" w:color="0000ff"/>
           <w:rFonts w:ascii="Charis SIL Regular" w:hAnsi="Charis SIL Regular" w:eastAsia="Charis SIL Regular"/>
           <w:b w:val="0"/>
           <w:i w:val="0"/>
           <w:color w:val="000000"/>
           <w:sz w:val="24"/>
         </w:rPr>
-        <w:hyperlink r:id="rId9" w:history="1">
-          <w:r>
-            <w:rPr>
-              <w:rStyle w:val="Hyperlink"/>
-            </w:rPr>
-            <w:t>years</w:t>
-          </w:r>
-        </w:hyperlink>
-      </w:r>
-      <w:r>
-        <w:rPr>
-          <w:u w:val="single" w:color="0000ff"/>
-          <w:rFonts w:ascii="Charis SIL Regular" w:hAnsi="Charis SIL Regular" w:eastAsia="Charis SIL Regular"/>
-          <w:b w:val="0"/>
-          <w:i w:val="0"/>
-          <w:color w:val="000000"/>
-          <w:sz w:val="24"/>
-        </w:rPr>
-        <w:t xml:space="preserve"> </w:t>
-      </w:r>
-      <w:r>
-        <w:rPr>
-          <w:u w:val="single" w:color="0000ff"/>
-          <w:rFonts w:ascii="Charis SIL Regular" w:hAnsi="Charis SIL Regular" w:eastAsia="Charis SIL Regular"/>
-          <w:b w:val="0"/>
-          <w:i w:val="0"/>
-          <w:color w:val="000000"/>
-          <w:sz w:val="24"/>
-        </w:rPr>
-        <w:hyperlink r:id="rId9" w:history="1">
-          <w:r>
-            <w:rPr>
-              <w:rStyle w:val="Hyperlink"/>
-            </w:rPr>
-            <w:t>late</w:t>
-          </w:r>
-        </w:hyperlink>
-      </w:r>
-      <w:r>
-        <w:rPr>
-          <w:u w:val="single" w:color="0000ff"/>
-          <w:rFonts w:ascii="Charis SIL Regular" w:hAnsi="Charis SIL Regular" w:eastAsia="Charis SIL Regular"/>
-          <w:b w:val="0"/>
-          <w:i w:val="0"/>
-          <w:color w:val="000000"/>
-          <w:sz w:val="24"/>
-        </w:rPr>
-        <w:hyperlink r:id="rId9" w:history="1">
-          <w:r>
-            <w:rPr>
-              <w:rStyle w:val="Hyperlink"/>
-            </w:rPr>
-            <w:t>r</w:t>
-          </w:r>
-        </w:hyperlink>
-      </w:r>
-      <w:r>
-        <w:rPr>
-          <w:u w:val="single" w:color="0000ff"/>
-          <w:rFonts w:ascii="Charis SIL Regular" w:hAnsi="Charis SIL Regular" w:eastAsia="Charis SIL Regular"/>
-          <w:b w:val="0"/>
-          <w:i w:val="0"/>
-          <w:color w:val="000000"/>
-          <w:sz w:val="24"/>
-        </w:rPr>
-        <w:hyperlink r:id="rId9" w:history="1">
-          <w:r>
-            <w:rPr>
-              <w:rStyle w:val="Hyperlink"/>
-            </w:rPr>
-            <w:t>. In</w:t>
-          </w:r>
-        </w:hyperlink>
-      </w:r>
-      <w:r>
-        <w:rPr>
-          <w:u w:val="single" w:color="0000ff"/>
-          <w:rFonts w:ascii="Charis SIL Regular" w:hAnsi="Charis SIL Regular" w:eastAsia="Charis SIL Regular"/>
-          <w:b w:val="0"/>
-          <w:i w:val="0"/>
-          <w:color w:val="000000"/>
-          <w:sz w:val="24"/>
-        </w:rPr>
-        <w:t xml:space="preserve"> </w:t>
-      </w:r>
-      <w:r>
-        <w:rPr>
-          <w:rFonts w:ascii="Charis SIL Regular" w:hAnsi="Charis SIL Regular" w:eastAsia="Charis SIL Regular"/>
-          <w:b w:val="0"/>
-          <w:i w:val="0"/>
-          <w:color w:val="000000"/>
-          <w:sz w:val="24"/>
-        </w:rPr>
-        <w:t xml:space="preserve">the early years, </w:t>
+        <w:t xml:space="preserve">years later. In the early years, </w:t>
       </w:r>
       <w:r>
         <w:rPr>
@@ -585,7 +491,7 @@
           <w:sz w:val="24"/>
           <w:u w:val="single"/>
         </w:rPr>
-        <w:hyperlink r:id="rId13" w:history="1">
+        <w:hyperlink r:id="rId11" w:history="1">
           <w:r>
             <w:rPr>
               <w:rStyle w:val="Hyperlink"/>
@@ -844,24 +750,14 @@
           <w:sz w:val="24"/>
           <w:u w:val="single"/>
         </w:rPr>
-        <w:hyperlink r:id="rId13" w:history="1">
+        <w:hyperlink r:id="rId14" w:history="1">
           <w:r>
             <w:rPr>
               <w:rStyle w:val="Hyperlink"/>
             </w:rPr>
-            <w:t>Gemeente</w:t>
+            <w:t>Gemeentem</w:t>
           </w:r>
         </w:hyperlink>
-      </w:r>
-      <w:r>
-        <w:rPr>
-          <w:rFonts w:ascii="Charis SIL Regular" w:hAnsi="Charis SIL Regular" w:eastAsia="Charis SIL Regular"/>
-          <w:b w:val="0"/>
-          <w:i w:val="0"/>
-          <w:color w:val="0000FF"/>
-          <w:sz w:val="24"/>
-        </w:rPr>
-        <w:t>m</w:t>
       </w:r>
       <w:r>
         <w:rPr>
@@ -2952,97 +2848,7 @@
           <w:color w:val="000000"/>
           <w:sz w:val="24"/>
         </w:rPr>
-        <w:t>are a number of records fro</w:t>
-      </w:r>
-      <w:r>
-        <w:rPr>
-          <w:u w:val="single" w:color="0000ff"/>
-          <w:rFonts w:ascii="Charis SIL Regular" w:hAnsi="Charis SIL Regular" w:eastAsia="Charis SIL Regular"/>
-          <w:b w:val="0"/>
-          <w:i w:val="0"/>
-          <w:color w:val="000000"/>
-          <w:sz w:val="24"/>
-        </w:rPr>
-        <w:hyperlink r:id="rId30" w:history="1">
-          <w:r>
-            <w:rPr>
-              <w:rStyle w:val="Hyperlink"/>
-            </w:rPr>
-            <w:t>m the</w:t>
-          </w:r>
-        </w:hyperlink>
-      </w:r>
-      <w:r>
-        <w:rPr>
-          <w:u w:val="single" w:color="0000ff"/>
-          <w:rFonts w:ascii="Charis SIL Regular" w:hAnsi="Charis SIL Regular" w:eastAsia="Charis SIL Regular"/>
-          <w:b w:val="0"/>
-          <w:i w:val="0"/>
-          <w:color w:val="000000"/>
-          <w:sz w:val="24"/>
-        </w:rPr>
-        <w:hyperlink r:id="rId30" w:history="1">
-          <w:r>
-            <w:rPr>
-              <w:rStyle w:val="Hyperlink"/>
-            </w:rPr>
-            <w:t xml:space="preserve"> per</w:t>
-          </w:r>
-        </w:hyperlink>
-      </w:r>
-      <w:r>
-        <w:rPr>
-          <w:u w:val="single" w:color="0000ff"/>
-          <w:rFonts w:ascii="Charis SIL Regular" w:hAnsi="Charis SIL Regular" w:eastAsia="Charis SIL Regular"/>
-          <w:b w:val="0"/>
-          <w:i w:val="0"/>
-          <w:color w:val="000000"/>
-          <w:sz w:val="24"/>
-        </w:rPr>
-        <w:hyperlink r:id="rId30" w:history="1">
-          <w:r>
-            <w:rPr>
-              <w:rStyle w:val="Hyperlink"/>
-            </w:rPr>
-            <w:t>i</w:t>
-          </w:r>
-        </w:hyperlink>
-      </w:r>
-      <w:r>
-        <w:rPr>
-          <w:u w:val="single" w:color="0000ff"/>
-          <w:rFonts w:ascii="Charis SIL Regular" w:hAnsi="Charis SIL Regular" w:eastAsia="Charis SIL Regular"/>
-          <w:b w:val="0"/>
-          <w:i w:val="0"/>
-          <w:color w:val="000000"/>
-          <w:sz w:val="24"/>
-        </w:rPr>
-        <w:hyperlink r:id="rId30" w:history="1">
-          <w:r>
-            <w:rPr>
-              <w:rStyle w:val="Hyperlink"/>
-            </w:rPr>
-            <w:t>od o</w:t>
-          </w:r>
-        </w:hyperlink>
-      </w:r>
-      <w:r>
-        <w:rPr>
-          <w:u w:val="single" w:color="0000ff"/>
-          <w:rFonts w:ascii="Charis SIL Regular" w:hAnsi="Charis SIL Regular" w:eastAsia="Charis SIL Regular"/>
-          <w:b w:val="0"/>
-          <w:i w:val="0"/>
-          <w:color w:val="000000"/>
-          <w:sz w:val="24"/>
-        </w:rPr>
-        <w:hyperlink r:id="rId30" w:history="1">
-          <w:r>
-            <w:rPr>
-              <w:rStyle w:val="Hyperlink"/>
-            </w:rPr>
-            <w:t xml:space="preserve">f </w:t>
-          </w:r>
-        </w:hyperlink>
+        <w:t xml:space="preserve">are a number of records from the period of </w:t>
       </w:r>
       <w:r>
         <w:rPr>
@@ -3053,7 +2859,7 @@
           <w:sz w:val="24"/>
           <w:u w:val="single"/>
         </w:rPr>
-        <w:hyperlink r:id="rId30" w:history="1">
+        <w:hyperlink r:id="rId31" w:history="1">
           <w:r>
             <w:rPr>
               <w:rStyle w:val="Hyperlink"/>
@@ -3071,7 +2877,7 @@
           <w:sz w:val="24"/>
           <w:u w:val="single"/>
         </w:rPr>
-        <w:hyperlink r:id="rId30" w:history="1">
+        <w:hyperlink r:id="rId31" w:history="1">
           <w:r>
             <w:rPr>
               <w:rStyle w:val="Hyperlink"/>
@@ -3089,7 +2895,7 @@
           <w:sz w:val="24"/>
           <w:u w:val="single"/>
         </w:rPr>
-        <w:hyperlink r:id="rId30" w:history="1">
+        <w:hyperlink r:id="rId31" w:history="1">
           <w:r>
             <w:rPr>
               <w:rStyle w:val="Hyperlink"/>
@@ -3107,7 +2913,7 @@
           <w:sz w:val="24"/>
           <w:u w:val="single"/>
         </w:rPr>
-        <w:hyperlink r:id="rId30" w:history="1">
+        <w:hyperlink r:id="rId31" w:history="1">
           <w:r>
             <w:rPr>
               <w:rStyle w:val="Hyperlink"/>
@@ -4460,7 +4266,7 @@
           <w:sz w:val="24"/>
           <w:u w:val="single"/>
         </w:rPr>
-        <w:hyperlink r:id="rId38" w:history="1">
+        <w:hyperlink r:id="rId37" w:history="1">
           <w:r>
             <w:rPr>
               <w:rStyle w:val="Hyperlink"/>
@@ -4478,7 +4284,7 @@
           <w:sz w:val="24"/>
           <w:u w:val="single"/>
         </w:rPr>
-        <w:hyperlink r:id="rId38" w:history="1">
+        <w:hyperlink r:id="rId37" w:history="1">
           <w:r>
             <w:rPr>
               <w:rStyle w:val="Hyperlink"/>

--- a/EXPORTS/DOCX/published/niveau3/English/KunsthandelVanLier.docx
+++ b/EXPORTS/DOCX/published/niveau3/English/KunsthandelVanLier.docx
@@ -246,13 +246,107 @@
       </w:r>
       <w:r>
         <w:rPr>
+          <w:u w:val="single" w:color="0000ff"/>
           <w:rFonts w:ascii="Charis SIL Regular" w:hAnsi="Charis SIL Regular" w:eastAsia="Charis SIL Regular"/>
           <w:b w:val="0"/>
           <w:i w:val="0"/>
           <w:color w:val="000000"/>
           <w:sz w:val="24"/>
         </w:rPr>
-        <w:t xml:space="preserve">years later. In the early years, </w:t>
+        <w:hyperlink r:id="rId9" w:history="1">
+          <w:r>
+            <w:rPr>
+              <w:rStyle w:val="Hyperlink"/>
+            </w:rPr>
+            <w:t>years</w:t>
+          </w:r>
+        </w:hyperlink>
+      </w:r>
+      <w:r>
+        <w:rPr>
+          <w:u w:val="single" w:color="0000ff"/>
+          <w:rFonts w:ascii="Charis SIL Regular" w:hAnsi="Charis SIL Regular" w:eastAsia="Charis SIL Regular"/>
+          <w:b w:val="0"/>
+          <w:i w:val="0"/>
+          <w:color w:val="000000"/>
+          <w:sz w:val="24"/>
+        </w:rPr>
+        <w:t xml:space="preserve"> </w:t>
+      </w:r>
+      <w:r>
+        <w:rPr>
+          <w:u w:val="single" w:color="0000ff"/>
+          <w:rFonts w:ascii="Charis SIL Regular" w:hAnsi="Charis SIL Regular" w:eastAsia="Charis SIL Regular"/>
+          <w:b w:val="0"/>
+          <w:i w:val="0"/>
+          <w:color w:val="000000"/>
+          <w:sz w:val="24"/>
+        </w:rPr>
+        <w:hyperlink r:id="rId9" w:history="1">
+          <w:r>
+            <w:rPr>
+              <w:rStyle w:val="Hyperlink"/>
+            </w:rPr>
+            <w:t>late</w:t>
+          </w:r>
+        </w:hyperlink>
+      </w:r>
+      <w:r>
+        <w:rPr>
+          <w:u w:val="single" w:color="0000ff"/>
+          <w:rFonts w:ascii="Charis SIL Regular" w:hAnsi="Charis SIL Regular" w:eastAsia="Charis SIL Regular"/>
+          <w:b w:val="0"/>
+          <w:i w:val="0"/>
+          <w:color w:val="000000"/>
+          <w:sz w:val="24"/>
+        </w:rPr>
+        <w:hyperlink r:id="rId9" w:history="1">
+          <w:r>
+            <w:rPr>
+              <w:rStyle w:val="Hyperlink"/>
+            </w:rPr>
+            <w:t>r</w:t>
+          </w:r>
+        </w:hyperlink>
+      </w:r>
+      <w:r>
+        <w:rPr>
+          <w:u w:val="single" w:color="0000ff"/>
+          <w:rFonts w:ascii="Charis SIL Regular" w:hAnsi="Charis SIL Regular" w:eastAsia="Charis SIL Regular"/>
+          <w:b w:val="0"/>
+          <w:i w:val="0"/>
+          <w:color w:val="000000"/>
+          <w:sz w:val="24"/>
+        </w:rPr>
+        <w:hyperlink r:id="rId9" w:history="1">
+          <w:r>
+            <w:rPr>
+              <w:rStyle w:val="Hyperlink"/>
+            </w:rPr>
+            <w:t>. In</w:t>
+          </w:r>
+        </w:hyperlink>
+      </w:r>
+      <w:r>
+        <w:rPr>
+          <w:u w:val="single" w:color="0000ff"/>
+          <w:rFonts w:ascii="Charis SIL Regular" w:hAnsi="Charis SIL Regular" w:eastAsia="Charis SIL Regular"/>
+          <w:b w:val="0"/>
+          <w:i w:val="0"/>
+          <w:color w:val="000000"/>
+          <w:sz w:val="24"/>
+        </w:rPr>
+        <w:t xml:space="preserve"> </w:t>
+      </w:r>
+      <w:r>
+        <w:rPr>
+          <w:rFonts w:ascii="Charis SIL Regular" w:hAnsi="Charis SIL Regular" w:eastAsia="Charis SIL Regular"/>
+          <w:b w:val="0"/>
+          <w:i w:val="0"/>
+          <w:color w:val="000000"/>
+          <w:sz w:val="24"/>
+        </w:rPr>
+        <w:t xml:space="preserve">the early years, </w:t>
       </w:r>
       <w:r>
         <w:rPr>
@@ -319,7 +413,6 @@
           <w:i w:val="0"/>
           <w:color w:val="0000FF"/>
           <w:sz w:val="24"/>
-          <w:u w:val="single"/>
         </w:rPr>
         <w:hyperlink r:id="rId11" w:history="1">
           <w:r>
@@ -585,7 +678,7 @@
           <w:sz w:val="24"/>
           <w:u w:val="single"/>
         </w:rPr>
-        <w:hyperlink r:id="rId13" w:history="1">
+        <w:hyperlink r:id="rId12" w:history="1">
           <w:r>
             <w:rPr>
               <w:rStyle w:val="Hyperlink"/>
@@ -614,7 +707,7 @@
           <w:sz w:val="24"/>
           <w:u w:val="single"/>
         </w:rPr>
-        <w:hyperlink r:id="rId13" w:history="1">
+        <w:hyperlink r:id="rId12" w:history="1">
           <w:r>
             <w:rPr>
               <w:rStyle w:val="Hyperlink"/>
@@ -632,7 +725,7 @@
           <w:sz w:val="24"/>
           <w:u w:val="single"/>
         </w:rPr>
-        <w:hyperlink r:id="rId13" w:history="1">
+        <w:hyperlink r:id="rId12" w:history="1">
           <w:r>
             <w:rPr>
               <w:rStyle w:val="Hyperlink"/>
@@ -650,7 +743,7 @@
           <w:sz w:val="24"/>
           <w:u w:val="single"/>
         </w:rPr>
-        <w:hyperlink r:id="rId13" w:history="1">
+        <w:hyperlink r:id="rId12" w:history="1">
           <w:r>
             <w:rPr>
               <w:rStyle w:val="Hyperlink"/>
@@ -750,14 +843,25 @@
           <w:sz w:val="24"/>
           <w:u w:val="single"/>
         </w:rPr>
-        <w:hyperlink r:id="rId14" w:history="1">
+        <w:hyperlink r:id="rId13" w:history="1">
           <w:r>
             <w:rPr>
               <w:rStyle w:val="Hyperlink"/>
             </w:rPr>
-            <w:t>Gemeentem</w:t>
+            <w:t>Gemeente</w:t>
           </w:r>
         </w:hyperlink>
+      </w:r>
+      <w:r>
+        <w:rPr>
+          <w:rFonts w:ascii="Charis SIL Regular" w:hAnsi="Charis SIL Regular" w:eastAsia="Charis SIL Regular"/>
+          <w:b w:val="0"/>
+          <w:i w:val="0"/>
+          <w:color w:val="0000FF"/>
+          <w:sz w:val="24"/>
+          <w:u w:val="single"/>
+        </w:rPr>
+        <w:t>m</w:t>
       </w:r>
       <w:r>
         <w:rPr>
@@ -1930,7 +2034,7 @@
           <w:sz w:val="24"/>
           <w:u w:val="single"/>
         </w:rPr>
-        <w:hyperlink r:id="rId23" w:history="1">
+        <w:hyperlink r:id="rId24" w:history="1">
           <w:r>
             <w:rPr>
               <w:rStyle w:val="Hyperlink"/>
@@ -1959,7 +2063,7 @@
           <w:sz w:val="24"/>
           <w:u w:val="single"/>
         </w:rPr>
-        <w:hyperlink r:id="rId23" w:history="1">
+        <w:hyperlink r:id="rId24" w:history="1">
           <w:r>
             <w:rPr>
               <w:rStyle w:val="Hyperlink"/>
@@ -1970,21 +2074,13 @@
       </w:r>
       <w:r>
         <w:rPr>
-          <w:u w:val="single" w:color="0000ff"/>
           <w:rFonts w:ascii="Charis SIL Regular" w:hAnsi="Charis SIL Regular" w:eastAsia="Charis SIL Regular"/>
           <w:b w:val="0"/>
           <w:i w:val="0"/>
           <w:color w:val="000000"/>
           <w:sz w:val="24"/>
         </w:rPr>
-        <w:hyperlink r:id="rId23" w:history="1">
-          <w:r>
-            <w:rPr>
-              <w:rStyle w:val="Hyperlink"/>
-            </w:rPr>
-            <w:t xml:space="preserve">, </w:t>
-          </w:r>
-        </w:hyperlink>
+        <w:t xml:space="preserve">, </w:t>
       </w:r>
       <w:r>
         <w:rPr>
@@ -1995,7 +2091,7 @@
           <w:sz w:val="24"/>
           <w:u w:val="single"/>
         </w:rPr>
-        <w:hyperlink r:id="rId23" w:history="1">
+        <w:hyperlink r:id="rId25" w:history="1">
           <w:r>
             <w:rPr>
               <w:rStyle w:val="Hyperlink"/>
@@ -2848,7 +2944,79 @@
           <w:color w:val="000000"/>
           <w:sz w:val="24"/>
         </w:rPr>
-        <w:t xml:space="preserve">are a number of records from the period of </w:t>
+        <w:t>are a number of records from the</w:t>
+      </w:r>
+      <w:r>
+        <w:rPr>
+          <w:u w:val="single" w:color="0000ff"/>
+          <w:rFonts w:ascii="Charis SIL Regular" w:hAnsi="Charis SIL Regular" w:eastAsia="Charis SIL Regular"/>
+          <w:b w:val="0"/>
+          <w:i w:val="0"/>
+          <w:color w:val="000000"/>
+          <w:sz w:val="24"/>
+        </w:rPr>
+        <w:hyperlink r:id="rId30" w:history="1">
+          <w:r>
+            <w:rPr>
+              <w:rStyle w:val="Hyperlink"/>
+            </w:rPr>
+            <w:t xml:space="preserve"> per</w:t>
+          </w:r>
+        </w:hyperlink>
+      </w:r>
+      <w:r>
+        <w:rPr>
+          <w:u w:val="single" w:color="0000ff"/>
+          <w:rFonts w:ascii="Charis SIL Regular" w:hAnsi="Charis SIL Regular" w:eastAsia="Charis SIL Regular"/>
+          <w:b w:val="0"/>
+          <w:i w:val="0"/>
+          <w:color w:val="000000"/>
+          <w:sz w:val="24"/>
+        </w:rPr>
+        <w:hyperlink r:id="rId30" w:history="1">
+          <w:r>
+            <w:rPr>
+              <w:rStyle w:val="Hyperlink"/>
+            </w:rPr>
+            <w:t>i</w:t>
+          </w:r>
+        </w:hyperlink>
+      </w:r>
+      <w:r>
+        <w:rPr>
+          <w:u w:val="single" w:color="0000ff"/>
+          <w:rFonts w:ascii="Charis SIL Regular" w:hAnsi="Charis SIL Regular" w:eastAsia="Charis SIL Regular"/>
+          <w:b w:val="0"/>
+          <w:i w:val="0"/>
+          <w:color w:val="000000"/>
+          <w:sz w:val="24"/>
+        </w:rPr>
+        <w:hyperlink r:id="rId30" w:history="1">
+          <w:r>
+            <w:rPr>
+              <w:rStyle w:val="Hyperlink"/>
+            </w:rPr>
+            <w:t>od o</w:t>
+          </w:r>
+        </w:hyperlink>
+      </w:r>
+      <w:r>
+        <w:rPr>
+          <w:u w:val="single" w:color="0000ff"/>
+          <w:rFonts w:ascii="Charis SIL Regular" w:hAnsi="Charis SIL Regular" w:eastAsia="Charis SIL Regular"/>
+          <w:b w:val="0"/>
+          <w:i w:val="0"/>
+          <w:color w:val="000000"/>
+          <w:sz w:val="24"/>
+        </w:rPr>
+        <w:hyperlink r:id="rId30" w:history="1">
+          <w:r>
+            <w:rPr>
+              <w:rStyle w:val="Hyperlink"/>
+            </w:rPr>
+            <w:t xml:space="preserve">f </w:t>
+          </w:r>
+        </w:hyperlink>
       </w:r>
       <w:r>
         <w:rPr>
@@ -2859,7 +3027,7 @@
           <w:sz w:val="24"/>
           <w:u w:val="single"/>
         </w:rPr>
-        <w:hyperlink r:id="rId31" w:history="1">
+        <w:hyperlink r:id="rId30" w:history="1">
           <w:r>
             <w:rPr>
               <w:rStyle w:val="Hyperlink"/>
@@ -2877,7 +3045,7 @@
           <w:sz w:val="24"/>
           <w:u w:val="single"/>
         </w:rPr>
-        <w:hyperlink r:id="rId31" w:history="1">
+        <w:hyperlink r:id="rId30" w:history="1">
           <w:r>
             <w:rPr>
               <w:rStyle w:val="Hyperlink"/>
@@ -2895,7 +3063,7 @@
           <w:sz w:val="24"/>
           <w:u w:val="single"/>
         </w:rPr>
-        <w:hyperlink r:id="rId31" w:history="1">
+        <w:hyperlink r:id="rId30" w:history="1">
           <w:r>
             <w:rPr>
               <w:rStyle w:val="Hyperlink"/>
@@ -2913,7 +3081,7 @@
           <w:sz w:val="24"/>
           <w:u w:val="single"/>
         </w:rPr>
-        <w:hyperlink r:id="rId31" w:history="1">
+        <w:hyperlink r:id="rId30" w:history="1">
           <w:r>
             <w:rPr>
               <w:rStyle w:val="Hyperlink"/>

--- a/EXPORTS/DOCX/published/niveau3/English/KunsthandelVanLier.docx
+++ b/EXPORTS/DOCX/published/niveau3/English/KunsthandelVanLier.docx
@@ -413,6 +413,7 @@
           <w:i w:val="0"/>
           <w:color w:val="0000FF"/>
           <w:sz w:val="24"/>
+          <w:u w:val="single"/>
         </w:rPr>
         <w:hyperlink r:id="rId11" w:history="1">
           <w:r>
@@ -432,7 +433,7 @@
           <w:sz w:val="24"/>
           <w:u w:val="single"/>
         </w:rPr>
-        <w:hyperlink r:id="rId10" w:history="1">
+        <w:hyperlink r:id="rId11" w:history="1">
           <w:r>
             <w:rPr>
               <w:rStyle w:val="Hyperlink"/>
@@ -573,7 +574,92 @@
           <w:color w:val="000000"/>
           <w:sz w:val="24"/>
         </w:rPr>
-        <w:t xml:space="preserve">However, Van Lier also became fascinated with </w:t>
+        <w:t>However, Van Lier also becam</w:t>
+      </w:r>
+      <w:r>
+        <w:rPr>
+          <w:rFonts w:ascii="Charis SIL Regular" w:hAnsi="Charis SIL Regular" w:eastAsia="Charis SIL Regular"/>
+          <w:b w:val="0"/>
+          <w:i w:val="0"/>
+          <w:color w:val="000000"/>
+          <w:sz w:val="24"/>
+        </w:rPr>
+        <w:hyperlink r:id="rId11" w:history="1">
+          <w:r>
+            <w:rPr>
+              <w:rStyle w:val="Hyperlink"/>
+            </w:rPr>
+            <w:t>e fascinat</w:t>
+          </w:r>
+        </w:hyperlink>
+      </w:r>
+      <w:r>
+        <w:rPr>
+          <w:rFonts w:ascii="Charis SIL Regular" w:hAnsi="Charis SIL Regular" w:eastAsia="Charis SIL Regular"/>
+          <w:b w:val="0"/>
+          <w:i w:val="0"/>
+          <w:color w:val="000000"/>
+          <w:sz w:val="24"/>
+        </w:rPr>
+        <w:hyperlink r:id="rId11" w:history="1">
+          <w:r>
+            <w:rPr>
+              <w:rStyle w:val="Hyperlink"/>
+            </w:rPr>
+            <w:t>e</w:t>
+          </w:r>
+        </w:hyperlink>
+      </w:r>
+      <w:r>
+        <w:rPr>
+          <w:rFonts w:ascii="Charis SIL Regular" w:hAnsi="Charis SIL Regular" w:eastAsia="Charis SIL Regular"/>
+          <w:b w:val="0"/>
+          <w:i w:val="0"/>
+          <w:color w:val="000000"/>
+          <w:sz w:val="24"/>
+        </w:rPr>
+        <w:hyperlink r:id="rId11" w:history="1">
+          <w:r>
+            <w:rPr>
+              <w:rStyle w:val="Hyperlink"/>
+            </w:rPr>
+            <w:t>d w</w:t>
+          </w:r>
+        </w:hyperlink>
+      </w:r>
+      <w:r>
+        <w:rPr>
+          <w:rFonts w:ascii="Charis SIL Regular" w:hAnsi="Charis SIL Regular" w:eastAsia="Charis SIL Regular"/>
+          <w:b w:val="0"/>
+          <w:i w:val="0"/>
+          <w:color w:val="000000"/>
+          <w:sz w:val="24"/>
+        </w:rPr>
+        <w:hyperlink r:id="rId11" w:history="1">
+          <w:r>
+            <w:rPr>
+              <w:rStyle w:val="Hyperlink"/>
+            </w:rPr>
+            <w:t>i</w:t>
+          </w:r>
+        </w:hyperlink>
+      </w:r>
+      <w:r>
+        <w:rPr>
+          <w:rFonts w:ascii="Charis SIL Regular" w:hAnsi="Charis SIL Regular" w:eastAsia="Charis SIL Regular"/>
+          <w:b w:val="0"/>
+          <w:i w:val="0"/>
+          <w:color w:val="000000"/>
+          <w:sz w:val="24"/>
+        </w:rPr>
+        <w:hyperlink r:id="rId11" w:history="1">
+          <w:r>
+            <w:rPr>
+              <w:rStyle w:val="Hyperlink"/>
+            </w:rPr>
+            <w:t xml:space="preserve">th </w:t>
+          </w:r>
+        </w:hyperlink>
       </w:r>
       <w:r>
         <w:rPr>
@@ -2034,7 +2120,7 @@
           <w:sz w:val="24"/>
           <w:u w:val="single"/>
         </w:rPr>
-        <w:hyperlink r:id="rId24" w:history="1">
+        <w:hyperlink r:id="rId23" w:history="1">
           <w:r>
             <w:rPr>
               <w:rStyle w:val="Hyperlink"/>
@@ -2063,7 +2149,7 @@
           <w:sz w:val="24"/>
           <w:u w:val="single"/>
         </w:rPr>
-        <w:hyperlink r:id="rId24" w:history="1">
+        <w:hyperlink r:id="rId23" w:history="1">
           <w:r>
             <w:rPr>
               <w:rStyle w:val="Hyperlink"/>
@@ -2074,13 +2160,21 @@
       </w:r>
       <w:r>
         <w:rPr>
+          <w:u w:val="single" w:color="0000ff"/>
           <w:rFonts w:ascii="Charis SIL Regular" w:hAnsi="Charis SIL Regular" w:eastAsia="Charis SIL Regular"/>
           <w:b w:val="0"/>
           <w:i w:val="0"/>
           <w:color w:val="000000"/>
           <w:sz w:val="24"/>
         </w:rPr>
-        <w:t xml:space="preserve">, </w:t>
+        <w:hyperlink r:id="rId23" w:history="1">
+          <w:r>
+            <w:rPr>
+              <w:rStyle w:val="Hyperlink"/>
+            </w:rPr>
+            <w:t xml:space="preserve">, </w:t>
+          </w:r>
+        </w:hyperlink>
       </w:r>
       <w:r>
         <w:rPr>
@@ -2091,7 +2185,7 @@
           <w:sz w:val="24"/>
           <w:u w:val="single"/>
         </w:rPr>
-        <w:hyperlink r:id="rId25" w:history="1">
+        <w:hyperlink r:id="rId23" w:history="1">
           <w:r>
             <w:rPr>
               <w:rStyle w:val="Hyperlink"/>
@@ -2360,46 +2454,7 @@
           <w:color w:val="000000"/>
           <w:sz w:val="24"/>
         </w:rPr>
-        <w:t>similar ar</w:t>
-      </w:r>
-      <w:r>
-        <w:rPr>
-          <w:u w:val="single" w:color="0000ff"/>
-          <w:rFonts w:ascii="Charis SIL Regular" w:hAnsi="Charis SIL Regular" w:eastAsia="Charis SIL Regular"/>
-          <w:b w:val="0"/>
-          <w:i w:val="0"/>
-          <w:color w:val="000000"/>
-          <w:sz w:val="24"/>
-        </w:rPr>
-        <w:t>r</w:t>
-      </w:r>
-      <w:r>
-        <w:rPr>
-          <w:u w:val="single" w:color="0000ff"/>
-          <w:rFonts w:ascii="Charis SIL Regular" w:hAnsi="Charis SIL Regular" w:eastAsia="Charis SIL Regular"/>
-          <w:b w:val="0"/>
-          <w:i w:val="0"/>
-          <w:color w:val="000000"/>
-          <w:sz w:val="24"/>
-        </w:rPr>
-        <w:hyperlink r:id="rId26" w:history="1">
-          <w:r>
-            <w:rPr>
-              <w:rStyle w:val="Hyperlink"/>
-            </w:rPr>
-            <w:t>angem</w:t>
-          </w:r>
-        </w:hyperlink>
-      </w:r>
-      <w:r>
-        <w:rPr>
-          <w:rFonts w:ascii="Charis SIL Regular" w:hAnsi="Charis SIL Regular" w:eastAsia="Charis SIL Regular"/>
-          <w:b w:val="0"/>
-          <w:i w:val="0"/>
-          <w:color w:val="000000"/>
-          <w:sz w:val="24"/>
-        </w:rPr>
-        <w:t xml:space="preserve">ent from 1961 in the small town of </w:t>
+        <w:t xml:space="preserve">similar arrangement from 1961 in the small town of </w:t>
       </w:r>
       <w:r>
         <w:rPr>
@@ -2944,7 +2999,25 @@
           <w:color w:val="000000"/>
           <w:sz w:val="24"/>
         </w:rPr>
-        <w:t>are a number of records from the</w:t>
+        <w:t>are a number of records fro</w:t>
+      </w:r>
+      <w:r>
+        <w:rPr>
+          <w:u w:val="single" w:color="0000ff"/>
+          <w:rFonts w:ascii="Charis SIL Regular" w:hAnsi="Charis SIL Regular" w:eastAsia="Charis SIL Regular"/>
+          <w:b w:val="0"/>
+          <w:i w:val="0"/>
+          <w:color w:val="000000"/>
+          <w:sz w:val="24"/>
+        </w:rPr>
+        <w:hyperlink r:id="rId30" w:history="1">
+          <w:r>
+            <w:rPr>
+              <w:rStyle w:val="Hyperlink"/>
+            </w:rPr>
+            <w:t>m the</w:t>
+          </w:r>
+        </w:hyperlink>
       </w:r>
       <w:r>
         <w:rPr>
@@ -4434,7 +4507,7 @@
           <w:sz w:val="24"/>
           <w:u w:val="single"/>
         </w:rPr>
-        <w:hyperlink r:id="rId37" w:history="1">
+        <w:hyperlink r:id="rId38" w:history="1">
           <w:r>
             <w:rPr>
               <w:rStyle w:val="Hyperlink"/>
@@ -4452,7 +4525,7 @@
           <w:sz w:val="24"/>
           <w:u w:val="single"/>
         </w:rPr>
-        <w:hyperlink r:id="rId37" w:history="1">
+        <w:hyperlink r:id="rId38" w:history="1">
           <w:r>
             <w:rPr>
               <w:rStyle w:val="Hyperlink"/>

--- a/EXPORTS/DOCX/published/niveau3/English/KunsthandelVanLier.docx
+++ b/EXPORTS/DOCX/published/niveau3/English/KunsthandelVanLier.docx
@@ -945,7 +945,6 @@
           <w:i w:val="0"/>
           <w:color w:val="0000FF"/>
           <w:sz w:val="24"/>
-          <w:u w:val="single"/>
         </w:rPr>
         <w:t>m</w:t>
       </w:r>
@@ -2454,7 +2453,46 @@
           <w:color w:val="000000"/>
           <w:sz w:val="24"/>
         </w:rPr>
-        <w:t xml:space="preserve">similar arrangement from 1961 in the small town of </w:t>
+        <w:t>similar ar</w:t>
+      </w:r>
+      <w:r>
+        <w:rPr>
+          <w:u w:val="single" w:color="0000ff"/>
+          <w:rFonts w:ascii="Charis SIL Regular" w:hAnsi="Charis SIL Regular" w:eastAsia="Charis SIL Regular"/>
+          <w:b w:val="0"/>
+          <w:i w:val="0"/>
+          <w:color w:val="000000"/>
+          <w:sz w:val="24"/>
+        </w:rPr>
+        <w:t>r</w:t>
+      </w:r>
+      <w:r>
+        <w:rPr>
+          <w:u w:val="single" w:color="0000ff"/>
+          <w:rFonts w:ascii="Charis SIL Regular" w:hAnsi="Charis SIL Regular" w:eastAsia="Charis SIL Regular"/>
+          <w:b w:val="0"/>
+          <w:i w:val="0"/>
+          <w:color w:val="000000"/>
+          <w:sz w:val="24"/>
+        </w:rPr>
+        <w:hyperlink r:id="rId26" w:history="1">
+          <w:r>
+            <w:rPr>
+              <w:rStyle w:val="Hyperlink"/>
+            </w:rPr>
+            <w:t>angem</w:t>
+          </w:r>
+        </w:hyperlink>
+      </w:r>
+      <w:r>
+        <w:rPr>
+          <w:rFonts w:ascii="Charis SIL Regular" w:hAnsi="Charis SIL Regular" w:eastAsia="Charis SIL Regular"/>
+          <w:b w:val="0"/>
+          <w:i w:val="0"/>
+          <w:color w:val="000000"/>
+          <w:sz w:val="24"/>
+        </w:rPr>
+        <w:t xml:space="preserve">ent from 1961 in the small town of </w:t>
       </w:r>
       <w:r>
         <w:rPr>

--- a/EXPORTS/DOCX/published/niveau3/English/KunsthandelVanLier.docx
+++ b/EXPORTS/DOCX/published/niveau3/English/KunsthandelVanLier.docx
@@ -433,7 +433,7 @@
           <w:sz w:val="24"/>
           <w:u w:val="single"/>
         </w:rPr>
-        <w:hyperlink r:id="rId11" w:history="1">
+        <w:hyperlink r:id="rId10" w:history="1">
           <w:r>
             <w:rPr>
               <w:rStyle w:val="Hyperlink"/>
@@ -574,92 +574,7 @@
           <w:color w:val="000000"/>
           <w:sz w:val="24"/>
         </w:rPr>
-        <w:t>However, Van Lier also becam</w:t>
-      </w:r>
-      <w:r>
-        <w:rPr>
-          <w:rFonts w:ascii="Charis SIL Regular" w:hAnsi="Charis SIL Regular" w:eastAsia="Charis SIL Regular"/>
-          <w:b w:val="0"/>
-          <w:i w:val="0"/>
-          <w:color w:val="000000"/>
-          <w:sz w:val="24"/>
-        </w:rPr>
-        <w:hyperlink r:id="rId11" w:history="1">
-          <w:r>
-            <w:rPr>
-              <w:rStyle w:val="Hyperlink"/>
-            </w:rPr>
-            <w:t>e fascinat</w:t>
-          </w:r>
-        </w:hyperlink>
-      </w:r>
-      <w:r>
-        <w:rPr>
-          <w:rFonts w:ascii="Charis SIL Regular" w:hAnsi="Charis SIL Regular" w:eastAsia="Charis SIL Regular"/>
-          <w:b w:val="0"/>
-          <w:i w:val="0"/>
-          <w:color w:val="000000"/>
-          <w:sz w:val="24"/>
-        </w:rPr>
-        <w:hyperlink r:id="rId11" w:history="1">
-          <w:r>
-            <w:rPr>
-              <w:rStyle w:val="Hyperlink"/>
-            </w:rPr>
-            <w:t>e</w:t>
-          </w:r>
-        </w:hyperlink>
-      </w:r>
-      <w:r>
-        <w:rPr>
-          <w:rFonts w:ascii="Charis SIL Regular" w:hAnsi="Charis SIL Regular" w:eastAsia="Charis SIL Regular"/>
-          <w:b w:val="0"/>
-          <w:i w:val="0"/>
-          <w:color w:val="000000"/>
-          <w:sz w:val="24"/>
-        </w:rPr>
-        <w:hyperlink r:id="rId11" w:history="1">
-          <w:r>
-            <w:rPr>
-              <w:rStyle w:val="Hyperlink"/>
-            </w:rPr>
-            <w:t>d w</w:t>
-          </w:r>
-        </w:hyperlink>
-      </w:r>
-      <w:r>
-        <w:rPr>
-          <w:rFonts w:ascii="Charis SIL Regular" w:hAnsi="Charis SIL Regular" w:eastAsia="Charis SIL Regular"/>
-          <w:b w:val="0"/>
-          <w:i w:val="0"/>
-          <w:color w:val="000000"/>
-          <w:sz w:val="24"/>
-        </w:rPr>
-        <w:hyperlink r:id="rId11" w:history="1">
-          <w:r>
-            <w:rPr>
-              <w:rStyle w:val="Hyperlink"/>
-            </w:rPr>
-            <w:t>i</w:t>
-          </w:r>
-        </w:hyperlink>
-      </w:r>
-      <w:r>
-        <w:rPr>
-          <w:rFonts w:ascii="Charis SIL Regular" w:hAnsi="Charis SIL Regular" w:eastAsia="Charis SIL Regular"/>
-          <w:b w:val="0"/>
-          <w:i w:val="0"/>
-          <w:color w:val="000000"/>
-          <w:sz w:val="24"/>
-        </w:rPr>
-        <w:hyperlink r:id="rId11" w:history="1">
-          <w:r>
-            <w:rPr>
-              <w:rStyle w:val="Hyperlink"/>
-            </w:rPr>
-            <w:t xml:space="preserve">th </w:t>
-          </w:r>
-        </w:hyperlink>
+        <w:t xml:space="preserve">However, Van Lier also became fascinated with </w:t>
       </w:r>
       <w:r>
         <w:rPr>
@@ -670,7 +585,7 @@
           <w:sz w:val="24"/>
           <w:u w:val="single"/>
         </w:rPr>
-        <w:hyperlink r:id="rId11" w:history="1">
+        <w:hyperlink r:id="rId13" w:history="1">
           <w:r>
             <w:rPr>
               <w:rStyle w:val="Hyperlink"/>
@@ -764,7 +679,7 @@
           <w:sz w:val="24"/>
           <w:u w:val="single"/>
         </w:rPr>
-        <w:hyperlink r:id="rId12" w:history="1">
+        <w:hyperlink r:id="rId13" w:history="1">
           <w:r>
             <w:rPr>
               <w:rStyle w:val="Hyperlink"/>
@@ -793,7 +708,7 @@
           <w:sz w:val="24"/>
           <w:u w:val="single"/>
         </w:rPr>
-        <w:hyperlink r:id="rId12" w:history="1">
+        <w:hyperlink r:id="rId13" w:history="1">
           <w:r>
             <w:rPr>
               <w:rStyle w:val="Hyperlink"/>
@@ -811,7 +726,7 @@
           <w:sz w:val="24"/>
           <w:u w:val="single"/>
         </w:rPr>
-        <w:hyperlink r:id="rId12" w:history="1">
+        <w:hyperlink r:id="rId13" w:history="1">
           <w:r>
             <w:rPr>
               <w:rStyle w:val="Hyperlink"/>
@@ -829,7 +744,7 @@
           <w:sz w:val="24"/>
           <w:u w:val="single"/>
         </w:rPr>
-        <w:hyperlink r:id="rId12" w:history="1">
+        <w:hyperlink r:id="rId13" w:history="1">
           <w:r>
             <w:rPr>
               <w:rStyle w:val="Hyperlink"/>
@@ -4563,7 +4478,7 @@
           <w:sz w:val="24"/>
           <w:u w:val="single"/>
         </w:rPr>
-        <w:hyperlink r:id="rId38" w:history="1">
+        <w:hyperlink r:id="rId37" w:history="1">
           <w:r>
             <w:rPr>
               <w:rStyle w:val="Hyperlink"/>

--- a/EXPORTS/DOCX/published/niveau3/English/KunsthandelVanLier.docx
+++ b/EXPORTS/DOCX/published/niveau3/English/KunsthandelVanLier.docx
@@ -246,107 +246,13 @@
       </w:r>
       <w:r>
         <w:rPr>
-          <w:u w:val="single" w:color="0000ff"/>
           <w:rFonts w:ascii="Charis SIL Regular" w:hAnsi="Charis SIL Regular" w:eastAsia="Charis SIL Regular"/>
           <w:b w:val="0"/>
           <w:i w:val="0"/>
           <w:color w:val="000000"/>
           <w:sz w:val="24"/>
         </w:rPr>
-        <w:hyperlink r:id="rId9" w:history="1">
-          <w:r>
-            <w:rPr>
-              <w:rStyle w:val="Hyperlink"/>
-            </w:rPr>
-            <w:t>years</w:t>
-          </w:r>
-        </w:hyperlink>
-      </w:r>
-      <w:r>
-        <w:rPr>
-          <w:u w:val="single" w:color="0000ff"/>
-          <w:rFonts w:ascii="Charis SIL Regular" w:hAnsi="Charis SIL Regular" w:eastAsia="Charis SIL Regular"/>
-          <w:b w:val="0"/>
-          <w:i w:val="0"/>
-          <w:color w:val="000000"/>
-          <w:sz w:val="24"/>
-        </w:rPr>
-        <w:t xml:space="preserve"> </w:t>
-      </w:r>
-      <w:r>
-        <w:rPr>
-          <w:u w:val="single" w:color="0000ff"/>
-          <w:rFonts w:ascii="Charis SIL Regular" w:hAnsi="Charis SIL Regular" w:eastAsia="Charis SIL Regular"/>
-          <w:b w:val="0"/>
-          <w:i w:val="0"/>
-          <w:color w:val="000000"/>
-          <w:sz w:val="24"/>
-        </w:rPr>
-        <w:hyperlink r:id="rId9" w:history="1">
-          <w:r>
-            <w:rPr>
-              <w:rStyle w:val="Hyperlink"/>
-            </w:rPr>
-            <w:t>late</w:t>
-          </w:r>
-        </w:hyperlink>
-      </w:r>
-      <w:r>
-        <w:rPr>
-          <w:u w:val="single" w:color="0000ff"/>
-          <w:rFonts w:ascii="Charis SIL Regular" w:hAnsi="Charis SIL Regular" w:eastAsia="Charis SIL Regular"/>
-          <w:b w:val="0"/>
-          <w:i w:val="0"/>
-          <w:color w:val="000000"/>
-          <w:sz w:val="24"/>
-        </w:rPr>
-        <w:hyperlink r:id="rId9" w:history="1">
-          <w:r>
-            <w:rPr>
-              <w:rStyle w:val="Hyperlink"/>
-            </w:rPr>
-            <w:t>r</w:t>
-          </w:r>
-        </w:hyperlink>
-      </w:r>
-      <w:r>
-        <w:rPr>
-          <w:u w:val="single" w:color="0000ff"/>
-          <w:rFonts w:ascii="Charis SIL Regular" w:hAnsi="Charis SIL Regular" w:eastAsia="Charis SIL Regular"/>
-          <w:b w:val="0"/>
-          <w:i w:val="0"/>
-          <w:color w:val="000000"/>
-          <w:sz w:val="24"/>
-        </w:rPr>
-        <w:hyperlink r:id="rId9" w:history="1">
-          <w:r>
-            <w:rPr>
-              <w:rStyle w:val="Hyperlink"/>
-            </w:rPr>
-            <w:t>. In</w:t>
-          </w:r>
-        </w:hyperlink>
-      </w:r>
-      <w:r>
-        <w:rPr>
-          <w:u w:val="single" w:color="0000ff"/>
-          <w:rFonts w:ascii="Charis SIL Regular" w:hAnsi="Charis SIL Regular" w:eastAsia="Charis SIL Regular"/>
-          <w:b w:val="0"/>
-          <w:i w:val="0"/>
-          <w:color w:val="000000"/>
-          <w:sz w:val="24"/>
-        </w:rPr>
-        <w:t xml:space="preserve"> </w:t>
-      </w:r>
-      <w:r>
-        <w:rPr>
-          <w:rFonts w:ascii="Charis SIL Regular" w:hAnsi="Charis SIL Regular" w:eastAsia="Charis SIL Regular"/>
-          <w:b w:val="0"/>
-          <w:i w:val="0"/>
-          <w:color w:val="000000"/>
-          <w:sz w:val="24"/>
-        </w:rPr>
-        <w:t xml:space="preserve">the early years, </w:t>
+        <w:t xml:space="preserve">years later. In the early years, </w:t>
       </w:r>
       <w:r>
         <w:rPr>
@@ -585,7 +491,7 @@
           <w:sz w:val="24"/>
           <w:u w:val="single"/>
         </w:rPr>
-        <w:hyperlink r:id="rId13" w:history="1">
+        <w:hyperlink r:id="rId11" w:history="1">
           <w:r>
             <w:rPr>
               <w:rStyle w:val="Hyperlink"/>
@@ -679,7 +585,7 @@
           <w:sz w:val="24"/>
           <w:u w:val="single"/>
         </w:rPr>
-        <w:hyperlink r:id="rId13" w:history="1">
+        <w:hyperlink r:id="rId12" w:history="1">
           <w:r>
             <w:rPr>
               <w:rStyle w:val="Hyperlink"/>
@@ -708,7 +614,7 @@
           <w:sz w:val="24"/>
           <w:u w:val="single"/>
         </w:rPr>
-        <w:hyperlink r:id="rId13" w:history="1">
+        <w:hyperlink r:id="rId12" w:history="1">
           <w:r>
             <w:rPr>
               <w:rStyle w:val="Hyperlink"/>
@@ -726,7 +632,7 @@
           <w:sz w:val="24"/>
           <w:u w:val="single"/>
         </w:rPr>
-        <w:hyperlink r:id="rId13" w:history="1">
+        <w:hyperlink r:id="rId12" w:history="1">
           <w:r>
             <w:rPr>
               <w:rStyle w:val="Hyperlink"/>
@@ -744,7 +650,7 @@
           <w:sz w:val="24"/>
           <w:u w:val="single"/>
         </w:rPr>
-        <w:hyperlink r:id="rId13" w:history="1">
+        <w:hyperlink r:id="rId12" w:history="1">
           <w:r>
             <w:rPr>
               <w:rStyle w:val="Hyperlink"/>
@@ -860,6 +766,7 @@
           <w:i w:val="0"/>
           <w:color w:val="0000FF"/>
           <w:sz w:val="24"/>
+          <w:u w:val="single"/>
         </w:rPr>
         <w:t>m</w:t>
       </w:r>
@@ -1218,7 +1125,7 @@
           <w:sz w:val="24"/>
           <w:u w:val="single"/>
         </w:rPr>
-        <w:hyperlink r:id="rId15" w:history="1">
+        <w:hyperlink r:id="rId17" w:history="1">
           <w:r>
             <w:rPr>
               <w:rStyle w:val="Hyperlink"/>
@@ -1236,7 +1143,7 @@
           <w:sz w:val="24"/>
           <w:u w:val="single"/>
         </w:rPr>
-        <w:hyperlink r:id="rId15" w:history="1">
+        <w:hyperlink r:id="rId17" w:history="1">
           <w:r>
             <w:rPr>
               <w:rStyle w:val="Hyperlink"/>
@@ -1265,7 +1172,7 @@
           <w:sz w:val="24"/>
           <w:u w:val="single"/>
         </w:rPr>
-        <w:hyperlink r:id="rId15" w:history="1">
+        <w:hyperlink r:id="rId17" w:history="1">
           <w:r>
             <w:rPr>
               <w:rStyle w:val="Hyperlink"/>
@@ -1319,7 +1226,7 @@
           <w:sz w:val="24"/>
           <w:u w:val="single"/>
         </w:rPr>
-        <w:hyperlink r:id="rId13" w:history="1">
+        <w:hyperlink r:id="rId17" w:history="1">
           <w:r>
             <w:rPr>
               <w:rStyle w:val="Hyperlink"/>
@@ -1337,7 +1244,7 @@
           <w:sz w:val="24"/>
           <w:u w:val="single"/>
         </w:rPr>
-        <w:hyperlink r:id="rId13" w:history="1">
+        <w:hyperlink r:id="rId17" w:history="1">
           <w:r>
             <w:rPr>
               <w:rStyle w:val="Hyperlink"/>
@@ -1494,31 +1401,13 @@
       </w:r>
       <w:r>
         <w:rPr>
-          <w:u w:val="single" w:color="0000ff"/>
           <w:rFonts w:ascii="Charis SIL Regular" w:hAnsi="Charis SIL Regular" w:eastAsia="Charis SIL Regular"/>
           <w:b w:val="0"/>
           <w:i w:val="0"/>
           <w:color w:val="000000"/>
           <w:sz w:val="24"/>
         </w:rPr>
-        <w:hyperlink r:id="rId17" w:history="1">
-          <w:r>
-            <w:rPr>
-              <w:rStyle w:val="Hyperlink"/>
-            </w:rPr>
-            <w:t>purchasi</w:t>
-          </w:r>
-        </w:hyperlink>
-      </w:r>
-      <w:r>
-        <w:rPr>
-          <w:rFonts w:ascii="Charis SIL Regular" w:hAnsi="Charis SIL Regular" w:eastAsia="Charis SIL Regular"/>
-          <w:b w:val="0"/>
-          <w:i w:val="0"/>
-          <w:color w:val="000000"/>
-          <w:sz w:val="24"/>
-        </w:rPr>
-        <w:t xml:space="preserve">ng trips to </w:t>
+        <w:t xml:space="preserve">purchasing trips to </w:t>
       </w:r>
       <w:r>
         <w:rPr>
@@ -2952,97 +2841,7 @@
           <w:color w:val="000000"/>
           <w:sz w:val="24"/>
         </w:rPr>
-        <w:t>are a number of records fro</w:t>
-      </w:r>
-      <w:r>
-        <w:rPr>
-          <w:u w:val="single" w:color="0000ff"/>
-          <w:rFonts w:ascii="Charis SIL Regular" w:hAnsi="Charis SIL Regular" w:eastAsia="Charis SIL Regular"/>
-          <w:b w:val="0"/>
-          <w:i w:val="0"/>
-          <w:color w:val="000000"/>
-          <w:sz w:val="24"/>
-        </w:rPr>
-        <w:hyperlink r:id="rId30" w:history="1">
-          <w:r>
-            <w:rPr>
-              <w:rStyle w:val="Hyperlink"/>
-            </w:rPr>
-            <w:t>m the</w:t>
-          </w:r>
-        </w:hyperlink>
-      </w:r>
-      <w:r>
-        <w:rPr>
-          <w:u w:val="single" w:color="0000ff"/>
-          <w:rFonts w:ascii="Charis SIL Regular" w:hAnsi="Charis SIL Regular" w:eastAsia="Charis SIL Regular"/>
-          <w:b w:val="0"/>
-          <w:i w:val="0"/>
-          <w:color w:val="000000"/>
-          <w:sz w:val="24"/>
-        </w:rPr>
-        <w:hyperlink r:id="rId30" w:history="1">
-          <w:r>
-            <w:rPr>
-              <w:rStyle w:val="Hyperlink"/>
-            </w:rPr>
-            <w:t xml:space="preserve"> per</w:t>
-          </w:r>
-        </w:hyperlink>
-      </w:r>
-      <w:r>
-        <w:rPr>
-          <w:u w:val="single" w:color="0000ff"/>
-          <w:rFonts w:ascii="Charis SIL Regular" w:hAnsi="Charis SIL Regular" w:eastAsia="Charis SIL Regular"/>
-          <w:b w:val="0"/>
-          <w:i w:val="0"/>
-          <w:color w:val="000000"/>
-          <w:sz w:val="24"/>
-        </w:rPr>
-        <w:hyperlink r:id="rId30" w:history="1">
-          <w:r>
-            <w:rPr>
-              <w:rStyle w:val="Hyperlink"/>
-            </w:rPr>
-            <w:t>i</w:t>
-          </w:r>
-        </w:hyperlink>
-      </w:r>
-      <w:r>
-        <w:rPr>
-          <w:u w:val="single" w:color="0000ff"/>
-          <w:rFonts w:ascii="Charis SIL Regular" w:hAnsi="Charis SIL Regular" w:eastAsia="Charis SIL Regular"/>
-          <w:b w:val="0"/>
-          <w:i w:val="0"/>
-          <w:color w:val="000000"/>
-          <w:sz w:val="24"/>
-        </w:rPr>
-        <w:hyperlink r:id="rId30" w:history="1">
-          <w:r>
-            <w:rPr>
-              <w:rStyle w:val="Hyperlink"/>
-            </w:rPr>
-            <w:t>od o</w:t>
-          </w:r>
-        </w:hyperlink>
-      </w:r>
-      <w:r>
-        <w:rPr>
-          <w:u w:val="single" w:color="0000ff"/>
-          <w:rFonts w:ascii="Charis SIL Regular" w:hAnsi="Charis SIL Regular" w:eastAsia="Charis SIL Regular"/>
-          <w:b w:val="0"/>
-          <w:i w:val="0"/>
-          <w:color w:val="000000"/>
-          <w:sz w:val="24"/>
-        </w:rPr>
-        <w:hyperlink r:id="rId30" w:history="1">
-          <w:r>
-            <w:rPr>
-              <w:rStyle w:val="Hyperlink"/>
-            </w:rPr>
-            <w:t xml:space="preserve">f </w:t>
-          </w:r>
-        </w:hyperlink>
+        <w:t xml:space="preserve">are a number of records from the period of </w:t>
       </w:r>
       <w:r>
         <w:rPr>
@@ -4478,7 +4277,7 @@
           <w:sz w:val="24"/>
           <w:u w:val="single"/>
         </w:rPr>
-        <w:hyperlink r:id="rId37" w:history="1">
+        <w:hyperlink r:id="rId38" w:history="1">
           <w:r>
             <w:rPr>
               <w:rStyle w:val="Hyperlink"/>

--- a/EXPORTS/DOCX/published/niveau3/English/KunsthandelVanLier.docx
+++ b/EXPORTS/DOCX/published/niveau3/English/KunsthandelVanLier.docx
@@ -614,7 +614,7 @@
           <w:sz w:val="24"/>
           <w:u w:val="single"/>
         </w:rPr>
-        <w:hyperlink r:id="rId12" w:history="1">
+        <w:hyperlink r:id="rId13" w:history="1">
           <w:r>
             <w:rPr>
               <w:rStyle w:val="Hyperlink"/>
@@ -632,7 +632,7 @@
           <w:sz w:val="24"/>
           <w:u w:val="single"/>
         </w:rPr>
-        <w:hyperlink r:id="rId12" w:history="1">
+        <w:hyperlink r:id="rId13" w:history="1">
           <w:r>
             <w:rPr>
               <w:rStyle w:val="Hyperlink"/>
@@ -650,7 +650,7 @@
           <w:sz w:val="24"/>
           <w:u w:val="single"/>
         </w:rPr>
-        <w:hyperlink r:id="rId12" w:history="1">
+        <w:hyperlink r:id="rId13" w:history="1">
           <w:r>
             <w:rPr>
               <w:rStyle w:val="Hyperlink"/>
@@ -750,7 +750,7 @@
           <w:sz w:val="24"/>
           <w:u w:val="single"/>
         </w:rPr>
-        <w:hyperlink r:id="rId13" w:history="1">
+        <w:hyperlink r:id="rId14" w:history="1">
           <w:r>
             <w:rPr>
               <w:rStyle w:val="Hyperlink"/>
@@ -768,7 +768,14 @@
           <w:sz w:val="24"/>
           <w:u w:val="single"/>
         </w:rPr>
-        <w:t>m</w:t>
+        <w:hyperlink r:id="rId14" w:history="1">
+          <w:r>
+            <w:rPr>
+              <w:rStyle w:val="Hyperlink"/>
+            </w:rPr>
+            <w:t>m</w:t>
+          </w:r>
+        </w:hyperlink>
       </w:r>
       <w:r>
         <w:rPr>
@@ -779,7 +786,7 @@
           <w:sz w:val="24"/>
           <w:u w:val="single"/>
         </w:rPr>
-        <w:hyperlink r:id="rId13" w:history="1">
+        <w:hyperlink r:id="rId14" w:history="1">
           <w:r>
             <w:rPr>
               <w:rStyle w:val="Hyperlink"/>
@@ -1125,7 +1132,7 @@
           <w:sz w:val="24"/>
           <w:u w:val="single"/>
         </w:rPr>
-        <w:hyperlink r:id="rId17" w:history="1">
+        <w:hyperlink r:id="rId15" w:history="1">
           <w:r>
             <w:rPr>
               <w:rStyle w:val="Hyperlink"/>
@@ -1143,7 +1150,7 @@
           <w:sz w:val="24"/>
           <w:u w:val="single"/>
         </w:rPr>
-        <w:hyperlink r:id="rId17" w:history="1">
+        <w:hyperlink r:id="rId15" w:history="1">
           <w:r>
             <w:rPr>
               <w:rStyle w:val="Hyperlink"/>
@@ -1172,7 +1179,7 @@
           <w:sz w:val="24"/>
           <w:u w:val="single"/>
         </w:rPr>
-        <w:hyperlink r:id="rId17" w:history="1">
+        <w:hyperlink r:id="rId15" w:history="1">
           <w:r>
             <w:rPr>
               <w:rStyle w:val="Hyperlink"/>
@@ -1226,7 +1233,7 @@
           <w:sz w:val="24"/>
           <w:u w:val="single"/>
         </w:rPr>
-        <w:hyperlink r:id="rId17" w:history="1">
+        <w:hyperlink r:id="rId13" w:history="1">
           <w:r>
             <w:rPr>
               <w:rStyle w:val="Hyperlink"/>
@@ -1244,7 +1251,7 @@
           <w:sz w:val="24"/>
           <w:u w:val="single"/>
         </w:rPr>
-        <w:hyperlink r:id="rId17" w:history="1">
+        <w:hyperlink r:id="rId13" w:history="1">
           <w:r>
             <w:rPr>
               <w:rStyle w:val="Hyperlink"/>
@@ -1401,13 +1408,31 @@
       </w:r>
       <w:r>
         <w:rPr>
+          <w:u w:val="single" w:color="0000ff"/>
           <w:rFonts w:ascii="Charis SIL Regular" w:hAnsi="Charis SIL Regular" w:eastAsia="Charis SIL Regular"/>
           <w:b w:val="0"/>
           <w:i w:val="0"/>
           <w:color w:val="000000"/>
           <w:sz w:val="24"/>
         </w:rPr>
-        <w:t xml:space="preserve">purchasing trips to </w:t>
+        <w:hyperlink r:id="rId17" w:history="1">
+          <w:r>
+            <w:rPr>
+              <w:rStyle w:val="Hyperlink"/>
+            </w:rPr>
+            <w:t>purchasi</w:t>
+          </w:r>
+        </w:hyperlink>
+      </w:r>
+      <w:r>
+        <w:rPr>
+          <w:rFonts w:ascii="Charis SIL Regular" w:hAnsi="Charis SIL Regular" w:eastAsia="Charis SIL Regular"/>
+          <w:b w:val="0"/>
+          <w:i w:val="0"/>
+          <w:color w:val="000000"/>
+          <w:sz w:val="24"/>
+        </w:rPr>
+        <w:t xml:space="preserve">ng trips to </w:t>
       </w:r>
       <w:r>
         <w:rPr>
@@ -2852,7 +2877,7 @@
           <w:sz w:val="24"/>
           <w:u w:val="single"/>
         </w:rPr>
-        <w:hyperlink r:id="rId30" w:history="1">
+        <w:hyperlink r:id="rId31" w:history="1">
           <w:r>
             <w:rPr>
               <w:rStyle w:val="Hyperlink"/>
@@ -2870,7 +2895,7 @@
           <w:sz w:val="24"/>
           <w:u w:val="single"/>
         </w:rPr>
-        <w:hyperlink r:id="rId30" w:history="1">
+        <w:hyperlink r:id="rId31" w:history="1">
           <w:r>
             <w:rPr>
               <w:rStyle w:val="Hyperlink"/>
@@ -2888,7 +2913,7 @@
           <w:sz w:val="24"/>
           <w:u w:val="single"/>
         </w:rPr>
-        <w:hyperlink r:id="rId30" w:history="1">
+        <w:hyperlink r:id="rId31" w:history="1">
           <w:r>
             <w:rPr>
               <w:rStyle w:val="Hyperlink"/>
@@ -2906,7 +2931,7 @@
           <w:sz w:val="24"/>
           <w:u w:val="single"/>
         </w:rPr>
-        <w:hyperlink r:id="rId30" w:history="1">
+        <w:hyperlink r:id="rId31" w:history="1">
           <w:r>
             <w:rPr>
               <w:rStyle w:val="Hyperlink"/>
@@ -2924,7 +2949,7 @@
           <w:sz w:val="24"/>
           <w:u w:val="single"/>
         </w:rPr>
-        <w:hyperlink r:id="rId30" w:history="1">
+        <w:hyperlink r:id="rId31" w:history="1">
           <w:r>
             <w:rPr>
               <w:rStyle w:val="Hyperlink"/>
@@ -2953,7 +2978,7 @@
           <w:sz w:val="24"/>
           <w:u w:val="single"/>
         </w:rPr>
-        <w:hyperlink r:id="rId30" w:history="1">
+        <w:hyperlink r:id="rId31" w:history="1">
           <w:r>
             <w:rPr>
               <w:rStyle w:val="Hyperlink"/>
@@ -2971,7 +2996,7 @@
           <w:sz w:val="24"/>
           <w:u w:val="single"/>
         </w:rPr>
-        <w:hyperlink r:id="rId30" w:history="1">
+        <w:hyperlink r:id="rId31" w:history="1">
           <w:r>
             <w:rPr>
               <w:rStyle w:val="Hyperlink"/>
@@ -2989,7 +3014,7 @@
           <w:sz w:val="24"/>
           <w:u w:val="single"/>
         </w:rPr>
-        <w:hyperlink r:id="rId30" w:history="1">
+        <w:hyperlink r:id="rId31" w:history="1">
           <w:r>
             <w:rPr>
               <w:rStyle w:val="Hyperlink"/>
@@ -3018,7 +3043,7 @@
           <w:sz w:val="24"/>
           <w:u w:val="single"/>
         </w:rPr>
-        <w:hyperlink r:id="rId30" w:history="1">
+        <w:hyperlink r:id="rId31" w:history="1">
           <w:r>
             <w:rPr>
               <w:rStyle w:val="Hyperlink"/>
@@ -4259,7 +4284,7 @@
           <w:sz w:val="24"/>
           <w:u w:val="single"/>
         </w:rPr>
-        <w:hyperlink r:id="rId38" w:history="1">
+        <w:hyperlink r:id="rId37" w:history="1">
           <w:r>
             <w:rPr>
               <w:rStyle w:val="Hyperlink"/>
@@ -4277,7 +4302,7 @@
           <w:sz w:val="24"/>
           <w:u w:val="single"/>
         </w:rPr>
-        <w:hyperlink r:id="rId38" w:history="1">
+        <w:hyperlink r:id="rId37" w:history="1">
           <w:r>
             <w:rPr>
               <w:rStyle w:val="Hyperlink"/>

--- a/EXPORTS/DOCX/published/niveau3/English/KunsthandelVanLier.docx
+++ b/EXPORTS/DOCX/published/niveau3/English/KunsthandelVanLier.docx
@@ -585,7 +585,7 @@
           <w:sz w:val="24"/>
           <w:u w:val="single"/>
         </w:rPr>
-        <w:hyperlink r:id="rId12" w:history="1">
+        <w:hyperlink r:id="rId13" w:history="1">
           <w:r>
             <w:rPr>
               <w:rStyle w:val="Hyperlink"/>
@@ -748,16 +748,8 @@
           <w:i w:val="0"/>
           <w:color w:val="0000FF"/>
           <w:sz w:val="24"/>
-          <w:u w:val="single"/>
-        </w:rPr>
-        <w:hyperlink r:id="rId14" w:history="1">
-          <w:r>
-            <w:rPr>
-              <w:rStyle w:val="Hyperlink"/>
-            </w:rPr>
-            <w:t>Gemeente</w:t>
-          </w:r>
-        </w:hyperlink>
+        </w:rPr>
+        <w:t>Gemeentem</w:t>
       </w:r>
       <w:r>
         <w:rPr>
@@ -768,25 +760,7 @@
           <w:sz w:val="24"/>
           <w:u w:val="single"/>
         </w:rPr>
-        <w:hyperlink r:id="rId14" w:history="1">
-          <w:r>
-            <w:rPr>
-              <w:rStyle w:val="Hyperlink"/>
-            </w:rPr>
-            <w:t>m</w:t>
-          </w:r>
-        </w:hyperlink>
-      </w:r>
-      <w:r>
-        <w:rPr>
-          <w:rFonts w:ascii="Charis SIL Regular" w:hAnsi="Charis SIL Regular" w:eastAsia="Charis SIL Regular"/>
-          <w:b w:val="0"/>
-          <w:i w:val="0"/>
-          <w:color w:val="0000FF"/>
-          <w:sz w:val="24"/>
-          <w:u w:val="single"/>
-        </w:rPr>
-        <w:hyperlink r:id="rId14" w:history="1">
+        <w:hyperlink r:id="rId13" w:history="1">
           <w:r>
             <w:rPr>
               <w:rStyle w:val="Hyperlink"/>
@@ -2996,7 +2970,7 @@
           <w:sz w:val="24"/>
           <w:u w:val="single"/>
         </w:rPr>
-        <w:hyperlink r:id="rId31" w:history="1">
+        <w:hyperlink r:id="rId30" w:history="1">
           <w:r>
             <w:rPr>
               <w:rStyle w:val="Hyperlink"/>
@@ -3014,7 +2988,7 @@
           <w:sz w:val="24"/>
           <w:u w:val="single"/>
         </w:rPr>
-        <w:hyperlink r:id="rId31" w:history="1">
+        <w:hyperlink r:id="rId30" w:history="1">
           <w:r>
             <w:rPr>
               <w:rStyle w:val="Hyperlink"/>
@@ -3043,7 +3017,7 @@
           <w:sz w:val="24"/>
           <w:u w:val="single"/>
         </w:rPr>
-        <w:hyperlink r:id="rId31" w:history="1">
+        <w:hyperlink r:id="rId30" w:history="1">
           <w:r>
             <w:rPr>
               <w:rStyle w:val="Hyperlink"/>
@@ -4284,7 +4258,7 @@
           <w:sz w:val="24"/>
           <w:u w:val="single"/>
         </w:rPr>
-        <w:hyperlink r:id="rId37" w:history="1">
+        <w:hyperlink r:id="rId38" w:history="1">
           <w:r>
             <w:rPr>
               <w:rStyle w:val="Hyperlink"/>

--- a/EXPORTS/DOCX/published/niveau3/English/KunsthandelVanLier.docx
+++ b/EXPORTS/DOCX/published/niveau3/English/KunsthandelVanLier.docx
@@ -246,13 +246,107 @@
       </w:r>
       <w:r>
         <w:rPr>
+          <w:u w:val="single" w:color="0000ff"/>
           <w:rFonts w:ascii="Charis SIL Regular" w:hAnsi="Charis SIL Regular" w:eastAsia="Charis SIL Regular"/>
           <w:b w:val="0"/>
           <w:i w:val="0"/>
           <w:color w:val="000000"/>
           <w:sz w:val="24"/>
         </w:rPr>
-        <w:t xml:space="preserve">years later. In the early years, </w:t>
+        <w:hyperlink r:id="rId9" w:history="1">
+          <w:r>
+            <w:rPr>
+              <w:rStyle w:val="Hyperlink"/>
+            </w:rPr>
+            <w:t>years</w:t>
+          </w:r>
+        </w:hyperlink>
+      </w:r>
+      <w:r>
+        <w:rPr>
+          <w:u w:val="single" w:color="0000ff"/>
+          <w:rFonts w:ascii="Charis SIL Regular" w:hAnsi="Charis SIL Regular" w:eastAsia="Charis SIL Regular"/>
+          <w:b w:val="0"/>
+          <w:i w:val="0"/>
+          <w:color w:val="000000"/>
+          <w:sz w:val="24"/>
+        </w:rPr>
+        <w:t xml:space="preserve"> </w:t>
+      </w:r>
+      <w:r>
+        <w:rPr>
+          <w:u w:val="single" w:color="0000ff"/>
+          <w:rFonts w:ascii="Charis SIL Regular" w:hAnsi="Charis SIL Regular" w:eastAsia="Charis SIL Regular"/>
+          <w:b w:val="0"/>
+          <w:i w:val="0"/>
+          <w:color w:val="000000"/>
+          <w:sz w:val="24"/>
+        </w:rPr>
+        <w:hyperlink r:id="rId9" w:history="1">
+          <w:r>
+            <w:rPr>
+              <w:rStyle w:val="Hyperlink"/>
+            </w:rPr>
+            <w:t>late</w:t>
+          </w:r>
+        </w:hyperlink>
+      </w:r>
+      <w:r>
+        <w:rPr>
+          <w:u w:val="single" w:color="0000ff"/>
+          <w:rFonts w:ascii="Charis SIL Regular" w:hAnsi="Charis SIL Regular" w:eastAsia="Charis SIL Regular"/>
+          <w:b w:val="0"/>
+          <w:i w:val="0"/>
+          <w:color w:val="000000"/>
+          <w:sz w:val="24"/>
+        </w:rPr>
+        <w:hyperlink r:id="rId9" w:history="1">
+          <w:r>
+            <w:rPr>
+              <w:rStyle w:val="Hyperlink"/>
+            </w:rPr>
+            <w:t>r</w:t>
+          </w:r>
+        </w:hyperlink>
+      </w:r>
+      <w:r>
+        <w:rPr>
+          <w:u w:val="single" w:color="0000ff"/>
+          <w:rFonts w:ascii="Charis SIL Regular" w:hAnsi="Charis SIL Regular" w:eastAsia="Charis SIL Regular"/>
+          <w:b w:val="0"/>
+          <w:i w:val="0"/>
+          <w:color w:val="000000"/>
+          <w:sz w:val="24"/>
+        </w:rPr>
+        <w:hyperlink r:id="rId9" w:history="1">
+          <w:r>
+            <w:rPr>
+              <w:rStyle w:val="Hyperlink"/>
+            </w:rPr>
+            <w:t>. In</w:t>
+          </w:r>
+        </w:hyperlink>
+      </w:r>
+      <w:r>
+        <w:rPr>
+          <w:u w:val="single" w:color="0000ff"/>
+          <w:rFonts w:ascii="Charis SIL Regular" w:hAnsi="Charis SIL Regular" w:eastAsia="Charis SIL Regular"/>
+          <w:b w:val="0"/>
+          <w:i w:val="0"/>
+          <w:color w:val="000000"/>
+          <w:sz w:val="24"/>
+        </w:rPr>
+        <w:t xml:space="preserve"> </w:t>
+      </w:r>
+      <w:r>
+        <w:rPr>
+          <w:rFonts w:ascii="Charis SIL Regular" w:hAnsi="Charis SIL Regular" w:eastAsia="Charis SIL Regular"/>
+          <w:b w:val="0"/>
+          <w:i w:val="0"/>
+          <w:color w:val="000000"/>
+          <w:sz w:val="24"/>
+        </w:rPr>
+        <w:t xml:space="preserve">the early years, </w:t>
       </w:r>
       <w:r>
         <w:rPr>
@@ -748,24 +842,14 @@
           <w:i w:val="0"/>
           <w:color w:val="0000FF"/>
           <w:sz w:val="24"/>
-        </w:rPr>
-        <w:t>Gemeentem</w:t>
-      </w:r>
-      <w:r>
-        <w:rPr>
-          <w:rFonts w:ascii="Charis SIL Regular" w:hAnsi="Charis SIL Regular" w:eastAsia="Charis SIL Regular"/>
-          <w:b w:val="0"/>
-          <w:i w:val="0"/>
-          <w:color w:val="0000FF"/>
-          <w:sz w:val="24"/>
           <w:u w:val="single"/>
         </w:rPr>
-        <w:hyperlink r:id="rId13" w:history="1">
+        <w:hyperlink r:id="rId14" w:history="1">
           <w:r>
             <w:rPr>
               <w:rStyle w:val="Hyperlink"/>
             </w:rPr>
-            <w:t>use</w:t>
+            <w:t>Gemeentemuse</w:t>
           </w:r>
         </w:hyperlink>
       </w:r>
@@ -2970,7 +3054,7 @@
           <w:sz w:val="24"/>
           <w:u w:val="single"/>
         </w:rPr>
-        <w:hyperlink r:id="rId30" w:history="1">
+        <w:hyperlink r:id="rId31" w:history="1">
           <w:r>
             <w:rPr>
               <w:rStyle w:val="Hyperlink"/>
@@ -4276,7 +4360,7 @@
           <w:sz w:val="24"/>
           <w:u w:val="single"/>
         </w:rPr>
-        <w:hyperlink r:id="rId37" w:history="1">
+        <w:hyperlink r:id="rId38" w:history="1">
           <w:r>
             <w:rPr>
               <w:rStyle w:val="Hyperlink"/>

--- a/EXPORTS/DOCX/published/niveau3/English/KunsthandelVanLier.docx
+++ b/EXPORTS/DOCX/published/niveau3/English/KunsthandelVanLier.docx
@@ -413,7 +413,6 @@
           <w:i w:val="0"/>
           <w:color w:val="0000FF"/>
           <w:sz w:val="24"/>
-          <w:u w:val="single"/>
         </w:rPr>
         <w:hyperlink r:id="rId11" w:history="1">
           <w:r>
@@ -574,7 +573,92 @@
           <w:color w:val="000000"/>
           <w:sz w:val="24"/>
         </w:rPr>
-        <w:t xml:space="preserve">However, Van Lier also became fascinated with </w:t>
+        <w:t>However, Van Lier also becam</w:t>
+      </w:r>
+      <w:r>
+        <w:rPr>
+          <w:rFonts w:ascii="Charis SIL Regular" w:hAnsi="Charis SIL Regular" w:eastAsia="Charis SIL Regular"/>
+          <w:b w:val="0"/>
+          <w:i w:val="0"/>
+          <w:color w:val="000000"/>
+          <w:sz w:val="24"/>
+        </w:rPr>
+        <w:hyperlink r:id="rId11" w:history="1">
+          <w:r>
+            <w:rPr>
+              <w:rStyle w:val="Hyperlink"/>
+            </w:rPr>
+            <w:t>e fascinat</w:t>
+          </w:r>
+        </w:hyperlink>
+      </w:r>
+      <w:r>
+        <w:rPr>
+          <w:rFonts w:ascii="Charis SIL Regular" w:hAnsi="Charis SIL Regular" w:eastAsia="Charis SIL Regular"/>
+          <w:b w:val="0"/>
+          <w:i w:val="0"/>
+          <w:color w:val="000000"/>
+          <w:sz w:val="24"/>
+        </w:rPr>
+        <w:hyperlink r:id="rId11" w:history="1">
+          <w:r>
+            <w:rPr>
+              <w:rStyle w:val="Hyperlink"/>
+            </w:rPr>
+            <w:t>e</w:t>
+          </w:r>
+        </w:hyperlink>
+      </w:r>
+      <w:r>
+        <w:rPr>
+          <w:rFonts w:ascii="Charis SIL Regular" w:hAnsi="Charis SIL Regular" w:eastAsia="Charis SIL Regular"/>
+          <w:b w:val="0"/>
+          <w:i w:val="0"/>
+          <w:color w:val="000000"/>
+          <w:sz w:val="24"/>
+        </w:rPr>
+        <w:hyperlink r:id="rId11" w:history="1">
+          <w:r>
+            <w:rPr>
+              <w:rStyle w:val="Hyperlink"/>
+            </w:rPr>
+            <w:t>d w</w:t>
+          </w:r>
+        </w:hyperlink>
+      </w:r>
+      <w:r>
+        <w:rPr>
+          <w:rFonts w:ascii="Charis SIL Regular" w:hAnsi="Charis SIL Regular" w:eastAsia="Charis SIL Regular"/>
+          <w:b w:val="0"/>
+          <w:i w:val="0"/>
+          <w:color w:val="000000"/>
+          <w:sz w:val="24"/>
+        </w:rPr>
+        <w:hyperlink r:id="rId11" w:history="1">
+          <w:r>
+            <w:rPr>
+              <w:rStyle w:val="Hyperlink"/>
+            </w:rPr>
+            <w:t>i</w:t>
+          </w:r>
+        </w:hyperlink>
+      </w:r>
+      <w:r>
+        <w:rPr>
+          <w:rFonts w:ascii="Charis SIL Regular" w:hAnsi="Charis SIL Regular" w:eastAsia="Charis SIL Regular"/>
+          <w:b w:val="0"/>
+          <w:i w:val="0"/>
+          <w:color w:val="000000"/>
+          <w:sz w:val="24"/>
+        </w:rPr>
+        <w:hyperlink r:id="rId11" w:history="1">
+          <w:r>
+            <w:rPr>
+              <w:rStyle w:val="Hyperlink"/>
+            </w:rPr>
+            <w:t xml:space="preserve">th </w:t>
+          </w:r>
+        </w:hyperlink>
       </w:r>
       <w:r>
         <w:rPr>
@@ -679,7 +763,7 @@
           <w:sz w:val="24"/>
           <w:u w:val="single"/>
         </w:rPr>
-        <w:hyperlink r:id="rId13" w:history="1">
+        <w:hyperlink r:id="rId12" w:history="1">
           <w:r>
             <w:rPr>
               <w:rStyle w:val="Hyperlink"/>
@@ -708,7 +792,7 @@
           <w:sz w:val="24"/>
           <w:u w:val="single"/>
         </w:rPr>
-        <w:hyperlink r:id="rId13" w:history="1">
+        <w:hyperlink r:id="rId12" w:history="1">
           <w:r>
             <w:rPr>
               <w:rStyle w:val="Hyperlink"/>
@@ -726,7 +810,7 @@
           <w:sz w:val="24"/>
           <w:u w:val="single"/>
         </w:rPr>
-        <w:hyperlink r:id="rId13" w:history="1">
+        <w:hyperlink r:id="rId12" w:history="1">
           <w:r>
             <w:rPr>
               <w:rStyle w:val="Hyperlink"/>
@@ -744,7 +828,7 @@
           <w:sz w:val="24"/>
           <w:u w:val="single"/>
         </w:rPr>
-        <w:hyperlink r:id="rId13" w:history="1">
+        <w:hyperlink r:id="rId12" w:history="1">
           <w:r>
             <w:rPr>
               <w:rStyle w:val="Hyperlink"/>
@@ -844,12 +928,41 @@
           <w:sz w:val="24"/>
           <w:u w:val="single"/>
         </w:rPr>
-        <w:hyperlink r:id="rId14" w:history="1">
+        <w:hyperlink r:id="rId13" w:history="1">
           <w:r>
             <w:rPr>
               <w:rStyle w:val="Hyperlink"/>
             </w:rPr>
-            <w:t>Gemeentemuse</w:t>
+            <w:t>Gemeente</w:t>
+          </w:r>
+        </w:hyperlink>
+      </w:r>
+      <w:r>
+        <w:rPr>
+          <w:rFonts w:ascii="Charis SIL Regular" w:hAnsi="Charis SIL Regular" w:eastAsia="Charis SIL Regular"/>
+          <w:b w:val="0"/>
+          <w:i w:val="0"/>
+          <w:color w:val="0000FF"/>
+          <w:sz w:val="24"/>
+          <w:u w:val="single"/>
+        </w:rPr>
+        <w:t>m</w:t>
+      </w:r>
+      <w:r>
+        <w:rPr>
+          <w:rFonts w:ascii="Charis SIL Regular" w:hAnsi="Charis SIL Regular" w:eastAsia="Charis SIL Regular"/>
+          <w:b w:val="0"/>
+          <w:i w:val="0"/>
+          <w:color w:val="0000FF"/>
+          <w:sz w:val="24"/>
+          <w:u w:val="single"/>
+        </w:rPr>
+        <w:hyperlink r:id="rId13" w:history="1">
+          <w:r>
+            <w:rPr>
+              <w:rStyle w:val="Hyperlink"/>
+            </w:rPr>
+            <w:t>use</w:t>
           </w:r>
         </w:hyperlink>
       </w:r>
@@ -2046,21 +2159,13 @@
       </w:r>
       <w:r>
         <w:rPr>
-          <w:u w:val="single" w:color="0000ff"/>
           <w:rFonts w:ascii="Charis SIL Regular" w:hAnsi="Charis SIL Regular" w:eastAsia="Charis SIL Regular"/>
           <w:b w:val="0"/>
           <w:i w:val="0"/>
           <w:color w:val="000000"/>
           <w:sz w:val="24"/>
         </w:rPr>
-        <w:hyperlink r:id="rId23" w:history="1">
-          <w:r>
-            <w:rPr>
-              <w:rStyle w:val="Hyperlink"/>
-            </w:rPr>
-            <w:t xml:space="preserve">, </w:t>
-          </w:r>
-        </w:hyperlink>
+        <w:t xml:space="preserve">, </w:t>
       </w:r>
       <w:r>
         <w:rPr>
@@ -2220,25 +2325,7 @@
           <w:color w:val="000000"/>
           <w:sz w:val="24"/>
         </w:rPr>
-        <w:t>e</w:t>
-      </w:r>
-      <w:r>
-        <w:rPr>
-          <w:u w:val="single" w:color="0000ff"/>
-          <w:rFonts w:ascii="Charis SIL Regular" w:hAnsi="Charis SIL Regular" w:eastAsia="Charis SIL Regular"/>
-          <w:b w:val="0"/>
-          <w:i w:val="0"/>
-          <w:color w:val="000000"/>
-          <w:sz w:val="24"/>
-        </w:rPr>
-        <w:hyperlink r:id="rId24" w:history="1">
-          <w:r>
-            <w:rPr>
-              <w:rStyle w:val="Hyperlink"/>
-            </w:rPr>
-            <w:t xml:space="preserve"> cond</w:t>
-          </w:r>
-        </w:hyperlink>
+        <w:t>e cond</w:t>
       </w:r>
       <w:r>
         <w:rPr>
@@ -2924,7 +3011,89 @@
           <w:color w:val="000000"/>
           <w:sz w:val="24"/>
         </w:rPr>
-        <w:t xml:space="preserve">are a number of records from the period of </w:t>
+        <w:t>are a number of records fro</w:t>
+      </w:r>
+      <w:r>
+        <w:rPr>
+          <w:u w:val="single" w:color="0000ff"/>
+          <w:rFonts w:ascii="Charis SIL Regular" w:hAnsi="Charis SIL Regular" w:eastAsia="Charis SIL Regular"/>
+          <w:b w:val="0"/>
+          <w:i w:val="0"/>
+          <w:color w:val="000000"/>
+          <w:sz w:val="24"/>
+        </w:rPr>
+        <w:hyperlink r:id="rId30" w:history="1">
+          <w:r>
+            <w:rPr>
+              <w:rStyle w:val="Hyperlink"/>
+            </w:rPr>
+            <w:t>m the</w:t>
+          </w:r>
+        </w:hyperlink>
+      </w:r>
+      <w:r>
+        <w:rPr>
+          <w:u w:val="single" w:color="0000ff"/>
+          <w:rFonts w:ascii="Charis SIL Regular" w:hAnsi="Charis SIL Regular" w:eastAsia="Charis SIL Regular"/>
+          <w:b w:val="0"/>
+          <w:i w:val="0"/>
+          <w:color w:val="000000"/>
+          <w:sz w:val="24"/>
+        </w:rPr>
+        <w:hyperlink r:id="rId30" w:history="1">
+          <w:r>
+            <w:rPr>
+              <w:rStyle w:val="Hyperlink"/>
+            </w:rPr>
+            <w:t xml:space="preserve"> per</w:t>
+          </w:r>
+        </w:hyperlink>
+      </w:r>
+      <w:r>
+        <w:rPr>
+          <w:u w:val="single" w:color="0000ff"/>
+          <w:rFonts w:ascii="Charis SIL Regular" w:hAnsi="Charis SIL Regular" w:eastAsia="Charis SIL Regular"/>
+          <w:b w:val="0"/>
+          <w:i w:val="0"/>
+          <w:color w:val="000000"/>
+          <w:sz w:val="24"/>
+        </w:rPr>
+        <w:hyperlink r:id="rId30" w:history="1">
+          <w:r>
+            <w:rPr>
+              <w:rStyle w:val="Hyperlink"/>
+            </w:rPr>
+            <w:t>i</w:t>
+          </w:r>
+        </w:hyperlink>
+      </w:r>
+      <w:r>
+        <w:rPr>
+          <w:u w:val="single" w:color="0000ff"/>
+          <w:rFonts w:ascii="Charis SIL Regular" w:hAnsi="Charis SIL Regular" w:eastAsia="Charis SIL Regular"/>
+          <w:b w:val="0"/>
+          <w:i w:val="0"/>
+          <w:color w:val="000000"/>
+          <w:sz w:val="24"/>
+        </w:rPr>
+        <w:hyperlink r:id="rId30" w:history="1">
+          <w:r>
+            <w:rPr>
+              <w:rStyle w:val="Hyperlink"/>
+            </w:rPr>
+            <w:t>od o</w:t>
+          </w:r>
+        </w:hyperlink>
+      </w:r>
+      <w:r>
+        <w:rPr>
+          <w:rFonts w:ascii="Charis SIL Regular" w:hAnsi="Charis SIL Regular" w:eastAsia="Charis SIL Regular"/>
+          <w:b w:val="0"/>
+          <w:i w:val="0"/>
+          <w:color w:val="000000"/>
+          <w:sz w:val="24"/>
+        </w:rPr>
+        <w:t xml:space="preserve">f </w:t>
       </w:r>
       <w:r>
         <w:rPr>
@@ -2935,7 +3104,7 @@
           <w:sz w:val="24"/>
           <w:u w:val="single"/>
         </w:rPr>
-        <w:hyperlink r:id="rId31" w:history="1">
+        <w:hyperlink r:id="rId30" w:history="1">
           <w:r>
             <w:rPr>
               <w:rStyle w:val="Hyperlink"/>
@@ -2953,7 +3122,7 @@
           <w:sz w:val="24"/>
           <w:u w:val="single"/>
         </w:rPr>
-        <w:hyperlink r:id="rId31" w:history="1">
+        <w:hyperlink r:id="rId30" w:history="1">
           <w:r>
             <w:rPr>
               <w:rStyle w:val="Hyperlink"/>
@@ -2971,7 +3140,7 @@
           <w:sz w:val="24"/>
           <w:u w:val="single"/>
         </w:rPr>
-        <w:hyperlink r:id="rId31" w:history="1">
+        <w:hyperlink r:id="rId30" w:history="1">
           <w:r>
             <w:rPr>
               <w:rStyle w:val="Hyperlink"/>
@@ -2989,7 +3158,7 @@
           <w:sz w:val="24"/>
           <w:u w:val="single"/>
         </w:rPr>
-        <w:hyperlink r:id="rId31" w:history="1">
+        <w:hyperlink r:id="rId30" w:history="1">
           <w:r>
             <w:rPr>
               <w:rStyle w:val="Hyperlink"/>
@@ -3007,7 +3176,7 @@
           <w:sz w:val="24"/>
           <w:u w:val="single"/>
         </w:rPr>
-        <w:hyperlink r:id="rId31" w:history="1">
+        <w:hyperlink r:id="rId30" w:history="1">
           <w:r>
             <w:rPr>
               <w:rStyle w:val="Hyperlink"/>
@@ -3036,7 +3205,7 @@
           <w:sz w:val="24"/>
           <w:u w:val="single"/>
         </w:rPr>
-        <w:hyperlink r:id="rId31" w:history="1">
+        <w:hyperlink r:id="rId30" w:history="1">
           <w:r>
             <w:rPr>
               <w:rStyle w:val="Hyperlink"/>
@@ -3054,7 +3223,7 @@
           <w:sz w:val="24"/>
           <w:u w:val="single"/>
         </w:rPr>
-        <w:hyperlink r:id="rId31" w:history="1">
+        <w:hyperlink r:id="rId30" w:history="1">
           <w:r>
             <w:rPr>
               <w:rStyle w:val="Hyperlink"/>
@@ -4342,7 +4511,7 @@
           <w:sz w:val="24"/>
           <w:u w:val="single"/>
         </w:rPr>
-        <w:hyperlink r:id="rId38" w:history="1">
+        <w:hyperlink r:id="rId37" w:history="1">
           <w:r>
             <w:rPr>
               <w:rStyle w:val="Hyperlink"/>
@@ -4360,7 +4529,7 @@
           <w:sz w:val="24"/>
           <w:u w:val="single"/>
         </w:rPr>
-        <w:hyperlink r:id="rId38" w:history="1">
+        <w:hyperlink r:id="rId37" w:history="1">
           <w:r>
             <w:rPr>
               <w:rStyle w:val="Hyperlink"/>

--- a/EXPORTS/DOCX/published/niveau3/English/KunsthandelVanLier.docx
+++ b/EXPORTS/DOCX/published/niveau3/English/KunsthandelVanLier.docx
@@ -246,107 +246,13 @@
       </w:r>
       <w:r>
         <w:rPr>
-          <w:u w:val="single" w:color="0000ff"/>
           <w:rFonts w:ascii="Charis SIL Regular" w:hAnsi="Charis SIL Regular" w:eastAsia="Charis SIL Regular"/>
           <w:b w:val="0"/>
           <w:i w:val="0"/>
           <w:color w:val="000000"/>
           <w:sz w:val="24"/>
         </w:rPr>
-        <w:hyperlink r:id="rId9" w:history="1">
-          <w:r>
-            <w:rPr>
-              <w:rStyle w:val="Hyperlink"/>
-            </w:rPr>
-            <w:t>years</w:t>
-          </w:r>
-        </w:hyperlink>
-      </w:r>
-      <w:r>
-        <w:rPr>
-          <w:u w:val="single" w:color="0000ff"/>
-          <w:rFonts w:ascii="Charis SIL Regular" w:hAnsi="Charis SIL Regular" w:eastAsia="Charis SIL Regular"/>
-          <w:b w:val="0"/>
-          <w:i w:val="0"/>
-          <w:color w:val="000000"/>
-          <w:sz w:val="24"/>
-        </w:rPr>
-        <w:t xml:space="preserve"> </w:t>
-      </w:r>
-      <w:r>
-        <w:rPr>
-          <w:u w:val="single" w:color="0000ff"/>
-          <w:rFonts w:ascii="Charis SIL Regular" w:hAnsi="Charis SIL Regular" w:eastAsia="Charis SIL Regular"/>
-          <w:b w:val="0"/>
-          <w:i w:val="0"/>
-          <w:color w:val="000000"/>
-          <w:sz w:val="24"/>
-        </w:rPr>
-        <w:hyperlink r:id="rId9" w:history="1">
-          <w:r>
-            <w:rPr>
-              <w:rStyle w:val="Hyperlink"/>
-            </w:rPr>
-            <w:t>late</w:t>
-          </w:r>
-        </w:hyperlink>
-      </w:r>
-      <w:r>
-        <w:rPr>
-          <w:u w:val="single" w:color="0000ff"/>
-          <w:rFonts w:ascii="Charis SIL Regular" w:hAnsi="Charis SIL Regular" w:eastAsia="Charis SIL Regular"/>
-          <w:b w:val="0"/>
-          <w:i w:val="0"/>
-          <w:color w:val="000000"/>
-          <w:sz w:val="24"/>
-        </w:rPr>
-        <w:hyperlink r:id="rId9" w:history="1">
-          <w:r>
-            <w:rPr>
-              <w:rStyle w:val="Hyperlink"/>
-            </w:rPr>
-            <w:t>r</w:t>
-          </w:r>
-        </w:hyperlink>
-      </w:r>
-      <w:r>
-        <w:rPr>
-          <w:u w:val="single" w:color="0000ff"/>
-          <w:rFonts w:ascii="Charis SIL Regular" w:hAnsi="Charis SIL Regular" w:eastAsia="Charis SIL Regular"/>
-          <w:b w:val="0"/>
-          <w:i w:val="0"/>
-          <w:color w:val="000000"/>
-          <w:sz w:val="24"/>
-        </w:rPr>
-        <w:hyperlink r:id="rId9" w:history="1">
-          <w:r>
-            <w:rPr>
-              <w:rStyle w:val="Hyperlink"/>
-            </w:rPr>
-            <w:t>. In</w:t>
-          </w:r>
-        </w:hyperlink>
-      </w:r>
-      <w:r>
-        <w:rPr>
-          <w:u w:val="single" w:color="0000ff"/>
-          <w:rFonts w:ascii="Charis SIL Regular" w:hAnsi="Charis SIL Regular" w:eastAsia="Charis SIL Regular"/>
-          <w:b w:val="0"/>
-          <w:i w:val="0"/>
-          <w:color w:val="000000"/>
-          <w:sz w:val="24"/>
-        </w:rPr>
-        <w:t xml:space="preserve"> </w:t>
-      </w:r>
-      <w:r>
-        <w:rPr>
-          <w:rFonts w:ascii="Charis SIL Regular" w:hAnsi="Charis SIL Regular" w:eastAsia="Charis SIL Regular"/>
-          <w:b w:val="0"/>
-          <w:i w:val="0"/>
-          <w:color w:val="000000"/>
-          <w:sz w:val="24"/>
-        </w:rPr>
-        <w:t xml:space="preserve">the early years, </w:t>
+        <w:t xml:space="preserve">years later. In the early years, </w:t>
       </w:r>
       <w:r>
         <w:rPr>
@@ -413,6 +319,7 @@
           <w:i w:val="0"/>
           <w:color w:val="0000FF"/>
           <w:sz w:val="24"/>
+          <w:u w:val="single"/>
         </w:rPr>
         <w:hyperlink r:id="rId11" w:history="1">
           <w:r>
@@ -1096,7 +1003,7 @@
           <w:sz w:val="24"/>
           <w:u w:val="single"/>
         </w:rPr>
-        <w:hyperlink r:id="rId14" w:history="1">
+        <w:hyperlink r:id="rId15" w:history="1">
           <w:r>
             <w:rPr>
               <w:rStyle w:val="Hyperlink"/>
@@ -1125,7 +1032,7 @@
           <w:sz w:val="24"/>
           <w:u w:val="single"/>
         </w:rPr>
-        <w:hyperlink r:id="rId14" w:history="1">
+        <w:hyperlink r:id="rId15" w:history="1">
           <w:r>
             <w:rPr>
               <w:rStyle w:val="Hyperlink"/>
@@ -2099,7 +2006,6 @@
           <w:i w:val="0"/>
           <w:color w:val="0000FF"/>
           <w:sz w:val="24"/>
-          <w:u w:val="single"/>
         </w:rPr>
         <w:hyperlink r:id="rId24" w:history="1">
           <w:r>
@@ -2165,7 +2071,14 @@
           <w:color w:val="000000"/>
           <w:sz w:val="24"/>
         </w:rPr>
-        <w:t xml:space="preserve">, </w:t>
+        <w:hyperlink r:id="rId23" w:history="1">
+          <w:r>
+            <w:rPr>
+              <w:rStyle w:val="Hyperlink"/>
+            </w:rPr>
+            <w:t xml:space="preserve">, </w:t>
+          </w:r>
+        </w:hyperlink>
       </w:r>
       <w:r>
         <w:rPr>
@@ -2325,7 +2238,25 @@
           <w:color w:val="000000"/>
           <w:sz w:val="24"/>
         </w:rPr>
-        <w:t>e cond</w:t>
+        <w:t>e</w:t>
+      </w:r>
+      <w:r>
+        <w:rPr>
+          <w:u w:val="single" w:color="0000ff"/>
+          <w:rFonts w:ascii="Charis SIL Regular" w:hAnsi="Charis SIL Regular" w:eastAsia="Charis SIL Regular"/>
+          <w:b w:val="0"/>
+          <w:i w:val="0"/>
+          <w:color w:val="000000"/>
+          <w:sz w:val="24"/>
+        </w:rPr>
+        <w:hyperlink r:id="rId24" w:history="1">
+          <w:r>
+            <w:rPr>
+              <w:rStyle w:val="Hyperlink"/>
+            </w:rPr>
+            <w:t xml:space="preserve"> cond</w:t>
+          </w:r>
+        </w:hyperlink>
       </w:r>
       <w:r>
         <w:rPr>
@@ -3011,89 +2942,7 @@
           <w:color w:val="000000"/>
           <w:sz w:val="24"/>
         </w:rPr>
-        <w:t>are a number of records fro</w:t>
-      </w:r>
-      <w:r>
-        <w:rPr>
-          <w:u w:val="single" w:color="0000ff"/>
-          <w:rFonts w:ascii="Charis SIL Regular" w:hAnsi="Charis SIL Regular" w:eastAsia="Charis SIL Regular"/>
-          <w:b w:val="0"/>
-          <w:i w:val="0"/>
-          <w:color w:val="000000"/>
-          <w:sz w:val="24"/>
-        </w:rPr>
-        <w:hyperlink r:id="rId30" w:history="1">
-          <w:r>
-            <w:rPr>
-              <w:rStyle w:val="Hyperlink"/>
-            </w:rPr>
-            <w:t>m the</w:t>
-          </w:r>
-        </w:hyperlink>
-      </w:r>
-      <w:r>
-        <w:rPr>
-          <w:u w:val="single" w:color="0000ff"/>
-          <w:rFonts w:ascii="Charis SIL Regular" w:hAnsi="Charis SIL Regular" w:eastAsia="Charis SIL Regular"/>
-          <w:b w:val="0"/>
-          <w:i w:val="0"/>
-          <w:color w:val="000000"/>
-          <w:sz w:val="24"/>
-        </w:rPr>
-        <w:hyperlink r:id="rId30" w:history="1">
-          <w:r>
-            <w:rPr>
-              <w:rStyle w:val="Hyperlink"/>
-            </w:rPr>
-            <w:t xml:space="preserve"> per</w:t>
-          </w:r>
-        </w:hyperlink>
-      </w:r>
-      <w:r>
-        <w:rPr>
-          <w:u w:val="single" w:color="0000ff"/>
-          <w:rFonts w:ascii="Charis SIL Regular" w:hAnsi="Charis SIL Regular" w:eastAsia="Charis SIL Regular"/>
-          <w:b w:val="0"/>
-          <w:i w:val="0"/>
-          <w:color w:val="000000"/>
-          <w:sz w:val="24"/>
-        </w:rPr>
-        <w:hyperlink r:id="rId30" w:history="1">
-          <w:r>
-            <w:rPr>
-              <w:rStyle w:val="Hyperlink"/>
-            </w:rPr>
-            <w:t>i</w:t>
-          </w:r>
-        </w:hyperlink>
-      </w:r>
-      <w:r>
-        <w:rPr>
-          <w:u w:val="single" w:color="0000ff"/>
-          <w:rFonts w:ascii="Charis SIL Regular" w:hAnsi="Charis SIL Regular" w:eastAsia="Charis SIL Regular"/>
-          <w:b w:val="0"/>
-          <w:i w:val="0"/>
-          <w:color w:val="000000"/>
-          <w:sz w:val="24"/>
-        </w:rPr>
-        <w:hyperlink r:id="rId30" w:history="1">
-          <w:r>
-            <w:rPr>
-              <w:rStyle w:val="Hyperlink"/>
-            </w:rPr>
-            <w:t>od o</w:t>
-          </w:r>
-        </w:hyperlink>
-      </w:r>
-      <w:r>
-        <w:rPr>
-          <w:rFonts w:ascii="Charis SIL Regular" w:hAnsi="Charis SIL Regular" w:eastAsia="Charis SIL Regular"/>
-          <w:b w:val="0"/>
-          <w:i w:val="0"/>
-          <w:color w:val="000000"/>
-          <w:sz w:val="24"/>
-        </w:rPr>
-        <w:t xml:space="preserve">f </w:t>
+        <w:t xml:space="preserve">are a number of records from the period of </w:t>
       </w:r>
       <w:r>
         <w:rPr>

--- a/EXPORTS/DOCX/published/niveau3/English/KunsthandelVanLier.docx
+++ b/EXPORTS/DOCX/published/niveau3/English/KunsthandelVanLier.docx
@@ -480,92 +480,7 @@
           <w:color w:val="000000"/>
           <w:sz w:val="24"/>
         </w:rPr>
-        <w:t>However, Van Lier also becam</w:t>
-      </w:r>
-      <w:r>
-        <w:rPr>
-          <w:rFonts w:ascii="Charis SIL Regular" w:hAnsi="Charis SIL Regular" w:eastAsia="Charis SIL Regular"/>
-          <w:b w:val="0"/>
-          <w:i w:val="0"/>
-          <w:color w:val="000000"/>
-          <w:sz w:val="24"/>
-        </w:rPr>
-        <w:hyperlink r:id="rId11" w:history="1">
-          <w:r>
-            <w:rPr>
-              <w:rStyle w:val="Hyperlink"/>
-            </w:rPr>
-            <w:t>e fascinat</w:t>
-          </w:r>
-        </w:hyperlink>
-      </w:r>
-      <w:r>
-        <w:rPr>
-          <w:rFonts w:ascii="Charis SIL Regular" w:hAnsi="Charis SIL Regular" w:eastAsia="Charis SIL Regular"/>
-          <w:b w:val="0"/>
-          <w:i w:val="0"/>
-          <w:color w:val="000000"/>
-          <w:sz w:val="24"/>
-        </w:rPr>
-        <w:hyperlink r:id="rId11" w:history="1">
-          <w:r>
-            <w:rPr>
-              <w:rStyle w:val="Hyperlink"/>
-            </w:rPr>
-            <w:t>e</w:t>
-          </w:r>
-        </w:hyperlink>
-      </w:r>
-      <w:r>
-        <w:rPr>
-          <w:rFonts w:ascii="Charis SIL Regular" w:hAnsi="Charis SIL Regular" w:eastAsia="Charis SIL Regular"/>
-          <w:b w:val="0"/>
-          <w:i w:val="0"/>
-          <w:color w:val="000000"/>
-          <w:sz w:val="24"/>
-        </w:rPr>
-        <w:hyperlink r:id="rId11" w:history="1">
-          <w:r>
-            <w:rPr>
-              <w:rStyle w:val="Hyperlink"/>
-            </w:rPr>
-            <w:t>d w</w:t>
-          </w:r>
-        </w:hyperlink>
-      </w:r>
-      <w:r>
-        <w:rPr>
-          <w:rFonts w:ascii="Charis SIL Regular" w:hAnsi="Charis SIL Regular" w:eastAsia="Charis SIL Regular"/>
-          <w:b w:val="0"/>
-          <w:i w:val="0"/>
-          <w:color w:val="000000"/>
-          <w:sz w:val="24"/>
-        </w:rPr>
-        <w:hyperlink r:id="rId11" w:history="1">
-          <w:r>
-            <w:rPr>
-              <w:rStyle w:val="Hyperlink"/>
-            </w:rPr>
-            <w:t>i</w:t>
-          </w:r>
-        </w:hyperlink>
-      </w:r>
-      <w:r>
-        <w:rPr>
-          <w:rFonts w:ascii="Charis SIL Regular" w:hAnsi="Charis SIL Regular" w:eastAsia="Charis SIL Regular"/>
-          <w:b w:val="0"/>
-          <w:i w:val="0"/>
-          <w:color w:val="000000"/>
-          <w:sz w:val="24"/>
-        </w:rPr>
-        <w:hyperlink r:id="rId11" w:history="1">
-          <w:r>
-            <w:rPr>
-              <w:rStyle w:val="Hyperlink"/>
-            </w:rPr>
-            <w:t xml:space="preserve">th </w:t>
-          </w:r>
-        </w:hyperlink>
+        <w:t xml:space="preserve">However, Van Lier also became fascinated with </w:t>
       </w:r>
       <w:r>
         <w:rPr>
@@ -670,7 +585,7 @@
           <w:sz w:val="24"/>
           <w:u w:val="single"/>
         </w:rPr>
-        <w:hyperlink r:id="rId12" w:history="1">
+        <w:hyperlink r:id="rId13" w:history="1">
           <w:r>
             <w:rPr>
               <w:rStyle w:val="Hyperlink"/>
@@ -699,7 +614,7 @@
           <w:sz w:val="24"/>
           <w:u w:val="single"/>
         </w:rPr>
-        <w:hyperlink r:id="rId12" w:history="1">
+        <w:hyperlink r:id="rId13" w:history="1">
           <w:r>
             <w:rPr>
               <w:rStyle w:val="Hyperlink"/>
@@ -717,7 +632,7 @@
           <w:sz w:val="24"/>
           <w:u w:val="single"/>
         </w:rPr>
-        <w:hyperlink r:id="rId12" w:history="1">
+        <w:hyperlink r:id="rId13" w:history="1">
           <w:r>
             <w:rPr>
               <w:rStyle w:val="Hyperlink"/>
@@ -735,7 +650,7 @@
           <w:sz w:val="24"/>
           <w:u w:val="single"/>
         </w:rPr>
-        <w:hyperlink r:id="rId12" w:history="1">
+        <w:hyperlink r:id="rId13" w:history="1">
           <w:r>
             <w:rPr>
               <w:rStyle w:val="Hyperlink"/>
@@ -833,27 +748,8 @@
           <w:i w:val="0"/>
           <w:color w:val="0000FF"/>
           <w:sz w:val="24"/>
-          <w:u w:val="single"/>
-        </w:rPr>
-        <w:hyperlink r:id="rId13" w:history="1">
-          <w:r>
-            <w:rPr>
-              <w:rStyle w:val="Hyperlink"/>
-            </w:rPr>
-            <w:t>Gemeente</w:t>
-          </w:r>
-        </w:hyperlink>
-      </w:r>
-      <w:r>
-        <w:rPr>
-          <w:rFonts w:ascii="Charis SIL Regular" w:hAnsi="Charis SIL Regular" w:eastAsia="Charis SIL Regular"/>
-          <w:b w:val="0"/>
-          <w:i w:val="0"/>
-          <w:color w:val="0000FF"/>
-          <w:sz w:val="24"/>
-          <w:u w:val="single"/>
-        </w:rPr>
-        <w:t>m</w:t>
+        </w:rPr>
+        <w:t>Gemeentem</w:t>
       </w:r>
       <w:r>
         <w:rPr>
@@ -1003,7 +899,7 @@
           <w:sz w:val="24"/>
           <w:u w:val="single"/>
         </w:rPr>
-        <w:hyperlink r:id="rId15" w:history="1">
+        <w:hyperlink r:id="rId14" w:history="1">
           <w:r>
             <w:rPr>
               <w:rStyle w:val="Hyperlink"/>
@@ -1032,7 +928,7 @@
           <w:sz w:val="24"/>
           <w:u w:val="single"/>
         </w:rPr>
-        <w:hyperlink r:id="rId15" w:history="1">
+        <w:hyperlink r:id="rId14" w:history="1">
           <w:r>
             <w:rPr>
               <w:rStyle w:val="Hyperlink"/>
@@ -1311,32 +1207,7 @@
           <w:sz w:val="24"/>
           <w:u w:val="single"/>
         </w:rPr>
-        <w:hyperlink r:id="rId13" w:history="1">
-          <w:r>
-            <w:rPr>
-              <w:rStyle w:val="Hyperlink"/>
-            </w:rPr>
-            <w:t>Americ</w:t>
-          </w:r>
-        </w:hyperlink>
-      </w:r>
-      <w:r>
-        <w:rPr>
-          <w:rFonts w:ascii="Charis SIL Regular" w:hAnsi="Charis SIL Regular" w:eastAsia="Charis SIL Regular"/>
-          <w:b w:val="0"/>
-          <w:i w:val="0"/>
-          <w:color w:val="0000FF"/>
-          <w:sz w:val="24"/>
-          <w:u w:val="single"/>
-        </w:rPr>
-        <w:hyperlink r:id="rId13" w:history="1">
-          <w:r>
-            <w:rPr>
-              <w:rStyle w:val="Hyperlink"/>
-            </w:rPr>
-            <w:t>a</w:t>
-          </w:r>
-        </w:hyperlink>
+        <w:t>America</w:t>
       </w:r>
       <w:r>
         <w:rPr>
@@ -1486,7 +1357,6 @@
       </w:r>
       <w:r>
         <w:rPr>
-          <w:u w:val="single" w:color="0000ff"/>
           <w:rFonts w:ascii="Charis SIL Regular" w:hAnsi="Charis SIL Regular" w:eastAsia="Charis SIL Regular"/>
           <w:b w:val="0"/>
           <w:i w:val="0"/>
@@ -2006,6 +1876,7 @@
           <w:i w:val="0"/>
           <w:color w:val="0000FF"/>
           <w:sz w:val="24"/>
+          <w:u w:val="single"/>
         </w:rPr>
         <w:hyperlink r:id="rId24" w:history="1">
           <w:r>
@@ -2065,6 +1936,7 @@
       </w:r>
       <w:r>
         <w:rPr>
+          <w:u w:val="single" w:color="0000ff"/>
           <w:rFonts w:ascii="Charis SIL Regular" w:hAnsi="Charis SIL Regular" w:eastAsia="Charis SIL Regular"/>
           <w:b w:val="0"/>
           <w:i w:val="0"/>
@@ -2942,7 +2814,96 @@
           <w:color w:val="000000"/>
           <w:sz w:val="24"/>
         </w:rPr>
-        <w:t xml:space="preserve">are a number of records from the period of </w:t>
+        <w:t>are a number of records fro</w:t>
+      </w:r>
+      <w:r>
+        <w:rPr>
+          <w:u w:val="single" w:color="0000ff"/>
+          <w:rFonts w:ascii="Charis SIL Regular" w:hAnsi="Charis SIL Regular" w:eastAsia="Charis SIL Regular"/>
+          <w:b w:val="0"/>
+          <w:i w:val="0"/>
+          <w:color w:val="000000"/>
+          <w:sz w:val="24"/>
+        </w:rPr>
+        <w:hyperlink r:id="rId30" w:history="1">
+          <w:r>
+            <w:rPr>
+              <w:rStyle w:val="Hyperlink"/>
+            </w:rPr>
+            <w:t>m the</w:t>
+          </w:r>
+        </w:hyperlink>
+      </w:r>
+      <w:r>
+        <w:rPr>
+          <w:u w:val="single" w:color="0000ff"/>
+          <w:rFonts w:ascii="Charis SIL Regular" w:hAnsi="Charis SIL Regular" w:eastAsia="Charis SIL Regular"/>
+          <w:b w:val="0"/>
+          <w:i w:val="0"/>
+          <w:color w:val="000000"/>
+          <w:sz w:val="24"/>
+        </w:rPr>
+        <w:hyperlink r:id="rId30" w:history="1">
+          <w:r>
+            <w:rPr>
+              <w:rStyle w:val="Hyperlink"/>
+            </w:rPr>
+            <w:t xml:space="preserve"> per</w:t>
+          </w:r>
+        </w:hyperlink>
+      </w:r>
+      <w:r>
+        <w:rPr>
+          <w:u w:val="single" w:color="0000ff"/>
+          <w:rFonts w:ascii="Charis SIL Regular" w:hAnsi="Charis SIL Regular" w:eastAsia="Charis SIL Regular"/>
+          <w:b w:val="0"/>
+          <w:i w:val="0"/>
+          <w:color w:val="000000"/>
+          <w:sz w:val="24"/>
+        </w:rPr>
+        <w:hyperlink r:id="rId30" w:history="1">
+          <w:r>
+            <w:rPr>
+              <w:rStyle w:val="Hyperlink"/>
+            </w:rPr>
+            <w:t>i</w:t>
+          </w:r>
+        </w:hyperlink>
+      </w:r>
+      <w:r>
+        <w:rPr>
+          <w:u w:val="single" w:color="0000ff"/>
+          <w:rFonts w:ascii="Charis SIL Regular" w:hAnsi="Charis SIL Regular" w:eastAsia="Charis SIL Regular"/>
+          <w:b w:val="0"/>
+          <w:i w:val="0"/>
+          <w:color w:val="000000"/>
+          <w:sz w:val="24"/>
+        </w:rPr>
+        <w:hyperlink r:id="rId30" w:history="1">
+          <w:r>
+            <w:rPr>
+              <w:rStyle w:val="Hyperlink"/>
+            </w:rPr>
+            <w:t>od o</w:t>
+          </w:r>
+        </w:hyperlink>
+      </w:r>
+      <w:r>
+        <w:rPr>
+          <w:rFonts w:ascii="Charis SIL Regular" w:hAnsi="Charis SIL Regular" w:eastAsia="Charis SIL Regular"/>
+          <w:b w:val="0"/>
+          <w:i w:val="0"/>
+          <w:color w:val="000000"/>
+          <w:sz w:val="24"/>
+        </w:rPr>
+        <w:hyperlink r:id="rId30" w:history="1">
+          <w:r>
+            <w:rPr>
+              <w:rStyle w:val="Hyperlink"/>
+            </w:rPr>
+            <w:t xml:space="preserve">f </w:t>
+          </w:r>
+        </w:hyperlink>
       </w:r>
       <w:r>
         <w:rPr>
@@ -2953,7 +2914,7 @@
           <w:sz w:val="24"/>
           <w:u w:val="single"/>
         </w:rPr>
-        <w:hyperlink r:id="rId30" w:history="1">
+        <w:hyperlink r:id="rId31" w:history="1">
           <w:r>
             <w:rPr>
               <w:rStyle w:val="Hyperlink"/>
@@ -4360,7 +4321,7 @@
           <w:sz w:val="24"/>
           <w:u w:val="single"/>
         </w:rPr>
-        <w:hyperlink r:id="rId37" w:history="1">
+        <w:hyperlink r:id="rId38" w:history="1">
           <w:r>
             <w:rPr>
               <w:rStyle w:val="Hyperlink"/>
@@ -4378,7 +4339,7 @@
           <w:sz w:val="24"/>
           <w:u w:val="single"/>
         </w:rPr>
-        <w:hyperlink r:id="rId37" w:history="1">
+        <w:hyperlink r:id="rId38" w:history="1">
           <w:r>
             <w:rPr>
               <w:rStyle w:val="Hyperlink"/>

--- a/EXPORTS/DOCX/published/niveau3/English/KunsthandelVanLier.docx
+++ b/EXPORTS/DOCX/published/niveau3/English/KunsthandelVanLier.docx
@@ -246,13 +246,107 @@
       </w:r>
       <w:r>
         <w:rPr>
+          <w:u w:val="single" w:color="0000ff"/>
           <w:rFonts w:ascii="Charis SIL Regular" w:hAnsi="Charis SIL Regular" w:eastAsia="Charis SIL Regular"/>
           <w:b w:val="0"/>
           <w:i w:val="0"/>
           <w:color w:val="000000"/>
           <w:sz w:val="24"/>
         </w:rPr>
-        <w:t xml:space="preserve">years later. In the early years, </w:t>
+        <w:hyperlink r:id="rId9" w:history="1">
+          <w:r>
+            <w:rPr>
+              <w:rStyle w:val="Hyperlink"/>
+            </w:rPr>
+            <w:t>years</w:t>
+          </w:r>
+        </w:hyperlink>
+      </w:r>
+      <w:r>
+        <w:rPr>
+          <w:u w:val="single" w:color="0000ff"/>
+          <w:rFonts w:ascii="Charis SIL Regular" w:hAnsi="Charis SIL Regular" w:eastAsia="Charis SIL Regular"/>
+          <w:b w:val="0"/>
+          <w:i w:val="0"/>
+          <w:color w:val="000000"/>
+          <w:sz w:val="24"/>
+        </w:rPr>
+        <w:t xml:space="preserve"> </w:t>
+      </w:r>
+      <w:r>
+        <w:rPr>
+          <w:u w:val="single" w:color="0000ff"/>
+          <w:rFonts w:ascii="Charis SIL Regular" w:hAnsi="Charis SIL Regular" w:eastAsia="Charis SIL Regular"/>
+          <w:b w:val="0"/>
+          <w:i w:val="0"/>
+          <w:color w:val="000000"/>
+          <w:sz w:val="24"/>
+        </w:rPr>
+        <w:hyperlink r:id="rId9" w:history="1">
+          <w:r>
+            <w:rPr>
+              <w:rStyle w:val="Hyperlink"/>
+            </w:rPr>
+            <w:t>late</w:t>
+          </w:r>
+        </w:hyperlink>
+      </w:r>
+      <w:r>
+        <w:rPr>
+          <w:u w:val="single" w:color="0000ff"/>
+          <w:rFonts w:ascii="Charis SIL Regular" w:hAnsi="Charis SIL Regular" w:eastAsia="Charis SIL Regular"/>
+          <w:b w:val="0"/>
+          <w:i w:val="0"/>
+          <w:color w:val="000000"/>
+          <w:sz w:val="24"/>
+        </w:rPr>
+        <w:hyperlink r:id="rId9" w:history="1">
+          <w:r>
+            <w:rPr>
+              <w:rStyle w:val="Hyperlink"/>
+            </w:rPr>
+            <w:t>r</w:t>
+          </w:r>
+        </w:hyperlink>
+      </w:r>
+      <w:r>
+        <w:rPr>
+          <w:u w:val="single" w:color="0000ff"/>
+          <w:rFonts w:ascii="Charis SIL Regular" w:hAnsi="Charis SIL Regular" w:eastAsia="Charis SIL Regular"/>
+          <w:b w:val="0"/>
+          <w:i w:val="0"/>
+          <w:color w:val="000000"/>
+          <w:sz w:val="24"/>
+        </w:rPr>
+        <w:hyperlink r:id="rId9" w:history="1">
+          <w:r>
+            <w:rPr>
+              <w:rStyle w:val="Hyperlink"/>
+            </w:rPr>
+            <w:t>. In</w:t>
+          </w:r>
+        </w:hyperlink>
+      </w:r>
+      <w:r>
+        <w:rPr>
+          <w:u w:val="single" w:color="0000ff"/>
+          <w:rFonts w:ascii="Charis SIL Regular" w:hAnsi="Charis SIL Regular" w:eastAsia="Charis SIL Regular"/>
+          <w:b w:val="0"/>
+          <w:i w:val="0"/>
+          <w:color w:val="000000"/>
+          <w:sz w:val="24"/>
+        </w:rPr>
+        <w:t xml:space="preserve"> </w:t>
+      </w:r>
+      <w:r>
+        <w:rPr>
+          <w:rFonts w:ascii="Charis SIL Regular" w:hAnsi="Charis SIL Regular" w:eastAsia="Charis SIL Regular"/>
+          <w:b w:val="0"/>
+          <w:i w:val="0"/>
+          <w:color w:val="000000"/>
+          <w:sz w:val="24"/>
+        </w:rPr>
+        <w:t xml:space="preserve">the early years, </w:t>
       </w:r>
       <w:r>
         <w:rPr>
@@ -319,7 +413,6 @@
           <w:i w:val="0"/>
           <w:color w:val="0000FF"/>
           <w:sz w:val="24"/>
-          <w:u w:val="single"/>
         </w:rPr>
         <w:hyperlink r:id="rId11" w:history="1">
           <w:r>
@@ -585,7 +678,7 @@
           <w:sz w:val="24"/>
           <w:u w:val="single"/>
         </w:rPr>
-        <w:hyperlink r:id="rId13" w:history="1">
+        <w:hyperlink r:id="rId12" w:history="1">
           <w:r>
             <w:rPr>
               <w:rStyle w:val="Hyperlink"/>
@@ -614,7 +707,7 @@
           <w:sz w:val="24"/>
           <w:u w:val="single"/>
         </w:rPr>
-        <w:hyperlink r:id="rId13" w:history="1">
+        <w:hyperlink r:id="rId12" w:history="1">
           <w:r>
             <w:rPr>
               <w:rStyle w:val="Hyperlink"/>
@@ -632,7 +725,7 @@
           <w:sz w:val="24"/>
           <w:u w:val="single"/>
         </w:rPr>
-        <w:hyperlink r:id="rId13" w:history="1">
+        <w:hyperlink r:id="rId12" w:history="1">
           <w:r>
             <w:rPr>
               <w:rStyle w:val="Hyperlink"/>
@@ -650,7 +743,7 @@
           <w:sz w:val="24"/>
           <w:u w:val="single"/>
         </w:rPr>
-        <w:hyperlink r:id="rId13" w:history="1">
+        <w:hyperlink r:id="rId12" w:history="1">
           <w:r>
             <w:rPr>
               <w:rStyle w:val="Hyperlink"/>
@@ -748,8 +841,27 @@
           <w:i w:val="0"/>
           <w:color w:val="0000FF"/>
           <w:sz w:val="24"/>
-        </w:rPr>
-        <w:t>Gemeentem</w:t>
+          <w:u w:val="single"/>
+        </w:rPr>
+        <w:hyperlink r:id="rId13" w:history="1">
+          <w:r>
+            <w:rPr>
+              <w:rStyle w:val="Hyperlink"/>
+            </w:rPr>
+            <w:t>Gemeente</w:t>
+          </w:r>
+        </w:hyperlink>
+      </w:r>
+      <w:r>
+        <w:rPr>
+          <w:rFonts w:ascii="Charis SIL Regular" w:hAnsi="Charis SIL Regular" w:eastAsia="Charis SIL Regular"/>
+          <w:b w:val="0"/>
+          <w:i w:val="0"/>
+          <w:color w:val="0000FF"/>
+          <w:sz w:val="24"/>
+          <w:u w:val="single"/>
+        </w:rPr>
+        <w:t>m</w:t>
       </w:r>
       <w:r>
         <w:rPr>
@@ -1207,7 +1319,32 @@
           <w:sz w:val="24"/>
           <w:u w:val="single"/>
         </w:rPr>
-        <w:t>America</w:t>
+        <w:hyperlink r:id="rId13" w:history="1">
+          <w:r>
+            <w:rPr>
+              <w:rStyle w:val="Hyperlink"/>
+            </w:rPr>
+            <w:t>Americ</w:t>
+          </w:r>
+        </w:hyperlink>
+      </w:r>
+      <w:r>
+        <w:rPr>
+          <w:rFonts w:ascii="Charis SIL Regular" w:hAnsi="Charis SIL Regular" w:eastAsia="Charis SIL Regular"/>
+          <w:b w:val="0"/>
+          <w:i w:val="0"/>
+          <w:color w:val="0000FF"/>
+          <w:sz w:val="24"/>
+          <w:u w:val="single"/>
+        </w:rPr>
+        <w:hyperlink r:id="rId13" w:history="1">
+          <w:r>
+            <w:rPr>
+              <w:rStyle w:val="Hyperlink"/>
+            </w:rPr>
+            <w:t>a</w:t>
+          </w:r>
+        </w:hyperlink>
       </w:r>
       <w:r>
         <w:rPr>
@@ -1357,6 +1494,7 @@
       </w:r>
       <w:r>
         <w:rPr>
+          <w:u w:val="single" w:color="0000ff"/>
           <w:rFonts w:ascii="Charis SIL Regular" w:hAnsi="Charis SIL Regular" w:eastAsia="Charis SIL Regular"/>
           <w:b w:val="0"/>
           <w:i w:val="0"/>
@@ -1896,7 +2034,7 @@
           <w:sz w:val="24"/>
           <w:u w:val="single"/>
         </w:rPr>
-        <w:hyperlink r:id="rId23" w:history="1">
+        <w:hyperlink r:id="rId24" w:history="1">
           <w:r>
             <w:rPr>
               <w:rStyle w:val="Hyperlink"/>
@@ -1925,7 +2063,7 @@
           <w:sz w:val="24"/>
           <w:u w:val="single"/>
         </w:rPr>
-        <w:hyperlink r:id="rId23" w:history="1">
+        <w:hyperlink r:id="rId24" w:history="1">
           <w:r>
             <w:rPr>
               <w:rStyle w:val="Hyperlink"/>
@@ -1936,21 +2074,13 @@
       </w:r>
       <w:r>
         <w:rPr>
-          <w:u w:val="single" w:color="0000ff"/>
           <w:rFonts w:ascii="Charis SIL Regular" w:hAnsi="Charis SIL Regular" w:eastAsia="Charis SIL Regular"/>
           <w:b w:val="0"/>
           <w:i w:val="0"/>
           <w:color w:val="000000"/>
           <w:sz w:val="24"/>
         </w:rPr>
-        <w:hyperlink r:id="rId23" w:history="1">
-          <w:r>
-            <w:rPr>
-              <w:rStyle w:val="Hyperlink"/>
-            </w:rPr>
-            <w:t xml:space="preserve">, </w:t>
-          </w:r>
-        </w:hyperlink>
+        <w:t xml:space="preserve">, </w:t>
       </w:r>
       <w:r>
         <w:rPr>
@@ -1961,7 +2091,7 @@
           <w:sz w:val="24"/>
           <w:u w:val="single"/>
         </w:rPr>
-        <w:hyperlink r:id="rId23" w:history="1">
+        <w:hyperlink r:id="rId25" w:history="1">
           <w:r>
             <w:rPr>
               <w:rStyle w:val="Hyperlink"/>
@@ -1979,7 +2109,7 @@
           <w:sz w:val="24"/>
           <w:u w:val="single"/>
         </w:rPr>
-        <w:hyperlink r:id="rId23" w:history="1">
+        <w:hyperlink r:id="rId25" w:history="1">
           <w:r>
             <w:rPr>
               <w:rStyle w:val="Hyperlink"/>
@@ -1997,7 +2127,7 @@
           <w:sz w:val="24"/>
           <w:u w:val="single"/>
         </w:rPr>
-        <w:hyperlink r:id="rId23" w:history="1">
+        <w:hyperlink r:id="rId25" w:history="1">
           <w:r>
             <w:rPr>
               <w:rStyle w:val="Hyperlink"/>
@@ -2890,6 +3020,7 @@
       </w:r>
       <w:r>
         <w:rPr>
+          <w:u w:val="single" w:color="0000ff"/>
           <w:rFonts w:ascii="Charis SIL Regular" w:hAnsi="Charis SIL Regular" w:eastAsia="Charis SIL Regular"/>
           <w:b w:val="0"/>
           <w:i w:val="0"/>
@@ -2914,7 +3045,7 @@
           <w:sz w:val="24"/>
           <w:u w:val="single"/>
         </w:rPr>
-        <w:hyperlink r:id="rId31" w:history="1">
+        <w:hyperlink r:id="rId30" w:history="1">
           <w:r>
             <w:rPr>
               <w:rStyle w:val="Hyperlink"/>
@@ -4321,7 +4452,7 @@
           <w:sz w:val="24"/>
           <w:u w:val="single"/>
         </w:rPr>
-        <w:hyperlink r:id="rId38" w:history="1">
+        <w:hyperlink r:id="rId37" w:history="1">
           <w:r>
             <w:rPr>
               <w:rStyle w:val="Hyperlink"/>
@@ -4339,7 +4470,7 @@
           <w:sz w:val="24"/>
           <w:u w:val="single"/>
         </w:rPr>
-        <w:hyperlink r:id="rId38" w:history="1">
+        <w:hyperlink r:id="rId37" w:history="1">
           <w:r>
             <w:rPr>
               <w:rStyle w:val="Hyperlink"/>

--- a/EXPORTS/DOCX/published/niveau3/English/KunsthandelVanLier.docx
+++ b/EXPORTS/DOCX/published/niveau3/English/KunsthandelVanLier.docx
@@ -246,13 +246,107 @@
       </w:r>
       <w:r>
         <w:rPr>
+          <w:u w:val="single" w:color="0000ff"/>
           <w:rFonts w:ascii="Charis SIL Regular" w:hAnsi="Charis SIL Regular" w:eastAsia="Charis SIL Regular"/>
           <w:b w:val="0"/>
           <w:i w:val="0"/>
           <w:color w:val="000000"/>
           <w:sz w:val="24"/>
         </w:rPr>
-        <w:t xml:space="preserve">years later. In the early years, </w:t>
+        <w:hyperlink r:id="rId9" w:history="1">
+          <w:r>
+            <w:rPr>
+              <w:rStyle w:val="Hyperlink"/>
+            </w:rPr>
+            <w:t>years</w:t>
+          </w:r>
+        </w:hyperlink>
+      </w:r>
+      <w:r>
+        <w:rPr>
+          <w:u w:val="single" w:color="0000ff"/>
+          <w:rFonts w:ascii="Charis SIL Regular" w:hAnsi="Charis SIL Regular" w:eastAsia="Charis SIL Regular"/>
+          <w:b w:val="0"/>
+          <w:i w:val="0"/>
+          <w:color w:val="000000"/>
+          <w:sz w:val="24"/>
+        </w:rPr>
+        <w:t xml:space="preserve"> </w:t>
+      </w:r>
+      <w:r>
+        <w:rPr>
+          <w:u w:val="single" w:color="0000ff"/>
+          <w:rFonts w:ascii="Charis SIL Regular" w:hAnsi="Charis SIL Regular" w:eastAsia="Charis SIL Regular"/>
+          <w:b w:val="0"/>
+          <w:i w:val="0"/>
+          <w:color w:val="000000"/>
+          <w:sz w:val="24"/>
+        </w:rPr>
+        <w:hyperlink r:id="rId9" w:history="1">
+          <w:r>
+            <w:rPr>
+              <w:rStyle w:val="Hyperlink"/>
+            </w:rPr>
+            <w:t>late</w:t>
+          </w:r>
+        </w:hyperlink>
+      </w:r>
+      <w:r>
+        <w:rPr>
+          <w:u w:val="single" w:color="0000ff"/>
+          <w:rFonts w:ascii="Charis SIL Regular" w:hAnsi="Charis SIL Regular" w:eastAsia="Charis SIL Regular"/>
+          <w:b w:val="0"/>
+          <w:i w:val="0"/>
+          <w:color w:val="000000"/>
+          <w:sz w:val="24"/>
+        </w:rPr>
+        <w:hyperlink r:id="rId9" w:history="1">
+          <w:r>
+            <w:rPr>
+              <w:rStyle w:val="Hyperlink"/>
+            </w:rPr>
+            <w:t>r</w:t>
+          </w:r>
+        </w:hyperlink>
+      </w:r>
+      <w:r>
+        <w:rPr>
+          <w:u w:val="single" w:color="0000ff"/>
+          <w:rFonts w:ascii="Charis SIL Regular" w:hAnsi="Charis SIL Regular" w:eastAsia="Charis SIL Regular"/>
+          <w:b w:val="0"/>
+          <w:i w:val="0"/>
+          <w:color w:val="000000"/>
+          <w:sz w:val="24"/>
+        </w:rPr>
+        <w:hyperlink r:id="rId9" w:history="1">
+          <w:r>
+            <w:rPr>
+              <w:rStyle w:val="Hyperlink"/>
+            </w:rPr>
+            <w:t>. In</w:t>
+          </w:r>
+        </w:hyperlink>
+      </w:r>
+      <w:r>
+        <w:rPr>
+          <w:u w:val="single" w:color="0000ff"/>
+          <w:rFonts w:ascii="Charis SIL Regular" w:hAnsi="Charis SIL Regular" w:eastAsia="Charis SIL Regular"/>
+          <w:b w:val="0"/>
+          <w:i w:val="0"/>
+          <w:color w:val="000000"/>
+          <w:sz w:val="24"/>
+        </w:rPr>
+        <w:t xml:space="preserve"> </w:t>
+      </w:r>
+      <w:r>
+        <w:rPr>
+          <w:rFonts w:ascii="Charis SIL Regular" w:hAnsi="Charis SIL Regular" w:eastAsia="Charis SIL Regular"/>
+          <w:b w:val="0"/>
+          <w:i w:val="0"/>
+          <w:color w:val="000000"/>
+          <w:sz w:val="24"/>
+        </w:rPr>
+        <w:t xml:space="preserve">the early years, </w:t>
       </w:r>
       <w:r>
         <w:rPr>
@@ -480,7 +574,92 @@
           <w:color w:val="000000"/>
           <w:sz w:val="24"/>
         </w:rPr>
-        <w:t xml:space="preserve">However, Van Lier also became fascinated with </w:t>
+        <w:t>However, Van Lier also becam</w:t>
+      </w:r>
+      <w:r>
+        <w:rPr>
+          <w:rFonts w:ascii="Charis SIL Regular" w:hAnsi="Charis SIL Regular" w:eastAsia="Charis SIL Regular"/>
+          <w:b w:val="0"/>
+          <w:i w:val="0"/>
+          <w:color w:val="000000"/>
+          <w:sz w:val="24"/>
+        </w:rPr>
+        <w:hyperlink r:id="rId11" w:history="1">
+          <w:r>
+            <w:rPr>
+              <w:rStyle w:val="Hyperlink"/>
+            </w:rPr>
+            <w:t>e fascinat</w:t>
+          </w:r>
+        </w:hyperlink>
+      </w:r>
+      <w:r>
+        <w:rPr>
+          <w:rFonts w:ascii="Charis SIL Regular" w:hAnsi="Charis SIL Regular" w:eastAsia="Charis SIL Regular"/>
+          <w:b w:val="0"/>
+          <w:i w:val="0"/>
+          <w:color w:val="000000"/>
+          <w:sz w:val="24"/>
+        </w:rPr>
+        <w:hyperlink r:id="rId11" w:history="1">
+          <w:r>
+            <w:rPr>
+              <w:rStyle w:val="Hyperlink"/>
+            </w:rPr>
+            <w:t>e</w:t>
+          </w:r>
+        </w:hyperlink>
+      </w:r>
+      <w:r>
+        <w:rPr>
+          <w:rFonts w:ascii="Charis SIL Regular" w:hAnsi="Charis SIL Regular" w:eastAsia="Charis SIL Regular"/>
+          <w:b w:val="0"/>
+          <w:i w:val="0"/>
+          <w:color w:val="000000"/>
+          <w:sz w:val="24"/>
+        </w:rPr>
+        <w:hyperlink r:id="rId11" w:history="1">
+          <w:r>
+            <w:rPr>
+              <w:rStyle w:val="Hyperlink"/>
+            </w:rPr>
+            <w:t>d w</w:t>
+          </w:r>
+        </w:hyperlink>
+      </w:r>
+      <w:r>
+        <w:rPr>
+          <w:rFonts w:ascii="Charis SIL Regular" w:hAnsi="Charis SIL Regular" w:eastAsia="Charis SIL Regular"/>
+          <w:b w:val="0"/>
+          <w:i w:val="0"/>
+          <w:color w:val="000000"/>
+          <w:sz w:val="24"/>
+        </w:rPr>
+        <w:hyperlink r:id="rId11" w:history="1">
+          <w:r>
+            <w:rPr>
+              <w:rStyle w:val="Hyperlink"/>
+            </w:rPr>
+            <w:t>i</w:t>
+          </w:r>
+        </w:hyperlink>
+      </w:r>
+      <w:r>
+        <w:rPr>
+          <w:rFonts w:ascii="Charis SIL Regular" w:hAnsi="Charis SIL Regular" w:eastAsia="Charis SIL Regular"/>
+          <w:b w:val="0"/>
+          <w:i w:val="0"/>
+          <w:color w:val="000000"/>
+          <w:sz w:val="24"/>
+        </w:rPr>
+        <w:hyperlink r:id="rId11" w:history="1">
+          <w:r>
+            <w:rPr>
+              <w:rStyle w:val="Hyperlink"/>
+            </w:rPr>
+            <w:t xml:space="preserve">th </w:t>
+          </w:r>
+        </w:hyperlink>
       </w:r>
       <w:r>
         <w:rPr>
@@ -766,7 +945,6 @@
           <w:i w:val="0"/>
           <w:color w:val="0000FF"/>
           <w:sz w:val="24"/>
-          <w:u w:val="single"/>
         </w:rPr>
         <w:t>m</w:t>
       </w:r>
@@ -1125,7 +1303,7 @@
           <w:sz w:val="24"/>
           <w:u w:val="single"/>
         </w:rPr>
-        <w:hyperlink r:id="rId17" w:history="1">
+        <w:hyperlink r:id="rId15" w:history="1">
           <w:r>
             <w:rPr>
               <w:rStyle w:val="Hyperlink"/>
@@ -1143,7 +1321,7 @@
           <w:sz w:val="24"/>
           <w:u w:val="single"/>
         </w:rPr>
-        <w:hyperlink r:id="rId17" w:history="1">
+        <w:hyperlink r:id="rId15" w:history="1">
           <w:r>
             <w:rPr>
               <w:rStyle w:val="Hyperlink"/>
@@ -1172,7 +1350,7 @@
           <w:sz w:val="24"/>
           <w:u w:val="single"/>
         </w:rPr>
-        <w:hyperlink r:id="rId17" w:history="1">
+        <w:hyperlink r:id="rId15" w:history="1">
           <w:r>
             <w:rPr>
               <w:rStyle w:val="Hyperlink"/>
@@ -1988,14 +2166,7 @@
           <w:color w:val="000000"/>
           <w:sz w:val="24"/>
         </w:rPr>
-        <w:hyperlink r:id="rId23" w:history="1">
-          <w:r>
-            <w:rPr>
-              <w:rStyle w:val="Hyperlink"/>
-            </w:rPr>
-            <w:t xml:space="preserve">, </w:t>
-          </w:r>
-        </w:hyperlink>
+        <w:t xml:space="preserve">, </w:t>
       </w:r>
       <w:r>
         <w:rPr>
@@ -2859,7 +3030,97 @@
           <w:color w:val="000000"/>
           <w:sz w:val="24"/>
         </w:rPr>
-        <w:t xml:space="preserve">are a number of records from the period of </w:t>
+        <w:t>are a number of records fro</w:t>
+      </w:r>
+      <w:r>
+        <w:rPr>
+          <w:u w:val="single" w:color="0000ff"/>
+          <w:rFonts w:ascii="Charis SIL Regular" w:hAnsi="Charis SIL Regular" w:eastAsia="Charis SIL Regular"/>
+          <w:b w:val="0"/>
+          <w:i w:val="0"/>
+          <w:color w:val="000000"/>
+          <w:sz w:val="24"/>
+        </w:rPr>
+        <w:hyperlink r:id="rId30" w:history="1">
+          <w:r>
+            <w:rPr>
+              <w:rStyle w:val="Hyperlink"/>
+            </w:rPr>
+            <w:t>m the</w:t>
+          </w:r>
+        </w:hyperlink>
+      </w:r>
+      <w:r>
+        <w:rPr>
+          <w:u w:val="single" w:color="0000ff"/>
+          <w:rFonts w:ascii="Charis SIL Regular" w:hAnsi="Charis SIL Regular" w:eastAsia="Charis SIL Regular"/>
+          <w:b w:val="0"/>
+          <w:i w:val="0"/>
+          <w:color w:val="000000"/>
+          <w:sz w:val="24"/>
+        </w:rPr>
+        <w:hyperlink r:id="rId30" w:history="1">
+          <w:r>
+            <w:rPr>
+              <w:rStyle w:val="Hyperlink"/>
+            </w:rPr>
+            <w:t xml:space="preserve"> per</w:t>
+          </w:r>
+        </w:hyperlink>
+      </w:r>
+      <w:r>
+        <w:rPr>
+          <w:u w:val="single" w:color="0000ff"/>
+          <w:rFonts w:ascii="Charis SIL Regular" w:hAnsi="Charis SIL Regular" w:eastAsia="Charis SIL Regular"/>
+          <w:b w:val="0"/>
+          <w:i w:val="0"/>
+          <w:color w:val="000000"/>
+          <w:sz w:val="24"/>
+        </w:rPr>
+        <w:hyperlink r:id="rId30" w:history="1">
+          <w:r>
+            <w:rPr>
+              <w:rStyle w:val="Hyperlink"/>
+            </w:rPr>
+            <w:t>i</w:t>
+          </w:r>
+        </w:hyperlink>
+      </w:r>
+      <w:r>
+        <w:rPr>
+          <w:u w:val="single" w:color="0000ff"/>
+          <w:rFonts w:ascii="Charis SIL Regular" w:hAnsi="Charis SIL Regular" w:eastAsia="Charis SIL Regular"/>
+          <w:b w:val="0"/>
+          <w:i w:val="0"/>
+          <w:color w:val="000000"/>
+          <w:sz w:val="24"/>
+        </w:rPr>
+        <w:hyperlink r:id="rId30" w:history="1">
+          <w:r>
+            <w:rPr>
+              <w:rStyle w:val="Hyperlink"/>
+            </w:rPr>
+            <w:t>od o</w:t>
+          </w:r>
+        </w:hyperlink>
+      </w:r>
+      <w:r>
+        <w:rPr>
+          <w:u w:val="single" w:color="0000ff"/>
+          <w:rFonts w:ascii="Charis SIL Regular" w:hAnsi="Charis SIL Regular" w:eastAsia="Charis SIL Regular"/>
+          <w:b w:val="0"/>
+          <w:i w:val="0"/>
+          <w:color w:val="000000"/>
+          <w:sz w:val="24"/>
+        </w:rPr>
+        <w:hyperlink r:id="rId30" w:history="1">
+          <w:r>
+            <w:rPr>
+              <w:rStyle w:val="Hyperlink"/>
+            </w:rPr>
+            <w:t xml:space="preserve">f </w:t>
+          </w:r>
+        </w:hyperlink>
       </w:r>
       <w:r>
         <w:rPr>
@@ -4277,7 +4538,7 @@
           <w:sz w:val="24"/>
           <w:u w:val="single"/>
         </w:rPr>
-        <w:hyperlink r:id="rId37" w:history="1">
+        <w:hyperlink r:id="rId38" w:history="1">
           <w:r>
             <w:rPr>
               <w:rStyle w:val="Hyperlink"/>

--- a/EXPORTS/DOCX/published/niveau3/English/KunsthandelVanLier.docx
+++ b/EXPORTS/DOCX/published/niveau3/English/KunsthandelVanLier.docx
@@ -413,7 +413,6 @@
           <w:i w:val="0"/>
           <w:color w:val="0000FF"/>
           <w:sz w:val="24"/>
-          <w:u w:val="single"/>
         </w:rPr>
         <w:hyperlink r:id="rId11" w:history="1">
           <w:r>
@@ -444,31 +443,13 @@
       </w:r>
       <w:r>
         <w:rPr>
-          <w:u w:val="single" w:color="0000ff"/>
           <w:rFonts w:ascii="Charis SIL Regular" w:hAnsi="Charis SIL Regular" w:eastAsia="Charis SIL Regular"/>
           <w:b w:val="0"/>
           <w:i w:val="0"/>
           <w:color w:val="000000"/>
           <w:sz w:val="24"/>
         </w:rPr>
-        <w:hyperlink r:id="rId10" w:history="1">
-          <w:r>
-            <w:rPr>
-              <w:rStyle w:val="Hyperlink"/>
-            </w:rPr>
-            <w:t xml:space="preserve"> pri</w:t>
-          </w:r>
-        </w:hyperlink>
-      </w:r>
-      <w:r>
-        <w:rPr>
-          <w:rFonts w:ascii="Charis SIL Regular" w:hAnsi="Charis SIL Regular" w:eastAsia="Charis SIL Regular"/>
-          <w:b w:val="0"/>
-          <w:i w:val="0"/>
-          <w:color w:val="000000"/>
-          <w:sz w:val="24"/>
-        </w:rPr>
-        <w:t xml:space="preserve">marily dealt in </w:t>
+        <w:t xml:space="preserve"> primarily dealt in </w:t>
       </w:r>
       <w:r>
         <w:rPr>
@@ -574,92 +555,7 @@
           <w:color w:val="000000"/>
           <w:sz w:val="24"/>
         </w:rPr>
-        <w:t>However, Van Lier also becam</w:t>
-      </w:r>
-      <w:r>
-        <w:rPr>
-          <w:rFonts w:ascii="Charis SIL Regular" w:hAnsi="Charis SIL Regular" w:eastAsia="Charis SIL Regular"/>
-          <w:b w:val="0"/>
-          <w:i w:val="0"/>
-          <w:color w:val="000000"/>
-          <w:sz w:val="24"/>
-        </w:rPr>
-        <w:hyperlink r:id="rId11" w:history="1">
-          <w:r>
-            <w:rPr>
-              <w:rStyle w:val="Hyperlink"/>
-            </w:rPr>
-            <w:t>e fascinat</w:t>
-          </w:r>
-        </w:hyperlink>
-      </w:r>
-      <w:r>
-        <w:rPr>
-          <w:rFonts w:ascii="Charis SIL Regular" w:hAnsi="Charis SIL Regular" w:eastAsia="Charis SIL Regular"/>
-          <w:b w:val="0"/>
-          <w:i w:val="0"/>
-          <w:color w:val="000000"/>
-          <w:sz w:val="24"/>
-        </w:rPr>
-        <w:hyperlink r:id="rId11" w:history="1">
-          <w:r>
-            <w:rPr>
-              <w:rStyle w:val="Hyperlink"/>
-            </w:rPr>
-            <w:t>e</w:t>
-          </w:r>
-        </w:hyperlink>
-      </w:r>
-      <w:r>
-        <w:rPr>
-          <w:rFonts w:ascii="Charis SIL Regular" w:hAnsi="Charis SIL Regular" w:eastAsia="Charis SIL Regular"/>
-          <w:b w:val="0"/>
-          <w:i w:val="0"/>
-          <w:color w:val="000000"/>
-          <w:sz w:val="24"/>
-        </w:rPr>
-        <w:hyperlink r:id="rId11" w:history="1">
-          <w:r>
-            <w:rPr>
-              <w:rStyle w:val="Hyperlink"/>
-            </w:rPr>
-            <w:t>d w</w:t>
-          </w:r>
-        </w:hyperlink>
-      </w:r>
-      <w:r>
-        <w:rPr>
-          <w:rFonts w:ascii="Charis SIL Regular" w:hAnsi="Charis SIL Regular" w:eastAsia="Charis SIL Regular"/>
-          <w:b w:val="0"/>
-          <w:i w:val="0"/>
-          <w:color w:val="000000"/>
-          <w:sz w:val="24"/>
-        </w:rPr>
-        <w:hyperlink r:id="rId11" w:history="1">
-          <w:r>
-            <w:rPr>
-              <w:rStyle w:val="Hyperlink"/>
-            </w:rPr>
-            <w:t>i</w:t>
-          </w:r>
-        </w:hyperlink>
-      </w:r>
-      <w:r>
-        <w:rPr>
-          <w:rFonts w:ascii="Charis SIL Regular" w:hAnsi="Charis SIL Regular" w:eastAsia="Charis SIL Regular"/>
-          <w:b w:val="0"/>
-          <w:i w:val="0"/>
-          <w:color w:val="000000"/>
-          <w:sz w:val="24"/>
-        </w:rPr>
-        <w:hyperlink r:id="rId11" w:history="1">
-          <w:r>
-            <w:rPr>
-              <w:rStyle w:val="Hyperlink"/>
-            </w:rPr>
-            <w:t xml:space="preserve">th </w:t>
-          </w:r>
-        </w:hyperlink>
+        <w:t xml:space="preserve">However, Van Lier also became fascinated with </w:t>
       </w:r>
       <w:r>
         <w:rPr>
@@ -945,6 +841,7 @@
           <w:i w:val="0"/>
           <w:color w:val="0000FF"/>
           <w:sz w:val="24"/>
+          <w:u w:val="single"/>
         </w:rPr>
         <w:t>m</w:t>
       </w:r>
@@ -1303,7 +1200,7 @@
           <w:sz w:val="24"/>
           <w:u w:val="single"/>
         </w:rPr>
-        <w:hyperlink r:id="rId15" w:history="1">
+        <w:hyperlink r:id="rId17" w:history="1">
           <w:r>
             <w:rPr>
               <w:rStyle w:val="Hyperlink"/>
@@ -1321,7 +1218,7 @@
           <w:sz w:val="24"/>
           <w:u w:val="single"/>
         </w:rPr>
-        <w:hyperlink r:id="rId15" w:history="1">
+        <w:hyperlink r:id="rId17" w:history="1">
           <w:r>
             <w:rPr>
               <w:rStyle w:val="Hyperlink"/>
@@ -1350,7 +1247,7 @@
           <w:sz w:val="24"/>
           <w:u w:val="single"/>
         </w:rPr>
-        <w:hyperlink r:id="rId15" w:history="1">
+        <w:hyperlink r:id="rId17" w:history="1">
           <w:r>
             <w:rPr>
               <w:rStyle w:val="Hyperlink"/>
@@ -1404,7 +1301,7 @@
           <w:sz w:val="24"/>
           <w:u w:val="single"/>
         </w:rPr>
-        <w:hyperlink r:id="rId13" w:history="1">
+        <w:hyperlink r:id="rId17" w:history="1">
           <w:r>
             <w:rPr>
               <w:rStyle w:val="Hyperlink"/>
@@ -1422,7 +1319,7 @@
           <w:sz w:val="24"/>
           <w:u w:val="single"/>
         </w:rPr>
-        <w:hyperlink r:id="rId13" w:history="1">
+        <w:hyperlink r:id="rId17" w:history="1">
           <w:r>
             <w:rPr>
               <w:rStyle w:val="Hyperlink"/>
@@ -1579,31 +1476,13 @@
       </w:r>
       <w:r>
         <w:rPr>
-          <w:u w:val="single" w:color="0000ff"/>
           <w:rFonts w:ascii="Charis SIL Regular" w:hAnsi="Charis SIL Regular" w:eastAsia="Charis SIL Regular"/>
           <w:b w:val="0"/>
           <w:i w:val="0"/>
           <w:color w:val="000000"/>
           <w:sz w:val="24"/>
         </w:rPr>
-        <w:hyperlink r:id="rId17" w:history="1">
-          <w:r>
-            <w:rPr>
-              <w:rStyle w:val="Hyperlink"/>
-            </w:rPr>
-            <w:t>purchasi</w:t>
-          </w:r>
-        </w:hyperlink>
-      </w:r>
-      <w:r>
-        <w:rPr>
-          <w:rFonts w:ascii="Charis SIL Regular" w:hAnsi="Charis SIL Regular" w:eastAsia="Charis SIL Regular"/>
-          <w:b w:val="0"/>
-          <w:i w:val="0"/>
-          <w:color w:val="000000"/>
-          <w:sz w:val="24"/>
-        </w:rPr>
-        <w:t xml:space="preserve">ng trips to </w:t>
+        <w:t xml:space="preserve">purchasing trips to </w:t>
       </w:r>
       <w:r>
         <w:rPr>
@@ -2166,7 +2045,14 @@
           <w:color w:val="000000"/>
           <w:sz w:val="24"/>
         </w:rPr>
-        <w:t xml:space="preserve">, </w:t>
+        <w:hyperlink r:id="rId23" w:history="1">
+          <w:r>
+            <w:rPr>
+              <w:rStyle w:val="Hyperlink"/>
+            </w:rPr>
+            <w:t xml:space="preserve">, </w:t>
+          </w:r>
+        </w:hyperlink>
       </w:r>
       <w:r>
         <w:rPr>
@@ -3030,97 +2916,7 @@
           <w:color w:val="000000"/>
           <w:sz w:val="24"/>
         </w:rPr>
-        <w:t>are a number of records fro</w:t>
-      </w:r>
-      <w:r>
-        <w:rPr>
-          <w:u w:val="single" w:color="0000ff"/>
-          <w:rFonts w:ascii="Charis SIL Regular" w:hAnsi="Charis SIL Regular" w:eastAsia="Charis SIL Regular"/>
-          <w:b w:val="0"/>
-          <w:i w:val="0"/>
-          <w:color w:val="000000"/>
-          <w:sz w:val="24"/>
-        </w:rPr>
-        <w:hyperlink r:id="rId30" w:history="1">
-          <w:r>
-            <w:rPr>
-              <w:rStyle w:val="Hyperlink"/>
-            </w:rPr>
-            <w:t>m the</w:t>
-          </w:r>
-        </w:hyperlink>
-      </w:r>
-      <w:r>
-        <w:rPr>
-          <w:u w:val="single" w:color="0000ff"/>
-          <w:rFonts w:ascii="Charis SIL Regular" w:hAnsi="Charis SIL Regular" w:eastAsia="Charis SIL Regular"/>
-          <w:b w:val="0"/>
-          <w:i w:val="0"/>
-          <w:color w:val="000000"/>
-          <w:sz w:val="24"/>
-        </w:rPr>
-        <w:hyperlink r:id="rId30" w:history="1">
-          <w:r>
-            <w:rPr>
-              <w:rStyle w:val="Hyperlink"/>
-            </w:rPr>
-            <w:t xml:space="preserve"> per</w:t>
-          </w:r>
-        </w:hyperlink>
-      </w:r>
-      <w:r>
-        <w:rPr>
-          <w:u w:val="single" w:color="0000ff"/>
-          <w:rFonts w:ascii="Charis SIL Regular" w:hAnsi="Charis SIL Regular" w:eastAsia="Charis SIL Regular"/>
-          <w:b w:val="0"/>
-          <w:i w:val="0"/>
-          <w:color w:val="000000"/>
-          <w:sz w:val="24"/>
-        </w:rPr>
-        <w:hyperlink r:id="rId30" w:history="1">
-          <w:r>
-            <w:rPr>
-              <w:rStyle w:val="Hyperlink"/>
-            </w:rPr>
-            <w:t>i</w:t>
-          </w:r>
-        </w:hyperlink>
-      </w:r>
-      <w:r>
-        <w:rPr>
-          <w:u w:val="single" w:color="0000ff"/>
-          <w:rFonts w:ascii="Charis SIL Regular" w:hAnsi="Charis SIL Regular" w:eastAsia="Charis SIL Regular"/>
-          <w:b w:val="0"/>
-          <w:i w:val="0"/>
-          <w:color w:val="000000"/>
-          <w:sz w:val="24"/>
-        </w:rPr>
-        <w:hyperlink r:id="rId30" w:history="1">
-          <w:r>
-            <w:rPr>
-              <w:rStyle w:val="Hyperlink"/>
-            </w:rPr>
-            <w:t>od o</w:t>
-          </w:r>
-        </w:hyperlink>
-      </w:r>
-      <w:r>
-        <w:rPr>
-          <w:u w:val="single" w:color="0000ff"/>
-          <w:rFonts w:ascii="Charis SIL Regular" w:hAnsi="Charis SIL Regular" w:eastAsia="Charis SIL Regular"/>
-          <w:b w:val="0"/>
-          <w:i w:val="0"/>
-          <w:color w:val="000000"/>
-          <w:sz w:val="24"/>
-        </w:rPr>
-        <w:hyperlink r:id="rId30" w:history="1">
-          <w:r>
-            <w:rPr>
-              <w:rStyle w:val="Hyperlink"/>
-            </w:rPr>
-            <w:t xml:space="preserve">f </w:t>
-          </w:r>
-        </w:hyperlink>
+        <w:t xml:space="preserve">are a number of records from the period of </w:t>
       </w:r>
       <w:r>
         <w:rPr>
@@ -4538,7 +4334,7 @@
           <w:sz w:val="24"/>
           <w:u w:val="single"/>
         </w:rPr>
-        <w:hyperlink r:id="rId38" w:history="1">
+        <w:hyperlink r:id="rId37" w:history="1">
           <w:r>
             <w:rPr>
               <w:rStyle w:val="Hyperlink"/>

--- a/EXPORTS/DOCX/published/niveau3/English/KunsthandelVanLier.docx
+++ b/EXPORTS/DOCX/published/niveau3/English/KunsthandelVanLier.docx
@@ -246,107 +246,13 @@
       </w:r>
       <w:r>
         <w:rPr>
-          <w:u w:val="single" w:color="0000ff"/>
           <w:rFonts w:ascii="Charis SIL Regular" w:hAnsi="Charis SIL Regular" w:eastAsia="Charis SIL Regular"/>
           <w:b w:val="0"/>
           <w:i w:val="0"/>
           <w:color w:val="000000"/>
           <w:sz w:val="24"/>
         </w:rPr>
-        <w:hyperlink r:id="rId9" w:history="1">
-          <w:r>
-            <w:rPr>
-              <w:rStyle w:val="Hyperlink"/>
-            </w:rPr>
-            <w:t>years</w:t>
-          </w:r>
-        </w:hyperlink>
-      </w:r>
-      <w:r>
-        <w:rPr>
-          <w:u w:val="single" w:color="0000ff"/>
-          <w:rFonts w:ascii="Charis SIL Regular" w:hAnsi="Charis SIL Regular" w:eastAsia="Charis SIL Regular"/>
-          <w:b w:val="0"/>
-          <w:i w:val="0"/>
-          <w:color w:val="000000"/>
-          <w:sz w:val="24"/>
-        </w:rPr>
-        <w:t xml:space="preserve"> </w:t>
-      </w:r>
-      <w:r>
-        <w:rPr>
-          <w:u w:val="single" w:color="0000ff"/>
-          <w:rFonts w:ascii="Charis SIL Regular" w:hAnsi="Charis SIL Regular" w:eastAsia="Charis SIL Regular"/>
-          <w:b w:val="0"/>
-          <w:i w:val="0"/>
-          <w:color w:val="000000"/>
-          <w:sz w:val="24"/>
-        </w:rPr>
-        <w:hyperlink r:id="rId9" w:history="1">
-          <w:r>
-            <w:rPr>
-              <w:rStyle w:val="Hyperlink"/>
-            </w:rPr>
-            <w:t>late</w:t>
-          </w:r>
-        </w:hyperlink>
-      </w:r>
-      <w:r>
-        <w:rPr>
-          <w:u w:val="single" w:color="0000ff"/>
-          <w:rFonts w:ascii="Charis SIL Regular" w:hAnsi="Charis SIL Regular" w:eastAsia="Charis SIL Regular"/>
-          <w:b w:val="0"/>
-          <w:i w:val="0"/>
-          <w:color w:val="000000"/>
-          <w:sz w:val="24"/>
-        </w:rPr>
-        <w:hyperlink r:id="rId9" w:history="1">
-          <w:r>
-            <w:rPr>
-              <w:rStyle w:val="Hyperlink"/>
-            </w:rPr>
-            <w:t>r</w:t>
-          </w:r>
-        </w:hyperlink>
-      </w:r>
-      <w:r>
-        <w:rPr>
-          <w:u w:val="single" w:color="0000ff"/>
-          <w:rFonts w:ascii="Charis SIL Regular" w:hAnsi="Charis SIL Regular" w:eastAsia="Charis SIL Regular"/>
-          <w:b w:val="0"/>
-          <w:i w:val="0"/>
-          <w:color w:val="000000"/>
-          <w:sz w:val="24"/>
-        </w:rPr>
-        <w:hyperlink r:id="rId9" w:history="1">
-          <w:r>
-            <w:rPr>
-              <w:rStyle w:val="Hyperlink"/>
-            </w:rPr>
-            <w:t>. In</w:t>
-          </w:r>
-        </w:hyperlink>
-      </w:r>
-      <w:r>
-        <w:rPr>
-          <w:u w:val="single" w:color="0000ff"/>
-          <w:rFonts w:ascii="Charis SIL Regular" w:hAnsi="Charis SIL Regular" w:eastAsia="Charis SIL Regular"/>
-          <w:b w:val="0"/>
-          <w:i w:val="0"/>
-          <w:color w:val="000000"/>
-          <w:sz w:val="24"/>
-        </w:rPr>
-        <w:t xml:space="preserve"> </w:t>
-      </w:r>
-      <w:r>
-        <w:rPr>
-          <w:rFonts w:ascii="Charis SIL Regular" w:hAnsi="Charis SIL Regular" w:eastAsia="Charis SIL Regular"/>
-          <w:b w:val="0"/>
-          <w:i w:val="0"/>
-          <w:color w:val="000000"/>
-          <w:sz w:val="24"/>
-        </w:rPr>
-        <w:t xml:space="preserve">the early years, </w:t>
+        <w:t xml:space="preserve">years later. In the early years, </w:t>
       </w:r>
       <w:r>
         <w:rPr>
@@ -413,6 +319,7 @@
           <w:i w:val="0"/>
           <w:color w:val="0000FF"/>
           <w:sz w:val="24"/>
+          <w:u w:val="single"/>
         </w:rPr>
         <w:hyperlink r:id="rId11" w:history="1">
           <w:r>
@@ -443,13 +350,31 @@
       </w:r>
       <w:r>
         <w:rPr>
+          <w:u w:val="single" w:color="0000ff"/>
           <w:rFonts w:ascii="Charis SIL Regular" w:hAnsi="Charis SIL Regular" w:eastAsia="Charis SIL Regular"/>
           <w:b w:val="0"/>
           <w:i w:val="0"/>
           <w:color w:val="000000"/>
           <w:sz w:val="24"/>
         </w:rPr>
-        <w:t xml:space="preserve"> primarily dealt in </w:t>
+        <w:hyperlink r:id="rId10" w:history="1">
+          <w:r>
+            <w:rPr>
+              <w:rStyle w:val="Hyperlink"/>
+            </w:rPr>
+            <w:t xml:space="preserve"> pri</w:t>
+          </w:r>
+        </w:hyperlink>
+      </w:r>
+      <w:r>
+        <w:rPr>
+          <w:rFonts w:ascii="Charis SIL Regular" w:hAnsi="Charis SIL Regular" w:eastAsia="Charis SIL Regular"/>
+          <w:b w:val="0"/>
+          <w:i w:val="0"/>
+          <w:color w:val="000000"/>
+          <w:sz w:val="24"/>
+        </w:rPr>
+        <w:t xml:space="preserve">marily dealt in </w:t>
       </w:r>
       <w:r>
         <w:rPr>
@@ -901,7 +826,7 @@
           <w:sz w:val="24"/>
           <w:u w:val="single"/>
         </w:rPr>
-        <w:hyperlink r:id="rId13" w:history="1">
+        <w:hyperlink r:id="rId14" w:history="1">
           <w:r>
             <w:rPr>
               <w:rStyle w:val="Hyperlink"/>
@@ -1200,7 +1125,7 @@
           <w:sz w:val="24"/>
           <w:u w:val="single"/>
         </w:rPr>
-        <w:hyperlink r:id="rId17" w:history="1">
+        <w:hyperlink r:id="rId15" w:history="1">
           <w:r>
             <w:rPr>
               <w:rStyle w:val="Hyperlink"/>
@@ -1218,7 +1143,7 @@
           <w:sz w:val="24"/>
           <w:u w:val="single"/>
         </w:rPr>
-        <w:hyperlink r:id="rId17" w:history="1">
+        <w:hyperlink r:id="rId15" w:history="1">
           <w:r>
             <w:rPr>
               <w:rStyle w:val="Hyperlink"/>
@@ -1247,7 +1172,7 @@
           <w:sz w:val="24"/>
           <w:u w:val="single"/>
         </w:rPr>
-        <w:hyperlink r:id="rId17" w:history="1">
+        <w:hyperlink r:id="rId15" w:history="1">
           <w:r>
             <w:rPr>
               <w:rStyle w:val="Hyperlink"/>
@@ -1301,7 +1226,7 @@
           <w:sz w:val="24"/>
           <w:u w:val="single"/>
         </w:rPr>
-        <w:hyperlink r:id="rId17" w:history="1">
+        <w:hyperlink r:id="rId13" w:history="1">
           <w:r>
             <w:rPr>
               <w:rStyle w:val="Hyperlink"/>
@@ -1319,7 +1244,7 @@
           <w:sz w:val="24"/>
           <w:u w:val="single"/>
         </w:rPr>
-        <w:hyperlink r:id="rId17" w:history="1">
+        <w:hyperlink r:id="rId13" w:history="1">
           <w:r>
             <w:rPr>
               <w:rStyle w:val="Hyperlink"/>
@@ -1476,13 +1401,31 @@
       </w:r>
       <w:r>
         <w:rPr>
+          <w:u w:val="single" w:color="0000ff"/>
           <w:rFonts w:ascii="Charis SIL Regular" w:hAnsi="Charis SIL Regular" w:eastAsia="Charis SIL Regular"/>
           <w:b w:val="0"/>
           <w:i w:val="0"/>
           <w:color w:val="000000"/>
           <w:sz w:val="24"/>
         </w:rPr>
-        <w:t xml:space="preserve">purchasing trips to </w:t>
+        <w:hyperlink r:id="rId17" w:history="1">
+          <w:r>
+            <w:rPr>
+              <w:rStyle w:val="Hyperlink"/>
+            </w:rPr>
+            <w:t>purchasi</w:t>
+          </w:r>
+        </w:hyperlink>
+      </w:r>
+      <w:r>
+        <w:rPr>
+          <w:rFonts w:ascii="Charis SIL Regular" w:hAnsi="Charis SIL Regular" w:eastAsia="Charis SIL Regular"/>
+          <w:b w:val="0"/>
+          <w:i w:val="0"/>
+          <w:color w:val="000000"/>
+          <w:sz w:val="24"/>
+        </w:rPr>
+        <w:t xml:space="preserve">ng trips to </w:t>
       </w:r>
       <w:r>
         <w:rPr>
@@ -3093,7 +3036,7 @@
           <w:sz w:val="24"/>
           <w:u w:val="single"/>
         </w:rPr>
-        <w:hyperlink r:id="rId30" w:history="1">
+        <w:hyperlink r:id="rId31" w:history="1">
           <w:r>
             <w:rPr>
               <w:rStyle w:val="Hyperlink"/>
@@ -3138,61 +3081,7 @@
           <w:color w:val="000000"/>
           <w:sz w:val="24"/>
         </w:rPr>
-        <w:t>to European art). The remainder of the arch</w:t>
-      </w:r>
-      <w:r>
-        <w:rPr>
-          <w:u w:val="single" w:color="0000ff"/>
-          <w:rFonts w:ascii="Charis SIL Regular" w:hAnsi="Charis SIL Regular" w:eastAsia="Charis SIL Regular"/>
-          <w:b w:val="0"/>
-          <w:i w:val="0"/>
-          <w:color w:val="000000"/>
-          <w:sz w:val="24"/>
-        </w:rPr>
-        <w:hyperlink r:id="rId31" w:history="1">
-          <w:r>
-            <w:rPr>
-              <w:rStyle w:val="Hyperlink"/>
-            </w:rPr>
-            <w:t xml:space="preserve">ives are </w:t>
-          </w:r>
-        </w:hyperlink>
-      </w:r>
-      <w:r>
-        <w:rPr>
-          <w:u w:val="single" w:color="0000ff"/>
-          <w:rFonts w:ascii="Charis SIL Regular" w:hAnsi="Charis SIL Regular" w:eastAsia="Charis SIL Regular"/>
-          <w:b w:val="0"/>
-          <w:i w:val="0"/>
-          <w:color w:val="000000"/>
-          <w:sz w:val="24"/>
-        </w:rPr>
-        <w:hyperlink r:id="rId31" w:history="1">
-          <w:r>
-            <w:rPr>
-              <w:rStyle w:val="Hyperlink"/>
-            </w:rPr>
-            <w:t>i</w:t>
-          </w:r>
-        </w:hyperlink>
-      </w:r>
-      <w:r>
-        <w:rPr>
-          <w:u w:val="single" w:color="0000ff"/>
-          <w:rFonts w:ascii="Charis SIL Regular" w:hAnsi="Charis SIL Regular" w:eastAsia="Charis SIL Regular"/>
-          <w:b w:val="0"/>
-          <w:i w:val="0"/>
-          <w:color w:val="000000"/>
-          <w:sz w:val="24"/>
-        </w:rPr>
-        <w:hyperlink r:id="rId31" w:history="1">
-          <w:r>
-            <w:rPr>
-              <w:rStyle w:val="Hyperlink"/>
-            </w:rPr>
-            <w:t>n th</w:t>
-          </w:r>
-        </w:hyperlink>
+        <w:t>to European art). The remainder of the archives are in th</w:t>
       </w:r>
       <w:r>
         <w:rPr>
@@ -4334,7 +4223,7 @@
           <w:sz w:val="24"/>
           <w:u w:val="single"/>
         </w:rPr>
-        <w:hyperlink r:id="rId37" w:history="1">
+        <w:hyperlink r:id="rId38" w:history="1">
           <w:r>
             <w:rPr>
               <w:rStyle w:val="Hyperlink"/>
@@ -4352,7 +4241,7 @@
           <w:sz w:val="24"/>
           <w:u w:val="single"/>
         </w:rPr>
-        <w:hyperlink r:id="rId37" w:history="1">
+        <w:hyperlink r:id="rId38" w:history="1">
           <w:r>
             <w:rPr>
               <w:rStyle w:val="Hyperlink"/>

--- a/EXPORTS/DOCX/published/niveau3/English/KunsthandelVanLier.docx
+++ b/EXPORTS/DOCX/published/niveau3/English/KunsthandelVanLier.docx
@@ -246,13 +246,107 @@
       </w:r>
       <w:r>
         <w:rPr>
+          <w:u w:val="single" w:color="0000ff"/>
           <w:rFonts w:ascii="Charis SIL Regular" w:hAnsi="Charis SIL Regular" w:eastAsia="Charis SIL Regular"/>
           <w:b w:val="0"/>
           <w:i w:val="0"/>
           <w:color w:val="000000"/>
           <w:sz w:val="24"/>
         </w:rPr>
-        <w:t xml:space="preserve">years later. In the early years, </w:t>
+        <w:hyperlink r:id="rId9" w:history="1">
+          <w:r>
+            <w:rPr>
+              <w:rStyle w:val="Hyperlink"/>
+            </w:rPr>
+            <w:t>years</w:t>
+          </w:r>
+        </w:hyperlink>
+      </w:r>
+      <w:r>
+        <w:rPr>
+          <w:u w:val="single" w:color="0000ff"/>
+          <w:rFonts w:ascii="Charis SIL Regular" w:hAnsi="Charis SIL Regular" w:eastAsia="Charis SIL Regular"/>
+          <w:b w:val="0"/>
+          <w:i w:val="0"/>
+          <w:color w:val="000000"/>
+          <w:sz w:val="24"/>
+        </w:rPr>
+        <w:t xml:space="preserve"> </w:t>
+      </w:r>
+      <w:r>
+        <w:rPr>
+          <w:u w:val="single" w:color="0000ff"/>
+          <w:rFonts w:ascii="Charis SIL Regular" w:hAnsi="Charis SIL Regular" w:eastAsia="Charis SIL Regular"/>
+          <w:b w:val="0"/>
+          <w:i w:val="0"/>
+          <w:color w:val="000000"/>
+          <w:sz w:val="24"/>
+        </w:rPr>
+        <w:hyperlink r:id="rId9" w:history="1">
+          <w:r>
+            <w:rPr>
+              <w:rStyle w:val="Hyperlink"/>
+            </w:rPr>
+            <w:t>late</w:t>
+          </w:r>
+        </w:hyperlink>
+      </w:r>
+      <w:r>
+        <w:rPr>
+          <w:u w:val="single" w:color="0000ff"/>
+          <w:rFonts w:ascii="Charis SIL Regular" w:hAnsi="Charis SIL Regular" w:eastAsia="Charis SIL Regular"/>
+          <w:b w:val="0"/>
+          <w:i w:val="0"/>
+          <w:color w:val="000000"/>
+          <w:sz w:val="24"/>
+        </w:rPr>
+        <w:hyperlink r:id="rId9" w:history="1">
+          <w:r>
+            <w:rPr>
+              <w:rStyle w:val="Hyperlink"/>
+            </w:rPr>
+            <w:t>r</w:t>
+          </w:r>
+        </w:hyperlink>
+      </w:r>
+      <w:r>
+        <w:rPr>
+          <w:u w:val="single" w:color="0000ff"/>
+          <w:rFonts w:ascii="Charis SIL Regular" w:hAnsi="Charis SIL Regular" w:eastAsia="Charis SIL Regular"/>
+          <w:b w:val="0"/>
+          <w:i w:val="0"/>
+          <w:color w:val="000000"/>
+          <w:sz w:val="24"/>
+        </w:rPr>
+        <w:hyperlink r:id="rId9" w:history="1">
+          <w:r>
+            <w:rPr>
+              <w:rStyle w:val="Hyperlink"/>
+            </w:rPr>
+            <w:t>. In</w:t>
+          </w:r>
+        </w:hyperlink>
+      </w:r>
+      <w:r>
+        <w:rPr>
+          <w:u w:val="single" w:color="0000ff"/>
+          <w:rFonts w:ascii="Charis SIL Regular" w:hAnsi="Charis SIL Regular" w:eastAsia="Charis SIL Regular"/>
+          <w:b w:val="0"/>
+          <w:i w:val="0"/>
+          <w:color w:val="000000"/>
+          <w:sz w:val="24"/>
+        </w:rPr>
+        <w:t xml:space="preserve"> </w:t>
+      </w:r>
+      <w:r>
+        <w:rPr>
+          <w:rFonts w:ascii="Charis SIL Regular" w:hAnsi="Charis SIL Regular" w:eastAsia="Charis SIL Regular"/>
+          <w:b w:val="0"/>
+          <w:i w:val="0"/>
+          <w:color w:val="000000"/>
+          <w:sz w:val="24"/>
+        </w:rPr>
+        <w:t xml:space="preserve">the early years, </w:t>
       </w:r>
       <w:r>
         <w:rPr>
@@ -319,7 +413,6 @@
           <w:i w:val="0"/>
           <w:color w:val="0000FF"/>
           <w:sz w:val="24"/>
-          <w:u w:val="single"/>
         </w:rPr>
         <w:hyperlink r:id="rId11" w:history="1">
           <w:r>
@@ -480,7 +573,92 @@
           <w:color w:val="000000"/>
           <w:sz w:val="24"/>
         </w:rPr>
-        <w:t xml:space="preserve">However, Van Lier also became fascinated with </w:t>
+        <w:t>However, Van Lier also becam</w:t>
+      </w:r>
+      <w:r>
+        <w:rPr>
+          <w:rFonts w:ascii="Charis SIL Regular" w:hAnsi="Charis SIL Regular" w:eastAsia="Charis SIL Regular"/>
+          <w:b w:val="0"/>
+          <w:i w:val="0"/>
+          <w:color w:val="000000"/>
+          <w:sz w:val="24"/>
+        </w:rPr>
+        <w:hyperlink r:id="rId11" w:history="1">
+          <w:r>
+            <w:rPr>
+              <w:rStyle w:val="Hyperlink"/>
+            </w:rPr>
+            <w:t>e fascinat</w:t>
+          </w:r>
+        </w:hyperlink>
+      </w:r>
+      <w:r>
+        <w:rPr>
+          <w:rFonts w:ascii="Charis SIL Regular" w:hAnsi="Charis SIL Regular" w:eastAsia="Charis SIL Regular"/>
+          <w:b w:val="0"/>
+          <w:i w:val="0"/>
+          <w:color w:val="000000"/>
+          <w:sz w:val="24"/>
+        </w:rPr>
+        <w:hyperlink r:id="rId11" w:history="1">
+          <w:r>
+            <w:rPr>
+              <w:rStyle w:val="Hyperlink"/>
+            </w:rPr>
+            <w:t>e</w:t>
+          </w:r>
+        </w:hyperlink>
+      </w:r>
+      <w:r>
+        <w:rPr>
+          <w:rFonts w:ascii="Charis SIL Regular" w:hAnsi="Charis SIL Regular" w:eastAsia="Charis SIL Regular"/>
+          <w:b w:val="0"/>
+          <w:i w:val="0"/>
+          <w:color w:val="000000"/>
+          <w:sz w:val="24"/>
+        </w:rPr>
+        <w:hyperlink r:id="rId11" w:history="1">
+          <w:r>
+            <w:rPr>
+              <w:rStyle w:val="Hyperlink"/>
+            </w:rPr>
+            <w:t>d w</w:t>
+          </w:r>
+        </w:hyperlink>
+      </w:r>
+      <w:r>
+        <w:rPr>
+          <w:rFonts w:ascii="Charis SIL Regular" w:hAnsi="Charis SIL Regular" w:eastAsia="Charis SIL Regular"/>
+          <w:b w:val="0"/>
+          <w:i w:val="0"/>
+          <w:color w:val="000000"/>
+          <w:sz w:val="24"/>
+        </w:rPr>
+        <w:hyperlink r:id="rId11" w:history="1">
+          <w:r>
+            <w:rPr>
+              <w:rStyle w:val="Hyperlink"/>
+            </w:rPr>
+            <w:t>i</w:t>
+          </w:r>
+        </w:hyperlink>
+      </w:r>
+      <w:r>
+        <w:rPr>
+          <w:rFonts w:ascii="Charis SIL Regular" w:hAnsi="Charis SIL Regular" w:eastAsia="Charis SIL Regular"/>
+          <w:b w:val="0"/>
+          <w:i w:val="0"/>
+          <w:color w:val="000000"/>
+          <w:sz w:val="24"/>
+        </w:rPr>
+        <w:hyperlink r:id="rId11" w:history="1">
+          <w:r>
+            <w:rPr>
+              <w:rStyle w:val="Hyperlink"/>
+            </w:rPr>
+            <w:t xml:space="preserve">th </w:t>
+          </w:r>
+        </w:hyperlink>
       </w:r>
       <w:r>
         <w:rPr>
@@ -826,7 +1004,7 @@
           <w:sz w:val="24"/>
           <w:u w:val="single"/>
         </w:rPr>
-        <w:hyperlink r:id="rId14" w:history="1">
+        <w:hyperlink r:id="rId13" w:history="1">
           <w:r>
             <w:rPr>
               <w:rStyle w:val="Hyperlink"/>
@@ -2071,7 +2249,7 @@
           <w:sz w:val="24"/>
           <w:u w:val="single"/>
         </w:rPr>
-        <w:hyperlink r:id="rId23" w:history="1">
+        <w:hyperlink r:id="rId25" w:history="1">
           <w:r>
             <w:rPr>
               <w:rStyle w:val="Hyperlink"/>
@@ -2859,7 +3037,97 @@
           <w:color w:val="000000"/>
           <w:sz w:val="24"/>
         </w:rPr>
-        <w:t xml:space="preserve">are a number of records from the period of </w:t>
+        <w:t>are a number of records fro</w:t>
+      </w:r>
+      <w:r>
+        <w:rPr>
+          <w:u w:val="single" w:color="0000ff"/>
+          <w:rFonts w:ascii="Charis SIL Regular" w:hAnsi="Charis SIL Regular" w:eastAsia="Charis SIL Regular"/>
+          <w:b w:val="0"/>
+          <w:i w:val="0"/>
+          <w:color w:val="000000"/>
+          <w:sz w:val="24"/>
+        </w:rPr>
+        <w:hyperlink r:id="rId30" w:history="1">
+          <w:r>
+            <w:rPr>
+              <w:rStyle w:val="Hyperlink"/>
+            </w:rPr>
+            <w:t>m the</w:t>
+          </w:r>
+        </w:hyperlink>
+      </w:r>
+      <w:r>
+        <w:rPr>
+          <w:u w:val="single" w:color="0000ff"/>
+          <w:rFonts w:ascii="Charis SIL Regular" w:hAnsi="Charis SIL Regular" w:eastAsia="Charis SIL Regular"/>
+          <w:b w:val="0"/>
+          <w:i w:val="0"/>
+          <w:color w:val="000000"/>
+          <w:sz w:val="24"/>
+        </w:rPr>
+        <w:hyperlink r:id="rId30" w:history="1">
+          <w:r>
+            <w:rPr>
+              <w:rStyle w:val="Hyperlink"/>
+            </w:rPr>
+            <w:t xml:space="preserve"> per</w:t>
+          </w:r>
+        </w:hyperlink>
+      </w:r>
+      <w:r>
+        <w:rPr>
+          <w:u w:val="single" w:color="0000ff"/>
+          <w:rFonts w:ascii="Charis SIL Regular" w:hAnsi="Charis SIL Regular" w:eastAsia="Charis SIL Regular"/>
+          <w:b w:val="0"/>
+          <w:i w:val="0"/>
+          <w:color w:val="000000"/>
+          <w:sz w:val="24"/>
+        </w:rPr>
+        <w:hyperlink r:id="rId30" w:history="1">
+          <w:r>
+            <w:rPr>
+              <w:rStyle w:val="Hyperlink"/>
+            </w:rPr>
+            <w:t>i</w:t>
+          </w:r>
+        </w:hyperlink>
+      </w:r>
+      <w:r>
+        <w:rPr>
+          <w:u w:val="single" w:color="0000ff"/>
+          <w:rFonts w:ascii="Charis SIL Regular" w:hAnsi="Charis SIL Regular" w:eastAsia="Charis SIL Regular"/>
+          <w:b w:val="0"/>
+          <w:i w:val="0"/>
+          <w:color w:val="000000"/>
+          <w:sz w:val="24"/>
+        </w:rPr>
+        <w:hyperlink r:id="rId30" w:history="1">
+          <w:r>
+            <w:rPr>
+              <w:rStyle w:val="Hyperlink"/>
+            </w:rPr>
+            <w:t>od o</w:t>
+          </w:r>
+        </w:hyperlink>
+      </w:r>
+      <w:r>
+        <w:rPr>
+          <w:u w:val="single" w:color="0000ff"/>
+          <w:rFonts w:ascii="Charis SIL Regular" w:hAnsi="Charis SIL Regular" w:eastAsia="Charis SIL Regular"/>
+          <w:b w:val="0"/>
+          <w:i w:val="0"/>
+          <w:color w:val="000000"/>
+          <w:sz w:val="24"/>
+        </w:rPr>
+        <w:hyperlink r:id="rId30" w:history="1">
+          <w:r>
+            <w:rPr>
+              <w:rStyle w:val="Hyperlink"/>
+            </w:rPr>
+            <w:t xml:space="preserve">f </w:t>
+          </w:r>
+        </w:hyperlink>
       </w:r>
       <w:r>
         <w:rPr>
@@ -3036,7 +3304,7 @@
           <w:sz w:val="24"/>
           <w:u w:val="single"/>
         </w:rPr>
-        <w:hyperlink r:id="rId31" w:history="1">
+        <w:hyperlink r:id="rId30" w:history="1">
           <w:r>
             <w:rPr>
               <w:rStyle w:val="Hyperlink"/>
@@ -3081,7 +3349,61 @@
           <w:color w:val="000000"/>
           <w:sz w:val="24"/>
         </w:rPr>
-        <w:t>to European art). The remainder of the archives are in th</w:t>
+        <w:t>to European art). The remainder of the arch</w:t>
+      </w:r>
+      <w:r>
+        <w:rPr>
+          <w:u w:val="single" w:color="0000ff"/>
+          <w:rFonts w:ascii="Charis SIL Regular" w:hAnsi="Charis SIL Regular" w:eastAsia="Charis SIL Regular"/>
+          <w:b w:val="0"/>
+          <w:i w:val="0"/>
+          <w:color w:val="000000"/>
+          <w:sz w:val="24"/>
+        </w:rPr>
+        <w:hyperlink r:id="rId31" w:history="1">
+          <w:r>
+            <w:rPr>
+              <w:rStyle w:val="Hyperlink"/>
+            </w:rPr>
+            <w:t xml:space="preserve">ives are </w:t>
+          </w:r>
+        </w:hyperlink>
+      </w:r>
+      <w:r>
+        <w:rPr>
+          <w:u w:val="single" w:color="0000ff"/>
+          <w:rFonts w:ascii="Charis SIL Regular" w:hAnsi="Charis SIL Regular" w:eastAsia="Charis SIL Regular"/>
+          <w:b w:val="0"/>
+          <w:i w:val="0"/>
+          <w:color w:val="000000"/>
+          <w:sz w:val="24"/>
+        </w:rPr>
+        <w:hyperlink r:id="rId31" w:history="1">
+          <w:r>
+            <w:rPr>
+              <w:rStyle w:val="Hyperlink"/>
+            </w:rPr>
+            <w:t>i</w:t>
+          </w:r>
+        </w:hyperlink>
+      </w:r>
+      <w:r>
+        <w:rPr>
+          <w:u w:val="single" w:color="0000ff"/>
+          <w:rFonts w:ascii="Charis SIL Regular" w:hAnsi="Charis SIL Regular" w:eastAsia="Charis SIL Regular"/>
+          <w:b w:val="0"/>
+          <w:i w:val="0"/>
+          <w:color w:val="000000"/>
+          <w:sz w:val="24"/>
+        </w:rPr>
+        <w:hyperlink r:id="rId31" w:history="1">
+          <w:r>
+            <w:rPr>
+              <w:rStyle w:val="Hyperlink"/>
+            </w:rPr>
+            <w:t>n th</w:t>
+          </w:r>
+        </w:hyperlink>
       </w:r>
       <w:r>
         <w:rPr>

--- a/EXPORTS/DOCX/published/niveau3/English/KunsthandelVanLier.docx
+++ b/EXPORTS/DOCX/published/niveau3/English/KunsthandelVanLier.docx
@@ -246,107 +246,13 @@
       </w:r>
       <w:r>
         <w:rPr>
-          <w:u w:val="single" w:color="0000ff"/>
           <w:rFonts w:ascii="Charis SIL Regular" w:hAnsi="Charis SIL Regular" w:eastAsia="Charis SIL Regular"/>
           <w:b w:val="0"/>
           <w:i w:val="0"/>
           <w:color w:val="000000"/>
           <w:sz w:val="24"/>
         </w:rPr>
-        <w:hyperlink r:id="rId9" w:history="1">
-          <w:r>
-            <w:rPr>
-              <w:rStyle w:val="Hyperlink"/>
-            </w:rPr>
-            <w:t>years</w:t>
-          </w:r>
-        </w:hyperlink>
-      </w:r>
-      <w:r>
-        <w:rPr>
-          <w:u w:val="single" w:color="0000ff"/>
-          <w:rFonts w:ascii="Charis SIL Regular" w:hAnsi="Charis SIL Regular" w:eastAsia="Charis SIL Regular"/>
-          <w:b w:val="0"/>
-          <w:i w:val="0"/>
-          <w:color w:val="000000"/>
-          <w:sz w:val="24"/>
-        </w:rPr>
-        <w:t xml:space="preserve"> </w:t>
-      </w:r>
-      <w:r>
-        <w:rPr>
-          <w:u w:val="single" w:color="0000ff"/>
-          <w:rFonts w:ascii="Charis SIL Regular" w:hAnsi="Charis SIL Regular" w:eastAsia="Charis SIL Regular"/>
-          <w:b w:val="0"/>
-          <w:i w:val="0"/>
-          <w:color w:val="000000"/>
-          <w:sz w:val="24"/>
-        </w:rPr>
-        <w:hyperlink r:id="rId9" w:history="1">
-          <w:r>
-            <w:rPr>
-              <w:rStyle w:val="Hyperlink"/>
-            </w:rPr>
-            <w:t>late</w:t>
-          </w:r>
-        </w:hyperlink>
-      </w:r>
-      <w:r>
-        <w:rPr>
-          <w:u w:val="single" w:color="0000ff"/>
-          <w:rFonts w:ascii="Charis SIL Regular" w:hAnsi="Charis SIL Regular" w:eastAsia="Charis SIL Regular"/>
-          <w:b w:val="0"/>
-          <w:i w:val="0"/>
-          <w:color w:val="000000"/>
-          <w:sz w:val="24"/>
-        </w:rPr>
-        <w:hyperlink r:id="rId9" w:history="1">
-          <w:r>
-            <w:rPr>
-              <w:rStyle w:val="Hyperlink"/>
-            </w:rPr>
-            <w:t>r</w:t>
-          </w:r>
-        </w:hyperlink>
-      </w:r>
-      <w:r>
-        <w:rPr>
-          <w:u w:val="single" w:color="0000ff"/>
-          <w:rFonts w:ascii="Charis SIL Regular" w:hAnsi="Charis SIL Regular" w:eastAsia="Charis SIL Regular"/>
-          <w:b w:val="0"/>
-          <w:i w:val="0"/>
-          <w:color w:val="000000"/>
-          <w:sz w:val="24"/>
-        </w:rPr>
-        <w:hyperlink r:id="rId9" w:history="1">
-          <w:r>
-            <w:rPr>
-              <w:rStyle w:val="Hyperlink"/>
-            </w:rPr>
-            <w:t>. In</w:t>
-          </w:r>
-        </w:hyperlink>
-      </w:r>
-      <w:r>
-        <w:rPr>
-          <w:u w:val="single" w:color="0000ff"/>
-          <w:rFonts w:ascii="Charis SIL Regular" w:hAnsi="Charis SIL Regular" w:eastAsia="Charis SIL Regular"/>
-          <w:b w:val="0"/>
-          <w:i w:val="0"/>
-          <w:color w:val="000000"/>
-          <w:sz w:val="24"/>
-        </w:rPr>
-        <w:t xml:space="preserve"> </w:t>
-      </w:r>
-      <w:r>
-        <w:rPr>
-          <w:rFonts w:ascii="Charis SIL Regular" w:hAnsi="Charis SIL Regular" w:eastAsia="Charis SIL Regular"/>
-          <w:b w:val="0"/>
-          <w:i w:val="0"/>
-          <w:color w:val="000000"/>
-          <w:sz w:val="24"/>
-        </w:rPr>
-        <w:t xml:space="preserve">the early years, </w:t>
+        <w:t xml:space="preserve">years later. In the early years, </w:t>
       </w:r>
       <w:r>
         <w:rPr>
@@ -355,73 +261,8 @@
           <w:i w:val="0"/>
           <w:color w:val="0000FF"/>
           <w:sz w:val="24"/>
-          <w:u w:val="single"/>
-        </w:rPr>
-        <w:hyperlink r:id="rId11" w:history="1">
-          <w:r>
-            <w:rPr>
-              <w:rStyle w:val="Hyperlink"/>
-            </w:rPr>
-            <w:t>Kunstzaal</w:t>
-          </w:r>
-        </w:hyperlink>
-      </w:r>
-      <w:r>
-        <w:rPr>
-          <w:rFonts w:ascii="Charis SIL Regular" w:hAnsi="Charis SIL Regular" w:eastAsia="Charis SIL Regular"/>
-          <w:b w:val="0"/>
-          <w:i w:val="0"/>
-          <w:color w:val="0000FF"/>
-          <w:sz w:val="24"/>
-          <w:u w:val="single"/>
-        </w:rPr>
-        <w:t xml:space="preserve"> </w:t>
-      </w:r>
-      <w:r>
-        <w:rPr>
-          <w:rFonts w:ascii="Charis SIL Regular" w:hAnsi="Charis SIL Regular" w:eastAsia="Charis SIL Regular"/>
-          <w:b w:val="0"/>
-          <w:i w:val="0"/>
-          <w:color w:val="0000FF"/>
-          <w:sz w:val="24"/>
-          <w:u w:val="single"/>
-        </w:rPr>
-        <w:hyperlink r:id="rId11" w:history="1">
-          <w:r>
-            <w:rPr>
-              <w:rStyle w:val="Hyperlink"/>
-            </w:rPr>
-            <w:t>Van</w:t>
-          </w:r>
-        </w:hyperlink>
-      </w:r>
-      <w:r>
-        <w:rPr>
-          <w:rFonts w:ascii="Charis SIL Regular" w:hAnsi="Charis SIL Regular" w:eastAsia="Charis SIL Regular"/>
-          <w:b w:val="0"/>
-          <w:i w:val="0"/>
-          <w:color w:val="0000FF"/>
-          <w:sz w:val="24"/>
-          <w:u w:val="single"/>
-        </w:rPr>
-        <w:t xml:space="preserve"> </w:t>
-      </w:r>
-      <w:r>
-        <w:rPr>
-          <w:rFonts w:ascii="Charis SIL Regular" w:hAnsi="Charis SIL Regular" w:eastAsia="Charis SIL Regular"/>
-          <w:b w:val="0"/>
-          <w:i w:val="0"/>
-          <w:color w:val="0000FF"/>
-          <w:sz w:val="24"/>
-        </w:rPr>
-        <w:hyperlink r:id="rId11" w:history="1">
-          <w:r>
-            <w:rPr>
-              <w:rStyle w:val="Hyperlink"/>
-            </w:rPr>
-            <w:t>Li</w:t>
-          </w:r>
-        </w:hyperlink>
+        </w:rPr>
+        <w:t>Kunstzaal Van Li</w:t>
       </w:r>
       <w:r>
         <w:rPr>
@@ -478,7 +319,7 @@
           <w:sz w:val="24"/>
           <w:u w:val="single"/>
         </w:rPr>
-        <w:hyperlink r:id="rId12" w:history="1">
+        <w:hyperlink r:id="rId11" w:history="1">
           <w:r>
             <w:rPr>
               <w:rStyle w:val="Hyperlink"/>
@@ -507,7 +348,7 @@
           <w:sz w:val="24"/>
           <w:u w:val="single"/>
         </w:rPr>
-        <w:hyperlink r:id="rId12" w:history="1">
+        <w:hyperlink r:id="rId11" w:history="1">
           <w:r>
             <w:rPr>
               <w:rStyle w:val="Hyperlink"/>
@@ -536,7 +377,7 @@
           <w:sz w:val="24"/>
           <w:u w:val="single"/>
         </w:rPr>
-        <w:hyperlink r:id="rId12" w:history="1">
+        <w:hyperlink r:id="rId11" w:history="1">
           <w:r>
             <w:rPr>
               <w:rStyle w:val="Hyperlink"/>
@@ -583,7 +424,7 @@
           <w:color w:val="000000"/>
           <w:sz w:val="24"/>
         </w:rPr>
-        <w:hyperlink r:id="rId11" w:history="1">
+        <w:hyperlink r:id="rId12" w:history="1">
           <w:r>
             <w:rPr>
               <w:rStyle w:val="Hyperlink"/>
@@ -600,7 +441,7 @@
           <w:color w:val="000000"/>
           <w:sz w:val="24"/>
         </w:rPr>
-        <w:hyperlink r:id="rId11" w:history="1">
+        <w:hyperlink r:id="rId12" w:history="1">
           <w:r>
             <w:rPr>
               <w:rStyle w:val="Hyperlink"/>
@@ -617,48 +458,7 @@
           <w:color w:val="000000"/>
           <w:sz w:val="24"/>
         </w:rPr>
-        <w:hyperlink r:id="rId11" w:history="1">
-          <w:r>
-            <w:rPr>
-              <w:rStyle w:val="Hyperlink"/>
-            </w:rPr>
-            <w:t>d w</w:t>
-          </w:r>
-        </w:hyperlink>
-      </w:r>
-      <w:r>
-        <w:rPr>
-          <w:rFonts w:ascii="Charis SIL Regular" w:hAnsi="Charis SIL Regular" w:eastAsia="Charis SIL Regular"/>
-          <w:b w:val="0"/>
-          <w:i w:val="0"/>
-          <w:color w:val="000000"/>
-          <w:sz w:val="24"/>
-        </w:rPr>
-        <w:hyperlink r:id="rId11" w:history="1">
-          <w:r>
-            <w:rPr>
-              <w:rStyle w:val="Hyperlink"/>
-            </w:rPr>
-            <w:t>i</w:t>
-          </w:r>
-        </w:hyperlink>
-      </w:r>
-      <w:r>
-        <w:rPr>
-          <w:rFonts w:ascii="Charis SIL Regular" w:hAnsi="Charis SIL Regular" w:eastAsia="Charis SIL Regular"/>
-          <w:b w:val="0"/>
-          <w:i w:val="0"/>
-          <w:color w:val="000000"/>
-          <w:sz w:val="24"/>
-        </w:rPr>
-        <w:hyperlink r:id="rId11" w:history="1">
-          <w:r>
-            <w:rPr>
-              <w:rStyle w:val="Hyperlink"/>
-            </w:rPr>
-            <w:t xml:space="preserve">th </w:t>
-          </w:r>
-        </w:hyperlink>
+        <w:t xml:space="preserve">d with </w:t>
       </w:r>
       <w:r>
         <w:rPr>
@@ -669,7 +469,7 @@
           <w:sz w:val="24"/>
           <w:u w:val="single"/>
         </w:rPr>
-        <w:hyperlink r:id="rId11" w:history="1">
+        <w:hyperlink r:id="rId13" w:history="1">
           <w:r>
             <w:rPr>
               <w:rStyle w:val="Hyperlink"/>
@@ -763,7 +563,7 @@
           <w:sz w:val="24"/>
           <w:u w:val="single"/>
         </w:rPr>
-        <w:hyperlink r:id="rId12" w:history="1">
+        <w:hyperlink r:id="rId11" w:history="1">
           <w:r>
             <w:rPr>
               <w:rStyle w:val="Hyperlink"/>
@@ -792,7 +592,7 @@
           <w:sz w:val="24"/>
           <w:u w:val="single"/>
         </w:rPr>
-        <w:hyperlink r:id="rId12" w:history="1">
+        <w:hyperlink r:id="rId11" w:history="1">
           <w:r>
             <w:rPr>
               <w:rStyle w:val="Hyperlink"/>
@@ -810,7 +610,7 @@
           <w:sz w:val="24"/>
           <w:u w:val="single"/>
         </w:rPr>
-        <w:hyperlink r:id="rId12" w:history="1">
+        <w:hyperlink r:id="rId11" w:history="1">
           <w:r>
             <w:rPr>
               <w:rStyle w:val="Hyperlink"/>
@@ -828,7 +628,7 @@
           <w:sz w:val="24"/>
           <w:u w:val="single"/>
         </w:rPr>
-        <w:hyperlink r:id="rId12" w:history="1">
+        <w:hyperlink r:id="rId11" w:history="1">
           <w:r>
             <w:rPr>
               <w:rStyle w:val="Hyperlink"/>
@@ -845,7 +645,7 @@
           <w:color w:val="000000"/>
           <w:sz w:val="24"/>
         </w:rPr>
-        <w:hyperlink r:id="rId12" w:history="1">
+        <w:hyperlink r:id="rId11" w:history="1">
           <w:r>
             <w:rPr>
               <w:rStyle w:val="Hyperlink"/>
@@ -872,7 +672,7 @@
           <w:color w:val="000000"/>
           <w:sz w:val="24"/>
         </w:rPr>
-        <w:hyperlink r:id="rId12" w:history="1">
+        <w:hyperlink r:id="rId11" w:history="1">
           <w:r>
             <w:rPr>
               <w:rStyle w:val="Hyperlink"/>
@@ -944,7 +744,6 @@
           <w:i w:val="0"/>
           <w:color w:val="0000FF"/>
           <w:sz w:val="24"/>
-          <w:u w:val="single"/>
         </w:rPr>
         <w:t>m</w:t>
       </w:r>
@@ -2249,7 +2048,7 @@
           <w:sz w:val="24"/>
           <w:u w:val="single"/>
         </w:rPr>
-        <w:hyperlink r:id="rId25" w:history="1">
+        <w:hyperlink r:id="rId23" w:history="1">
           <w:r>
             <w:rPr>
               <w:rStyle w:val="Hyperlink"/>
@@ -4545,7 +4344,7 @@
           <w:sz w:val="24"/>
           <w:u w:val="single"/>
         </w:rPr>
-        <w:hyperlink r:id="rId38" w:history="1">
+        <w:hyperlink r:id="rId37" w:history="1">
           <w:r>
             <w:rPr>
               <w:rStyle w:val="Hyperlink"/>

--- a/EXPORTS/DOCX/published/niveau3/English/KunsthandelVanLier.docx
+++ b/EXPORTS/DOCX/published/niveau3/English/KunsthandelVanLier.docx
@@ -261,8 +261,74 @@
           <w:i w:val="0"/>
           <w:color w:val="0000FF"/>
           <w:sz w:val="24"/>
-        </w:rPr>
-        <w:t>Kunstzaal Van Li</w:t>
+          <w:u w:val="single"/>
+        </w:rPr>
+        <w:hyperlink r:id="rId11" w:history="1">
+          <w:r>
+            <w:rPr>
+              <w:rStyle w:val="Hyperlink"/>
+            </w:rPr>
+            <w:t>Kunstzaal</w:t>
+          </w:r>
+        </w:hyperlink>
+      </w:r>
+      <w:r>
+        <w:rPr>
+          <w:rFonts w:ascii="Charis SIL Regular" w:hAnsi="Charis SIL Regular" w:eastAsia="Charis SIL Regular"/>
+          <w:b w:val="0"/>
+          <w:i w:val="0"/>
+          <w:color w:val="0000FF"/>
+          <w:sz w:val="24"/>
+          <w:u w:val="single"/>
+        </w:rPr>
+        <w:t xml:space="preserve"> </w:t>
+      </w:r>
+      <w:r>
+        <w:rPr>
+          <w:rFonts w:ascii="Charis SIL Regular" w:hAnsi="Charis SIL Regular" w:eastAsia="Charis SIL Regular"/>
+          <w:b w:val="0"/>
+          <w:i w:val="0"/>
+          <w:color w:val="0000FF"/>
+          <w:sz w:val="24"/>
+          <w:u w:val="single"/>
+        </w:rPr>
+        <w:hyperlink r:id="rId11" w:history="1">
+          <w:r>
+            <w:rPr>
+              <w:rStyle w:val="Hyperlink"/>
+            </w:rPr>
+            <w:t>Van</w:t>
+          </w:r>
+        </w:hyperlink>
+      </w:r>
+      <w:r>
+        <w:rPr>
+          <w:rFonts w:ascii="Charis SIL Regular" w:hAnsi="Charis SIL Regular" w:eastAsia="Charis SIL Regular"/>
+          <w:b w:val="0"/>
+          <w:i w:val="0"/>
+          <w:color w:val="0000FF"/>
+          <w:sz w:val="24"/>
+          <w:u w:val="single"/>
+        </w:rPr>
+        <w:t xml:space="preserve"> </w:t>
+      </w:r>
+      <w:r>
+        <w:rPr>
+          <w:rFonts w:ascii="Charis SIL Regular" w:hAnsi="Charis SIL Regular" w:eastAsia="Charis SIL Regular"/>
+          <w:b w:val="0"/>
+          <w:i w:val="0"/>
+          <w:color w:val="0000FF"/>
+          <w:sz w:val="24"/>
+          <w:u w:val="single"/>
+        </w:rPr>
+        <w:hyperlink r:id="rId11" w:history="1">
+          <w:r>
+            <w:rPr>
+              <w:rStyle w:val="Hyperlink"/>
+            </w:rPr>
+            <w:t>Li</w:t>
+          </w:r>
+        </w:hyperlink>
       </w:r>
       <w:r>
         <w:rPr>
@@ -319,7 +385,7 @@
           <w:sz w:val="24"/>
           <w:u w:val="single"/>
         </w:rPr>
-        <w:hyperlink r:id="rId11" w:history="1">
+        <w:hyperlink r:id="rId12" w:history="1">
           <w:r>
             <w:rPr>
               <w:rStyle w:val="Hyperlink"/>
@@ -348,7 +414,7 @@
           <w:sz w:val="24"/>
           <w:u w:val="single"/>
         </w:rPr>
-        <w:hyperlink r:id="rId11" w:history="1">
+        <w:hyperlink r:id="rId12" w:history="1">
           <w:r>
             <w:rPr>
               <w:rStyle w:val="Hyperlink"/>
@@ -377,7 +443,7 @@
           <w:sz w:val="24"/>
           <w:u w:val="single"/>
         </w:rPr>
-        <w:hyperlink r:id="rId11" w:history="1">
+        <w:hyperlink r:id="rId12" w:history="1">
           <w:r>
             <w:rPr>
               <w:rStyle w:val="Hyperlink"/>
@@ -414,51 +480,7 @@
           <w:color w:val="000000"/>
           <w:sz w:val="24"/>
         </w:rPr>
-        <w:t>However, Van Lier also becam</w:t>
-      </w:r>
-      <w:r>
-        <w:rPr>
-          <w:rFonts w:ascii="Charis SIL Regular" w:hAnsi="Charis SIL Regular" w:eastAsia="Charis SIL Regular"/>
-          <w:b w:val="0"/>
-          <w:i w:val="0"/>
-          <w:color w:val="000000"/>
-          <w:sz w:val="24"/>
-        </w:rPr>
-        <w:hyperlink r:id="rId12" w:history="1">
-          <w:r>
-            <w:rPr>
-              <w:rStyle w:val="Hyperlink"/>
-            </w:rPr>
-            <w:t>e fascinat</w:t>
-          </w:r>
-        </w:hyperlink>
-      </w:r>
-      <w:r>
-        <w:rPr>
-          <w:rFonts w:ascii="Charis SIL Regular" w:hAnsi="Charis SIL Regular" w:eastAsia="Charis SIL Regular"/>
-          <w:b w:val="0"/>
-          <w:i w:val="0"/>
-          <w:color w:val="000000"/>
-          <w:sz w:val="24"/>
-        </w:rPr>
-        <w:hyperlink r:id="rId12" w:history="1">
-          <w:r>
-            <w:rPr>
-              <w:rStyle w:val="Hyperlink"/>
-            </w:rPr>
-            <w:t>e</w:t>
-          </w:r>
-        </w:hyperlink>
-      </w:r>
-      <w:r>
-        <w:rPr>
-          <w:rFonts w:ascii="Charis SIL Regular" w:hAnsi="Charis SIL Regular" w:eastAsia="Charis SIL Regular"/>
-          <w:b w:val="0"/>
-          <w:i w:val="0"/>
-          <w:color w:val="000000"/>
-          <w:sz w:val="24"/>
-        </w:rPr>
-        <w:t xml:space="preserve">d with </w:t>
+        <w:t xml:space="preserve">However, Van Lier also became fascinated with </w:t>
       </w:r>
       <w:r>
         <w:rPr>
@@ -469,7 +491,7 @@
           <w:sz w:val="24"/>
           <w:u w:val="single"/>
         </w:rPr>
-        <w:hyperlink r:id="rId13" w:history="1">
+        <w:hyperlink r:id="rId11" w:history="1">
           <w:r>
             <w:rPr>
               <w:rStyle w:val="Hyperlink"/>
@@ -563,7 +585,7 @@
           <w:sz w:val="24"/>
           <w:u w:val="single"/>
         </w:rPr>
-        <w:hyperlink r:id="rId11" w:history="1">
+        <w:hyperlink r:id="rId12" w:history="1">
           <w:r>
             <w:rPr>
               <w:rStyle w:val="Hyperlink"/>
@@ -592,7 +614,7 @@
           <w:sz w:val="24"/>
           <w:u w:val="single"/>
         </w:rPr>
-        <w:hyperlink r:id="rId11" w:history="1">
+        <w:hyperlink r:id="rId12" w:history="1">
           <w:r>
             <w:rPr>
               <w:rStyle w:val="Hyperlink"/>
@@ -610,7 +632,7 @@
           <w:sz w:val="24"/>
           <w:u w:val="single"/>
         </w:rPr>
-        <w:hyperlink r:id="rId11" w:history="1">
+        <w:hyperlink r:id="rId12" w:history="1">
           <w:r>
             <w:rPr>
               <w:rStyle w:val="Hyperlink"/>
@@ -628,7 +650,7 @@
           <w:sz w:val="24"/>
           <w:u w:val="single"/>
         </w:rPr>
-        <w:hyperlink r:id="rId11" w:history="1">
+        <w:hyperlink r:id="rId12" w:history="1">
           <w:r>
             <w:rPr>
               <w:rStyle w:val="Hyperlink"/>
@@ -645,7 +667,7 @@
           <w:color w:val="000000"/>
           <w:sz w:val="24"/>
         </w:rPr>
-        <w:hyperlink r:id="rId11" w:history="1">
+        <w:hyperlink r:id="rId12" w:history="1">
           <w:r>
             <w:rPr>
               <w:rStyle w:val="Hyperlink"/>
@@ -672,7 +694,7 @@
           <w:color w:val="000000"/>
           <w:sz w:val="24"/>
         </w:rPr>
-        <w:hyperlink r:id="rId11" w:history="1">
+        <w:hyperlink r:id="rId12" w:history="1">
           <w:r>
             <w:rPr>
               <w:rStyle w:val="Hyperlink"/>
@@ -744,6 +766,7 @@
           <w:i w:val="0"/>
           <w:color w:val="0000FF"/>
           <w:sz w:val="24"/>
+          <w:u w:val="single"/>
         </w:rPr>
         <w:t>m</w:t>
       </w:r>
@@ -924,7 +947,7 @@
           <w:sz w:val="24"/>
           <w:u w:val="single"/>
         </w:rPr>
-        <w:hyperlink r:id="rId14" w:history="1">
+        <w:hyperlink r:id="rId15" w:history="1">
           <w:r>
             <w:rPr>
               <w:rStyle w:val="Hyperlink"/>
@@ -1102,7 +1125,7 @@
           <w:sz w:val="24"/>
           <w:u w:val="single"/>
         </w:rPr>
-        <w:hyperlink r:id="rId15" w:history="1">
+        <w:hyperlink r:id="rId17" w:history="1">
           <w:r>
             <w:rPr>
               <w:rStyle w:val="Hyperlink"/>
@@ -2836,97 +2859,7 @@
           <w:color w:val="000000"/>
           <w:sz w:val="24"/>
         </w:rPr>
-        <w:t>are a number of records fro</w:t>
-      </w:r>
-      <w:r>
-        <w:rPr>
-          <w:u w:val="single" w:color="0000ff"/>
-          <w:rFonts w:ascii="Charis SIL Regular" w:hAnsi="Charis SIL Regular" w:eastAsia="Charis SIL Regular"/>
-          <w:b w:val="0"/>
-          <w:i w:val="0"/>
-          <w:color w:val="000000"/>
-          <w:sz w:val="24"/>
-        </w:rPr>
-        <w:hyperlink r:id="rId30" w:history="1">
-          <w:r>
-            <w:rPr>
-              <w:rStyle w:val="Hyperlink"/>
-            </w:rPr>
-            <w:t>m the</w:t>
-          </w:r>
-        </w:hyperlink>
-      </w:r>
-      <w:r>
-        <w:rPr>
-          <w:u w:val="single" w:color="0000ff"/>
-          <w:rFonts w:ascii="Charis SIL Regular" w:hAnsi="Charis SIL Regular" w:eastAsia="Charis SIL Regular"/>
-          <w:b w:val="0"/>
-          <w:i w:val="0"/>
-          <w:color w:val="000000"/>
-          <w:sz w:val="24"/>
-        </w:rPr>
-        <w:hyperlink r:id="rId30" w:history="1">
-          <w:r>
-            <w:rPr>
-              <w:rStyle w:val="Hyperlink"/>
-            </w:rPr>
-            <w:t xml:space="preserve"> per</w:t>
-          </w:r>
-        </w:hyperlink>
-      </w:r>
-      <w:r>
-        <w:rPr>
-          <w:u w:val="single" w:color="0000ff"/>
-          <w:rFonts w:ascii="Charis SIL Regular" w:hAnsi="Charis SIL Regular" w:eastAsia="Charis SIL Regular"/>
-          <w:b w:val="0"/>
-          <w:i w:val="0"/>
-          <w:color w:val="000000"/>
-          <w:sz w:val="24"/>
-        </w:rPr>
-        <w:hyperlink r:id="rId30" w:history="1">
-          <w:r>
-            <w:rPr>
-              <w:rStyle w:val="Hyperlink"/>
-            </w:rPr>
-            <w:t>i</w:t>
-          </w:r>
-        </w:hyperlink>
-      </w:r>
-      <w:r>
-        <w:rPr>
-          <w:u w:val="single" w:color="0000ff"/>
-          <w:rFonts w:ascii="Charis SIL Regular" w:hAnsi="Charis SIL Regular" w:eastAsia="Charis SIL Regular"/>
-          <w:b w:val="0"/>
-          <w:i w:val="0"/>
-          <w:color w:val="000000"/>
-          <w:sz w:val="24"/>
-        </w:rPr>
-        <w:hyperlink r:id="rId30" w:history="1">
-          <w:r>
-            <w:rPr>
-              <w:rStyle w:val="Hyperlink"/>
-            </w:rPr>
-            <w:t>od o</w:t>
-          </w:r>
-        </w:hyperlink>
-      </w:r>
-      <w:r>
-        <w:rPr>
-          <w:u w:val="single" w:color="0000ff"/>
-          <w:rFonts w:ascii="Charis SIL Regular" w:hAnsi="Charis SIL Regular" w:eastAsia="Charis SIL Regular"/>
-          <w:b w:val="0"/>
-          <w:i w:val="0"/>
-          <w:color w:val="000000"/>
-          <w:sz w:val="24"/>
-        </w:rPr>
-        <w:hyperlink r:id="rId30" w:history="1">
-          <w:r>
-            <w:rPr>
-              <w:rStyle w:val="Hyperlink"/>
-            </w:rPr>
-            <w:t xml:space="preserve">f </w:t>
-          </w:r>
-        </w:hyperlink>
+        <w:t xml:space="preserve">are a number of records from the period of </w:t>
       </w:r>
       <w:r>
         <w:rPr>
@@ -4362,7 +4295,7 @@
           <w:sz w:val="24"/>
           <w:u w:val="single"/>
         </w:rPr>
-        <w:hyperlink r:id="rId38" w:history="1">
+        <w:hyperlink r:id="rId37" w:history="1">
           <w:r>
             <w:rPr>
               <w:rStyle w:val="Hyperlink"/>

--- a/EXPORTS/DOCX/published/niveau3/English/KunsthandelVanLier.docx
+++ b/EXPORTS/DOCX/published/niveau3/English/KunsthandelVanLier.docx
@@ -246,13 +246,107 @@
       </w:r>
       <w:r>
         <w:rPr>
+          <w:u w:val="single" w:color="0000ff"/>
           <w:rFonts w:ascii="Charis SIL Regular" w:hAnsi="Charis SIL Regular" w:eastAsia="Charis SIL Regular"/>
           <w:b w:val="0"/>
           <w:i w:val="0"/>
           <w:color w:val="000000"/>
           <w:sz w:val="24"/>
         </w:rPr>
-        <w:t xml:space="preserve">years later. In the early years, </w:t>
+        <w:hyperlink r:id="rId9" w:history="1">
+          <w:r>
+            <w:rPr>
+              <w:rStyle w:val="Hyperlink"/>
+            </w:rPr>
+            <w:t>years</w:t>
+          </w:r>
+        </w:hyperlink>
+      </w:r>
+      <w:r>
+        <w:rPr>
+          <w:u w:val="single" w:color="0000ff"/>
+          <w:rFonts w:ascii="Charis SIL Regular" w:hAnsi="Charis SIL Regular" w:eastAsia="Charis SIL Regular"/>
+          <w:b w:val="0"/>
+          <w:i w:val="0"/>
+          <w:color w:val="000000"/>
+          <w:sz w:val="24"/>
+        </w:rPr>
+        <w:t xml:space="preserve"> </w:t>
+      </w:r>
+      <w:r>
+        <w:rPr>
+          <w:u w:val="single" w:color="0000ff"/>
+          <w:rFonts w:ascii="Charis SIL Regular" w:hAnsi="Charis SIL Regular" w:eastAsia="Charis SIL Regular"/>
+          <w:b w:val="0"/>
+          <w:i w:val="0"/>
+          <w:color w:val="000000"/>
+          <w:sz w:val="24"/>
+        </w:rPr>
+        <w:hyperlink r:id="rId9" w:history="1">
+          <w:r>
+            <w:rPr>
+              <w:rStyle w:val="Hyperlink"/>
+            </w:rPr>
+            <w:t>late</w:t>
+          </w:r>
+        </w:hyperlink>
+      </w:r>
+      <w:r>
+        <w:rPr>
+          <w:u w:val="single" w:color="0000ff"/>
+          <w:rFonts w:ascii="Charis SIL Regular" w:hAnsi="Charis SIL Regular" w:eastAsia="Charis SIL Regular"/>
+          <w:b w:val="0"/>
+          <w:i w:val="0"/>
+          <w:color w:val="000000"/>
+          <w:sz w:val="24"/>
+        </w:rPr>
+        <w:hyperlink r:id="rId9" w:history="1">
+          <w:r>
+            <w:rPr>
+              <w:rStyle w:val="Hyperlink"/>
+            </w:rPr>
+            <w:t>r</w:t>
+          </w:r>
+        </w:hyperlink>
+      </w:r>
+      <w:r>
+        <w:rPr>
+          <w:u w:val="single" w:color="0000ff"/>
+          <w:rFonts w:ascii="Charis SIL Regular" w:hAnsi="Charis SIL Regular" w:eastAsia="Charis SIL Regular"/>
+          <w:b w:val="0"/>
+          <w:i w:val="0"/>
+          <w:color w:val="000000"/>
+          <w:sz w:val="24"/>
+        </w:rPr>
+        <w:hyperlink r:id="rId9" w:history="1">
+          <w:r>
+            <w:rPr>
+              <w:rStyle w:val="Hyperlink"/>
+            </w:rPr>
+            <w:t>. In</w:t>
+          </w:r>
+        </w:hyperlink>
+      </w:r>
+      <w:r>
+        <w:rPr>
+          <w:u w:val="single" w:color="0000ff"/>
+          <w:rFonts w:ascii="Charis SIL Regular" w:hAnsi="Charis SIL Regular" w:eastAsia="Charis SIL Regular"/>
+          <w:b w:val="0"/>
+          <w:i w:val="0"/>
+          <w:color w:val="000000"/>
+          <w:sz w:val="24"/>
+        </w:rPr>
+        <w:t xml:space="preserve"> </w:t>
+      </w:r>
+      <w:r>
+        <w:rPr>
+          <w:rFonts w:ascii="Charis SIL Regular" w:hAnsi="Charis SIL Regular" w:eastAsia="Charis SIL Regular"/>
+          <w:b w:val="0"/>
+          <w:i w:val="0"/>
+          <w:color w:val="000000"/>
+          <w:sz w:val="24"/>
+        </w:rPr>
+        <w:t xml:space="preserve">the early years, </w:t>
       </w:r>
       <w:r>
         <w:rPr>
@@ -319,7 +413,6 @@
           <w:i w:val="0"/>
           <w:color w:val="0000FF"/>
           <w:sz w:val="24"/>
-          <w:u w:val="single"/>
         </w:rPr>
         <w:hyperlink r:id="rId11" w:history="1">
           <w:r>
@@ -480,7 +573,92 @@
           <w:color w:val="000000"/>
           <w:sz w:val="24"/>
         </w:rPr>
-        <w:t xml:space="preserve">However, Van Lier also became fascinated with </w:t>
+        <w:t>However, Van Lier also becam</w:t>
+      </w:r>
+      <w:r>
+        <w:rPr>
+          <w:rFonts w:ascii="Charis SIL Regular" w:hAnsi="Charis SIL Regular" w:eastAsia="Charis SIL Regular"/>
+          <w:b w:val="0"/>
+          <w:i w:val="0"/>
+          <w:color w:val="000000"/>
+          <w:sz w:val="24"/>
+        </w:rPr>
+        <w:hyperlink r:id="rId11" w:history="1">
+          <w:r>
+            <w:rPr>
+              <w:rStyle w:val="Hyperlink"/>
+            </w:rPr>
+            <w:t>e fascinat</w:t>
+          </w:r>
+        </w:hyperlink>
+      </w:r>
+      <w:r>
+        <w:rPr>
+          <w:rFonts w:ascii="Charis SIL Regular" w:hAnsi="Charis SIL Regular" w:eastAsia="Charis SIL Regular"/>
+          <w:b w:val="0"/>
+          <w:i w:val="0"/>
+          <w:color w:val="000000"/>
+          <w:sz w:val="24"/>
+        </w:rPr>
+        <w:hyperlink r:id="rId11" w:history="1">
+          <w:r>
+            <w:rPr>
+              <w:rStyle w:val="Hyperlink"/>
+            </w:rPr>
+            <w:t>e</w:t>
+          </w:r>
+        </w:hyperlink>
+      </w:r>
+      <w:r>
+        <w:rPr>
+          <w:rFonts w:ascii="Charis SIL Regular" w:hAnsi="Charis SIL Regular" w:eastAsia="Charis SIL Regular"/>
+          <w:b w:val="0"/>
+          <w:i w:val="0"/>
+          <w:color w:val="000000"/>
+          <w:sz w:val="24"/>
+        </w:rPr>
+        <w:hyperlink r:id="rId11" w:history="1">
+          <w:r>
+            <w:rPr>
+              <w:rStyle w:val="Hyperlink"/>
+            </w:rPr>
+            <w:t>d w</w:t>
+          </w:r>
+        </w:hyperlink>
+      </w:r>
+      <w:r>
+        <w:rPr>
+          <w:rFonts w:ascii="Charis SIL Regular" w:hAnsi="Charis SIL Regular" w:eastAsia="Charis SIL Regular"/>
+          <w:b w:val="0"/>
+          <w:i w:val="0"/>
+          <w:color w:val="000000"/>
+          <w:sz w:val="24"/>
+        </w:rPr>
+        <w:hyperlink r:id="rId11" w:history="1">
+          <w:r>
+            <w:rPr>
+              <w:rStyle w:val="Hyperlink"/>
+            </w:rPr>
+            <w:t>i</w:t>
+          </w:r>
+        </w:hyperlink>
+      </w:r>
+      <w:r>
+        <w:rPr>
+          <w:rFonts w:ascii="Charis SIL Regular" w:hAnsi="Charis SIL Regular" w:eastAsia="Charis SIL Regular"/>
+          <w:b w:val="0"/>
+          <w:i w:val="0"/>
+          <w:color w:val="000000"/>
+          <w:sz w:val="24"/>
+        </w:rPr>
+        <w:hyperlink r:id="rId11" w:history="1">
+          <w:r>
+            <w:rPr>
+              <w:rStyle w:val="Hyperlink"/>
+            </w:rPr>
+            <w:t xml:space="preserve">th </w:t>
+          </w:r>
+        </w:hyperlink>
       </w:r>
       <w:r>
         <w:rPr>
@@ -947,7 +1125,7 @@
           <w:sz w:val="24"/>
           <w:u w:val="single"/>
         </w:rPr>
-        <w:hyperlink r:id="rId15" w:history="1">
+        <w:hyperlink r:id="rId14" w:history="1">
           <w:r>
             <w:rPr>
               <w:rStyle w:val="Hyperlink"/>
@@ -1125,7 +1303,7 @@
           <w:sz w:val="24"/>
           <w:u w:val="single"/>
         </w:rPr>
-        <w:hyperlink r:id="rId17" w:history="1">
+        <w:hyperlink r:id="rId15" w:history="1">
           <w:r>
             <w:rPr>
               <w:rStyle w:val="Hyperlink"/>
@@ -1970,7 +2148,7 @@
           <w:sz w:val="24"/>
           <w:u w:val="single"/>
         </w:rPr>
-        <w:hyperlink r:id="rId23" w:history="1">
+        <w:hyperlink r:id="rId24" w:history="1">
           <w:r>
             <w:rPr>
               <w:rStyle w:val="Hyperlink"/>
@@ -1981,21 +2159,13 @@
       </w:r>
       <w:r>
         <w:rPr>
-          <w:u w:val="single" w:color="0000ff"/>
           <w:rFonts w:ascii="Charis SIL Regular" w:hAnsi="Charis SIL Regular" w:eastAsia="Charis SIL Regular"/>
           <w:b w:val="0"/>
           <w:i w:val="0"/>
           <w:color w:val="000000"/>
           <w:sz w:val="24"/>
         </w:rPr>
-        <w:hyperlink r:id="rId23" w:history="1">
-          <w:r>
-            <w:rPr>
-              <w:rStyle w:val="Hyperlink"/>
-            </w:rPr>
-            <w:t xml:space="preserve">, </w:t>
-          </w:r>
-        </w:hyperlink>
+        <w:t xml:space="preserve">, </w:t>
       </w:r>
       <w:r>
         <w:rPr>
@@ -2006,7 +2176,7 @@
           <w:sz w:val="24"/>
           <w:u w:val="single"/>
         </w:rPr>
-        <w:hyperlink r:id="rId23" w:history="1">
+        <w:hyperlink r:id="rId25" w:history="1">
           <w:r>
             <w:rPr>
               <w:rStyle w:val="Hyperlink"/>
@@ -2024,7 +2194,7 @@
           <w:sz w:val="24"/>
           <w:u w:val="single"/>
         </w:rPr>
-        <w:hyperlink r:id="rId23" w:history="1">
+        <w:hyperlink r:id="rId25" w:history="1">
           <w:r>
             <w:rPr>
               <w:rStyle w:val="Hyperlink"/>
@@ -2042,7 +2212,7 @@
           <w:sz w:val="24"/>
           <w:u w:val="single"/>
         </w:rPr>
-        <w:hyperlink r:id="rId23" w:history="1">
+        <w:hyperlink r:id="rId25" w:history="1">
           <w:r>
             <w:rPr>
               <w:rStyle w:val="Hyperlink"/>
@@ -2071,7 +2241,7 @@
           <w:sz w:val="24"/>
           <w:u w:val="single"/>
         </w:rPr>
-        <w:hyperlink r:id="rId23" w:history="1">
+        <w:hyperlink r:id="rId25" w:history="1">
           <w:r>
             <w:rPr>
               <w:rStyle w:val="Hyperlink"/>
@@ -2144,64 +2314,7 @@
           <w:color w:val="000000"/>
           <w:sz w:val="24"/>
         </w:rPr>
-        <w:t>, where h</w:t>
-      </w:r>
-      <w:r>
-        <w:rPr>
-          <w:u w:val="single" w:color="0000ff"/>
-          <w:rFonts w:ascii="Charis SIL Regular" w:hAnsi="Charis SIL Regular" w:eastAsia="Charis SIL Regular"/>
-          <w:b w:val="0"/>
-          <w:i w:val="0"/>
-          <w:color w:val="000000"/>
-          <w:sz w:val="24"/>
-        </w:rPr>
-        <w:t>e</w:t>
-      </w:r>
-      <w:r>
-        <w:rPr>
-          <w:u w:val="single" w:color="0000ff"/>
-          <w:rFonts w:ascii="Charis SIL Regular" w:hAnsi="Charis SIL Regular" w:eastAsia="Charis SIL Regular"/>
-          <w:b w:val="0"/>
-          <w:i w:val="0"/>
-          <w:color w:val="000000"/>
-          <w:sz w:val="24"/>
-        </w:rPr>
-        <w:hyperlink r:id="rId24" w:history="1">
-          <w:r>
-            <w:rPr>
-              <w:rStyle w:val="Hyperlink"/>
-            </w:rPr>
-            <w:t xml:space="preserve"> cond</w:t>
-          </w:r>
-        </w:hyperlink>
-      </w:r>
-      <w:r>
-        <w:rPr>
-          <w:u w:val="single" w:color="0000ff"/>
-          <w:rFonts w:ascii="Charis SIL Regular" w:hAnsi="Charis SIL Regular" w:eastAsia="Charis SIL Regular"/>
-          <w:b w:val="0"/>
-          <w:i w:val="0"/>
-          <w:color w:val="000000"/>
-          <w:sz w:val="24"/>
-        </w:rPr>
-        <w:hyperlink r:id="rId24" w:history="1">
-          <w:r>
-            <w:rPr>
-              <w:rStyle w:val="Hyperlink"/>
-            </w:rPr>
-            <w:t>uct</w:t>
-          </w:r>
-        </w:hyperlink>
-      </w:r>
-      <w:r>
-        <w:rPr>
-          <w:rFonts w:ascii="Charis SIL Regular" w:hAnsi="Charis SIL Regular" w:eastAsia="Charis SIL Regular"/>
-          <w:b w:val="0"/>
-          <w:i w:val="0"/>
-          <w:color w:val="000000"/>
-          <w:sz w:val="24"/>
-        </w:rPr>
-        <w:t>e</w:t>
+        <w:t>, where he conducte</w:t>
       </w:r>
       <w:r>
         <w:rPr>
@@ -2859,7 +2972,97 @@
           <w:color w:val="000000"/>
           <w:sz w:val="24"/>
         </w:rPr>
-        <w:t xml:space="preserve">are a number of records from the period of </w:t>
+        <w:t>are a number of records fro</w:t>
+      </w:r>
+      <w:r>
+        <w:rPr>
+          <w:u w:val="single" w:color="0000ff"/>
+          <w:rFonts w:ascii="Charis SIL Regular" w:hAnsi="Charis SIL Regular" w:eastAsia="Charis SIL Regular"/>
+          <w:b w:val="0"/>
+          <w:i w:val="0"/>
+          <w:color w:val="000000"/>
+          <w:sz w:val="24"/>
+        </w:rPr>
+        <w:hyperlink r:id="rId30" w:history="1">
+          <w:r>
+            <w:rPr>
+              <w:rStyle w:val="Hyperlink"/>
+            </w:rPr>
+            <w:t>m the</w:t>
+          </w:r>
+        </w:hyperlink>
+      </w:r>
+      <w:r>
+        <w:rPr>
+          <w:u w:val="single" w:color="0000ff"/>
+          <w:rFonts w:ascii="Charis SIL Regular" w:hAnsi="Charis SIL Regular" w:eastAsia="Charis SIL Regular"/>
+          <w:b w:val="0"/>
+          <w:i w:val="0"/>
+          <w:color w:val="000000"/>
+          <w:sz w:val="24"/>
+        </w:rPr>
+        <w:hyperlink r:id="rId30" w:history="1">
+          <w:r>
+            <w:rPr>
+              <w:rStyle w:val="Hyperlink"/>
+            </w:rPr>
+            <w:t xml:space="preserve"> per</w:t>
+          </w:r>
+        </w:hyperlink>
+      </w:r>
+      <w:r>
+        <w:rPr>
+          <w:u w:val="single" w:color="0000ff"/>
+          <w:rFonts w:ascii="Charis SIL Regular" w:hAnsi="Charis SIL Regular" w:eastAsia="Charis SIL Regular"/>
+          <w:b w:val="0"/>
+          <w:i w:val="0"/>
+          <w:color w:val="000000"/>
+          <w:sz w:val="24"/>
+        </w:rPr>
+        <w:hyperlink r:id="rId30" w:history="1">
+          <w:r>
+            <w:rPr>
+              <w:rStyle w:val="Hyperlink"/>
+            </w:rPr>
+            <w:t>i</w:t>
+          </w:r>
+        </w:hyperlink>
+      </w:r>
+      <w:r>
+        <w:rPr>
+          <w:u w:val="single" w:color="0000ff"/>
+          <w:rFonts w:ascii="Charis SIL Regular" w:hAnsi="Charis SIL Regular" w:eastAsia="Charis SIL Regular"/>
+          <w:b w:val="0"/>
+          <w:i w:val="0"/>
+          <w:color w:val="000000"/>
+          <w:sz w:val="24"/>
+        </w:rPr>
+        <w:hyperlink r:id="rId30" w:history="1">
+          <w:r>
+            <w:rPr>
+              <w:rStyle w:val="Hyperlink"/>
+            </w:rPr>
+            <w:t>od o</w:t>
+          </w:r>
+        </w:hyperlink>
+      </w:r>
+      <w:r>
+        <w:rPr>
+          <w:u w:val="single" w:color="0000ff"/>
+          <w:rFonts w:ascii="Charis SIL Regular" w:hAnsi="Charis SIL Regular" w:eastAsia="Charis SIL Regular"/>
+          <w:b w:val="0"/>
+          <w:i w:val="0"/>
+          <w:color w:val="000000"/>
+          <w:sz w:val="24"/>
+        </w:rPr>
+        <w:hyperlink r:id="rId30" w:history="1">
+          <w:r>
+            <w:rPr>
+              <w:rStyle w:val="Hyperlink"/>
+            </w:rPr>
+            <w:t xml:space="preserve">f </w:t>
+          </w:r>
+        </w:hyperlink>
       </w:r>
       <w:r>
         <w:rPr>

--- a/EXPORTS/DOCX/published/niveau3/English/KunsthandelVanLier.docx
+++ b/EXPORTS/DOCX/published/niveau3/English/KunsthandelVanLier.docx
@@ -413,6 +413,7 @@
           <w:i w:val="0"/>
           <w:color w:val="0000FF"/>
           <w:sz w:val="24"/>
+          <w:u w:val="single"/>
         </w:rPr>
         <w:hyperlink r:id="rId11" w:history="1">
           <w:r>
@@ -573,92 +574,7 @@
           <w:color w:val="000000"/>
           <w:sz w:val="24"/>
         </w:rPr>
-        <w:t>However, Van Lier also becam</w:t>
-      </w:r>
-      <w:r>
-        <w:rPr>
-          <w:rFonts w:ascii="Charis SIL Regular" w:hAnsi="Charis SIL Regular" w:eastAsia="Charis SIL Regular"/>
-          <w:b w:val="0"/>
-          <w:i w:val="0"/>
-          <w:color w:val="000000"/>
-          <w:sz w:val="24"/>
-        </w:rPr>
-        <w:hyperlink r:id="rId11" w:history="1">
-          <w:r>
-            <w:rPr>
-              <w:rStyle w:val="Hyperlink"/>
-            </w:rPr>
-            <w:t>e fascinat</w:t>
-          </w:r>
-        </w:hyperlink>
-      </w:r>
-      <w:r>
-        <w:rPr>
-          <w:rFonts w:ascii="Charis SIL Regular" w:hAnsi="Charis SIL Regular" w:eastAsia="Charis SIL Regular"/>
-          <w:b w:val="0"/>
-          <w:i w:val="0"/>
-          <w:color w:val="000000"/>
-          <w:sz w:val="24"/>
-        </w:rPr>
-        <w:hyperlink r:id="rId11" w:history="1">
-          <w:r>
-            <w:rPr>
-              <w:rStyle w:val="Hyperlink"/>
-            </w:rPr>
-            <w:t>e</w:t>
-          </w:r>
-        </w:hyperlink>
-      </w:r>
-      <w:r>
-        <w:rPr>
-          <w:rFonts w:ascii="Charis SIL Regular" w:hAnsi="Charis SIL Regular" w:eastAsia="Charis SIL Regular"/>
-          <w:b w:val="0"/>
-          <w:i w:val="0"/>
-          <w:color w:val="000000"/>
-          <w:sz w:val="24"/>
-        </w:rPr>
-        <w:hyperlink r:id="rId11" w:history="1">
-          <w:r>
-            <w:rPr>
-              <w:rStyle w:val="Hyperlink"/>
-            </w:rPr>
-            <w:t>d w</w:t>
-          </w:r>
-        </w:hyperlink>
-      </w:r>
-      <w:r>
-        <w:rPr>
-          <w:rFonts w:ascii="Charis SIL Regular" w:hAnsi="Charis SIL Regular" w:eastAsia="Charis SIL Regular"/>
-          <w:b w:val="0"/>
-          <w:i w:val="0"/>
-          <w:color w:val="000000"/>
-          <w:sz w:val="24"/>
-        </w:rPr>
-        <w:hyperlink r:id="rId11" w:history="1">
-          <w:r>
-            <w:rPr>
-              <w:rStyle w:val="Hyperlink"/>
-            </w:rPr>
-            <w:t>i</w:t>
-          </w:r>
-        </w:hyperlink>
-      </w:r>
-      <w:r>
-        <w:rPr>
-          <w:rFonts w:ascii="Charis SIL Regular" w:hAnsi="Charis SIL Regular" w:eastAsia="Charis SIL Regular"/>
-          <w:b w:val="0"/>
-          <w:i w:val="0"/>
-          <w:color w:val="000000"/>
-          <w:sz w:val="24"/>
-        </w:rPr>
-        <w:hyperlink r:id="rId11" w:history="1">
-          <w:r>
-            <w:rPr>
-              <w:rStyle w:val="Hyperlink"/>
-            </w:rPr>
-            <w:t xml:space="preserve">th </w:t>
-          </w:r>
-        </w:hyperlink>
+        <w:t xml:space="preserve">However, Van Lier also became fascinated with </w:t>
       </w:r>
       <w:r>
         <w:rPr>
@@ -669,7 +585,7 @@
           <w:sz w:val="24"/>
           <w:u w:val="single"/>
         </w:rPr>
-        <w:hyperlink r:id="rId11" w:history="1">
+        <w:hyperlink r:id="rId13" w:history="1">
           <w:r>
             <w:rPr>
               <w:rStyle w:val="Hyperlink"/>
@@ -763,7 +679,7 @@
           <w:sz w:val="24"/>
           <w:u w:val="single"/>
         </w:rPr>
-        <w:hyperlink r:id="rId12" w:history="1">
+        <w:hyperlink r:id="rId13" w:history="1">
           <w:r>
             <w:rPr>
               <w:rStyle w:val="Hyperlink"/>
@@ -792,7 +708,7 @@
           <w:sz w:val="24"/>
           <w:u w:val="single"/>
         </w:rPr>
-        <w:hyperlink r:id="rId12" w:history="1">
+        <w:hyperlink r:id="rId13" w:history="1">
           <w:r>
             <w:rPr>
               <w:rStyle w:val="Hyperlink"/>
@@ -944,7 +860,6 @@
           <w:i w:val="0"/>
           <w:color w:val="0000FF"/>
           <w:sz w:val="24"/>
-          <w:u w:val="single"/>
         </w:rPr>
         <w:t>m</w:t>
       </w:r>
@@ -2148,7 +2063,7 @@
           <w:sz w:val="24"/>
           <w:u w:val="single"/>
         </w:rPr>
-        <w:hyperlink r:id="rId24" w:history="1">
+        <w:hyperlink r:id="rId23" w:history="1">
           <w:r>
             <w:rPr>
               <w:rStyle w:val="Hyperlink"/>
@@ -2159,13 +2074,21 @@
       </w:r>
       <w:r>
         <w:rPr>
+          <w:u w:val="single" w:color="0000ff"/>
           <w:rFonts w:ascii="Charis SIL Regular" w:hAnsi="Charis SIL Regular" w:eastAsia="Charis SIL Regular"/>
           <w:b w:val="0"/>
           <w:i w:val="0"/>
           <w:color w:val="000000"/>
           <w:sz w:val="24"/>
         </w:rPr>
-        <w:t xml:space="preserve">, </w:t>
+        <w:hyperlink r:id="rId23" w:history="1">
+          <w:r>
+            <w:rPr>
+              <w:rStyle w:val="Hyperlink"/>
+            </w:rPr>
+            <w:t xml:space="preserve">, </w:t>
+          </w:r>
+        </w:hyperlink>
       </w:r>
       <w:r>
         <w:rPr>
@@ -2176,7 +2099,7 @@
           <w:sz w:val="24"/>
           <w:u w:val="single"/>
         </w:rPr>
-        <w:hyperlink r:id="rId25" w:history="1">
+        <w:hyperlink r:id="rId23" w:history="1">
           <w:r>
             <w:rPr>
               <w:rStyle w:val="Hyperlink"/>
@@ -2194,7 +2117,7 @@
           <w:sz w:val="24"/>
           <w:u w:val="single"/>
         </w:rPr>
-        <w:hyperlink r:id="rId25" w:history="1">
+        <w:hyperlink r:id="rId23" w:history="1">
           <w:r>
             <w:rPr>
               <w:rStyle w:val="Hyperlink"/>
@@ -2212,7 +2135,7 @@
           <w:sz w:val="24"/>
           <w:u w:val="single"/>
         </w:rPr>
-        <w:hyperlink r:id="rId25" w:history="1">
+        <w:hyperlink r:id="rId23" w:history="1">
           <w:r>
             <w:rPr>
               <w:rStyle w:val="Hyperlink"/>
@@ -2241,7 +2164,7 @@
           <w:sz w:val="24"/>
           <w:u w:val="single"/>
         </w:rPr>
-        <w:hyperlink r:id="rId25" w:history="1">
+        <w:hyperlink r:id="rId23" w:history="1">
           <w:r>
             <w:rPr>
               <w:rStyle w:val="Hyperlink"/>
@@ -2314,7 +2237,64 @@
           <w:color w:val="000000"/>
           <w:sz w:val="24"/>
         </w:rPr>
-        <w:t>, where he conducte</w:t>
+        <w:t>, where h</w:t>
+      </w:r>
+      <w:r>
+        <w:rPr>
+          <w:u w:val="single" w:color="0000ff"/>
+          <w:rFonts w:ascii="Charis SIL Regular" w:hAnsi="Charis SIL Regular" w:eastAsia="Charis SIL Regular"/>
+          <w:b w:val="0"/>
+          <w:i w:val="0"/>
+          <w:color w:val="000000"/>
+          <w:sz w:val="24"/>
+        </w:rPr>
+        <w:t>e</w:t>
+      </w:r>
+      <w:r>
+        <w:rPr>
+          <w:u w:val="single" w:color="0000ff"/>
+          <w:rFonts w:ascii="Charis SIL Regular" w:hAnsi="Charis SIL Regular" w:eastAsia="Charis SIL Regular"/>
+          <w:b w:val="0"/>
+          <w:i w:val="0"/>
+          <w:color w:val="000000"/>
+          <w:sz w:val="24"/>
+        </w:rPr>
+        <w:hyperlink r:id="rId24" w:history="1">
+          <w:r>
+            <w:rPr>
+              <w:rStyle w:val="Hyperlink"/>
+            </w:rPr>
+            <w:t xml:space="preserve"> cond</w:t>
+          </w:r>
+        </w:hyperlink>
+      </w:r>
+      <w:r>
+        <w:rPr>
+          <w:u w:val="single" w:color="0000ff"/>
+          <w:rFonts w:ascii="Charis SIL Regular" w:hAnsi="Charis SIL Regular" w:eastAsia="Charis SIL Regular"/>
+          <w:b w:val="0"/>
+          <w:i w:val="0"/>
+          <w:color w:val="000000"/>
+          <w:sz w:val="24"/>
+        </w:rPr>
+        <w:hyperlink r:id="rId24" w:history="1">
+          <w:r>
+            <w:rPr>
+              <w:rStyle w:val="Hyperlink"/>
+            </w:rPr>
+            <w:t>uct</w:t>
+          </w:r>
+        </w:hyperlink>
+      </w:r>
+      <w:r>
+        <w:rPr>
+          <w:rFonts w:ascii="Charis SIL Regular" w:hAnsi="Charis SIL Regular" w:eastAsia="Charis SIL Regular"/>
+          <w:b w:val="0"/>
+          <w:i w:val="0"/>
+          <w:color w:val="000000"/>
+          <w:sz w:val="24"/>
+        </w:rPr>
+        <w:t>e</w:t>
       </w:r>
       <w:r>
         <w:rPr>
@@ -2972,25 +2952,7 @@
           <w:color w:val="000000"/>
           <w:sz w:val="24"/>
         </w:rPr>
-        <w:t>are a number of records fro</w:t>
-      </w:r>
-      <w:r>
-        <w:rPr>
-          <w:u w:val="single" w:color="0000ff"/>
-          <w:rFonts w:ascii="Charis SIL Regular" w:hAnsi="Charis SIL Regular" w:eastAsia="Charis SIL Regular"/>
-          <w:b w:val="0"/>
-          <w:i w:val="0"/>
-          <w:color w:val="000000"/>
-          <w:sz w:val="24"/>
-        </w:rPr>
-        <w:hyperlink r:id="rId30" w:history="1">
-          <w:r>
-            <w:rPr>
-              <w:rStyle w:val="Hyperlink"/>
-            </w:rPr>
-            <w:t>m the</w:t>
-          </w:r>
-        </w:hyperlink>
+        <w:t>are a number of records from the</w:t>
       </w:r>
       <w:r>
         <w:rPr>

--- a/EXPORTS/DOCX/published/niveau3/English/KunsthandelVanLier.docx
+++ b/EXPORTS/DOCX/published/niveau3/English/KunsthandelVanLier.docx
@@ -433,7 +433,7 @@
           <w:sz w:val="24"/>
           <w:u w:val="single"/>
         </w:rPr>
-        <w:hyperlink r:id="rId10" w:history="1">
+        <w:hyperlink r:id="rId11" w:history="1">
           <w:r>
             <w:rPr>
               <w:rStyle w:val="Hyperlink"/>
@@ -574,7 +574,92 @@
           <w:color w:val="000000"/>
           <w:sz w:val="24"/>
         </w:rPr>
-        <w:t xml:space="preserve">However, Van Lier also became fascinated with </w:t>
+        <w:t>However, Van Lier also becam</w:t>
+      </w:r>
+      <w:r>
+        <w:rPr>
+          <w:rFonts w:ascii="Charis SIL Regular" w:hAnsi="Charis SIL Regular" w:eastAsia="Charis SIL Regular"/>
+          <w:b w:val="0"/>
+          <w:i w:val="0"/>
+          <w:color w:val="000000"/>
+          <w:sz w:val="24"/>
+        </w:rPr>
+        <w:hyperlink r:id="rId11" w:history="1">
+          <w:r>
+            <w:rPr>
+              <w:rStyle w:val="Hyperlink"/>
+            </w:rPr>
+            <w:t>e fascinat</w:t>
+          </w:r>
+        </w:hyperlink>
+      </w:r>
+      <w:r>
+        <w:rPr>
+          <w:rFonts w:ascii="Charis SIL Regular" w:hAnsi="Charis SIL Regular" w:eastAsia="Charis SIL Regular"/>
+          <w:b w:val="0"/>
+          <w:i w:val="0"/>
+          <w:color w:val="000000"/>
+          <w:sz w:val="24"/>
+        </w:rPr>
+        <w:hyperlink r:id="rId11" w:history="1">
+          <w:r>
+            <w:rPr>
+              <w:rStyle w:val="Hyperlink"/>
+            </w:rPr>
+            <w:t>e</w:t>
+          </w:r>
+        </w:hyperlink>
+      </w:r>
+      <w:r>
+        <w:rPr>
+          <w:rFonts w:ascii="Charis SIL Regular" w:hAnsi="Charis SIL Regular" w:eastAsia="Charis SIL Regular"/>
+          <w:b w:val="0"/>
+          <w:i w:val="0"/>
+          <w:color w:val="000000"/>
+          <w:sz w:val="24"/>
+        </w:rPr>
+        <w:hyperlink r:id="rId11" w:history="1">
+          <w:r>
+            <w:rPr>
+              <w:rStyle w:val="Hyperlink"/>
+            </w:rPr>
+            <w:t>d w</w:t>
+          </w:r>
+        </w:hyperlink>
+      </w:r>
+      <w:r>
+        <w:rPr>
+          <w:rFonts w:ascii="Charis SIL Regular" w:hAnsi="Charis SIL Regular" w:eastAsia="Charis SIL Regular"/>
+          <w:b w:val="0"/>
+          <w:i w:val="0"/>
+          <w:color w:val="000000"/>
+          <w:sz w:val="24"/>
+        </w:rPr>
+        <w:hyperlink r:id="rId11" w:history="1">
+          <w:r>
+            <w:rPr>
+              <w:rStyle w:val="Hyperlink"/>
+            </w:rPr>
+            <w:t>i</w:t>
+          </w:r>
+        </w:hyperlink>
+      </w:r>
+      <w:r>
+        <w:rPr>
+          <w:rFonts w:ascii="Charis SIL Regular" w:hAnsi="Charis SIL Regular" w:eastAsia="Charis SIL Regular"/>
+          <w:b w:val="0"/>
+          <w:i w:val="0"/>
+          <w:color w:val="000000"/>
+          <w:sz w:val="24"/>
+        </w:rPr>
+        <w:hyperlink r:id="rId11" w:history="1">
+          <w:r>
+            <w:rPr>
+              <w:rStyle w:val="Hyperlink"/>
+            </w:rPr>
+            <w:t xml:space="preserve">th </w:t>
+          </w:r>
+        </w:hyperlink>
       </w:r>
       <w:r>
         <w:rPr>
@@ -585,7 +670,7 @@
           <w:sz w:val="24"/>
           <w:u w:val="single"/>
         </w:rPr>
-        <w:hyperlink r:id="rId13" w:history="1">
+        <w:hyperlink r:id="rId11" w:history="1">
           <w:r>
             <w:rPr>
               <w:rStyle w:val="Hyperlink"/>
@@ -679,7 +764,7 @@
           <w:sz w:val="24"/>
           <w:u w:val="single"/>
         </w:rPr>
-        <w:hyperlink r:id="rId13" w:history="1">
+        <w:hyperlink r:id="rId12" w:history="1">
           <w:r>
             <w:rPr>
               <w:rStyle w:val="Hyperlink"/>
@@ -708,7 +793,7 @@
           <w:sz w:val="24"/>
           <w:u w:val="single"/>
         </w:rPr>
-        <w:hyperlink r:id="rId13" w:history="1">
+        <w:hyperlink r:id="rId12" w:history="1">
           <w:r>
             <w:rPr>
               <w:rStyle w:val="Hyperlink"/>
@@ -860,6 +945,7 @@
           <w:i w:val="0"/>
           <w:color w:val="0000FF"/>
           <w:sz w:val="24"/>
+          <w:u w:val="single"/>
         </w:rPr>
         <w:t>m</w:t>
       </w:r>
@@ -2952,7 +3038,7 @@
           <w:color w:val="000000"/>
           <w:sz w:val="24"/>
         </w:rPr>
-        <w:t>are a number of records from the</w:t>
+        <w:t>are a number of records fro</w:t>
       </w:r>
       <w:r>
         <w:rPr>
@@ -2963,68 +3049,7 @@
           <w:color w:val="000000"/>
           <w:sz w:val="24"/>
         </w:rPr>
-        <w:hyperlink r:id="rId30" w:history="1">
-          <w:r>
-            <w:rPr>
-              <w:rStyle w:val="Hyperlink"/>
-            </w:rPr>
-            <w:t xml:space="preserve"> per</w:t>
-          </w:r>
-        </w:hyperlink>
-      </w:r>
-      <w:r>
-        <w:rPr>
-          <w:u w:val="single" w:color="0000ff"/>
-          <w:rFonts w:ascii="Charis SIL Regular" w:hAnsi="Charis SIL Regular" w:eastAsia="Charis SIL Regular"/>
-          <w:b w:val="0"/>
-          <w:i w:val="0"/>
-          <w:color w:val="000000"/>
-          <w:sz w:val="24"/>
-        </w:rPr>
-        <w:hyperlink r:id="rId30" w:history="1">
-          <w:r>
-            <w:rPr>
-              <w:rStyle w:val="Hyperlink"/>
-            </w:rPr>
-            <w:t>i</w:t>
-          </w:r>
-        </w:hyperlink>
-      </w:r>
-      <w:r>
-        <w:rPr>
-          <w:u w:val="single" w:color="0000ff"/>
-          <w:rFonts w:ascii="Charis SIL Regular" w:hAnsi="Charis SIL Regular" w:eastAsia="Charis SIL Regular"/>
-          <w:b w:val="0"/>
-          <w:i w:val="0"/>
-          <w:color w:val="000000"/>
-          <w:sz w:val="24"/>
-        </w:rPr>
-        <w:hyperlink r:id="rId30" w:history="1">
-          <w:r>
-            <w:rPr>
-              <w:rStyle w:val="Hyperlink"/>
-            </w:rPr>
-            <w:t>od o</w:t>
-          </w:r>
-        </w:hyperlink>
-      </w:r>
-      <w:r>
-        <w:rPr>
-          <w:u w:val="single" w:color="0000ff"/>
-          <w:rFonts w:ascii="Charis SIL Regular" w:hAnsi="Charis SIL Regular" w:eastAsia="Charis SIL Regular"/>
-          <w:b w:val="0"/>
-          <w:i w:val="0"/>
-          <w:color w:val="000000"/>
-          <w:sz w:val="24"/>
-        </w:rPr>
-        <w:hyperlink r:id="rId30" w:history="1">
-          <w:r>
-            <w:rPr>
-              <w:rStyle w:val="Hyperlink"/>
-            </w:rPr>
-            <w:t xml:space="preserve">f </w:t>
-          </w:r>
-        </w:hyperlink>
+        <w:t xml:space="preserve">m the period of </w:t>
       </w:r>
       <w:r>
         <w:rPr>
@@ -3035,12 +3060,48 @@
           <w:sz w:val="24"/>
           <w:u w:val="single"/>
         </w:rPr>
-        <w:hyperlink r:id="rId30" w:history="1">
+        <w:hyperlink r:id="rId31" w:history="1">
           <w:r>
             <w:rPr>
               <w:rStyle w:val="Hyperlink"/>
             </w:rPr>
             <w:t>Le</w:t>
+          </w:r>
+        </w:hyperlink>
+      </w:r>
+      <w:r>
+        <w:rPr>
+          <w:rFonts w:ascii="Charis SIL Regular" w:hAnsi="Charis SIL Regular" w:eastAsia="Charis SIL Regular"/>
+          <w:b w:val="0"/>
+          <w:i w:val="0"/>
+          <w:color w:val="0000FF"/>
+          <w:sz w:val="24"/>
+          <w:u w:val="single"/>
+        </w:rPr>
+        <w:hyperlink r:id="rId31" w:history="1">
+          <w:r>
+            <w:rPr>
+              <w:rStyle w:val="Hyperlink"/>
+            </w:rPr>
+            <w:t>e</w:t>
+          </w:r>
+        </w:hyperlink>
+      </w:r>
+      <w:r>
+        <w:rPr>
+          <w:rFonts w:ascii="Charis SIL Regular" w:hAnsi="Charis SIL Regular" w:eastAsia="Charis SIL Regular"/>
+          <w:b w:val="0"/>
+          <w:i w:val="0"/>
+          <w:color w:val="0000FF"/>
+          <w:sz w:val="24"/>
+          <w:u w:val="single"/>
+        </w:rPr>
+        <w:hyperlink r:id="rId31" w:history="1">
+          <w:r>
+            <w:rPr>
+              <w:rStyle w:val="Hyperlink"/>
+            </w:rPr>
+            <w:t>nd</w:t>
           </w:r>
         </w:hyperlink>
       </w:r>
@@ -3071,43 +3132,7 @@
           <w:sz w:val="24"/>
           <w:u w:val="single"/>
         </w:rPr>
-        <w:hyperlink r:id="rId30" w:history="1">
-          <w:r>
-            <w:rPr>
-              <w:rStyle w:val="Hyperlink"/>
-            </w:rPr>
-            <w:t>nd</w:t>
-          </w:r>
-        </w:hyperlink>
-      </w:r>
-      <w:r>
-        <w:rPr>
-          <w:rFonts w:ascii="Charis SIL Regular" w:hAnsi="Charis SIL Regular" w:eastAsia="Charis SIL Regular"/>
-          <w:b w:val="0"/>
-          <w:i w:val="0"/>
-          <w:color w:val="0000FF"/>
-          <w:sz w:val="24"/>
-          <w:u w:val="single"/>
-        </w:rPr>
-        <w:hyperlink r:id="rId30" w:history="1">
-          <w:r>
-            <w:rPr>
-              <w:rStyle w:val="Hyperlink"/>
-            </w:rPr>
-            <w:t>e</w:t>
-          </w:r>
-        </w:hyperlink>
-      </w:r>
-      <w:r>
-        <w:rPr>
-          <w:rFonts w:ascii="Charis SIL Regular" w:hAnsi="Charis SIL Regular" w:eastAsia="Charis SIL Regular"/>
-          <w:b w:val="0"/>
-          <w:i w:val="0"/>
-          <w:color w:val="0000FF"/>
-          <w:sz w:val="24"/>
-          <w:u w:val="single"/>
-        </w:rPr>
-        <w:hyperlink r:id="rId30" w:history="1">
+        <w:hyperlink r:id="rId31" w:history="1">
           <w:r>
             <w:rPr>
               <w:rStyle w:val="Hyperlink"/>
@@ -3172,7 +3197,7 @@
           <w:sz w:val="24"/>
           <w:u w:val="single"/>
         </w:rPr>
-        <w:hyperlink r:id="rId30" w:history="1">
+        <w:hyperlink r:id="rId31" w:history="1">
           <w:r>
             <w:rPr>
               <w:rStyle w:val="Hyperlink"/>
@@ -3201,7 +3226,7 @@
           <w:sz w:val="24"/>
           <w:u w:val="single"/>
         </w:rPr>
-        <w:hyperlink r:id="rId30" w:history="1">
+        <w:hyperlink r:id="rId31" w:history="1">
           <w:r>
             <w:rPr>
               <w:rStyle w:val="Hyperlink"/>
@@ -3246,61 +3271,7 @@
           <w:color w:val="000000"/>
           <w:sz w:val="24"/>
         </w:rPr>
-        <w:t>to European art). The remainder of the arch</w:t>
-      </w:r>
-      <w:r>
-        <w:rPr>
-          <w:u w:val="single" w:color="0000ff"/>
-          <w:rFonts w:ascii="Charis SIL Regular" w:hAnsi="Charis SIL Regular" w:eastAsia="Charis SIL Regular"/>
-          <w:b w:val="0"/>
-          <w:i w:val="0"/>
-          <w:color w:val="000000"/>
-          <w:sz w:val="24"/>
-        </w:rPr>
-        <w:hyperlink r:id="rId31" w:history="1">
-          <w:r>
-            <w:rPr>
-              <w:rStyle w:val="Hyperlink"/>
-            </w:rPr>
-            <w:t xml:space="preserve">ives are </w:t>
-          </w:r>
-        </w:hyperlink>
-      </w:r>
-      <w:r>
-        <w:rPr>
-          <w:u w:val="single" w:color="0000ff"/>
-          <w:rFonts w:ascii="Charis SIL Regular" w:hAnsi="Charis SIL Regular" w:eastAsia="Charis SIL Regular"/>
-          <w:b w:val="0"/>
-          <w:i w:val="0"/>
-          <w:color w:val="000000"/>
-          <w:sz w:val="24"/>
-        </w:rPr>
-        <w:hyperlink r:id="rId31" w:history="1">
-          <w:r>
-            <w:rPr>
-              <w:rStyle w:val="Hyperlink"/>
-            </w:rPr>
-            <w:t>i</w:t>
-          </w:r>
-        </w:hyperlink>
-      </w:r>
-      <w:r>
-        <w:rPr>
-          <w:u w:val="single" w:color="0000ff"/>
-          <w:rFonts w:ascii="Charis SIL Regular" w:hAnsi="Charis SIL Regular" w:eastAsia="Charis SIL Regular"/>
-          <w:b w:val="0"/>
-          <w:i w:val="0"/>
-          <w:color w:val="000000"/>
-          <w:sz w:val="24"/>
-        </w:rPr>
-        <w:hyperlink r:id="rId31" w:history="1">
-          <w:r>
-            <w:rPr>
-              <w:rStyle w:val="Hyperlink"/>
-            </w:rPr>
-            <w:t>n th</w:t>
-          </w:r>
-        </w:hyperlink>
+        <w:t>to European art). The remainder of the archives are in th</w:t>
       </w:r>
       <w:r>
         <w:rPr>
@@ -4442,7 +4413,7 @@
           <w:sz w:val="24"/>
           <w:u w:val="single"/>
         </w:rPr>
-        <w:hyperlink r:id="rId37" w:history="1">
+        <w:hyperlink r:id="rId38" w:history="1">
           <w:r>
             <w:rPr>
               <w:rStyle w:val="Hyperlink"/>
@@ -4460,7 +4431,7 @@
           <w:sz w:val="24"/>
           <w:u w:val="single"/>
         </w:rPr>
-        <w:hyperlink r:id="rId37" w:history="1">
+        <w:hyperlink r:id="rId38" w:history="1">
           <w:r>
             <w:rPr>
               <w:rStyle w:val="Hyperlink"/>

--- a/EXPORTS/DOCX/published/niveau3/English/KunsthandelVanLier.docx
+++ b/EXPORTS/DOCX/published/niveau3/English/KunsthandelVanLier.docx
@@ -413,7 +413,6 @@
           <w:i w:val="0"/>
           <w:color w:val="0000FF"/>
           <w:sz w:val="24"/>
-          <w:u w:val="single"/>
         </w:rPr>
         <w:hyperlink r:id="rId11" w:history="1">
           <w:r>
@@ -433,7 +432,7 @@
           <w:sz w:val="24"/>
           <w:u w:val="single"/>
         </w:rPr>
-        <w:hyperlink r:id="rId11" w:history="1">
+        <w:hyperlink r:id="rId10" w:history="1">
           <w:r>
             <w:rPr>
               <w:rStyle w:val="Hyperlink"/>
@@ -793,7 +792,7 @@
           <w:sz w:val="24"/>
           <w:u w:val="single"/>
         </w:rPr>
-        <w:hyperlink r:id="rId12" w:history="1">
+        <w:hyperlink r:id="rId13" w:history="1">
           <w:r>
             <w:rPr>
               <w:rStyle w:val="Hyperlink"/>
@@ -811,7 +810,7 @@
           <w:sz w:val="24"/>
           <w:u w:val="single"/>
         </w:rPr>
-        <w:hyperlink r:id="rId12" w:history="1">
+        <w:hyperlink r:id="rId13" w:history="1">
           <w:r>
             <w:rPr>
               <w:rStyle w:val="Hyperlink"/>
@@ -829,7 +828,7 @@
           <w:sz w:val="24"/>
           <w:u w:val="single"/>
         </w:rPr>
-        <w:hyperlink r:id="rId12" w:history="1">
+        <w:hyperlink r:id="rId13" w:history="1">
           <w:r>
             <w:rPr>
               <w:rStyle w:val="Hyperlink"/>
@@ -2100,7 +2099,6 @@
           <w:i w:val="0"/>
           <w:color w:val="0000FF"/>
           <w:sz w:val="24"/>
-          <w:u w:val="single"/>
         </w:rPr>
         <w:hyperlink r:id="rId24" w:history="1">
           <w:r>
@@ -2160,7 +2158,6 @@
       </w:r>
       <w:r>
         <w:rPr>
-          <w:u w:val="single" w:color="0000ff"/>
           <w:rFonts w:ascii="Charis SIL Regular" w:hAnsi="Charis SIL Regular" w:eastAsia="Charis SIL Regular"/>
           <w:b w:val="0"/>
           <w:i w:val="0"/>
@@ -3049,7 +3046,86 @@
           <w:color w:val="000000"/>
           <w:sz w:val="24"/>
         </w:rPr>
-        <w:t xml:space="preserve">m the period of </w:t>
+        <w:hyperlink r:id="rId30" w:history="1">
+          <w:r>
+            <w:rPr>
+              <w:rStyle w:val="Hyperlink"/>
+            </w:rPr>
+            <w:t>m the</w:t>
+          </w:r>
+        </w:hyperlink>
+      </w:r>
+      <w:r>
+        <w:rPr>
+          <w:u w:val="single" w:color="0000ff"/>
+          <w:rFonts w:ascii="Charis SIL Regular" w:hAnsi="Charis SIL Regular" w:eastAsia="Charis SIL Regular"/>
+          <w:b w:val="0"/>
+          <w:i w:val="0"/>
+          <w:color w:val="000000"/>
+          <w:sz w:val="24"/>
+        </w:rPr>
+        <w:hyperlink r:id="rId30" w:history="1">
+          <w:r>
+            <w:rPr>
+              <w:rStyle w:val="Hyperlink"/>
+            </w:rPr>
+            <w:t xml:space="preserve"> per</w:t>
+          </w:r>
+        </w:hyperlink>
+      </w:r>
+      <w:r>
+        <w:rPr>
+          <w:u w:val="single" w:color="0000ff"/>
+          <w:rFonts w:ascii="Charis SIL Regular" w:hAnsi="Charis SIL Regular" w:eastAsia="Charis SIL Regular"/>
+          <w:b w:val="0"/>
+          <w:i w:val="0"/>
+          <w:color w:val="000000"/>
+          <w:sz w:val="24"/>
+        </w:rPr>
+        <w:hyperlink r:id="rId30" w:history="1">
+          <w:r>
+            <w:rPr>
+              <w:rStyle w:val="Hyperlink"/>
+            </w:rPr>
+            <w:t>i</w:t>
+          </w:r>
+        </w:hyperlink>
+      </w:r>
+      <w:r>
+        <w:rPr>
+          <w:u w:val="single" w:color="0000ff"/>
+          <w:rFonts w:ascii="Charis SIL Regular" w:hAnsi="Charis SIL Regular" w:eastAsia="Charis SIL Regular"/>
+          <w:b w:val="0"/>
+          <w:i w:val="0"/>
+          <w:color w:val="000000"/>
+          <w:sz w:val="24"/>
+        </w:rPr>
+        <w:hyperlink r:id="rId30" w:history="1">
+          <w:r>
+            <w:rPr>
+              <w:rStyle w:val="Hyperlink"/>
+            </w:rPr>
+            <w:t>od o</w:t>
+          </w:r>
+        </w:hyperlink>
+      </w:r>
+      <w:r>
+        <w:rPr>
+          <w:u w:val="single" w:color="0000ff"/>
+          <w:rFonts w:ascii="Charis SIL Regular" w:hAnsi="Charis SIL Regular" w:eastAsia="Charis SIL Regular"/>
+          <w:b w:val="0"/>
+          <w:i w:val="0"/>
+          <w:color w:val="000000"/>
+          <w:sz w:val="24"/>
+        </w:rPr>
+        <w:hyperlink r:id="rId30" w:history="1">
+          <w:r>
+            <w:rPr>
+              <w:rStyle w:val="Hyperlink"/>
+            </w:rPr>
+            <w:t xml:space="preserve">f </w:t>
+          </w:r>
+        </w:hyperlink>
       </w:r>
       <w:r>
         <w:rPr>
@@ -3060,48 +3136,12 @@
           <w:sz w:val="24"/>
           <w:u w:val="single"/>
         </w:rPr>
-        <w:hyperlink r:id="rId31" w:history="1">
+        <w:hyperlink r:id="rId30" w:history="1">
           <w:r>
             <w:rPr>
               <w:rStyle w:val="Hyperlink"/>
             </w:rPr>
             <w:t>Le</w:t>
-          </w:r>
-        </w:hyperlink>
-      </w:r>
-      <w:r>
-        <w:rPr>
-          <w:rFonts w:ascii="Charis SIL Regular" w:hAnsi="Charis SIL Regular" w:eastAsia="Charis SIL Regular"/>
-          <w:b w:val="0"/>
-          <w:i w:val="0"/>
-          <w:color w:val="0000FF"/>
-          <w:sz w:val="24"/>
-          <w:u w:val="single"/>
-        </w:rPr>
-        <w:hyperlink r:id="rId31" w:history="1">
-          <w:r>
-            <w:rPr>
-              <w:rStyle w:val="Hyperlink"/>
-            </w:rPr>
-            <w:t>e</w:t>
-          </w:r>
-        </w:hyperlink>
-      </w:r>
-      <w:r>
-        <w:rPr>
-          <w:rFonts w:ascii="Charis SIL Regular" w:hAnsi="Charis SIL Regular" w:eastAsia="Charis SIL Regular"/>
-          <w:b w:val="0"/>
-          <w:i w:val="0"/>
-          <w:color w:val="0000FF"/>
-          <w:sz w:val="24"/>
-          <w:u w:val="single"/>
-        </w:rPr>
-        <w:hyperlink r:id="rId31" w:history="1">
-          <w:r>
-            <w:rPr>
-              <w:rStyle w:val="Hyperlink"/>
-            </w:rPr>
-            <w:t>nd</w:t>
           </w:r>
         </w:hyperlink>
       </w:r>
@@ -3132,7 +3172,43 @@
           <w:sz w:val="24"/>
           <w:u w:val="single"/>
         </w:rPr>
-        <w:hyperlink r:id="rId31" w:history="1">
+        <w:hyperlink r:id="rId30" w:history="1">
+          <w:r>
+            <w:rPr>
+              <w:rStyle w:val="Hyperlink"/>
+            </w:rPr>
+            <w:t>nd</w:t>
+          </w:r>
+        </w:hyperlink>
+      </w:r>
+      <w:r>
+        <w:rPr>
+          <w:rFonts w:ascii="Charis SIL Regular" w:hAnsi="Charis SIL Regular" w:eastAsia="Charis SIL Regular"/>
+          <w:b w:val="0"/>
+          <w:i w:val="0"/>
+          <w:color w:val="0000FF"/>
+          <w:sz w:val="24"/>
+          <w:u w:val="single"/>
+        </w:rPr>
+        <w:hyperlink r:id="rId30" w:history="1">
+          <w:r>
+            <w:rPr>
+              <w:rStyle w:val="Hyperlink"/>
+            </w:rPr>
+            <w:t>e</w:t>
+          </w:r>
+        </w:hyperlink>
+      </w:r>
+      <w:r>
+        <w:rPr>
+          <w:rFonts w:ascii="Charis SIL Regular" w:hAnsi="Charis SIL Regular" w:eastAsia="Charis SIL Regular"/>
+          <w:b w:val="0"/>
+          <w:i w:val="0"/>
+          <w:color w:val="0000FF"/>
+          <w:sz w:val="24"/>
+          <w:u w:val="single"/>
+        </w:rPr>
+        <w:hyperlink r:id="rId30" w:history="1">
           <w:r>
             <w:rPr>
               <w:rStyle w:val="Hyperlink"/>
@@ -3197,7 +3273,7 @@
           <w:sz w:val="24"/>
           <w:u w:val="single"/>
         </w:rPr>
-        <w:hyperlink r:id="rId31" w:history="1">
+        <w:hyperlink r:id="rId30" w:history="1">
           <w:r>
             <w:rPr>
               <w:rStyle w:val="Hyperlink"/>
@@ -3226,7 +3302,7 @@
           <w:sz w:val="24"/>
           <w:u w:val="single"/>
         </w:rPr>
-        <w:hyperlink r:id="rId31" w:history="1">
+        <w:hyperlink r:id="rId30" w:history="1">
           <w:r>
             <w:rPr>
               <w:rStyle w:val="Hyperlink"/>
@@ -3271,7 +3347,61 @@
           <w:color w:val="000000"/>
           <w:sz w:val="24"/>
         </w:rPr>
-        <w:t>to European art). The remainder of the archives are in th</w:t>
+        <w:t>to European art). The remainder of the arch</w:t>
+      </w:r>
+      <w:r>
+        <w:rPr>
+          <w:u w:val="single" w:color="0000ff"/>
+          <w:rFonts w:ascii="Charis SIL Regular" w:hAnsi="Charis SIL Regular" w:eastAsia="Charis SIL Regular"/>
+          <w:b w:val="0"/>
+          <w:i w:val="0"/>
+          <w:color w:val="000000"/>
+          <w:sz w:val="24"/>
+        </w:rPr>
+        <w:hyperlink r:id="rId31" w:history="1">
+          <w:r>
+            <w:rPr>
+              <w:rStyle w:val="Hyperlink"/>
+            </w:rPr>
+            <w:t xml:space="preserve">ives are </w:t>
+          </w:r>
+        </w:hyperlink>
+      </w:r>
+      <w:r>
+        <w:rPr>
+          <w:u w:val="single" w:color="0000ff"/>
+          <w:rFonts w:ascii="Charis SIL Regular" w:hAnsi="Charis SIL Regular" w:eastAsia="Charis SIL Regular"/>
+          <w:b w:val="0"/>
+          <w:i w:val="0"/>
+          <w:color w:val="000000"/>
+          <w:sz w:val="24"/>
+        </w:rPr>
+        <w:hyperlink r:id="rId31" w:history="1">
+          <w:r>
+            <w:rPr>
+              <w:rStyle w:val="Hyperlink"/>
+            </w:rPr>
+            <w:t>i</w:t>
+          </w:r>
+        </w:hyperlink>
+      </w:r>
+      <w:r>
+        <w:rPr>
+          <w:u w:val="single" w:color="0000ff"/>
+          <w:rFonts w:ascii="Charis SIL Regular" w:hAnsi="Charis SIL Regular" w:eastAsia="Charis SIL Regular"/>
+          <w:b w:val="0"/>
+          <w:i w:val="0"/>
+          <w:color w:val="000000"/>
+          <w:sz w:val="24"/>
+        </w:rPr>
+        <w:hyperlink r:id="rId31" w:history="1">
+          <w:r>
+            <w:rPr>
+              <w:rStyle w:val="Hyperlink"/>
+            </w:rPr>
+            <w:t>n th</w:t>
+          </w:r>
+        </w:hyperlink>
       </w:r>
       <w:r>
         <w:rPr>
@@ -4413,7 +4543,7 @@
           <w:sz w:val="24"/>
           <w:u w:val="single"/>
         </w:rPr>
-        <w:hyperlink r:id="rId38" w:history="1">
+        <w:hyperlink r:id="rId37" w:history="1">
           <w:r>
             <w:rPr>
               <w:rStyle w:val="Hyperlink"/>
@@ -4431,7 +4561,7 @@
           <w:sz w:val="24"/>
           <w:u w:val="single"/>
         </w:rPr>
-        <w:hyperlink r:id="rId38" w:history="1">
+        <w:hyperlink r:id="rId37" w:history="1">
           <w:r>
             <w:rPr>
               <w:rStyle w:val="Hyperlink"/>

--- a/EXPORTS/DOCX/published/niveau3/English/KunsthandelVanLier.docx
+++ b/EXPORTS/DOCX/published/niveau3/English/KunsthandelVanLier.docx
@@ -413,6 +413,7 @@
           <w:i w:val="0"/>
           <w:color w:val="0000FF"/>
           <w:sz w:val="24"/>
+          <w:u w:val="single"/>
         </w:rPr>
         <w:hyperlink r:id="rId11" w:history="1">
           <w:r>
@@ -573,92 +574,7 @@
           <w:color w:val="000000"/>
           <w:sz w:val="24"/>
         </w:rPr>
-        <w:t>However, Van Lier also becam</w:t>
-      </w:r>
-      <w:r>
-        <w:rPr>
-          <w:rFonts w:ascii="Charis SIL Regular" w:hAnsi="Charis SIL Regular" w:eastAsia="Charis SIL Regular"/>
-          <w:b w:val="0"/>
-          <w:i w:val="0"/>
-          <w:color w:val="000000"/>
-          <w:sz w:val="24"/>
-        </w:rPr>
-        <w:hyperlink r:id="rId11" w:history="1">
-          <w:r>
-            <w:rPr>
-              <w:rStyle w:val="Hyperlink"/>
-            </w:rPr>
-            <w:t>e fascinat</w:t>
-          </w:r>
-        </w:hyperlink>
-      </w:r>
-      <w:r>
-        <w:rPr>
-          <w:rFonts w:ascii="Charis SIL Regular" w:hAnsi="Charis SIL Regular" w:eastAsia="Charis SIL Regular"/>
-          <w:b w:val="0"/>
-          <w:i w:val="0"/>
-          <w:color w:val="000000"/>
-          <w:sz w:val="24"/>
-        </w:rPr>
-        <w:hyperlink r:id="rId11" w:history="1">
-          <w:r>
-            <w:rPr>
-              <w:rStyle w:val="Hyperlink"/>
-            </w:rPr>
-            <w:t>e</w:t>
-          </w:r>
-        </w:hyperlink>
-      </w:r>
-      <w:r>
-        <w:rPr>
-          <w:rFonts w:ascii="Charis SIL Regular" w:hAnsi="Charis SIL Regular" w:eastAsia="Charis SIL Regular"/>
-          <w:b w:val="0"/>
-          <w:i w:val="0"/>
-          <w:color w:val="000000"/>
-          <w:sz w:val="24"/>
-        </w:rPr>
-        <w:hyperlink r:id="rId11" w:history="1">
-          <w:r>
-            <w:rPr>
-              <w:rStyle w:val="Hyperlink"/>
-            </w:rPr>
-            <w:t>d w</w:t>
-          </w:r>
-        </w:hyperlink>
-      </w:r>
-      <w:r>
-        <w:rPr>
-          <w:rFonts w:ascii="Charis SIL Regular" w:hAnsi="Charis SIL Regular" w:eastAsia="Charis SIL Regular"/>
-          <w:b w:val="0"/>
-          <w:i w:val="0"/>
-          <w:color w:val="000000"/>
-          <w:sz w:val="24"/>
-        </w:rPr>
-        <w:hyperlink r:id="rId11" w:history="1">
-          <w:r>
-            <w:rPr>
-              <w:rStyle w:val="Hyperlink"/>
-            </w:rPr>
-            <w:t>i</w:t>
-          </w:r>
-        </w:hyperlink>
-      </w:r>
-      <w:r>
-        <w:rPr>
-          <w:rFonts w:ascii="Charis SIL Regular" w:hAnsi="Charis SIL Regular" w:eastAsia="Charis SIL Regular"/>
-          <w:b w:val="0"/>
-          <w:i w:val="0"/>
-          <w:color w:val="000000"/>
-          <w:sz w:val="24"/>
-        </w:rPr>
-        <w:hyperlink r:id="rId11" w:history="1">
-          <w:r>
-            <w:rPr>
-              <w:rStyle w:val="Hyperlink"/>
-            </w:rPr>
-            <w:t xml:space="preserve">th </w:t>
-          </w:r>
-        </w:hyperlink>
+        <w:t xml:space="preserve">However, Van Lier also became fascinated with </w:t>
       </w:r>
       <w:r>
         <w:rPr>
@@ -669,7 +585,7 @@
           <w:sz w:val="24"/>
           <w:u w:val="single"/>
         </w:rPr>
-        <w:hyperlink r:id="rId11" w:history="1">
+        <w:hyperlink r:id="rId13" w:history="1">
           <w:r>
             <w:rPr>
               <w:rStyle w:val="Hyperlink"/>
@@ -792,7 +708,7 @@
           <w:sz w:val="24"/>
           <w:u w:val="single"/>
         </w:rPr>
-        <w:hyperlink r:id="rId13" w:history="1">
+        <w:hyperlink r:id="rId12" w:history="1">
           <w:r>
             <w:rPr>
               <w:rStyle w:val="Hyperlink"/>
@@ -810,7 +726,7 @@
           <w:sz w:val="24"/>
           <w:u w:val="single"/>
         </w:rPr>
-        <w:hyperlink r:id="rId13" w:history="1">
+        <w:hyperlink r:id="rId12" w:history="1">
           <w:r>
             <w:rPr>
               <w:rStyle w:val="Hyperlink"/>
@@ -828,7 +744,7 @@
           <w:sz w:val="24"/>
           <w:u w:val="single"/>
         </w:rPr>
-        <w:hyperlink r:id="rId13" w:history="1">
+        <w:hyperlink r:id="rId12" w:history="1">
           <w:r>
             <w:rPr>
               <w:rStyle w:val="Hyperlink"/>
@@ -944,7 +860,6 @@
           <w:i w:val="0"/>
           <w:color w:val="0000FF"/>
           <w:sz w:val="24"/>
-          <w:u w:val="single"/>
         </w:rPr>
         <w:t>m</w:t>
       </w:r>
@@ -2099,6 +2014,7 @@
           <w:i w:val="0"/>
           <w:color w:val="0000FF"/>
           <w:sz w:val="24"/>
+          <w:u w:val="single"/>
         </w:rPr>
         <w:hyperlink r:id="rId24" w:history="1">
           <w:r>
@@ -2158,6 +2074,7 @@
       </w:r>
       <w:r>
         <w:rPr>
+          <w:u w:val="single" w:color="0000ff"/>
           <w:rFonts w:ascii="Charis SIL Regular" w:hAnsi="Charis SIL Regular" w:eastAsia="Charis SIL Regular"/>
           <w:b w:val="0"/>
           <w:i w:val="0"/>
@@ -3035,25 +2952,7 @@
           <w:color w:val="000000"/>
           <w:sz w:val="24"/>
         </w:rPr>
-        <w:t>are a number of records fro</w:t>
-      </w:r>
-      <w:r>
-        <w:rPr>
-          <w:u w:val="single" w:color="0000ff"/>
-          <w:rFonts w:ascii="Charis SIL Regular" w:hAnsi="Charis SIL Regular" w:eastAsia="Charis SIL Regular"/>
-          <w:b w:val="0"/>
-          <w:i w:val="0"/>
-          <w:color w:val="000000"/>
-          <w:sz w:val="24"/>
-        </w:rPr>
-        <w:hyperlink r:id="rId30" w:history="1">
-          <w:r>
-            <w:rPr>
-              <w:rStyle w:val="Hyperlink"/>
-            </w:rPr>
-            <w:t>m the</w:t>
-          </w:r>
-        </w:hyperlink>
+        <w:t>are a number of records from the</w:t>
       </w:r>
       <w:r>
         <w:rPr>
@@ -4543,7 +4442,7 @@
           <w:sz w:val="24"/>
           <w:u w:val="single"/>
         </w:rPr>
-        <w:hyperlink r:id="rId37" w:history="1">
+        <w:hyperlink r:id="rId38" w:history="1">
           <w:r>
             <w:rPr>
               <w:rStyle w:val="Hyperlink"/>
@@ -4561,7 +4460,7 @@
           <w:sz w:val="24"/>
           <w:u w:val="single"/>
         </w:rPr>
-        <w:hyperlink r:id="rId37" w:history="1">
+        <w:hyperlink r:id="rId38" w:history="1">
           <w:r>
             <w:rPr>
               <w:rStyle w:val="Hyperlink"/>

--- a/EXPORTS/DOCX/published/niveau3/English/KunsthandelVanLier.docx
+++ b/EXPORTS/DOCX/published/niveau3/English/KunsthandelVanLier.docx
@@ -413,7 +413,6 @@
           <w:i w:val="0"/>
           <w:color w:val="0000FF"/>
           <w:sz w:val="24"/>
-          <w:u w:val="single"/>
         </w:rPr>
         <w:hyperlink r:id="rId11" w:history="1">
           <w:r>
@@ -574,7 +573,92 @@
           <w:color w:val="000000"/>
           <w:sz w:val="24"/>
         </w:rPr>
-        <w:t xml:space="preserve">However, Van Lier also became fascinated with </w:t>
+        <w:t>However, Van Lier also becam</w:t>
+      </w:r>
+      <w:r>
+        <w:rPr>
+          <w:rFonts w:ascii="Charis SIL Regular" w:hAnsi="Charis SIL Regular" w:eastAsia="Charis SIL Regular"/>
+          <w:b w:val="0"/>
+          <w:i w:val="0"/>
+          <w:color w:val="000000"/>
+          <w:sz w:val="24"/>
+        </w:rPr>
+        <w:hyperlink r:id="rId11" w:history="1">
+          <w:r>
+            <w:rPr>
+              <w:rStyle w:val="Hyperlink"/>
+            </w:rPr>
+            <w:t>e fascinat</w:t>
+          </w:r>
+        </w:hyperlink>
+      </w:r>
+      <w:r>
+        <w:rPr>
+          <w:rFonts w:ascii="Charis SIL Regular" w:hAnsi="Charis SIL Regular" w:eastAsia="Charis SIL Regular"/>
+          <w:b w:val="0"/>
+          <w:i w:val="0"/>
+          <w:color w:val="000000"/>
+          <w:sz w:val="24"/>
+        </w:rPr>
+        <w:hyperlink r:id="rId11" w:history="1">
+          <w:r>
+            <w:rPr>
+              <w:rStyle w:val="Hyperlink"/>
+            </w:rPr>
+            <w:t>e</w:t>
+          </w:r>
+        </w:hyperlink>
+      </w:r>
+      <w:r>
+        <w:rPr>
+          <w:rFonts w:ascii="Charis SIL Regular" w:hAnsi="Charis SIL Regular" w:eastAsia="Charis SIL Regular"/>
+          <w:b w:val="0"/>
+          <w:i w:val="0"/>
+          <w:color w:val="000000"/>
+          <w:sz w:val="24"/>
+        </w:rPr>
+        <w:hyperlink r:id="rId11" w:history="1">
+          <w:r>
+            <w:rPr>
+              <w:rStyle w:val="Hyperlink"/>
+            </w:rPr>
+            <w:t>d w</w:t>
+          </w:r>
+        </w:hyperlink>
+      </w:r>
+      <w:r>
+        <w:rPr>
+          <w:rFonts w:ascii="Charis SIL Regular" w:hAnsi="Charis SIL Regular" w:eastAsia="Charis SIL Regular"/>
+          <w:b w:val="0"/>
+          <w:i w:val="0"/>
+          <w:color w:val="000000"/>
+          <w:sz w:val="24"/>
+        </w:rPr>
+        <w:hyperlink r:id="rId11" w:history="1">
+          <w:r>
+            <w:rPr>
+              <w:rStyle w:val="Hyperlink"/>
+            </w:rPr>
+            <w:t>i</w:t>
+          </w:r>
+        </w:hyperlink>
+      </w:r>
+      <w:r>
+        <w:rPr>
+          <w:rFonts w:ascii="Charis SIL Regular" w:hAnsi="Charis SIL Regular" w:eastAsia="Charis SIL Regular"/>
+          <w:b w:val="0"/>
+          <w:i w:val="0"/>
+          <w:color w:val="000000"/>
+          <w:sz w:val="24"/>
+        </w:rPr>
+        <w:hyperlink r:id="rId11" w:history="1">
+          <w:r>
+            <w:rPr>
+              <w:rStyle w:val="Hyperlink"/>
+            </w:rPr>
+            <w:t xml:space="preserve">th </w:t>
+          </w:r>
+        </w:hyperlink>
       </w:r>
       <w:r>
         <w:rPr>
@@ -585,7 +669,7 @@
           <w:sz w:val="24"/>
           <w:u w:val="single"/>
         </w:rPr>
-        <w:hyperlink r:id="rId13" w:history="1">
+        <w:hyperlink r:id="rId11" w:history="1">
           <w:r>
             <w:rPr>
               <w:rStyle w:val="Hyperlink"/>
@@ -860,6 +944,7 @@
           <w:i w:val="0"/>
           <w:color w:val="0000FF"/>
           <w:sz w:val="24"/>
+          <w:u w:val="single"/>
         </w:rPr>
         <w:t>m</w:t>
       </w:r>
@@ -2164,7 +2249,7 @@
           <w:sz w:val="24"/>
           <w:u w:val="single"/>
         </w:rPr>
-        <w:hyperlink r:id="rId23" w:history="1">
+        <w:hyperlink r:id="rId25" w:history="1">
           <w:r>
             <w:rPr>
               <w:rStyle w:val="Hyperlink"/>
@@ -2952,7 +3037,25 @@
           <w:color w:val="000000"/>
           <w:sz w:val="24"/>
         </w:rPr>
-        <w:t>are a number of records from the</w:t>
+        <w:t>are a number of records fro</w:t>
+      </w:r>
+      <w:r>
+        <w:rPr>
+          <w:u w:val="single" w:color="0000ff"/>
+          <w:rFonts w:ascii="Charis SIL Regular" w:hAnsi="Charis SIL Regular" w:eastAsia="Charis SIL Regular"/>
+          <w:b w:val="0"/>
+          <w:i w:val="0"/>
+          <w:color w:val="000000"/>
+          <w:sz w:val="24"/>
+        </w:rPr>
+        <w:hyperlink r:id="rId30" w:history="1">
+          <w:r>
+            <w:rPr>
+              <w:rStyle w:val="Hyperlink"/>
+            </w:rPr>
+            <w:t>m the</w:t>
+          </w:r>
+        </w:hyperlink>
       </w:r>
       <w:r>
         <w:rPr>
@@ -4460,7 +4563,7 @@
           <w:sz w:val="24"/>
           <w:u w:val="single"/>
         </w:rPr>
-        <w:hyperlink r:id="rId38" w:history="1">
+        <w:hyperlink r:id="rId37" w:history="1">
           <w:r>
             <w:rPr>
               <w:rStyle w:val="Hyperlink"/>

--- a/EXPORTS/DOCX/published/niveau3/English/KunsthandelVanLier.docx
+++ b/EXPORTS/DOCX/published/niveau3/English/KunsthandelVanLier.docx
@@ -413,6 +413,7 @@
           <w:i w:val="0"/>
           <w:color w:val="0000FF"/>
           <w:sz w:val="24"/>
+          <w:u w:val="single"/>
         </w:rPr>
         <w:hyperlink r:id="rId11" w:history="1">
           <w:r>
@@ -432,7 +433,7 @@
           <w:sz w:val="24"/>
           <w:u w:val="single"/>
         </w:rPr>
-        <w:hyperlink r:id="rId10" w:history="1">
+        <w:hyperlink r:id="rId11" w:history="1">
           <w:r>
             <w:rPr>
               <w:rStyle w:val="Hyperlink"/>
@@ -2249,7 +2250,7 @@
           <w:sz w:val="24"/>
           <w:u w:val="single"/>
         </w:rPr>
-        <w:hyperlink r:id="rId25" w:history="1">
+        <w:hyperlink r:id="rId23" w:history="1">
           <w:r>
             <w:rPr>
               <w:rStyle w:val="Hyperlink"/>
@@ -2453,46 +2454,7 @@
           <w:color w:val="000000"/>
           <w:sz w:val="24"/>
         </w:rPr>
-        <w:t>similar ar</w:t>
-      </w:r>
-      <w:r>
-        <w:rPr>
-          <w:u w:val="single" w:color="0000ff"/>
-          <w:rFonts w:ascii="Charis SIL Regular" w:hAnsi="Charis SIL Regular" w:eastAsia="Charis SIL Regular"/>
-          <w:b w:val="0"/>
-          <w:i w:val="0"/>
-          <w:color w:val="000000"/>
-          <w:sz w:val="24"/>
-        </w:rPr>
-        <w:t>r</w:t>
-      </w:r>
-      <w:r>
-        <w:rPr>
-          <w:u w:val="single" w:color="0000ff"/>
-          <w:rFonts w:ascii="Charis SIL Regular" w:hAnsi="Charis SIL Regular" w:eastAsia="Charis SIL Regular"/>
-          <w:b w:val="0"/>
-          <w:i w:val="0"/>
-          <w:color w:val="000000"/>
-          <w:sz w:val="24"/>
-        </w:rPr>
-        <w:hyperlink r:id="rId26" w:history="1">
-          <w:r>
-            <w:rPr>
-              <w:rStyle w:val="Hyperlink"/>
-            </w:rPr>
-            <w:t>angem</w:t>
-          </w:r>
-        </w:hyperlink>
-      </w:r>
-      <w:r>
-        <w:rPr>
-          <w:rFonts w:ascii="Charis SIL Regular" w:hAnsi="Charis SIL Regular" w:eastAsia="Charis SIL Regular"/>
-          <w:b w:val="0"/>
-          <w:i w:val="0"/>
-          <w:color w:val="000000"/>
-          <w:sz w:val="24"/>
-        </w:rPr>
-        <w:t xml:space="preserve">ent from 1961 in the small town of </w:t>
+        <w:t xml:space="preserve">similar arrangement from 1961 in the small town of </w:t>
       </w:r>
       <w:r>
         <w:rPr>
@@ -4545,7 +4507,7 @@
           <w:sz w:val="24"/>
           <w:u w:val="single"/>
         </w:rPr>
-        <w:hyperlink r:id="rId38" w:history="1">
+        <w:hyperlink r:id="rId37" w:history="1">
           <w:r>
             <w:rPr>
               <w:rStyle w:val="Hyperlink"/>

--- a/EXPORTS/DOCX/published/niveau3/English/KunsthandelVanLier.docx
+++ b/EXPORTS/DOCX/published/niveau3/English/KunsthandelVanLier.docx
@@ -246,107 +246,13 @@
       </w:r>
       <w:r>
         <w:rPr>
-          <w:u w:val="single" w:color="0000ff"/>
           <w:rFonts w:ascii="Charis SIL Regular" w:hAnsi="Charis SIL Regular" w:eastAsia="Charis SIL Regular"/>
           <w:b w:val="0"/>
           <w:i w:val="0"/>
           <w:color w:val="000000"/>
           <w:sz w:val="24"/>
         </w:rPr>
-        <w:hyperlink r:id="rId9" w:history="1">
-          <w:r>
-            <w:rPr>
-              <w:rStyle w:val="Hyperlink"/>
-            </w:rPr>
-            <w:t>years</w:t>
-          </w:r>
-        </w:hyperlink>
-      </w:r>
-      <w:r>
-        <w:rPr>
-          <w:u w:val="single" w:color="0000ff"/>
-          <w:rFonts w:ascii="Charis SIL Regular" w:hAnsi="Charis SIL Regular" w:eastAsia="Charis SIL Regular"/>
-          <w:b w:val="0"/>
-          <w:i w:val="0"/>
-          <w:color w:val="000000"/>
-          <w:sz w:val="24"/>
-        </w:rPr>
-        <w:t xml:space="preserve"> </w:t>
-      </w:r>
-      <w:r>
-        <w:rPr>
-          <w:u w:val="single" w:color="0000ff"/>
-          <w:rFonts w:ascii="Charis SIL Regular" w:hAnsi="Charis SIL Regular" w:eastAsia="Charis SIL Regular"/>
-          <w:b w:val="0"/>
-          <w:i w:val="0"/>
-          <w:color w:val="000000"/>
-          <w:sz w:val="24"/>
-        </w:rPr>
-        <w:hyperlink r:id="rId9" w:history="1">
-          <w:r>
-            <w:rPr>
-              <w:rStyle w:val="Hyperlink"/>
-            </w:rPr>
-            <w:t>late</w:t>
-          </w:r>
-        </w:hyperlink>
-      </w:r>
-      <w:r>
-        <w:rPr>
-          <w:u w:val="single" w:color="0000ff"/>
-          <w:rFonts w:ascii="Charis SIL Regular" w:hAnsi="Charis SIL Regular" w:eastAsia="Charis SIL Regular"/>
-          <w:b w:val="0"/>
-          <w:i w:val="0"/>
-          <w:color w:val="000000"/>
-          <w:sz w:val="24"/>
-        </w:rPr>
-        <w:hyperlink r:id="rId9" w:history="1">
-          <w:r>
-            <w:rPr>
-              <w:rStyle w:val="Hyperlink"/>
-            </w:rPr>
-            <w:t>r</w:t>
-          </w:r>
-        </w:hyperlink>
-      </w:r>
-      <w:r>
-        <w:rPr>
-          <w:u w:val="single" w:color="0000ff"/>
-          <w:rFonts w:ascii="Charis SIL Regular" w:hAnsi="Charis SIL Regular" w:eastAsia="Charis SIL Regular"/>
-          <w:b w:val="0"/>
-          <w:i w:val="0"/>
-          <w:color w:val="000000"/>
-          <w:sz w:val="24"/>
-        </w:rPr>
-        <w:hyperlink r:id="rId9" w:history="1">
-          <w:r>
-            <w:rPr>
-              <w:rStyle w:val="Hyperlink"/>
-            </w:rPr>
-            <w:t>. In</w:t>
-          </w:r>
-        </w:hyperlink>
-      </w:r>
-      <w:r>
-        <w:rPr>
-          <w:u w:val="single" w:color="0000ff"/>
-          <w:rFonts w:ascii="Charis SIL Regular" w:hAnsi="Charis SIL Regular" w:eastAsia="Charis SIL Regular"/>
-          <w:b w:val="0"/>
-          <w:i w:val="0"/>
-          <w:color w:val="000000"/>
-          <w:sz w:val="24"/>
-        </w:rPr>
-        <w:t xml:space="preserve"> </w:t>
-      </w:r>
-      <w:r>
-        <w:rPr>
-          <w:rFonts w:ascii="Charis SIL Regular" w:hAnsi="Charis SIL Regular" w:eastAsia="Charis SIL Regular"/>
-          <w:b w:val="0"/>
-          <w:i w:val="0"/>
-          <w:color w:val="000000"/>
-          <w:sz w:val="24"/>
-        </w:rPr>
-        <w:t xml:space="preserve">the early years, </w:t>
+        <w:t xml:space="preserve">years later. In the early years, </w:t>
       </w:r>
       <w:r>
         <w:rPr>
@@ -433,7 +339,7 @@
           <w:sz w:val="24"/>
           <w:u w:val="single"/>
         </w:rPr>
-        <w:hyperlink r:id="rId11" w:history="1">
+        <w:hyperlink r:id="rId10" w:history="1">
           <w:r>
             <w:rPr>
               <w:rStyle w:val="Hyperlink"/>
@@ -574,92 +480,7 @@
           <w:color w:val="000000"/>
           <w:sz w:val="24"/>
         </w:rPr>
-        <w:t>However, Van Lier also becam</w:t>
-      </w:r>
-      <w:r>
-        <w:rPr>
-          <w:rFonts w:ascii="Charis SIL Regular" w:hAnsi="Charis SIL Regular" w:eastAsia="Charis SIL Regular"/>
-          <w:b w:val="0"/>
-          <w:i w:val="0"/>
-          <w:color w:val="000000"/>
-          <w:sz w:val="24"/>
-        </w:rPr>
-        <w:hyperlink r:id="rId11" w:history="1">
-          <w:r>
-            <w:rPr>
-              <w:rStyle w:val="Hyperlink"/>
-            </w:rPr>
-            <w:t>e fascinat</w:t>
-          </w:r>
-        </w:hyperlink>
-      </w:r>
-      <w:r>
-        <w:rPr>
-          <w:rFonts w:ascii="Charis SIL Regular" w:hAnsi="Charis SIL Regular" w:eastAsia="Charis SIL Regular"/>
-          <w:b w:val="0"/>
-          <w:i w:val="0"/>
-          <w:color w:val="000000"/>
-          <w:sz w:val="24"/>
-        </w:rPr>
-        <w:hyperlink r:id="rId11" w:history="1">
-          <w:r>
-            <w:rPr>
-              <w:rStyle w:val="Hyperlink"/>
-            </w:rPr>
-            <w:t>e</w:t>
-          </w:r>
-        </w:hyperlink>
-      </w:r>
-      <w:r>
-        <w:rPr>
-          <w:rFonts w:ascii="Charis SIL Regular" w:hAnsi="Charis SIL Regular" w:eastAsia="Charis SIL Regular"/>
-          <w:b w:val="0"/>
-          <w:i w:val="0"/>
-          <w:color w:val="000000"/>
-          <w:sz w:val="24"/>
-        </w:rPr>
-        <w:hyperlink r:id="rId11" w:history="1">
-          <w:r>
-            <w:rPr>
-              <w:rStyle w:val="Hyperlink"/>
-            </w:rPr>
-            <w:t>d w</w:t>
-          </w:r>
-        </w:hyperlink>
-      </w:r>
-      <w:r>
-        <w:rPr>
-          <w:rFonts w:ascii="Charis SIL Regular" w:hAnsi="Charis SIL Regular" w:eastAsia="Charis SIL Regular"/>
-          <w:b w:val="0"/>
-          <w:i w:val="0"/>
-          <w:color w:val="000000"/>
-          <w:sz w:val="24"/>
-        </w:rPr>
-        <w:hyperlink r:id="rId11" w:history="1">
-          <w:r>
-            <w:rPr>
-              <w:rStyle w:val="Hyperlink"/>
-            </w:rPr>
-            <w:t>i</w:t>
-          </w:r>
-        </w:hyperlink>
-      </w:r>
-      <w:r>
-        <w:rPr>
-          <w:rFonts w:ascii="Charis SIL Regular" w:hAnsi="Charis SIL Regular" w:eastAsia="Charis SIL Regular"/>
-          <w:b w:val="0"/>
-          <w:i w:val="0"/>
-          <w:color w:val="000000"/>
-          <w:sz w:val="24"/>
-        </w:rPr>
-        <w:hyperlink r:id="rId11" w:history="1">
-          <w:r>
-            <w:rPr>
-              <w:rStyle w:val="Hyperlink"/>
-            </w:rPr>
-            <w:t xml:space="preserve">th </w:t>
-          </w:r>
-        </w:hyperlink>
+        <w:t xml:space="preserve">However, Van Lier also became fascinated with </w:t>
       </w:r>
       <w:r>
         <w:rPr>
@@ -764,7 +585,7 @@
           <w:sz w:val="24"/>
           <w:u w:val="single"/>
         </w:rPr>
-        <w:hyperlink r:id="rId12" w:history="1">
+        <w:hyperlink r:id="rId13" w:history="1">
           <w:r>
             <w:rPr>
               <w:rStyle w:val="Hyperlink"/>
@@ -793,7 +614,7 @@
           <w:sz w:val="24"/>
           <w:u w:val="single"/>
         </w:rPr>
-        <w:hyperlink r:id="rId12" w:history="1">
+        <w:hyperlink r:id="rId13" w:history="1">
           <w:r>
             <w:rPr>
               <w:rStyle w:val="Hyperlink"/>
@@ -811,7 +632,7 @@
           <w:sz w:val="24"/>
           <w:u w:val="single"/>
         </w:rPr>
-        <w:hyperlink r:id="rId12" w:history="1">
+        <w:hyperlink r:id="rId13" w:history="1">
           <w:r>
             <w:rPr>
               <w:rStyle w:val="Hyperlink"/>
@@ -829,7 +650,7 @@
           <w:sz w:val="24"/>
           <w:u w:val="single"/>
         </w:rPr>
-        <w:hyperlink r:id="rId12" w:history="1">
+        <w:hyperlink r:id="rId13" w:history="1">
           <w:r>
             <w:rPr>
               <w:rStyle w:val="Hyperlink"/>
@@ -929,7 +750,7 @@
           <w:sz w:val="24"/>
           <w:u w:val="single"/>
         </w:rPr>
-        <w:hyperlink r:id="rId13" w:history="1">
+        <w:hyperlink r:id="rId14" w:history="1">
           <w:r>
             <w:rPr>
               <w:rStyle w:val="Hyperlink"/>
@@ -947,7 +768,14 @@
           <w:sz w:val="24"/>
           <w:u w:val="single"/>
         </w:rPr>
-        <w:t>m</w:t>
+        <w:hyperlink r:id="rId14" w:history="1">
+          <w:r>
+            <w:rPr>
+              <w:rStyle w:val="Hyperlink"/>
+            </w:rPr>
+            <w:t>m</w:t>
+          </w:r>
+        </w:hyperlink>
       </w:r>
       <w:r>
         <w:rPr>
@@ -2454,7 +2282,46 @@
           <w:color w:val="000000"/>
           <w:sz w:val="24"/>
         </w:rPr>
-        <w:t xml:space="preserve">similar arrangement from 1961 in the small town of </w:t>
+        <w:t>similar ar</w:t>
+      </w:r>
+      <w:r>
+        <w:rPr>
+          <w:u w:val="single" w:color="0000ff"/>
+          <w:rFonts w:ascii="Charis SIL Regular" w:hAnsi="Charis SIL Regular" w:eastAsia="Charis SIL Regular"/>
+          <w:b w:val="0"/>
+          <w:i w:val="0"/>
+          <w:color w:val="000000"/>
+          <w:sz w:val="24"/>
+        </w:rPr>
+        <w:t>r</w:t>
+      </w:r>
+      <w:r>
+        <w:rPr>
+          <w:u w:val="single" w:color="0000ff"/>
+          <w:rFonts w:ascii="Charis SIL Regular" w:hAnsi="Charis SIL Regular" w:eastAsia="Charis SIL Regular"/>
+          <w:b w:val="0"/>
+          <w:i w:val="0"/>
+          <w:color w:val="000000"/>
+          <w:sz w:val="24"/>
+        </w:rPr>
+        <w:hyperlink r:id="rId26" w:history="1">
+          <w:r>
+            <w:rPr>
+              <w:rStyle w:val="Hyperlink"/>
+            </w:rPr>
+            <w:t>angem</w:t>
+          </w:r>
+        </w:hyperlink>
+      </w:r>
+      <w:r>
+        <w:rPr>
+          <w:rFonts w:ascii="Charis SIL Regular" w:hAnsi="Charis SIL Regular" w:eastAsia="Charis SIL Regular"/>
+          <w:b w:val="0"/>
+          <w:i w:val="0"/>
+          <w:color w:val="000000"/>
+          <w:sz w:val="24"/>
+        </w:rPr>
+        <w:t xml:space="preserve">ent from 1961 in the small town of </w:t>
       </w:r>
       <w:r>
         <w:rPr>
@@ -2999,97 +2866,7 @@
           <w:color w:val="000000"/>
           <w:sz w:val="24"/>
         </w:rPr>
-        <w:t>are a number of records fro</w:t>
-      </w:r>
-      <w:r>
-        <w:rPr>
-          <w:u w:val="single" w:color="0000ff"/>
-          <w:rFonts w:ascii="Charis SIL Regular" w:hAnsi="Charis SIL Regular" w:eastAsia="Charis SIL Regular"/>
-          <w:b w:val="0"/>
-          <w:i w:val="0"/>
-          <w:color w:val="000000"/>
-          <w:sz w:val="24"/>
-        </w:rPr>
-        <w:hyperlink r:id="rId30" w:history="1">
-          <w:r>
-            <w:rPr>
-              <w:rStyle w:val="Hyperlink"/>
-            </w:rPr>
-            <w:t>m the</w:t>
-          </w:r>
-        </w:hyperlink>
-      </w:r>
-      <w:r>
-        <w:rPr>
-          <w:u w:val="single" w:color="0000ff"/>
-          <w:rFonts w:ascii="Charis SIL Regular" w:hAnsi="Charis SIL Regular" w:eastAsia="Charis SIL Regular"/>
-          <w:b w:val="0"/>
-          <w:i w:val="0"/>
-          <w:color w:val="000000"/>
-          <w:sz w:val="24"/>
-        </w:rPr>
-        <w:hyperlink r:id="rId30" w:history="1">
-          <w:r>
-            <w:rPr>
-              <w:rStyle w:val="Hyperlink"/>
-            </w:rPr>
-            <w:t xml:space="preserve"> per</w:t>
-          </w:r>
-        </w:hyperlink>
-      </w:r>
-      <w:r>
-        <w:rPr>
-          <w:u w:val="single" w:color="0000ff"/>
-          <w:rFonts w:ascii="Charis SIL Regular" w:hAnsi="Charis SIL Regular" w:eastAsia="Charis SIL Regular"/>
-          <w:b w:val="0"/>
-          <w:i w:val="0"/>
-          <w:color w:val="000000"/>
-          <w:sz w:val="24"/>
-        </w:rPr>
-        <w:hyperlink r:id="rId30" w:history="1">
-          <w:r>
-            <w:rPr>
-              <w:rStyle w:val="Hyperlink"/>
-            </w:rPr>
-            <w:t>i</w:t>
-          </w:r>
-        </w:hyperlink>
-      </w:r>
-      <w:r>
-        <w:rPr>
-          <w:u w:val="single" w:color="0000ff"/>
-          <w:rFonts w:ascii="Charis SIL Regular" w:hAnsi="Charis SIL Regular" w:eastAsia="Charis SIL Regular"/>
-          <w:b w:val="0"/>
-          <w:i w:val="0"/>
-          <w:color w:val="000000"/>
-          <w:sz w:val="24"/>
-        </w:rPr>
-        <w:hyperlink r:id="rId30" w:history="1">
-          <w:r>
-            <w:rPr>
-              <w:rStyle w:val="Hyperlink"/>
-            </w:rPr>
-            <w:t>od o</w:t>
-          </w:r>
-        </w:hyperlink>
-      </w:r>
-      <w:r>
-        <w:rPr>
-          <w:u w:val="single" w:color="0000ff"/>
-          <w:rFonts w:ascii="Charis SIL Regular" w:hAnsi="Charis SIL Regular" w:eastAsia="Charis SIL Regular"/>
-          <w:b w:val="0"/>
-          <w:i w:val="0"/>
-          <w:color w:val="000000"/>
-          <w:sz w:val="24"/>
-        </w:rPr>
-        <w:hyperlink r:id="rId30" w:history="1">
-          <w:r>
-            <w:rPr>
-              <w:rStyle w:val="Hyperlink"/>
-            </w:rPr>
-            <w:t xml:space="preserve">f </w:t>
-          </w:r>
-        </w:hyperlink>
+        <w:t xml:space="preserve">are a number of records from the period of </w:t>
       </w:r>
       <w:r>
         <w:rPr>
@@ -3100,7 +2877,7 @@
           <w:sz w:val="24"/>
           <w:u w:val="single"/>
         </w:rPr>
-        <w:hyperlink r:id="rId30" w:history="1">
+        <w:hyperlink r:id="rId31" w:history="1">
           <w:r>
             <w:rPr>
               <w:rStyle w:val="Hyperlink"/>
@@ -3118,7 +2895,7 @@
           <w:sz w:val="24"/>
           <w:u w:val="single"/>
         </w:rPr>
-        <w:hyperlink r:id="rId30" w:history="1">
+        <w:hyperlink r:id="rId31" w:history="1">
           <w:r>
             <w:rPr>
               <w:rStyle w:val="Hyperlink"/>
@@ -3136,7 +2913,7 @@
           <w:sz w:val="24"/>
           <w:u w:val="single"/>
         </w:rPr>
-        <w:hyperlink r:id="rId30" w:history="1">
+        <w:hyperlink r:id="rId31" w:history="1">
           <w:r>
             <w:rPr>
               <w:rStyle w:val="Hyperlink"/>
@@ -3154,7 +2931,7 @@
           <w:sz w:val="24"/>
           <w:u w:val="single"/>
         </w:rPr>
-        <w:hyperlink r:id="rId30" w:history="1">
+        <w:hyperlink r:id="rId31" w:history="1">
           <w:r>
             <w:rPr>
               <w:rStyle w:val="Hyperlink"/>
@@ -3172,7 +2949,7 @@
           <w:sz w:val="24"/>
           <w:u w:val="single"/>
         </w:rPr>
-        <w:hyperlink r:id="rId30" w:history="1">
+        <w:hyperlink r:id="rId31" w:history="1">
           <w:r>
             <w:rPr>
               <w:rStyle w:val="Hyperlink"/>
@@ -3201,7 +2978,7 @@
           <w:sz w:val="24"/>
           <w:u w:val="single"/>
         </w:rPr>
-        <w:hyperlink r:id="rId30" w:history="1">
+        <w:hyperlink r:id="rId31" w:history="1">
           <w:r>
             <w:rPr>
               <w:rStyle w:val="Hyperlink"/>

--- a/EXPORTS/DOCX/published/niveau3/English/KunsthandelVanLier.docx
+++ b/EXPORTS/DOCX/published/niveau3/English/KunsthandelVanLier.docx
@@ -246,13 +246,107 @@
       </w:r>
       <w:r>
         <w:rPr>
+          <w:u w:val="single" w:color="0000ff"/>
           <w:rFonts w:ascii="Charis SIL Regular" w:hAnsi="Charis SIL Regular" w:eastAsia="Charis SIL Regular"/>
           <w:b w:val="0"/>
           <w:i w:val="0"/>
           <w:color w:val="000000"/>
           <w:sz w:val="24"/>
         </w:rPr>
-        <w:t xml:space="preserve">years later. In the early years, </w:t>
+        <w:hyperlink r:id="rId9" w:history="1">
+          <w:r>
+            <w:rPr>
+              <w:rStyle w:val="Hyperlink"/>
+            </w:rPr>
+            <w:t>years</w:t>
+          </w:r>
+        </w:hyperlink>
+      </w:r>
+      <w:r>
+        <w:rPr>
+          <w:u w:val="single" w:color="0000ff"/>
+          <w:rFonts w:ascii="Charis SIL Regular" w:hAnsi="Charis SIL Regular" w:eastAsia="Charis SIL Regular"/>
+          <w:b w:val="0"/>
+          <w:i w:val="0"/>
+          <w:color w:val="000000"/>
+          <w:sz w:val="24"/>
+        </w:rPr>
+        <w:t xml:space="preserve"> </w:t>
+      </w:r>
+      <w:r>
+        <w:rPr>
+          <w:u w:val="single" w:color="0000ff"/>
+          <w:rFonts w:ascii="Charis SIL Regular" w:hAnsi="Charis SIL Regular" w:eastAsia="Charis SIL Regular"/>
+          <w:b w:val="0"/>
+          <w:i w:val="0"/>
+          <w:color w:val="000000"/>
+          <w:sz w:val="24"/>
+        </w:rPr>
+        <w:hyperlink r:id="rId9" w:history="1">
+          <w:r>
+            <w:rPr>
+              <w:rStyle w:val="Hyperlink"/>
+            </w:rPr>
+            <w:t>late</w:t>
+          </w:r>
+        </w:hyperlink>
+      </w:r>
+      <w:r>
+        <w:rPr>
+          <w:u w:val="single" w:color="0000ff"/>
+          <w:rFonts w:ascii="Charis SIL Regular" w:hAnsi="Charis SIL Regular" w:eastAsia="Charis SIL Regular"/>
+          <w:b w:val="0"/>
+          <w:i w:val="0"/>
+          <w:color w:val="000000"/>
+          <w:sz w:val="24"/>
+        </w:rPr>
+        <w:hyperlink r:id="rId9" w:history="1">
+          <w:r>
+            <w:rPr>
+              <w:rStyle w:val="Hyperlink"/>
+            </w:rPr>
+            <w:t>r</w:t>
+          </w:r>
+        </w:hyperlink>
+      </w:r>
+      <w:r>
+        <w:rPr>
+          <w:u w:val="single" w:color="0000ff"/>
+          <w:rFonts w:ascii="Charis SIL Regular" w:hAnsi="Charis SIL Regular" w:eastAsia="Charis SIL Regular"/>
+          <w:b w:val="0"/>
+          <w:i w:val="0"/>
+          <w:color w:val="000000"/>
+          <w:sz w:val="24"/>
+        </w:rPr>
+        <w:hyperlink r:id="rId9" w:history="1">
+          <w:r>
+            <w:rPr>
+              <w:rStyle w:val="Hyperlink"/>
+            </w:rPr>
+            <w:t>. In</w:t>
+          </w:r>
+        </w:hyperlink>
+      </w:r>
+      <w:r>
+        <w:rPr>
+          <w:u w:val="single" w:color="0000ff"/>
+          <w:rFonts w:ascii="Charis SIL Regular" w:hAnsi="Charis SIL Regular" w:eastAsia="Charis SIL Regular"/>
+          <w:b w:val="0"/>
+          <w:i w:val="0"/>
+          <w:color w:val="000000"/>
+          <w:sz w:val="24"/>
+        </w:rPr>
+        <w:t xml:space="preserve"> </w:t>
+      </w:r>
+      <w:r>
+        <w:rPr>
+          <w:rFonts w:ascii="Charis SIL Regular" w:hAnsi="Charis SIL Regular" w:eastAsia="Charis SIL Regular"/>
+          <w:b w:val="0"/>
+          <w:i w:val="0"/>
+          <w:color w:val="000000"/>
+          <w:sz w:val="24"/>
+        </w:rPr>
+        <w:t xml:space="preserve">the early years, </w:t>
       </w:r>
       <w:r>
         <w:rPr>
@@ -319,7 +413,6 @@
           <w:i w:val="0"/>
           <w:color w:val="0000FF"/>
           <w:sz w:val="24"/>
-          <w:u w:val="single"/>
         </w:rPr>
         <w:hyperlink r:id="rId11" w:history="1">
           <w:r>
@@ -480,7 +573,92 @@
           <w:color w:val="000000"/>
           <w:sz w:val="24"/>
         </w:rPr>
-        <w:t xml:space="preserve">However, Van Lier also became fascinated with </w:t>
+        <w:t>However, Van Lier also becam</w:t>
+      </w:r>
+      <w:r>
+        <w:rPr>
+          <w:rFonts w:ascii="Charis SIL Regular" w:hAnsi="Charis SIL Regular" w:eastAsia="Charis SIL Regular"/>
+          <w:b w:val="0"/>
+          <w:i w:val="0"/>
+          <w:color w:val="000000"/>
+          <w:sz w:val="24"/>
+        </w:rPr>
+        <w:hyperlink r:id="rId11" w:history="1">
+          <w:r>
+            <w:rPr>
+              <w:rStyle w:val="Hyperlink"/>
+            </w:rPr>
+            <w:t>e fascinat</w:t>
+          </w:r>
+        </w:hyperlink>
+      </w:r>
+      <w:r>
+        <w:rPr>
+          <w:rFonts w:ascii="Charis SIL Regular" w:hAnsi="Charis SIL Regular" w:eastAsia="Charis SIL Regular"/>
+          <w:b w:val="0"/>
+          <w:i w:val="0"/>
+          <w:color w:val="000000"/>
+          <w:sz w:val="24"/>
+        </w:rPr>
+        <w:hyperlink r:id="rId11" w:history="1">
+          <w:r>
+            <w:rPr>
+              <w:rStyle w:val="Hyperlink"/>
+            </w:rPr>
+            <w:t>e</w:t>
+          </w:r>
+        </w:hyperlink>
+      </w:r>
+      <w:r>
+        <w:rPr>
+          <w:rFonts w:ascii="Charis SIL Regular" w:hAnsi="Charis SIL Regular" w:eastAsia="Charis SIL Regular"/>
+          <w:b w:val="0"/>
+          <w:i w:val="0"/>
+          <w:color w:val="000000"/>
+          <w:sz w:val="24"/>
+        </w:rPr>
+        <w:hyperlink r:id="rId11" w:history="1">
+          <w:r>
+            <w:rPr>
+              <w:rStyle w:val="Hyperlink"/>
+            </w:rPr>
+            <w:t>d w</w:t>
+          </w:r>
+        </w:hyperlink>
+      </w:r>
+      <w:r>
+        <w:rPr>
+          <w:rFonts w:ascii="Charis SIL Regular" w:hAnsi="Charis SIL Regular" w:eastAsia="Charis SIL Regular"/>
+          <w:b w:val="0"/>
+          <w:i w:val="0"/>
+          <w:color w:val="000000"/>
+          <w:sz w:val="24"/>
+        </w:rPr>
+        <w:hyperlink r:id="rId11" w:history="1">
+          <w:r>
+            <w:rPr>
+              <w:rStyle w:val="Hyperlink"/>
+            </w:rPr>
+            <w:t>i</w:t>
+          </w:r>
+        </w:hyperlink>
+      </w:r>
+      <w:r>
+        <w:rPr>
+          <w:rFonts w:ascii="Charis SIL Regular" w:hAnsi="Charis SIL Regular" w:eastAsia="Charis SIL Regular"/>
+          <w:b w:val="0"/>
+          <w:i w:val="0"/>
+          <w:color w:val="000000"/>
+          <w:sz w:val="24"/>
+        </w:rPr>
+        <w:hyperlink r:id="rId11" w:history="1">
+          <w:r>
+            <w:rPr>
+              <w:rStyle w:val="Hyperlink"/>
+            </w:rPr>
+            <w:t xml:space="preserve">th </w:t>
+          </w:r>
+        </w:hyperlink>
       </w:r>
       <w:r>
         <w:rPr>
@@ -585,7 +763,7 @@
           <w:sz w:val="24"/>
           <w:u w:val="single"/>
         </w:rPr>
-        <w:hyperlink r:id="rId13" w:history="1">
+        <w:hyperlink r:id="rId12" w:history="1">
           <w:r>
             <w:rPr>
               <w:rStyle w:val="Hyperlink"/>
@@ -614,7 +792,7 @@
           <w:sz w:val="24"/>
           <w:u w:val="single"/>
         </w:rPr>
-        <w:hyperlink r:id="rId13" w:history="1">
+        <w:hyperlink r:id="rId12" w:history="1">
           <w:r>
             <w:rPr>
               <w:rStyle w:val="Hyperlink"/>
@@ -632,7 +810,7 @@
           <w:sz w:val="24"/>
           <w:u w:val="single"/>
         </w:rPr>
-        <w:hyperlink r:id="rId13" w:history="1">
+        <w:hyperlink r:id="rId12" w:history="1">
           <w:r>
             <w:rPr>
               <w:rStyle w:val="Hyperlink"/>
@@ -650,7 +828,7 @@
           <w:sz w:val="24"/>
           <w:u w:val="single"/>
         </w:rPr>
-        <w:hyperlink r:id="rId13" w:history="1">
+        <w:hyperlink r:id="rId12" w:history="1">
           <w:r>
             <w:rPr>
               <w:rStyle w:val="Hyperlink"/>
@@ -750,7 +928,7 @@
           <w:sz w:val="24"/>
           <w:u w:val="single"/>
         </w:rPr>
-        <w:hyperlink r:id="rId14" w:history="1">
+        <w:hyperlink r:id="rId13" w:history="1">
           <w:r>
             <w:rPr>
               <w:rStyle w:val="Hyperlink"/>
@@ -768,14 +946,7 @@
           <w:sz w:val="24"/>
           <w:u w:val="single"/>
         </w:rPr>
-        <w:hyperlink r:id="rId14" w:history="1">
-          <w:r>
-            <w:rPr>
-              <w:rStyle w:val="Hyperlink"/>
-            </w:rPr>
-            <w:t>m</w:t>
-          </w:r>
-        </w:hyperlink>
+        <w:t>m</w:t>
       </w:r>
       <w:r>
         <w:rPr>
@@ -1179,7 +1350,7 @@
           <w:sz w:val="24"/>
           <w:u w:val="single"/>
         </w:rPr>
-        <w:hyperlink r:id="rId15" w:history="1">
+        <w:hyperlink r:id="rId17" w:history="1">
           <w:r>
             <w:rPr>
               <w:rStyle w:val="Hyperlink"/>
@@ -1233,7 +1404,7 @@
           <w:sz w:val="24"/>
           <w:u w:val="single"/>
         </w:rPr>
-        <w:hyperlink r:id="rId13" w:history="1">
+        <w:hyperlink r:id="rId17" w:history="1">
           <w:r>
             <w:rPr>
               <w:rStyle w:val="Hyperlink"/>
@@ -1251,7 +1422,7 @@
           <w:sz w:val="24"/>
           <w:u w:val="single"/>
         </w:rPr>
-        <w:hyperlink r:id="rId13" w:history="1">
+        <w:hyperlink r:id="rId17" w:history="1">
           <w:r>
             <w:rPr>
               <w:rStyle w:val="Hyperlink"/>
@@ -1928,16 +2099,8 @@
           <w:i w:val="0"/>
           <w:color w:val="0000FF"/>
           <w:sz w:val="24"/>
-          <w:u w:val="single"/>
-        </w:rPr>
-        <w:hyperlink r:id="rId24" w:history="1">
-          <w:r>
-            <w:rPr>
-              <w:rStyle w:val="Hyperlink"/>
-            </w:rPr>
-            <w:t>triba</w:t>
-          </w:r>
-        </w:hyperlink>
+        </w:rPr>
+        <w:t>triba</w:t>
       </w:r>
       <w:r>
         <w:rPr>
@@ -1988,21 +2151,13 @@
       </w:r>
       <w:r>
         <w:rPr>
-          <w:u w:val="single" w:color="0000ff"/>
           <w:rFonts w:ascii="Charis SIL Regular" w:hAnsi="Charis SIL Regular" w:eastAsia="Charis SIL Regular"/>
           <w:b w:val="0"/>
           <w:i w:val="0"/>
           <w:color w:val="000000"/>
           <w:sz w:val="24"/>
         </w:rPr>
-        <w:hyperlink r:id="rId23" w:history="1">
-          <w:r>
-            <w:rPr>
-              <w:rStyle w:val="Hyperlink"/>
-            </w:rPr>
-            <w:t xml:space="preserve">, </w:t>
-          </w:r>
-        </w:hyperlink>
+        <w:t xml:space="preserve">, </w:t>
       </w:r>
       <w:r>
         <w:rPr>
@@ -2096,7 +2251,7 @@
           <w:sz w:val="24"/>
           <w:u w:val="single"/>
         </w:rPr>
-        <w:hyperlink r:id="rId25" w:history="1">
+        <w:hyperlink r:id="rId24" w:history="1">
           <w:r>
             <w:rPr>
               <w:rStyle w:val="Hyperlink"/>
@@ -2134,7 +2289,7 @@
           <w:sz w:val="24"/>
           <w:u w:val="single"/>
         </w:rPr>
-        <w:hyperlink r:id="rId26" w:history="1">
+        <w:hyperlink r:id="rId25" w:history="1">
           <w:r>
             <w:rPr>
               <w:rStyle w:val="Hyperlink"/>
@@ -2173,7 +2328,7 @@
           <w:color w:val="000000"/>
           <w:sz w:val="24"/>
         </w:rPr>
-        <w:hyperlink r:id="rId24" w:history="1">
+        <w:hyperlink r:id="rId26" w:history="1">
           <w:r>
             <w:rPr>
               <w:rStyle w:val="Hyperlink"/>
@@ -2191,7 +2346,7 @@
           <w:color w:val="000000"/>
           <w:sz w:val="24"/>
         </w:rPr>
-        <w:hyperlink r:id="rId24" w:history="1">
+        <w:hyperlink r:id="rId26" w:history="1">
           <w:r>
             <w:rPr>
               <w:rStyle w:val="Hyperlink"/>
@@ -2219,7 +2374,7 @@
           <w:color w:val="000000"/>
           <w:sz w:val="24"/>
         </w:rPr>
-        <w:hyperlink r:id="rId25" w:history="1">
+        <w:hyperlink r:id="rId24" w:history="1">
           <w:r>
             <w:rPr>
               <w:rStyle w:val="Hyperlink"/>
@@ -2237,7 +2392,7 @@
           <w:color w:val="000000"/>
           <w:sz w:val="24"/>
         </w:rPr>
-        <w:hyperlink r:id="rId25" w:history="1">
+        <w:hyperlink r:id="rId24" w:history="1">
           <w:r>
             <w:rPr>
               <w:rStyle w:val="Hyperlink"/>
@@ -2255,7 +2410,7 @@
           <w:color w:val="000000"/>
           <w:sz w:val="24"/>
         </w:rPr>
-        <w:hyperlink r:id="rId25" w:history="1">
+        <w:hyperlink r:id="rId24" w:history="1">
           <w:r>
             <w:rPr>
               <w:rStyle w:val="Hyperlink"/>
@@ -2304,7 +2459,7 @@
           <w:color w:val="000000"/>
           <w:sz w:val="24"/>
         </w:rPr>
-        <w:hyperlink r:id="rId26" w:history="1">
+        <w:hyperlink r:id="rId25" w:history="1">
           <w:r>
             <w:rPr>
               <w:rStyle w:val="Hyperlink"/>
@@ -2877,7 +3032,7 @@
           <w:sz w:val="24"/>
           <w:u w:val="single"/>
         </w:rPr>
-        <w:hyperlink r:id="rId31" w:history="1">
+        <w:hyperlink r:id="rId30" w:history="1">
           <w:r>
             <w:rPr>
               <w:rStyle w:val="Hyperlink"/>
@@ -2895,7 +3050,7 @@
           <w:sz w:val="24"/>
           <w:u w:val="single"/>
         </w:rPr>
-        <w:hyperlink r:id="rId31" w:history="1">
+        <w:hyperlink r:id="rId30" w:history="1">
           <w:r>
             <w:rPr>
               <w:rStyle w:val="Hyperlink"/>
@@ -2913,7 +3068,7 @@
           <w:sz w:val="24"/>
           <w:u w:val="single"/>
         </w:rPr>
-        <w:hyperlink r:id="rId31" w:history="1">
+        <w:hyperlink r:id="rId30" w:history="1">
           <w:r>
             <w:rPr>
               <w:rStyle w:val="Hyperlink"/>
@@ -2931,7 +3086,7 @@
           <w:sz w:val="24"/>
           <w:u w:val="single"/>
         </w:rPr>
-        <w:hyperlink r:id="rId31" w:history="1">
+        <w:hyperlink r:id="rId30" w:history="1">
           <w:r>
             <w:rPr>
               <w:rStyle w:val="Hyperlink"/>
@@ -2949,7 +3104,7 @@
           <w:sz w:val="24"/>
           <w:u w:val="single"/>
         </w:rPr>
-        <w:hyperlink r:id="rId31" w:history="1">
+        <w:hyperlink r:id="rId30" w:history="1">
           <w:r>
             <w:rPr>
               <w:rStyle w:val="Hyperlink"/>
@@ -2978,7 +3133,7 @@
           <w:sz w:val="24"/>
           <w:u w:val="single"/>
         </w:rPr>
-        <w:hyperlink r:id="rId31" w:history="1">
+        <w:hyperlink r:id="rId30" w:history="1">
           <w:r>
             <w:rPr>
               <w:rStyle w:val="Hyperlink"/>

--- a/EXPORTS/DOCX/published/niveau3/English/KunsthandelVanLier.docx
+++ b/EXPORTS/DOCX/published/niveau3/English/KunsthandelVanLier.docx
@@ -573,92 +573,7 @@
           <w:color w:val="000000"/>
           <w:sz w:val="24"/>
         </w:rPr>
-        <w:t>However, Van Lier also becam</w:t>
-      </w:r>
-      <w:r>
-        <w:rPr>
-          <w:rFonts w:ascii="Charis SIL Regular" w:hAnsi="Charis SIL Regular" w:eastAsia="Charis SIL Regular"/>
-          <w:b w:val="0"/>
-          <w:i w:val="0"/>
-          <w:color w:val="000000"/>
-          <w:sz w:val="24"/>
-        </w:rPr>
-        <w:hyperlink r:id="rId11" w:history="1">
-          <w:r>
-            <w:rPr>
-              <w:rStyle w:val="Hyperlink"/>
-            </w:rPr>
-            <w:t>e fascinat</w:t>
-          </w:r>
-        </w:hyperlink>
-      </w:r>
-      <w:r>
-        <w:rPr>
-          <w:rFonts w:ascii="Charis SIL Regular" w:hAnsi="Charis SIL Regular" w:eastAsia="Charis SIL Regular"/>
-          <w:b w:val="0"/>
-          <w:i w:val="0"/>
-          <w:color w:val="000000"/>
-          <w:sz w:val="24"/>
-        </w:rPr>
-        <w:hyperlink r:id="rId11" w:history="1">
-          <w:r>
-            <w:rPr>
-              <w:rStyle w:val="Hyperlink"/>
-            </w:rPr>
-            <w:t>e</w:t>
-          </w:r>
-        </w:hyperlink>
-      </w:r>
-      <w:r>
-        <w:rPr>
-          <w:rFonts w:ascii="Charis SIL Regular" w:hAnsi="Charis SIL Regular" w:eastAsia="Charis SIL Regular"/>
-          <w:b w:val="0"/>
-          <w:i w:val="0"/>
-          <w:color w:val="000000"/>
-          <w:sz w:val="24"/>
-        </w:rPr>
-        <w:hyperlink r:id="rId11" w:history="1">
-          <w:r>
-            <w:rPr>
-              <w:rStyle w:val="Hyperlink"/>
-            </w:rPr>
-            <w:t>d w</w:t>
-          </w:r>
-        </w:hyperlink>
-      </w:r>
-      <w:r>
-        <w:rPr>
-          <w:rFonts w:ascii="Charis SIL Regular" w:hAnsi="Charis SIL Regular" w:eastAsia="Charis SIL Regular"/>
-          <w:b w:val="0"/>
-          <w:i w:val="0"/>
-          <w:color w:val="000000"/>
-          <w:sz w:val="24"/>
-        </w:rPr>
-        <w:hyperlink r:id="rId11" w:history="1">
-          <w:r>
-            <w:rPr>
-              <w:rStyle w:val="Hyperlink"/>
-            </w:rPr>
-            <w:t>i</w:t>
-          </w:r>
-        </w:hyperlink>
-      </w:r>
-      <w:r>
-        <w:rPr>
-          <w:rFonts w:ascii="Charis SIL Regular" w:hAnsi="Charis SIL Regular" w:eastAsia="Charis SIL Regular"/>
-          <w:b w:val="0"/>
-          <w:i w:val="0"/>
-          <w:color w:val="000000"/>
-          <w:sz w:val="24"/>
-        </w:rPr>
-        <w:hyperlink r:id="rId11" w:history="1">
-          <w:r>
-            <w:rPr>
-              <w:rStyle w:val="Hyperlink"/>
-            </w:rPr>
-            <w:t xml:space="preserve">th </w:t>
-          </w:r>
-        </w:hyperlink>
+        <w:t xml:space="preserve">However, Van Lier also became fascinated with </w:t>
       </w:r>
       <w:r>
         <w:rPr>
@@ -1350,7 +1265,7 @@
           <w:sz w:val="24"/>
           <w:u w:val="single"/>
         </w:rPr>
-        <w:hyperlink r:id="rId17" w:history="1">
+        <w:hyperlink r:id="rId15" w:history="1">
           <w:r>
             <w:rPr>
               <w:rStyle w:val="Hyperlink"/>
@@ -1404,7 +1319,7 @@
           <w:sz w:val="24"/>
           <w:u w:val="single"/>
         </w:rPr>
-        <w:hyperlink r:id="rId17" w:history="1">
+        <w:hyperlink r:id="rId13" w:history="1">
           <w:r>
             <w:rPr>
               <w:rStyle w:val="Hyperlink"/>
@@ -1422,7 +1337,7 @@
           <w:sz w:val="24"/>
           <w:u w:val="single"/>
         </w:rPr>
-        <w:hyperlink r:id="rId17" w:history="1">
+        <w:hyperlink r:id="rId13" w:history="1">
           <w:r>
             <w:rPr>
               <w:rStyle w:val="Hyperlink"/>
@@ -2099,8 +2014,16 @@
           <w:i w:val="0"/>
           <w:color w:val="0000FF"/>
           <w:sz w:val="24"/>
-        </w:rPr>
-        <w:t>triba</w:t>
+          <w:u w:val="single"/>
+        </w:rPr>
+        <w:hyperlink r:id="rId24" w:history="1">
+          <w:r>
+            <w:rPr>
+              <w:rStyle w:val="Hyperlink"/>
+            </w:rPr>
+            <w:t>triba</w:t>
+          </w:r>
+        </w:hyperlink>
       </w:r>
       <w:r>
         <w:rPr>
@@ -2111,7 +2034,7 @@
           <w:sz w:val="24"/>
           <w:u w:val="single"/>
         </w:rPr>
-        <w:hyperlink r:id="rId23" w:history="1">
+        <w:hyperlink r:id="rId24" w:history="1">
           <w:r>
             <w:rPr>
               <w:rStyle w:val="Hyperlink"/>
@@ -2140,7 +2063,7 @@
           <w:sz w:val="24"/>
           <w:u w:val="single"/>
         </w:rPr>
-        <w:hyperlink r:id="rId23" w:history="1">
+        <w:hyperlink r:id="rId24" w:history="1">
           <w:r>
             <w:rPr>
               <w:rStyle w:val="Hyperlink"/>
@@ -2168,7 +2091,7 @@
           <w:sz w:val="24"/>
           <w:u w:val="single"/>
         </w:rPr>
-        <w:hyperlink r:id="rId23" w:history="1">
+        <w:hyperlink r:id="rId25" w:history="1">
           <w:r>
             <w:rPr>
               <w:rStyle w:val="Hyperlink"/>
@@ -2186,7 +2109,7 @@
           <w:sz w:val="24"/>
           <w:u w:val="single"/>
         </w:rPr>
-        <w:hyperlink r:id="rId23" w:history="1">
+        <w:hyperlink r:id="rId25" w:history="1">
           <w:r>
             <w:rPr>
               <w:rStyle w:val="Hyperlink"/>
@@ -2251,7 +2174,7 @@
           <w:sz w:val="24"/>
           <w:u w:val="single"/>
         </w:rPr>
-        <w:hyperlink r:id="rId24" w:history="1">
+        <w:hyperlink r:id="rId25" w:history="1">
           <w:r>
             <w:rPr>
               <w:rStyle w:val="Hyperlink"/>
@@ -2289,7 +2212,7 @@
           <w:sz w:val="24"/>
           <w:u w:val="single"/>
         </w:rPr>
-        <w:hyperlink r:id="rId25" w:history="1">
+        <w:hyperlink r:id="rId26" w:history="1">
           <w:r>
             <w:rPr>
               <w:rStyle w:val="Hyperlink"/>
@@ -2328,7 +2251,7 @@
           <w:color w:val="000000"/>
           <w:sz w:val="24"/>
         </w:rPr>
-        <w:hyperlink r:id="rId26" w:history="1">
+        <w:hyperlink r:id="rId24" w:history="1">
           <w:r>
             <w:rPr>
               <w:rStyle w:val="Hyperlink"/>
@@ -2346,7 +2269,7 @@
           <w:color w:val="000000"/>
           <w:sz w:val="24"/>
         </w:rPr>
-        <w:hyperlink r:id="rId26" w:history="1">
+        <w:hyperlink r:id="rId24" w:history="1">
           <w:r>
             <w:rPr>
               <w:rStyle w:val="Hyperlink"/>
@@ -2374,7 +2297,7 @@
           <w:color w:val="000000"/>
           <w:sz w:val="24"/>
         </w:rPr>
-        <w:hyperlink r:id="rId24" w:history="1">
+        <w:hyperlink r:id="rId25" w:history="1">
           <w:r>
             <w:rPr>
               <w:rStyle w:val="Hyperlink"/>
@@ -2392,7 +2315,7 @@
           <w:color w:val="000000"/>
           <w:sz w:val="24"/>
         </w:rPr>
-        <w:hyperlink r:id="rId24" w:history="1">
+        <w:hyperlink r:id="rId25" w:history="1">
           <w:r>
             <w:rPr>
               <w:rStyle w:val="Hyperlink"/>
@@ -2410,7 +2333,7 @@
           <w:color w:val="000000"/>
           <w:sz w:val="24"/>
         </w:rPr>
-        <w:hyperlink r:id="rId24" w:history="1">
+        <w:hyperlink r:id="rId25" w:history="1">
           <w:r>
             <w:rPr>
               <w:rStyle w:val="Hyperlink"/>
@@ -2459,7 +2382,7 @@
           <w:color w:val="000000"/>
           <w:sz w:val="24"/>
         </w:rPr>
-        <w:hyperlink r:id="rId25" w:history="1">
+        <w:hyperlink r:id="rId26" w:history="1">
           <w:r>
             <w:rPr>
               <w:rStyle w:val="Hyperlink"/>
@@ -3021,7 +2944,97 @@
           <w:color w:val="000000"/>
           <w:sz w:val="24"/>
         </w:rPr>
-        <w:t xml:space="preserve">are a number of records from the period of </w:t>
+        <w:t>are a number of records fro</w:t>
+      </w:r>
+      <w:r>
+        <w:rPr>
+          <w:u w:val="single" w:color="0000ff"/>
+          <w:rFonts w:ascii="Charis SIL Regular" w:hAnsi="Charis SIL Regular" w:eastAsia="Charis SIL Regular"/>
+          <w:b w:val="0"/>
+          <w:i w:val="0"/>
+          <w:color w:val="000000"/>
+          <w:sz w:val="24"/>
+        </w:rPr>
+        <w:hyperlink r:id="rId30" w:history="1">
+          <w:r>
+            <w:rPr>
+              <w:rStyle w:val="Hyperlink"/>
+            </w:rPr>
+            <w:t>m the</w:t>
+          </w:r>
+        </w:hyperlink>
+      </w:r>
+      <w:r>
+        <w:rPr>
+          <w:u w:val="single" w:color="0000ff"/>
+          <w:rFonts w:ascii="Charis SIL Regular" w:hAnsi="Charis SIL Regular" w:eastAsia="Charis SIL Regular"/>
+          <w:b w:val="0"/>
+          <w:i w:val="0"/>
+          <w:color w:val="000000"/>
+          <w:sz w:val="24"/>
+        </w:rPr>
+        <w:hyperlink r:id="rId30" w:history="1">
+          <w:r>
+            <w:rPr>
+              <w:rStyle w:val="Hyperlink"/>
+            </w:rPr>
+            <w:t xml:space="preserve"> per</w:t>
+          </w:r>
+        </w:hyperlink>
+      </w:r>
+      <w:r>
+        <w:rPr>
+          <w:u w:val="single" w:color="0000ff"/>
+          <w:rFonts w:ascii="Charis SIL Regular" w:hAnsi="Charis SIL Regular" w:eastAsia="Charis SIL Regular"/>
+          <w:b w:val="0"/>
+          <w:i w:val="0"/>
+          <w:color w:val="000000"/>
+          <w:sz w:val="24"/>
+        </w:rPr>
+        <w:hyperlink r:id="rId30" w:history="1">
+          <w:r>
+            <w:rPr>
+              <w:rStyle w:val="Hyperlink"/>
+            </w:rPr>
+            <w:t>i</w:t>
+          </w:r>
+        </w:hyperlink>
+      </w:r>
+      <w:r>
+        <w:rPr>
+          <w:u w:val="single" w:color="0000ff"/>
+          <w:rFonts w:ascii="Charis SIL Regular" w:hAnsi="Charis SIL Regular" w:eastAsia="Charis SIL Regular"/>
+          <w:b w:val="0"/>
+          <w:i w:val="0"/>
+          <w:color w:val="000000"/>
+          <w:sz w:val="24"/>
+        </w:rPr>
+        <w:hyperlink r:id="rId30" w:history="1">
+          <w:r>
+            <w:rPr>
+              <w:rStyle w:val="Hyperlink"/>
+            </w:rPr>
+            <w:t>od o</w:t>
+          </w:r>
+        </w:hyperlink>
+      </w:r>
+      <w:r>
+        <w:rPr>
+          <w:u w:val="single" w:color="0000ff"/>
+          <w:rFonts w:ascii="Charis SIL Regular" w:hAnsi="Charis SIL Regular" w:eastAsia="Charis SIL Regular"/>
+          <w:b w:val="0"/>
+          <w:i w:val="0"/>
+          <w:color w:val="000000"/>
+          <w:sz w:val="24"/>
+        </w:rPr>
+        <w:hyperlink r:id="rId30" w:history="1">
+          <w:r>
+            <w:rPr>
+              <w:rStyle w:val="Hyperlink"/>
+            </w:rPr>
+            <w:t xml:space="preserve">f </w:t>
+          </w:r>
+        </w:hyperlink>
       </w:r>
       <w:r>
         <w:rPr>

--- a/EXPORTS/DOCX/published/niveau3/English/KunsthandelVanLier.docx
+++ b/EXPORTS/DOCX/published/niveau3/English/KunsthandelVanLier.docx
@@ -246,107 +246,13 @@
       </w:r>
       <w:r>
         <w:rPr>
-          <w:u w:val="single" w:color="0000ff"/>
           <w:rFonts w:ascii="Charis SIL Regular" w:hAnsi="Charis SIL Regular" w:eastAsia="Charis SIL Regular"/>
           <w:b w:val="0"/>
           <w:i w:val="0"/>
           <w:color w:val="000000"/>
           <w:sz w:val="24"/>
         </w:rPr>
-        <w:hyperlink r:id="rId9" w:history="1">
-          <w:r>
-            <w:rPr>
-              <w:rStyle w:val="Hyperlink"/>
-            </w:rPr>
-            <w:t>years</w:t>
-          </w:r>
-        </w:hyperlink>
-      </w:r>
-      <w:r>
-        <w:rPr>
-          <w:u w:val="single" w:color="0000ff"/>
-          <w:rFonts w:ascii="Charis SIL Regular" w:hAnsi="Charis SIL Regular" w:eastAsia="Charis SIL Regular"/>
-          <w:b w:val="0"/>
-          <w:i w:val="0"/>
-          <w:color w:val="000000"/>
-          <w:sz w:val="24"/>
-        </w:rPr>
-        <w:t xml:space="preserve"> </w:t>
-      </w:r>
-      <w:r>
-        <w:rPr>
-          <w:u w:val="single" w:color="0000ff"/>
-          <w:rFonts w:ascii="Charis SIL Regular" w:hAnsi="Charis SIL Regular" w:eastAsia="Charis SIL Regular"/>
-          <w:b w:val="0"/>
-          <w:i w:val="0"/>
-          <w:color w:val="000000"/>
-          <w:sz w:val="24"/>
-        </w:rPr>
-        <w:hyperlink r:id="rId9" w:history="1">
-          <w:r>
-            <w:rPr>
-              <w:rStyle w:val="Hyperlink"/>
-            </w:rPr>
-            <w:t>late</w:t>
-          </w:r>
-        </w:hyperlink>
-      </w:r>
-      <w:r>
-        <w:rPr>
-          <w:u w:val="single" w:color="0000ff"/>
-          <w:rFonts w:ascii="Charis SIL Regular" w:hAnsi="Charis SIL Regular" w:eastAsia="Charis SIL Regular"/>
-          <w:b w:val="0"/>
-          <w:i w:val="0"/>
-          <w:color w:val="000000"/>
-          <w:sz w:val="24"/>
-        </w:rPr>
-        <w:hyperlink r:id="rId9" w:history="1">
-          <w:r>
-            <w:rPr>
-              <w:rStyle w:val="Hyperlink"/>
-            </w:rPr>
-            <w:t>r</w:t>
-          </w:r>
-        </w:hyperlink>
-      </w:r>
-      <w:r>
-        <w:rPr>
-          <w:u w:val="single" w:color="0000ff"/>
-          <w:rFonts w:ascii="Charis SIL Regular" w:hAnsi="Charis SIL Regular" w:eastAsia="Charis SIL Regular"/>
-          <w:b w:val="0"/>
-          <w:i w:val="0"/>
-          <w:color w:val="000000"/>
-          <w:sz w:val="24"/>
-        </w:rPr>
-        <w:hyperlink r:id="rId9" w:history="1">
-          <w:r>
-            <w:rPr>
-              <w:rStyle w:val="Hyperlink"/>
-            </w:rPr>
-            <w:t>. In</w:t>
-          </w:r>
-        </w:hyperlink>
-      </w:r>
-      <w:r>
-        <w:rPr>
-          <w:u w:val="single" w:color="0000ff"/>
-          <w:rFonts w:ascii="Charis SIL Regular" w:hAnsi="Charis SIL Regular" w:eastAsia="Charis SIL Regular"/>
-          <w:b w:val="0"/>
-          <w:i w:val="0"/>
-          <w:color w:val="000000"/>
-          <w:sz w:val="24"/>
-        </w:rPr>
-        <w:t xml:space="preserve"> </w:t>
-      </w:r>
-      <w:r>
-        <w:rPr>
-          <w:rFonts w:ascii="Charis SIL Regular" w:hAnsi="Charis SIL Regular" w:eastAsia="Charis SIL Regular"/>
-          <w:b w:val="0"/>
-          <w:i w:val="0"/>
-          <w:color w:val="000000"/>
-          <w:sz w:val="24"/>
-        </w:rPr>
-        <w:t xml:space="preserve">the early years, </w:t>
+        <w:t xml:space="preserve">years later. In the early years, </w:t>
       </w:r>
       <w:r>
         <w:rPr>
@@ -413,6 +319,7 @@
           <w:i w:val="0"/>
           <w:color w:val="0000FF"/>
           <w:sz w:val="24"/>
+          <w:u w:val="single"/>
         </w:rPr>
         <w:hyperlink r:id="rId11" w:history="1">
           <w:r>
@@ -584,7 +491,7 @@
           <w:sz w:val="24"/>
           <w:u w:val="single"/>
         </w:rPr>
-        <w:hyperlink r:id="rId11" w:history="1">
+        <w:hyperlink r:id="rId13" w:history="1">
           <w:r>
             <w:rPr>
               <w:rStyle w:val="Hyperlink"/>
@@ -859,7 +766,6 @@
           <w:i w:val="0"/>
           <w:color w:val="0000FF"/>
           <w:sz w:val="24"/>
-          <w:u w:val="single"/>
         </w:rPr>
         <w:t>m</w:t>
       </w:r>
@@ -2034,7 +1940,7 @@
           <w:sz w:val="24"/>
           <w:u w:val="single"/>
         </w:rPr>
-        <w:hyperlink r:id="rId24" w:history="1">
+        <w:hyperlink r:id="rId23" w:history="1">
           <w:r>
             <w:rPr>
               <w:rStyle w:val="Hyperlink"/>
@@ -2063,7 +1969,7 @@
           <w:sz w:val="24"/>
           <w:u w:val="single"/>
         </w:rPr>
-        <w:hyperlink r:id="rId24" w:history="1">
+        <w:hyperlink r:id="rId23" w:history="1">
           <w:r>
             <w:rPr>
               <w:rStyle w:val="Hyperlink"/>
@@ -2074,13 +1980,21 @@
       </w:r>
       <w:r>
         <w:rPr>
+          <w:u w:val="single" w:color="0000ff"/>
           <w:rFonts w:ascii="Charis SIL Regular" w:hAnsi="Charis SIL Regular" w:eastAsia="Charis SIL Regular"/>
           <w:b w:val="0"/>
           <w:i w:val="0"/>
           <w:color w:val="000000"/>
           <w:sz w:val="24"/>
         </w:rPr>
-        <w:t xml:space="preserve">, </w:t>
+        <w:hyperlink r:id="rId23" w:history="1">
+          <w:r>
+            <w:rPr>
+              <w:rStyle w:val="Hyperlink"/>
+            </w:rPr>
+            <w:t xml:space="preserve">, </w:t>
+          </w:r>
+        </w:hyperlink>
       </w:r>
       <w:r>
         <w:rPr>
@@ -2091,7 +2005,7 @@
           <w:sz w:val="24"/>
           <w:u w:val="single"/>
         </w:rPr>
-        <w:hyperlink r:id="rId25" w:history="1">
+        <w:hyperlink r:id="rId23" w:history="1">
           <w:r>
             <w:rPr>
               <w:rStyle w:val="Hyperlink"/>
@@ -2109,7 +2023,7 @@
           <w:sz w:val="24"/>
           <w:u w:val="single"/>
         </w:rPr>
-        <w:hyperlink r:id="rId25" w:history="1">
+        <w:hyperlink r:id="rId23" w:history="1">
           <w:r>
             <w:rPr>
               <w:rStyle w:val="Hyperlink"/>
@@ -4452,7 +4366,7 @@
           <w:sz w:val="24"/>
           <w:u w:val="single"/>
         </w:rPr>
-        <w:hyperlink r:id="rId37" w:history="1">
+        <w:hyperlink r:id="rId38" w:history="1">
           <w:r>
             <w:rPr>
               <w:rStyle w:val="Hyperlink"/>
@@ -4470,7 +4384,7 @@
           <w:sz w:val="24"/>
           <w:u w:val="single"/>
         </w:rPr>
-        <w:hyperlink r:id="rId37" w:history="1">
+        <w:hyperlink r:id="rId38" w:history="1">
           <w:r>
             <w:rPr>
               <w:rStyle w:val="Hyperlink"/>

--- a/EXPORTS/DOCX/published/niveau3/English/KunsthandelVanLier.docx
+++ b/EXPORTS/DOCX/published/niveau3/English/KunsthandelVanLier.docx
@@ -585,7 +585,7 @@
           <w:sz w:val="24"/>
           <w:u w:val="single"/>
         </w:rPr>
-        <w:hyperlink r:id="rId12" w:history="1">
+        <w:hyperlink r:id="rId13" w:history="1">
           <w:r>
             <w:rPr>
               <w:rStyle w:val="Hyperlink"/>
@@ -614,7 +614,7 @@
           <w:sz w:val="24"/>
           <w:u w:val="single"/>
         </w:rPr>
-        <w:hyperlink r:id="rId12" w:history="1">
+        <w:hyperlink r:id="rId13" w:history="1">
           <w:r>
             <w:rPr>
               <w:rStyle w:val="Hyperlink"/>
@@ -766,6 +766,7 @@
           <w:i w:val="0"/>
           <w:color w:val="0000FF"/>
           <w:sz w:val="24"/>
+          <w:u w:val="single"/>
         </w:rPr>
         <w:t>m</w:t>
       </w:r>
@@ -917,7 +918,7 @@
           <w:sz w:val="24"/>
           <w:u w:val="single"/>
         </w:rPr>
-        <w:hyperlink r:id="rId14" w:history="1">
+        <w:hyperlink r:id="rId15" w:history="1">
           <w:r>
             <w:rPr>
               <w:rStyle w:val="Hyperlink"/>
@@ -1920,7 +1921,6 @@
           <w:i w:val="0"/>
           <w:color w:val="0000FF"/>
           <w:sz w:val="24"/>
-          <w:u w:val="single"/>
         </w:rPr>
         <w:hyperlink r:id="rId24" w:history="1">
           <w:r>
@@ -2923,32 +2923,7 @@
           <w:color w:val="000000"/>
           <w:sz w:val="24"/>
         </w:rPr>
-        <w:hyperlink r:id="rId30" w:history="1">
-          <w:r>
-            <w:rPr>
-              <w:rStyle w:val="Hyperlink"/>
-            </w:rPr>
-            <w:t>od o</w:t>
-          </w:r>
-        </w:hyperlink>
-      </w:r>
-      <w:r>
-        <w:rPr>
-          <w:u w:val="single" w:color="0000ff"/>
-          <w:rFonts w:ascii="Charis SIL Regular" w:hAnsi="Charis SIL Regular" w:eastAsia="Charis SIL Regular"/>
-          <w:b w:val="0"/>
-          <w:i w:val="0"/>
-          <w:color w:val="000000"/>
-          <w:sz w:val="24"/>
-        </w:rPr>
-        <w:hyperlink r:id="rId30" w:history="1">
-          <w:r>
-            <w:rPr>
-              <w:rStyle w:val="Hyperlink"/>
-            </w:rPr>
-            <w:t xml:space="preserve">f </w:t>
-          </w:r>
-        </w:hyperlink>
+        <w:t xml:space="preserve">od of </w:t>
       </w:r>
       <w:r>
         <w:rPr>

--- a/EXPORTS/DOCX/published/niveau3/English/KunsthandelVanLier.docx
+++ b/EXPORTS/DOCX/published/niveau3/English/KunsthandelVanLier.docx
@@ -246,13 +246,107 @@
       </w:r>
       <w:r>
         <w:rPr>
+          <w:u w:val="single" w:color="0000ff"/>
           <w:rFonts w:ascii="Charis SIL Regular" w:hAnsi="Charis SIL Regular" w:eastAsia="Charis SIL Regular"/>
           <w:b w:val="0"/>
           <w:i w:val="0"/>
           <w:color w:val="000000"/>
           <w:sz w:val="24"/>
         </w:rPr>
-        <w:t xml:space="preserve">years later. In the early years, </w:t>
+        <w:hyperlink r:id="rId9" w:history="1">
+          <w:r>
+            <w:rPr>
+              <w:rStyle w:val="Hyperlink"/>
+            </w:rPr>
+            <w:t>years</w:t>
+          </w:r>
+        </w:hyperlink>
+      </w:r>
+      <w:r>
+        <w:rPr>
+          <w:u w:val="single" w:color="0000ff"/>
+          <w:rFonts w:ascii="Charis SIL Regular" w:hAnsi="Charis SIL Regular" w:eastAsia="Charis SIL Regular"/>
+          <w:b w:val="0"/>
+          <w:i w:val="0"/>
+          <w:color w:val="000000"/>
+          <w:sz w:val="24"/>
+        </w:rPr>
+        <w:t xml:space="preserve"> </w:t>
+      </w:r>
+      <w:r>
+        <w:rPr>
+          <w:u w:val="single" w:color="0000ff"/>
+          <w:rFonts w:ascii="Charis SIL Regular" w:hAnsi="Charis SIL Regular" w:eastAsia="Charis SIL Regular"/>
+          <w:b w:val="0"/>
+          <w:i w:val="0"/>
+          <w:color w:val="000000"/>
+          <w:sz w:val="24"/>
+        </w:rPr>
+        <w:hyperlink r:id="rId9" w:history="1">
+          <w:r>
+            <w:rPr>
+              <w:rStyle w:val="Hyperlink"/>
+            </w:rPr>
+            <w:t>late</w:t>
+          </w:r>
+        </w:hyperlink>
+      </w:r>
+      <w:r>
+        <w:rPr>
+          <w:u w:val="single" w:color="0000ff"/>
+          <w:rFonts w:ascii="Charis SIL Regular" w:hAnsi="Charis SIL Regular" w:eastAsia="Charis SIL Regular"/>
+          <w:b w:val="0"/>
+          <w:i w:val="0"/>
+          <w:color w:val="000000"/>
+          <w:sz w:val="24"/>
+        </w:rPr>
+        <w:hyperlink r:id="rId9" w:history="1">
+          <w:r>
+            <w:rPr>
+              <w:rStyle w:val="Hyperlink"/>
+            </w:rPr>
+            <w:t>r</w:t>
+          </w:r>
+        </w:hyperlink>
+      </w:r>
+      <w:r>
+        <w:rPr>
+          <w:u w:val="single" w:color="0000ff"/>
+          <w:rFonts w:ascii="Charis SIL Regular" w:hAnsi="Charis SIL Regular" w:eastAsia="Charis SIL Regular"/>
+          <w:b w:val="0"/>
+          <w:i w:val="0"/>
+          <w:color w:val="000000"/>
+          <w:sz w:val="24"/>
+        </w:rPr>
+        <w:hyperlink r:id="rId9" w:history="1">
+          <w:r>
+            <w:rPr>
+              <w:rStyle w:val="Hyperlink"/>
+            </w:rPr>
+            <w:t>. In</w:t>
+          </w:r>
+        </w:hyperlink>
+      </w:r>
+      <w:r>
+        <w:rPr>
+          <w:u w:val="single" w:color="0000ff"/>
+          <w:rFonts w:ascii="Charis SIL Regular" w:hAnsi="Charis SIL Regular" w:eastAsia="Charis SIL Regular"/>
+          <w:b w:val="0"/>
+          <w:i w:val="0"/>
+          <w:color w:val="000000"/>
+          <w:sz w:val="24"/>
+        </w:rPr>
+        <w:t xml:space="preserve"> </w:t>
+      </w:r>
+      <w:r>
+        <w:rPr>
+          <w:rFonts w:ascii="Charis SIL Regular" w:hAnsi="Charis SIL Regular" w:eastAsia="Charis SIL Regular"/>
+          <w:b w:val="0"/>
+          <w:i w:val="0"/>
+          <w:color w:val="000000"/>
+          <w:sz w:val="24"/>
+        </w:rPr>
+        <w:t xml:space="preserve">the early years, </w:t>
       </w:r>
       <w:r>
         <w:rPr>
@@ -319,7 +413,6 @@
           <w:i w:val="0"/>
           <w:color w:val="0000FF"/>
           <w:sz w:val="24"/>
-          <w:u w:val="single"/>
         </w:rPr>
         <w:hyperlink r:id="rId11" w:history="1">
           <w:r>
@@ -480,7 +573,92 @@
           <w:color w:val="000000"/>
           <w:sz w:val="24"/>
         </w:rPr>
-        <w:t xml:space="preserve">However, Van Lier also became fascinated with </w:t>
+        <w:t>However, Van Lier also becam</w:t>
+      </w:r>
+      <w:r>
+        <w:rPr>
+          <w:rFonts w:ascii="Charis SIL Regular" w:hAnsi="Charis SIL Regular" w:eastAsia="Charis SIL Regular"/>
+          <w:b w:val="0"/>
+          <w:i w:val="0"/>
+          <w:color w:val="000000"/>
+          <w:sz w:val="24"/>
+        </w:rPr>
+        <w:hyperlink r:id="rId11" w:history="1">
+          <w:r>
+            <w:rPr>
+              <w:rStyle w:val="Hyperlink"/>
+            </w:rPr>
+            <w:t>e fascinat</w:t>
+          </w:r>
+        </w:hyperlink>
+      </w:r>
+      <w:r>
+        <w:rPr>
+          <w:rFonts w:ascii="Charis SIL Regular" w:hAnsi="Charis SIL Regular" w:eastAsia="Charis SIL Regular"/>
+          <w:b w:val="0"/>
+          <w:i w:val="0"/>
+          <w:color w:val="000000"/>
+          <w:sz w:val="24"/>
+        </w:rPr>
+        <w:hyperlink r:id="rId11" w:history="1">
+          <w:r>
+            <w:rPr>
+              <w:rStyle w:val="Hyperlink"/>
+            </w:rPr>
+            <w:t>e</w:t>
+          </w:r>
+        </w:hyperlink>
+      </w:r>
+      <w:r>
+        <w:rPr>
+          <w:rFonts w:ascii="Charis SIL Regular" w:hAnsi="Charis SIL Regular" w:eastAsia="Charis SIL Regular"/>
+          <w:b w:val="0"/>
+          <w:i w:val="0"/>
+          <w:color w:val="000000"/>
+          <w:sz w:val="24"/>
+        </w:rPr>
+        <w:hyperlink r:id="rId11" w:history="1">
+          <w:r>
+            <w:rPr>
+              <w:rStyle w:val="Hyperlink"/>
+            </w:rPr>
+            <w:t>d w</w:t>
+          </w:r>
+        </w:hyperlink>
+      </w:r>
+      <w:r>
+        <w:rPr>
+          <w:rFonts w:ascii="Charis SIL Regular" w:hAnsi="Charis SIL Regular" w:eastAsia="Charis SIL Regular"/>
+          <w:b w:val="0"/>
+          <w:i w:val="0"/>
+          <w:color w:val="000000"/>
+          <w:sz w:val="24"/>
+        </w:rPr>
+        <w:hyperlink r:id="rId11" w:history="1">
+          <w:r>
+            <w:rPr>
+              <w:rStyle w:val="Hyperlink"/>
+            </w:rPr>
+            <w:t>i</w:t>
+          </w:r>
+        </w:hyperlink>
+      </w:r>
+      <w:r>
+        <w:rPr>
+          <w:rFonts w:ascii="Charis SIL Regular" w:hAnsi="Charis SIL Regular" w:eastAsia="Charis SIL Regular"/>
+          <w:b w:val="0"/>
+          <w:i w:val="0"/>
+          <w:color w:val="000000"/>
+          <w:sz w:val="24"/>
+        </w:rPr>
+        <w:hyperlink r:id="rId11" w:history="1">
+          <w:r>
+            <w:rPr>
+              <w:rStyle w:val="Hyperlink"/>
+            </w:rPr>
+            <w:t xml:space="preserve">th </w:t>
+          </w:r>
+        </w:hyperlink>
       </w:r>
       <w:r>
         <w:rPr>
@@ -491,7 +669,7 @@
           <w:sz w:val="24"/>
           <w:u w:val="single"/>
         </w:rPr>
-        <w:hyperlink r:id="rId13" w:history="1">
+        <w:hyperlink r:id="rId11" w:history="1">
           <w:r>
             <w:rPr>
               <w:rStyle w:val="Hyperlink"/>
@@ -585,7 +763,7 @@
           <w:sz w:val="24"/>
           <w:u w:val="single"/>
         </w:rPr>
-        <w:hyperlink r:id="rId13" w:history="1">
+        <w:hyperlink r:id="rId12" w:history="1">
           <w:r>
             <w:rPr>
               <w:rStyle w:val="Hyperlink"/>
@@ -614,7 +792,7 @@
           <w:sz w:val="24"/>
           <w:u w:val="single"/>
         </w:rPr>
-        <w:hyperlink r:id="rId13" w:history="1">
+        <w:hyperlink r:id="rId12" w:history="1">
           <w:r>
             <w:rPr>
               <w:rStyle w:val="Hyperlink"/>
@@ -918,7 +1096,7 @@
           <w:sz w:val="24"/>
           <w:u w:val="single"/>
         </w:rPr>
-        <w:hyperlink r:id="rId15" w:history="1">
+        <w:hyperlink r:id="rId14" w:history="1">
           <w:r>
             <w:rPr>
               <w:rStyle w:val="Hyperlink"/>
@@ -1921,6 +2099,7 @@
           <w:i w:val="0"/>
           <w:color w:val="0000FF"/>
           <w:sz w:val="24"/>
+          <w:u w:val="single"/>
         </w:rPr>
         <w:hyperlink r:id="rId24" w:history="1">
           <w:r>
@@ -2923,7 +3102,32 @@
           <w:color w:val="000000"/>
           <w:sz w:val="24"/>
         </w:rPr>
-        <w:t xml:space="preserve">od of </w:t>
+        <w:hyperlink r:id="rId30" w:history="1">
+          <w:r>
+            <w:rPr>
+              <w:rStyle w:val="Hyperlink"/>
+            </w:rPr>
+            <w:t>od o</w:t>
+          </w:r>
+        </w:hyperlink>
+      </w:r>
+      <w:r>
+        <w:rPr>
+          <w:u w:val="single" w:color="0000ff"/>
+          <w:rFonts w:ascii="Charis SIL Regular" w:hAnsi="Charis SIL Regular" w:eastAsia="Charis SIL Regular"/>
+          <w:b w:val="0"/>
+          <w:i w:val="0"/>
+          <w:color w:val="000000"/>
+          <w:sz w:val="24"/>
+        </w:rPr>
+        <w:hyperlink r:id="rId30" w:history="1">
+          <w:r>
+            <w:rPr>
+              <w:rStyle w:val="Hyperlink"/>
+            </w:rPr>
+            <w:t xml:space="preserve">f </w:t>
+          </w:r>
+        </w:hyperlink>
       </w:r>
       <w:r>
         <w:rPr>
@@ -4341,7 +4545,7 @@
           <w:sz w:val="24"/>
           <w:u w:val="single"/>
         </w:rPr>
-        <w:hyperlink r:id="rId38" w:history="1">
+        <w:hyperlink r:id="rId37" w:history="1">
           <w:r>
             <w:rPr>
               <w:rStyle w:val="Hyperlink"/>
@@ -4359,7 +4563,7 @@
           <w:sz w:val="24"/>
           <w:u w:val="single"/>
         </w:rPr>
-        <w:hyperlink r:id="rId38" w:history="1">
+        <w:hyperlink r:id="rId37" w:history="1">
           <w:r>
             <w:rPr>
               <w:rStyle w:val="Hyperlink"/>

--- a/EXPORTS/DOCX/published/niveau3/English/KunsthandelVanLier.docx
+++ b/EXPORTS/DOCX/published/niveau3/English/KunsthandelVanLier.docx
@@ -1404,7 +1404,7 @@
           <w:sz w:val="24"/>
           <w:u w:val="single"/>
         </w:rPr>
-        <w:hyperlink r:id="rId13" w:history="1">
+        <w:hyperlink r:id="rId17" w:history="1">
           <w:r>
             <w:rPr>
               <w:rStyle w:val="Hyperlink"/>
@@ -1422,7 +1422,7 @@
           <w:sz w:val="24"/>
           <w:u w:val="single"/>
         </w:rPr>
-        <w:hyperlink r:id="rId13" w:history="1">
+        <w:hyperlink r:id="rId17" w:history="1">
           <w:r>
             <w:rPr>
               <w:rStyle w:val="Hyperlink"/>
@@ -3037,97 +3037,7 @@
           <w:color w:val="000000"/>
           <w:sz w:val="24"/>
         </w:rPr>
-        <w:t>are a number of records fro</w:t>
-      </w:r>
-      <w:r>
-        <w:rPr>
-          <w:u w:val="single" w:color="0000ff"/>
-          <w:rFonts w:ascii="Charis SIL Regular" w:hAnsi="Charis SIL Regular" w:eastAsia="Charis SIL Regular"/>
-          <w:b w:val="0"/>
-          <w:i w:val="0"/>
-          <w:color w:val="000000"/>
-          <w:sz w:val="24"/>
-        </w:rPr>
-        <w:hyperlink r:id="rId30" w:history="1">
-          <w:r>
-            <w:rPr>
-              <w:rStyle w:val="Hyperlink"/>
-            </w:rPr>
-            <w:t>m the</w:t>
-          </w:r>
-        </w:hyperlink>
-      </w:r>
-      <w:r>
-        <w:rPr>
-          <w:u w:val="single" w:color="0000ff"/>
-          <w:rFonts w:ascii="Charis SIL Regular" w:hAnsi="Charis SIL Regular" w:eastAsia="Charis SIL Regular"/>
-          <w:b w:val="0"/>
-          <w:i w:val="0"/>
-          <w:color w:val="000000"/>
-          <w:sz w:val="24"/>
-        </w:rPr>
-        <w:hyperlink r:id="rId30" w:history="1">
-          <w:r>
-            <w:rPr>
-              <w:rStyle w:val="Hyperlink"/>
-            </w:rPr>
-            <w:t xml:space="preserve"> per</w:t>
-          </w:r>
-        </w:hyperlink>
-      </w:r>
-      <w:r>
-        <w:rPr>
-          <w:u w:val="single" w:color="0000ff"/>
-          <w:rFonts w:ascii="Charis SIL Regular" w:hAnsi="Charis SIL Regular" w:eastAsia="Charis SIL Regular"/>
-          <w:b w:val="0"/>
-          <w:i w:val="0"/>
-          <w:color w:val="000000"/>
-          <w:sz w:val="24"/>
-        </w:rPr>
-        <w:hyperlink r:id="rId30" w:history="1">
-          <w:r>
-            <w:rPr>
-              <w:rStyle w:val="Hyperlink"/>
-            </w:rPr>
-            <w:t>i</w:t>
-          </w:r>
-        </w:hyperlink>
-      </w:r>
-      <w:r>
-        <w:rPr>
-          <w:u w:val="single" w:color="0000ff"/>
-          <w:rFonts w:ascii="Charis SIL Regular" w:hAnsi="Charis SIL Regular" w:eastAsia="Charis SIL Regular"/>
-          <w:b w:val="0"/>
-          <w:i w:val="0"/>
-          <w:color w:val="000000"/>
-          <w:sz w:val="24"/>
-        </w:rPr>
-        <w:hyperlink r:id="rId30" w:history="1">
-          <w:r>
-            <w:rPr>
-              <w:rStyle w:val="Hyperlink"/>
-            </w:rPr>
-            <w:t>od o</w:t>
-          </w:r>
-        </w:hyperlink>
-      </w:r>
-      <w:r>
-        <w:rPr>
-          <w:u w:val="single" w:color="0000ff"/>
-          <w:rFonts w:ascii="Charis SIL Regular" w:hAnsi="Charis SIL Regular" w:eastAsia="Charis SIL Regular"/>
-          <w:b w:val="0"/>
-          <w:i w:val="0"/>
-          <w:color w:val="000000"/>
-          <w:sz w:val="24"/>
-        </w:rPr>
-        <w:hyperlink r:id="rId30" w:history="1">
-          <w:r>
-            <w:rPr>
-              <w:rStyle w:val="Hyperlink"/>
-            </w:rPr>
-            <w:t xml:space="preserve">f </w:t>
-          </w:r>
-        </w:hyperlink>
+        <w:t xml:space="preserve">are a number of records from the period of </w:t>
       </w:r>
       <w:r>
         <w:rPr>
@@ -4545,7 +4455,7 @@
           <w:sz w:val="24"/>
           <w:u w:val="single"/>
         </w:rPr>
-        <w:hyperlink r:id="rId37" w:history="1">
+        <w:hyperlink r:id="rId38" w:history="1">
           <w:r>
             <w:rPr>
               <w:rStyle w:val="Hyperlink"/>
@@ -4563,7 +4473,7 @@
           <w:sz w:val="24"/>
           <w:u w:val="single"/>
         </w:rPr>
-        <w:hyperlink r:id="rId37" w:history="1">
+        <w:hyperlink r:id="rId38" w:history="1">
           <w:r>
             <w:rPr>
               <w:rStyle w:val="Hyperlink"/>

--- a/EXPORTS/DOCX/published/niveau3/English/KunsthandelVanLier.docx
+++ b/EXPORTS/DOCX/published/niveau3/English/KunsthandelVanLier.docx
@@ -443,31 +443,13 @@
       </w:r>
       <w:r>
         <w:rPr>
-          <w:u w:val="single" w:color="0000ff"/>
           <w:rFonts w:ascii="Charis SIL Regular" w:hAnsi="Charis SIL Regular" w:eastAsia="Charis SIL Regular"/>
           <w:b w:val="0"/>
           <w:i w:val="0"/>
           <w:color w:val="000000"/>
           <w:sz w:val="24"/>
         </w:rPr>
-        <w:hyperlink r:id="rId10" w:history="1">
-          <w:r>
-            <w:rPr>
-              <w:rStyle w:val="Hyperlink"/>
-            </w:rPr>
-            <w:t xml:space="preserve"> pri</w:t>
-          </w:r>
-        </w:hyperlink>
-      </w:r>
-      <w:r>
-        <w:rPr>
-          <w:rFonts w:ascii="Charis SIL Regular" w:hAnsi="Charis SIL Regular" w:eastAsia="Charis SIL Regular"/>
-          <w:b w:val="0"/>
-          <w:i w:val="0"/>
-          <w:color w:val="000000"/>
-          <w:sz w:val="24"/>
-        </w:rPr>
-        <w:t xml:space="preserve">marily dealt in </w:t>
+        <w:t xml:space="preserve"> primarily dealt in </w:t>
       </w:r>
       <w:r>
         <w:rPr>
@@ -763,7 +745,7 @@
           <w:sz w:val="24"/>
           <w:u w:val="single"/>
         </w:rPr>
-        <w:hyperlink r:id="rId12" w:history="1">
+        <w:hyperlink r:id="rId13" w:history="1">
           <w:r>
             <w:rPr>
               <w:rStyle w:val="Hyperlink"/>
@@ -928,25 +910,7 @@
           <w:sz w:val="24"/>
           <w:u w:val="single"/>
         </w:rPr>
-        <w:hyperlink r:id="rId13" w:history="1">
-          <w:r>
-            <w:rPr>
-              <w:rStyle w:val="Hyperlink"/>
-            </w:rPr>
-            <w:t>Gemeente</w:t>
-          </w:r>
-        </w:hyperlink>
-      </w:r>
-      <w:r>
-        <w:rPr>
-          <w:rFonts w:ascii="Charis SIL Regular" w:hAnsi="Charis SIL Regular" w:eastAsia="Charis SIL Regular"/>
-          <w:b w:val="0"/>
-          <w:i w:val="0"/>
-          <w:color w:val="0000FF"/>
-          <w:sz w:val="24"/>
-          <w:u w:val="single"/>
-        </w:rPr>
-        <w:t>m</w:t>
+        <w:t>Gemeentem</w:t>
       </w:r>
       <w:r>
         <w:rPr>
@@ -1096,7 +1060,7 @@
           <w:sz w:val="24"/>
           <w:u w:val="single"/>
         </w:rPr>
-        <w:hyperlink r:id="rId14" w:history="1">
+        <w:hyperlink r:id="rId15" w:history="1">
           <w:r>
             <w:rPr>
               <w:rStyle w:val="Hyperlink"/>
@@ -1404,7 +1368,7 @@
           <w:sz w:val="24"/>
           <w:u w:val="single"/>
         </w:rPr>
-        <w:hyperlink r:id="rId17" w:history="1">
+        <w:hyperlink r:id="rId13" w:history="1">
           <w:r>
             <w:rPr>
               <w:rStyle w:val="Hyperlink"/>
@@ -1422,7 +1386,7 @@
           <w:sz w:val="24"/>
           <w:u w:val="single"/>
         </w:rPr>
-        <w:hyperlink r:id="rId17" w:history="1">
+        <w:hyperlink r:id="rId13" w:history="1">
           <w:r>
             <w:rPr>
               <w:rStyle w:val="Hyperlink"/>
@@ -2099,7 +2063,6 @@
           <w:i w:val="0"/>
           <w:color w:val="0000FF"/>
           <w:sz w:val="24"/>
-          <w:u w:val="single"/>
         </w:rPr>
         <w:hyperlink r:id="rId24" w:history="1">
           <w:r>
@@ -2159,21 +2122,13 @@
       </w:r>
       <w:r>
         <w:rPr>
-          <w:u w:val="single" w:color="0000ff"/>
           <w:rFonts w:ascii="Charis SIL Regular" w:hAnsi="Charis SIL Regular" w:eastAsia="Charis SIL Regular"/>
           <w:b w:val="0"/>
           <w:i w:val="0"/>
           <w:color w:val="000000"/>
           <w:sz w:val="24"/>
         </w:rPr>
-        <w:hyperlink r:id="rId23" w:history="1">
-          <w:r>
-            <w:rPr>
-              <w:rStyle w:val="Hyperlink"/>
-            </w:rPr>
-            <w:t xml:space="preserve">, </w:t>
-          </w:r>
-        </w:hyperlink>
+        <w:t xml:space="preserve">, </w:t>
       </w:r>
       <w:r>
         <w:rPr>
@@ -3037,7 +2992,90 @@
           <w:color w:val="000000"/>
           <w:sz w:val="24"/>
         </w:rPr>
-        <w:t xml:space="preserve">are a number of records from the period of </w:t>
+        <w:t>are a number of records fro</w:t>
+      </w:r>
+      <w:r>
+        <w:rPr>
+          <w:u w:val="single" w:color="0000ff"/>
+          <w:rFonts w:ascii="Charis SIL Regular" w:hAnsi="Charis SIL Regular" w:eastAsia="Charis SIL Regular"/>
+          <w:b w:val="0"/>
+          <w:i w:val="0"/>
+          <w:color w:val="000000"/>
+          <w:sz w:val="24"/>
+        </w:rPr>
+        <w:hyperlink r:id="rId30" w:history="1">
+          <w:r>
+            <w:rPr>
+              <w:rStyle w:val="Hyperlink"/>
+            </w:rPr>
+            <w:t>m the</w:t>
+          </w:r>
+        </w:hyperlink>
+      </w:r>
+      <w:r>
+        <w:rPr>
+          <w:u w:val="single" w:color="0000ff"/>
+          <w:rFonts w:ascii="Charis SIL Regular" w:hAnsi="Charis SIL Regular" w:eastAsia="Charis SIL Regular"/>
+          <w:b w:val="0"/>
+          <w:i w:val="0"/>
+          <w:color w:val="000000"/>
+          <w:sz w:val="24"/>
+        </w:rPr>
+        <w:hyperlink r:id="rId30" w:history="1">
+          <w:r>
+            <w:rPr>
+              <w:rStyle w:val="Hyperlink"/>
+            </w:rPr>
+            <w:t xml:space="preserve"> per</w:t>
+          </w:r>
+        </w:hyperlink>
+      </w:r>
+      <w:r>
+        <w:rPr>
+          <w:u w:val="single" w:color="0000ff"/>
+          <w:rFonts w:ascii="Charis SIL Regular" w:hAnsi="Charis SIL Regular" w:eastAsia="Charis SIL Regular"/>
+          <w:b w:val="0"/>
+          <w:i w:val="0"/>
+          <w:color w:val="000000"/>
+          <w:sz w:val="24"/>
+        </w:rPr>
+        <w:hyperlink r:id="rId30" w:history="1">
+          <w:r>
+            <w:rPr>
+              <w:rStyle w:val="Hyperlink"/>
+            </w:rPr>
+            <w:t>i</w:t>
+          </w:r>
+        </w:hyperlink>
+      </w:r>
+      <w:r>
+        <w:rPr>
+          <w:u w:val="single" w:color="0000ff"/>
+          <w:rFonts w:ascii="Charis SIL Regular" w:hAnsi="Charis SIL Regular" w:eastAsia="Charis SIL Regular"/>
+          <w:b w:val="0"/>
+          <w:i w:val="0"/>
+          <w:color w:val="000000"/>
+          <w:sz w:val="24"/>
+        </w:rPr>
+        <w:t>od o</w:t>
+      </w:r>
+      <w:r>
+        <w:rPr>
+          <w:u w:val="single" w:color="0000ff"/>
+          <w:rFonts w:ascii="Charis SIL Regular" w:hAnsi="Charis SIL Regular" w:eastAsia="Charis SIL Regular"/>
+          <w:b w:val="0"/>
+          <w:i w:val="0"/>
+          <w:color w:val="000000"/>
+          <w:sz w:val="24"/>
+        </w:rPr>
+        <w:hyperlink r:id="rId30" w:history="1">
+          <w:r>
+            <w:rPr>
+              <w:rStyle w:val="Hyperlink"/>
+            </w:rPr>
+            <w:t xml:space="preserve">f </w:t>
+          </w:r>
+        </w:hyperlink>
       </w:r>
       <w:r>
         <w:rPr>
@@ -3214,7 +3252,7 @@
           <w:sz w:val="24"/>
           <w:u w:val="single"/>
         </w:rPr>
-        <w:hyperlink r:id="rId30" w:history="1">
+        <w:hyperlink r:id="rId31" w:history="1">
           <w:r>
             <w:rPr>
               <w:rStyle w:val="Hyperlink"/>
@@ -4455,7 +4493,7 @@
           <w:sz w:val="24"/>
           <w:u w:val="single"/>
         </w:rPr>
-        <w:hyperlink r:id="rId38" w:history="1">
+        <w:hyperlink r:id="rId37" w:history="1">
           <w:r>
             <w:rPr>
               <w:rStyle w:val="Hyperlink"/>
@@ -4473,7 +4511,7 @@
           <w:sz w:val="24"/>
           <w:u w:val="single"/>
         </w:rPr>
-        <w:hyperlink r:id="rId38" w:history="1">
+        <w:hyperlink r:id="rId37" w:history="1">
           <w:r>
             <w:rPr>
               <w:rStyle w:val="Hyperlink"/>

--- a/EXPORTS/DOCX/published/niveau3/English/KunsthandelVanLier.docx
+++ b/EXPORTS/DOCX/published/niveau3/English/KunsthandelVanLier.docx
@@ -246,107 +246,13 @@
       </w:r>
       <w:r>
         <w:rPr>
-          <w:u w:val="single" w:color="0000ff"/>
           <w:rFonts w:ascii="Charis SIL Regular" w:hAnsi="Charis SIL Regular" w:eastAsia="Charis SIL Regular"/>
           <w:b w:val="0"/>
           <w:i w:val="0"/>
           <w:color w:val="000000"/>
           <w:sz w:val="24"/>
         </w:rPr>
-        <w:hyperlink r:id="rId9" w:history="1">
-          <w:r>
-            <w:rPr>
-              <w:rStyle w:val="Hyperlink"/>
-            </w:rPr>
-            <w:t>years</w:t>
-          </w:r>
-        </w:hyperlink>
-      </w:r>
-      <w:r>
-        <w:rPr>
-          <w:u w:val="single" w:color="0000ff"/>
-          <w:rFonts w:ascii="Charis SIL Regular" w:hAnsi="Charis SIL Regular" w:eastAsia="Charis SIL Regular"/>
-          <w:b w:val="0"/>
-          <w:i w:val="0"/>
-          <w:color w:val="000000"/>
-          <w:sz w:val="24"/>
-        </w:rPr>
-        <w:t xml:space="preserve"> </w:t>
-      </w:r>
-      <w:r>
-        <w:rPr>
-          <w:u w:val="single" w:color="0000ff"/>
-          <w:rFonts w:ascii="Charis SIL Regular" w:hAnsi="Charis SIL Regular" w:eastAsia="Charis SIL Regular"/>
-          <w:b w:val="0"/>
-          <w:i w:val="0"/>
-          <w:color w:val="000000"/>
-          <w:sz w:val="24"/>
-        </w:rPr>
-        <w:hyperlink r:id="rId9" w:history="1">
-          <w:r>
-            <w:rPr>
-              <w:rStyle w:val="Hyperlink"/>
-            </w:rPr>
-            <w:t>late</w:t>
-          </w:r>
-        </w:hyperlink>
-      </w:r>
-      <w:r>
-        <w:rPr>
-          <w:u w:val="single" w:color="0000ff"/>
-          <w:rFonts w:ascii="Charis SIL Regular" w:hAnsi="Charis SIL Regular" w:eastAsia="Charis SIL Regular"/>
-          <w:b w:val="0"/>
-          <w:i w:val="0"/>
-          <w:color w:val="000000"/>
-          <w:sz w:val="24"/>
-        </w:rPr>
-        <w:hyperlink r:id="rId9" w:history="1">
-          <w:r>
-            <w:rPr>
-              <w:rStyle w:val="Hyperlink"/>
-            </w:rPr>
-            <w:t>r</w:t>
-          </w:r>
-        </w:hyperlink>
-      </w:r>
-      <w:r>
-        <w:rPr>
-          <w:u w:val="single" w:color="0000ff"/>
-          <w:rFonts w:ascii="Charis SIL Regular" w:hAnsi="Charis SIL Regular" w:eastAsia="Charis SIL Regular"/>
-          <w:b w:val="0"/>
-          <w:i w:val="0"/>
-          <w:color w:val="000000"/>
-          <w:sz w:val="24"/>
-        </w:rPr>
-        <w:hyperlink r:id="rId9" w:history="1">
-          <w:r>
-            <w:rPr>
-              <w:rStyle w:val="Hyperlink"/>
-            </w:rPr>
-            <w:t>. In</w:t>
-          </w:r>
-        </w:hyperlink>
-      </w:r>
-      <w:r>
-        <w:rPr>
-          <w:u w:val="single" w:color="0000ff"/>
-          <w:rFonts w:ascii="Charis SIL Regular" w:hAnsi="Charis SIL Regular" w:eastAsia="Charis SIL Regular"/>
-          <w:b w:val="0"/>
-          <w:i w:val="0"/>
-          <w:color w:val="000000"/>
-          <w:sz w:val="24"/>
-        </w:rPr>
-        <w:t xml:space="preserve"> </w:t>
-      </w:r>
-      <w:r>
-        <w:rPr>
-          <w:rFonts w:ascii="Charis SIL Regular" w:hAnsi="Charis SIL Regular" w:eastAsia="Charis SIL Regular"/>
-          <w:b w:val="0"/>
-          <w:i w:val="0"/>
-          <w:color w:val="000000"/>
-          <w:sz w:val="24"/>
-        </w:rPr>
-        <w:t xml:space="preserve">the early years, </w:t>
+        <w:t xml:space="preserve">years later. In the early years, </w:t>
       </w:r>
       <w:r>
         <w:rPr>
@@ -413,6 +319,7 @@
           <w:i w:val="0"/>
           <w:color w:val="0000FF"/>
           <w:sz w:val="24"/>
+          <w:u w:val="single"/>
         </w:rPr>
         <w:hyperlink r:id="rId11" w:history="1">
           <w:r>
@@ -443,13 +350,31 @@
       </w:r>
       <w:r>
         <w:rPr>
+          <w:u w:val="single" w:color="0000ff"/>
           <w:rFonts w:ascii="Charis SIL Regular" w:hAnsi="Charis SIL Regular" w:eastAsia="Charis SIL Regular"/>
           <w:b w:val="0"/>
           <w:i w:val="0"/>
           <w:color w:val="000000"/>
           <w:sz w:val="24"/>
         </w:rPr>
-        <w:t xml:space="preserve"> primarily dealt in </w:t>
+        <w:hyperlink r:id="rId10" w:history="1">
+          <w:r>
+            <w:rPr>
+              <w:rStyle w:val="Hyperlink"/>
+            </w:rPr>
+            <w:t xml:space="preserve"> pri</w:t>
+          </w:r>
+        </w:hyperlink>
+      </w:r>
+      <w:r>
+        <w:rPr>
+          <w:rFonts w:ascii="Charis SIL Regular" w:hAnsi="Charis SIL Regular" w:eastAsia="Charis SIL Regular"/>
+          <w:b w:val="0"/>
+          <w:i w:val="0"/>
+          <w:color w:val="000000"/>
+          <w:sz w:val="24"/>
+        </w:rPr>
+        <w:t xml:space="preserve">marily dealt in </w:t>
       </w:r>
       <w:r>
         <w:rPr>
@@ -745,7 +670,7 @@
           <w:sz w:val="24"/>
           <w:u w:val="single"/>
         </w:rPr>
-        <w:hyperlink r:id="rId13" w:history="1">
+        <w:hyperlink r:id="rId12" w:history="1">
           <w:r>
             <w:rPr>
               <w:rStyle w:val="Hyperlink"/>
@@ -910,7 +835,25 @@
           <w:sz w:val="24"/>
           <w:u w:val="single"/>
         </w:rPr>
-        <w:t>Gemeentem</w:t>
+        <w:hyperlink r:id="rId13" w:history="1">
+          <w:r>
+            <w:rPr>
+              <w:rStyle w:val="Hyperlink"/>
+            </w:rPr>
+            <w:t>Gemeente</w:t>
+          </w:r>
+        </w:hyperlink>
+      </w:r>
+      <w:r>
+        <w:rPr>
+          <w:rFonts w:ascii="Charis SIL Regular" w:hAnsi="Charis SIL Regular" w:eastAsia="Charis SIL Regular"/>
+          <w:b w:val="0"/>
+          <w:i w:val="0"/>
+          <w:color w:val="0000FF"/>
+          <w:sz w:val="24"/>
+          <w:u w:val="single"/>
+        </w:rPr>
+        <w:t>m</w:t>
       </w:r>
       <w:r>
         <w:rPr>
@@ -1060,7 +1003,7 @@
           <w:sz w:val="24"/>
           <w:u w:val="single"/>
         </w:rPr>
-        <w:hyperlink r:id="rId15" w:history="1">
+        <w:hyperlink r:id="rId14" w:history="1">
           <w:r>
             <w:rPr>
               <w:rStyle w:val="Hyperlink"/>
@@ -2063,6 +2006,7 @@
           <w:i w:val="0"/>
           <w:color w:val="0000FF"/>
           <w:sz w:val="24"/>
+          <w:u w:val="single"/>
         </w:rPr>
         <w:hyperlink r:id="rId24" w:history="1">
           <w:r>
@@ -2082,7 +2026,7 @@
           <w:sz w:val="24"/>
           <w:u w:val="single"/>
         </w:rPr>
-        <w:hyperlink r:id="rId23" w:history="1">
+        <w:hyperlink r:id="rId24" w:history="1">
           <w:r>
             <w:rPr>
               <w:rStyle w:val="Hyperlink"/>
@@ -2111,7 +2055,7 @@
           <w:sz w:val="24"/>
           <w:u w:val="single"/>
         </w:rPr>
-        <w:hyperlink r:id="rId23" w:history="1">
+        <w:hyperlink r:id="rId24" w:history="1">
           <w:r>
             <w:rPr>
               <w:rStyle w:val="Hyperlink"/>
@@ -2139,7 +2083,7 @@
           <w:sz w:val="24"/>
           <w:u w:val="single"/>
         </w:rPr>
-        <w:hyperlink r:id="rId23" w:history="1">
+        <w:hyperlink r:id="rId25" w:history="1">
           <w:r>
             <w:rPr>
               <w:rStyle w:val="Hyperlink"/>
@@ -3057,7 +3001,14 @@
           <w:color w:val="000000"/>
           <w:sz w:val="24"/>
         </w:rPr>
-        <w:t>od o</w:t>
+        <w:hyperlink r:id="rId30" w:history="1">
+          <w:r>
+            <w:rPr>
+              <w:rStyle w:val="Hyperlink"/>
+            </w:rPr>
+            <w:t>od o</w:t>
+          </w:r>
+        </w:hyperlink>
       </w:r>
       <w:r>
         <w:rPr>
@@ -3252,7 +3203,7 @@
           <w:sz w:val="24"/>
           <w:u w:val="single"/>
         </w:rPr>
-        <w:hyperlink r:id="rId31" w:history="1">
+        <w:hyperlink r:id="rId30" w:history="1">
           <w:r>
             <w:rPr>
               <w:rStyle w:val="Hyperlink"/>
@@ -4493,7 +4444,7 @@
           <w:sz w:val="24"/>
           <w:u w:val="single"/>
         </w:rPr>
-        <w:hyperlink r:id="rId37" w:history="1">
+        <w:hyperlink r:id="rId38" w:history="1">
           <w:r>
             <w:rPr>
               <w:rStyle w:val="Hyperlink"/>

--- a/EXPORTS/DOCX/published/niveau3/English/KunsthandelVanLier.docx
+++ b/EXPORTS/DOCX/published/niveau3/English/KunsthandelVanLier.docx
@@ -480,92 +480,7 @@
           <w:color w:val="000000"/>
           <w:sz w:val="24"/>
         </w:rPr>
-        <w:t>However, Van Lier also becam</w:t>
-      </w:r>
-      <w:r>
-        <w:rPr>
-          <w:rFonts w:ascii="Charis SIL Regular" w:hAnsi="Charis SIL Regular" w:eastAsia="Charis SIL Regular"/>
-          <w:b w:val="0"/>
-          <w:i w:val="0"/>
-          <w:color w:val="000000"/>
-          <w:sz w:val="24"/>
-        </w:rPr>
-        <w:hyperlink r:id="rId11" w:history="1">
-          <w:r>
-            <w:rPr>
-              <w:rStyle w:val="Hyperlink"/>
-            </w:rPr>
-            <w:t>e fascinat</w:t>
-          </w:r>
-        </w:hyperlink>
-      </w:r>
-      <w:r>
-        <w:rPr>
-          <w:rFonts w:ascii="Charis SIL Regular" w:hAnsi="Charis SIL Regular" w:eastAsia="Charis SIL Regular"/>
-          <w:b w:val="0"/>
-          <w:i w:val="0"/>
-          <w:color w:val="000000"/>
-          <w:sz w:val="24"/>
-        </w:rPr>
-        <w:hyperlink r:id="rId11" w:history="1">
-          <w:r>
-            <w:rPr>
-              <w:rStyle w:val="Hyperlink"/>
-            </w:rPr>
-            <w:t>e</w:t>
-          </w:r>
-        </w:hyperlink>
-      </w:r>
-      <w:r>
-        <w:rPr>
-          <w:rFonts w:ascii="Charis SIL Regular" w:hAnsi="Charis SIL Regular" w:eastAsia="Charis SIL Regular"/>
-          <w:b w:val="0"/>
-          <w:i w:val="0"/>
-          <w:color w:val="000000"/>
-          <w:sz w:val="24"/>
-        </w:rPr>
-        <w:hyperlink r:id="rId11" w:history="1">
-          <w:r>
-            <w:rPr>
-              <w:rStyle w:val="Hyperlink"/>
-            </w:rPr>
-            <w:t>d w</w:t>
-          </w:r>
-        </w:hyperlink>
-      </w:r>
-      <w:r>
-        <w:rPr>
-          <w:rFonts w:ascii="Charis SIL Regular" w:hAnsi="Charis SIL Regular" w:eastAsia="Charis SIL Regular"/>
-          <w:b w:val="0"/>
-          <w:i w:val="0"/>
-          <w:color w:val="000000"/>
-          <w:sz w:val="24"/>
-        </w:rPr>
-        <w:hyperlink r:id="rId11" w:history="1">
-          <w:r>
-            <w:rPr>
-              <w:rStyle w:val="Hyperlink"/>
-            </w:rPr>
-            <w:t>i</w:t>
-          </w:r>
-        </w:hyperlink>
-      </w:r>
-      <w:r>
-        <w:rPr>
-          <w:rFonts w:ascii="Charis SIL Regular" w:hAnsi="Charis SIL Regular" w:eastAsia="Charis SIL Regular"/>
-          <w:b w:val="0"/>
-          <w:i w:val="0"/>
-          <w:color w:val="000000"/>
-          <w:sz w:val="24"/>
-        </w:rPr>
-        <w:hyperlink r:id="rId11" w:history="1">
-          <w:r>
-            <w:rPr>
-              <w:rStyle w:val="Hyperlink"/>
-            </w:rPr>
-            <w:t xml:space="preserve">th </w:t>
-          </w:r>
-        </w:hyperlink>
+        <w:t xml:space="preserve">However, Van Lier also became fascinated with </w:t>
       </w:r>
       <w:r>
         <w:rPr>
@@ -1003,7 +918,7 @@
           <w:sz w:val="24"/>
           <w:u w:val="single"/>
         </w:rPr>
-        <w:hyperlink r:id="rId14" w:history="1">
+        <w:hyperlink r:id="rId15" w:history="1">
           <w:r>
             <w:rPr>
               <w:rStyle w:val="Hyperlink"/>
@@ -1032,7 +947,7 @@
           <w:sz w:val="24"/>
           <w:u w:val="single"/>
         </w:rPr>
-        <w:hyperlink r:id="rId14" w:history="1">
+        <w:hyperlink r:id="rId15" w:history="1">
           <w:r>
             <w:rPr>
               <w:rStyle w:val="Hyperlink"/>
@@ -2026,7 +1941,7 @@
           <w:sz w:val="24"/>
           <w:u w:val="single"/>
         </w:rPr>
-        <w:hyperlink r:id="rId24" w:history="1">
+        <w:hyperlink r:id="rId23" w:history="1">
           <w:r>
             <w:rPr>
               <w:rStyle w:val="Hyperlink"/>
@@ -2055,7 +1970,7 @@
           <w:sz w:val="24"/>
           <w:u w:val="single"/>
         </w:rPr>
-        <w:hyperlink r:id="rId24" w:history="1">
+        <w:hyperlink r:id="rId23" w:history="1">
           <w:r>
             <w:rPr>
               <w:rStyle w:val="Hyperlink"/>
@@ -2066,13 +1981,21 @@
       </w:r>
       <w:r>
         <w:rPr>
+          <w:u w:val="single" w:color="0000ff"/>
           <w:rFonts w:ascii="Charis SIL Regular" w:hAnsi="Charis SIL Regular" w:eastAsia="Charis SIL Regular"/>
           <w:b w:val="0"/>
           <w:i w:val="0"/>
           <w:color w:val="000000"/>
           <w:sz w:val="24"/>
         </w:rPr>
-        <w:t xml:space="preserve">, </w:t>
+        <w:hyperlink r:id="rId23" w:history="1">
+          <w:r>
+            <w:rPr>
+              <w:rStyle w:val="Hyperlink"/>
+            </w:rPr>
+            <w:t xml:space="preserve">, </w:t>
+          </w:r>
+        </w:hyperlink>
       </w:r>
       <w:r>
         <w:rPr>
@@ -2083,7 +2006,7 @@
           <w:sz w:val="24"/>
           <w:u w:val="single"/>
         </w:rPr>
-        <w:hyperlink r:id="rId25" w:history="1">
+        <w:hyperlink r:id="rId23" w:history="1">
           <w:r>
             <w:rPr>
               <w:rStyle w:val="Hyperlink"/>
@@ -2936,97 +2859,7 @@
           <w:color w:val="000000"/>
           <w:sz w:val="24"/>
         </w:rPr>
-        <w:t>are a number of records fro</w:t>
-      </w:r>
-      <w:r>
-        <w:rPr>
-          <w:u w:val="single" w:color="0000ff"/>
-          <w:rFonts w:ascii="Charis SIL Regular" w:hAnsi="Charis SIL Regular" w:eastAsia="Charis SIL Regular"/>
-          <w:b w:val="0"/>
-          <w:i w:val="0"/>
-          <w:color w:val="000000"/>
-          <w:sz w:val="24"/>
-        </w:rPr>
-        <w:hyperlink r:id="rId30" w:history="1">
-          <w:r>
-            <w:rPr>
-              <w:rStyle w:val="Hyperlink"/>
-            </w:rPr>
-            <w:t>m the</w:t>
-          </w:r>
-        </w:hyperlink>
-      </w:r>
-      <w:r>
-        <w:rPr>
-          <w:u w:val="single" w:color="0000ff"/>
-          <w:rFonts w:ascii="Charis SIL Regular" w:hAnsi="Charis SIL Regular" w:eastAsia="Charis SIL Regular"/>
-          <w:b w:val="0"/>
-          <w:i w:val="0"/>
-          <w:color w:val="000000"/>
-          <w:sz w:val="24"/>
-        </w:rPr>
-        <w:hyperlink r:id="rId30" w:history="1">
-          <w:r>
-            <w:rPr>
-              <w:rStyle w:val="Hyperlink"/>
-            </w:rPr>
-            <w:t xml:space="preserve"> per</w:t>
-          </w:r>
-        </w:hyperlink>
-      </w:r>
-      <w:r>
-        <w:rPr>
-          <w:u w:val="single" w:color="0000ff"/>
-          <w:rFonts w:ascii="Charis SIL Regular" w:hAnsi="Charis SIL Regular" w:eastAsia="Charis SIL Regular"/>
-          <w:b w:val="0"/>
-          <w:i w:val="0"/>
-          <w:color w:val="000000"/>
-          <w:sz w:val="24"/>
-        </w:rPr>
-        <w:hyperlink r:id="rId30" w:history="1">
-          <w:r>
-            <w:rPr>
-              <w:rStyle w:val="Hyperlink"/>
-            </w:rPr>
-            <w:t>i</w:t>
-          </w:r>
-        </w:hyperlink>
-      </w:r>
-      <w:r>
-        <w:rPr>
-          <w:u w:val="single" w:color="0000ff"/>
-          <w:rFonts w:ascii="Charis SIL Regular" w:hAnsi="Charis SIL Regular" w:eastAsia="Charis SIL Regular"/>
-          <w:b w:val="0"/>
-          <w:i w:val="0"/>
-          <w:color w:val="000000"/>
-          <w:sz w:val="24"/>
-        </w:rPr>
-        <w:hyperlink r:id="rId30" w:history="1">
-          <w:r>
-            <w:rPr>
-              <w:rStyle w:val="Hyperlink"/>
-            </w:rPr>
-            <w:t>od o</w:t>
-          </w:r>
-        </w:hyperlink>
-      </w:r>
-      <w:r>
-        <w:rPr>
-          <w:u w:val="single" w:color="0000ff"/>
-          <w:rFonts w:ascii="Charis SIL Regular" w:hAnsi="Charis SIL Regular" w:eastAsia="Charis SIL Regular"/>
-          <w:b w:val="0"/>
-          <w:i w:val="0"/>
-          <w:color w:val="000000"/>
-          <w:sz w:val="24"/>
-        </w:rPr>
-        <w:hyperlink r:id="rId30" w:history="1">
-          <w:r>
-            <w:rPr>
-              <w:rStyle w:val="Hyperlink"/>
-            </w:rPr>
-            <w:t xml:space="preserve">f </w:t>
-          </w:r>
-        </w:hyperlink>
+        <w:t xml:space="preserve">are a number of records from the period of </w:t>
       </w:r>
       <w:r>
         <w:rPr>
@@ -3138,7 +2971,7 @@
           <w:sz w:val="24"/>
           <w:u w:val="single"/>
         </w:rPr>
-        <w:hyperlink r:id="rId30" w:history="1">
+        <w:hyperlink r:id="rId31" w:history="1">
           <w:r>
             <w:rPr>
               <w:rStyle w:val="Hyperlink"/>
@@ -3156,7 +2989,7 @@
           <w:sz w:val="24"/>
           <w:u w:val="single"/>
         </w:rPr>
-        <w:hyperlink r:id="rId30" w:history="1">
+        <w:hyperlink r:id="rId31" w:history="1">
           <w:r>
             <w:rPr>
               <w:rStyle w:val="Hyperlink"/>
@@ -3174,7 +3007,7 @@
           <w:sz w:val="24"/>
           <w:u w:val="single"/>
         </w:rPr>
-        <w:hyperlink r:id="rId30" w:history="1">
+        <w:hyperlink r:id="rId31" w:history="1">
           <w:r>
             <w:rPr>
               <w:rStyle w:val="Hyperlink"/>
@@ -3203,7 +3036,7 @@
           <w:sz w:val="24"/>
           <w:u w:val="single"/>
         </w:rPr>
-        <w:hyperlink r:id="rId30" w:history="1">
+        <w:hyperlink r:id="rId31" w:history="1">
           <w:r>
             <w:rPr>
               <w:rStyle w:val="Hyperlink"/>
@@ -4444,7 +4277,7 @@
           <w:sz w:val="24"/>
           <w:u w:val="single"/>
         </w:rPr>
-        <w:hyperlink r:id="rId38" w:history="1">
+        <w:hyperlink r:id="rId37" w:history="1">
           <w:r>
             <w:rPr>
               <w:rStyle w:val="Hyperlink"/>

--- a/EXPORTS/DOCX/published/niveau3/English/KunsthandelVanLier.docx
+++ b/EXPORTS/DOCX/published/niveau3/English/KunsthandelVanLier.docx
@@ -339,7 +339,7 @@
           <w:sz w:val="24"/>
           <w:u w:val="single"/>
         </w:rPr>
-        <w:hyperlink r:id="rId10" w:history="1">
+        <w:hyperlink r:id="rId11" w:history="1">
           <w:r>
             <w:rPr>
               <w:rStyle w:val="Hyperlink"/>
@@ -480,7 +480,92 @@
           <w:color w:val="000000"/>
           <w:sz w:val="24"/>
         </w:rPr>
-        <w:t xml:space="preserve">However, Van Lier also became fascinated with </w:t>
+        <w:t>However, Van Lier also becam</w:t>
+      </w:r>
+      <w:r>
+        <w:rPr>
+          <w:rFonts w:ascii="Charis SIL Regular" w:hAnsi="Charis SIL Regular" w:eastAsia="Charis SIL Regular"/>
+          <w:b w:val="0"/>
+          <w:i w:val="0"/>
+          <w:color w:val="000000"/>
+          <w:sz w:val="24"/>
+        </w:rPr>
+        <w:hyperlink r:id="rId11" w:history="1">
+          <w:r>
+            <w:rPr>
+              <w:rStyle w:val="Hyperlink"/>
+            </w:rPr>
+            <w:t>e fascinat</w:t>
+          </w:r>
+        </w:hyperlink>
+      </w:r>
+      <w:r>
+        <w:rPr>
+          <w:rFonts w:ascii="Charis SIL Regular" w:hAnsi="Charis SIL Regular" w:eastAsia="Charis SIL Regular"/>
+          <w:b w:val="0"/>
+          <w:i w:val="0"/>
+          <w:color w:val="000000"/>
+          <w:sz w:val="24"/>
+        </w:rPr>
+        <w:hyperlink r:id="rId11" w:history="1">
+          <w:r>
+            <w:rPr>
+              <w:rStyle w:val="Hyperlink"/>
+            </w:rPr>
+            <w:t>e</w:t>
+          </w:r>
+        </w:hyperlink>
+      </w:r>
+      <w:r>
+        <w:rPr>
+          <w:rFonts w:ascii="Charis SIL Regular" w:hAnsi="Charis SIL Regular" w:eastAsia="Charis SIL Regular"/>
+          <w:b w:val="0"/>
+          <w:i w:val="0"/>
+          <w:color w:val="000000"/>
+          <w:sz w:val="24"/>
+        </w:rPr>
+        <w:hyperlink r:id="rId11" w:history="1">
+          <w:r>
+            <w:rPr>
+              <w:rStyle w:val="Hyperlink"/>
+            </w:rPr>
+            <w:t>d w</w:t>
+          </w:r>
+        </w:hyperlink>
+      </w:r>
+      <w:r>
+        <w:rPr>
+          <w:rFonts w:ascii="Charis SIL Regular" w:hAnsi="Charis SIL Regular" w:eastAsia="Charis SIL Regular"/>
+          <w:b w:val="0"/>
+          <w:i w:val="0"/>
+          <w:color w:val="000000"/>
+          <w:sz w:val="24"/>
+        </w:rPr>
+        <w:hyperlink r:id="rId11" w:history="1">
+          <w:r>
+            <w:rPr>
+              <w:rStyle w:val="Hyperlink"/>
+            </w:rPr>
+            <w:t>i</w:t>
+          </w:r>
+        </w:hyperlink>
+      </w:r>
+      <w:r>
+        <w:rPr>
+          <w:rFonts w:ascii="Charis SIL Regular" w:hAnsi="Charis SIL Regular" w:eastAsia="Charis SIL Regular"/>
+          <w:b w:val="0"/>
+          <w:i w:val="0"/>
+          <w:color w:val="000000"/>
+          <w:sz w:val="24"/>
+        </w:rPr>
+        <w:hyperlink r:id="rId11" w:history="1">
+          <w:r>
+            <w:rPr>
+              <w:rStyle w:val="Hyperlink"/>
+            </w:rPr>
+            <w:t xml:space="preserve">th </w:t>
+          </w:r>
+        </w:hyperlink>
       </w:r>
       <w:r>
         <w:rPr>
@@ -491,7 +576,7 @@
           <w:sz w:val="24"/>
           <w:u w:val="single"/>
         </w:rPr>
-        <w:hyperlink r:id="rId11" w:history="1">
+        <w:hyperlink r:id="rId13" w:history="1">
           <w:r>
             <w:rPr>
               <w:rStyle w:val="Hyperlink"/>
@@ -750,12 +835,12 @@
           <w:sz w:val="24"/>
           <w:u w:val="single"/>
         </w:rPr>
-        <w:hyperlink r:id="rId13" w:history="1">
+        <w:hyperlink r:id="rId14" w:history="1">
           <w:r>
             <w:rPr>
               <w:rStyle w:val="Hyperlink"/>
             </w:rPr>
-            <w:t>Gemeente</w:t>
+            <w:t>Gemeentemuse</w:t>
           </w:r>
         </w:hyperlink>
       </w:r>
@@ -768,36 +853,7 @@
           <w:sz w:val="24"/>
           <w:u w:val="single"/>
         </w:rPr>
-        <w:t>m</w:t>
-      </w:r>
-      <w:r>
-        <w:rPr>
-          <w:rFonts w:ascii="Charis SIL Regular" w:hAnsi="Charis SIL Regular" w:eastAsia="Charis SIL Regular"/>
-          <w:b w:val="0"/>
-          <w:i w:val="0"/>
-          <w:color w:val="0000FF"/>
-          <w:sz w:val="24"/>
-          <w:u w:val="single"/>
-        </w:rPr>
-        <w:hyperlink r:id="rId13" w:history="1">
-          <w:r>
-            <w:rPr>
-              <w:rStyle w:val="Hyperlink"/>
-            </w:rPr>
-            <w:t>use</w:t>
-          </w:r>
-        </w:hyperlink>
-      </w:r>
-      <w:r>
-        <w:rPr>
-          <w:rFonts w:ascii="Charis SIL Regular" w:hAnsi="Charis SIL Regular" w:eastAsia="Charis SIL Regular"/>
-          <w:b w:val="0"/>
-          <w:i w:val="0"/>
-          <w:color w:val="0000FF"/>
-          <w:sz w:val="24"/>
-          <w:u w:val="single"/>
-        </w:rPr>
-        <w:hyperlink r:id="rId13" w:history="1">
+        <w:hyperlink r:id="rId14" w:history="1">
           <w:r>
             <w:rPr>
               <w:rStyle w:val="Hyperlink"/>
@@ -1125,7 +1181,7 @@
           <w:sz w:val="24"/>
           <w:u w:val="single"/>
         </w:rPr>
-        <w:hyperlink r:id="rId15" w:history="1">
+        <w:hyperlink r:id="rId17" w:history="1">
           <w:r>
             <w:rPr>
               <w:rStyle w:val="Hyperlink"/>
@@ -1143,7 +1199,7 @@
           <w:sz w:val="24"/>
           <w:u w:val="single"/>
         </w:rPr>
-        <w:hyperlink r:id="rId15" w:history="1">
+        <w:hyperlink r:id="rId17" w:history="1">
           <w:r>
             <w:rPr>
               <w:rStyle w:val="Hyperlink"/>
@@ -1172,7 +1228,7 @@
           <w:sz w:val="24"/>
           <w:u w:val="single"/>
         </w:rPr>
-        <w:hyperlink r:id="rId15" w:history="1">
+        <w:hyperlink r:id="rId17" w:history="1">
           <w:r>
             <w:rPr>
               <w:rStyle w:val="Hyperlink"/>
@@ -1226,30 +1282,12 @@
           <w:sz w:val="24"/>
           <w:u w:val="single"/>
         </w:rPr>
-        <w:hyperlink r:id="rId13" w:history="1">
+        <w:hyperlink r:id="rId17" w:history="1">
           <w:r>
             <w:rPr>
               <w:rStyle w:val="Hyperlink"/>
             </w:rPr>
-            <w:t>Americ</w:t>
-          </w:r>
-        </w:hyperlink>
-      </w:r>
-      <w:r>
-        <w:rPr>
-          <w:rFonts w:ascii="Charis SIL Regular" w:hAnsi="Charis SIL Regular" w:eastAsia="Charis SIL Regular"/>
-          <w:b w:val="0"/>
-          <w:i w:val="0"/>
-          <w:color w:val="0000FF"/>
-          <w:sz w:val="24"/>
-          <w:u w:val="single"/>
-        </w:rPr>
-        <w:hyperlink r:id="rId13" w:history="1">
-          <w:r>
-            <w:rPr>
-              <w:rStyle w:val="Hyperlink"/>
-            </w:rPr>
-            <w:t>a</w:t>
+            <w:t>America</w:t>
           </w:r>
         </w:hyperlink>
       </w:r>
@@ -1401,7 +1439,6 @@
       </w:r>
       <w:r>
         <w:rPr>
-          <w:u w:val="single" w:color="0000ff"/>
           <w:rFonts w:ascii="Charis SIL Regular" w:hAnsi="Charis SIL Regular" w:eastAsia="Charis SIL Regular"/>
           <w:b w:val="0"/>
           <w:i w:val="0"/>
@@ -1941,7 +1978,7 @@
           <w:sz w:val="24"/>
           <w:u w:val="single"/>
         </w:rPr>
-        <w:hyperlink r:id="rId23" w:history="1">
+        <w:hyperlink r:id="rId24" w:history="1">
           <w:r>
             <w:rPr>
               <w:rStyle w:val="Hyperlink"/>
@@ -1970,7 +2007,7 @@
           <w:sz w:val="24"/>
           <w:u w:val="single"/>
         </w:rPr>
-        <w:hyperlink r:id="rId23" w:history="1">
+        <w:hyperlink r:id="rId24" w:history="1">
           <w:r>
             <w:rPr>
               <w:rStyle w:val="Hyperlink"/>
@@ -1988,14 +2025,7 @@
           <w:color w:val="000000"/>
           <w:sz w:val="24"/>
         </w:rPr>
-        <w:hyperlink r:id="rId23" w:history="1">
-          <w:r>
-            <w:rPr>
-              <w:rStyle w:val="Hyperlink"/>
-            </w:rPr>
-            <w:t xml:space="preserve">, </w:t>
-          </w:r>
-        </w:hyperlink>
+        <w:t xml:space="preserve">, </w:t>
       </w:r>
       <w:r>
         <w:rPr>
@@ -2006,7 +2036,7 @@
           <w:sz w:val="24"/>
           <w:u w:val="single"/>
         </w:rPr>
-        <w:hyperlink r:id="rId23" w:history="1">
+        <w:hyperlink r:id="rId25" w:history="1">
           <w:r>
             <w:rPr>
               <w:rStyle w:val="Hyperlink"/>
@@ -2024,7 +2054,7 @@
           <w:sz w:val="24"/>
           <w:u w:val="single"/>
         </w:rPr>
-        <w:hyperlink r:id="rId23" w:history="1">
+        <w:hyperlink r:id="rId25" w:history="1">
           <w:r>
             <w:rPr>
               <w:rStyle w:val="Hyperlink"/>
@@ -2040,9 +2070,8 @@
           <w:i w:val="0"/>
           <w:color w:val="0000FF"/>
           <w:sz w:val="24"/>
-          <w:u w:val="single"/>
-        </w:rPr>
-        <w:hyperlink r:id="rId23" w:history="1">
+        </w:rPr>
+        <w:hyperlink r:id="rId25" w:history="1">
           <w:r>
             <w:rPr>
               <w:rStyle w:val="Hyperlink"/>
@@ -2071,7 +2100,7 @@
           <w:sz w:val="24"/>
           <w:u w:val="single"/>
         </w:rPr>
-        <w:hyperlink r:id="rId23" w:history="1">
+        <w:hyperlink r:id="rId25" w:history="1">
           <w:r>
             <w:rPr>
               <w:rStyle w:val="Hyperlink"/>
@@ -2144,36 +2173,7 @@
           <w:color w:val="000000"/>
           <w:sz w:val="24"/>
         </w:rPr>
-        <w:t>, where h</w:t>
-      </w:r>
-      <w:r>
-        <w:rPr>
-          <w:u w:val="single" w:color="0000ff"/>
-          <w:rFonts w:ascii="Charis SIL Regular" w:hAnsi="Charis SIL Regular" w:eastAsia="Charis SIL Regular"/>
-          <w:b w:val="0"/>
-          <w:i w:val="0"/>
-          <w:color w:val="000000"/>
-          <w:sz w:val="24"/>
-        </w:rPr>
-        <w:t>e</w:t>
-      </w:r>
-      <w:r>
-        <w:rPr>
-          <w:u w:val="single" w:color="0000ff"/>
-          <w:rFonts w:ascii="Charis SIL Regular" w:hAnsi="Charis SIL Regular" w:eastAsia="Charis SIL Regular"/>
-          <w:b w:val="0"/>
-          <w:i w:val="0"/>
-          <w:color w:val="000000"/>
-          <w:sz w:val="24"/>
-        </w:rPr>
-        <w:hyperlink r:id="rId24" w:history="1">
-          <w:r>
-            <w:rPr>
-              <w:rStyle w:val="Hyperlink"/>
-            </w:rPr>
-            <w:t xml:space="preserve"> cond</w:t>
-          </w:r>
-        </w:hyperlink>
+        <w:t>, where he cond</w:t>
       </w:r>
       <w:r>
         <w:rPr>
@@ -2275,46 +2275,7 @@
           <w:color w:val="000000"/>
           <w:sz w:val="24"/>
         </w:rPr>
-        <w:t>similar ar</w:t>
-      </w:r>
-      <w:r>
-        <w:rPr>
-          <w:u w:val="single" w:color="0000ff"/>
-          <w:rFonts w:ascii="Charis SIL Regular" w:hAnsi="Charis SIL Regular" w:eastAsia="Charis SIL Regular"/>
-          <w:b w:val="0"/>
-          <w:i w:val="0"/>
-          <w:color w:val="000000"/>
-          <w:sz w:val="24"/>
-        </w:rPr>
-        <w:t>r</w:t>
-      </w:r>
-      <w:r>
-        <w:rPr>
-          <w:u w:val="single" w:color="0000ff"/>
-          <w:rFonts w:ascii="Charis SIL Regular" w:hAnsi="Charis SIL Regular" w:eastAsia="Charis SIL Regular"/>
-          <w:b w:val="0"/>
-          <w:i w:val="0"/>
-          <w:color w:val="000000"/>
-          <w:sz w:val="24"/>
-        </w:rPr>
-        <w:hyperlink r:id="rId26" w:history="1">
-          <w:r>
-            <w:rPr>
-              <w:rStyle w:val="Hyperlink"/>
-            </w:rPr>
-            <w:t>angem</w:t>
-          </w:r>
-        </w:hyperlink>
-      </w:r>
-      <w:r>
-        <w:rPr>
-          <w:rFonts w:ascii="Charis SIL Regular" w:hAnsi="Charis SIL Regular" w:eastAsia="Charis SIL Regular"/>
-          <w:b w:val="0"/>
-          <w:i w:val="0"/>
-          <w:color w:val="000000"/>
-          <w:sz w:val="24"/>
-        </w:rPr>
-        <w:t xml:space="preserve">ent from 1961 in the small town of </w:t>
+        <w:t xml:space="preserve">similar arrangement from 1961 in the small town of </w:t>
       </w:r>
       <w:r>
         <w:rPr>
@@ -2859,7 +2820,97 @@
           <w:color w:val="000000"/>
           <w:sz w:val="24"/>
         </w:rPr>
-        <w:t xml:space="preserve">are a number of records from the period of </w:t>
+        <w:t>are a number of records fro</w:t>
+      </w:r>
+      <w:r>
+        <w:rPr>
+          <w:u w:val="single" w:color="0000ff"/>
+          <w:rFonts w:ascii="Charis SIL Regular" w:hAnsi="Charis SIL Regular" w:eastAsia="Charis SIL Regular"/>
+          <w:b w:val="0"/>
+          <w:i w:val="0"/>
+          <w:color w:val="000000"/>
+          <w:sz w:val="24"/>
+        </w:rPr>
+        <w:hyperlink r:id="rId30" w:history="1">
+          <w:r>
+            <w:rPr>
+              <w:rStyle w:val="Hyperlink"/>
+            </w:rPr>
+            <w:t>m the</w:t>
+          </w:r>
+        </w:hyperlink>
+      </w:r>
+      <w:r>
+        <w:rPr>
+          <w:u w:val="single" w:color="0000ff"/>
+          <w:rFonts w:ascii="Charis SIL Regular" w:hAnsi="Charis SIL Regular" w:eastAsia="Charis SIL Regular"/>
+          <w:b w:val="0"/>
+          <w:i w:val="0"/>
+          <w:color w:val="000000"/>
+          <w:sz w:val="24"/>
+        </w:rPr>
+        <w:hyperlink r:id="rId30" w:history="1">
+          <w:r>
+            <w:rPr>
+              <w:rStyle w:val="Hyperlink"/>
+            </w:rPr>
+            <w:t xml:space="preserve"> per</w:t>
+          </w:r>
+        </w:hyperlink>
+      </w:r>
+      <w:r>
+        <w:rPr>
+          <w:u w:val="single" w:color="0000ff"/>
+          <w:rFonts w:ascii="Charis SIL Regular" w:hAnsi="Charis SIL Regular" w:eastAsia="Charis SIL Regular"/>
+          <w:b w:val="0"/>
+          <w:i w:val="0"/>
+          <w:color w:val="000000"/>
+          <w:sz w:val="24"/>
+        </w:rPr>
+        <w:hyperlink r:id="rId30" w:history="1">
+          <w:r>
+            <w:rPr>
+              <w:rStyle w:val="Hyperlink"/>
+            </w:rPr>
+            <w:t>i</w:t>
+          </w:r>
+        </w:hyperlink>
+      </w:r>
+      <w:r>
+        <w:rPr>
+          <w:u w:val="single" w:color="0000ff"/>
+          <w:rFonts w:ascii="Charis SIL Regular" w:hAnsi="Charis SIL Regular" w:eastAsia="Charis SIL Regular"/>
+          <w:b w:val="0"/>
+          <w:i w:val="0"/>
+          <w:color w:val="000000"/>
+          <w:sz w:val="24"/>
+        </w:rPr>
+        <w:hyperlink r:id="rId30" w:history="1">
+          <w:r>
+            <w:rPr>
+              <w:rStyle w:val="Hyperlink"/>
+            </w:rPr>
+            <w:t>od o</w:t>
+          </w:r>
+        </w:hyperlink>
+      </w:r>
+      <w:r>
+        <w:rPr>
+          <w:u w:val="single" w:color="0000ff"/>
+          <w:rFonts w:ascii="Charis SIL Regular" w:hAnsi="Charis SIL Regular" w:eastAsia="Charis SIL Regular"/>
+          <w:b w:val="0"/>
+          <w:i w:val="0"/>
+          <w:color w:val="000000"/>
+          <w:sz w:val="24"/>
+        </w:rPr>
+        <w:hyperlink r:id="rId30" w:history="1">
+          <w:r>
+            <w:rPr>
+              <w:rStyle w:val="Hyperlink"/>
+            </w:rPr>
+            <w:t xml:space="preserve">f </w:t>
+          </w:r>
+        </w:hyperlink>
       </w:r>
       <w:r>
         <w:rPr>
@@ -4277,7 +4328,7 @@
           <w:sz w:val="24"/>
           <w:u w:val="single"/>
         </w:rPr>
-        <w:hyperlink r:id="rId37" w:history="1">
+        <w:hyperlink r:id="rId38" w:history="1">
           <w:r>
             <w:rPr>
               <w:rStyle w:val="Hyperlink"/>
@@ -4295,7 +4346,7 @@
           <w:sz w:val="24"/>
           <w:u w:val="single"/>
         </w:rPr>
-        <w:hyperlink r:id="rId37" w:history="1">
+        <w:hyperlink r:id="rId38" w:history="1">
           <w:r>
             <w:rPr>
               <w:rStyle w:val="Hyperlink"/>

--- a/EXPORTS/DOCX/published/niveau3/English/KunsthandelVanLier.docx
+++ b/EXPORTS/DOCX/published/niveau3/English/KunsthandelVanLier.docx
@@ -339,7 +339,7 @@
           <w:sz w:val="24"/>
           <w:u w:val="single"/>
         </w:rPr>
-        <w:hyperlink r:id="rId11" w:history="1">
+        <w:hyperlink r:id="rId10" w:history="1">
           <w:r>
             <w:rPr>
               <w:rStyle w:val="Hyperlink"/>
@@ -480,92 +480,7 @@
           <w:color w:val="000000"/>
           <w:sz w:val="24"/>
         </w:rPr>
-        <w:t>However, Van Lier also becam</w:t>
-      </w:r>
-      <w:r>
-        <w:rPr>
-          <w:rFonts w:ascii="Charis SIL Regular" w:hAnsi="Charis SIL Regular" w:eastAsia="Charis SIL Regular"/>
-          <w:b w:val="0"/>
-          <w:i w:val="0"/>
-          <w:color w:val="000000"/>
-          <w:sz w:val="24"/>
-        </w:rPr>
-        <w:hyperlink r:id="rId11" w:history="1">
-          <w:r>
-            <w:rPr>
-              <w:rStyle w:val="Hyperlink"/>
-            </w:rPr>
-            <w:t>e fascinat</w:t>
-          </w:r>
-        </w:hyperlink>
-      </w:r>
-      <w:r>
-        <w:rPr>
-          <w:rFonts w:ascii="Charis SIL Regular" w:hAnsi="Charis SIL Regular" w:eastAsia="Charis SIL Regular"/>
-          <w:b w:val="0"/>
-          <w:i w:val="0"/>
-          <w:color w:val="000000"/>
-          <w:sz w:val="24"/>
-        </w:rPr>
-        <w:hyperlink r:id="rId11" w:history="1">
-          <w:r>
-            <w:rPr>
-              <w:rStyle w:val="Hyperlink"/>
-            </w:rPr>
-            <w:t>e</w:t>
-          </w:r>
-        </w:hyperlink>
-      </w:r>
-      <w:r>
-        <w:rPr>
-          <w:rFonts w:ascii="Charis SIL Regular" w:hAnsi="Charis SIL Regular" w:eastAsia="Charis SIL Regular"/>
-          <w:b w:val="0"/>
-          <w:i w:val="0"/>
-          <w:color w:val="000000"/>
-          <w:sz w:val="24"/>
-        </w:rPr>
-        <w:hyperlink r:id="rId11" w:history="1">
-          <w:r>
-            <w:rPr>
-              <w:rStyle w:val="Hyperlink"/>
-            </w:rPr>
-            <w:t>d w</w:t>
-          </w:r>
-        </w:hyperlink>
-      </w:r>
-      <w:r>
-        <w:rPr>
-          <w:rFonts w:ascii="Charis SIL Regular" w:hAnsi="Charis SIL Regular" w:eastAsia="Charis SIL Regular"/>
-          <w:b w:val="0"/>
-          <w:i w:val="0"/>
-          <w:color w:val="000000"/>
-          <w:sz w:val="24"/>
-        </w:rPr>
-        <w:hyperlink r:id="rId11" w:history="1">
-          <w:r>
-            <w:rPr>
-              <w:rStyle w:val="Hyperlink"/>
-            </w:rPr>
-            <w:t>i</w:t>
-          </w:r>
-        </w:hyperlink>
-      </w:r>
-      <w:r>
-        <w:rPr>
-          <w:rFonts w:ascii="Charis SIL Regular" w:hAnsi="Charis SIL Regular" w:eastAsia="Charis SIL Regular"/>
-          <w:b w:val="0"/>
-          <w:i w:val="0"/>
-          <w:color w:val="000000"/>
-          <w:sz w:val="24"/>
-        </w:rPr>
-        <w:hyperlink r:id="rId11" w:history="1">
-          <w:r>
-            <w:rPr>
-              <w:rStyle w:val="Hyperlink"/>
-            </w:rPr>
-            <w:t xml:space="preserve">th </w:t>
-          </w:r>
-        </w:hyperlink>
+        <w:t xml:space="preserve">However, Van Lier also became fascinated with </w:t>
       </w:r>
       <w:r>
         <w:rPr>
@@ -576,7 +491,7 @@
           <w:sz w:val="24"/>
           <w:u w:val="single"/>
         </w:rPr>
-        <w:hyperlink r:id="rId13" w:history="1">
+        <w:hyperlink r:id="rId11" w:history="1">
           <w:r>
             <w:rPr>
               <w:rStyle w:val="Hyperlink"/>
@@ -835,12 +750,12 @@
           <w:sz w:val="24"/>
           <w:u w:val="single"/>
         </w:rPr>
-        <w:hyperlink r:id="rId14" w:history="1">
+        <w:hyperlink r:id="rId13" w:history="1">
           <w:r>
             <w:rPr>
               <w:rStyle w:val="Hyperlink"/>
             </w:rPr>
-            <w:t>Gemeentemuse</w:t>
+            <w:t>Gemeente</w:t>
           </w:r>
         </w:hyperlink>
       </w:r>
@@ -853,7 +768,36 @@
           <w:sz w:val="24"/>
           <w:u w:val="single"/>
         </w:rPr>
-        <w:hyperlink r:id="rId14" w:history="1">
+        <w:t>m</w:t>
+      </w:r>
+      <w:r>
+        <w:rPr>
+          <w:rFonts w:ascii="Charis SIL Regular" w:hAnsi="Charis SIL Regular" w:eastAsia="Charis SIL Regular"/>
+          <w:b w:val="0"/>
+          <w:i w:val="0"/>
+          <w:color w:val="0000FF"/>
+          <w:sz w:val="24"/>
+          <w:u w:val="single"/>
+        </w:rPr>
+        <w:hyperlink r:id="rId13" w:history="1">
+          <w:r>
+            <w:rPr>
+              <w:rStyle w:val="Hyperlink"/>
+            </w:rPr>
+            <w:t>use</w:t>
+          </w:r>
+        </w:hyperlink>
+      </w:r>
+      <w:r>
+        <w:rPr>
+          <w:rFonts w:ascii="Charis SIL Regular" w:hAnsi="Charis SIL Regular" w:eastAsia="Charis SIL Regular"/>
+          <w:b w:val="0"/>
+          <w:i w:val="0"/>
+          <w:color w:val="0000FF"/>
+          <w:sz w:val="24"/>
+          <w:u w:val="single"/>
+        </w:rPr>
+        <w:hyperlink r:id="rId13" w:history="1">
           <w:r>
             <w:rPr>
               <w:rStyle w:val="Hyperlink"/>
@@ -974,7 +918,7 @@
           <w:sz w:val="24"/>
           <w:u w:val="single"/>
         </w:rPr>
-        <w:hyperlink r:id="rId15" w:history="1">
+        <w:hyperlink r:id="rId14" w:history="1">
           <w:r>
             <w:rPr>
               <w:rStyle w:val="Hyperlink"/>
@@ -1228,7 +1172,7 @@
           <w:sz w:val="24"/>
           <w:u w:val="single"/>
         </w:rPr>
-        <w:hyperlink r:id="rId17" w:history="1">
+        <w:hyperlink r:id="rId15" w:history="1">
           <w:r>
             <w:rPr>
               <w:rStyle w:val="Hyperlink"/>
@@ -1282,12 +1226,30 @@
           <w:sz w:val="24"/>
           <w:u w:val="single"/>
         </w:rPr>
-        <w:hyperlink r:id="rId17" w:history="1">
+        <w:hyperlink r:id="rId13" w:history="1">
           <w:r>
             <w:rPr>
               <w:rStyle w:val="Hyperlink"/>
             </w:rPr>
-            <w:t>America</w:t>
+            <w:t>Americ</w:t>
+          </w:r>
+        </w:hyperlink>
+      </w:r>
+      <w:r>
+        <w:rPr>
+          <w:rFonts w:ascii="Charis SIL Regular" w:hAnsi="Charis SIL Regular" w:eastAsia="Charis SIL Regular"/>
+          <w:b w:val="0"/>
+          <w:i w:val="0"/>
+          <w:color w:val="0000FF"/>
+          <w:sz w:val="24"/>
+          <w:u w:val="single"/>
+        </w:rPr>
+        <w:hyperlink r:id="rId13" w:history="1">
+          <w:r>
+            <w:rPr>
+              <w:rStyle w:val="Hyperlink"/>
+            </w:rPr>
+            <w:t>a</w:t>
           </w:r>
         </w:hyperlink>
       </w:r>
@@ -1439,6 +1401,7 @@
       </w:r>
       <w:r>
         <w:rPr>
+          <w:u w:val="single" w:color="0000ff"/>
           <w:rFonts w:ascii="Charis SIL Regular" w:hAnsi="Charis SIL Regular" w:eastAsia="Charis SIL Regular"/>
           <w:b w:val="0"/>
           <w:i w:val="0"/>
@@ -1978,7 +1941,7 @@
           <w:sz w:val="24"/>
           <w:u w:val="single"/>
         </w:rPr>
-        <w:hyperlink r:id="rId24" w:history="1">
+        <w:hyperlink r:id="rId23" w:history="1">
           <w:r>
             <w:rPr>
               <w:rStyle w:val="Hyperlink"/>
@@ -2007,7 +1970,7 @@
           <w:sz w:val="24"/>
           <w:u w:val="single"/>
         </w:rPr>
-        <w:hyperlink r:id="rId24" w:history="1">
+        <w:hyperlink r:id="rId23" w:history="1">
           <w:r>
             <w:rPr>
               <w:rStyle w:val="Hyperlink"/>
@@ -2025,7 +1988,14 @@
           <w:color w:val="000000"/>
           <w:sz w:val="24"/>
         </w:rPr>
-        <w:t xml:space="preserve">, </w:t>
+        <w:hyperlink r:id="rId23" w:history="1">
+          <w:r>
+            <w:rPr>
+              <w:rStyle w:val="Hyperlink"/>
+            </w:rPr>
+            <w:t xml:space="preserve">, </w:t>
+          </w:r>
+        </w:hyperlink>
       </w:r>
       <w:r>
         <w:rPr>
@@ -2036,7 +2006,7 @@
           <w:sz w:val="24"/>
           <w:u w:val="single"/>
         </w:rPr>
-        <w:hyperlink r:id="rId25" w:history="1">
+        <w:hyperlink r:id="rId23" w:history="1">
           <w:r>
             <w:rPr>
               <w:rStyle w:val="Hyperlink"/>
@@ -2054,7 +2024,7 @@
           <w:sz w:val="24"/>
           <w:u w:val="single"/>
         </w:rPr>
-        <w:hyperlink r:id="rId25" w:history="1">
+        <w:hyperlink r:id="rId23" w:history="1">
           <w:r>
             <w:rPr>
               <w:rStyle w:val="Hyperlink"/>
@@ -2070,8 +2040,9 @@
           <w:i w:val="0"/>
           <w:color w:val="0000FF"/>
           <w:sz w:val="24"/>
-        </w:rPr>
-        <w:hyperlink r:id="rId25" w:history="1">
+          <w:u w:val="single"/>
+        </w:rPr>
+        <w:hyperlink r:id="rId23" w:history="1">
           <w:r>
             <w:rPr>
               <w:rStyle w:val="Hyperlink"/>
@@ -2100,7 +2071,7 @@
           <w:sz w:val="24"/>
           <w:u w:val="single"/>
         </w:rPr>
-        <w:hyperlink r:id="rId25" w:history="1">
+        <w:hyperlink r:id="rId23" w:history="1">
           <w:r>
             <w:rPr>
               <w:rStyle w:val="Hyperlink"/>
@@ -2173,7 +2144,36 @@
           <w:color w:val="000000"/>
           <w:sz w:val="24"/>
         </w:rPr>
-        <w:t>, where he cond</w:t>
+        <w:t>, where h</w:t>
+      </w:r>
+      <w:r>
+        <w:rPr>
+          <w:u w:val="single" w:color="0000ff"/>
+          <w:rFonts w:ascii="Charis SIL Regular" w:hAnsi="Charis SIL Regular" w:eastAsia="Charis SIL Regular"/>
+          <w:b w:val="0"/>
+          <w:i w:val="0"/>
+          <w:color w:val="000000"/>
+          <w:sz w:val="24"/>
+        </w:rPr>
+        <w:t>e</w:t>
+      </w:r>
+      <w:r>
+        <w:rPr>
+          <w:u w:val="single" w:color="0000ff"/>
+          <w:rFonts w:ascii="Charis SIL Regular" w:hAnsi="Charis SIL Regular" w:eastAsia="Charis SIL Regular"/>
+          <w:b w:val="0"/>
+          <w:i w:val="0"/>
+          <w:color w:val="000000"/>
+          <w:sz w:val="24"/>
+        </w:rPr>
+        <w:hyperlink r:id="rId24" w:history="1">
+          <w:r>
+            <w:rPr>
+              <w:rStyle w:val="Hyperlink"/>
+            </w:rPr>
+            <w:t xml:space="preserve"> cond</w:t>
+          </w:r>
+        </w:hyperlink>
       </w:r>
       <w:r>
         <w:rPr>
@@ -2275,7 +2275,46 @@
           <w:color w:val="000000"/>
           <w:sz w:val="24"/>
         </w:rPr>
-        <w:t xml:space="preserve">similar arrangement from 1961 in the small town of </w:t>
+        <w:t>similar ar</w:t>
+      </w:r>
+      <w:r>
+        <w:rPr>
+          <w:u w:val="single" w:color="0000ff"/>
+          <w:rFonts w:ascii="Charis SIL Regular" w:hAnsi="Charis SIL Regular" w:eastAsia="Charis SIL Regular"/>
+          <w:b w:val="0"/>
+          <w:i w:val="0"/>
+          <w:color w:val="000000"/>
+          <w:sz w:val="24"/>
+        </w:rPr>
+        <w:t>r</w:t>
+      </w:r>
+      <w:r>
+        <w:rPr>
+          <w:u w:val="single" w:color="0000ff"/>
+          <w:rFonts w:ascii="Charis SIL Regular" w:hAnsi="Charis SIL Regular" w:eastAsia="Charis SIL Regular"/>
+          <w:b w:val="0"/>
+          <w:i w:val="0"/>
+          <w:color w:val="000000"/>
+          <w:sz w:val="24"/>
+        </w:rPr>
+        <w:hyperlink r:id="rId26" w:history="1">
+          <w:r>
+            <w:rPr>
+              <w:rStyle w:val="Hyperlink"/>
+            </w:rPr>
+            <w:t>angem</w:t>
+          </w:r>
+        </w:hyperlink>
+      </w:r>
+      <w:r>
+        <w:rPr>
+          <w:rFonts w:ascii="Charis SIL Regular" w:hAnsi="Charis SIL Regular" w:eastAsia="Charis SIL Regular"/>
+          <w:b w:val="0"/>
+          <w:i w:val="0"/>
+          <w:color w:val="000000"/>
+          <w:sz w:val="24"/>
+        </w:rPr>
+        <w:t xml:space="preserve">ent from 1961 in the small town of </w:t>
       </w:r>
       <w:r>
         <w:rPr>
@@ -2820,97 +2859,7 @@
           <w:color w:val="000000"/>
           <w:sz w:val="24"/>
         </w:rPr>
-        <w:t>are a number of records fro</w:t>
-      </w:r>
-      <w:r>
-        <w:rPr>
-          <w:u w:val="single" w:color="0000ff"/>
-          <w:rFonts w:ascii="Charis SIL Regular" w:hAnsi="Charis SIL Regular" w:eastAsia="Charis SIL Regular"/>
-          <w:b w:val="0"/>
-          <w:i w:val="0"/>
-          <w:color w:val="000000"/>
-          <w:sz w:val="24"/>
-        </w:rPr>
-        <w:hyperlink r:id="rId30" w:history="1">
-          <w:r>
-            <w:rPr>
-              <w:rStyle w:val="Hyperlink"/>
-            </w:rPr>
-            <w:t>m the</w:t>
-          </w:r>
-        </w:hyperlink>
-      </w:r>
-      <w:r>
-        <w:rPr>
-          <w:u w:val="single" w:color="0000ff"/>
-          <w:rFonts w:ascii="Charis SIL Regular" w:hAnsi="Charis SIL Regular" w:eastAsia="Charis SIL Regular"/>
-          <w:b w:val="0"/>
-          <w:i w:val="0"/>
-          <w:color w:val="000000"/>
-          <w:sz w:val="24"/>
-        </w:rPr>
-        <w:hyperlink r:id="rId30" w:history="1">
-          <w:r>
-            <w:rPr>
-              <w:rStyle w:val="Hyperlink"/>
-            </w:rPr>
-            <w:t xml:space="preserve"> per</w:t>
-          </w:r>
-        </w:hyperlink>
-      </w:r>
-      <w:r>
-        <w:rPr>
-          <w:u w:val="single" w:color="0000ff"/>
-          <w:rFonts w:ascii="Charis SIL Regular" w:hAnsi="Charis SIL Regular" w:eastAsia="Charis SIL Regular"/>
-          <w:b w:val="0"/>
-          <w:i w:val="0"/>
-          <w:color w:val="000000"/>
-          <w:sz w:val="24"/>
-        </w:rPr>
-        <w:hyperlink r:id="rId30" w:history="1">
-          <w:r>
-            <w:rPr>
-              <w:rStyle w:val="Hyperlink"/>
-            </w:rPr>
-            <w:t>i</w:t>
-          </w:r>
-        </w:hyperlink>
-      </w:r>
-      <w:r>
-        <w:rPr>
-          <w:u w:val="single" w:color="0000ff"/>
-          <w:rFonts w:ascii="Charis SIL Regular" w:hAnsi="Charis SIL Regular" w:eastAsia="Charis SIL Regular"/>
-          <w:b w:val="0"/>
-          <w:i w:val="0"/>
-          <w:color w:val="000000"/>
-          <w:sz w:val="24"/>
-        </w:rPr>
-        <w:hyperlink r:id="rId30" w:history="1">
-          <w:r>
-            <w:rPr>
-              <w:rStyle w:val="Hyperlink"/>
-            </w:rPr>
-            <w:t>od o</w:t>
-          </w:r>
-        </w:hyperlink>
-      </w:r>
-      <w:r>
-        <w:rPr>
-          <w:u w:val="single" w:color="0000ff"/>
-          <w:rFonts w:ascii="Charis SIL Regular" w:hAnsi="Charis SIL Regular" w:eastAsia="Charis SIL Regular"/>
-          <w:b w:val="0"/>
-          <w:i w:val="0"/>
-          <w:color w:val="000000"/>
-          <w:sz w:val="24"/>
-        </w:rPr>
-        <w:hyperlink r:id="rId30" w:history="1">
-          <w:r>
-            <w:rPr>
-              <w:rStyle w:val="Hyperlink"/>
-            </w:rPr>
-            <w:t xml:space="preserve">f </w:t>
-          </w:r>
-        </w:hyperlink>
+        <w:t xml:space="preserve">are a number of records from the period of </w:t>
       </w:r>
       <w:r>
         <w:rPr>
@@ -3022,7 +2971,7 @@
           <w:sz w:val="24"/>
           <w:u w:val="single"/>
         </w:rPr>
-        <w:hyperlink r:id="rId31" w:history="1">
+        <w:hyperlink r:id="rId30" w:history="1">
           <w:r>
             <w:rPr>
               <w:rStyle w:val="Hyperlink"/>
@@ -3040,7 +2989,7 @@
           <w:sz w:val="24"/>
           <w:u w:val="single"/>
         </w:rPr>
-        <w:hyperlink r:id="rId31" w:history="1">
+        <w:hyperlink r:id="rId30" w:history="1">
           <w:r>
             <w:rPr>
               <w:rStyle w:val="Hyperlink"/>
@@ -3058,7 +3007,7 @@
           <w:sz w:val="24"/>
           <w:u w:val="single"/>
         </w:rPr>
-        <w:hyperlink r:id="rId31" w:history="1">
+        <w:hyperlink r:id="rId30" w:history="1">
           <w:r>
             <w:rPr>
               <w:rStyle w:val="Hyperlink"/>
@@ -3087,7 +3036,7 @@
           <w:sz w:val="24"/>
           <w:u w:val="single"/>
         </w:rPr>
-        <w:hyperlink r:id="rId31" w:history="1">
+        <w:hyperlink r:id="rId30" w:history="1">
           <w:r>
             <w:rPr>
               <w:rStyle w:val="Hyperlink"/>
@@ -4328,7 +4277,7 @@
           <w:sz w:val="24"/>
           <w:u w:val="single"/>
         </w:rPr>
-        <w:hyperlink r:id="rId38" w:history="1">
+        <w:hyperlink r:id="rId37" w:history="1">
           <w:r>
             <w:rPr>
               <w:rStyle w:val="Hyperlink"/>
@@ -4346,7 +4295,7 @@
           <w:sz w:val="24"/>
           <w:u w:val="single"/>
         </w:rPr>
-        <w:hyperlink r:id="rId38" w:history="1">
+        <w:hyperlink r:id="rId37" w:history="1">
           <w:r>
             <w:rPr>
               <w:rStyle w:val="Hyperlink"/>

--- a/EXPORTS/DOCX/published/niveau3/English/KunsthandelVanLier.docx
+++ b/EXPORTS/DOCX/published/niveau3/English/KunsthandelVanLier.docx
@@ -246,13 +246,107 @@
       </w:r>
       <w:r>
         <w:rPr>
+          <w:u w:val="single" w:color="0000ff"/>
           <w:rFonts w:ascii="Charis SIL Regular" w:hAnsi="Charis SIL Regular" w:eastAsia="Charis SIL Regular"/>
           <w:b w:val="0"/>
           <w:i w:val="0"/>
           <w:color w:val="000000"/>
           <w:sz w:val="24"/>
         </w:rPr>
-        <w:t xml:space="preserve">years later. In the early years, </w:t>
+        <w:hyperlink r:id="rId9" w:history="1">
+          <w:r>
+            <w:rPr>
+              <w:rStyle w:val="Hyperlink"/>
+            </w:rPr>
+            <w:t>years</w:t>
+          </w:r>
+        </w:hyperlink>
+      </w:r>
+      <w:r>
+        <w:rPr>
+          <w:u w:val="single" w:color="0000ff"/>
+          <w:rFonts w:ascii="Charis SIL Regular" w:hAnsi="Charis SIL Regular" w:eastAsia="Charis SIL Regular"/>
+          <w:b w:val="0"/>
+          <w:i w:val="0"/>
+          <w:color w:val="000000"/>
+          <w:sz w:val="24"/>
+        </w:rPr>
+        <w:t xml:space="preserve"> </w:t>
+      </w:r>
+      <w:r>
+        <w:rPr>
+          <w:u w:val="single" w:color="0000ff"/>
+          <w:rFonts w:ascii="Charis SIL Regular" w:hAnsi="Charis SIL Regular" w:eastAsia="Charis SIL Regular"/>
+          <w:b w:val="0"/>
+          <w:i w:val="0"/>
+          <w:color w:val="000000"/>
+          <w:sz w:val="24"/>
+        </w:rPr>
+        <w:hyperlink r:id="rId9" w:history="1">
+          <w:r>
+            <w:rPr>
+              <w:rStyle w:val="Hyperlink"/>
+            </w:rPr>
+            <w:t>late</w:t>
+          </w:r>
+        </w:hyperlink>
+      </w:r>
+      <w:r>
+        <w:rPr>
+          <w:u w:val="single" w:color="0000ff"/>
+          <w:rFonts w:ascii="Charis SIL Regular" w:hAnsi="Charis SIL Regular" w:eastAsia="Charis SIL Regular"/>
+          <w:b w:val="0"/>
+          <w:i w:val="0"/>
+          <w:color w:val="000000"/>
+          <w:sz w:val="24"/>
+        </w:rPr>
+        <w:hyperlink r:id="rId9" w:history="1">
+          <w:r>
+            <w:rPr>
+              <w:rStyle w:val="Hyperlink"/>
+            </w:rPr>
+            <w:t>r</w:t>
+          </w:r>
+        </w:hyperlink>
+      </w:r>
+      <w:r>
+        <w:rPr>
+          <w:u w:val="single" w:color="0000ff"/>
+          <w:rFonts w:ascii="Charis SIL Regular" w:hAnsi="Charis SIL Regular" w:eastAsia="Charis SIL Regular"/>
+          <w:b w:val="0"/>
+          <w:i w:val="0"/>
+          <w:color w:val="000000"/>
+          <w:sz w:val="24"/>
+        </w:rPr>
+        <w:hyperlink r:id="rId9" w:history="1">
+          <w:r>
+            <w:rPr>
+              <w:rStyle w:val="Hyperlink"/>
+            </w:rPr>
+            <w:t>. In</w:t>
+          </w:r>
+        </w:hyperlink>
+      </w:r>
+      <w:r>
+        <w:rPr>
+          <w:u w:val="single" w:color="0000ff"/>
+          <w:rFonts w:ascii="Charis SIL Regular" w:hAnsi="Charis SIL Regular" w:eastAsia="Charis SIL Regular"/>
+          <w:b w:val="0"/>
+          <w:i w:val="0"/>
+          <w:color w:val="000000"/>
+          <w:sz w:val="24"/>
+        </w:rPr>
+        <w:t xml:space="preserve"> </w:t>
+      </w:r>
+      <w:r>
+        <w:rPr>
+          <w:rFonts w:ascii="Charis SIL Regular" w:hAnsi="Charis SIL Regular" w:eastAsia="Charis SIL Regular"/>
+          <w:b w:val="0"/>
+          <w:i w:val="0"/>
+          <w:color w:val="000000"/>
+          <w:sz w:val="24"/>
+        </w:rPr>
+        <w:t xml:space="preserve">the early years, </w:t>
       </w:r>
       <w:r>
         <w:rPr>
@@ -339,7 +433,7 @@
           <w:sz w:val="24"/>
           <w:u w:val="single"/>
         </w:rPr>
-        <w:hyperlink r:id="rId10" w:history="1">
+        <w:hyperlink r:id="rId11" w:history="1">
           <w:r>
             <w:rPr>
               <w:rStyle w:val="Hyperlink"/>
@@ -480,7 +574,92 @@
           <w:color w:val="000000"/>
           <w:sz w:val="24"/>
         </w:rPr>
-        <w:t xml:space="preserve">However, Van Lier also became fascinated with </w:t>
+        <w:t>However, Van Lier also becam</w:t>
+      </w:r>
+      <w:r>
+        <w:rPr>
+          <w:rFonts w:ascii="Charis SIL Regular" w:hAnsi="Charis SIL Regular" w:eastAsia="Charis SIL Regular"/>
+          <w:b w:val="0"/>
+          <w:i w:val="0"/>
+          <w:color w:val="000000"/>
+          <w:sz w:val="24"/>
+        </w:rPr>
+        <w:hyperlink r:id="rId11" w:history="1">
+          <w:r>
+            <w:rPr>
+              <w:rStyle w:val="Hyperlink"/>
+            </w:rPr>
+            <w:t>e fascinat</w:t>
+          </w:r>
+        </w:hyperlink>
+      </w:r>
+      <w:r>
+        <w:rPr>
+          <w:rFonts w:ascii="Charis SIL Regular" w:hAnsi="Charis SIL Regular" w:eastAsia="Charis SIL Regular"/>
+          <w:b w:val="0"/>
+          <w:i w:val="0"/>
+          <w:color w:val="000000"/>
+          <w:sz w:val="24"/>
+        </w:rPr>
+        <w:hyperlink r:id="rId11" w:history="1">
+          <w:r>
+            <w:rPr>
+              <w:rStyle w:val="Hyperlink"/>
+            </w:rPr>
+            <w:t>e</w:t>
+          </w:r>
+        </w:hyperlink>
+      </w:r>
+      <w:r>
+        <w:rPr>
+          <w:rFonts w:ascii="Charis SIL Regular" w:hAnsi="Charis SIL Regular" w:eastAsia="Charis SIL Regular"/>
+          <w:b w:val="0"/>
+          <w:i w:val="0"/>
+          <w:color w:val="000000"/>
+          <w:sz w:val="24"/>
+        </w:rPr>
+        <w:hyperlink r:id="rId11" w:history="1">
+          <w:r>
+            <w:rPr>
+              <w:rStyle w:val="Hyperlink"/>
+            </w:rPr>
+            <w:t>d w</w:t>
+          </w:r>
+        </w:hyperlink>
+      </w:r>
+      <w:r>
+        <w:rPr>
+          <w:rFonts w:ascii="Charis SIL Regular" w:hAnsi="Charis SIL Regular" w:eastAsia="Charis SIL Regular"/>
+          <w:b w:val="0"/>
+          <w:i w:val="0"/>
+          <w:color w:val="000000"/>
+          <w:sz w:val="24"/>
+        </w:rPr>
+        <w:hyperlink r:id="rId11" w:history="1">
+          <w:r>
+            <w:rPr>
+              <w:rStyle w:val="Hyperlink"/>
+            </w:rPr>
+            <w:t>i</w:t>
+          </w:r>
+        </w:hyperlink>
+      </w:r>
+      <w:r>
+        <w:rPr>
+          <w:rFonts w:ascii="Charis SIL Regular" w:hAnsi="Charis SIL Regular" w:eastAsia="Charis SIL Regular"/>
+          <w:b w:val="0"/>
+          <w:i w:val="0"/>
+          <w:color w:val="000000"/>
+          <w:sz w:val="24"/>
+        </w:rPr>
+        <w:hyperlink r:id="rId11" w:history="1">
+          <w:r>
+            <w:rPr>
+              <w:rStyle w:val="Hyperlink"/>
+            </w:rPr>
+            <w:t xml:space="preserve">th </w:t>
+          </w:r>
+        </w:hyperlink>
       </w:r>
       <w:r>
         <w:rPr>
@@ -947,7 +1126,7 @@
           <w:sz w:val="24"/>
           <w:u w:val="single"/>
         </w:rPr>
-        <w:hyperlink r:id="rId15" w:history="1">
+        <w:hyperlink r:id="rId14" w:history="1">
           <w:r>
             <w:rPr>
               <w:rStyle w:val="Hyperlink"/>
@@ -1125,7 +1304,7 @@
           <w:sz w:val="24"/>
           <w:u w:val="single"/>
         </w:rPr>
-        <w:hyperlink r:id="rId17" w:history="1">
+        <w:hyperlink r:id="rId15" w:history="1">
           <w:r>
             <w:rPr>
               <w:rStyle w:val="Hyperlink"/>
@@ -1143,7 +1322,7 @@
           <w:sz w:val="24"/>
           <w:u w:val="single"/>
         </w:rPr>
-        <w:hyperlink r:id="rId17" w:history="1">
+        <w:hyperlink r:id="rId15" w:history="1">
           <w:r>
             <w:rPr>
               <w:rStyle w:val="Hyperlink"/>
@@ -2859,7 +3038,97 @@
           <w:color w:val="000000"/>
           <w:sz w:val="24"/>
         </w:rPr>
-        <w:t xml:space="preserve">are a number of records from the period of </w:t>
+        <w:t>are a number of records fro</w:t>
+      </w:r>
+      <w:r>
+        <w:rPr>
+          <w:u w:val="single" w:color="0000ff"/>
+          <w:rFonts w:ascii="Charis SIL Regular" w:hAnsi="Charis SIL Regular" w:eastAsia="Charis SIL Regular"/>
+          <w:b w:val="0"/>
+          <w:i w:val="0"/>
+          <w:color w:val="000000"/>
+          <w:sz w:val="24"/>
+        </w:rPr>
+        <w:hyperlink r:id="rId30" w:history="1">
+          <w:r>
+            <w:rPr>
+              <w:rStyle w:val="Hyperlink"/>
+            </w:rPr>
+            <w:t>m the</w:t>
+          </w:r>
+        </w:hyperlink>
+      </w:r>
+      <w:r>
+        <w:rPr>
+          <w:u w:val="single" w:color="0000ff"/>
+          <w:rFonts w:ascii="Charis SIL Regular" w:hAnsi="Charis SIL Regular" w:eastAsia="Charis SIL Regular"/>
+          <w:b w:val="0"/>
+          <w:i w:val="0"/>
+          <w:color w:val="000000"/>
+          <w:sz w:val="24"/>
+        </w:rPr>
+        <w:hyperlink r:id="rId30" w:history="1">
+          <w:r>
+            <w:rPr>
+              <w:rStyle w:val="Hyperlink"/>
+            </w:rPr>
+            <w:t xml:space="preserve"> per</w:t>
+          </w:r>
+        </w:hyperlink>
+      </w:r>
+      <w:r>
+        <w:rPr>
+          <w:u w:val="single" w:color="0000ff"/>
+          <w:rFonts w:ascii="Charis SIL Regular" w:hAnsi="Charis SIL Regular" w:eastAsia="Charis SIL Regular"/>
+          <w:b w:val="0"/>
+          <w:i w:val="0"/>
+          <w:color w:val="000000"/>
+          <w:sz w:val="24"/>
+        </w:rPr>
+        <w:hyperlink r:id="rId30" w:history="1">
+          <w:r>
+            <w:rPr>
+              <w:rStyle w:val="Hyperlink"/>
+            </w:rPr>
+            <w:t>i</w:t>
+          </w:r>
+        </w:hyperlink>
+      </w:r>
+      <w:r>
+        <w:rPr>
+          <w:u w:val="single" w:color="0000ff"/>
+          <w:rFonts w:ascii="Charis SIL Regular" w:hAnsi="Charis SIL Regular" w:eastAsia="Charis SIL Regular"/>
+          <w:b w:val="0"/>
+          <w:i w:val="0"/>
+          <w:color w:val="000000"/>
+          <w:sz w:val="24"/>
+        </w:rPr>
+        <w:hyperlink r:id="rId30" w:history="1">
+          <w:r>
+            <w:rPr>
+              <w:rStyle w:val="Hyperlink"/>
+            </w:rPr>
+            <w:t>od o</w:t>
+          </w:r>
+        </w:hyperlink>
+      </w:r>
+      <w:r>
+        <w:rPr>
+          <w:u w:val="single" w:color="0000ff"/>
+          <w:rFonts w:ascii="Charis SIL Regular" w:hAnsi="Charis SIL Regular" w:eastAsia="Charis SIL Regular"/>
+          <w:b w:val="0"/>
+          <w:i w:val="0"/>
+          <w:color w:val="000000"/>
+          <w:sz w:val="24"/>
+        </w:rPr>
+        <w:hyperlink r:id="rId30" w:history="1">
+          <w:r>
+            <w:rPr>
+              <w:rStyle w:val="Hyperlink"/>
+            </w:rPr>
+            <w:t xml:space="preserve">f </w:t>
+          </w:r>
+        </w:hyperlink>
       </w:r>
       <w:r>
         <w:rPr>
@@ -4277,7 +4546,7 @@
           <w:sz w:val="24"/>
           <w:u w:val="single"/>
         </w:rPr>
-        <w:hyperlink r:id="rId37" w:history="1">
+        <w:hyperlink r:id="rId38" w:history="1">
           <w:r>
             <w:rPr>
               <w:rStyle w:val="Hyperlink"/>
@@ -4295,7 +4564,7 @@
           <w:sz w:val="24"/>
           <w:u w:val="single"/>
         </w:rPr>
-        <w:hyperlink r:id="rId37" w:history="1">
+        <w:hyperlink r:id="rId38" w:history="1">
           <w:r>
             <w:rPr>
               <w:rStyle w:val="Hyperlink"/>

--- a/EXPORTS/DOCX/published/niveau3/English/KunsthandelVanLier.docx
+++ b/EXPORTS/DOCX/published/niveau3/English/KunsthandelVanLier.docx
@@ -246,107 +246,13 @@
       </w:r>
       <w:r>
         <w:rPr>
-          <w:u w:val="single" w:color="0000ff"/>
           <w:rFonts w:ascii="Charis SIL Regular" w:hAnsi="Charis SIL Regular" w:eastAsia="Charis SIL Regular"/>
           <w:b w:val="0"/>
           <w:i w:val="0"/>
           <w:color w:val="000000"/>
           <w:sz w:val="24"/>
         </w:rPr>
-        <w:hyperlink r:id="rId9" w:history="1">
-          <w:r>
-            <w:rPr>
-              <w:rStyle w:val="Hyperlink"/>
-            </w:rPr>
-            <w:t>years</w:t>
-          </w:r>
-        </w:hyperlink>
-      </w:r>
-      <w:r>
-        <w:rPr>
-          <w:u w:val="single" w:color="0000ff"/>
-          <w:rFonts w:ascii="Charis SIL Regular" w:hAnsi="Charis SIL Regular" w:eastAsia="Charis SIL Regular"/>
-          <w:b w:val="0"/>
-          <w:i w:val="0"/>
-          <w:color w:val="000000"/>
-          <w:sz w:val="24"/>
-        </w:rPr>
-        <w:t xml:space="preserve"> </w:t>
-      </w:r>
-      <w:r>
-        <w:rPr>
-          <w:u w:val="single" w:color="0000ff"/>
-          <w:rFonts w:ascii="Charis SIL Regular" w:hAnsi="Charis SIL Regular" w:eastAsia="Charis SIL Regular"/>
-          <w:b w:val="0"/>
-          <w:i w:val="0"/>
-          <w:color w:val="000000"/>
-          <w:sz w:val="24"/>
-        </w:rPr>
-        <w:hyperlink r:id="rId9" w:history="1">
-          <w:r>
-            <w:rPr>
-              <w:rStyle w:val="Hyperlink"/>
-            </w:rPr>
-            <w:t>late</w:t>
-          </w:r>
-        </w:hyperlink>
-      </w:r>
-      <w:r>
-        <w:rPr>
-          <w:u w:val="single" w:color="0000ff"/>
-          <w:rFonts w:ascii="Charis SIL Regular" w:hAnsi="Charis SIL Regular" w:eastAsia="Charis SIL Regular"/>
-          <w:b w:val="0"/>
-          <w:i w:val="0"/>
-          <w:color w:val="000000"/>
-          <w:sz w:val="24"/>
-        </w:rPr>
-        <w:hyperlink r:id="rId9" w:history="1">
-          <w:r>
-            <w:rPr>
-              <w:rStyle w:val="Hyperlink"/>
-            </w:rPr>
-            <w:t>r</w:t>
-          </w:r>
-        </w:hyperlink>
-      </w:r>
-      <w:r>
-        <w:rPr>
-          <w:u w:val="single" w:color="0000ff"/>
-          <w:rFonts w:ascii="Charis SIL Regular" w:hAnsi="Charis SIL Regular" w:eastAsia="Charis SIL Regular"/>
-          <w:b w:val="0"/>
-          <w:i w:val="0"/>
-          <w:color w:val="000000"/>
-          <w:sz w:val="24"/>
-        </w:rPr>
-        <w:hyperlink r:id="rId9" w:history="1">
-          <w:r>
-            <w:rPr>
-              <w:rStyle w:val="Hyperlink"/>
-            </w:rPr>
-            <w:t>. In</w:t>
-          </w:r>
-        </w:hyperlink>
-      </w:r>
-      <w:r>
-        <w:rPr>
-          <w:u w:val="single" w:color="0000ff"/>
-          <w:rFonts w:ascii="Charis SIL Regular" w:hAnsi="Charis SIL Regular" w:eastAsia="Charis SIL Regular"/>
-          <w:b w:val="0"/>
-          <w:i w:val="0"/>
-          <w:color w:val="000000"/>
-          <w:sz w:val="24"/>
-        </w:rPr>
-        <w:t xml:space="preserve"> </w:t>
-      </w:r>
-      <w:r>
-        <w:rPr>
-          <w:rFonts w:ascii="Charis SIL Regular" w:hAnsi="Charis SIL Regular" w:eastAsia="Charis SIL Regular"/>
-          <w:b w:val="0"/>
-          <w:i w:val="0"/>
-          <w:color w:val="000000"/>
-          <w:sz w:val="24"/>
-        </w:rPr>
-        <w:t xml:space="preserve">the early years, </w:t>
+        <w:t xml:space="preserve">years later. In the early years, </w:t>
       </w:r>
       <w:r>
         <w:rPr>
@@ -433,7 +339,7 @@
           <w:sz w:val="24"/>
           <w:u w:val="single"/>
         </w:rPr>
-        <w:hyperlink r:id="rId11" w:history="1">
+        <w:hyperlink r:id="rId10" w:history="1">
           <w:r>
             <w:rPr>
               <w:rStyle w:val="Hyperlink"/>
@@ -1126,7 +1032,7 @@
           <w:sz w:val="24"/>
           <w:u w:val="single"/>
         </w:rPr>
-        <w:hyperlink r:id="rId14" w:history="1">
+        <w:hyperlink r:id="rId15" w:history="1">
           <w:r>
             <w:rPr>
               <w:rStyle w:val="Hyperlink"/>
@@ -1304,7 +1210,7 @@
           <w:sz w:val="24"/>
           <w:u w:val="single"/>
         </w:rPr>
-        <w:hyperlink r:id="rId15" w:history="1">
+        <w:hyperlink r:id="rId17" w:history="1">
           <w:r>
             <w:rPr>
               <w:rStyle w:val="Hyperlink"/>
@@ -1322,7 +1228,7 @@
           <w:sz w:val="24"/>
           <w:u w:val="single"/>
         </w:rPr>
-        <w:hyperlink r:id="rId15" w:history="1">
+        <w:hyperlink r:id="rId17" w:history="1">
           <w:r>
             <w:rPr>
               <w:rStyle w:val="Hyperlink"/>
@@ -3038,97 +2944,7 @@
           <w:color w:val="000000"/>
           <w:sz w:val="24"/>
         </w:rPr>
-        <w:t>are a number of records fro</w:t>
-      </w:r>
-      <w:r>
-        <w:rPr>
-          <w:u w:val="single" w:color="0000ff"/>
-          <w:rFonts w:ascii="Charis SIL Regular" w:hAnsi="Charis SIL Regular" w:eastAsia="Charis SIL Regular"/>
-          <w:b w:val="0"/>
-          <w:i w:val="0"/>
-          <w:color w:val="000000"/>
-          <w:sz w:val="24"/>
-        </w:rPr>
-        <w:hyperlink r:id="rId30" w:history="1">
-          <w:r>
-            <w:rPr>
-              <w:rStyle w:val="Hyperlink"/>
-            </w:rPr>
-            <w:t>m the</w:t>
-          </w:r>
-        </w:hyperlink>
-      </w:r>
-      <w:r>
-        <w:rPr>
-          <w:u w:val="single" w:color="0000ff"/>
-          <w:rFonts w:ascii="Charis SIL Regular" w:hAnsi="Charis SIL Regular" w:eastAsia="Charis SIL Regular"/>
-          <w:b w:val="0"/>
-          <w:i w:val="0"/>
-          <w:color w:val="000000"/>
-          <w:sz w:val="24"/>
-        </w:rPr>
-        <w:hyperlink r:id="rId30" w:history="1">
-          <w:r>
-            <w:rPr>
-              <w:rStyle w:val="Hyperlink"/>
-            </w:rPr>
-            <w:t xml:space="preserve"> per</w:t>
-          </w:r>
-        </w:hyperlink>
-      </w:r>
-      <w:r>
-        <w:rPr>
-          <w:u w:val="single" w:color="0000ff"/>
-          <w:rFonts w:ascii="Charis SIL Regular" w:hAnsi="Charis SIL Regular" w:eastAsia="Charis SIL Regular"/>
-          <w:b w:val="0"/>
-          <w:i w:val="0"/>
-          <w:color w:val="000000"/>
-          <w:sz w:val="24"/>
-        </w:rPr>
-        <w:hyperlink r:id="rId30" w:history="1">
-          <w:r>
-            <w:rPr>
-              <w:rStyle w:val="Hyperlink"/>
-            </w:rPr>
-            <w:t>i</w:t>
-          </w:r>
-        </w:hyperlink>
-      </w:r>
-      <w:r>
-        <w:rPr>
-          <w:u w:val="single" w:color="0000ff"/>
-          <w:rFonts w:ascii="Charis SIL Regular" w:hAnsi="Charis SIL Regular" w:eastAsia="Charis SIL Regular"/>
-          <w:b w:val="0"/>
-          <w:i w:val="0"/>
-          <w:color w:val="000000"/>
-          <w:sz w:val="24"/>
-        </w:rPr>
-        <w:hyperlink r:id="rId30" w:history="1">
-          <w:r>
-            <w:rPr>
-              <w:rStyle w:val="Hyperlink"/>
-            </w:rPr>
-            <w:t>od o</w:t>
-          </w:r>
-        </w:hyperlink>
-      </w:r>
-      <w:r>
-        <w:rPr>
-          <w:u w:val="single" w:color="0000ff"/>
-          <w:rFonts w:ascii="Charis SIL Regular" w:hAnsi="Charis SIL Regular" w:eastAsia="Charis SIL Regular"/>
-          <w:b w:val="0"/>
-          <w:i w:val="0"/>
-          <w:color w:val="000000"/>
-          <w:sz w:val="24"/>
-        </w:rPr>
-        <w:hyperlink r:id="rId30" w:history="1">
-          <w:r>
-            <w:rPr>
-              <w:rStyle w:val="Hyperlink"/>
-            </w:rPr>
-            <w:t xml:space="preserve">f </w:t>
-          </w:r>
-        </w:hyperlink>
+        <w:t xml:space="preserve">are a number of records from the period of </w:t>
       </w:r>
       <w:r>
         <w:rPr>
@@ -4546,7 +4362,7 @@
           <w:sz w:val="24"/>
           <w:u w:val="single"/>
         </w:rPr>
-        <w:hyperlink r:id="rId38" w:history="1">
+        <w:hyperlink r:id="rId37" w:history="1">
           <w:r>
             <w:rPr>
               <w:rStyle w:val="Hyperlink"/>
@@ -4564,7 +4380,7 @@
           <w:sz w:val="24"/>
           <w:u w:val="single"/>
         </w:rPr>
-        <w:hyperlink r:id="rId38" w:history="1">
+        <w:hyperlink r:id="rId37" w:history="1">
           <w:r>
             <w:rPr>
               <w:rStyle w:val="Hyperlink"/>

--- a/EXPORTS/DOCX/published/niveau3/English/KunsthandelVanLier.docx
+++ b/EXPORTS/DOCX/published/niveau3/English/KunsthandelVanLier.docx
@@ -246,13 +246,107 @@
       </w:r>
       <w:r>
         <w:rPr>
+          <w:u w:val="single" w:color="0000ff"/>
           <w:rFonts w:ascii="Charis SIL Regular" w:hAnsi="Charis SIL Regular" w:eastAsia="Charis SIL Regular"/>
           <w:b w:val="0"/>
           <w:i w:val="0"/>
           <w:color w:val="000000"/>
           <w:sz w:val="24"/>
         </w:rPr>
-        <w:t xml:space="preserve">years later. In the early years, </w:t>
+        <w:hyperlink r:id="rId9" w:history="1">
+          <w:r>
+            <w:rPr>
+              <w:rStyle w:val="Hyperlink"/>
+            </w:rPr>
+            <w:t>years</w:t>
+          </w:r>
+        </w:hyperlink>
+      </w:r>
+      <w:r>
+        <w:rPr>
+          <w:u w:val="single" w:color="0000ff"/>
+          <w:rFonts w:ascii="Charis SIL Regular" w:hAnsi="Charis SIL Regular" w:eastAsia="Charis SIL Regular"/>
+          <w:b w:val="0"/>
+          <w:i w:val="0"/>
+          <w:color w:val="000000"/>
+          <w:sz w:val="24"/>
+        </w:rPr>
+        <w:t xml:space="preserve"> </w:t>
+      </w:r>
+      <w:r>
+        <w:rPr>
+          <w:u w:val="single" w:color="0000ff"/>
+          <w:rFonts w:ascii="Charis SIL Regular" w:hAnsi="Charis SIL Regular" w:eastAsia="Charis SIL Regular"/>
+          <w:b w:val="0"/>
+          <w:i w:val="0"/>
+          <w:color w:val="000000"/>
+          <w:sz w:val="24"/>
+        </w:rPr>
+        <w:hyperlink r:id="rId9" w:history="1">
+          <w:r>
+            <w:rPr>
+              <w:rStyle w:val="Hyperlink"/>
+            </w:rPr>
+            <w:t>late</w:t>
+          </w:r>
+        </w:hyperlink>
+      </w:r>
+      <w:r>
+        <w:rPr>
+          <w:u w:val="single" w:color="0000ff"/>
+          <w:rFonts w:ascii="Charis SIL Regular" w:hAnsi="Charis SIL Regular" w:eastAsia="Charis SIL Regular"/>
+          <w:b w:val="0"/>
+          <w:i w:val="0"/>
+          <w:color w:val="000000"/>
+          <w:sz w:val="24"/>
+        </w:rPr>
+        <w:hyperlink r:id="rId9" w:history="1">
+          <w:r>
+            <w:rPr>
+              <w:rStyle w:val="Hyperlink"/>
+            </w:rPr>
+            <w:t>r</w:t>
+          </w:r>
+        </w:hyperlink>
+      </w:r>
+      <w:r>
+        <w:rPr>
+          <w:u w:val="single" w:color="0000ff"/>
+          <w:rFonts w:ascii="Charis SIL Regular" w:hAnsi="Charis SIL Regular" w:eastAsia="Charis SIL Regular"/>
+          <w:b w:val="0"/>
+          <w:i w:val="0"/>
+          <w:color w:val="000000"/>
+          <w:sz w:val="24"/>
+        </w:rPr>
+        <w:hyperlink r:id="rId9" w:history="1">
+          <w:r>
+            <w:rPr>
+              <w:rStyle w:val="Hyperlink"/>
+            </w:rPr>
+            <w:t>. In</w:t>
+          </w:r>
+        </w:hyperlink>
+      </w:r>
+      <w:r>
+        <w:rPr>
+          <w:u w:val="single" w:color="0000ff"/>
+          <w:rFonts w:ascii="Charis SIL Regular" w:hAnsi="Charis SIL Regular" w:eastAsia="Charis SIL Regular"/>
+          <w:b w:val="0"/>
+          <w:i w:val="0"/>
+          <w:color w:val="000000"/>
+          <w:sz w:val="24"/>
+        </w:rPr>
+        <w:t xml:space="preserve"> </w:t>
+      </w:r>
+      <w:r>
+        <w:rPr>
+          <w:rFonts w:ascii="Charis SIL Regular" w:hAnsi="Charis SIL Regular" w:eastAsia="Charis SIL Regular"/>
+          <w:b w:val="0"/>
+          <w:i w:val="0"/>
+          <w:color w:val="000000"/>
+          <w:sz w:val="24"/>
+        </w:rPr>
+        <w:t xml:space="preserve">the early years, </w:t>
       </w:r>
       <w:r>
         <w:rPr>
@@ -319,7 +413,6 @@
           <w:i w:val="0"/>
           <w:color w:val="0000FF"/>
           <w:sz w:val="24"/>
-          <w:u w:val="single"/>
         </w:rPr>
         <w:hyperlink r:id="rId11" w:history="1">
           <w:r>
@@ -480,92 +573,7 @@
           <w:color w:val="000000"/>
           <w:sz w:val="24"/>
         </w:rPr>
-        <w:t>However, Van Lier also becam</w:t>
-      </w:r>
-      <w:r>
-        <w:rPr>
-          <w:rFonts w:ascii="Charis SIL Regular" w:hAnsi="Charis SIL Regular" w:eastAsia="Charis SIL Regular"/>
-          <w:b w:val="0"/>
-          <w:i w:val="0"/>
-          <w:color w:val="000000"/>
-          <w:sz w:val="24"/>
-        </w:rPr>
-        <w:hyperlink r:id="rId11" w:history="1">
-          <w:r>
-            <w:rPr>
-              <w:rStyle w:val="Hyperlink"/>
-            </w:rPr>
-            <w:t>e fascinat</w:t>
-          </w:r>
-        </w:hyperlink>
-      </w:r>
-      <w:r>
-        <w:rPr>
-          <w:rFonts w:ascii="Charis SIL Regular" w:hAnsi="Charis SIL Regular" w:eastAsia="Charis SIL Regular"/>
-          <w:b w:val="0"/>
-          <w:i w:val="0"/>
-          <w:color w:val="000000"/>
-          <w:sz w:val="24"/>
-        </w:rPr>
-        <w:hyperlink r:id="rId11" w:history="1">
-          <w:r>
-            <w:rPr>
-              <w:rStyle w:val="Hyperlink"/>
-            </w:rPr>
-            <w:t>e</w:t>
-          </w:r>
-        </w:hyperlink>
-      </w:r>
-      <w:r>
-        <w:rPr>
-          <w:rFonts w:ascii="Charis SIL Regular" w:hAnsi="Charis SIL Regular" w:eastAsia="Charis SIL Regular"/>
-          <w:b w:val="0"/>
-          <w:i w:val="0"/>
-          <w:color w:val="000000"/>
-          <w:sz w:val="24"/>
-        </w:rPr>
-        <w:hyperlink r:id="rId11" w:history="1">
-          <w:r>
-            <w:rPr>
-              <w:rStyle w:val="Hyperlink"/>
-            </w:rPr>
-            <w:t>d w</w:t>
-          </w:r>
-        </w:hyperlink>
-      </w:r>
-      <w:r>
-        <w:rPr>
-          <w:rFonts w:ascii="Charis SIL Regular" w:hAnsi="Charis SIL Regular" w:eastAsia="Charis SIL Regular"/>
-          <w:b w:val="0"/>
-          <w:i w:val="0"/>
-          <w:color w:val="000000"/>
-          <w:sz w:val="24"/>
-        </w:rPr>
-        <w:hyperlink r:id="rId11" w:history="1">
-          <w:r>
-            <w:rPr>
-              <w:rStyle w:val="Hyperlink"/>
-            </w:rPr>
-            <w:t>i</w:t>
-          </w:r>
-        </w:hyperlink>
-      </w:r>
-      <w:r>
-        <w:rPr>
-          <w:rFonts w:ascii="Charis SIL Regular" w:hAnsi="Charis SIL Regular" w:eastAsia="Charis SIL Regular"/>
-          <w:b w:val="0"/>
-          <w:i w:val="0"/>
-          <w:color w:val="000000"/>
-          <w:sz w:val="24"/>
-        </w:rPr>
-        <w:hyperlink r:id="rId11" w:history="1">
-          <w:r>
-            <w:rPr>
-              <w:rStyle w:val="Hyperlink"/>
-            </w:rPr>
-            <w:t xml:space="preserve">th </w:t>
-          </w:r>
-        </w:hyperlink>
+        <w:t xml:space="preserve">However, Van Lier also became fascinated with </w:t>
       </w:r>
       <w:r>
         <w:rPr>
@@ -1032,7 +1040,7 @@
           <w:sz w:val="24"/>
           <w:u w:val="single"/>
         </w:rPr>
-        <w:hyperlink r:id="rId15" w:history="1">
+        <w:hyperlink r:id="rId14" w:history="1">
           <w:r>
             <w:rPr>
               <w:rStyle w:val="Hyperlink"/>
@@ -1210,7 +1218,7 @@
           <w:sz w:val="24"/>
           <w:u w:val="single"/>
         </w:rPr>
-        <w:hyperlink r:id="rId17" w:history="1">
+        <w:hyperlink r:id="rId15" w:history="1">
           <w:r>
             <w:rPr>
               <w:rStyle w:val="Hyperlink"/>
@@ -1228,7 +1236,7 @@
           <w:sz w:val="24"/>
           <w:u w:val="single"/>
         </w:rPr>
-        <w:hyperlink r:id="rId17" w:history="1">
+        <w:hyperlink r:id="rId15" w:history="1">
           <w:r>
             <w:rPr>
               <w:rStyle w:val="Hyperlink"/>
@@ -1311,7 +1319,7 @@
           <w:sz w:val="24"/>
           <w:u w:val="single"/>
         </w:rPr>
-        <w:hyperlink r:id="rId13" w:history="1">
+        <w:hyperlink r:id="rId17" w:history="1">
           <w:r>
             <w:rPr>
               <w:rStyle w:val="Hyperlink"/>
@@ -1329,7 +1337,7 @@
           <w:sz w:val="24"/>
           <w:u w:val="single"/>
         </w:rPr>
-        <w:hyperlink r:id="rId13" w:history="1">
+        <w:hyperlink r:id="rId17" w:history="1">
           <w:r>
             <w:rPr>
               <w:rStyle w:val="Hyperlink"/>

--- a/EXPORTS/DOCX/published/niveau3/English/KunsthandelVanLier.docx
+++ b/EXPORTS/DOCX/published/niveau3/English/KunsthandelVanLier.docx
@@ -246,107 +246,13 @@
       </w:r>
       <w:r>
         <w:rPr>
-          <w:u w:val="single" w:color="0000ff"/>
           <w:rFonts w:ascii="Charis SIL Regular" w:hAnsi="Charis SIL Regular" w:eastAsia="Charis SIL Regular"/>
           <w:b w:val="0"/>
           <w:i w:val="0"/>
           <w:color w:val="000000"/>
           <w:sz w:val="24"/>
         </w:rPr>
-        <w:hyperlink r:id="rId9" w:history="1">
-          <w:r>
-            <w:rPr>
-              <w:rStyle w:val="Hyperlink"/>
-            </w:rPr>
-            <w:t>years</w:t>
-          </w:r>
-        </w:hyperlink>
-      </w:r>
-      <w:r>
-        <w:rPr>
-          <w:u w:val="single" w:color="0000ff"/>
-          <w:rFonts w:ascii="Charis SIL Regular" w:hAnsi="Charis SIL Regular" w:eastAsia="Charis SIL Regular"/>
-          <w:b w:val="0"/>
-          <w:i w:val="0"/>
-          <w:color w:val="000000"/>
-          <w:sz w:val="24"/>
-        </w:rPr>
-        <w:t xml:space="preserve"> </w:t>
-      </w:r>
-      <w:r>
-        <w:rPr>
-          <w:u w:val="single" w:color="0000ff"/>
-          <w:rFonts w:ascii="Charis SIL Regular" w:hAnsi="Charis SIL Regular" w:eastAsia="Charis SIL Regular"/>
-          <w:b w:val="0"/>
-          <w:i w:val="0"/>
-          <w:color w:val="000000"/>
-          <w:sz w:val="24"/>
-        </w:rPr>
-        <w:hyperlink r:id="rId9" w:history="1">
-          <w:r>
-            <w:rPr>
-              <w:rStyle w:val="Hyperlink"/>
-            </w:rPr>
-            <w:t>late</w:t>
-          </w:r>
-        </w:hyperlink>
-      </w:r>
-      <w:r>
-        <w:rPr>
-          <w:u w:val="single" w:color="0000ff"/>
-          <w:rFonts w:ascii="Charis SIL Regular" w:hAnsi="Charis SIL Regular" w:eastAsia="Charis SIL Regular"/>
-          <w:b w:val="0"/>
-          <w:i w:val="0"/>
-          <w:color w:val="000000"/>
-          <w:sz w:val="24"/>
-        </w:rPr>
-        <w:hyperlink r:id="rId9" w:history="1">
-          <w:r>
-            <w:rPr>
-              <w:rStyle w:val="Hyperlink"/>
-            </w:rPr>
-            <w:t>r</w:t>
-          </w:r>
-        </w:hyperlink>
-      </w:r>
-      <w:r>
-        <w:rPr>
-          <w:u w:val="single" w:color="0000ff"/>
-          <w:rFonts w:ascii="Charis SIL Regular" w:hAnsi="Charis SIL Regular" w:eastAsia="Charis SIL Regular"/>
-          <w:b w:val="0"/>
-          <w:i w:val="0"/>
-          <w:color w:val="000000"/>
-          <w:sz w:val="24"/>
-        </w:rPr>
-        <w:hyperlink r:id="rId9" w:history="1">
-          <w:r>
-            <w:rPr>
-              <w:rStyle w:val="Hyperlink"/>
-            </w:rPr>
-            <w:t>. In</w:t>
-          </w:r>
-        </w:hyperlink>
-      </w:r>
-      <w:r>
-        <w:rPr>
-          <w:u w:val="single" w:color="0000ff"/>
-          <w:rFonts w:ascii="Charis SIL Regular" w:hAnsi="Charis SIL Regular" w:eastAsia="Charis SIL Regular"/>
-          <w:b w:val="0"/>
-          <w:i w:val="0"/>
-          <w:color w:val="000000"/>
-          <w:sz w:val="24"/>
-        </w:rPr>
-        <w:t xml:space="preserve"> </w:t>
-      </w:r>
-      <w:r>
-        <w:rPr>
-          <w:rFonts w:ascii="Charis SIL Regular" w:hAnsi="Charis SIL Regular" w:eastAsia="Charis SIL Regular"/>
-          <w:b w:val="0"/>
-          <w:i w:val="0"/>
-          <w:color w:val="000000"/>
-          <w:sz w:val="24"/>
-        </w:rPr>
-        <w:t xml:space="preserve">the early years, </w:t>
+        <w:t xml:space="preserve">years later. In the early years, </w:t>
       </w:r>
       <w:r>
         <w:rPr>
@@ -413,6 +319,7 @@
           <w:i w:val="0"/>
           <w:color w:val="0000FF"/>
           <w:sz w:val="24"/>
+          <w:u w:val="single"/>
         </w:rPr>
         <w:hyperlink r:id="rId11" w:history="1">
           <w:r>
@@ -443,31 +350,13 @@
       </w:r>
       <w:r>
         <w:rPr>
-          <w:u w:val="single" w:color="0000ff"/>
           <w:rFonts w:ascii="Charis SIL Regular" w:hAnsi="Charis SIL Regular" w:eastAsia="Charis SIL Regular"/>
           <w:b w:val="0"/>
           <w:i w:val="0"/>
           <w:color w:val="000000"/>
           <w:sz w:val="24"/>
         </w:rPr>
-        <w:hyperlink r:id="rId10" w:history="1">
-          <w:r>
-            <w:rPr>
-              <w:rStyle w:val="Hyperlink"/>
-            </w:rPr>
-            <w:t xml:space="preserve"> pri</w:t>
-          </w:r>
-        </w:hyperlink>
-      </w:r>
-      <w:r>
-        <w:rPr>
-          <w:rFonts w:ascii="Charis SIL Regular" w:hAnsi="Charis SIL Regular" w:eastAsia="Charis SIL Regular"/>
-          <w:b w:val="0"/>
-          <w:i w:val="0"/>
-          <w:color w:val="000000"/>
-          <w:sz w:val="24"/>
-        </w:rPr>
-        <w:t xml:space="preserve">marily dealt in </w:t>
+        <w:t xml:space="preserve"> primarily dealt in </w:t>
       </w:r>
       <w:r>
         <w:rPr>
@@ -2119,7 +2008,7 @@
           <w:sz w:val="24"/>
           <w:u w:val="single"/>
         </w:rPr>
-        <w:hyperlink r:id="rId23" w:history="1">
+        <w:hyperlink r:id="rId24" w:history="1">
           <w:r>
             <w:rPr>
               <w:rStyle w:val="Hyperlink"/>
@@ -2148,7 +2037,7 @@
           <w:sz w:val="24"/>
           <w:u w:val="single"/>
         </w:rPr>
-        <w:hyperlink r:id="rId23" w:history="1">
+        <w:hyperlink r:id="rId24" w:history="1">
           <w:r>
             <w:rPr>
               <w:rStyle w:val="Hyperlink"/>
@@ -2159,21 +2048,13 @@
       </w:r>
       <w:r>
         <w:rPr>
-          <w:u w:val="single" w:color="0000ff"/>
           <w:rFonts w:ascii="Charis SIL Regular" w:hAnsi="Charis SIL Regular" w:eastAsia="Charis SIL Regular"/>
           <w:b w:val="0"/>
           <w:i w:val="0"/>
           <w:color w:val="000000"/>
           <w:sz w:val="24"/>
         </w:rPr>
-        <w:hyperlink r:id="rId23" w:history="1">
-          <w:r>
-            <w:rPr>
-              <w:rStyle w:val="Hyperlink"/>
-            </w:rPr>
-            <w:t xml:space="preserve">, </w:t>
-          </w:r>
-        </w:hyperlink>
+        <w:t xml:space="preserve">, </w:t>
       </w:r>
       <w:r>
         <w:rPr>
@@ -2184,7 +2065,7 @@
           <w:sz w:val="24"/>
           <w:u w:val="single"/>
         </w:rPr>
-        <w:hyperlink r:id="rId23" w:history="1">
+        <w:hyperlink r:id="rId25" w:history="1">
           <w:r>
             <w:rPr>
               <w:rStyle w:val="Hyperlink"/>
@@ -2202,7 +2083,7 @@
           <w:sz w:val="24"/>
           <w:u w:val="single"/>
         </w:rPr>
-        <w:hyperlink r:id="rId23" w:history="1">
+        <w:hyperlink r:id="rId25" w:history="1">
           <w:r>
             <w:rPr>
               <w:rStyle w:val="Hyperlink"/>
@@ -2220,7 +2101,7 @@
           <w:sz w:val="24"/>
           <w:u w:val="single"/>
         </w:rPr>
-        <w:hyperlink r:id="rId23" w:history="1">
+        <w:hyperlink r:id="rId25" w:history="1">
           <w:r>
             <w:rPr>
               <w:rStyle w:val="Hyperlink"/>
@@ -2333,25 +2214,7 @@
           <w:color w:val="000000"/>
           <w:sz w:val="24"/>
         </w:rPr>
-        <w:t>e</w:t>
-      </w:r>
-      <w:r>
-        <w:rPr>
-          <w:u w:val="single" w:color="0000ff"/>
-          <w:rFonts w:ascii="Charis SIL Regular" w:hAnsi="Charis SIL Regular" w:eastAsia="Charis SIL Regular"/>
-          <w:b w:val="0"/>
-          <w:i w:val="0"/>
-          <w:color w:val="000000"/>
-          <w:sz w:val="24"/>
-        </w:rPr>
-        <w:hyperlink r:id="rId24" w:history="1">
-          <w:r>
-            <w:rPr>
-              <w:rStyle w:val="Hyperlink"/>
-            </w:rPr>
-            <w:t xml:space="preserve"> cond</w:t>
-          </w:r>
-        </w:hyperlink>
+        <w:t>e cond</w:t>
       </w:r>
       <w:r>
         <w:rPr>
@@ -3084,50 +2947,7 @@
           <w:color w:val="000000"/>
           <w:sz w:val="24"/>
         </w:rPr>
-        <w:hyperlink r:id="rId30" w:history="1">
-          <w:r>
-            <w:rPr>
-              <w:rStyle w:val="Hyperlink"/>
-            </w:rPr>
-            <w:t>i</w:t>
-          </w:r>
-        </w:hyperlink>
-      </w:r>
-      <w:r>
-        <w:rPr>
-          <w:u w:val="single" w:color="0000ff"/>
-          <w:rFonts w:ascii="Charis SIL Regular" w:hAnsi="Charis SIL Regular" w:eastAsia="Charis SIL Regular"/>
-          <w:b w:val="0"/>
-          <w:i w:val="0"/>
-          <w:color w:val="000000"/>
-          <w:sz w:val="24"/>
-        </w:rPr>
-        <w:hyperlink r:id="rId30" w:history="1">
-          <w:r>
-            <w:rPr>
-              <w:rStyle w:val="Hyperlink"/>
-            </w:rPr>
-            <w:t>od o</w:t>
-          </w:r>
-        </w:hyperlink>
-      </w:r>
-      <w:r>
-        <w:rPr>
-          <w:u w:val="single" w:color="0000ff"/>
-          <w:rFonts w:ascii="Charis SIL Regular" w:hAnsi="Charis SIL Regular" w:eastAsia="Charis SIL Regular"/>
-          <w:b w:val="0"/>
-          <w:i w:val="0"/>
-          <w:color w:val="000000"/>
-          <w:sz w:val="24"/>
-        </w:rPr>
-        <w:hyperlink r:id="rId30" w:history="1">
-          <w:r>
-            <w:rPr>
-              <w:rStyle w:val="Hyperlink"/>
-            </w:rPr>
-            <w:t xml:space="preserve">f </w:t>
-          </w:r>
-        </w:hyperlink>
+        <w:t xml:space="preserve">iod of </w:t>
       </w:r>
       <w:r>
         <w:rPr>
@@ -3239,7 +3059,7 @@
           <w:sz w:val="24"/>
           <w:u w:val="single"/>
         </w:rPr>
-        <w:hyperlink r:id="rId30" w:history="1">
+        <w:hyperlink r:id="rId31" w:history="1">
           <w:r>
             <w:rPr>
               <w:rStyle w:val="Hyperlink"/>
@@ -3257,7 +3077,7 @@
           <w:sz w:val="24"/>
           <w:u w:val="single"/>
         </w:rPr>
-        <w:hyperlink r:id="rId30" w:history="1">
+        <w:hyperlink r:id="rId31" w:history="1">
           <w:r>
             <w:rPr>
               <w:rStyle w:val="Hyperlink"/>
@@ -3275,7 +3095,7 @@
           <w:sz w:val="24"/>
           <w:u w:val="single"/>
         </w:rPr>
-        <w:hyperlink r:id="rId30" w:history="1">
+        <w:hyperlink r:id="rId31" w:history="1">
           <w:r>
             <w:rPr>
               <w:rStyle w:val="Hyperlink"/>
@@ -3304,7 +3124,7 @@
           <w:sz w:val="24"/>
           <w:u w:val="single"/>
         </w:rPr>
-        <w:hyperlink r:id="rId30" w:history="1">
+        <w:hyperlink r:id="rId31" w:history="1">
           <w:r>
             <w:rPr>
               <w:rStyle w:val="Hyperlink"/>
@@ -4563,7 +4383,7 @@
           <w:sz w:val="24"/>
           <w:u w:val="single"/>
         </w:rPr>
-        <w:hyperlink r:id="rId37" w:history="1">
+        <w:hyperlink r:id="rId38" w:history="1">
           <w:r>
             <w:rPr>
               <w:rStyle w:val="Hyperlink"/>

--- a/EXPORTS/DOCX/published/niveau3/English/KunsthandelVanLier.docx
+++ b/EXPORTS/DOCX/published/niveau3/English/KunsthandelVanLier.docx
@@ -264,89 +264,13 @@
       </w:r>
       <w:r>
         <w:rPr>
-          <w:u w:val="single" w:color="0000ff"/>
           <w:rFonts w:ascii="Charis SIL Regular" w:hAnsi="Charis SIL Regular" w:eastAsia="Charis SIL Regular"/>
           <w:b w:val="0"/>
           <w:i w:val="0"/>
           <w:color w:val="000000"/>
           <w:sz w:val="24"/>
         </w:rPr>
-        <w:t xml:space="preserve"> </w:t>
-      </w:r>
-      <w:r>
-        <w:rPr>
-          <w:u w:val="single" w:color="0000ff"/>
-          <w:rFonts w:ascii="Charis SIL Regular" w:hAnsi="Charis SIL Regular" w:eastAsia="Charis SIL Regular"/>
-          <w:b w:val="0"/>
-          <w:i w:val="0"/>
-          <w:color w:val="000000"/>
-          <w:sz w:val="24"/>
-        </w:rPr>
-        <w:hyperlink r:id="rId9" w:history="1">
-          <w:r>
-            <w:rPr>
-              <w:rStyle w:val="Hyperlink"/>
-            </w:rPr>
-            <w:t>late</w:t>
-          </w:r>
-        </w:hyperlink>
-      </w:r>
-      <w:r>
-        <w:rPr>
-          <w:u w:val="single" w:color="0000ff"/>
-          <w:rFonts w:ascii="Charis SIL Regular" w:hAnsi="Charis SIL Regular" w:eastAsia="Charis SIL Regular"/>
-          <w:b w:val="0"/>
-          <w:i w:val="0"/>
-          <w:color w:val="000000"/>
-          <w:sz w:val="24"/>
-        </w:rPr>
-        <w:hyperlink r:id="rId9" w:history="1">
-          <w:r>
-            <w:rPr>
-              <w:rStyle w:val="Hyperlink"/>
-            </w:rPr>
-            <w:t>r</w:t>
-          </w:r>
-        </w:hyperlink>
-      </w:r>
-      <w:r>
-        <w:rPr>
-          <w:u w:val="single" w:color="0000ff"/>
-          <w:rFonts w:ascii="Charis SIL Regular" w:hAnsi="Charis SIL Regular" w:eastAsia="Charis SIL Regular"/>
-          <w:b w:val="0"/>
-          <w:i w:val="0"/>
-          <w:color w:val="000000"/>
-          <w:sz w:val="24"/>
-        </w:rPr>
-        <w:hyperlink r:id="rId9" w:history="1">
-          <w:r>
-            <w:rPr>
-              <w:rStyle w:val="Hyperlink"/>
-            </w:rPr>
-            <w:t>. In</w:t>
-          </w:r>
-        </w:hyperlink>
-      </w:r>
-      <w:r>
-        <w:rPr>
-          <w:u w:val="single" w:color="0000ff"/>
-          <w:rFonts w:ascii="Charis SIL Regular" w:hAnsi="Charis SIL Regular" w:eastAsia="Charis SIL Regular"/>
-          <w:b w:val="0"/>
-          <w:i w:val="0"/>
-          <w:color w:val="000000"/>
-          <w:sz w:val="24"/>
-        </w:rPr>
-        <w:t xml:space="preserve"> </w:t>
-      </w:r>
-      <w:r>
-        <w:rPr>
-          <w:rFonts w:ascii="Charis SIL Regular" w:hAnsi="Charis SIL Regular" w:eastAsia="Charis SIL Regular"/>
-          <w:b w:val="0"/>
-          <w:i w:val="0"/>
-          <w:color w:val="000000"/>
-          <w:sz w:val="24"/>
-        </w:rPr>
-        <w:t xml:space="preserve">the early years, </w:t>
+        <w:t xml:space="preserve"> later. In the early years, </w:t>
       </w:r>
       <w:r>
         <w:rPr>
@@ -413,6 +337,7 @@
           <w:i w:val="0"/>
           <w:color w:val="0000FF"/>
           <w:sz w:val="24"/>
+          <w:u w:val="single"/>
         </w:rPr>
         <w:hyperlink r:id="rId11" w:history="1">
           <w:r>
@@ -443,31 +368,13 @@
       </w:r>
       <w:r>
         <w:rPr>
-          <w:u w:val="single" w:color="0000ff"/>
           <w:rFonts w:ascii="Charis SIL Regular" w:hAnsi="Charis SIL Regular" w:eastAsia="Charis SIL Regular"/>
           <w:b w:val="0"/>
           <w:i w:val="0"/>
           <w:color w:val="000000"/>
           <w:sz w:val="24"/>
         </w:rPr>
-        <w:hyperlink r:id="rId10" w:history="1">
-          <w:r>
-            <w:rPr>
-              <w:rStyle w:val="Hyperlink"/>
-            </w:rPr>
-            <w:t xml:space="preserve"> pri</w:t>
-          </w:r>
-        </w:hyperlink>
-      </w:r>
-      <w:r>
-        <w:rPr>
-          <w:rFonts w:ascii="Charis SIL Regular" w:hAnsi="Charis SIL Regular" w:eastAsia="Charis SIL Regular"/>
-          <w:b w:val="0"/>
-          <w:i w:val="0"/>
-          <w:color w:val="000000"/>
-          <w:sz w:val="24"/>
-        </w:rPr>
-        <w:t xml:space="preserve">marily dealt in </w:t>
+        <w:t xml:space="preserve"> primarily dealt in </w:t>
       </w:r>
       <w:r>
         <w:rPr>
@@ -573,92 +480,7 @@
           <w:color w:val="000000"/>
           <w:sz w:val="24"/>
         </w:rPr>
-        <w:t>However, Van Lier also becam</w:t>
-      </w:r>
-      <w:r>
-        <w:rPr>
-          <w:rFonts w:ascii="Charis SIL Regular" w:hAnsi="Charis SIL Regular" w:eastAsia="Charis SIL Regular"/>
-          <w:b w:val="0"/>
-          <w:i w:val="0"/>
-          <w:color w:val="000000"/>
-          <w:sz w:val="24"/>
-        </w:rPr>
-        <w:hyperlink r:id="rId11" w:history="1">
-          <w:r>
-            <w:rPr>
-              <w:rStyle w:val="Hyperlink"/>
-            </w:rPr>
-            <w:t>e fascinat</w:t>
-          </w:r>
-        </w:hyperlink>
-      </w:r>
-      <w:r>
-        <w:rPr>
-          <w:rFonts w:ascii="Charis SIL Regular" w:hAnsi="Charis SIL Regular" w:eastAsia="Charis SIL Regular"/>
-          <w:b w:val="0"/>
-          <w:i w:val="0"/>
-          <w:color w:val="000000"/>
-          <w:sz w:val="24"/>
-        </w:rPr>
-        <w:hyperlink r:id="rId11" w:history="1">
-          <w:r>
-            <w:rPr>
-              <w:rStyle w:val="Hyperlink"/>
-            </w:rPr>
-            <w:t>e</w:t>
-          </w:r>
-        </w:hyperlink>
-      </w:r>
-      <w:r>
-        <w:rPr>
-          <w:rFonts w:ascii="Charis SIL Regular" w:hAnsi="Charis SIL Regular" w:eastAsia="Charis SIL Regular"/>
-          <w:b w:val="0"/>
-          <w:i w:val="0"/>
-          <w:color w:val="000000"/>
-          <w:sz w:val="24"/>
-        </w:rPr>
-        <w:hyperlink r:id="rId11" w:history="1">
-          <w:r>
-            <w:rPr>
-              <w:rStyle w:val="Hyperlink"/>
-            </w:rPr>
-            <w:t>d w</w:t>
-          </w:r>
-        </w:hyperlink>
-      </w:r>
-      <w:r>
-        <w:rPr>
-          <w:rFonts w:ascii="Charis SIL Regular" w:hAnsi="Charis SIL Regular" w:eastAsia="Charis SIL Regular"/>
-          <w:b w:val="0"/>
-          <w:i w:val="0"/>
-          <w:color w:val="000000"/>
-          <w:sz w:val="24"/>
-        </w:rPr>
-        <w:hyperlink r:id="rId11" w:history="1">
-          <w:r>
-            <w:rPr>
-              <w:rStyle w:val="Hyperlink"/>
-            </w:rPr>
-            <w:t>i</w:t>
-          </w:r>
-        </w:hyperlink>
-      </w:r>
-      <w:r>
-        <w:rPr>
-          <w:rFonts w:ascii="Charis SIL Regular" w:hAnsi="Charis SIL Regular" w:eastAsia="Charis SIL Regular"/>
-          <w:b w:val="0"/>
-          <w:i w:val="0"/>
-          <w:color w:val="000000"/>
-          <w:sz w:val="24"/>
-        </w:rPr>
-        <w:hyperlink r:id="rId11" w:history="1">
-          <w:r>
-            <w:rPr>
-              <w:rStyle w:val="Hyperlink"/>
-            </w:rPr>
-            <w:t xml:space="preserve">th </w:t>
-          </w:r>
-        </w:hyperlink>
+        <w:t xml:space="preserve">However, Van Lier also became fascinated with </w:t>
       </w:r>
       <w:r>
         <w:rPr>
@@ -669,7 +491,7 @@
           <w:sz w:val="24"/>
           <w:u w:val="single"/>
         </w:rPr>
-        <w:hyperlink r:id="rId13" w:history="1">
+        <w:hyperlink r:id="rId11" w:history="1">
           <w:r>
             <w:rPr>
               <w:rStyle w:val="Hyperlink"/>
@@ -763,7 +585,7 @@
           <w:sz w:val="24"/>
           <w:u w:val="single"/>
         </w:rPr>
-        <w:hyperlink r:id="rId13" w:history="1">
+        <w:hyperlink r:id="rId12" w:history="1">
           <w:r>
             <w:rPr>
               <w:rStyle w:val="Hyperlink"/>
@@ -792,7 +614,7 @@
           <w:sz w:val="24"/>
           <w:u w:val="single"/>
         </w:rPr>
-        <w:hyperlink r:id="rId13" w:history="1">
+        <w:hyperlink r:id="rId12" w:history="1">
           <w:r>
             <w:rPr>
               <w:rStyle w:val="Hyperlink"/>
@@ -810,7 +632,7 @@
           <w:sz w:val="24"/>
           <w:u w:val="single"/>
         </w:rPr>
-        <w:hyperlink r:id="rId13" w:history="1">
+        <w:hyperlink r:id="rId12" w:history="1">
           <w:r>
             <w:rPr>
               <w:rStyle w:val="Hyperlink"/>
@@ -828,7 +650,7 @@
           <w:sz w:val="24"/>
           <w:u w:val="single"/>
         </w:rPr>
-        <w:hyperlink r:id="rId13" w:history="1">
+        <w:hyperlink r:id="rId12" w:history="1">
           <w:r>
             <w:rPr>
               <w:rStyle w:val="Hyperlink"/>
@@ -944,6 +766,7 @@
           <w:i w:val="0"/>
           <w:color w:val="0000FF"/>
           <w:sz w:val="24"/>
+          <w:u w:val="single"/>
         </w:rPr>
         <w:t>m</w:t>
       </w:r>
@@ -1095,7 +918,7 @@
           <w:sz w:val="24"/>
           <w:u w:val="single"/>
         </w:rPr>
-        <w:hyperlink r:id="rId15" w:history="1">
+        <w:hyperlink r:id="rId14" w:history="1">
           <w:r>
             <w:rPr>
               <w:rStyle w:val="Hyperlink"/>
@@ -1302,7 +1125,7 @@
           <w:sz w:val="24"/>
           <w:u w:val="single"/>
         </w:rPr>
-        <w:hyperlink r:id="rId17" w:history="1">
+        <w:hyperlink r:id="rId15" w:history="1">
           <w:r>
             <w:rPr>
               <w:rStyle w:val="Hyperlink"/>
@@ -1320,7 +1143,7 @@
           <w:sz w:val="24"/>
           <w:u w:val="single"/>
         </w:rPr>
-        <w:hyperlink r:id="rId17" w:history="1">
+        <w:hyperlink r:id="rId15" w:history="1">
           <w:r>
             <w:rPr>
               <w:rStyle w:val="Hyperlink"/>
@@ -1349,7 +1172,7 @@
           <w:sz w:val="24"/>
           <w:u w:val="single"/>
         </w:rPr>
-        <w:hyperlink r:id="rId17" w:history="1">
+        <w:hyperlink r:id="rId15" w:history="1">
           <w:r>
             <w:rPr>
               <w:rStyle w:val="Hyperlink"/>
@@ -1403,7 +1226,7 @@
           <w:sz w:val="24"/>
           <w:u w:val="single"/>
         </w:rPr>
-        <w:hyperlink r:id="rId17" w:history="1">
+        <w:hyperlink r:id="rId13" w:history="1">
           <w:r>
             <w:rPr>
               <w:rStyle w:val="Hyperlink"/>
@@ -1421,7 +1244,7 @@
           <w:sz w:val="24"/>
           <w:u w:val="single"/>
         </w:rPr>
-        <w:hyperlink r:id="rId17" w:history="1">
+        <w:hyperlink r:id="rId13" w:history="1">
           <w:r>
             <w:rPr>
               <w:rStyle w:val="Hyperlink"/>
@@ -2099,14 +1922,7 @@
           <w:color w:val="0000FF"/>
           <w:sz w:val="24"/>
         </w:rPr>
-        <w:hyperlink r:id="rId24" w:history="1">
-          <w:r>
-            <w:rPr>
-              <w:rStyle w:val="Hyperlink"/>
-            </w:rPr>
-            <w:t>triba</w:t>
-          </w:r>
-        </w:hyperlink>
+        <w:t>triba</w:t>
       </w:r>
       <w:r>
         <w:rPr>
@@ -2157,13 +1973,21 @@
       </w:r>
       <w:r>
         <w:rPr>
+          <w:u w:val="single" w:color="0000ff"/>
           <w:rFonts w:ascii="Charis SIL Regular" w:hAnsi="Charis SIL Regular" w:eastAsia="Charis SIL Regular"/>
           <w:b w:val="0"/>
           <w:i w:val="0"/>
           <w:color w:val="000000"/>
           <w:sz w:val="24"/>
         </w:rPr>
-        <w:t xml:space="preserve">, </w:t>
+        <w:hyperlink r:id="rId23" w:history="1">
+          <w:r>
+            <w:rPr>
+              <w:rStyle w:val="Hyperlink"/>
+            </w:rPr>
+            <w:t xml:space="preserve">, </w:t>
+          </w:r>
+        </w:hyperlink>
       </w:r>
       <w:r>
         <w:rPr>
@@ -2257,7 +2081,7 @@
           <w:sz w:val="24"/>
           <w:u w:val="single"/>
         </w:rPr>
-        <w:hyperlink r:id="rId25" w:history="1">
+        <w:hyperlink r:id="rId24" w:history="1">
           <w:r>
             <w:rPr>
               <w:rStyle w:val="Hyperlink"/>
@@ -2295,7 +2119,7 @@
           <w:sz w:val="24"/>
           <w:u w:val="single"/>
         </w:rPr>
-        <w:hyperlink r:id="rId26" w:history="1">
+        <w:hyperlink r:id="rId25" w:history="1">
           <w:r>
             <w:rPr>
               <w:rStyle w:val="Hyperlink"/>
@@ -2334,7 +2158,7 @@
           <w:color w:val="000000"/>
           <w:sz w:val="24"/>
         </w:rPr>
-        <w:hyperlink r:id="rId24" w:history="1">
+        <w:hyperlink r:id="rId26" w:history="1">
           <w:r>
             <w:rPr>
               <w:rStyle w:val="Hyperlink"/>
@@ -2352,7 +2176,7 @@
           <w:color w:val="000000"/>
           <w:sz w:val="24"/>
         </w:rPr>
-        <w:hyperlink r:id="rId24" w:history="1">
+        <w:hyperlink r:id="rId26" w:history="1">
           <w:r>
             <w:rPr>
               <w:rStyle w:val="Hyperlink"/>
@@ -2380,7 +2204,7 @@
           <w:color w:val="000000"/>
           <w:sz w:val="24"/>
         </w:rPr>
-        <w:hyperlink r:id="rId25" w:history="1">
+        <w:hyperlink r:id="rId24" w:history="1">
           <w:r>
             <w:rPr>
               <w:rStyle w:val="Hyperlink"/>
@@ -2398,7 +2222,7 @@
           <w:color w:val="000000"/>
           <w:sz w:val="24"/>
         </w:rPr>
-        <w:hyperlink r:id="rId25" w:history="1">
+        <w:hyperlink r:id="rId24" w:history="1">
           <w:r>
             <w:rPr>
               <w:rStyle w:val="Hyperlink"/>
@@ -2416,7 +2240,7 @@
           <w:color w:val="000000"/>
           <w:sz w:val="24"/>
         </w:rPr>
-        <w:hyperlink r:id="rId25" w:history="1">
+        <w:hyperlink r:id="rId24" w:history="1">
           <w:r>
             <w:rPr>
               <w:rStyle w:val="Hyperlink"/>
@@ -2465,7 +2289,7 @@
           <w:color w:val="000000"/>
           <w:sz w:val="24"/>
         </w:rPr>
-        <w:hyperlink r:id="rId26" w:history="1">
+        <w:hyperlink r:id="rId25" w:history="1">
           <w:r>
             <w:rPr>
               <w:rStyle w:val="Hyperlink"/>

--- a/EXPORTS/DOCX/published/niveau3/English/KunsthandelVanLier.docx
+++ b/EXPORTS/DOCX/published/niveau3/English/KunsthandelVanLier.docx
@@ -264,13 +264,89 @@
       </w:r>
       <w:r>
         <w:rPr>
+          <w:u w:val="single" w:color="0000ff"/>
           <w:rFonts w:ascii="Charis SIL Regular" w:hAnsi="Charis SIL Regular" w:eastAsia="Charis SIL Regular"/>
           <w:b w:val="0"/>
           <w:i w:val="0"/>
           <w:color w:val="000000"/>
           <w:sz w:val="24"/>
         </w:rPr>
-        <w:t xml:space="preserve"> later. In the early years, </w:t>
+        <w:t xml:space="preserve"> </w:t>
+      </w:r>
+      <w:r>
+        <w:rPr>
+          <w:u w:val="single" w:color="0000ff"/>
+          <w:rFonts w:ascii="Charis SIL Regular" w:hAnsi="Charis SIL Regular" w:eastAsia="Charis SIL Regular"/>
+          <w:b w:val="0"/>
+          <w:i w:val="0"/>
+          <w:color w:val="000000"/>
+          <w:sz w:val="24"/>
+        </w:rPr>
+        <w:hyperlink r:id="rId9" w:history="1">
+          <w:r>
+            <w:rPr>
+              <w:rStyle w:val="Hyperlink"/>
+            </w:rPr>
+            <w:t>late</w:t>
+          </w:r>
+        </w:hyperlink>
+      </w:r>
+      <w:r>
+        <w:rPr>
+          <w:u w:val="single" w:color="0000ff"/>
+          <w:rFonts w:ascii="Charis SIL Regular" w:hAnsi="Charis SIL Regular" w:eastAsia="Charis SIL Regular"/>
+          <w:b w:val="0"/>
+          <w:i w:val="0"/>
+          <w:color w:val="000000"/>
+          <w:sz w:val="24"/>
+        </w:rPr>
+        <w:hyperlink r:id="rId9" w:history="1">
+          <w:r>
+            <w:rPr>
+              <w:rStyle w:val="Hyperlink"/>
+            </w:rPr>
+            <w:t>r</w:t>
+          </w:r>
+        </w:hyperlink>
+      </w:r>
+      <w:r>
+        <w:rPr>
+          <w:u w:val="single" w:color="0000ff"/>
+          <w:rFonts w:ascii="Charis SIL Regular" w:hAnsi="Charis SIL Regular" w:eastAsia="Charis SIL Regular"/>
+          <w:b w:val="0"/>
+          <w:i w:val="0"/>
+          <w:color w:val="000000"/>
+          <w:sz w:val="24"/>
+        </w:rPr>
+        <w:hyperlink r:id="rId9" w:history="1">
+          <w:r>
+            <w:rPr>
+              <w:rStyle w:val="Hyperlink"/>
+            </w:rPr>
+            <w:t>. In</w:t>
+          </w:r>
+        </w:hyperlink>
+      </w:r>
+      <w:r>
+        <w:rPr>
+          <w:u w:val="single" w:color="0000ff"/>
+          <w:rFonts w:ascii="Charis SIL Regular" w:hAnsi="Charis SIL Regular" w:eastAsia="Charis SIL Regular"/>
+          <w:b w:val="0"/>
+          <w:i w:val="0"/>
+          <w:color w:val="000000"/>
+          <w:sz w:val="24"/>
+        </w:rPr>
+        <w:t xml:space="preserve"> </w:t>
+      </w:r>
+      <w:r>
+        <w:rPr>
+          <w:rFonts w:ascii="Charis SIL Regular" w:hAnsi="Charis SIL Regular" w:eastAsia="Charis SIL Regular"/>
+          <w:b w:val="0"/>
+          <w:i w:val="0"/>
+          <w:color w:val="000000"/>
+          <w:sz w:val="24"/>
+        </w:rPr>
+        <w:t xml:space="preserve">the early years, </w:t>
       </w:r>
       <w:r>
         <w:rPr>
@@ -337,7 +413,6 @@
           <w:i w:val="0"/>
           <w:color w:val="0000FF"/>
           <w:sz w:val="24"/>
-          <w:u w:val="single"/>
         </w:rPr>
         <w:hyperlink r:id="rId11" w:history="1">
           <w:r>
@@ -368,13 +443,31 @@
       </w:r>
       <w:r>
         <w:rPr>
+          <w:u w:val="single" w:color="0000ff"/>
           <w:rFonts w:ascii="Charis SIL Regular" w:hAnsi="Charis SIL Regular" w:eastAsia="Charis SIL Regular"/>
           <w:b w:val="0"/>
           <w:i w:val="0"/>
           <w:color w:val="000000"/>
           <w:sz w:val="24"/>
         </w:rPr>
-        <w:t xml:space="preserve"> primarily dealt in </w:t>
+        <w:hyperlink r:id="rId10" w:history="1">
+          <w:r>
+            <w:rPr>
+              <w:rStyle w:val="Hyperlink"/>
+            </w:rPr>
+            <w:t xml:space="preserve"> pri</w:t>
+          </w:r>
+        </w:hyperlink>
+      </w:r>
+      <w:r>
+        <w:rPr>
+          <w:rFonts w:ascii="Charis SIL Regular" w:hAnsi="Charis SIL Regular" w:eastAsia="Charis SIL Regular"/>
+          <w:b w:val="0"/>
+          <w:i w:val="0"/>
+          <w:color w:val="000000"/>
+          <w:sz w:val="24"/>
+        </w:rPr>
+        <w:t xml:space="preserve">marily dealt in </w:t>
       </w:r>
       <w:r>
         <w:rPr>
@@ -480,7 +573,92 @@
           <w:color w:val="000000"/>
           <w:sz w:val="24"/>
         </w:rPr>
-        <w:t xml:space="preserve">However, Van Lier also became fascinated with </w:t>
+        <w:t>However, Van Lier also becam</w:t>
+      </w:r>
+      <w:r>
+        <w:rPr>
+          <w:rFonts w:ascii="Charis SIL Regular" w:hAnsi="Charis SIL Regular" w:eastAsia="Charis SIL Regular"/>
+          <w:b w:val="0"/>
+          <w:i w:val="0"/>
+          <w:color w:val="000000"/>
+          <w:sz w:val="24"/>
+        </w:rPr>
+        <w:hyperlink r:id="rId11" w:history="1">
+          <w:r>
+            <w:rPr>
+              <w:rStyle w:val="Hyperlink"/>
+            </w:rPr>
+            <w:t>e fascinat</w:t>
+          </w:r>
+        </w:hyperlink>
+      </w:r>
+      <w:r>
+        <w:rPr>
+          <w:rFonts w:ascii="Charis SIL Regular" w:hAnsi="Charis SIL Regular" w:eastAsia="Charis SIL Regular"/>
+          <w:b w:val="0"/>
+          <w:i w:val="0"/>
+          <w:color w:val="000000"/>
+          <w:sz w:val="24"/>
+        </w:rPr>
+        <w:hyperlink r:id="rId11" w:history="1">
+          <w:r>
+            <w:rPr>
+              <w:rStyle w:val="Hyperlink"/>
+            </w:rPr>
+            <w:t>e</w:t>
+          </w:r>
+        </w:hyperlink>
+      </w:r>
+      <w:r>
+        <w:rPr>
+          <w:rFonts w:ascii="Charis SIL Regular" w:hAnsi="Charis SIL Regular" w:eastAsia="Charis SIL Regular"/>
+          <w:b w:val="0"/>
+          <w:i w:val="0"/>
+          <w:color w:val="000000"/>
+          <w:sz w:val="24"/>
+        </w:rPr>
+        <w:hyperlink r:id="rId11" w:history="1">
+          <w:r>
+            <w:rPr>
+              <w:rStyle w:val="Hyperlink"/>
+            </w:rPr>
+            <w:t>d w</w:t>
+          </w:r>
+        </w:hyperlink>
+      </w:r>
+      <w:r>
+        <w:rPr>
+          <w:rFonts w:ascii="Charis SIL Regular" w:hAnsi="Charis SIL Regular" w:eastAsia="Charis SIL Regular"/>
+          <w:b w:val="0"/>
+          <w:i w:val="0"/>
+          <w:color w:val="000000"/>
+          <w:sz w:val="24"/>
+        </w:rPr>
+        <w:hyperlink r:id="rId11" w:history="1">
+          <w:r>
+            <w:rPr>
+              <w:rStyle w:val="Hyperlink"/>
+            </w:rPr>
+            <w:t>i</w:t>
+          </w:r>
+        </w:hyperlink>
+      </w:r>
+      <w:r>
+        <w:rPr>
+          <w:rFonts w:ascii="Charis SIL Regular" w:hAnsi="Charis SIL Regular" w:eastAsia="Charis SIL Regular"/>
+          <w:b w:val="0"/>
+          <w:i w:val="0"/>
+          <w:color w:val="000000"/>
+          <w:sz w:val="24"/>
+        </w:rPr>
+        <w:hyperlink r:id="rId11" w:history="1">
+          <w:r>
+            <w:rPr>
+              <w:rStyle w:val="Hyperlink"/>
+            </w:rPr>
+            <w:t xml:space="preserve">th </w:t>
+          </w:r>
+        </w:hyperlink>
       </w:r>
       <w:r>
         <w:rPr>
@@ -766,7 +944,6 @@
           <w:i w:val="0"/>
           <w:color w:val="0000FF"/>
           <w:sz w:val="24"/>
-          <w:u w:val="single"/>
         </w:rPr>
         <w:t>m</w:t>
       </w:r>
@@ -918,7 +1095,7 @@
           <w:sz w:val="24"/>
           <w:u w:val="single"/>
         </w:rPr>
-        <w:hyperlink r:id="rId14" w:history="1">
+        <w:hyperlink r:id="rId15" w:history="1">
           <w:r>
             <w:rPr>
               <w:rStyle w:val="Hyperlink"/>
@@ -1125,7 +1302,7 @@
           <w:sz w:val="24"/>
           <w:u w:val="single"/>
         </w:rPr>
-        <w:hyperlink r:id="rId15" w:history="1">
+        <w:hyperlink r:id="rId17" w:history="1">
           <w:r>
             <w:rPr>
               <w:rStyle w:val="Hyperlink"/>
@@ -1143,7 +1320,7 @@
           <w:sz w:val="24"/>
           <w:u w:val="single"/>
         </w:rPr>
-        <w:hyperlink r:id="rId15" w:history="1">
+        <w:hyperlink r:id="rId17" w:history="1">
           <w:r>
             <w:rPr>
               <w:rStyle w:val="Hyperlink"/>
@@ -1172,7 +1349,7 @@
           <w:sz w:val="24"/>
           <w:u w:val="single"/>
         </w:rPr>
-        <w:hyperlink r:id="rId15" w:history="1">
+        <w:hyperlink r:id="rId17" w:history="1">
           <w:r>
             <w:rPr>
               <w:rStyle w:val="Hyperlink"/>
@@ -1224,34 +1401,8 @@
           <w:i w:val="0"/>
           <w:color w:val="0000FF"/>
           <w:sz w:val="24"/>
-          <w:u w:val="single"/>
-        </w:rPr>
-        <w:hyperlink r:id="rId13" w:history="1">
-          <w:r>
-            <w:rPr>
-              <w:rStyle w:val="Hyperlink"/>
-            </w:rPr>
-            <w:t>Americ</w:t>
-          </w:r>
-        </w:hyperlink>
-      </w:r>
-      <w:r>
-        <w:rPr>
-          <w:rFonts w:ascii="Charis SIL Regular" w:hAnsi="Charis SIL Regular" w:eastAsia="Charis SIL Regular"/>
-          <w:b w:val="0"/>
-          <w:i w:val="0"/>
-          <w:color w:val="0000FF"/>
-          <w:sz w:val="24"/>
-          <w:u w:val="single"/>
-        </w:rPr>
-        <w:hyperlink r:id="rId13" w:history="1">
-          <w:r>
-            <w:rPr>
-              <w:rStyle w:val="Hyperlink"/>
-            </w:rPr>
-            <w:t>a</w:t>
-          </w:r>
-        </w:hyperlink>
+        </w:rPr>
+        <w:t>America</w:t>
       </w:r>
       <w:r>
         <w:rPr>
@@ -1401,7 +1552,6 @@
       </w:r>
       <w:r>
         <w:rPr>
-          <w:u w:val="single" w:color="0000ff"/>
           <w:rFonts w:ascii="Charis SIL Regular" w:hAnsi="Charis SIL Regular" w:eastAsia="Charis SIL Regular"/>
           <w:b w:val="0"/>
           <w:i w:val="0"/>
@@ -2851,97 +3001,7 @@
           <w:color w:val="000000"/>
           <w:sz w:val="24"/>
         </w:rPr>
-        <w:t>are a number of records fro</w:t>
-      </w:r>
-      <w:r>
-        <w:rPr>
-          <w:u w:val="single" w:color="0000ff"/>
-          <w:rFonts w:ascii="Charis SIL Regular" w:hAnsi="Charis SIL Regular" w:eastAsia="Charis SIL Regular"/>
-          <w:b w:val="0"/>
-          <w:i w:val="0"/>
-          <w:color w:val="000000"/>
-          <w:sz w:val="24"/>
-        </w:rPr>
-        <w:hyperlink r:id="rId30" w:history="1">
-          <w:r>
-            <w:rPr>
-              <w:rStyle w:val="Hyperlink"/>
-            </w:rPr>
-            <w:t>m the</w:t>
-          </w:r>
-        </w:hyperlink>
-      </w:r>
-      <w:r>
-        <w:rPr>
-          <w:u w:val="single" w:color="0000ff"/>
-          <w:rFonts w:ascii="Charis SIL Regular" w:hAnsi="Charis SIL Regular" w:eastAsia="Charis SIL Regular"/>
-          <w:b w:val="0"/>
-          <w:i w:val="0"/>
-          <w:color w:val="000000"/>
-          <w:sz w:val="24"/>
-        </w:rPr>
-        <w:hyperlink r:id="rId30" w:history="1">
-          <w:r>
-            <w:rPr>
-              <w:rStyle w:val="Hyperlink"/>
-            </w:rPr>
-            <w:t xml:space="preserve"> per</w:t>
-          </w:r>
-        </w:hyperlink>
-      </w:r>
-      <w:r>
-        <w:rPr>
-          <w:u w:val="single" w:color="0000ff"/>
-          <w:rFonts w:ascii="Charis SIL Regular" w:hAnsi="Charis SIL Regular" w:eastAsia="Charis SIL Regular"/>
-          <w:b w:val="0"/>
-          <w:i w:val="0"/>
-          <w:color w:val="000000"/>
-          <w:sz w:val="24"/>
-        </w:rPr>
-        <w:hyperlink r:id="rId30" w:history="1">
-          <w:r>
-            <w:rPr>
-              <w:rStyle w:val="Hyperlink"/>
-            </w:rPr>
-            <w:t>i</w:t>
-          </w:r>
-        </w:hyperlink>
-      </w:r>
-      <w:r>
-        <w:rPr>
-          <w:u w:val="single" w:color="0000ff"/>
-          <w:rFonts w:ascii="Charis SIL Regular" w:hAnsi="Charis SIL Regular" w:eastAsia="Charis SIL Regular"/>
-          <w:b w:val="0"/>
-          <w:i w:val="0"/>
-          <w:color w:val="000000"/>
-          <w:sz w:val="24"/>
-        </w:rPr>
-        <w:hyperlink r:id="rId30" w:history="1">
-          <w:r>
-            <w:rPr>
-              <w:rStyle w:val="Hyperlink"/>
-            </w:rPr>
-            <w:t>od o</w:t>
-          </w:r>
-        </w:hyperlink>
-      </w:r>
-      <w:r>
-        <w:rPr>
-          <w:u w:val="single" w:color="0000ff"/>
-          <w:rFonts w:ascii="Charis SIL Regular" w:hAnsi="Charis SIL Regular" w:eastAsia="Charis SIL Regular"/>
-          <w:b w:val="0"/>
-          <w:i w:val="0"/>
-          <w:color w:val="000000"/>
-          <w:sz w:val="24"/>
-        </w:rPr>
-        <w:hyperlink r:id="rId30" w:history="1">
-          <w:r>
-            <w:rPr>
-              <w:rStyle w:val="Hyperlink"/>
-            </w:rPr>
-            <w:t xml:space="preserve">f </w:t>
-          </w:r>
-        </w:hyperlink>
+        <w:t xml:space="preserve">are a number of records from the period of </w:t>
       </w:r>
       <w:r>
         <w:rPr>
@@ -4392,7 +4452,7 @@
         <w:autoSpaceDN w:val="0"/>
         <w:autoSpaceDE w:val="0"/>
         <w:widowControl/>
-        <w:spacing w:line="540" w:lineRule="exact" w:before="476" w:after="0"/>
+        <w:spacing w:line="540" w:lineRule="exact" w:before="456" w:after="0"/>
         <w:ind w:left="0" w:right="0" w:firstLine="0"/>
         <w:jc w:val="left"/>
       </w:pPr>
@@ -4459,7 +4519,7 @@
     </w:p>
     <w:sectPr>
       <w:pgSz w:w="11900" w:h="16840"/>
-      <w:pgMar w:top="324" w:right="940" w:bottom="872" w:left="960" w:header="720" w:footer="720" w:gutter="0"/>
+      <w:pgMar w:top="324" w:right="940" w:bottom="882" w:left="960" w:header="720" w:footer="720" w:gutter="0"/>
       <w:cols/>
       <w:docGrid w:linePitch="360"/>
     </w:sectPr>

--- a/EXPORTS/DOCX/published/niveau3/English/KunsthandelVanLier.docx
+++ b/EXPORTS/DOCX/published/niveau3/English/KunsthandelVanLier.docx
@@ -573,92 +573,7 @@
           <w:color w:val="000000"/>
           <w:sz w:val="24"/>
         </w:rPr>
-        <w:t>However, Van Lier also becam</w:t>
-      </w:r>
-      <w:r>
-        <w:rPr>
-          <w:rFonts w:ascii="Charis SIL Regular" w:hAnsi="Charis SIL Regular" w:eastAsia="Charis SIL Regular"/>
-          <w:b w:val="0"/>
-          <w:i w:val="0"/>
-          <w:color w:val="000000"/>
-          <w:sz w:val="24"/>
-        </w:rPr>
-        <w:hyperlink r:id="rId11" w:history="1">
-          <w:r>
-            <w:rPr>
-              <w:rStyle w:val="Hyperlink"/>
-            </w:rPr>
-            <w:t>e fascinat</w:t>
-          </w:r>
-        </w:hyperlink>
-      </w:r>
-      <w:r>
-        <w:rPr>
-          <w:rFonts w:ascii="Charis SIL Regular" w:hAnsi="Charis SIL Regular" w:eastAsia="Charis SIL Regular"/>
-          <w:b w:val="0"/>
-          <w:i w:val="0"/>
-          <w:color w:val="000000"/>
-          <w:sz w:val="24"/>
-        </w:rPr>
-        <w:hyperlink r:id="rId11" w:history="1">
-          <w:r>
-            <w:rPr>
-              <w:rStyle w:val="Hyperlink"/>
-            </w:rPr>
-            <w:t>e</w:t>
-          </w:r>
-        </w:hyperlink>
-      </w:r>
-      <w:r>
-        <w:rPr>
-          <w:rFonts w:ascii="Charis SIL Regular" w:hAnsi="Charis SIL Regular" w:eastAsia="Charis SIL Regular"/>
-          <w:b w:val="0"/>
-          <w:i w:val="0"/>
-          <w:color w:val="000000"/>
-          <w:sz w:val="24"/>
-        </w:rPr>
-        <w:hyperlink r:id="rId11" w:history="1">
-          <w:r>
-            <w:rPr>
-              <w:rStyle w:val="Hyperlink"/>
-            </w:rPr>
-            <w:t>d w</w:t>
-          </w:r>
-        </w:hyperlink>
-      </w:r>
-      <w:r>
-        <w:rPr>
-          <w:rFonts w:ascii="Charis SIL Regular" w:hAnsi="Charis SIL Regular" w:eastAsia="Charis SIL Regular"/>
-          <w:b w:val="0"/>
-          <w:i w:val="0"/>
-          <w:color w:val="000000"/>
-          <w:sz w:val="24"/>
-        </w:rPr>
-        <w:hyperlink r:id="rId11" w:history="1">
-          <w:r>
-            <w:rPr>
-              <w:rStyle w:val="Hyperlink"/>
-            </w:rPr>
-            <w:t>i</w:t>
-          </w:r>
-        </w:hyperlink>
-      </w:r>
-      <w:r>
-        <w:rPr>
-          <w:rFonts w:ascii="Charis SIL Regular" w:hAnsi="Charis SIL Regular" w:eastAsia="Charis SIL Regular"/>
-          <w:b w:val="0"/>
-          <w:i w:val="0"/>
-          <w:color w:val="000000"/>
-          <w:sz w:val="24"/>
-        </w:rPr>
-        <w:hyperlink r:id="rId11" w:history="1">
-          <w:r>
-            <w:rPr>
-              <w:rStyle w:val="Hyperlink"/>
-            </w:rPr>
-            <w:t xml:space="preserve">th </w:t>
-          </w:r>
-        </w:hyperlink>
+        <w:t xml:space="preserve">However, Van Lier also became fascinated with </w:t>
       </w:r>
       <w:r>
         <w:rPr>
@@ -944,6 +859,7 @@
           <w:i w:val="0"/>
           <w:color w:val="0000FF"/>
           <w:sz w:val="24"/>
+          <w:u w:val="single"/>
         </w:rPr>
         <w:t>m</w:t>
       </w:r>
@@ -1095,7 +1011,7 @@
           <w:sz w:val="24"/>
           <w:u w:val="single"/>
         </w:rPr>
-        <w:hyperlink r:id="rId15" w:history="1">
+        <w:hyperlink r:id="rId14" w:history="1">
           <w:r>
             <w:rPr>
               <w:rStyle w:val="Hyperlink"/>
@@ -1302,7 +1218,7 @@
           <w:sz w:val="24"/>
           <w:u w:val="single"/>
         </w:rPr>
-        <w:hyperlink r:id="rId17" w:history="1">
+        <w:hyperlink r:id="rId15" w:history="1">
           <w:r>
             <w:rPr>
               <w:rStyle w:val="Hyperlink"/>
@@ -1320,7 +1236,7 @@
           <w:sz w:val="24"/>
           <w:u w:val="single"/>
         </w:rPr>
-        <w:hyperlink r:id="rId17" w:history="1">
+        <w:hyperlink r:id="rId15" w:history="1">
           <w:r>
             <w:rPr>
               <w:rStyle w:val="Hyperlink"/>
@@ -1349,7 +1265,7 @@
           <w:sz w:val="24"/>
           <w:u w:val="single"/>
         </w:rPr>
-        <w:hyperlink r:id="rId17" w:history="1">
+        <w:hyperlink r:id="rId15" w:history="1">
           <w:r>
             <w:rPr>
               <w:rStyle w:val="Hyperlink"/>
@@ -1401,8 +1317,34 @@
           <w:i w:val="0"/>
           <w:color w:val="0000FF"/>
           <w:sz w:val="24"/>
-        </w:rPr>
-        <w:t>America</w:t>
+          <w:u w:val="single"/>
+        </w:rPr>
+        <w:hyperlink r:id="rId13" w:history="1">
+          <w:r>
+            <w:rPr>
+              <w:rStyle w:val="Hyperlink"/>
+            </w:rPr>
+            <w:t>Americ</w:t>
+          </w:r>
+        </w:hyperlink>
+      </w:r>
+      <w:r>
+        <w:rPr>
+          <w:rFonts w:ascii="Charis SIL Regular" w:hAnsi="Charis SIL Regular" w:eastAsia="Charis SIL Regular"/>
+          <w:b w:val="0"/>
+          <w:i w:val="0"/>
+          <w:color w:val="0000FF"/>
+          <w:sz w:val="24"/>
+          <w:u w:val="single"/>
+        </w:rPr>
+        <w:hyperlink r:id="rId13" w:history="1">
+          <w:r>
+            <w:rPr>
+              <w:rStyle w:val="Hyperlink"/>
+            </w:rPr>
+            <w:t>a</w:t>
+          </w:r>
+        </w:hyperlink>
       </w:r>
       <w:r>
         <w:rPr>
@@ -1552,6 +1494,7 @@
       </w:r>
       <w:r>
         <w:rPr>
+          <w:u w:val="single" w:color="0000ff"/>
           <w:rFonts w:ascii="Charis SIL Regular" w:hAnsi="Charis SIL Regular" w:eastAsia="Charis SIL Regular"/>
           <w:b w:val="0"/>
           <w:i w:val="0"/>
@@ -2071,8 +2014,16 @@
           <w:i w:val="0"/>
           <w:color w:val="0000FF"/>
           <w:sz w:val="24"/>
-        </w:rPr>
-        <w:t>triba</w:t>
+          <w:u w:val="single"/>
+        </w:rPr>
+        <w:hyperlink r:id="rId24" w:history="1">
+          <w:r>
+            <w:rPr>
+              <w:rStyle w:val="Hyperlink"/>
+            </w:rPr>
+            <w:t>triba</w:t>
+          </w:r>
+        </w:hyperlink>
       </w:r>
       <w:r>
         <w:rPr>
@@ -2083,7 +2034,7 @@
           <w:sz w:val="24"/>
           <w:u w:val="single"/>
         </w:rPr>
-        <w:hyperlink r:id="rId23" w:history="1">
+        <w:hyperlink r:id="rId24" w:history="1">
           <w:r>
             <w:rPr>
               <w:rStyle w:val="Hyperlink"/>
@@ -2112,7 +2063,7 @@
           <w:sz w:val="24"/>
           <w:u w:val="single"/>
         </w:rPr>
-        <w:hyperlink r:id="rId23" w:history="1">
+        <w:hyperlink r:id="rId24" w:history="1">
           <w:r>
             <w:rPr>
               <w:rStyle w:val="Hyperlink"/>
@@ -2123,19 +2074,29 @@
       </w:r>
       <w:r>
         <w:rPr>
-          <w:u w:val="single" w:color="0000ff"/>
           <w:rFonts w:ascii="Charis SIL Regular" w:hAnsi="Charis SIL Regular" w:eastAsia="Charis SIL Regular"/>
           <w:b w:val="0"/>
           <w:i w:val="0"/>
           <w:color w:val="000000"/>
           <w:sz w:val="24"/>
         </w:rPr>
-        <w:hyperlink r:id="rId23" w:history="1">
+        <w:t xml:space="preserve">, </w:t>
+      </w:r>
+      <w:r>
+        <w:rPr>
+          <w:rFonts w:ascii="Charis SIL Regular" w:hAnsi="Charis SIL Regular" w:eastAsia="Charis SIL Regular"/>
+          <w:b w:val="0"/>
+          <w:i w:val="0"/>
+          <w:color w:val="0000FF"/>
+          <w:sz w:val="24"/>
+          <w:u w:val="single"/>
+        </w:rPr>
+        <w:hyperlink r:id="rId25" w:history="1">
           <w:r>
             <w:rPr>
               <w:rStyle w:val="Hyperlink"/>
             </w:rPr>
-            <w:t xml:space="preserve">, </w:t>
+            <w:t>Chinese</w:t>
           </w:r>
         </w:hyperlink>
       </w:r>
@@ -2148,14 +2109,7 @@
           <w:sz w:val="24"/>
           <w:u w:val="single"/>
         </w:rPr>
-        <w:hyperlink r:id="rId23" w:history="1">
-          <w:r>
-            <w:rPr>
-              <w:rStyle w:val="Hyperlink"/>
-            </w:rPr>
-            <w:t>Chi</w:t>
-          </w:r>
-        </w:hyperlink>
+        <w:t xml:space="preserve"> </w:t>
       </w:r>
       <w:r>
         <w:rPr>
@@ -2166,54 +2120,7 @@
           <w:sz w:val="24"/>
           <w:u w:val="single"/>
         </w:rPr>
-        <w:hyperlink r:id="rId23" w:history="1">
-          <w:r>
-            <w:rPr>
-              <w:rStyle w:val="Hyperlink"/>
-            </w:rPr>
-            <w:t>n</w:t>
-          </w:r>
-        </w:hyperlink>
-      </w:r>
-      <w:r>
-        <w:rPr>
-          <w:rFonts w:ascii="Charis SIL Regular" w:hAnsi="Charis SIL Regular" w:eastAsia="Charis SIL Regular"/>
-          <w:b w:val="0"/>
-          <w:i w:val="0"/>
-          <w:color w:val="0000FF"/>
-          <w:sz w:val="24"/>
-          <w:u w:val="single"/>
-        </w:rPr>
-        <w:hyperlink r:id="rId23" w:history="1">
-          <w:r>
-            <w:rPr>
-              <w:rStyle w:val="Hyperlink"/>
-            </w:rPr>
-            <w:t>ese</w:t>
-          </w:r>
-        </w:hyperlink>
-      </w:r>
-      <w:r>
-        <w:rPr>
-          <w:rFonts w:ascii="Charis SIL Regular" w:hAnsi="Charis SIL Regular" w:eastAsia="Charis SIL Regular"/>
-          <w:b w:val="0"/>
-          <w:i w:val="0"/>
-          <w:color w:val="0000FF"/>
-          <w:sz w:val="24"/>
-          <w:u w:val="single"/>
-        </w:rPr>
-        <w:t xml:space="preserve"> </w:t>
-      </w:r>
-      <w:r>
-        <w:rPr>
-          <w:rFonts w:ascii="Charis SIL Regular" w:hAnsi="Charis SIL Regular" w:eastAsia="Charis SIL Regular"/>
-          <w:b w:val="0"/>
-          <w:i w:val="0"/>
-          <w:color w:val="0000FF"/>
-          <w:sz w:val="24"/>
-          <w:u w:val="single"/>
-        </w:rPr>
-        <w:hyperlink r:id="rId23" w:history="1">
+        <w:hyperlink r:id="rId25" w:history="1">
           <w:r>
             <w:rPr>
               <w:rStyle w:val="Hyperlink"/>
@@ -2231,7 +2138,7 @@
           <w:sz w:val="24"/>
           <w:u w:val="single"/>
         </w:rPr>
-        <w:hyperlink r:id="rId24" w:history="1">
+        <w:hyperlink r:id="rId25" w:history="1">
           <w:r>
             <w:rPr>
               <w:rStyle w:val="Hyperlink"/>
@@ -2269,7 +2176,7 @@
           <w:sz w:val="24"/>
           <w:u w:val="single"/>
         </w:rPr>
-        <w:hyperlink r:id="rId25" w:history="1">
+        <w:hyperlink r:id="rId26" w:history="1">
           <w:r>
             <w:rPr>
               <w:rStyle w:val="Hyperlink"/>
@@ -2308,7 +2215,7 @@
           <w:color w:val="000000"/>
           <w:sz w:val="24"/>
         </w:rPr>
-        <w:hyperlink r:id="rId26" w:history="1">
+        <w:hyperlink r:id="rId24" w:history="1">
           <w:r>
             <w:rPr>
               <w:rStyle w:val="Hyperlink"/>
@@ -2326,7 +2233,7 @@
           <w:color w:val="000000"/>
           <w:sz w:val="24"/>
         </w:rPr>
-        <w:hyperlink r:id="rId26" w:history="1">
+        <w:hyperlink r:id="rId24" w:history="1">
           <w:r>
             <w:rPr>
               <w:rStyle w:val="Hyperlink"/>
@@ -2354,7 +2261,7 @@
           <w:color w:val="000000"/>
           <w:sz w:val="24"/>
         </w:rPr>
-        <w:hyperlink r:id="rId24" w:history="1">
+        <w:hyperlink r:id="rId25" w:history="1">
           <w:r>
             <w:rPr>
               <w:rStyle w:val="Hyperlink"/>
@@ -2372,7 +2279,7 @@
           <w:color w:val="000000"/>
           <w:sz w:val="24"/>
         </w:rPr>
-        <w:hyperlink r:id="rId24" w:history="1">
+        <w:hyperlink r:id="rId25" w:history="1">
           <w:r>
             <w:rPr>
               <w:rStyle w:val="Hyperlink"/>
@@ -2390,7 +2297,7 @@
           <w:color w:val="000000"/>
           <w:sz w:val="24"/>
         </w:rPr>
-        <w:hyperlink r:id="rId24" w:history="1">
+        <w:hyperlink r:id="rId25" w:history="1">
           <w:r>
             <w:rPr>
               <w:rStyle w:val="Hyperlink"/>
@@ -2439,7 +2346,7 @@
           <w:color w:val="000000"/>
           <w:sz w:val="24"/>
         </w:rPr>
-        <w:hyperlink r:id="rId25" w:history="1">
+        <w:hyperlink r:id="rId26" w:history="1">
           <w:r>
             <w:rPr>
               <w:rStyle w:val="Hyperlink"/>
@@ -3001,7 +2908,97 @@
           <w:color w:val="000000"/>
           <w:sz w:val="24"/>
         </w:rPr>
-        <w:t xml:space="preserve">are a number of records from the period of </w:t>
+        <w:t>are a number of records fro</w:t>
+      </w:r>
+      <w:r>
+        <w:rPr>
+          <w:u w:val="single" w:color="0000ff"/>
+          <w:rFonts w:ascii="Charis SIL Regular" w:hAnsi="Charis SIL Regular" w:eastAsia="Charis SIL Regular"/>
+          <w:b w:val="0"/>
+          <w:i w:val="0"/>
+          <w:color w:val="000000"/>
+          <w:sz w:val="24"/>
+        </w:rPr>
+        <w:hyperlink r:id="rId30" w:history="1">
+          <w:r>
+            <w:rPr>
+              <w:rStyle w:val="Hyperlink"/>
+            </w:rPr>
+            <w:t>m the</w:t>
+          </w:r>
+        </w:hyperlink>
+      </w:r>
+      <w:r>
+        <w:rPr>
+          <w:u w:val="single" w:color="0000ff"/>
+          <w:rFonts w:ascii="Charis SIL Regular" w:hAnsi="Charis SIL Regular" w:eastAsia="Charis SIL Regular"/>
+          <w:b w:val="0"/>
+          <w:i w:val="0"/>
+          <w:color w:val="000000"/>
+          <w:sz w:val="24"/>
+        </w:rPr>
+        <w:hyperlink r:id="rId30" w:history="1">
+          <w:r>
+            <w:rPr>
+              <w:rStyle w:val="Hyperlink"/>
+            </w:rPr>
+            <w:t xml:space="preserve"> per</w:t>
+          </w:r>
+        </w:hyperlink>
+      </w:r>
+      <w:r>
+        <w:rPr>
+          <w:u w:val="single" w:color="0000ff"/>
+          <w:rFonts w:ascii="Charis SIL Regular" w:hAnsi="Charis SIL Regular" w:eastAsia="Charis SIL Regular"/>
+          <w:b w:val="0"/>
+          <w:i w:val="0"/>
+          <w:color w:val="000000"/>
+          <w:sz w:val="24"/>
+        </w:rPr>
+        <w:hyperlink r:id="rId30" w:history="1">
+          <w:r>
+            <w:rPr>
+              <w:rStyle w:val="Hyperlink"/>
+            </w:rPr>
+            <w:t>i</w:t>
+          </w:r>
+        </w:hyperlink>
+      </w:r>
+      <w:r>
+        <w:rPr>
+          <w:u w:val="single" w:color="0000ff"/>
+          <w:rFonts w:ascii="Charis SIL Regular" w:hAnsi="Charis SIL Regular" w:eastAsia="Charis SIL Regular"/>
+          <w:b w:val="0"/>
+          <w:i w:val="0"/>
+          <w:color w:val="000000"/>
+          <w:sz w:val="24"/>
+        </w:rPr>
+        <w:hyperlink r:id="rId30" w:history="1">
+          <w:r>
+            <w:rPr>
+              <w:rStyle w:val="Hyperlink"/>
+            </w:rPr>
+            <w:t>od o</w:t>
+          </w:r>
+        </w:hyperlink>
+      </w:r>
+      <w:r>
+        <w:rPr>
+          <w:u w:val="single" w:color="0000ff"/>
+          <w:rFonts w:ascii="Charis SIL Regular" w:hAnsi="Charis SIL Regular" w:eastAsia="Charis SIL Regular"/>
+          <w:b w:val="0"/>
+          <w:i w:val="0"/>
+          <w:color w:val="000000"/>
+          <w:sz w:val="24"/>
+        </w:rPr>
+        <w:hyperlink r:id="rId30" w:history="1">
+          <w:r>
+            <w:rPr>
+              <w:rStyle w:val="Hyperlink"/>
+            </w:rPr>
+            <w:t xml:space="preserve">f </w:t>
+          </w:r>
+        </w:hyperlink>
       </w:r>
       <w:r>
         <w:rPr>

--- a/EXPORTS/DOCX/published/niveau3/English/KunsthandelVanLier.docx
+++ b/EXPORTS/DOCX/published/niveau3/English/KunsthandelVanLier.docx
@@ -329,24 +329,13 @@
       </w:r>
       <w:r>
         <w:rPr>
-          <w:u w:val="single" w:color="0000ff"/>
           <w:rFonts w:ascii="Charis SIL Regular" w:hAnsi="Charis SIL Regular" w:eastAsia="Charis SIL Regular"/>
           <w:b w:val="0"/>
           <w:i w:val="0"/>
           <w:color w:val="000000"/>
           <w:sz w:val="24"/>
         </w:rPr>
-        <w:t xml:space="preserve"> </w:t>
-      </w:r>
-      <w:r>
-        <w:rPr>
-          <w:rFonts w:ascii="Charis SIL Regular" w:hAnsi="Charis SIL Regular" w:eastAsia="Charis SIL Regular"/>
-          <w:b w:val="0"/>
-          <w:i w:val="0"/>
-          <w:color w:val="000000"/>
-          <w:sz w:val="24"/>
-        </w:rPr>
-        <w:t xml:space="preserve">the early years, </w:t>
+        <w:t xml:space="preserve"> the early years, </w:t>
       </w:r>
       <w:r>
         <w:rPr>
@@ -573,7 +562,92 @@
           <w:color w:val="000000"/>
           <w:sz w:val="24"/>
         </w:rPr>
-        <w:t xml:space="preserve">However, Van Lier also became fascinated with </w:t>
+        <w:t>However, Van Lier also becam</w:t>
+      </w:r>
+      <w:r>
+        <w:rPr>
+          <w:rFonts w:ascii="Charis SIL Regular" w:hAnsi="Charis SIL Regular" w:eastAsia="Charis SIL Regular"/>
+          <w:b w:val="0"/>
+          <w:i w:val="0"/>
+          <w:color w:val="000000"/>
+          <w:sz w:val="24"/>
+        </w:rPr>
+        <w:hyperlink r:id="rId11" w:history="1">
+          <w:r>
+            <w:rPr>
+              <w:rStyle w:val="Hyperlink"/>
+            </w:rPr>
+            <w:t>e fascinat</w:t>
+          </w:r>
+        </w:hyperlink>
+      </w:r>
+      <w:r>
+        <w:rPr>
+          <w:rFonts w:ascii="Charis SIL Regular" w:hAnsi="Charis SIL Regular" w:eastAsia="Charis SIL Regular"/>
+          <w:b w:val="0"/>
+          <w:i w:val="0"/>
+          <w:color w:val="000000"/>
+          <w:sz w:val="24"/>
+        </w:rPr>
+        <w:hyperlink r:id="rId11" w:history="1">
+          <w:r>
+            <w:rPr>
+              <w:rStyle w:val="Hyperlink"/>
+            </w:rPr>
+            <w:t>e</w:t>
+          </w:r>
+        </w:hyperlink>
+      </w:r>
+      <w:r>
+        <w:rPr>
+          <w:rFonts w:ascii="Charis SIL Regular" w:hAnsi="Charis SIL Regular" w:eastAsia="Charis SIL Regular"/>
+          <w:b w:val="0"/>
+          <w:i w:val="0"/>
+          <w:color w:val="000000"/>
+          <w:sz w:val="24"/>
+        </w:rPr>
+        <w:hyperlink r:id="rId11" w:history="1">
+          <w:r>
+            <w:rPr>
+              <w:rStyle w:val="Hyperlink"/>
+            </w:rPr>
+            <w:t>d w</w:t>
+          </w:r>
+        </w:hyperlink>
+      </w:r>
+      <w:r>
+        <w:rPr>
+          <w:rFonts w:ascii="Charis SIL Regular" w:hAnsi="Charis SIL Regular" w:eastAsia="Charis SIL Regular"/>
+          <w:b w:val="0"/>
+          <w:i w:val="0"/>
+          <w:color w:val="000000"/>
+          <w:sz w:val="24"/>
+        </w:rPr>
+        <w:hyperlink r:id="rId11" w:history="1">
+          <w:r>
+            <w:rPr>
+              <w:rStyle w:val="Hyperlink"/>
+            </w:rPr>
+            <w:t>i</w:t>
+          </w:r>
+        </w:hyperlink>
+      </w:r>
+      <w:r>
+        <w:rPr>
+          <w:rFonts w:ascii="Charis SIL Regular" w:hAnsi="Charis SIL Regular" w:eastAsia="Charis SIL Regular"/>
+          <w:b w:val="0"/>
+          <w:i w:val="0"/>
+          <w:color w:val="000000"/>
+          <w:sz w:val="24"/>
+        </w:rPr>
+        <w:hyperlink r:id="rId11" w:history="1">
+          <w:r>
+            <w:rPr>
+              <w:rStyle w:val="Hyperlink"/>
+            </w:rPr>
+            <w:t xml:space="preserve">th </w:t>
+          </w:r>
+        </w:hyperlink>
       </w:r>
       <w:r>
         <w:rPr>
@@ -2034,7 +2108,7 @@
           <w:sz w:val="24"/>
           <w:u w:val="single"/>
         </w:rPr>
-        <w:hyperlink r:id="rId24" w:history="1">
+        <w:hyperlink r:id="rId23" w:history="1">
           <w:r>
             <w:rPr>
               <w:rStyle w:val="Hyperlink"/>
@@ -2063,7 +2137,7 @@
           <w:sz w:val="24"/>
           <w:u w:val="single"/>
         </w:rPr>
-        <w:hyperlink r:id="rId24" w:history="1">
+        <w:hyperlink r:id="rId23" w:history="1">
           <w:r>
             <w:rPr>
               <w:rStyle w:val="Hyperlink"/>
@@ -2074,29 +2148,73 @@
       </w:r>
       <w:r>
         <w:rPr>
+          <w:u w:val="single" w:color="0000ff"/>
           <w:rFonts w:ascii="Charis SIL Regular" w:hAnsi="Charis SIL Regular" w:eastAsia="Charis SIL Regular"/>
           <w:b w:val="0"/>
           <w:i w:val="0"/>
           <w:color w:val="000000"/>
           <w:sz w:val="24"/>
         </w:rPr>
-        <w:t xml:space="preserve">, </w:t>
-      </w:r>
-      <w:r>
-        <w:rPr>
-          <w:rFonts w:ascii="Charis SIL Regular" w:hAnsi="Charis SIL Regular" w:eastAsia="Charis SIL Regular"/>
-          <w:b w:val="0"/>
-          <w:i w:val="0"/>
-          <w:color w:val="0000FF"/>
-          <w:sz w:val="24"/>
-          <w:u w:val="single"/>
-        </w:rPr>
-        <w:hyperlink r:id="rId25" w:history="1">
+        <w:hyperlink r:id="rId23" w:history="1">
           <w:r>
             <w:rPr>
               <w:rStyle w:val="Hyperlink"/>
             </w:rPr>
-            <w:t>Chinese</w:t>
+            <w:t xml:space="preserve">, </w:t>
+          </w:r>
+        </w:hyperlink>
+      </w:r>
+      <w:r>
+        <w:rPr>
+          <w:rFonts w:ascii="Charis SIL Regular" w:hAnsi="Charis SIL Regular" w:eastAsia="Charis SIL Regular"/>
+          <w:b w:val="0"/>
+          <w:i w:val="0"/>
+          <w:color w:val="0000FF"/>
+          <w:sz w:val="24"/>
+          <w:u w:val="single"/>
+        </w:rPr>
+        <w:hyperlink r:id="rId23" w:history="1">
+          <w:r>
+            <w:rPr>
+              <w:rStyle w:val="Hyperlink"/>
+            </w:rPr>
+            <w:t>Chi</w:t>
+          </w:r>
+        </w:hyperlink>
+      </w:r>
+      <w:r>
+        <w:rPr>
+          <w:rFonts w:ascii="Charis SIL Regular" w:hAnsi="Charis SIL Regular" w:eastAsia="Charis SIL Regular"/>
+          <w:b w:val="0"/>
+          <w:i w:val="0"/>
+          <w:color w:val="0000FF"/>
+          <w:sz w:val="24"/>
+          <w:u w:val="single"/>
+        </w:rPr>
+        <w:hyperlink r:id="rId23" w:history="1">
+          <w:r>
+            <w:rPr>
+              <w:rStyle w:val="Hyperlink"/>
+            </w:rPr>
+            <w:t>n</w:t>
+          </w:r>
+        </w:hyperlink>
+      </w:r>
+      <w:r>
+        <w:rPr>
+          <w:rFonts w:ascii="Charis SIL Regular" w:hAnsi="Charis SIL Regular" w:eastAsia="Charis SIL Regular"/>
+          <w:b w:val="0"/>
+          <w:i w:val="0"/>
+          <w:color w:val="0000FF"/>
+          <w:sz w:val="24"/>
+          <w:u w:val="single"/>
+        </w:rPr>
+        <w:hyperlink r:id="rId23" w:history="1">
+          <w:r>
+            <w:rPr>
+              <w:rStyle w:val="Hyperlink"/>
+            </w:rPr>
+            <w:t>ese</w:t>
           </w:r>
         </w:hyperlink>
       </w:r>

--- a/EXPORTS/DOCX/published/niveau3/English/KunsthandelVanLier.docx
+++ b/EXPORTS/DOCX/published/niveau3/English/KunsthandelVanLier.docx
@@ -329,13 +329,24 @@
       </w:r>
       <w:r>
         <w:rPr>
+          <w:u w:val="single" w:color="0000ff"/>
           <w:rFonts w:ascii="Charis SIL Regular" w:hAnsi="Charis SIL Regular" w:eastAsia="Charis SIL Regular"/>
           <w:b w:val="0"/>
           <w:i w:val="0"/>
           <w:color w:val="000000"/>
           <w:sz w:val="24"/>
         </w:rPr>
-        <w:t xml:space="preserve"> the early years, </w:t>
+        <w:t xml:space="preserve"> </w:t>
+      </w:r>
+      <w:r>
+        <w:rPr>
+          <w:rFonts w:ascii="Charis SIL Regular" w:hAnsi="Charis SIL Regular" w:eastAsia="Charis SIL Regular"/>
+          <w:b w:val="0"/>
+          <w:i w:val="0"/>
+          <w:color w:val="000000"/>
+          <w:sz w:val="24"/>
+        </w:rPr>
+        <w:t xml:space="preserve">the early years, </w:t>
       </w:r>
       <w:r>
         <w:rPr>
@@ -432,31 +443,13 @@
       </w:r>
       <w:r>
         <w:rPr>
-          <w:u w:val="single" w:color="0000ff"/>
           <w:rFonts w:ascii="Charis SIL Regular" w:hAnsi="Charis SIL Regular" w:eastAsia="Charis SIL Regular"/>
           <w:b w:val="0"/>
           <w:i w:val="0"/>
           <w:color w:val="000000"/>
           <w:sz w:val="24"/>
         </w:rPr>
-        <w:hyperlink r:id="rId10" w:history="1">
-          <w:r>
-            <w:rPr>
-              <w:rStyle w:val="Hyperlink"/>
-            </w:rPr>
-            <w:t xml:space="preserve"> pri</w:t>
-          </w:r>
-        </w:hyperlink>
-      </w:r>
-      <w:r>
-        <w:rPr>
-          <w:rFonts w:ascii="Charis SIL Regular" w:hAnsi="Charis SIL Regular" w:eastAsia="Charis SIL Regular"/>
-          <w:b w:val="0"/>
-          <w:i w:val="0"/>
-          <w:color w:val="000000"/>
-          <w:sz w:val="24"/>
-        </w:rPr>
-        <w:t xml:space="preserve">marily dealt in </w:t>
+        <w:t xml:space="preserve"> primarily dealt in </w:t>
       </w:r>
       <w:r>
         <w:rPr>
@@ -562,92 +555,7 @@
           <w:color w:val="000000"/>
           <w:sz w:val="24"/>
         </w:rPr>
-        <w:t>However, Van Lier also becam</w:t>
-      </w:r>
-      <w:r>
-        <w:rPr>
-          <w:rFonts w:ascii="Charis SIL Regular" w:hAnsi="Charis SIL Regular" w:eastAsia="Charis SIL Regular"/>
-          <w:b w:val="0"/>
-          <w:i w:val="0"/>
-          <w:color w:val="000000"/>
-          <w:sz w:val="24"/>
-        </w:rPr>
-        <w:hyperlink r:id="rId11" w:history="1">
-          <w:r>
-            <w:rPr>
-              <w:rStyle w:val="Hyperlink"/>
-            </w:rPr>
-            <w:t>e fascinat</w:t>
-          </w:r>
-        </w:hyperlink>
-      </w:r>
-      <w:r>
-        <w:rPr>
-          <w:rFonts w:ascii="Charis SIL Regular" w:hAnsi="Charis SIL Regular" w:eastAsia="Charis SIL Regular"/>
-          <w:b w:val="0"/>
-          <w:i w:val="0"/>
-          <w:color w:val="000000"/>
-          <w:sz w:val="24"/>
-        </w:rPr>
-        <w:hyperlink r:id="rId11" w:history="1">
-          <w:r>
-            <w:rPr>
-              <w:rStyle w:val="Hyperlink"/>
-            </w:rPr>
-            <w:t>e</w:t>
-          </w:r>
-        </w:hyperlink>
-      </w:r>
-      <w:r>
-        <w:rPr>
-          <w:rFonts w:ascii="Charis SIL Regular" w:hAnsi="Charis SIL Regular" w:eastAsia="Charis SIL Regular"/>
-          <w:b w:val="0"/>
-          <w:i w:val="0"/>
-          <w:color w:val="000000"/>
-          <w:sz w:val="24"/>
-        </w:rPr>
-        <w:hyperlink r:id="rId11" w:history="1">
-          <w:r>
-            <w:rPr>
-              <w:rStyle w:val="Hyperlink"/>
-            </w:rPr>
-            <w:t>d w</w:t>
-          </w:r>
-        </w:hyperlink>
-      </w:r>
-      <w:r>
-        <w:rPr>
-          <w:rFonts w:ascii="Charis SIL Regular" w:hAnsi="Charis SIL Regular" w:eastAsia="Charis SIL Regular"/>
-          <w:b w:val="0"/>
-          <w:i w:val="0"/>
-          <w:color w:val="000000"/>
-          <w:sz w:val="24"/>
-        </w:rPr>
-        <w:hyperlink r:id="rId11" w:history="1">
-          <w:r>
-            <w:rPr>
-              <w:rStyle w:val="Hyperlink"/>
-            </w:rPr>
-            <w:t>i</w:t>
-          </w:r>
-        </w:hyperlink>
-      </w:r>
-      <w:r>
-        <w:rPr>
-          <w:rFonts w:ascii="Charis SIL Regular" w:hAnsi="Charis SIL Regular" w:eastAsia="Charis SIL Regular"/>
-          <w:b w:val="0"/>
-          <w:i w:val="0"/>
-          <w:color w:val="000000"/>
-          <w:sz w:val="24"/>
-        </w:rPr>
-        <w:hyperlink r:id="rId11" w:history="1">
-          <w:r>
-            <w:rPr>
-              <w:rStyle w:val="Hyperlink"/>
-            </w:rPr>
-            <w:t xml:space="preserve">th </w:t>
-          </w:r>
-        </w:hyperlink>
+        <w:t xml:space="preserve">However, Van Lier also became fascinated with </w:t>
       </w:r>
       <w:r>
         <w:rPr>
@@ -2238,7 +2146,7 @@
           <w:sz w:val="24"/>
           <w:u w:val="single"/>
         </w:rPr>
-        <w:hyperlink r:id="rId25" w:history="1">
+        <w:hyperlink r:id="rId23" w:history="1">
           <w:r>
             <w:rPr>
               <w:rStyle w:val="Hyperlink"/>

--- a/EXPORTS/DOCX/published/niveau3/English/KunsthandelVanLier.docx
+++ b/EXPORTS/DOCX/published/niveau3/English/KunsthandelVanLier.docx
@@ -246,107 +246,13 @@
       </w:r>
       <w:r>
         <w:rPr>
-          <w:u w:val="single" w:color="0000ff"/>
           <w:rFonts w:ascii="Charis SIL Regular" w:hAnsi="Charis SIL Regular" w:eastAsia="Charis SIL Regular"/>
           <w:b w:val="0"/>
           <w:i w:val="0"/>
           <w:color w:val="000000"/>
           <w:sz w:val="24"/>
         </w:rPr>
-        <w:hyperlink r:id="rId9" w:history="1">
-          <w:r>
-            <w:rPr>
-              <w:rStyle w:val="Hyperlink"/>
-            </w:rPr>
-            <w:t>years</w:t>
-          </w:r>
-        </w:hyperlink>
-      </w:r>
-      <w:r>
-        <w:rPr>
-          <w:u w:val="single" w:color="0000ff"/>
-          <w:rFonts w:ascii="Charis SIL Regular" w:hAnsi="Charis SIL Regular" w:eastAsia="Charis SIL Regular"/>
-          <w:b w:val="0"/>
-          <w:i w:val="0"/>
-          <w:color w:val="000000"/>
-          <w:sz w:val="24"/>
-        </w:rPr>
-        <w:t xml:space="preserve"> </w:t>
-      </w:r>
-      <w:r>
-        <w:rPr>
-          <w:u w:val="single" w:color="0000ff"/>
-          <w:rFonts w:ascii="Charis SIL Regular" w:hAnsi="Charis SIL Regular" w:eastAsia="Charis SIL Regular"/>
-          <w:b w:val="0"/>
-          <w:i w:val="0"/>
-          <w:color w:val="000000"/>
-          <w:sz w:val="24"/>
-        </w:rPr>
-        <w:hyperlink r:id="rId9" w:history="1">
-          <w:r>
-            <w:rPr>
-              <w:rStyle w:val="Hyperlink"/>
-            </w:rPr>
-            <w:t>late</w:t>
-          </w:r>
-        </w:hyperlink>
-      </w:r>
-      <w:r>
-        <w:rPr>
-          <w:u w:val="single" w:color="0000ff"/>
-          <w:rFonts w:ascii="Charis SIL Regular" w:hAnsi="Charis SIL Regular" w:eastAsia="Charis SIL Regular"/>
-          <w:b w:val="0"/>
-          <w:i w:val="0"/>
-          <w:color w:val="000000"/>
-          <w:sz w:val="24"/>
-        </w:rPr>
-        <w:hyperlink r:id="rId9" w:history="1">
-          <w:r>
-            <w:rPr>
-              <w:rStyle w:val="Hyperlink"/>
-            </w:rPr>
-            <w:t>r</w:t>
-          </w:r>
-        </w:hyperlink>
-      </w:r>
-      <w:r>
-        <w:rPr>
-          <w:u w:val="single" w:color="0000ff"/>
-          <w:rFonts w:ascii="Charis SIL Regular" w:hAnsi="Charis SIL Regular" w:eastAsia="Charis SIL Regular"/>
-          <w:b w:val="0"/>
-          <w:i w:val="0"/>
-          <w:color w:val="000000"/>
-          <w:sz w:val="24"/>
-        </w:rPr>
-        <w:hyperlink r:id="rId9" w:history="1">
-          <w:r>
-            <w:rPr>
-              <w:rStyle w:val="Hyperlink"/>
-            </w:rPr>
-            <w:t>. In</w:t>
-          </w:r>
-        </w:hyperlink>
-      </w:r>
-      <w:r>
-        <w:rPr>
-          <w:u w:val="single" w:color="0000ff"/>
-          <w:rFonts w:ascii="Charis SIL Regular" w:hAnsi="Charis SIL Regular" w:eastAsia="Charis SIL Regular"/>
-          <w:b w:val="0"/>
-          <w:i w:val="0"/>
-          <w:color w:val="000000"/>
-          <w:sz w:val="24"/>
-        </w:rPr>
-        <w:t xml:space="preserve"> </w:t>
-      </w:r>
-      <w:r>
-        <w:rPr>
-          <w:rFonts w:ascii="Charis SIL Regular" w:hAnsi="Charis SIL Regular" w:eastAsia="Charis SIL Regular"/>
-          <w:b w:val="0"/>
-          <w:i w:val="0"/>
-          <w:color w:val="000000"/>
-          <w:sz w:val="24"/>
-        </w:rPr>
-        <w:t xml:space="preserve">the early years, </w:t>
+        <w:t xml:space="preserve">years later. In the early years, </w:t>
       </w:r>
       <w:r>
         <w:rPr>
@@ -413,6 +319,7 @@
           <w:i w:val="0"/>
           <w:color w:val="0000FF"/>
           <w:sz w:val="24"/>
+          <w:u w:val="single"/>
         </w:rPr>
         <w:hyperlink r:id="rId11" w:history="1">
           <w:r>
@@ -443,13 +350,31 @@
       </w:r>
       <w:r>
         <w:rPr>
+          <w:u w:val="single" w:color="0000ff"/>
           <w:rFonts w:ascii="Charis SIL Regular" w:hAnsi="Charis SIL Regular" w:eastAsia="Charis SIL Regular"/>
           <w:b w:val="0"/>
           <w:i w:val="0"/>
           <w:color w:val="000000"/>
           <w:sz w:val="24"/>
         </w:rPr>
-        <w:t xml:space="preserve"> primarily dealt in </w:t>
+        <w:hyperlink r:id="rId10" w:history="1">
+          <w:r>
+            <w:rPr>
+              <w:rStyle w:val="Hyperlink"/>
+            </w:rPr>
+            <w:t xml:space="preserve"> pri</w:t>
+          </w:r>
+        </w:hyperlink>
+      </w:r>
+      <w:r>
+        <w:rPr>
+          <w:rFonts w:ascii="Charis SIL Regular" w:hAnsi="Charis SIL Regular" w:eastAsia="Charis SIL Regular"/>
+          <w:b w:val="0"/>
+          <w:i w:val="0"/>
+          <w:color w:val="000000"/>
+          <w:sz w:val="24"/>
+        </w:rPr>
+        <w:t xml:space="preserve">marily dealt in </w:t>
       </w:r>
       <w:r>
         <w:rPr>
@@ -566,7 +491,7 @@
           <w:sz w:val="24"/>
           <w:u w:val="single"/>
         </w:rPr>
-        <w:hyperlink r:id="rId11" w:history="1">
+        <w:hyperlink r:id="rId13" w:history="1">
           <w:r>
             <w:rPr>
               <w:rStyle w:val="Hyperlink"/>
@@ -660,7 +585,7 @@
           <w:sz w:val="24"/>
           <w:u w:val="single"/>
         </w:rPr>
-        <w:hyperlink r:id="rId12" w:history="1">
+        <w:hyperlink r:id="rId13" w:history="1">
           <w:r>
             <w:rPr>
               <w:rStyle w:val="Hyperlink"/>
@@ -689,7 +614,7 @@
           <w:sz w:val="24"/>
           <w:u w:val="single"/>
         </w:rPr>
-        <w:hyperlink r:id="rId12" w:history="1">
+        <w:hyperlink r:id="rId13" w:history="1">
           <w:r>
             <w:rPr>
               <w:rStyle w:val="Hyperlink"/>
@@ -707,7 +632,7 @@
           <w:sz w:val="24"/>
           <w:u w:val="single"/>
         </w:rPr>
-        <w:hyperlink r:id="rId12" w:history="1">
+        <w:hyperlink r:id="rId13" w:history="1">
           <w:r>
             <w:rPr>
               <w:rStyle w:val="Hyperlink"/>
@@ -841,7 +766,6 @@
           <w:i w:val="0"/>
           <w:color w:val="0000FF"/>
           <w:sz w:val="24"/>
-          <w:u w:val="single"/>
         </w:rPr>
         <w:t>m</w:t>
       </w:r>
@@ -4460,7 +4384,7 @@
           <w:sz w:val="24"/>
           <w:u w:val="single"/>
         </w:rPr>
-        <w:hyperlink r:id="rId38" w:history="1">
+        <w:hyperlink r:id="rId37" w:history="1">
           <w:r>
             <w:rPr>
               <w:rStyle w:val="Hyperlink"/>

--- a/EXPORTS/DOCX/published/niveau3/English/KunsthandelVanLier.docx
+++ b/EXPORTS/DOCX/published/niveau3/English/KunsthandelVanLier.docx
@@ -246,13 +246,107 @@
       </w:r>
       <w:r>
         <w:rPr>
+          <w:u w:val="single" w:color="0000ff"/>
           <w:rFonts w:ascii="Charis SIL Regular" w:hAnsi="Charis SIL Regular" w:eastAsia="Charis SIL Regular"/>
           <w:b w:val="0"/>
           <w:i w:val="0"/>
           <w:color w:val="000000"/>
           <w:sz w:val="24"/>
         </w:rPr>
-        <w:t xml:space="preserve">years later. In the early years, </w:t>
+        <w:hyperlink r:id="rId9" w:history="1">
+          <w:r>
+            <w:rPr>
+              <w:rStyle w:val="Hyperlink"/>
+            </w:rPr>
+            <w:t>years</w:t>
+          </w:r>
+        </w:hyperlink>
+      </w:r>
+      <w:r>
+        <w:rPr>
+          <w:u w:val="single" w:color="0000ff"/>
+          <w:rFonts w:ascii="Charis SIL Regular" w:hAnsi="Charis SIL Regular" w:eastAsia="Charis SIL Regular"/>
+          <w:b w:val="0"/>
+          <w:i w:val="0"/>
+          <w:color w:val="000000"/>
+          <w:sz w:val="24"/>
+        </w:rPr>
+        <w:t xml:space="preserve"> </w:t>
+      </w:r>
+      <w:r>
+        <w:rPr>
+          <w:u w:val="single" w:color="0000ff"/>
+          <w:rFonts w:ascii="Charis SIL Regular" w:hAnsi="Charis SIL Regular" w:eastAsia="Charis SIL Regular"/>
+          <w:b w:val="0"/>
+          <w:i w:val="0"/>
+          <w:color w:val="000000"/>
+          <w:sz w:val="24"/>
+        </w:rPr>
+        <w:hyperlink r:id="rId9" w:history="1">
+          <w:r>
+            <w:rPr>
+              <w:rStyle w:val="Hyperlink"/>
+            </w:rPr>
+            <w:t>late</w:t>
+          </w:r>
+        </w:hyperlink>
+      </w:r>
+      <w:r>
+        <w:rPr>
+          <w:u w:val="single" w:color="0000ff"/>
+          <w:rFonts w:ascii="Charis SIL Regular" w:hAnsi="Charis SIL Regular" w:eastAsia="Charis SIL Regular"/>
+          <w:b w:val="0"/>
+          <w:i w:val="0"/>
+          <w:color w:val="000000"/>
+          <w:sz w:val="24"/>
+        </w:rPr>
+        <w:hyperlink r:id="rId9" w:history="1">
+          <w:r>
+            <w:rPr>
+              <w:rStyle w:val="Hyperlink"/>
+            </w:rPr>
+            <w:t>r</w:t>
+          </w:r>
+        </w:hyperlink>
+      </w:r>
+      <w:r>
+        <w:rPr>
+          <w:u w:val="single" w:color="0000ff"/>
+          <w:rFonts w:ascii="Charis SIL Regular" w:hAnsi="Charis SIL Regular" w:eastAsia="Charis SIL Regular"/>
+          <w:b w:val="0"/>
+          <w:i w:val="0"/>
+          <w:color w:val="000000"/>
+          <w:sz w:val="24"/>
+        </w:rPr>
+        <w:hyperlink r:id="rId9" w:history="1">
+          <w:r>
+            <w:rPr>
+              <w:rStyle w:val="Hyperlink"/>
+            </w:rPr>
+            <w:t>. In</w:t>
+          </w:r>
+        </w:hyperlink>
+      </w:r>
+      <w:r>
+        <w:rPr>
+          <w:u w:val="single" w:color="0000ff"/>
+          <w:rFonts w:ascii="Charis SIL Regular" w:hAnsi="Charis SIL Regular" w:eastAsia="Charis SIL Regular"/>
+          <w:b w:val="0"/>
+          <w:i w:val="0"/>
+          <w:color w:val="000000"/>
+          <w:sz w:val="24"/>
+        </w:rPr>
+        <w:t xml:space="preserve"> </w:t>
+      </w:r>
+      <w:r>
+        <w:rPr>
+          <w:rFonts w:ascii="Charis SIL Regular" w:hAnsi="Charis SIL Regular" w:eastAsia="Charis SIL Regular"/>
+          <w:b w:val="0"/>
+          <w:i w:val="0"/>
+          <w:color w:val="000000"/>
+          <w:sz w:val="24"/>
+        </w:rPr>
+        <w:t xml:space="preserve">the early years, </w:t>
       </w:r>
       <w:r>
         <w:rPr>
@@ -350,31 +444,13 @@
       </w:r>
       <w:r>
         <w:rPr>
-          <w:u w:val="single" w:color="0000ff"/>
           <w:rFonts w:ascii="Charis SIL Regular" w:hAnsi="Charis SIL Regular" w:eastAsia="Charis SIL Regular"/>
           <w:b w:val="0"/>
           <w:i w:val="0"/>
           <w:color w:val="000000"/>
           <w:sz w:val="24"/>
         </w:rPr>
-        <w:hyperlink r:id="rId10" w:history="1">
-          <w:r>
-            <w:rPr>
-              <w:rStyle w:val="Hyperlink"/>
-            </w:rPr>
-            <w:t xml:space="preserve"> pri</w:t>
-          </w:r>
-        </w:hyperlink>
-      </w:r>
-      <w:r>
-        <w:rPr>
-          <w:rFonts w:ascii="Charis SIL Regular" w:hAnsi="Charis SIL Regular" w:eastAsia="Charis SIL Regular"/>
-          <w:b w:val="0"/>
-          <w:i w:val="0"/>
-          <w:color w:val="000000"/>
-          <w:sz w:val="24"/>
-        </w:rPr>
-        <w:t xml:space="preserve">marily dealt in </w:t>
+        <w:t xml:space="preserve"> primarily dealt in </w:t>
       </w:r>
       <w:r>
         <w:rPr>
@@ -491,7 +567,7 @@
           <w:sz w:val="24"/>
           <w:u w:val="single"/>
         </w:rPr>
-        <w:hyperlink r:id="rId13" w:history="1">
+        <w:hyperlink r:id="rId11" w:history="1">
           <w:r>
             <w:rPr>
               <w:rStyle w:val="Hyperlink"/>
@@ -650,7 +726,7 @@
           <w:sz w:val="24"/>
           <w:u w:val="single"/>
         </w:rPr>
-        <w:hyperlink r:id="rId12" w:history="1">
+        <w:hyperlink r:id="rId13" w:history="1">
           <w:r>
             <w:rPr>
               <w:rStyle w:val="Hyperlink"/>
@@ -748,26 +824,8 @@
           <w:i w:val="0"/>
           <w:color w:val="0000FF"/>
           <w:sz w:val="24"/>
-          <w:u w:val="single"/>
-        </w:rPr>
-        <w:hyperlink r:id="rId13" w:history="1">
-          <w:r>
-            <w:rPr>
-              <w:rStyle w:val="Hyperlink"/>
-            </w:rPr>
-            <w:t>Gemeente</w:t>
-          </w:r>
-        </w:hyperlink>
-      </w:r>
-      <w:r>
-        <w:rPr>
-          <w:rFonts w:ascii="Charis SIL Regular" w:hAnsi="Charis SIL Regular" w:eastAsia="Charis SIL Regular"/>
-          <w:b w:val="0"/>
-          <w:i w:val="0"/>
-          <w:color w:val="0000FF"/>
-          <w:sz w:val="24"/>
-        </w:rPr>
-        <w:t>m</w:t>
+        </w:rPr>
+        <w:t>Gemeentem</w:t>
       </w:r>
       <w:r>
         <w:rPr>
@@ -1987,14 +2045,7 @@
           <w:color w:val="000000"/>
           <w:sz w:val="24"/>
         </w:rPr>
-        <w:hyperlink r:id="rId23" w:history="1">
-          <w:r>
-            <w:rPr>
-              <w:rStyle w:val="Hyperlink"/>
-            </w:rPr>
-            <w:t xml:space="preserve">, </w:t>
-          </w:r>
-        </w:hyperlink>
+        <w:t xml:space="preserve">, </w:t>
       </w:r>
       <w:r>
         <w:rPr>
@@ -4366,7 +4417,7 @@
           <w:sz w:val="24"/>
           <w:u w:val="single"/>
         </w:rPr>
-        <w:hyperlink r:id="rId38" w:history="1">
+        <w:hyperlink r:id="rId37" w:history="1">
           <w:r>
             <w:rPr>
               <w:rStyle w:val="Hyperlink"/>

--- a/EXPORTS/DOCX/published/niveau3/English/KunsthandelVanLier.docx
+++ b/EXPORTS/DOCX/published/niveau3/English/KunsthandelVanLier.docx
@@ -413,7 +413,6 @@
           <w:i w:val="0"/>
           <w:color w:val="0000FF"/>
           <w:sz w:val="24"/>
-          <w:u w:val="single"/>
         </w:rPr>
         <w:hyperlink r:id="rId11" w:history="1">
           <w:r>
@@ -444,13 +443,31 @@
       </w:r>
       <w:r>
         <w:rPr>
+          <w:u w:val="single" w:color="0000ff"/>
           <w:rFonts w:ascii="Charis SIL Regular" w:hAnsi="Charis SIL Regular" w:eastAsia="Charis SIL Regular"/>
           <w:b w:val="0"/>
           <w:i w:val="0"/>
           <w:color w:val="000000"/>
           <w:sz w:val="24"/>
         </w:rPr>
-        <w:t xml:space="preserve"> primarily dealt in </w:t>
+        <w:hyperlink r:id="rId10" w:history="1">
+          <w:r>
+            <w:rPr>
+              <w:rStyle w:val="Hyperlink"/>
+            </w:rPr>
+            <w:t xml:space="preserve"> pri</w:t>
+          </w:r>
+        </w:hyperlink>
+      </w:r>
+      <w:r>
+        <w:rPr>
+          <w:rFonts w:ascii="Charis SIL Regular" w:hAnsi="Charis SIL Regular" w:eastAsia="Charis SIL Regular"/>
+          <w:b w:val="0"/>
+          <w:i w:val="0"/>
+          <w:color w:val="000000"/>
+          <w:sz w:val="24"/>
+        </w:rPr>
+        <w:t xml:space="preserve">marily dealt in </w:t>
       </w:r>
       <w:r>
         <w:rPr>
@@ -556,7 +573,92 @@
           <w:color w:val="000000"/>
           <w:sz w:val="24"/>
         </w:rPr>
-        <w:t xml:space="preserve">However, Van Lier also became fascinated with </w:t>
+        <w:t>However, Van Lier also becam</w:t>
+      </w:r>
+      <w:r>
+        <w:rPr>
+          <w:rFonts w:ascii="Charis SIL Regular" w:hAnsi="Charis SIL Regular" w:eastAsia="Charis SIL Regular"/>
+          <w:b w:val="0"/>
+          <w:i w:val="0"/>
+          <w:color w:val="000000"/>
+          <w:sz w:val="24"/>
+        </w:rPr>
+        <w:hyperlink r:id="rId11" w:history="1">
+          <w:r>
+            <w:rPr>
+              <w:rStyle w:val="Hyperlink"/>
+            </w:rPr>
+            <w:t>e fascinat</w:t>
+          </w:r>
+        </w:hyperlink>
+      </w:r>
+      <w:r>
+        <w:rPr>
+          <w:rFonts w:ascii="Charis SIL Regular" w:hAnsi="Charis SIL Regular" w:eastAsia="Charis SIL Regular"/>
+          <w:b w:val="0"/>
+          <w:i w:val="0"/>
+          <w:color w:val="000000"/>
+          <w:sz w:val="24"/>
+        </w:rPr>
+        <w:hyperlink r:id="rId11" w:history="1">
+          <w:r>
+            <w:rPr>
+              <w:rStyle w:val="Hyperlink"/>
+            </w:rPr>
+            <w:t>e</w:t>
+          </w:r>
+        </w:hyperlink>
+      </w:r>
+      <w:r>
+        <w:rPr>
+          <w:rFonts w:ascii="Charis SIL Regular" w:hAnsi="Charis SIL Regular" w:eastAsia="Charis SIL Regular"/>
+          <w:b w:val="0"/>
+          <w:i w:val="0"/>
+          <w:color w:val="000000"/>
+          <w:sz w:val="24"/>
+        </w:rPr>
+        <w:hyperlink r:id="rId11" w:history="1">
+          <w:r>
+            <w:rPr>
+              <w:rStyle w:val="Hyperlink"/>
+            </w:rPr>
+            <w:t>d w</w:t>
+          </w:r>
+        </w:hyperlink>
+      </w:r>
+      <w:r>
+        <w:rPr>
+          <w:rFonts w:ascii="Charis SIL Regular" w:hAnsi="Charis SIL Regular" w:eastAsia="Charis SIL Regular"/>
+          <w:b w:val="0"/>
+          <w:i w:val="0"/>
+          <w:color w:val="000000"/>
+          <w:sz w:val="24"/>
+        </w:rPr>
+        <w:hyperlink r:id="rId11" w:history="1">
+          <w:r>
+            <w:rPr>
+              <w:rStyle w:val="Hyperlink"/>
+            </w:rPr>
+            <w:t>i</w:t>
+          </w:r>
+        </w:hyperlink>
+      </w:r>
+      <w:r>
+        <w:rPr>
+          <w:rFonts w:ascii="Charis SIL Regular" w:hAnsi="Charis SIL Regular" w:eastAsia="Charis SIL Regular"/>
+          <w:b w:val="0"/>
+          <w:i w:val="0"/>
+          <w:color w:val="000000"/>
+          <w:sz w:val="24"/>
+        </w:rPr>
+        <w:hyperlink r:id="rId11" w:history="1">
+          <w:r>
+            <w:rPr>
+              <w:rStyle w:val="Hyperlink"/>
+            </w:rPr>
+            <w:t xml:space="preserve">th </w:t>
+          </w:r>
+        </w:hyperlink>
       </w:r>
       <w:r>
         <w:rPr>
@@ -661,7 +763,7 @@
           <w:sz w:val="24"/>
           <w:u w:val="single"/>
         </w:rPr>
-        <w:hyperlink r:id="rId13" w:history="1">
+        <w:hyperlink r:id="rId12" w:history="1">
           <w:r>
             <w:rPr>
               <w:rStyle w:val="Hyperlink"/>
@@ -690,7 +792,7 @@
           <w:sz w:val="24"/>
           <w:u w:val="single"/>
         </w:rPr>
-        <w:hyperlink r:id="rId13" w:history="1">
+        <w:hyperlink r:id="rId12" w:history="1">
           <w:r>
             <w:rPr>
               <w:rStyle w:val="Hyperlink"/>
@@ -708,7 +810,7 @@
           <w:sz w:val="24"/>
           <w:u w:val="single"/>
         </w:rPr>
-        <w:hyperlink r:id="rId13" w:history="1">
+        <w:hyperlink r:id="rId12" w:history="1">
           <w:r>
             <w:rPr>
               <w:rStyle w:val="Hyperlink"/>
@@ -726,7 +828,7 @@
           <w:sz w:val="24"/>
           <w:u w:val="single"/>
         </w:rPr>
-        <w:hyperlink r:id="rId13" w:history="1">
+        <w:hyperlink r:id="rId12" w:history="1">
           <w:r>
             <w:rPr>
               <w:rStyle w:val="Hyperlink"/>
@@ -824,8 +926,27 @@
           <w:i w:val="0"/>
           <w:color w:val="0000FF"/>
           <w:sz w:val="24"/>
-        </w:rPr>
-        <w:t>Gemeentem</w:t>
+          <w:u w:val="single"/>
+        </w:rPr>
+        <w:hyperlink r:id="rId13" w:history="1">
+          <w:r>
+            <w:rPr>
+              <w:rStyle w:val="Hyperlink"/>
+            </w:rPr>
+            <w:t>Gemeente</w:t>
+          </w:r>
+        </w:hyperlink>
+      </w:r>
+      <w:r>
+        <w:rPr>
+          <w:rFonts w:ascii="Charis SIL Regular" w:hAnsi="Charis SIL Regular" w:eastAsia="Charis SIL Regular"/>
+          <w:b w:val="0"/>
+          <w:i w:val="0"/>
+          <w:color w:val="0000FF"/>
+          <w:sz w:val="24"/>
+          <w:u w:val="single"/>
+        </w:rPr>
+        <w:t>m</w:t>
       </w:r>
       <w:r>
         <w:rPr>
@@ -2027,7 +2148,7 @@
           <w:sz w:val="24"/>
           <w:u w:val="single"/>
         </w:rPr>
-        <w:hyperlink r:id="rId23" w:history="1">
+        <w:hyperlink r:id="rId24" w:history="1">
           <w:r>
             <w:rPr>
               <w:rStyle w:val="Hyperlink"/>
@@ -2038,7 +2159,6 @@
       </w:r>
       <w:r>
         <w:rPr>
-          <w:u w:val="single" w:color="0000ff"/>
           <w:rFonts w:ascii="Charis SIL Regular" w:hAnsi="Charis SIL Regular" w:eastAsia="Charis SIL Regular"/>
           <w:b w:val="0"/>
           <w:i w:val="0"/>
@@ -2056,7 +2176,7 @@
           <w:sz w:val="24"/>
           <w:u w:val="single"/>
         </w:rPr>
-        <w:hyperlink r:id="rId23" w:history="1">
+        <w:hyperlink r:id="rId25" w:history="1">
           <w:r>
             <w:rPr>
               <w:rStyle w:val="Hyperlink"/>
@@ -2074,7 +2194,7 @@
           <w:sz w:val="24"/>
           <w:u w:val="single"/>
         </w:rPr>
-        <w:hyperlink r:id="rId23" w:history="1">
+        <w:hyperlink r:id="rId25" w:history="1">
           <w:r>
             <w:rPr>
               <w:rStyle w:val="Hyperlink"/>
@@ -2092,7 +2212,7 @@
           <w:sz w:val="24"/>
           <w:u w:val="single"/>
         </w:rPr>
-        <w:hyperlink r:id="rId23" w:history="1">
+        <w:hyperlink r:id="rId25" w:history="1">
           <w:r>
             <w:rPr>
               <w:rStyle w:val="Hyperlink"/>
@@ -2121,7 +2241,7 @@
           <w:sz w:val="24"/>
           <w:u w:val="single"/>
         </w:rPr>
-        <w:hyperlink r:id="rId23" w:history="1">
+        <w:hyperlink r:id="rId25" w:history="1">
           <w:r>
             <w:rPr>
               <w:rStyle w:val="Hyperlink"/>
@@ -2194,36 +2314,7 @@
           <w:color w:val="000000"/>
           <w:sz w:val="24"/>
         </w:rPr>
-        <w:t>, where h</w:t>
-      </w:r>
-      <w:r>
-        <w:rPr>
-          <w:u w:val="single" w:color="0000ff"/>
-          <w:rFonts w:ascii="Charis SIL Regular" w:hAnsi="Charis SIL Regular" w:eastAsia="Charis SIL Regular"/>
-          <w:b w:val="0"/>
-          <w:i w:val="0"/>
-          <w:color w:val="000000"/>
-          <w:sz w:val="24"/>
-        </w:rPr>
-        <w:t>e</w:t>
-      </w:r>
-      <w:r>
-        <w:rPr>
-          <w:u w:val="single" w:color="0000ff"/>
-          <w:rFonts w:ascii="Charis SIL Regular" w:hAnsi="Charis SIL Regular" w:eastAsia="Charis SIL Regular"/>
-          <w:b w:val="0"/>
-          <w:i w:val="0"/>
-          <w:color w:val="000000"/>
-          <w:sz w:val="24"/>
-        </w:rPr>
-        <w:hyperlink r:id="rId24" w:history="1">
-          <w:r>
-            <w:rPr>
-              <w:rStyle w:val="Hyperlink"/>
-            </w:rPr>
-            <w:t xml:space="preserve"> cond</w:t>
-          </w:r>
-        </w:hyperlink>
+        <w:t>, where he cond</w:t>
       </w:r>
       <w:r>
         <w:rPr>

--- a/EXPORTS/DOCX/published/niveau3/English/KunsthandelVanLier.docx
+++ b/EXPORTS/DOCX/published/niveau3/English/KunsthandelVanLier.docx
@@ -329,24 +329,13 @@
       </w:r>
       <w:r>
         <w:rPr>
-          <w:u w:val="single" w:color="0000ff"/>
           <w:rFonts w:ascii="Charis SIL Regular" w:hAnsi="Charis SIL Regular" w:eastAsia="Charis SIL Regular"/>
           <w:b w:val="0"/>
           <w:i w:val="0"/>
           <w:color w:val="000000"/>
           <w:sz w:val="24"/>
         </w:rPr>
-        <w:t xml:space="preserve"> </w:t>
-      </w:r>
-      <w:r>
-        <w:rPr>
-          <w:rFonts w:ascii="Charis SIL Regular" w:hAnsi="Charis SIL Regular" w:eastAsia="Charis SIL Regular"/>
-          <w:b w:val="0"/>
-          <w:i w:val="0"/>
-          <w:color w:val="000000"/>
-          <w:sz w:val="24"/>
-        </w:rPr>
-        <w:t xml:space="preserve">the early years, </w:t>
+        <w:t xml:space="preserve"> the early years, </w:t>
       </w:r>
       <w:r>
         <w:rPr>
@@ -573,92 +562,7 @@
           <w:color w:val="000000"/>
           <w:sz w:val="24"/>
         </w:rPr>
-        <w:t>However, Van Lier also becam</w:t>
-      </w:r>
-      <w:r>
-        <w:rPr>
-          <w:rFonts w:ascii="Charis SIL Regular" w:hAnsi="Charis SIL Regular" w:eastAsia="Charis SIL Regular"/>
-          <w:b w:val="0"/>
-          <w:i w:val="0"/>
-          <w:color w:val="000000"/>
-          <w:sz w:val="24"/>
-        </w:rPr>
-        <w:hyperlink r:id="rId11" w:history="1">
-          <w:r>
-            <w:rPr>
-              <w:rStyle w:val="Hyperlink"/>
-            </w:rPr>
-            <w:t>e fascinat</w:t>
-          </w:r>
-        </w:hyperlink>
-      </w:r>
-      <w:r>
-        <w:rPr>
-          <w:rFonts w:ascii="Charis SIL Regular" w:hAnsi="Charis SIL Regular" w:eastAsia="Charis SIL Regular"/>
-          <w:b w:val="0"/>
-          <w:i w:val="0"/>
-          <w:color w:val="000000"/>
-          <w:sz w:val="24"/>
-        </w:rPr>
-        <w:hyperlink r:id="rId11" w:history="1">
-          <w:r>
-            <w:rPr>
-              <w:rStyle w:val="Hyperlink"/>
-            </w:rPr>
-            <w:t>e</w:t>
-          </w:r>
-        </w:hyperlink>
-      </w:r>
-      <w:r>
-        <w:rPr>
-          <w:rFonts w:ascii="Charis SIL Regular" w:hAnsi="Charis SIL Regular" w:eastAsia="Charis SIL Regular"/>
-          <w:b w:val="0"/>
-          <w:i w:val="0"/>
-          <w:color w:val="000000"/>
-          <w:sz w:val="24"/>
-        </w:rPr>
-        <w:hyperlink r:id="rId11" w:history="1">
-          <w:r>
-            <w:rPr>
-              <w:rStyle w:val="Hyperlink"/>
-            </w:rPr>
-            <w:t>d w</w:t>
-          </w:r>
-        </w:hyperlink>
-      </w:r>
-      <w:r>
-        <w:rPr>
-          <w:rFonts w:ascii="Charis SIL Regular" w:hAnsi="Charis SIL Regular" w:eastAsia="Charis SIL Regular"/>
-          <w:b w:val="0"/>
-          <w:i w:val="0"/>
-          <w:color w:val="000000"/>
-          <w:sz w:val="24"/>
-        </w:rPr>
-        <w:hyperlink r:id="rId11" w:history="1">
-          <w:r>
-            <w:rPr>
-              <w:rStyle w:val="Hyperlink"/>
-            </w:rPr>
-            <w:t>i</w:t>
-          </w:r>
-        </w:hyperlink>
-      </w:r>
-      <w:r>
-        <w:rPr>
-          <w:rFonts w:ascii="Charis SIL Regular" w:hAnsi="Charis SIL Regular" w:eastAsia="Charis SIL Regular"/>
-          <w:b w:val="0"/>
-          <w:i w:val="0"/>
-          <w:color w:val="000000"/>
-          <w:sz w:val="24"/>
-        </w:rPr>
-        <w:hyperlink r:id="rId11" w:history="1">
-          <w:r>
-            <w:rPr>
-              <w:rStyle w:val="Hyperlink"/>
-            </w:rPr>
-            <w:t xml:space="preserve">th </w:t>
-          </w:r>
-        </w:hyperlink>
+        <w:t xml:space="preserve">However, Van Lier also became fascinated with </w:t>
       </w:r>
       <w:r>
         <w:rPr>
@@ -1303,7 +1207,7 @@
           <w:sz w:val="24"/>
           <w:u w:val="single"/>
         </w:rPr>
-        <w:hyperlink r:id="rId15" w:history="1">
+        <w:hyperlink r:id="rId17" w:history="1">
           <w:r>
             <w:rPr>
               <w:rStyle w:val="Hyperlink"/>
@@ -1321,7 +1225,7 @@
           <w:sz w:val="24"/>
           <w:u w:val="single"/>
         </w:rPr>
-        <w:hyperlink r:id="rId15" w:history="1">
+        <w:hyperlink r:id="rId17" w:history="1">
           <w:r>
             <w:rPr>
               <w:rStyle w:val="Hyperlink"/>
@@ -1350,7 +1254,7 @@
           <w:sz w:val="24"/>
           <w:u w:val="single"/>
         </w:rPr>
-        <w:hyperlink r:id="rId15" w:history="1">
+        <w:hyperlink r:id="rId17" w:history="1">
           <w:r>
             <w:rPr>
               <w:rStyle w:val="Hyperlink"/>
@@ -2148,7 +2052,7 @@
           <w:sz w:val="24"/>
           <w:u w:val="single"/>
         </w:rPr>
-        <w:hyperlink r:id="rId24" w:history="1">
+        <w:hyperlink r:id="rId23" w:history="1">
           <w:r>
             <w:rPr>
               <w:rStyle w:val="Hyperlink"/>
@@ -2165,7 +2069,14 @@
           <w:color w:val="000000"/>
           <w:sz w:val="24"/>
         </w:rPr>
-        <w:t xml:space="preserve">, </w:t>
+        <w:hyperlink r:id="rId23" w:history="1">
+          <w:r>
+            <w:rPr>
+              <w:rStyle w:val="Hyperlink"/>
+            </w:rPr>
+            <w:t xml:space="preserve">, </w:t>
+          </w:r>
+        </w:hyperlink>
       </w:r>
       <w:r>
         <w:rPr>
@@ -2176,7 +2087,7 @@
           <w:sz w:val="24"/>
           <w:u w:val="single"/>
         </w:rPr>
-        <w:hyperlink r:id="rId25" w:history="1">
+        <w:hyperlink r:id="rId23" w:history="1">
           <w:r>
             <w:rPr>
               <w:rStyle w:val="Hyperlink"/>
@@ -2194,7 +2105,7 @@
           <w:sz w:val="24"/>
           <w:u w:val="single"/>
         </w:rPr>
-        <w:hyperlink r:id="rId25" w:history="1">
+        <w:hyperlink r:id="rId23" w:history="1">
           <w:r>
             <w:rPr>
               <w:rStyle w:val="Hyperlink"/>
@@ -2212,7 +2123,7 @@
           <w:sz w:val="24"/>
           <w:u w:val="single"/>
         </w:rPr>
-        <w:hyperlink r:id="rId25" w:history="1">
+        <w:hyperlink r:id="rId23" w:history="1">
           <w:r>
             <w:rPr>
               <w:rStyle w:val="Hyperlink"/>
@@ -2241,7 +2152,7 @@
           <w:sz w:val="24"/>
           <w:u w:val="single"/>
         </w:rPr>
-        <w:hyperlink r:id="rId25" w:history="1">
+        <w:hyperlink r:id="rId23" w:history="1">
           <w:r>
             <w:rPr>
               <w:rStyle w:val="Hyperlink"/>
@@ -2314,7 +2225,36 @@
           <w:color w:val="000000"/>
           <w:sz w:val="24"/>
         </w:rPr>
-        <w:t>, where he cond</w:t>
+        <w:t>, where h</w:t>
+      </w:r>
+      <w:r>
+        <w:rPr>
+          <w:u w:val="single" w:color="0000ff"/>
+          <w:rFonts w:ascii="Charis SIL Regular" w:hAnsi="Charis SIL Regular" w:eastAsia="Charis SIL Regular"/>
+          <w:b w:val="0"/>
+          <w:i w:val="0"/>
+          <w:color w:val="000000"/>
+          <w:sz w:val="24"/>
+        </w:rPr>
+        <w:t>e</w:t>
+      </w:r>
+      <w:r>
+        <w:rPr>
+          <w:u w:val="single" w:color="0000ff"/>
+          <w:rFonts w:ascii="Charis SIL Regular" w:hAnsi="Charis SIL Regular" w:eastAsia="Charis SIL Regular"/>
+          <w:b w:val="0"/>
+          <w:i w:val="0"/>
+          <w:color w:val="000000"/>
+          <w:sz w:val="24"/>
+        </w:rPr>
+        <w:hyperlink r:id="rId24" w:history="1">
+          <w:r>
+            <w:rPr>
+              <w:rStyle w:val="Hyperlink"/>
+            </w:rPr>
+            <w:t xml:space="preserve"> cond</w:t>
+          </w:r>
+        </w:hyperlink>
       </w:r>
       <w:r>
         <w:rPr>
@@ -3000,97 +2940,7 @@
           <w:color w:val="000000"/>
           <w:sz w:val="24"/>
         </w:rPr>
-        <w:t>are a number of records fro</w:t>
-      </w:r>
-      <w:r>
-        <w:rPr>
-          <w:u w:val="single" w:color="0000ff"/>
-          <w:rFonts w:ascii="Charis SIL Regular" w:hAnsi="Charis SIL Regular" w:eastAsia="Charis SIL Regular"/>
-          <w:b w:val="0"/>
-          <w:i w:val="0"/>
-          <w:color w:val="000000"/>
-          <w:sz w:val="24"/>
-        </w:rPr>
-        <w:hyperlink r:id="rId30" w:history="1">
-          <w:r>
-            <w:rPr>
-              <w:rStyle w:val="Hyperlink"/>
-            </w:rPr>
-            <w:t>m the</w:t>
-          </w:r>
-        </w:hyperlink>
-      </w:r>
-      <w:r>
-        <w:rPr>
-          <w:u w:val="single" w:color="0000ff"/>
-          <w:rFonts w:ascii="Charis SIL Regular" w:hAnsi="Charis SIL Regular" w:eastAsia="Charis SIL Regular"/>
-          <w:b w:val="0"/>
-          <w:i w:val="0"/>
-          <w:color w:val="000000"/>
-          <w:sz w:val="24"/>
-        </w:rPr>
-        <w:hyperlink r:id="rId30" w:history="1">
-          <w:r>
-            <w:rPr>
-              <w:rStyle w:val="Hyperlink"/>
-            </w:rPr>
-            <w:t xml:space="preserve"> per</w:t>
-          </w:r>
-        </w:hyperlink>
-      </w:r>
-      <w:r>
-        <w:rPr>
-          <w:u w:val="single" w:color="0000ff"/>
-          <w:rFonts w:ascii="Charis SIL Regular" w:hAnsi="Charis SIL Regular" w:eastAsia="Charis SIL Regular"/>
-          <w:b w:val="0"/>
-          <w:i w:val="0"/>
-          <w:color w:val="000000"/>
-          <w:sz w:val="24"/>
-        </w:rPr>
-        <w:hyperlink r:id="rId30" w:history="1">
-          <w:r>
-            <w:rPr>
-              <w:rStyle w:val="Hyperlink"/>
-            </w:rPr>
-            <w:t>i</w:t>
-          </w:r>
-        </w:hyperlink>
-      </w:r>
-      <w:r>
-        <w:rPr>
-          <w:u w:val="single" w:color="0000ff"/>
-          <w:rFonts w:ascii="Charis SIL Regular" w:hAnsi="Charis SIL Regular" w:eastAsia="Charis SIL Regular"/>
-          <w:b w:val="0"/>
-          <w:i w:val="0"/>
-          <w:color w:val="000000"/>
-          <w:sz w:val="24"/>
-        </w:rPr>
-        <w:hyperlink r:id="rId30" w:history="1">
-          <w:r>
-            <w:rPr>
-              <w:rStyle w:val="Hyperlink"/>
-            </w:rPr>
-            <w:t>od o</w:t>
-          </w:r>
-        </w:hyperlink>
-      </w:r>
-      <w:r>
-        <w:rPr>
-          <w:u w:val="single" w:color="0000ff"/>
-          <w:rFonts w:ascii="Charis SIL Regular" w:hAnsi="Charis SIL Regular" w:eastAsia="Charis SIL Regular"/>
-          <w:b w:val="0"/>
-          <w:i w:val="0"/>
-          <w:color w:val="000000"/>
-          <w:sz w:val="24"/>
-        </w:rPr>
-        <w:hyperlink r:id="rId30" w:history="1">
-          <w:r>
-            <w:rPr>
-              <w:rStyle w:val="Hyperlink"/>
-            </w:rPr>
-            <w:t xml:space="preserve">f </w:t>
-          </w:r>
-        </w:hyperlink>
+        <w:t xml:space="preserve">are a number of records from the period of </w:t>
       </w:r>
       <w:r>
         <w:rPr>

--- a/EXPORTS/DOCX/published/niveau3/English/KunsthandelVanLier.docx
+++ b/EXPORTS/DOCX/published/niveau3/English/KunsthandelVanLier.docx
@@ -329,13 +329,24 @@
       </w:r>
       <w:r>
         <w:rPr>
+          <w:u w:val="single" w:color="0000ff"/>
           <w:rFonts w:ascii="Charis SIL Regular" w:hAnsi="Charis SIL Regular" w:eastAsia="Charis SIL Regular"/>
           <w:b w:val="0"/>
           <w:i w:val="0"/>
           <w:color w:val="000000"/>
           <w:sz w:val="24"/>
         </w:rPr>
-        <w:t xml:space="preserve"> the early years, </w:t>
+        <w:t xml:space="preserve"> </w:t>
+      </w:r>
+      <w:r>
+        <w:rPr>
+          <w:rFonts w:ascii="Charis SIL Regular" w:hAnsi="Charis SIL Regular" w:eastAsia="Charis SIL Regular"/>
+          <w:b w:val="0"/>
+          <w:i w:val="0"/>
+          <w:color w:val="000000"/>
+          <w:sz w:val="24"/>
+        </w:rPr>
+        <w:t xml:space="preserve">the early years, </w:t>
       </w:r>
       <w:r>
         <w:rPr>
@@ -402,6 +413,7 @@
           <w:i w:val="0"/>
           <w:color w:val="0000FF"/>
           <w:sz w:val="24"/>
+          <w:u w:val="single"/>
         </w:rPr>
         <w:hyperlink r:id="rId11" w:history="1">
           <w:r>
@@ -421,7 +433,7 @@
           <w:sz w:val="24"/>
           <w:u w:val="single"/>
         </w:rPr>
-        <w:hyperlink r:id="rId10" w:history="1">
+        <w:hyperlink r:id="rId11" w:history="1">
           <w:r>
             <w:rPr>
               <w:rStyle w:val="Hyperlink"/>
@@ -562,7 +574,92 @@
           <w:color w:val="000000"/>
           <w:sz w:val="24"/>
         </w:rPr>
-        <w:t xml:space="preserve">However, Van Lier also became fascinated with </w:t>
+        <w:t>However, Van Lier also becam</w:t>
+      </w:r>
+      <w:r>
+        <w:rPr>
+          <w:rFonts w:ascii="Charis SIL Regular" w:hAnsi="Charis SIL Regular" w:eastAsia="Charis SIL Regular"/>
+          <w:b w:val="0"/>
+          <w:i w:val="0"/>
+          <w:color w:val="000000"/>
+          <w:sz w:val="24"/>
+        </w:rPr>
+        <w:hyperlink r:id="rId11" w:history="1">
+          <w:r>
+            <w:rPr>
+              <w:rStyle w:val="Hyperlink"/>
+            </w:rPr>
+            <w:t>e fascinat</w:t>
+          </w:r>
+        </w:hyperlink>
+      </w:r>
+      <w:r>
+        <w:rPr>
+          <w:rFonts w:ascii="Charis SIL Regular" w:hAnsi="Charis SIL Regular" w:eastAsia="Charis SIL Regular"/>
+          <w:b w:val="0"/>
+          <w:i w:val="0"/>
+          <w:color w:val="000000"/>
+          <w:sz w:val="24"/>
+        </w:rPr>
+        <w:hyperlink r:id="rId11" w:history="1">
+          <w:r>
+            <w:rPr>
+              <w:rStyle w:val="Hyperlink"/>
+            </w:rPr>
+            <w:t>e</w:t>
+          </w:r>
+        </w:hyperlink>
+      </w:r>
+      <w:r>
+        <w:rPr>
+          <w:rFonts w:ascii="Charis SIL Regular" w:hAnsi="Charis SIL Regular" w:eastAsia="Charis SIL Regular"/>
+          <w:b w:val="0"/>
+          <w:i w:val="0"/>
+          <w:color w:val="000000"/>
+          <w:sz w:val="24"/>
+        </w:rPr>
+        <w:hyperlink r:id="rId11" w:history="1">
+          <w:r>
+            <w:rPr>
+              <w:rStyle w:val="Hyperlink"/>
+            </w:rPr>
+            <w:t>d w</w:t>
+          </w:r>
+        </w:hyperlink>
+      </w:r>
+      <w:r>
+        <w:rPr>
+          <w:rFonts w:ascii="Charis SIL Regular" w:hAnsi="Charis SIL Regular" w:eastAsia="Charis SIL Regular"/>
+          <w:b w:val="0"/>
+          <w:i w:val="0"/>
+          <w:color w:val="000000"/>
+          <w:sz w:val="24"/>
+        </w:rPr>
+        <w:hyperlink r:id="rId11" w:history="1">
+          <w:r>
+            <w:rPr>
+              <w:rStyle w:val="Hyperlink"/>
+            </w:rPr>
+            <w:t>i</w:t>
+          </w:r>
+        </w:hyperlink>
+      </w:r>
+      <w:r>
+        <w:rPr>
+          <w:rFonts w:ascii="Charis SIL Regular" w:hAnsi="Charis SIL Regular" w:eastAsia="Charis SIL Regular"/>
+          <w:b w:val="0"/>
+          <w:i w:val="0"/>
+          <w:color w:val="000000"/>
+          <w:sz w:val="24"/>
+        </w:rPr>
+        <w:hyperlink r:id="rId11" w:history="1">
+          <w:r>
+            <w:rPr>
+              <w:rStyle w:val="Hyperlink"/>
+            </w:rPr>
+            <w:t xml:space="preserve">th </w:t>
+          </w:r>
+        </w:hyperlink>
       </w:r>
       <w:r>
         <w:rPr>
@@ -1254,7 +1351,7 @@
           <w:sz w:val="24"/>
           <w:u w:val="single"/>
         </w:rPr>
-        <w:hyperlink r:id="rId17" w:history="1">
+        <w:hyperlink r:id="rId15" w:history="1">
           <w:r>
             <w:rPr>
               <w:rStyle w:val="Hyperlink"/>
@@ -2003,7 +2100,6 @@
           <w:i w:val="0"/>
           <w:color w:val="0000FF"/>
           <w:sz w:val="24"/>
-          <w:u w:val="single"/>
         </w:rPr>
         <w:hyperlink r:id="rId24" w:history="1">
           <w:r>
@@ -2063,6 +2159,7 @@
       </w:r>
       <w:r>
         <w:rPr>
+          <w:u w:val="single" w:color="0000ff"/>
           <w:rFonts w:ascii="Charis SIL Regular" w:hAnsi="Charis SIL Regular" w:eastAsia="Charis SIL Regular"/>
           <w:b w:val="0"/>
           <w:i w:val="0"/>
@@ -2356,46 +2453,7 @@
           <w:color w:val="000000"/>
           <w:sz w:val="24"/>
         </w:rPr>
-        <w:t>similar ar</w:t>
-      </w:r>
-      <w:r>
-        <w:rPr>
-          <w:u w:val="single" w:color="0000ff"/>
-          <w:rFonts w:ascii="Charis SIL Regular" w:hAnsi="Charis SIL Regular" w:eastAsia="Charis SIL Regular"/>
-          <w:b w:val="0"/>
-          <w:i w:val="0"/>
-          <w:color w:val="000000"/>
-          <w:sz w:val="24"/>
-        </w:rPr>
-        <w:t>r</w:t>
-      </w:r>
-      <w:r>
-        <w:rPr>
-          <w:u w:val="single" w:color="0000ff"/>
-          <w:rFonts w:ascii="Charis SIL Regular" w:hAnsi="Charis SIL Regular" w:eastAsia="Charis SIL Regular"/>
-          <w:b w:val="0"/>
-          <w:i w:val="0"/>
-          <w:color w:val="000000"/>
-          <w:sz w:val="24"/>
-        </w:rPr>
-        <w:hyperlink r:id="rId26" w:history="1">
-          <w:r>
-            <w:rPr>
-              <w:rStyle w:val="Hyperlink"/>
-            </w:rPr>
-            <w:t>angem</w:t>
-          </w:r>
-        </w:hyperlink>
-      </w:r>
-      <w:r>
-        <w:rPr>
-          <w:rFonts w:ascii="Charis SIL Regular" w:hAnsi="Charis SIL Regular" w:eastAsia="Charis SIL Regular"/>
-          <w:b w:val="0"/>
-          <w:i w:val="0"/>
-          <w:color w:val="000000"/>
-          <w:sz w:val="24"/>
-        </w:rPr>
-        <w:t xml:space="preserve">ent from 1961 in the small town of </w:t>
+        <w:t xml:space="preserve">similar arrangement from 1961 in the small town of </w:t>
       </w:r>
       <w:r>
         <w:rPr>
@@ -2940,7 +2998,25 @@
           <w:color w:val="000000"/>
           <w:sz w:val="24"/>
         </w:rPr>
-        <w:t xml:space="preserve">are a number of records from the period of </w:t>
+        <w:t>are a number of records from the period o</w:t>
+      </w:r>
+      <w:r>
+        <w:rPr>
+          <w:u w:val="single" w:color="0000ff"/>
+          <w:rFonts w:ascii="Charis SIL Regular" w:hAnsi="Charis SIL Regular" w:eastAsia="Charis SIL Regular"/>
+          <w:b w:val="0"/>
+          <w:i w:val="0"/>
+          <w:color w:val="000000"/>
+          <w:sz w:val="24"/>
+        </w:rPr>
+        <w:hyperlink r:id="rId30" w:history="1">
+          <w:r>
+            <w:rPr>
+              <w:rStyle w:val="Hyperlink"/>
+            </w:rPr>
+            <w:t xml:space="preserve">f </w:t>
+          </w:r>
+        </w:hyperlink>
       </w:r>
       <w:r>
         <w:rPr>
@@ -4358,7 +4434,7 @@
           <w:sz w:val="24"/>
           <w:u w:val="single"/>
         </w:rPr>
-        <w:hyperlink r:id="rId37" w:history="1">
+        <w:hyperlink r:id="rId38" w:history="1">
           <w:r>
             <w:rPr>
               <w:rStyle w:val="Hyperlink"/>
@@ -4376,7 +4452,7 @@
           <w:sz w:val="24"/>
           <w:u w:val="single"/>
         </w:rPr>
-        <w:hyperlink r:id="rId37" w:history="1">
+        <w:hyperlink r:id="rId38" w:history="1">
           <w:r>
             <w:rPr>
               <w:rStyle w:val="Hyperlink"/>

--- a/EXPORTS/DOCX/published/niveau3/English/KunsthandelVanLier.docx
+++ b/EXPORTS/DOCX/published/niveau3/English/KunsthandelVanLier.docx
@@ -413,7 +413,6 @@
           <w:i w:val="0"/>
           <w:color w:val="0000FF"/>
           <w:sz w:val="24"/>
-          <w:u w:val="single"/>
         </w:rPr>
         <w:hyperlink r:id="rId11" w:history="1">
           <w:r>
@@ -433,7 +432,7 @@
           <w:sz w:val="24"/>
           <w:u w:val="single"/>
         </w:rPr>
-        <w:hyperlink r:id="rId11" w:history="1">
+        <w:hyperlink r:id="rId10" w:history="1">
           <w:r>
             <w:rPr>
               <w:rStyle w:val="Hyperlink"/>
@@ -1304,7 +1303,7 @@
           <w:sz w:val="24"/>
           <w:u w:val="single"/>
         </w:rPr>
-        <w:hyperlink r:id="rId17" w:history="1">
+        <w:hyperlink r:id="rId15" w:history="1">
           <w:r>
             <w:rPr>
               <w:rStyle w:val="Hyperlink"/>
@@ -1322,7 +1321,7 @@
           <w:sz w:val="24"/>
           <w:u w:val="single"/>
         </w:rPr>
-        <w:hyperlink r:id="rId17" w:history="1">
+        <w:hyperlink r:id="rId15" w:history="1">
           <w:r>
             <w:rPr>
               <w:rStyle w:val="Hyperlink"/>
@@ -2100,6 +2099,7 @@
           <w:i w:val="0"/>
           <w:color w:val="0000FF"/>
           <w:sz w:val="24"/>
+          <w:u w:val="single"/>
         </w:rPr>
         <w:hyperlink r:id="rId24" w:history="1">
           <w:r>
@@ -2148,7 +2148,7 @@
           <w:sz w:val="24"/>
           <w:u w:val="single"/>
         </w:rPr>
-        <w:hyperlink r:id="rId23" w:history="1">
+        <w:hyperlink r:id="rId24" w:history="1">
           <w:r>
             <w:rPr>
               <w:rStyle w:val="Hyperlink"/>
@@ -2184,7 +2184,7 @@
           <w:sz w:val="24"/>
           <w:u w:val="single"/>
         </w:rPr>
-        <w:hyperlink r:id="rId23" w:history="1">
+        <w:hyperlink r:id="rId25" w:history="1">
           <w:r>
             <w:rPr>
               <w:rStyle w:val="Hyperlink"/>
@@ -2202,7 +2202,7 @@
           <w:sz w:val="24"/>
           <w:u w:val="single"/>
         </w:rPr>
-        <w:hyperlink r:id="rId23" w:history="1">
+        <w:hyperlink r:id="rId25" w:history="1">
           <w:r>
             <w:rPr>
               <w:rStyle w:val="Hyperlink"/>
@@ -2220,7 +2220,7 @@
           <w:sz w:val="24"/>
           <w:u w:val="single"/>
         </w:rPr>
-        <w:hyperlink r:id="rId23" w:history="1">
+        <w:hyperlink r:id="rId25" w:history="1">
           <w:r>
             <w:rPr>
               <w:rStyle w:val="Hyperlink"/>
@@ -2249,7 +2249,7 @@
           <w:sz w:val="24"/>
           <w:u w:val="single"/>
         </w:rPr>
-        <w:hyperlink r:id="rId23" w:history="1">
+        <w:hyperlink r:id="rId25" w:history="1">
           <w:r>
             <w:rPr>
               <w:rStyle w:val="Hyperlink"/>
@@ -2453,7 +2453,46 @@
           <w:color w:val="000000"/>
           <w:sz w:val="24"/>
         </w:rPr>
-        <w:t xml:space="preserve">similar arrangement from 1961 in the small town of </w:t>
+        <w:t>similar ar</w:t>
+      </w:r>
+      <w:r>
+        <w:rPr>
+          <w:u w:val="single" w:color="0000ff"/>
+          <w:rFonts w:ascii="Charis SIL Regular" w:hAnsi="Charis SIL Regular" w:eastAsia="Charis SIL Regular"/>
+          <w:b w:val="0"/>
+          <w:i w:val="0"/>
+          <w:color w:val="000000"/>
+          <w:sz w:val="24"/>
+        </w:rPr>
+        <w:t>r</w:t>
+      </w:r>
+      <w:r>
+        <w:rPr>
+          <w:u w:val="single" w:color="0000ff"/>
+          <w:rFonts w:ascii="Charis SIL Regular" w:hAnsi="Charis SIL Regular" w:eastAsia="Charis SIL Regular"/>
+          <w:b w:val="0"/>
+          <w:i w:val="0"/>
+          <w:color w:val="000000"/>
+          <w:sz w:val="24"/>
+        </w:rPr>
+        <w:hyperlink r:id="rId26" w:history="1">
+          <w:r>
+            <w:rPr>
+              <w:rStyle w:val="Hyperlink"/>
+            </w:rPr>
+            <w:t>angem</w:t>
+          </w:r>
+        </w:hyperlink>
+      </w:r>
+      <w:r>
+        <w:rPr>
+          <w:rFonts w:ascii="Charis SIL Regular" w:hAnsi="Charis SIL Regular" w:eastAsia="Charis SIL Regular"/>
+          <w:b w:val="0"/>
+          <w:i w:val="0"/>
+          <w:color w:val="000000"/>
+          <w:sz w:val="24"/>
+        </w:rPr>
+        <w:t xml:space="preserve">ent from 1961 in the small town of </w:t>
       </w:r>
       <w:r>
         <w:rPr>
@@ -2998,11 +3037,82 @@
           <w:color w:val="000000"/>
           <w:sz w:val="24"/>
         </w:rPr>
-        <w:t>are a number of records from the period o</w:t>
+        <w:t>are a number of records fro</w:t>
       </w:r>
       <w:r>
         <w:rPr>
           <w:u w:val="single" w:color="0000ff"/>
+          <w:rFonts w:ascii="Charis SIL Regular" w:hAnsi="Charis SIL Regular" w:eastAsia="Charis SIL Regular"/>
+          <w:b w:val="0"/>
+          <w:i w:val="0"/>
+          <w:color w:val="000000"/>
+          <w:sz w:val="24"/>
+        </w:rPr>
+        <w:hyperlink r:id="rId30" w:history="1">
+          <w:r>
+            <w:rPr>
+              <w:rStyle w:val="Hyperlink"/>
+            </w:rPr>
+            <w:t>m the</w:t>
+          </w:r>
+        </w:hyperlink>
+      </w:r>
+      <w:r>
+        <w:rPr>
+          <w:u w:val="single" w:color="0000ff"/>
+          <w:rFonts w:ascii="Charis SIL Regular" w:hAnsi="Charis SIL Regular" w:eastAsia="Charis SIL Regular"/>
+          <w:b w:val="0"/>
+          <w:i w:val="0"/>
+          <w:color w:val="000000"/>
+          <w:sz w:val="24"/>
+        </w:rPr>
+        <w:hyperlink r:id="rId30" w:history="1">
+          <w:r>
+            <w:rPr>
+              <w:rStyle w:val="Hyperlink"/>
+            </w:rPr>
+            <w:t xml:space="preserve"> per</w:t>
+          </w:r>
+        </w:hyperlink>
+      </w:r>
+      <w:r>
+        <w:rPr>
+          <w:u w:val="single" w:color="0000ff"/>
+          <w:rFonts w:ascii="Charis SIL Regular" w:hAnsi="Charis SIL Regular" w:eastAsia="Charis SIL Regular"/>
+          <w:b w:val="0"/>
+          <w:i w:val="0"/>
+          <w:color w:val="000000"/>
+          <w:sz w:val="24"/>
+        </w:rPr>
+        <w:hyperlink r:id="rId30" w:history="1">
+          <w:r>
+            <w:rPr>
+              <w:rStyle w:val="Hyperlink"/>
+            </w:rPr>
+            <w:t>i</w:t>
+          </w:r>
+        </w:hyperlink>
+      </w:r>
+      <w:r>
+        <w:rPr>
+          <w:u w:val="single" w:color="0000ff"/>
+          <w:rFonts w:ascii="Charis SIL Regular" w:hAnsi="Charis SIL Regular" w:eastAsia="Charis SIL Regular"/>
+          <w:b w:val="0"/>
+          <w:i w:val="0"/>
+          <w:color w:val="000000"/>
+          <w:sz w:val="24"/>
+        </w:rPr>
+        <w:hyperlink r:id="rId30" w:history="1">
+          <w:r>
+            <w:rPr>
+              <w:rStyle w:val="Hyperlink"/>
+            </w:rPr>
+            <w:t>od o</w:t>
+          </w:r>
+        </w:hyperlink>
+      </w:r>
+      <w:r>
+        <w:rPr>
           <w:rFonts w:ascii="Charis SIL Regular" w:hAnsi="Charis SIL Regular" w:eastAsia="Charis SIL Regular"/>
           <w:b w:val="0"/>
           <w:i w:val="0"/>
@@ -4452,7 +4562,7 @@
           <w:sz w:val="24"/>
           <w:u w:val="single"/>
         </w:rPr>
-        <w:hyperlink r:id="rId38" w:history="1">
+        <w:hyperlink r:id="rId37" w:history="1">
           <w:r>
             <w:rPr>
               <w:rStyle w:val="Hyperlink"/>

--- a/EXPORTS/DOCX/published/niveau3/English/KunsthandelVanLier.docx
+++ b/EXPORTS/DOCX/published/niveau3/English/KunsthandelVanLier.docx
@@ -413,6 +413,7 @@
           <w:i w:val="0"/>
           <w:color w:val="0000FF"/>
           <w:sz w:val="24"/>
+          <w:u w:val="single"/>
         </w:rPr>
         <w:hyperlink r:id="rId11" w:history="1">
           <w:r>
@@ -573,92 +574,7 @@
           <w:color w:val="000000"/>
           <w:sz w:val="24"/>
         </w:rPr>
-        <w:t>However, Van Lier also becam</w:t>
-      </w:r>
-      <w:r>
-        <w:rPr>
-          <w:rFonts w:ascii="Charis SIL Regular" w:hAnsi="Charis SIL Regular" w:eastAsia="Charis SIL Regular"/>
-          <w:b w:val="0"/>
-          <w:i w:val="0"/>
-          <w:color w:val="000000"/>
-          <w:sz w:val="24"/>
-        </w:rPr>
-        <w:hyperlink r:id="rId11" w:history="1">
-          <w:r>
-            <w:rPr>
-              <w:rStyle w:val="Hyperlink"/>
-            </w:rPr>
-            <w:t>e fascinat</w:t>
-          </w:r>
-        </w:hyperlink>
-      </w:r>
-      <w:r>
-        <w:rPr>
-          <w:rFonts w:ascii="Charis SIL Regular" w:hAnsi="Charis SIL Regular" w:eastAsia="Charis SIL Regular"/>
-          <w:b w:val="0"/>
-          <w:i w:val="0"/>
-          <w:color w:val="000000"/>
-          <w:sz w:val="24"/>
-        </w:rPr>
-        <w:hyperlink r:id="rId11" w:history="1">
-          <w:r>
-            <w:rPr>
-              <w:rStyle w:val="Hyperlink"/>
-            </w:rPr>
-            <w:t>e</w:t>
-          </w:r>
-        </w:hyperlink>
-      </w:r>
-      <w:r>
-        <w:rPr>
-          <w:rFonts w:ascii="Charis SIL Regular" w:hAnsi="Charis SIL Regular" w:eastAsia="Charis SIL Regular"/>
-          <w:b w:val="0"/>
-          <w:i w:val="0"/>
-          <w:color w:val="000000"/>
-          <w:sz w:val="24"/>
-        </w:rPr>
-        <w:hyperlink r:id="rId11" w:history="1">
-          <w:r>
-            <w:rPr>
-              <w:rStyle w:val="Hyperlink"/>
-            </w:rPr>
-            <w:t>d w</w:t>
-          </w:r>
-        </w:hyperlink>
-      </w:r>
-      <w:r>
-        <w:rPr>
-          <w:rFonts w:ascii="Charis SIL Regular" w:hAnsi="Charis SIL Regular" w:eastAsia="Charis SIL Regular"/>
-          <w:b w:val="0"/>
-          <w:i w:val="0"/>
-          <w:color w:val="000000"/>
-          <w:sz w:val="24"/>
-        </w:rPr>
-        <w:hyperlink r:id="rId11" w:history="1">
-          <w:r>
-            <w:rPr>
-              <w:rStyle w:val="Hyperlink"/>
-            </w:rPr>
-            <w:t>i</w:t>
-          </w:r>
-        </w:hyperlink>
-      </w:r>
-      <w:r>
-        <w:rPr>
-          <w:rFonts w:ascii="Charis SIL Regular" w:hAnsi="Charis SIL Regular" w:eastAsia="Charis SIL Regular"/>
-          <w:b w:val="0"/>
-          <w:i w:val="0"/>
-          <w:color w:val="000000"/>
-          <w:sz w:val="24"/>
-        </w:rPr>
-        <w:hyperlink r:id="rId11" w:history="1">
-          <w:r>
-            <w:rPr>
-              <w:rStyle w:val="Hyperlink"/>
-            </w:rPr>
-            <w:t xml:space="preserve">th </w:t>
-          </w:r>
-        </w:hyperlink>
+        <w:t xml:space="preserve">However, Van Lier also became fascinated with </w:t>
       </w:r>
       <w:r>
         <w:rPr>
@@ -669,7 +585,7 @@
           <w:sz w:val="24"/>
           <w:u w:val="single"/>
         </w:rPr>
-        <w:hyperlink r:id="rId11" w:history="1">
+        <w:hyperlink r:id="rId13" w:history="1">
           <w:r>
             <w:rPr>
               <w:rStyle w:val="Hyperlink"/>
@@ -763,7 +679,7 @@
           <w:sz w:val="24"/>
           <w:u w:val="single"/>
         </w:rPr>
-        <w:hyperlink r:id="rId12" w:history="1">
+        <w:hyperlink r:id="rId13" w:history="1">
           <w:r>
             <w:rPr>
               <w:rStyle w:val="Hyperlink"/>
@@ -792,7 +708,7 @@
           <w:sz w:val="24"/>
           <w:u w:val="single"/>
         </w:rPr>
-        <w:hyperlink r:id="rId12" w:history="1">
+        <w:hyperlink r:id="rId13" w:history="1">
           <w:r>
             <w:rPr>
               <w:rStyle w:val="Hyperlink"/>
@@ -810,7 +726,7 @@
           <w:sz w:val="24"/>
           <w:u w:val="single"/>
         </w:rPr>
-        <w:hyperlink r:id="rId12" w:history="1">
+        <w:hyperlink r:id="rId13" w:history="1">
           <w:r>
             <w:rPr>
               <w:rStyle w:val="Hyperlink"/>
@@ -2099,7 +2015,6 @@
           <w:i w:val="0"/>
           <w:color w:val="0000FF"/>
           <w:sz w:val="24"/>
-          <w:u w:val="single"/>
         </w:rPr>
         <w:hyperlink r:id="rId24" w:history="1">
           <w:r>
@@ -2148,7 +2063,7 @@
           <w:sz w:val="24"/>
           <w:u w:val="single"/>
         </w:rPr>
-        <w:hyperlink r:id="rId24" w:history="1">
+        <w:hyperlink r:id="rId23" w:history="1">
           <w:r>
             <w:rPr>
               <w:rStyle w:val="Hyperlink"/>
@@ -2184,7 +2099,7 @@
           <w:sz w:val="24"/>
           <w:u w:val="single"/>
         </w:rPr>
-        <w:hyperlink r:id="rId25" w:history="1">
+        <w:hyperlink r:id="rId23" w:history="1">
           <w:r>
             <w:rPr>
               <w:rStyle w:val="Hyperlink"/>
@@ -2202,7 +2117,7 @@
           <w:sz w:val="24"/>
           <w:u w:val="single"/>
         </w:rPr>
-        <w:hyperlink r:id="rId25" w:history="1">
+        <w:hyperlink r:id="rId23" w:history="1">
           <w:r>
             <w:rPr>
               <w:rStyle w:val="Hyperlink"/>
@@ -2220,7 +2135,7 @@
           <w:sz w:val="24"/>
           <w:u w:val="single"/>
         </w:rPr>
-        <w:hyperlink r:id="rId25" w:history="1">
+        <w:hyperlink r:id="rId23" w:history="1">
           <w:r>
             <w:rPr>
               <w:rStyle w:val="Hyperlink"/>
@@ -2249,7 +2164,7 @@
           <w:sz w:val="24"/>
           <w:u w:val="single"/>
         </w:rPr>
-        <w:hyperlink r:id="rId25" w:history="1">
+        <w:hyperlink r:id="rId23" w:history="1">
           <w:r>
             <w:rPr>
               <w:rStyle w:val="Hyperlink"/>
@@ -3113,6 +3028,7 @@
       </w:r>
       <w:r>
         <w:rPr>
+          <w:u w:val="single" w:color="0000ff"/>
           <w:rFonts w:ascii="Charis SIL Regular" w:hAnsi="Charis SIL Regular" w:eastAsia="Charis SIL Regular"/>
           <w:b w:val="0"/>
           <w:i w:val="0"/>
@@ -4562,7 +4478,7 @@
           <w:sz w:val="24"/>
           <w:u w:val="single"/>
         </w:rPr>
-        <w:hyperlink r:id="rId37" w:history="1">
+        <w:hyperlink r:id="rId38" w:history="1">
           <w:r>
             <w:rPr>
               <w:rStyle w:val="Hyperlink"/>

--- a/EXPORTS/DOCX/published/niveau3/English/KunsthandelVanLier.docx
+++ b/EXPORTS/DOCX/published/niveau3/English/KunsthandelVanLier.docx
@@ -413,7 +413,6 @@
           <w:i w:val="0"/>
           <w:color w:val="0000FF"/>
           <w:sz w:val="24"/>
-          <w:u w:val="single"/>
         </w:rPr>
         <w:hyperlink r:id="rId11" w:history="1">
           <w:r>
@@ -444,31 +443,13 @@
       </w:r>
       <w:r>
         <w:rPr>
-          <w:u w:val="single" w:color="0000ff"/>
           <w:rFonts w:ascii="Charis SIL Regular" w:hAnsi="Charis SIL Regular" w:eastAsia="Charis SIL Regular"/>
           <w:b w:val="0"/>
           <w:i w:val="0"/>
           <w:color w:val="000000"/>
           <w:sz w:val="24"/>
         </w:rPr>
-        <w:hyperlink r:id="rId10" w:history="1">
-          <w:r>
-            <w:rPr>
-              <w:rStyle w:val="Hyperlink"/>
-            </w:rPr>
-            <w:t xml:space="preserve"> pri</w:t>
-          </w:r>
-        </w:hyperlink>
-      </w:r>
-      <w:r>
-        <w:rPr>
-          <w:rFonts w:ascii="Charis SIL Regular" w:hAnsi="Charis SIL Regular" w:eastAsia="Charis SIL Regular"/>
-          <w:b w:val="0"/>
-          <w:i w:val="0"/>
-          <w:color w:val="000000"/>
-          <w:sz w:val="24"/>
-        </w:rPr>
-        <w:t xml:space="preserve">marily dealt in </w:t>
+        <w:t xml:space="preserve"> primarily dealt in </w:t>
       </w:r>
       <w:r>
         <w:rPr>
@@ -585,7 +566,7 @@
           <w:sz w:val="24"/>
           <w:u w:val="single"/>
         </w:rPr>
-        <w:hyperlink r:id="rId13" w:history="1">
+        <w:hyperlink r:id="rId11" w:history="1">
           <w:r>
             <w:rPr>
               <w:rStyle w:val="Hyperlink"/>
@@ -679,7 +660,7 @@
           <w:sz w:val="24"/>
           <w:u w:val="single"/>
         </w:rPr>
-        <w:hyperlink r:id="rId13" w:history="1">
+        <w:hyperlink r:id="rId12" w:history="1">
           <w:r>
             <w:rPr>
               <w:rStyle w:val="Hyperlink"/>
@@ -708,7 +689,7 @@
           <w:sz w:val="24"/>
           <w:u w:val="single"/>
         </w:rPr>
-        <w:hyperlink r:id="rId13" w:history="1">
+        <w:hyperlink r:id="rId12" w:history="1">
           <w:r>
             <w:rPr>
               <w:rStyle w:val="Hyperlink"/>
@@ -726,7 +707,7 @@
           <w:sz w:val="24"/>
           <w:u w:val="single"/>
         </w:rPr>
-        <w:hyperlink r:id="rId13" w:history="1">
+        <w:hyperlink r:id="rId12" w:history="1">
           <w:r>
             <w:rPr>
               <w:rStyle w:val="Hyperlink"/>
@@ -1266,7 +1247,7 @@
           <w:sz w:val="24"/>
           <w:u w:val="single"/>
         </w:rPr>
-        <w:hyperlink r:id="rId15" w:history="1">
+        <w:hyperlink r:id="rId17" w:history="1">
           <w:r>
             <w:rPr>
               <w:rStyle w:val="Hyperlink"/>
@@ -1320,7 +1301,7 @@
           <w:sz w:val="24"/>
           <w:u w:val="single"/>
         </w:rPr>
-        <w:hyperlink r:id="rId13" w:history="1">
+        <w:hyperlink r:id="rId17" w:history="1">
           <w:r>
             <w:rPr>
               <w:rStyle w:val="Hyperlink"/>
@@ -1338,7 +1319,7 @@
           <w:sz w:val="24"/>
           <w:u w:val="single"/>
         </w:rPr>
-        <w:hyperlink r:id="rId13" w:history="1">
+        <w:hyperlink r:id="rId17" w:history="1">
           <w:r>
             <w:rPr>
               <w:rStyle w:val="Hyperlink"/>
@@ -2015,6 +1996,7 @@
           <w:i w:val="0"/>
           <w:color w:val="0000FF"/>
           <w:sz w:val="24"/>
+          <w:u w:val="single"/>
         </w:rPr>
         <w:hyperlink r:id="rId24" w:history="1">
           <w:r>
@@ -2952,97 +2934,7 @@
           <w:color w:val="000000"/>
           <w:sz w:val="24"/>
         </w:rPr>
-        <w:t>are a number of records fro</w:t>
-      </w:r>
-      <w:r>
-        <w:rPr>
-          <w:u w:val="single" w:color="0000ff"/>
-          <w:rFonts w:ascii="Charis SIL Regular" w:hAnsi="Charis SIL Regular" w:eastAsia="Charis SIL Regular"/>
-          <w:b w:val="0"/>
-          <w:i w:val="0"/>
-          <w:color w:val="000000"/>
-          <w:sz w:val="24"/>
-        </w:rPr>
-        <w:hyperlink r:id="rId30" w:history="1">
-          <w:r>
-            <w:rPr>
-              <w:rStyle w:val="Hyperlink"/>
-            </w:rPr>
-            <w:t>m the</w:t>
-          </w:r>
-        </w:hyperlink>
-      </w:r>
-      <w:r>
-        <w:rPr>
-          <w:u w:val="single" w:color="0000ff"/>
-          <w:rFonts w:ascii="Charis SIL Regular" w:hAnsi="Charis SIL Regular" w:eastAsia="Charis SIL Regular"/>
-          <w:b w:val="0"/>
-          <w:i w:val="0"/>
-          <w:color w:val="000000"/>
-          <w:sz w:val="24"/>
-        </w:rPr>
-        <w:hyperlink r:id="rId30" w:history="1">
-          <w:r>
-            <w:rPr>
-              <w:rStyle w:val="Hyperlink"/>
-            </w:rPr>
-            <w:t xml:space="preserve"> per</w:t>
-          </w:r>
-        </w:hyperlink>
-      </w:r>
-      <w:r>
-        <w:rPr>
-          <w:u w:val="single" w:color="0000ff"/>
-          <w:rFonts w:ascii="Charis SIL Regular" w:hAnsi="Charis SIL Regular" w:eastAsia="Charis SIL Regular"/>
-          <w:b w:val="0"/>
-          <w:i w:val="0"/>
-          <w:color w:val="000000"/>
-          <w:sz w:val="24"/>
-        </w:rPr>
-        <w:hyperlink r:id="rId30" w:history="1">
-          <w:r>
-            <w:rPr>
-              <w:rStyle w:val="Hyperlink"/>
-            </w:rPr>
-            <w:t>i</w:t>
-          </w:r>
-        </w:hyperlink>
-      </w:r>
-      <w:r>
-        <w:rPr>
-          <w:u w:val="single" w:color="0000ff"/>
-          <w:rFonts w:ascii="Charis SIL Regular" w:hAnsi="Charis SIL Regular" w:eastAsia="Charis SIL Regular"/>
-          <w:b w:val="0"/>
-          <w:i w:val="0"/>
-          <w:color w:val="000000"/>
-          <w:sz w:val="24"/>
-        </w:rPr>
-        <w:hyperlink r:id="rId30" w:history="1">
-          <w:r>
-            <w:rPr>
-              <w:rStyle w:val="Hyperlink"/>
-            </w:rPr>
-            <w:t>od o</w:t>
-          </w:r>
-        </w:hyperlink>
-      </w:r>
-      <w:r>
-        <w:rPr>
-          <w:u w:val="single" w:color="0000ff"/>
-          <w:rFonts w:ascii="Charis SIL Regular" w:hAnsi="Charis SIL Regular" w:eastAsia="Charis SIL Regular"/>
-          <w:b w:val="0"/>
-          <w:i w:val="0"/>
-          <w:color w:val="000000"/>
-          <w:sz w:val="24"/>
-        </w:rPr>
-        <w:hyperlink r:id="rId30" w:history="1">
-          <w:r>
-            <w:rPr>
-              <w:rStyle w:val="Hyperlink"/>
-            </w:rPr>
-            <w:t xml:space="preserve">f </w:t>
-          </w:r>
-        </w:hyperlink>
+        <w:t xml:space="preserve">are a number of records from the period of </w:t>
       </w:r>
       <w:r>
         <w:rPr>

--- a/EXPORTS/DOCX/published/niveau3/English/KunsthandelVanLier.docx
+++ b/EXPORTS/DOCX/published/niveau3/English/KunsthandelVanLier.docx
@@ -246,107 +246,13 @@
       </w:r>
       <w:r>
         <w:rPr>
-          <w:u w:val="single" w:color="0000ff"/>
           <w:rFonts w:ascii="Charis SIL Regular" w:hAnsi="Charis SIL Regular" w:eastAsia="Charis SIL Regular"/>
           <w:b w:val="0"/>
           <w:i w:val="0"/>
           <w:color w:val="000000"/>
           <w:sz w:val="24"/>
         </w:rPr>
-        <w:hyperlink r:id="rId9" w:history="1">
-          <w:r>
-            <w:rPr>
-              <w:rStyle w:val="Hyperlink"/>
-            </w:rPr>
-            <w:t>years</w:t>
-          </w:r>
-        </w:hyperlink>
-      </w:r>
-      <w:r>
-        <w:rPr>
-          <w:u w:val="single" w:color="0000ff"/>
-          <w:rFonts w:ascii="Charis SIL Regular" w:hAnsi="Charis SIL Regular" w:eastAsia="Charis SIL Regular"/>
-          <w:b w:val="0"/>
-          <w:i w:val="0"/>
-          <w:color w:val="000000"/>
-          <w:sz w:val="24"/>
-        </w:rPr>
-        <w:t xml:space="preserve"> </w:t>
-      </w:r>
-      <w:r>
-        <w:rPr>
-          <w:u w:val="single" w:color="0000ff"/>
-          <w:rFonts w:ascii="Charis SIL Regular" w:hAnsi="Charis SIL Regular" w:eastAsia="Charis SIL Regular"/>
-          <w:b w:val="0"/>
-          <w:i w:val="0"/>
-          <w:color w:val="000000"/>
-          <w:sz w:val="24"/>
-        </w:rPr>
-        <w:hyperlink r:id="rId9" w:history="1">
-          <w:r>
-            <w:rPr>
-              <w:rStyle w:val="Hyperlink"/>
-            </w:rPr>
-            <w:t>late</w:t>
-          </w:r>
-        </w:hyperlink>
-      </w:r>
-      <w:r>
-        <w:rPr>
-          <w:u w:val="single" w:color="0000ff"/>
-          <w:rFonts w:ascii="Charis SIL Regular" w:hAnsi="Charis SIL Regular" w:eastAsia="Charis SIL Regular"/>
-          <w:b w:val="0"/>
-          <w:i w:val="0"/>
-          <w:color w:val="000000"/>
-          <w:sz w:val="24"/>
-        </w:rPr>
-        <w:hyperlink r:id="rId9" w:history="1">
-          <w:r>
-            <w:rPr>
-              <w:rStyle w:val="Hyperlink"/>
-            </w:rPr>
-            <w:t>r</w:t>
-          </w:r>
-        </w:hyperlink>
-      </w:r>
-      <w:r>
-        <w:rPr>
-          <w:u w:val="single" w:color="0000ff"/>
-          <w:rFonts w:ascii="Charis SIL Regular" w:hAnsi="Charis SIL Regular" w:eastAsia="Charis SIL Regular"/>
-          <w:b w:val="0"/>
-          <w:i w:val="0"/>
-          <w:color w:val="000000"/>
-          <w:sz w:val="24"/>
-        </w:rPr>
-        <w:hyperlink r:id="rId9" w:history="1">
-          <w:r>
-            <w:rPr>
-              <w:rStyle w:val="Hyperlink"/>
-            </w:rPr>
-            <w:t>. In</w:t>
-          </w:r>
-        </w:hyperlink>
-      </w:r>
-      <w:r>
-        <w:rPr>
-          <w:u w:val="single" w:color="0000ff"/>
-          <w:rFonts w:ascii="Charis SIL Regular" w:hAnsi="Charis SIL Regular" w:eastAsia="Charis SIL Regular"/>
-          <w:b w:val="0"/>
-          <w:i w:val="0"/>
-          <w:color w:val="000000"/>
-          <w:sz w:val="24"/>
-        </w:rPr>
-        <w:t xml:space="preserve"> </w:t>
-      </w:r>
-      <w:r>
-        <w:rPr>
-          <w:rFonts w:ascii="Charis SIL Regular" w:hAnsi="Charis SIL Regular" w:eastAsia="Charis SIL Regular"/>
-          <w:b w:val="0"/>
-          <w:i w:val="0"/>
-          <w:color w:val="000000"/>
-          <w:sz w:val="24"/>
-        </w:rPr>
-        <w:t xml:space="preserve">the early years, </w:t>
+        <w:t xml:space="preserve">years later. In the early years, </w:t>
       </w:r>
       <w:r>
         <w:rPr>
@@ -413,6 +319,7 @@
           <w:i w:val="0"/>
           <w:color w:val="0000FF"/>
           <w:sz w:val="24"/>
+          <w:u w:val="single"/>
         </w:rPr>
         <w:hyperlink r:id="rId11" w:history="1">
           <w:r>
@@ -443,13 +350,31 @@
       </w:r>
       <w:r>
         <w:rPr>
+          <w:u w:val="single" w:color="0000ff"/>
           <w:rFonts w:ascii="Charis SIL Regular" w:hAnsi="Charis SIL Regular" w:eastAsia="Charis SIL Regular"/>
           <w:b w:val="0"/>
           <w:i w:val="0"/>
           <w:color w:val="000000"/>
           <w:sz w:val="24"/>
         </w:rPr>
-        <w:t xml:space="preserve"> primarily dealt in </w:t>
+        <w:hyperlink r:id="rId10" w:history="1">
+          <w:r>
+            <w:rPr>
+              <w:rStyle w:val="Hyperlink"/>
+            </w:rPr>
+            <w:t xml:space="preserve"> pri</w:t>
+          </w:r>
+        </w:hyperlink>
+      </w:r>
+      <w:r>
+        <w:rPr>
+          <w:rFonts w:ascii="Charis SIL Regular" w:hAnsi="Charis SIL Regular" w:eastAsia="Charis SIL Regular"/>
+          <w:b w:val="0"/>
+          <w:i w:val="0"/>
+          <w:color w:val="000000"/>
+          <w:sz w:val="24"/>
+        </w:rPr>
+        <w:t xml:space="preserve">marily dealt in </w:t>
       </w:r>
       <w:r>
         <w:rPr>
@@ -566,7 +491,7 @@
           <w:sz w:val="24"/>
           <w:u w:val="single"/>
         </w:rPr>
-        <w:hyperlink r:id="rId11" w:history="1">
+        <w:hyperlink r:id="rId13" w:history="1">
           <w:r>
             <w:rPr>
               <w:rStyle w:val="Hyperlink"/>
@@ -660,7 +585,7 @@
           <w:sz w:val="24"/>
           <w:u w:val="single"/>
         </w:rPr>
-        <w:hyperlink r:id="rId12" w:history="1">
+        <w:hyperlink r:id="rId13" w:history="1">
           <w:r>
             <w:rPr>
               <w:rStyle w:val="Hyperlink"/>
@@ -689,7 +614,7 @@
           <w:sz w:val="24"/>
           <w:u w:val="single"/>
         </w:rPr>
-        <w:hyperlink r:id="rId12" w:history="1">
+        <w:hyperlink r:id="rId13" w:history="1">
           <w:r>
             <w:rPr>
               <w:rStyle w:val="Hyperlink"/>
@@ -707,7 +632,7 @@
           <w:sz w:val="24"/>
           <w:u w:val="single"/>
         </w:rPr>
-        <w:hyperlink r:id="rId12" w:history="1">
+        <w:hyperlink r:id="rId13" w:history="1">
           <w:r>
             <w:rPr>
               <w:rStyle w:val="Hyperlink"/>
@@ -725,7 +650,7 @@
           <w:sz w:val="24"/>
           <w:u w:val="single"/>
         </w:rPr>
-        <w:hyperlink r:id="rId12" w:history="1">
+        <w:hyperlink r:id="rId13" w:history="1">
           <w:r>
             <w:rPr>
               <w:rStyle w:val="Hyperlink"/>
@@ -841,7 +766,6 @@
           <w:i w:val="0"/>
           <w:color w:val="0000FF"/>
           <w:sz w:val="24"/>
-          <w:u w:val="single"/>
         </w:rPr>
         <w:t>m</w:t>
       </w:r>
@@ -1247,7 +1171,7 @@
           <w:sz w:val="24"/>
           <w:u w:val="single"/>
         </w:rPr>
-        <w:hyperlink r:id="rId17" w:history="1">
+        <w:hyperlink r:id="rId15" w:history="1">
           <w:r>
             <w:rPr>
               <w:rStyle w:val="Hyperlink"/>
@@ -1301,7 +1225,7 @@
           <w:sz w:val="24"/>
           <w:u w:val="single"/>
         </w:rPr>
-        <w:hyperlink r:id="rId17" w:history="1">
+        <w:hyperlink r:id="rId13" w:history="1">
           <w:r>
             <w:rPr>
               <w:rStyle w:val="Hyperlink"/>
@@ -1319,7 +1243,7 @@
           <w:sz w:val="24"/>
           <w:u w:val="single"/>
         </w:rPr>
-        <w:hyperlink r:id="rId17" w:history="1">
+        <w:hyperlink r:id="rId13" w:history="1">
           <w:r>
             <w:rPr>
               <w:rStyle w:val="Hyperlink"/>
@@ -2934,7 +2858,97 @@
           <w:color w:val="000000"/>
           <w:sz w:val="24"/>
         </w:rPr>
-        <w:t xml:space="preserve">are a number of records from the period of </w:t>
+        <w:t>are a number of records fro</w:t>
+      </w:r>
+      <w:r>
+        <w:rPr>
+          <w:u w:val="single" w:color="0000ff"/>
+          <w:rFonts w:ascii="Charis SIL Regular" w:hAnsi="Charis SIL Regular" w:eastAsia="Charis SIL Regular"/>
+          <w:b w:val="0"/>
+          <w:i w:val="0"/>
+          <w:color w:val="000000"/>
+          <w:sz w:val="24"/>
+        </w:rPr>
+        <w:hyperlink r:id="rId30" w:history="1">
+          <w:r>
+            <w:rPr>
+              <w:rStyle w:val="Hyperlink"/>
+            </w:rPr>
+            <w:t>m the</w:t>
+          </w:r>
+        </w:hyperlink>
+      </w:r>
+      <w:r>
+        <w:rPr>
+          <w:u w:val="single" w:color="0000ff"/>
+          <w:rFonts w:ascii="Charis SIL Regular" w:hAnsi="Charis SIL Regular" w:eastAsia="Charis SIL Regular"/>
+          <w:b w:val="0"/>
+          <w:i w:val="0"/>
+          <w:color w:val="000000"/>
+          <w:sz w:val="24"/>
+        </w:rPr>
+        <w:hyperlink r:id="rId30" w:history="1">
+          <w:r>
+            <w:rPr>
+              <w:rStyle w:val="Hyperlink"/>
+            </w:rPr>
+            <w:t xml:space="preserve"> per</w:t>
+          </w:r>
+        </w:hyperlink>
+      </w:r>
+      <w:r>
+        <w:rPr>
+          <w:u w:val="single" w:color="0000ff"/>
+          <w:rFonts w:ascii="Charis SIL Regular" w:hAnsi="Charis SIL Regular" w:eastAsia="Charis SIL Regular"/>
+          <w:b w:val="0"/>
+          <w:i w:val="0"/>
+          <w:color w:val="000000"/>
+          <w:sz w:val="24"/>
+        </w:rPr>
+        <w:hyperlink r:id="rId30" w:history="1">
+          <w:r>
+            <w:rPr>
+              <w:rStyle w:val="Hyperlink"/>
+            </w:rPr>
+            <w:t>i</w:t>
+          </w:r>
+        </w:hyperlink>
+      </w:r>
+      <w:r>
+        <w:rPr>
+          <w:u w:val="single" w:color="0000ff"/>
+          <w:rFonts w:ascii="Charis SIL Regular" w:hAnsi="Charis SIL Regular" w:eastAsia="Charis SIL Regular"/>
+          <w:b w:val="0"/>
+          <w:i w:val="0"/>
+          <w:color w:val="000000"/>
+          <w:sz w:val="24"/>
+        </w:rPr>
+        <w:hyperlink r:id="rId30" w:history="1">
+          <w:r>
+            <w:rPr>
+              <w:rStyle w:val="Hyperlink"/>
+            </w:rPr>
+            <w:t>od o</w:t>
+          </w:r>
+        </w:hyperlink>
+      </w:r>
+      <w:r>
+        <w:rPr>
+          <w:u w:val="single" w:color="0000ff"/>
+          <w:rFonts w:ascii="Charis SIL Regular" w:hAnsi="Charis SIL Regular" w:eastAsia="Charis SIL Regular"/>
+          <w:b w:val="0"/>
+          <w:i w:val="0"/>
+          <w:color w:val="000000"/>
+          <w:sz w:val="24"/>
+        </w:rPr>
+        <w:hyperlink r:id="rId30" w:history="1">
+          <w:r>
+            <w:rPr>
+              <w:rStyle w:val="Hyperlink"/>
+            </w:rPr>
+            <w:t xml:space="preserve">f </w:t>
+          </w:r>
+        </w:hyperlink>
       </w:r>
       <w:r>
         <w:rPr>
@@ -4370,7 +4384,7 @@
           <w:sz w:val="24"/>
           <w:u w:val="single"/>
         </w:rPr>
-        <w:hyperlink r:id="rId38" w:history="1">
+        <w:hyperlink r:id="rId37" w:history="1">
           <w:r>
             <w:rPr>
               <w:rStyle w:val="Hyperlink"/>

--- a/EXPORTS/DOCX/published/niveau3/English/KunsthandelVanLier.docx
+++ b/EXPORTS/DOCX/published/niveau3/English/KunsthandelVanLier.docx
@@ -491,7 +491,7 @@
           <w:sz w:val="24"/>
           <w:u w:val="single"/>
         </w:rPr>
-        <w:hyperlink r:id="rId13" w:history="1">
+        <w:hyperlink r:id="rId11" w:history="1">
           <w:r>
             <w:rPr>
               <w:rStyle w:val="Hyperlink"/>
@@ -750,7 +750,7 @@
           <w:sz w:val="24"/>
           <w:u w:val="single"/>
         </w:rPr>
-        <w:hyperlink r:id="rId13" w:history="1">
+        <w:hyperlink r:id="rId14" w:history="1">
           <w:r>
             <w:rPr>
               <w:rStyle w:val="Hyperlink"/>
@@ -766,8 +766,16 @@
           <w:i w:val="0"/>
           <w:color w:val="0000FF"/>
           <w:sz w:val="24"/>
-        </w:rPr>
-        <w:t>m</w:t>
+          <w:u w:val="single"/>
+        </w:rPr>
+        <w:hyperlink r:id="rId14" w:history="1">
+          <w:r>
+            <w:rPr>
+              <w:rStyle w:val="Hyperlink"/>
+            </w:rPr>
+            <w:t>m</w:t>
+          </w:r>
+        </w:hyperlink>
       </w:r>
       <w:r>
         <w:rPr>
@@ -2858,97 +2866,7 @@
           <w:color w:val="000000"/>
           <w:sz w:val="24"/>
         </w:rPr>
-        <w:t>are a number of records fro</w:t>
-      </w:r>
-      <w:r>
-        <w:rPr>
-          <w:u w:val="single" w:color="0000ff"/>
-          <w:rFonts w:ascii="Charis SIL Regular" w:hAnsi="Charis SIL Regular" w:eastAsia="Charis SIL Regular"/>
-          <w:b w:val="0"/>
-          <w:i w:val="0"/>
-          <w:color w:val="000000"/>
-          <w:sz w:val="24"/>
-        </w:rPr>
-        <w:hyperlink r:id="rId30" w:history="1">
-          <w:r>
-            <w:rPr>
-              <w:rStyle w:val="Hyperlink"/>
-            </w:rPr>
-            <w:t>m the</w:t>
-          </w:r>
-        </w:hyperlink>
-      </w:r>
-      <w:r>
-        <w:rPr>
-          <w:u w:val="single" w:color="0000ff"/>
-          <w:rFonts w:ascii="Charis SIL Regular" w:hAnsi="Charis SIL Regular" w:eastAsia="Charis SIL Regular"/>
-          <w:b w:val="0"/>
-          <w:i w:val="0"/>
-          <w:color w:val="000000"/>
-          <w:sz w:val="24"/>
-        </w:rPr>
-        <w:hyperlink r:id="rId30" w:history="1">
-          <w:r>
-            <w:rPr>
-              <w:rStyle w:val="Hyperlink"/>
-            </w:rPr>
-            <w:t xml:space="preserve"> per</w:t>
-          </w:r>
-        </w:hyperlink>
-      </w:r>
-      <w:r>
-        <w:rPr>
-          <w:u w:val="single" w:color="0000ff"/>
-          <w:rFonts w:ascii="Charis SIL Regular" w:hAnsi="Charis SIL Regular" w:eastAsia="Charis SIL Regular"/>
-          <w:b w:val="0"/>
-          <w:i w:val="0"/>
-          <w:color w:val="000000"/>
-          <w:sz w:val="24"/>
-        </w:rPr>
-        <w:hyperlink r:id="rId30" w:history="1">
-          <w:r>
-            <w:rPr>
-              <w:rStyle w:val="Hyperlink"/>
-            </w:rPr>
-            <w:t>i</w:t>
-          </w:r>
-        </w:hyperlink>
-      </w:r>
-      <w:r>
-        <w:rPr>
-          <w:u w:val="single" w:color="0000ff"/>
-          <w:rFonts w:ascii="Charis SIL Regular" w:hAnsi="Charis SIL Regular" w:eastAsia="Charis SIL Regular"/>
-          <w:b w:val="0"/>
-          <w:i w:val="0"/>
-          <w:color w:val="000000"/>
-          <w:sz w:val="24"/>
-        </w:rPr>
-        <w:hyperlink r:id="rId30" w:history="1">
-          <w:r>
-            <w:rPr>
-              <w:rStyle w:val="Hyperlink"/>
-            </w:rPr>
-            <w:t>od o</w:t>
-          </w:r>
-        </w:hyperlink>
-      </w:r>
-      <w:r>
-        <w:rPr>
-          <w:u w:val="single" w:color="0000ff"/>
-          <w:rFonts w:ascii="Charis SIL Regular" w:hAnsi="Charis SIL Regular" w:eastAsia="Charis SIL Regular"/>
-          <w:b w:val="0"/>
-          <w:i w:val="0"/>
-          <w:color w:val="000000"/>
-          <w:sz w:val="24"/>
-        </w:rPr>
-        <w:hyperlink r:id="rId30" w:history="1">
-          <w:r>
-            <w:rPr>
-              <w:rStyle w:val="Hyperlink"/>
-            </w:rPr>
-            <w:t xml:space="preserve">f </w:t>
-          </w:r>
-        </w:hyperlink>
+        <w:t xml:space="preserve">are a number of records from the period of </w:t>
       </w:r>
       <w:r>
         <w:rPr>
@@ -2959,7 +2877,7 @@
           <w:sz w:val="24"/>
           <w:u w:val="single"/>
         </w:rPr>
-        <w:hyperlink r:id="rId30" w:history="1">
+        <w:hyperlink r:id="rId31" w:history="1">
           <w:r>
             <w:rPr>
               <w:rStyle w:val="Hyperlink"/>
@@ -2977,7 +2895,7 @@
           <w:sz w:val="24"/>
           <w:u w:val="single"/>
         </w:rPr>
-        <w:hyperlink r:id="rId30" w:history="1">
+        <w:hyperlink r:id="rId31" w:history="1">
           <w:r>
             <w:rPr>
               <w:rStyle w:val="Hyperlink"/>
@@ -2995,7 +2913,7 @@
           <w:sz w:val="24"/>
           <w:u w:val="single"/>
         </w:rPr>
-        <w:hyperlink r:id="rId30" w:history="1">
+        <w:hyperlink r:id="rId31" w:history="1">
           <w:r>
             <w:rPr>
               <w:rStyle w:val="Hyperlink"/>
@@ -3013,7 +2931,7 @@
           <w:sz w:val="24"/>
           <w:u w:val="single"/>
         </w:rPr>
-        <w:hyperlink r:id="rId30" w:history="1">
+        <w:hyperlink r:id="rId31" w:history="1">
           <w:r>
             <w:rPr>
               <w:rStyle w:val="Hyperlink"/>
@@ -4384,7 +4302,7 @@
           <w:sz w:val="24"/>
           <w:u w:val="single"/>
         </w:rPr>
-        <w:hyperlink r:id="rId37" w:history="1">
+        <w:hyperlink r:id="rId38" w:history="1">
           <w:r>
             <w:rPr>
               <w:rStyle w:val="Hyperlink"/>

--- a/EXPORTS/DOCX/published/niveau3/English/KunsthandelVanLier.docx
+++ b/EXPORTS/DOCX/published/niveau3/English/KunsthandelVanLier.docx
@@ -585,7 +585,7 @@
           <w:sz w:val="24"/>
           <w:u w:val="single"/>
         </w:rPr>
-        <w:hyperlink r:id="rId13" w:history="1">
+        <w:hyperlink r:id="rId12" w:history="1">
           <w:r>
             <w:rPr>
               <w:rStyle w:val="Hyperlink"/>
@@ -614,7 +614,7 @@
           <w:sz w:val="24"/>
           <w:u w:val="single"/>
         </w:rPr>
-        <w:hyperlink r:id="rId13" w:history="1">
+        <w:hyperlink r:id="rId12" w:history="1">
           <w:r>
             <w:rPr>
               <w:rStyle w:val="Hyperlink"/>
@@ -632,7 +632,7 @@
           <w:sz w:val="24"/>
           <w:u w:val="single"/>
         </w:rPr>
-        <w:hyperlink r:id="rId13" w:history="1">
+        <w:hyperlink r:id="rId12" w:history="1">
           <w:r>
             <w:rPr>
               <w:rStyle w:val="Hyperlink"/>
@@ -650,7 +650,7 @@
           <w:sz w:val="24"/>
           <w:u w:val="single"/>
         </w:rPr>
-        <w:hyperlink r:id="rId13" w:history="1">
+        <w:hyperlink r:id="rId12" w:history="1">
           <w:r>
             <w:rPr>
               <w:rStyle w:val="Hyperlink"/>
@@ -750,7 +750,7 @@
           <w:sz w:val="24"/>
           <w:u w:val="single"/>
         </w:rPr>
-        <w:hyperlink r:id="rId14" w:history="1">
+        <w:hyperlink r:id="rId13" w:history="1">
           <w:r>
             <w:rPr>
               <w:rStyle w:val="Hyperlink"/>
@@ -768,14 +768,7 @@
           <w:sz w:val="24"/>
           <w:u w:val="single"/>
         </w:rPr>
-        <w:hyperlink r:id="rId14" w:history="1">
-          <w:r>
-            <w:rPr>
-              <w:rStyle w:val="Hyperlink"/>
-            </w:rPr>
-            <w:t>m</w:t>
-          </w:r>
-        </w:hyperlink>
+        <w:t>m</w:t>
       </w:r>
       <w:r>
         <w:rPr>
@@ -833,7 +826,7 @@
           <w:sz w:val="24"/>
           <w:u w:val="single"/>
         </w:rPr>
-        <w:hyperlink r:id="rId13" w:history="1">
+        <w:hyperlink r:id="rId14" w:history="1">
           <w:r>
             <w:rPr>
               <w:rStyle w:val="Hyperlink"/>
@@ -2877,7 +2870,7 @@
           <w:sz w:val="24"/>
           <w:u w:val="single"/>
         </w:rPr>
-        <w:hyperlink r:id="rId31" w:history="1">
+        <w:hyperlink r:id="rId30" w:history="1">
           <w:r>
             <w:rPr>
               <w:rStyle w:val="Hyperlink"/>
@@ -2895,7 +2888,7 @@
           <w:sz w:val="24"/>
           <w:u w:val="single"/>
         </w:rPr>
-        <w:hyperlink r:id="rId31" w:history="1">
+        <w:hyperlink r:id="rId30" w:history="1">
           <w:r>
             <w:rPr>
               <w:rStyle w:val="Hyperlink"/>
@@ -2913,7 +2906,7 @@
           <w:sz w:val="24"/>
           <w:u w:val="single"/>
         </w:rPr>
-        <w:hyperlink r:id="rId31" w:history="1">
+        <w:hyperlink r:id="rId30" w:history="1">
           <w:r>
             <w:rPr>
               <w:rStyle w:val="Hyperlink"/>
@@ -2931,7 +2924,7 @@
           <w:sz w:val="24"/>
           <w:u w:val="single"/>
         </w:rPr>
-        <w:hyperlink r:id="rId31" w:history="1">
+        <w:hyperlink r:id="rId30" w:history="1">
           <w:r>
             <w:rPr>
               <w:rStyle w:val="Hyperlink"/>
@@ -3043,7 +3036,7 @@
           <w:sz w:val="24"/>
           <w:u w:val="single"/>
         </w:rPr>
-        <w:hyperlink r:id="rId30" w:history="1">
+        <w:hyperlink r:id="rId31" w:history="1">
           <w:r>
             <w:rPr>
               <w:rStyle w:val="Hyperlink"/>
@@ -3088,61 +3081,7 @@
           <w:color w:val="000000"/>
           <w:sz w:val="24"/>
         </w:rPr>
-        <w:t>to European art). The remainder of the arch</w:t>
-      </w:r>
-      <w:r>
-        <w:rPr>
-          <w:u w:val="single" w:color="0000ff"/>
-          <w:rFonts w:ascii="Charis SIL Regular" w:hAnsi="Charis SIL Regular" w:eastAsia="Charis SIL Regular"/>
-          <w:b w:val="0"/>
-          <w:i w:val="0"/>
-          <w:color w:val="000000"/>
-          <w:sz w:val="24"/>
-        </w:rPr>
-        <w:hyperlink r:id="rId31" w:history="1">
-          <w:r>
-            <w:rPr>
-              <w:rStyle w:val="Hyperlink"/>
-            </w:rPr>
-            <w:t xml:space="preserve">ives are </w:t>
-          </w:r>
-        </w:hyperlink>
-      </w:r>
-      <w:r>
-        <w:rPr>
-          <w:u w:val="single" w:color="0000ff"/>
-          <w:rFonts w:ascii="Charis SIL Regular" w:hAnsi="Charis SIL Regular" w:eastAsia="Charis SIL Regular"/>
-          <w:b w:val="0"/>
-          <w:i w:val="0"/>
-          <w:color w:val="000000"/>
-          <w:sz w:val="24"/>
-        </w:rPr>
-        <w:hyperlink r:id="rId31" w:history="1">
-          <w:r>
-            <w:rPr>
-              <w:rStyle w:val="Hyperlink"/>
-            </w:rPr>
-            <w:t>i</w:t>
-          </w:r>
-        </w:hyperlink>
-      </w:r>
-      <w:r>
-        <w:rPr>
-          <w:u w:val="single" w:color="0000ff"/>
-          <w:rFonts w:ascii="Charis SIL Regular" w:hAnsi="Charis SIL Regular" w:eastAsia="Charis SIL Regular"/>
-          <w:b w:val="0"/>
-          <w:i w:val="0"/>
-          <w:color w:val="000000"/>
-          <w:sz w:val="24"/>
-        </w:rPr>
-        <w:hyperlink r:id="rId31" w:history="1">
-          <w:r>
-            <w:rPr>
-              <w:rStyle w:val="Hyperlink"/>
-            </w:rPr>
-            <w:t>n th</w:t>
-          </w:r>
-        </w:hyperlink>
+        <w:t>to European art). The remainder of the archives are in th</w:t>
       </w:r>
       <w:r>
         <w:rPr>
@@ -4284,7 +4223,7 @@
           <w:sz w:val="24"/>
           <w:u w:val="single"/>
         </w:rPr>
-        <w:hyperlink r:id="rId38" w:history="1">
+        <w:hyperlink r:id="rId37" w:history="1">
           <w:r>
             <w:rPr>
               <w:rStyle w:val="Hyperlink"/>
@@ -4302,7 +4241,7 @@
           <w:sz w:val="24"/>
           <w:u w:val="single"/>
         </w:rPr>
-        <w:hyperlink r:id="rId38" w:history="1">
+        <w:hyperlink r:id="rId37" w:history="1">
           <w:r>
             <w:rPr>
               <w:rStyle w:val="Hyperlink"/>

--- a/EXPORTS/DOCX/published/niveau3/English/KunsthandelVanLier.docx
+++ b/EXPORTS/DOCX/published/niveau3/English/KunsthandelVanLier.docx
@@ -350,31 +350,13 @@
       </w:r>
       <w:r>
         <w:rPr>
-          <w:u w:val="single" w:color="0000ff"/>
           <w:rFonts w:ascii="Charis SIL Regular" w:hAnsi="Charis SIL Regular" w:eastAsia="Charis SIL Regular"/>
           <w:b w:val="0"/>
           <w:i w:val="0"/>
           <w:color w:val="000000"/>
           <w:sz w:val="24"/>
         </w:rPr>
-        <w:hyperlink r:id="rId10" w:history="1">
-          <w:r>
-            <w:rPr>
-              <w:rStyle w:val="Hyperlink"/>
-            </w:rPr>
-            <w:t xml:space="preserve"> pri</w:t>
-          </w:r>
-        </w:hyperlink>
-      </w:r>
-      <w:r>
-        <w:rPr>
-          <w:rFonts w:ascii="Charis SIL Regular" w:hAnsi="Charis SIL Regular" w:eastAsia="Charis SIL Regular"/>
-          <w:b w:val="0"/>
-          <w:i w:val="0"/>
-          <w:color w:val="000000"/>
-          <w:sz w:val="24"/>
-        </w:rPr>
-        <w:t xml:space="preserve">marily dealt in </w:t>
+        <w:t xml:space="preserve"> primarily dealt in </w:t>
       </w:r>
       <w:r>
         <w:rPr>
@@ -826,7 +808,7 @@
           <w:sz w:val="24"/>
           <w:u w:val="single"/>
         </w:rPr>
-        <w:hyperlink r:id="rId14" w:history="1">
+        <w:hyperlink r:id="rId13" w:history="1">
           <w:r>
             <w:rPr>
               <w:rStyle w:val="Hyperlink"/>
@@ -1125,7 +1107,7 @@
           <w:sz w:val="24"/>
           <w:u w:val="single"/>
         </w:rPr>
-        <w:hyperlink r:id="rId15" w:history="1">
+        <w:hyperlink r:id="rId17" w:history="1">
           <w:r>
             <w:rPr>
               <w:rStyle w:val="Hyperlink"/>
@@ -1143,7 +1125,7 @@
           <w:sz w:val="24"/>
           <w:u w:val="single"/>
         </w:rPr>
-        <w:hyperlink r:id="rId15" w:history="1">
+        <w:hyperlink r:id="rId17" w:history="1">
           <w:r>
             <w:rPr>
               <w:rStyle w:val="Hyperlink"/>
@@ -1172,7 +1154,7 @@
           <w:sz w:val="24"/>
           <w:u w:val="single"/>
         </w:rPr>
-        <w:hyperlink r:id="rId15" w:history="1">
+        <w:hyperlink r:id="rId17" w:history="1">
           <w:r>
             <w:rPr>
               <w:rStyle w:val="Hyperlink"/>
@@ -1226,7 +1208,7 @@
           <w:sz w:val="24"/>
           <w:u w:val="single"/>
         </w:rPr>
-        <w:hyperlink r:id="rId13" w:history="1">
+        <w:hyperlink r:id="rId17" w:history="1">
           <w:r>
             <w:rPr>
               <w:rStyle w:val="Hyperlink"/>
@@ -1244,7 +1226,7 @@
           <w:sz w:val="24"/>
           <w:u w:val="single"/>
         </w:rPr>
-        <w:hyperlink r:id="rId13" w:history="1">
+        <w:hyperlink r:id="rId17" w:history="1">
           <w:r>
             <w:rPr>
               <w:rStyle w:val="Hyperlink"/>
@@ -3036,7 +3018,7 @@
           <w:sz w:val="24"/>
           <w:u w:val="single"/>
         </w:rPr>
-        <w:hyperlink r:id="rId31" w:history="1">
+        <w:hyperlink r:id="rId30" w:history="1">
           <w:r>
             <w:rPr>
               <w:rStyle w:val="Hyperlink"/>
@@ -3081,7 +3063,61 @@
           <w:color w:val="000000"/>
           <w:sz w:val="24"/>
         </w:rPr>
-        <w:t>to European art). The remainder of the archives are in th</w:t>
+        <w:t>to European art). The remainder of the arch</w:t>
+      </w:r>
+      <w:r>
+        <w:rPr>
+          <w:u w:val="single" w:color="0000ff"/>
+          <w:rFonts w:ascii="Charis SIL Regular" w:hAnsi="Charis SIL Regular" w:eastAsia="Charis SIL Regular"/>
+          <w:b w:val="0"/>
+          <w:i w:val="0"/>
+          <w:color w:val="000000"/>
+          <w:sz w:val="24"/>
+        </w:rPr>
+        <w:hyperlink r:id="rId31" w:history="1">
+          <w:r>
+            <w:rPr>
+              <w:rStyle w:val="Hyperlink"/>
+            </w:rPr>
+            <w:t xml:space="preserve">ives are </w:t>
+          </w:r>
+        </w:hyperlink>
+      </w:r>
+      <w:r>
+        <w:rPr>
+          <w:u w:val="single" w:color="0000ff"/>
+          <w:rFonts w:ascii="Charis SIL Regular" w:hAnsi="Charis SIL Regular" w:eastAsia="Charis SIL Regular"/>
+          <w:b w:val="0"/>
+          <w:i w:val="0"/>
+          <w:color w:val="000000"/>
+          <w:sz w:val="24"/>
+        </w:rPr>
+        <w:hyperlink r:id="rId31" w:history="1">
+          <w:r>
+            <w:rPr>
+              <w:rStyle w:val="Hyperlink"/>
+            </w:rPr>
+            <w:t>i</w:t>
+          </w:r>
+        </w:hyperlink>
+      </w:r>
+      <w:r>
+        <w:rPr>
+          <w:u w:val="single" w:color="0000ff"/>
+          <w:rFonts w:ascii="Charis SIL Regular" w:hAnsi="Charis SIL Regular" w:eastAsia="Charis SIL Regular"/>
+          <w:b w:val="0"/>
+          <w:i w:val="0"/>
+          <w:color w:val="000000"/>
+          <w:sz w:val="24"/>
+        </w:rPr>
+        <w:hyperlink r:id="rId31" w:history="1">
+          <w:r>
+            <w:rPr>
+              <w:rStyle w:val="Hyperlink"/>
+            </w:rPr>
+            <w:t>n th</w:t>
+          </w:r>
+        </w:hyperlink>
       </w:r>
       <w:r>
         <w:rPr>
@@ -4223,7 +4259,7 @@
           <w:sz w:val="24"/>
           <w:u w:val="single"/>
         </w:rPr>
-        <w:hyperlink r:id="rId37" w:history="1">
+        <w:hyperlink r:id="rId38" w:history="1">
           <w:r>
             <w:rPr>
               <w:rStyle w:val="Hyperlink"/>
@@ -4241,7 +4277,7 @@
           <w:sz w:val="24"/>
           <w:u w:val="single"/>
         </w:rPr>
-        <w:hyperlink r:id="rId37" w:history="1">
+        <w:hyperlink r:id="rId38" w:history="1">
           <w:r>
             <w:rPr>
               <w:rStyle w:val="Hyperlink"/>

--- a/EXPORTS/DOCX/published/niveau3/English/KunsthandelVanLier.docx
+++ b/EXPORTS/DOCX/published/niveau3/English/KunsthandelVanLier.docx
@@ -246,13 +246,107 @@
       </w:r>
       <w:r>
         <w:rPr>
+          <w:u w:val="single" w:color="0000ff"/>
           <w:rFonts w:ascii="Charis SIL Regular" w:hAnsi="Charis SIL Regular" w:eastAsia="Charis SIL Regular"/>
           <w:b w:val="0"/>
           <w:i w:val="0"/>
           <w:color w:val="000000"/>
           <w:sz w:val="24"/>
         </w:rPr>
-        <w:t xml:space="preserve">years later. In the early years, </w:t>
+        <w:hyperlink r:id="rId9" w:history="1">
+          <w:r>
+            <w:rPr>
+              <w:rStyle w:val="Hyperlink"/>
+            </w:rPr>
+            <w:t>years</w:t>
+          </w:r>
+        </w:hyperlink>
+      </w:r>
+      <w:r>
+        <w:rPr>
+          <w:u w:val="single" w:color="0000ff"/>
+          <w:rFonts w:ascii="Charis SIL Regular" w:hAnsi="Charis SIL Regular" w:eastAsia="Charis SIL Regular"/>
+          <w:b w:val="0"/>
+          <w:i w:val="0"/>
+          <w:color w:val="000000"/>
+          <w:sz w:val="24"/>
+        </w:rPr>
+        <w:t xml:space="preserve"> </w:t>
+      </w:r>
+      <w:r>
+        <w:rPr>
+          <w:u w:val="single" w:color="0000ff"/>
+          <w:rFonts w:ascii="Charis SIL Regular" w:hAnsi="Charis SIL Regular" w:eastAsia="Charis SIL Regular"/>
+          <w:b w:val="0"/>
+          <w:i w:val="0"/>
+          <w:color w:val="000000"/>
+          <w:sz w:val="24"/>
+        </w:rPr>
+        <w:hyperlink r:id="rId9" w:history="1">
+          <w:r>
+            <w:rPr>
+              <w:rStyle w:val="Hyperlink"/>
+            </w:rPr>
+            <w:t>late</w:t>
+          </w:r>
+        </w:hyperlink>
+      </w:r>
+      <w:r>
+        <w:rPr>
+          <w:u w:val="single" w:color="0000ff"/>
+          <w:rFonts w:ascii="Charis SIL Regular" w:hAnsi="Charis SIL Regular" w:eastAsia="Charis SIL Regular"/>
+          <w:b w:val="0"/>
+          <w:i w:val="0"/>
+          <w:color w:val="000000"/>
+          <w:sz w:val="24"/>
+        </w:rPr>
+        <w:hyperlink r:id="rId9" w:history="1">
+          <w:r>
+            <w:rPr>
+              <w:rStyle w:val="Hyperlink"/>
+            </w:rPr>
+            <w:t>r</w:t>
+          </w:r>
+        </w:hyperlink>
+      </w:r>
+      <w:r>
+        <w:rPr>
+          <w:u w:val="single" w:color="0000ff"/>
+          <w:rFonts w:ascii="Charis SIL Regular" w:hAnsi="Charis SIL Regular" w:eastAsia="Charis SIL Regular"/>
+          <w:b w:val="0"/>
+          <w:i w:val="0"/>
+          <w:color w:val="000000"/>
+          <w:sz w:val="24"/>
+        </w:rPr>
+        <w:hyperlink r:id="rId9" w:history="1">
+          <w:r>
+            <w:rPr>
+              <w:rStyle w:val="Hyperlink"/>
+            </w:rPr>
+            <w:t>. In</w:t>
+          </w:r>
+        </w:hyperlink>
+      </w:r>
+      <w:r>
+        <w:rPr>
+          <w:u w:val="single" w:color="0000ff"/>
+          <w:rFonts w:ascii="Charis SIL Regular" w:hAnsi="Charis SIL Regular" w:eastAsia="Charis SIL Regular"/>
+          <w:b w:val="0"/>
+          <w:i w:val="0"/>
+          <w:color w:val="000000"/>
+          <w:sz w:val="24"/>
+        </w:rPr>
+        <w:t xml:space="preserve"> </w:t>
+      </w:r>
+      <w:r>
+        <w:rPr>
+          <w:rFonts w:ascii="Charis SIL Regular" w:hAnsi="Charis SIL Regular" w:eastAsia="Charis SIL Regular"/>
+          <w:b w:val="0"/>
+          <w:i w:val="0"/>
+          <w:color w:val="000000"/>
+          <w:sz w:val="24"/>
+        </w:rPr>
+        <w:t xml:space="preserve">the early years, </w:t>
       </w:r>
       <w:r>
         <w:rPr>
@@ -319,7 +413,6 @@
           <w:i w:val="0"/>
           <w:color w:val="0000FF"/>
           <w:sz w:val="24"/>
-          <w:u w:val="single"/>
         </w:rPr>
         <w:hyperlink r:id="rId11" w:history="1">
           <w:r>
@@ -350,13 +443,31 @@
       </w:r>
       <w:r>
         <w:rPr>
+          <w:u w:val="single" w:color="0000ff"/>
           <w:rFonts w:ascii="Charis SIL Regular" w:hAnsi="Charis SIL Regular" w:eastAsia="Charis SIL Regular"/>
           <w:b w:val="0"/>
           <w:i w:val="0"/>
           <w:color w:val="000000"/>
           <w:sz w:val="24"/>
         </w:rPr>
-        <w:t xml:space="preserve"> primarily dealt in </w:t>
+        <w:hyperlink r:id="rId10" w:history="1">
+          <w:r>
+            <w:rPr>
+              <w:rStyle w:val="Hyperlink"/>
+            </w:rPr>
+            <w:t xml:space="preserve"> pri</w:t>
+          </w:r>
+        </w:hyperlink>
+      </w:r>
+      <w:r>
+        <w:rPr>
+          <w:rFonts w:ascii="Charis SIL Regular" w:hAnsi="Charis SIL Regular" w:eastAsia="Charis SIL Regular"/>
+          <w:b w:val="0"/>
+          <w:i w:val="0"/>
+          <w:color w:val="000000"/>
+          <w:sz w:val="24"/>
+        </w:rPr>
+        <w:t xml:space="preserve">marily dealt in </w:t>
       </w:r>
       <w:r>
         <w:rPr>
@@ -462,7 +573,92 @@
           <w:color w:val="000000"/>
           <w:sz w:val="24"/>
         </w:rPr>
-        <w:t xml:space="preserve">However, Van Lier also became fascinated with </w:t>
+        <w:t>However, Van Lier also becam</w:t>
+      </w:r>
+      <w:r>
+        <w:rPr>
+          <w:rFonts w:ascii="Charis SIL Regular" w:hAnsi="Charis SIL Regular" w:eastAsia="Charis SIL Regular"/>
+          <w:b w:val="0"/>
+          <w:i w:val="0"/>
+          <w:color w:val="000000"/>
+          <w:sz w:val="24"/>
+        </w:rPr>
+        <w:hyperlink r:id="rId11" w:history="1">
+          <w:r>
+            <w:rPr>
+              <w:rStyle w:val="Hyperlink"/>
+            </w:rPr>
+            <w:t>e fascinat</w:t>
+          </w:r>
+        </w:hyperlink>
+      </w:r>
+      <w:r>
+        <w:rPr>
+          <w:rFonts w:ascii="Charis SIL Regular" w:hAnsi="Charis SIL Regular" w:eastAsia="Charis SIL Regular"/>
+          <w:b w:val="0"/>
+          <w:i w:val="0"/>
+          <w:color w:val="000000"/>
+          <w:sz w:val="24"/>
+        </w:rPr>
+        <w:hyperlink r:id="rId11" w:history="1">
+          <w:r>
+            <w:rPr>
+              <w:rStyle w:val="Hyperlink"/>
+            </w:rPr>
+            <w:t>e</w:t>
+          </w:r>
+        </w:hyperlink>
+      </w:r>
+      <w:r>
+        <w:rPr>
+          <w:rFonts w:ascii="Charis SIL Regular" w:hAnsi="Charis SIL Regular" w:eastAsia="Charis SIL Regular"/>
+          <w:b w:val="0"/>
+          <w:i w:val="0"/>
+          <w:color w:val="000000"/>
+          <w:sz w:val="24"/>
+        </w:rPr>
+        <w:hyperlink r:id="rId11" w:history="1">
+          <w:r>
+            <w:rPr>
+              <w:rStyle w:val="Hyperlink"/>
+            </w:rPr>
+            <w:t>d w</w:t>
+          </w:r>
+        </w:hyperlink>
+      </w:r>
+      <w:r>
+        <w:rPr>
+          <w:rFonts w:ascii="Charis SIL Regular" w:hAnsi="Charis SIL Regular" w:eastAsia="Charis SIL Regular"/>
+          <w:b w:val="0"/>
+          <w:i w:val="0"/>
+          <w:color w:val="000000"/>
+          <w:sz w:val="24"/>
+        </w:rPr>
+        <w:hyperlink r:id="rId11" w:history="1">
+          <w:r>
+            <w:rPr>
+              <w:rStyle w:val="Hyperlink"/>
+            </w:rPr>
+            <w:t>i</w:t>
+          </w:r>
+        </w:hyperlink>
+      </w:r>
+      <w:r>
+        <w:rPr>
+          <w:rFonts w:ascii="Charis SIL Regular" w:hAnsi="Charis SIL Regular" w:eastAsia="Charis SIL Regular"/>
+          <w:b w:val="0"/>
+          <w:i w:val="0"/>
+          <w:color w:val="000000"/>
+          <w:sz w:val="24"/>
+        </w:rPr>
+        <w:hyperlink r:id="rId11" w:history="1">
+          <w:r>
+            <w:rPr>
+              <w:rStyle w:val="Hyperlink"/>
+            </w:rPr>
+            <w:t xml:space="preserve">th </w:t>
+          </w:r>
+        </w:hyperlink>
       </w:r>
       <w:r>
         <w:rPr>
@@ -748,7 +944,6 @@
           <w:i w:val="0"/>
           <w:color w:val="0000FF"/>
           <w:sz w:val="24"/>
-          <w:u w:val="single"/>
         </w:rPr>
         <w:t>m</w:t>
       </w:r>
@@ -779,7 +974,7 @@
           <w:sz w:val="24"/>
           <w:u w:val="single"/>
         </w:rPr>
-        <w:hyperlink r:id="rId13" w:history="1">
+        <w:hyperlink r:id="rId14" w:history="1">
           <w:r>
             <w:rPr>
               <w:rStyle w:val="Hyperlink"/>
@@ -1107,7 +1302,7 @@
           <w:sz w:val="24"/>
           <w:u w:val="single"/>
         </w:rPr>
-        <w:hyperlink r:id="rId17" w:history="1">
+        <w:hyperlink r:id="rId15" w:history="1">
           <w:r>
             <w:rPr>
               <w:rStyle w:val="Hyperlink"/>
@@ -1125,7 +1320,7 @@
           <w:sz w:val="24"/>
           <w:u w:val="single"/>
         </w:rPr>
-        <w:hyperlink r:id="rId17" w:history="1">
+        <w:hyperlink r:id="rId15" w:history="1">
           <w:r>
             <w:rPr>
               <w:rStyle w:val="Hyperlink"/>
@@ -1154,7 +1349,7 @@
           <w:sz w:val="24"/>
           <w:u w:val="single"/>
         </w:rPr>
-        <w:hyperlink r:id="rId17" w:history="1">
+        <w:hyperlink r:id="rId15" w:history="1">
           <w:r>
             <w:rPr>
               <w:rStyle w:val="Hyperlink"/>
@@ -1208,7 +1403,7 @@
           <w:sz w:val="24"/>
           <w:u w:val="single"/>
         </w:rPr>
-        <w:hyperlink r:id="rId17" w:history="1">
+        <w:hyperlink r:id="rId13" w:history="1">
           <w:r>
             <w:rPr>
               <w:rStyle w:val="Hyperlink"/>
@@ -1226,14 +1421,7 @@
           <w:sz w:val="24"/>
           <w:u w:val="single"/>
         </w:rPr>
-        <w:hyperlink r:id="rId17" w:history="1">
-          <w:r>
-            <w:rPr>
-              <w:rStyle w:val="Hyperlink"/>
-            </w:rPr>
-            <w:t>a</w:t>
-          </w:r>
-        </w:hyperlink>
+        <w:t>a</w:t>
       </w:r>
       <w:r>
         <w:rPr>
@@ -1383,31 +1571,13 @@
       </w:r>
       <w:r>
         <w:rPr>
-          <w:u w:val="single" w:color="0000ff"/>
           <w:rFonts w:ascii="Charis SIL Regular" w:hAnsi="Charis SIL Regular" w:eastAsia="Charis SIL Regular"/>
           <w:b w:val="0"/>
           <w:i w:val="0"/>
           <w:color w:val="000000"/>
           <w:sz w:val="24"/>
         </w:rPr>
-        <w:hyperlink r:id="rId17" w:history="1">
-          <w:r>
-            <w:rPr>
-              <w:rStyle w:val="Hyperlink"/>
-            </w:rPr>
-            <w:t>purchasi</w:t>
-          </w:r>
-        </w:hyperlink>
-      </w:r>
-      <w:r>
-        <w:rPr>
-          <w:rFonts w:ascii="Charis SIL Regular" w:hAnsi="Charis SIL Regular" w:eastAsia="Charis SIL Regular"/>
-          <w:b w:val="0"/>
-          <w:i w:val="0"/>
-          <w:color w:val="000000"/>
-          <w:sz w:val="24"/>
-        </w:rPr>
-        <w:t xml:space="preserve">ng trips to </w:t>
+        <w:t xml:space="preserve">purchasing trips to </w:t>
       </w:r>
       <w:r>
         <w:rPr>
@@ -1963,21 +2133,13 @@
       </w:r>
       <w:r>
         <w:rPr>
-          <w:u w:val="single" w:color="0000ff"/>
           <w:rFonts w:ascii="Charis SIL Regular" w:hAnsi="Charis SIL Regular" w:eastAsia="Charis SIL Regular"/>
           <w:b w:val="0"/>
           <w:i w:val="0"/>
           <w:color w:val="000000"/>
           <w:sz w:val="24"/>
         </w:rPr>
-        <w:hyperlink r:id="rId23" w:history="1">
-          <w:r>
-            <w:rPr>
-              <w:rStyle w:val="Hyperlink"/>
-            </w:rPr>
-            <w:t xml:space="preserve">, </w:t>
-          </w:r>
-        </w:hyperlink>
+        <w:t xml:space="preserve">, </w:t>
       </w:r>
       <w:r>
         <w:rPr>
@@ -2841,7 +3003,97 @@
           <w:color w:val="000000"/>
           <w:sz w:val="24"/>
         </w:rPr>
-        <w:t xml:space="preserve">are a number of records from the period of </w:t>
+        <w:t>are a number of records fro</w:t>
+      </w:r>
+      <w:r>
+        <w:rPr>
+          <w:u w:val="single" w:color="0000ff"/>
+          <w:rFonts w:ascii="Charis SIL Regular" w:hAnsi="Charis SIL Regular" w:eastAsia="Charis SIL Regular"/>
+          <w:b w:val="0"/>
+          <w:i w:val="0"/>
+          <w:color w:val="000000"/>
+          <w:sz w:val="24"/>
+        </w:rPr>
+        <w:hyperlink r:id="rId30" w:history="1">
+          <w:r>
+            <w:rPr>
+              <w:rStyle w:val="Hyperlink"/>
+            </w:rPr>
+            <w:t>m the</w:t>
+          </w:r>
+        </w:hyperlink>
+      </w:r>
+      <w:r>
+        <w:rPr>
+          <w:u w:val="single" w:color="0000ff"/>
+          <w:rFonts w:ascii="Charis SIL Regular" w:hAnsi="Charis SIL Regular" w:eastAsia="Charis SIL Regular"/>
+          <w:b w:val="0"/>
+          <w:i w:val="0"/>
+          <w:color w:val="000000"/>
+          <w:sz w:val="24"/>
+        </w:rPr>
+        <w:hyperlink r:id="rId30" w:history="1">
+          <w:r>
+            <w:rPr>
+              <w:rStyle w:val="Hyperlink"/>
+            </w:rPr>
+            <w:t xml:space="preserve"> per</w:t>
+          </w:r>
+        </w:hyperlink>
+      </w:r>
+      <w:r>
+        <w:rPr>
+          <w:u w:val="single" w:color="0000ff"/>
+          <w:rFonts w:ascii="Charis SIL Regular" w:hAnsi="Charis SIL Regular" w:eastAsia="Charis SIL Regular"/>
+          <w:b w:val="0"/>
+          <w:i w:val="0"/>
+          <w:color w:val="000000"/>
+          <w:sz w:val="24"/>
+        </w:rPr>
+        <w:hyperlink r:id="rId30" w:history="1">
+          <w:r>
+            <w:rPr>
+              <w:rStyle w:val="Hyperlink"/>
+            </w:rPr>
+            <w:t>i</w:t>
+          </w:r>
+        </w:hyperlink>
+      </w:r>
+      <w:r>
+        <w:rPr>
+          <w:u w:val="single" w:color="0000ff"/>
+          <w:rFonts w:ascii="Charis SIL Regular" w:hAnsi="Charis SIL Regular" w:eastAsia="Charis SIL Regular"/>
+          <w:b w:val="0"/>
+          <w:i w:val="0"/>
+          <w:color w:val="000000"/>
+          <w:sz w:val="24"/>
+        </w:rPr>
+        <w:hyperlink r:id="rId30" w:history="1">
+          <w:r>
+            <w:rPr>
+              <w:rStyle w:val="Hyperlink"/>
+            </w:rPr>
+            <w:t>od o</w:t>
+          </w:r>
+        </w:hyperlink>
+      </w:r>
+      <w:r>
+        <w:rPr>
+          <w:u w:val="single" w:color="0000ff"/>
+          <w:rFonts w:ascii="Charis SIL Regular" w:hAnsi="Charis SIL Regular" w:eastAsia="Charis SIL Regular"/>
+          <w:b w:val="0"/>
+          <w:i w:val="0"/>
+          <w:color w:val="000000"/>
+          <w:sz w:val="24"/>
+        </w:rPr>
+        <w:hyperlink r:id="rId30" w:history="1">
+          <w:r>
+            <w:rPr>
+              <w:rStyle w:val="Hyperlink"/>
+            </w:rPr>
+            <w:t xml:space="preserve">f </w:t>
+          </w:r>
+        </w:hyperlink>
       </w:r>
       <w:r>
         <w:rPr>
@@ -4277,7 +4529,7 @@
           <w:sz w:val="24"/>
           <w:u w:val="single"/>
         </w:rPr>
-        <w:hyperlink r:id="rId38" w:history="1">
+        <w:hyperlink r:id="rId37" w:history="1">
           <w:r>
             <w:rPr>
               <w:rStyle w:val="Hyperlink"/>

--- a/EXPORTS/DOCX/published/niveau3/English/KunsthandelVanLier.docx
+++ b/EXPORTS/DOCX/published/niveau3/English/KunsthandelVanLier.docx
@@ -246,107 +246,13 @@
       </w:r>
       <w:r>
         <w:rPr>
-          <w:u w:val="single" w:color="0000ff"/>
           <w:rFonts w:ascii="Charis SIL Regular" w:hAnsi="Charis SIL Regular" w:eastAsia="Charis SIL Regular"/>
           <w:b w:val="0"/>
           <w:i w:val="0"/>
           <w:color w:val="000000"/>
           <w:sz w:val="24"/>
         </w:rPr>
-        <w:hyperlink r:id="rId9" w:history="1">
-          <w:r>
-            <w:rPr>
-              <w:rStyle w:val="Hyperlink"/>
-            </w:rPr>
-            <w:t>years</w:t>
-          </w:r>
-        </w:hyperlink>
-      </w:r>
-      <w:r>
-        <w:rPr>
-          <w:u w:val="single" w:color="0000ff"/>
-          <w:rFonts w:ascii="Charis SIL Regular" w:hAnsi="Charis SIL Regular" w:eastAsia="Charis SIL Regular"/>
-          <w:b w:val="0"/>
-          <w:i w:val="0"/>
-          <w:color w:val="000000"/>
-          <w:sz w:val="24"/>
-        </w:rPr>
-        <w:t xml:space="preserve"> </w:t>
-      </w:r>
-      <w:r>
-        <w:rPr>
-          <w:u w:val="single" w:color="0000ff"/>
-          <w:rFonts w:ascii="Charis SIL Regular" w:hAnsi="Charis SIL Regular" w:eastAsia="Charis SIL Regular"/>
-          <w:b w:val="0"/>
-          <w:i w:val="0"/>
-          <w:color w:val="000000"/>
-          <w:sz w:val="24"/>
-        </w:rPr>
-        <w:hyperlink r:id="rId9" w:history="1">
-          <w:r>
-            <w:rPr>
-              <w:rStyle w:val="Hyperlink"/>
-            </w:rPr>
-            <w:t>late</w:t>
-          </w:r>
-        </w:hyperlink>
-      </w:r>
-      <w:r>
-        <w:rPr>
-          <w:u w:val="single" w:color="0000ff"/>
-          <w:rFonts w:ascii="Charis SIL Regular" w:hAnsi="Charis SIL Regular" w:eastAsia="Charis SIL Regular"/>
-          <w:b w:val="0"/>
-          <w:i w:val="0"/>
-          <w:color w:val="000000"/>
-          <w:sz w:val="24"/>
-        </w:rPr>
-        <w:hyperlink r:id="rId9" w:history="1">
-          <w:r>
-            <w:rPr>
-              <w:rStyle w:val="Hyperlink"/>
-            </w:rPr>
-            <w:t>r</w:t>
-          </w:r>
-        </w:hyperlink>
-      </w:r>
-      <w:r>
-        <w:rPr>
-          <w:u w:val="single" w:color="0000ff"/>
-          <w:rFonts w:ascii="Charis SIL Regular" w:hAnsi="Charis SIL Regular" w:eastAsia="Charis SIL Regular"/>
-          <w:b w:val="0"/>
-          <w:i w:val="0"/>
-          <w:color w:val="000000"/>
-          <w:sz w:val="24"/>
-        </w:rPr>
-        <w:hyperlink r:id="rId9" w:history="1">
-          <w:r>
-            <w:rPr>
-              <w:rStyle w:val="Hyperlink"/>
-            </w:rPr>
-            <w:t>. In</w:t>
-          </w:r>
-        </w:hyperlink>
-      </w:r>
-      <w:r>
-        <w:rPr>
-          <w:u w:val="single" w:color="0000ff"/>
-          <w:rFonts w:ascii="Charis SIL Regular" w:hAnsi="Charis SIL Regular" w:eastAsia="Charis SIL Regular"/>
-          <w:b w:val="0"/>
-          <w:i w:val="0"/>
-          <w:color w:val="000000"/>
-          <w:sz w:val="24"/>
-        </w:rPr>
-        <w:t xml:space="preserve"> </w:t>
-      </w:r>
-      <w:r>
-        <w:rPr>
-          <w:rFonts w:ascii="Charis SIL Regular" w:hAnsi="Charis SIL Regular" w:eastAsia="Charis SIL Regular"/>
-          <w:b w:val="0"/>
-          <w:i w:val="0"/>
-          <w:color w:val="000000"/>
-          <w:sz w:val="24"/>
-        </w:rPr>
-        <w:t xml:space="preserve">the early years, </w:t>
+        <w:t xml:space="preserve">years later. In the early years, </w:t>
       </w:r>
       <w:r>
         <w:rPr>
@@ -413,6 +319,7 @@
           <w:i w:val="0"/>
           <w:color w:val="0000FF"/>
           <w:sz w:val="24"/>
+          <w:u w:val="single"/>
         </w:rPr>
         <w:hyperlink r:id="rId11" w:history="1">
           <w:r>
@@ -573,92 +480,7 @@
           <w:color w:val="000000"/>
           <w:sz w:val="24"/>
         </w:rPr>
-        <w:t>However, Van Lier also becam</w:t>
-      </w:r>
-      <w:r>
-        <w:rPr>
-          <w:rFonts w:ascii="Charis SIL Regular" w:hAnsi="Charis SIL Regular" w:eastAsia="Charis SIL Regular"/>
-          <w:b w:val="0"/>
-          <w:i w:val="0"/>
-          <w:color w:val="000000"/>
-          <w:sz w:val="24"/>
-        </w:rPr>
-        <w:hyperlink r:id="rId11" w:history="1">
-          <w:r>
-            <w:rPr>
-              <w:rStyle w:val="Hyperlink"/>
-            </w:rPr>
-            <w:t>e fascinat</w:t>
-          </w:r>
-        </w:hyperlink>
-      </w:r>
-      <w:r>
-        <w:rPr>
-          <w:rFonts w:ascii="Charis SIL Regular" w:hAnsi="Charis SIL Regular" w:eastAsia="Charis SIL Regular"/>
-          <w:b w:val="0"/>
-          <w:i w:val="0"/>
-          <w:color w:val="000000"/>
-          <w:sz w:val="24"/>
-        </w:rPr>
-        <w:hyperlink r:id="rId11" w:history="1">
-          <w:r>
-            <w:rPr>
-              <w:rStyle w:val="Hyperlink"/>
-            </w:rPr>
-            <w:t>e</w:t>
-          </w:r>
-        </w:hyperlink>
-      </w:r>
-      <w:r>
-        <w:rPr>
-          <w:rFonts w:ascii="Charis SIL Regular" w:hAnsi="Charis SIL Regular" w:eastAsia="Charis SIL Regular"/>
-          <w:b w:val="0"/>
-          <w:i w:val="0"/>
-          <w:color w:val="000000"/>
-          <w:sz w:val="24"/>
-        </w:rPr>
-        <w:hyperlink r:id="rId11" w:history="1">
-          <w:r>
-            <w:rPr>
-              <w:rStyle w:val="Hyperlink"/>
-            </w:rPr>
-            <w:t>d w</w:t>
-          </w:r>
-        </w:hyperlink>
-      </w:r>
-      <w:r>
-        <w:rPr>
-          <w:rFonts w:ascii="Charis SIL Regular" w:hAnsi="Charis SIL Regular" w:eastAsia="Charis SIL Regular"/>
-          <w:b w:val="0"/>
-          <w:i w:val="0"/>
-          <w:color w:val="000000"/>
-          <w:sz w:val="24"/>
-        </w:rPr>
-        <w:hyperlink r:id="rId11" w:history="1">
-          <w:r>
-            <w:rPr>
-              <w:rStyle w:val="Hyperlink"/>
-            </w:rPr>
-            <w:t>i</w:t>
-          </w:r>
-        </w:hyperlink>
-      </w:r>
-      <w:r>
-        <w:rPr>
-          <w:rFonts w:ascii="Charis SIL Regular" w:hAnsi="Charis SIL Regular" w:eastAsia="Charis SIL Regular"/>
-          <w:b w:val="0"/>
-          <w:i w:val="0"/>
-          <w:color w:val="000000"/>
-          <w:sz w:val="24"/>
-        </w:rPr>
-        <w:hyperlink r:id="rId11" w:history="1">
-          <w:r>
-            <w:rPr>
-              <w:rStyle w:val="Hyperlink"/>
-            </w:rPr>
-            <w:t xml:space="preserve">th </w:t>
-          </w:r>
-        </w:hyperlink>
+        <w:t xml:space="preserve">However, Van Lier also became fascinated with </w:t>
       </w:r>
       <w:r>
         <w:rPr>
@@ -669,7 +491,7 @@
           <w:sz w:val="24"/>
           <w:u w:val="single"/>
         </w:rPr>
-        <w:hyperlink r:id="rId11" w:history="1">
+        <w:hyperlink r:id="rId13" w:history="1">
           <w:r>
             <w:rPr>
               <w:rStyle w:val="Hyperlink"/>
@@ -763,7 +585,7 @@
           <w:sz w:val="24"/>
           <w:u w:val="single"/>
         </w:rPr>
-        <w:hyperlink r:id="rId12" w:history="1">
+        <w:hyperlink r:id="rId13" w:history="1">
           <w:r>
             <w:rPr>
               <w:rStyle w:val="Hyperlink"/>
@@ -792,7 +614,7 @@
           <w:sz w:val="24"/>
           <w:u w:val="single"/>
         </w:rPr>
-        <w:hyperlink r:id="rId12" w:history="1">
+        <w:hyperlink r:id="rId13" w:history="1">
           <w:r>
             <w:rPr>
               <w:rStyle w:val="Hyperlink"/>
@@ -810,7 +632,7 @@
           <w:sz w:val="24"/>
           <w:u w:val="single"/>
         </w:rPr>
-        <w:hyperlink r:id="rId12" w:history="1">
+        <w:hyperlink r:id="rId13" w:history="1">
           <w:r>
             <w:rPr>
               <w:rStyle w:val="Hyperlink"/>
@@ -974,7 +796,7 @@
           <w:sz w:val="24"/>
           <w:u w:val="single"/>
         </w:rPr>
-        <w:hyperlink r:id="rId14" w:history="1">
+        <w:hyperlink r:id="rId13" w:history="1">
           <w:r>
             <w:rPr>
               <w:rStyle w:val="Hyperlink"/>
@@ -1421,7 +1243,14 @@
           <w:sz w:val="24"/>
           <w:u w:val="single"/>
         </w:rPr>
-        <w:t>a</w:t>
+        <w:hyperlink r:id="rId13" w:history="1">
+          <w:r>
+            <w:rPr>
+              <w:rStyle w:val="Hyperlink"/>
+            </w:rPr>
+            <w:t>a</w:t>
+          </w:r>
+        </w:hyperlink>
       </w:r>
       <w:r>
         <w:rPr>
@@ -1571,13 +1400,31 @@
       </w:r>
       <w:r>
         <w:rPr>
+          <w:u w:val="single" w:color="0000ff"/>
           <w:rFonts w:ascii="Charis SIL Regular" w:hAnsi="Charis SIL Regular" w:eastAsia="Charis SIL Regular"/>
           <w:b w:val="0"/>
           <w:i w:val="0"/>
           <w:color w:val="000000"/>
           <w:sz w:val="24"/>
         </w:rPr>
-        <w:t xml:space="preserve">purchasing trips to </w:t>
+        <w:hyperlink r:id="rId17" w:history="1">
+          <w:r>
+            <w:rPr>
+              <w:rStyle w:val="Hyperlink"/>
+            </w:rPr>
+            <w:t>purchasi</w:t>
+          </w:r>
+        </w:hyperlink>
+      </w:r>
+      <w:r>
+        <w:rPr>
+          <w:rFonts w:ascii="Charis SIL Regular" w:hAnsi="Charis SIL Regular" w:eastAsia="Charis SIL Regular"/>
+          <w:b w:val="0"/>
+          <w:i w:val="0"/>
+          <w:color w:val="000000"/>
+          <w:sz w:val="24"/>
+        </w:rPr>
+        <w:t xml:space="preserve">ng trips to </w:t>
       </w:r>
       <w:r>
         <w:rPr>
@@ -2133,13 +1980,21 @@
       </w:r>
       <w:r>
         <w:rPr>
+          <w:u w:val="single" w:color="0000ff"/>
           <w:rFonts w:ascii="Charis SIL Regular" w:hAnsi="Charis SIL Regular" w:eastAsia="Charis SIL Regular"/>
           <w:b w:val="0"/>
           <w:i w:val="0"/>
           <w:color w:val="000000"/>
           <w:sz w:val="24"/>
         </w:rPr>
-        <w:t xml:space="preserve">, </w:t>
+        <w:hyperlink r:id="rId23" w:history="1">
+          <w:r>
+            <w:rPr>
+              <w:rStyle w:val="Hyperlink"/>
+            </w:rPr>
+            <w:t xml:space="preserve">, </w:t>
+          </w:r>
+        </w:hyperlink>
       </w:r>
       <w:r>
         <w:rPr>
@@ -4529,7 +4384,7 @@
           <w:sz w:val="24"/>
           <w:u w:val="single"/>
         </w:rPr>
-        <w:hyperlink r:id="rId37" w:history="1">
+        <w:hyperlink r:id="rId38" w:history="1">
           <w:r>
             <w:rPr>
               <w:rStyle w:val="Hyperlink"/>

--- a/EXPORTS/DOCX/published/niveau3/English/KunsthandelVanLier.docx
+++ b/EXPORTS/DOCX/published/niveau3/English/KunsthandelVanLier.docx
@@ -246,13 +246,107 @@
       </w:r>
       <w:r>
         <w:rPr>
+          <w:u w:val="single" w:color="0000ff"/>
           <w:rFonts w:ascii="Charis SIL Regular" w:hAnsi="Charis SIL Regular" w:eastAsia="Charis SIL Regular"/>
           <w:b w:val="0"/>
           <w:i w:val="0"/>
           <w:color w:val="000000"/>
           <w:sz w:val="24"/>
         </w:rPr>
-        <w:t xml:space="preserve">years later. In the early years, </w:t>
+        <w:hyperlink r:id="rId9" w:history="1">
+          <w:r>
+            <w:rPr>
+              <w:rStyle w:val="Hyperlink"/>
+            </w:rPr>
+            <w:t>years</w:t>
+          </w:r>
+        </w:hyperlink>
+      </w:r>
+      <w:r>
+        <w:rPr>
+          <w:u w:val="single" w:color="0000ff"/>
+          <w:rFonts w:ascii="Charis SIL Regular" w:hAnsi="Charis SIL Regular" w:eastAsia="Charis SIL Regular"/>
+          <w:b w:val="0"/>
+          <w:i w:val="0"/>
+          <w:color w:val="000000"/>
+          <w:sz w:val="24"/>
+        </w:rPr>
+        <w:t xml:space="preserve"> </w:t>
+      </w:r>
+      <w:r>
+        <w:rPr>
+          <w:u w:val="single" w:color="0000ff"/>
+          <w:rFonts w:ascii="Charis SIL Regular" w:hAnsi="Charis SIL Regular" w:eastAsia="Charis SIL Regular"/>
+          <w:b w:val="0"/>
+          <w:i w:val="0"/>
+          <w:color w:val="000000"/>
+          <w:sz w:val="24"/>
+        </w:rPr>
+        <w:hyperlink r:id="rId9" w:history="1">
+          <w:r>
+            <w:rPr>
+              <w:rStyle w:val="Hyperlink"/>
+            </w:rPr>
+            <w:t>late</w:t>
+          </w:r>
+        </w:hyperlink>
+      </w:r>
+      <w:r>
+        <w:rPr>
+          <w:u w:val="single" w:color="0000ff"/>
+          <w:rFonts w:ascii="Charis SIL Regular" w:hAnsi="Charis SIL Regular" w:eastAsia="Charis SIL Regular"/>
+          <w:b w:val="0"/>
+          <w:i w:val="0"/>
+          <w:color w:val="000000"/>
+          <w:sz w:val="24"/>
+        </w:rPr>
+        <w:hyperlink r:id="rId9" w:history="1">
+          <w:r>
+            <w:rPr>
+              <w:rStyle w:val="Hyperlink"/>
+            </w:rPr>
+            <w:t>r</w:t>
+          </w:r>
+        </w:hyperlink>
+      </w:r>
+      <w:r>
+        <w:rPr>
+          <w:u w:val="single" w:color="0000ff"/>
+          <w:rFonts w:ascii="Charis SIL Regular" w:hAnsi="Charis SIL Regular" w:eastAsia="Charis SIL Regular"/>
+          <w:b w:val="0"/>
+          <w:i w:val="0"/>
+          <w:color w:val="000000"/>
+          <w:sz w:val="24"/>
+        </w:rPr>
+        <w:hyperlink r:id="rId9" w:history="1">
+          <w:r>
+            <w:rPr>
+              <w:rStyle w:val="Hyperlink"/>
+            </w:rPr>
+            <w:t>. In</w:t>
+          </w:r>
+        </w:hyperlink>
+      </w:r>
+      <w:r>
+        <w:rPr>
+          <w:u w:val="single" w:color="0000ff"/>
+          <w:rFonts w:ascii="Charis SIL Regular" w:hAnsi="Charis SIL Regular" w:eastAsia="Charis SIL Regular"/>
+          <w:b w:val="0"/>
+          <w:i w:val="0"/>
+          <w:color w:val="000000"/>
+          <w:sz w:val="24"/>
+        </w:rPr>
+        <w:t xml:space="preserve"> </w:t>
+      </w:r>
+      <w:r>
+        <w:rPr>
+          <w:rFonts w:ascii="Charis SIL Regular" w:hAnsi="Charis SIL Regular" w:eastAsia="Charis SIL Regular"/>
+          <w:b w:val="0"/>
+          <w:i w:val="0"/>
+          <w:color w:val="000000"/>
+          <w:sz w:val="24"/>
+        </w:rPr>
+        <w:t xml:space="preserve">the early years, </w:t>
       </w:r>
       <w:r>
         <w:rPr>
@@ -319,7 +413,6 @@
           <w:i w:val="0"/>
           <w:color w:val="0000FF"/>
           <w:sz w:val="24"/>
-          <w:u w:val="single"/>
         </w:rPr>
         <w:hyperlink r:id="rId11" w:history="1">
           <w:r>
@@ -480,7 +573,92 @@
           <w:color w:val="000000"/>
           <w:sz w:val="24"/>
         </w:rPr>
-        <w:t xml:space="preserve">However, Van Lier also became fascinated with </w:t>
+        <w:t>However, Van Lier also becam</w:t>
+      </w:r>
+      <w:r>
+        <w:rPr>
+          <w:rFonts w:ascii="Charis SIL Regular" w:hAnsi="Charis SIL Regular" w:eastAsia="Charis SIL Regular"/>
+          <w:b w:val="0"/>
+          <w:i w:val="0"/>
+          <w:color w:val="000000"/>
+          <w:sz w:val="24"/>
+        </w:rPr>
+        <w:hyperlink r:id="rId11" w:history="1">
+          <w:r>
+            <w:rPr>
+              <w:rStyle w:val="Hyperlink"/>
+            </w:rPr>
+            <w:t>e fascinat</w:t>
+          </w:r>
+        </w:hyperlink>
+      </w:r>
+      <w:r>
+        <w:rPr>
+          <w:rFonts w:ascii="Charis SIL Regular" w:hAnsi="Charis SIL Regular" w:eastAsia="Charis SIL Regular"/>
+          <w:b w:val="0"/>
+          <w:i w:val="0"/>
+          <w:color w:val="000000"/>
+          <w:sz w:val="24"/>
+        </w:rPr>
+        <w:hyperlink r:id="rId11" w:history="1">
+          <w:r>
+            <w:rPr>
+              <w:rStyle w:val="Hyperlink"/>
+            </w:rPr>
+            <w:t>e</w:t>
+          </w:r>
+        </w:hyperlink>
+      </w:r>
+      <w:r>
+        <w:rPr>
+          <w:rFonts w:ascii="Charis SIL Regular" w:hAnsi="Charis SIL Regular" w:eastAsia="Charis SIL Regular"/>
+          <w:b w:val="0"/>
+          <w:i w:val="0"/>
+          <w:color w:val="000000"/>
+          <w:sz w:val="24"/>
+        </w:rPr>
+        <w:hyperlink r:id="rId11" w:history="1">
+          <w:r>
+            <w:rPr>
+              <w:rStyle w:val="Hyperlink"/>
+            </w:rPr>
+            <w:t>d w</w:t>
+          </w:r>
+        </w:hyperlink>
+      </w:r>
+      <w:r>
+        <w:rPr>
+          <w:rFonts w:ascii="Charis SIL Regular" w:hAnsi="Charis SIL Regular" w:eastAsia="Charis SIL Regular"/>
+          <w:b w:val="0"/>
+          <w:i w:val="0"/>
+          <w:color w:val="000000"/>
+          <w:sz w:val="24"/>
+        </w:rPr>
+        <w:hyperlink r:id="rId11" w:history="1">
+          <w:r>
+            <w:rPr>
+              <w:rStyle w:val="Hyperlink"/>
+            </w:rPr>
+            <w:t>i</w:t>
+          </w:r>
+        </w:hyperlink>
+      </w:r>
+      <w:r>
+        <w:rPr>
+          <w:rFonts w:ascii="Charis SIL Regular" w:hAnsi="Charis SIL Regular" w:eastAsia="Charis SIL Regular"/>
+          <w:b w:val="0"/>
+          <w:i w:val="0"/>
+          <w:color w:val="000000"/>
+          <w:sz w:val="24"/>
+        </w:rPr>
+        <w:hyperlink r:id="rId11" w:history="1">
+          <w:r>
+            <w:rPr>
+              <w:rStyle w:val="Hyperlink"/>
+            </w:rPr>
+            <w:t xml:space="preserve">th </w:t>
+          </w:r>
+        </w:hyperlink>
       </w:r>
       <w:r>
         <w:rPr>
@@ -491,7 +669,7 @@
           <w:sz w:val="24"/>
           <w:u w:val="single"/>
         </w:rPr>
-        <w:hyperlink r:id="rId13" w:history="1">
+        <w:hyperlink r:id="rId11" w:history="1">
           <w:r>
             <w:rPr>
               <w:rStyle w:val="Hyperlink"/>
@@ -585,7 +763,7 @@
           <w:sz w:val="24"/>
           <w:u w:val="single"/>
         </w:rPr>
-        <w:hyperlink r:id="rId13" w:history="1">
+        <w:hyperlink r:id="rId12" w:history="1">
           <w:r>
             <w:rPr>
               <w:rStyle w:val="Hyperlink"/>
@@ -614,7 +792,7 @@
           <w:sz w:val="24"/>
           <w:u w:val="single"/>
         </w:rPr>
-        <w:hyperlink r:id="rId13" w:history="1">
+        <w:hyperlink r:id="rId12" w:history="1">
           <w:r>
             <w:rPr>
               <w:rStyle w:val="Hyperlink"/>
@@ -632,7 +810,7 @@
           <w:sz w:val="24"/>
           <w:u w:val="single"/>
         </w:rPr>
-        <w:hyperlink r:id="rId13" w:history="1">
+        <w:hyperlink r:id="rId12" w:history="1">
           <w:r>
             <w:rPr>
               <w:rStyle w:val="Hyperlink"/>
@@ -1940,7 +2118,7 @@
           <w:sz w:val="24"/>
           <w:u w:val="single"/>
         </w:rPr>
-        <w:hyperlink r:id="rId23" w:history="1">
+        <w:hyperlink r:id="rId24" w:history="1">
           <w:r>
             <w:rPr>
               <w:rStyle w:val="Hyperlink"/>
@@ -1969,7 +2147,7 @@
           <w:sz w:val="24"/>
           <w:u w:val="single"/>
         </w:rPr>
-        <w:hyperlink r:id="rId23" w:history="1">
+        <w:hyperlink r:id="rId24" w:history="1">
           <w:r>
             <w:rPr>
               <w:rStyle w:val="Hyperlink"/>
@@ -1987,14 +2165,7 @@
           <w:color w:val="000000"/>
           <w:sz w:val="24"/>
         </w:rPr>
-        <w:hyperlink r:id="rId23" w:history="1">
-          <w:r>
-            <w:rPr>
-              <w:rStyle w:val="Hyperlink"/>
-            </w:rPr>
-            <w:t xml:space="preserve">, </w:t>
-          </w:r>
-        </w:hyperlink>
+        <w:t xml:space="preserve">, </w:t>
       </w:r>
       <w:r>
         <w:rPr>
@@ -2005,7 +2176,7 @@
           <w:sz w:val="24"/>
           <w:u w:val="single"/>
         </w:rPr>
-        <w:hyperlink r:id="rId23" w:history="1">
+        <w:hyperlink r:id="rId25" w:history="1">
           <w:r>
             <w:rPr>
               <w:rStyle w:val="Hyperlink"/>
@@ -2023,7 +2194,7 @@
           <w:sz w:val="24"/>
           <w:u w:val="single"/>
         </w:rPr>
-        <w:hyperlink r:id="rId23" w:history="1">
+        <w:hyperlink r:id="rId25" w:history="1">
           <w:r>
             <w:rPr>
               <w:rStyle w:val="Hyperlink"/>
@@ -2041,7 +2212,7 @@
           <w:sz w:val="24"/>
           <w:u w:val="single"/>
         </w:rPr>
-        <w:hyperlink r:id="rId23" w:history="1">
+        <w:hyperlink r:id="rId25" w:history="1">
           <w:r>
             <w:rPr>
               <w:rStyle w:val="Hyperlink"/>
@@ -2858,97 +3029,7 @@
           <w:color w:val="000000"/>
           <w:sz w:val="24"/>
         </w:rPr>
-        <w:t>are a number of records fro</w:t>
-      </w:r>
-      <w:r>
-        <w:rPr>
-          <w:u w:val="single" w:color="0000ff"/>
-          <w:rFonts w:ascii="Charis SIL Regular" w:hAnsi="Charis SIL Regular" w:eastAsia="Charis SIL Regular"/>
-          <w:b w:val="0"/>
-          <w:i w:val="0"/>
-          <w:color w:val="000000"/>
-          <w:sz w:val="24"/>
-        </w:rPr>
-        <w:hyperlink r:id="rId30" w:history="1">
-          <w:r>
-            <w:rPr>
-              <w:rStyle w:val="Hyperlink"/>
-            </w:rPr>
-            <w:t>m the</w:t>
-          </w:r>
-        </w:hyperlink>
-      </w:r>
-      <w:r>
-        <w:rPr>
-          <w:u w:val="single" w:color="0000ff"/>
-          <w:rFonts w:ascii="Charis SIL Regular" w:hAnsi="Charis SIL Regular" w:eastAsia="Charis SIL Regular"/>
-          <w:b w:val="0"/>
-          <w:i w:val="0"/>
-          <w:color w:val="000000"/>
-          <w:sz w:val="24"/>
-        </w:rPr>
-        <w:hyperlink r:id="rId30" w:history="1">
-          <w:r>
-            <w:rPr>
-              <w:rStyle w:val="Hyperlink"/>
-            </w:rPr>
-            <w:t xml:space="preserve"> per</w:t>
-          </w:r>
-        </w:hyperlink>
-      </w:r>
-      <w:r>
-        <w:rPr>
-          <w:u w:val="single" w:color="0000ff"/>
-          <w:rFonts w:ascii="Charis SIL Regular" w:hAnsi="Charis SIL Regular" w:eastAsia="Charis SIL Regular"/>
-          <w:b w:val="0"/>
-          <w:i w:val="0"/>
-          <w:color w:val="000000"/>
-          <w:sz w:val="24"/>
-        </w:rPr>
-        <w:hyperlink r:id="rId30" w:history="1">
-          <w:r>
-            <w:rPr>
-              <w:rStyle w:val="Hyperlink"/>
-            </w:rPr>
-            <w:t>i</w:t>
-          </w:r>
-        </w:hyperlink>
-      </w:r>
-      <w:r>
-        <w:rPr>
-          <w:u w:val="single" w:color="0000ff"/>
-          <w:rFonts w:ascii="Charis SIL Regular" w:hAnsi="Charis SIL Regular" w:eastAsia="Charis SIL Regular"/>
-          <w:b w:val="0"/>
-          <w:i w:val="0"/>
-          <w:color w:val="000000"/>
-          <w:sz w:val="24"/>
-        </w:rPr>
-        <w:hyperlink r:id="rId30" w:history="1">
-          <w:r>
-            <w:rPr>
-              <w:rStyle w:val="Hyperlink"/>
-            </w:rPr>
-            <w:t>od o</w:t>
-          </w:r>
-        </w:hyperlink>
-      </w:r>
-      <w:r>
-        <w:rPr>
-          <w:u w:val="single" w:color="0000ff"/>
-          <w:rFonts w:ascii="Charis SIL Regular" w:hAnsi="Charis SIL Regular" w:eastAsia="Charis SIL Regular"/>
-          <w:b w:val="0"/>
-          <w:i w:val="0"/>
-          <w:color w:val="000000"/>
-          <w:sz w:val="24"/>
-        </w:rPr>
-        <w:hyperlink r:id="rId30" w:history="1">
-          <w:r>
-            <w:rPr>
-              <w:rStyle w:val="Hyperlink"/>
-            </w:rPr>
-            <w:t xml:space="preserve">f </w:t>
-          </w:r>
-        </w:hyperlink>
+        <w:t xml:space="preserve">are a number of records from the period of </w:t>
       </w:r>
       <w:r>
         <w:rPr>
@@ -4366,7 +4447,7 @@
           <w:sz w:val="24"/>
           <w:u w:val="single"/>
         </w:rPr>
-        <w:hyperlink r:id="rId38" w:history="1">
+        <w:hyperlink r:id="rId37" w:history="1">
           <w:r>
             <w:rPr>
               <w:rStyle w:val="Hyperlink"/>

--- a/EXPORTS/DOCX/published/niveau3/English/KunsthandelVanLier.docx
+++ b/EXPORTS/DOCX/published/niveau3/English/KunsthandelVanLier.docx
@@ -246,107 +246,13 @@
       </w:r>
       <w:r>
         <w:rPr>
-          <w:u w:val="single" w:color="0000ff"/>
           <w:rFonts w:ascii="Charis SIL Regular" w:hAnsi="Charis SIL Regular" w:eastAsia="Charis SIL Regular"/>
           <w:b w:val="0"/>
           <w:i w:val="0"/>
           <w:color w:val="000000"/>
           <w:sz w:val="24"/>
         </w:rPr>
-        <w:hyperlink r:id="rId9" w:history="1">
-          <w:r>
-            <w:rPr>
-              <w:rStyle w:val="Hyperlink"/>
-            </w:rPr>
-            <w:t>years</w:t>
-          </w:r>
-        </w:hyperlink>
-      </w:r>
-      <w:r>
-        <w:rPr>
-          <w:u w:val="single" w:color="0000ff"/>
-          <w:rFonts w:ascii="Charis SIL Regular" w:hAnsi="Charis SIL Regular" w:eastAsia="Charis SIL Regular"/>
-          <w:b w:val="0"/>
-          <w:i w:val="0"/>
-          <w:color w:val="000000"/>
-          <w:sz w:val="24"/>
-        </w:rPr>
-        <w:t xml:space="preserve"> </w:t>
-      </w:r>
-      <w:r>
-        <w:rPr>
-          <w:u w:val="single" w:color="0000ff"/>
-          <w:rFonts w:ascii="Charis SIL Regular" w:hAnsi="Charis SIL Regular" w:eastAsia="Charis SIL Regular"/>
-          <w:b w:val="0"/>
-          <w:i w:val="0"/>
-          <w:color w:val="000000"/>
-          <w:sz w:val="24"/>
-        </w:rPr>
-        <w:hyperlink r:id="rId9" w:history="1">
-          <w:r>
-            <w:rPr>
-              <w:rStyle w:val="Hyperlink"/>
-            </w:rPr>
-            <w:t>late</w:t>
-          </w:r>
-        </w:hyperlink>
-      </w:r>
-      <w:r>
-        <w:rPr>
-          <w:u w:val="single" w:color="0000ff"/>
-          <w:rFonts w:ascii="Charis SIL Regular" w:hAnsi="Charis SIL Regular" w:eastAsia="Charis SIL Regular"/>
-          <w:b w:val="0"/>
-          <w:i w:val="0"/>
-          <w:color w:val="000000"/>
-          <w:sz w:val="24"/>
-        </w:rPr>
-        <w:hyperlink r:id="rId9" w:history="1">
-          <w:r>
-            <w:rPr>
-              <w:rStyle w:val="Hyperlink"/>
-            </w:rPr>
-            <w:t>r</w:t>
-          </w:r>
-        </w:hyperlink>
-      </w:r>
-      <w:r>
-        <w:rPr>
-          <w:u w:val="single" w:color="0000ff"/>
-          <w:rFonts w:ascii="Charis SIL Regular" w:hAnsi="Charis SIL Regular" w:eastAsia="Charis SIL Regular"/>
-          <w:b w:val="0"/>
-          <w:i w:val="0"/>
-          <w:color w:val="000000"/>
-          <w:sz w:val="24"/>
-        </w:rPr>
-        <w:hyperlink r:id="rId9" w:history="1">
-          <w:r>
-            <w:rPr>
-              <w:rStyle w:val="Hyperlink"/>
-            </w:rPr>
-            <w:t>. In</w:t>
-          </w:r>
-        </w:hyperlink>
-      </w:r>
-      <w:r>
-        <w:rPr>
-          <w:u w:val="single" w:color="0000ff"/>
-          <w:rFonts w:ascii="Charis SIL Regular" w:hAnsi="Charis SIL Regular" w:eastAsia="Charis SIL Regular"/>
-          <w:b w:val="0"/>
-          <w:i w:val="0"/>
-          <w:color w:val="000000"/>
-          <w:sz w:val="24"/>
-        </w:rPr>
-        <w:t xml:space="preserve"> </w:t>
-      </w:r>
-      <w:r>
-        <w:rPr>
-          <w:rFonts w:ascii="Charis SIL Regular" w:hAnsi="Charis SIL Regular" w:eastAsia="Charis SIL Regular"/>
-          <w:b w:val="0"/>
-          <w:i w:val="0"/>
-          <w:color w:val="000000"/>
-          <w:sz w:val="24"/>
-        </w:rPr>
-        <w:t xml:space="preserve">the early years, </w:t>
+        <w:t xml:space="preserve">years later. In the early years, </w:t>
       </w:r>
       <w:r>
         <w:rPr>
@@ -413,6 +319,7 @@
           <w:i w:val="0"/>
           <w:color w:val="0000FF"/>
           <w:sz w:val="24"/>
+          <w:u w:val="single"/>
         </w:rPr>
         <w:hyperlink r:id="rId11" w:history="1">
           <w:r>
@@ -573,92 +480,7 @@
           <w:color w:val="000000"/>
           <w:sz w:val="24"/>
         </w:rPr>
-        <w:t>However, Van Lier also becam</w:t>
-      </w:r>
-      <w:r>
-        <w:rPr>
-          <w:rFonts w:ascii="Charis SIL Regular" w:hAnsi="Charis SIL Regular" w:eastAsia="Charis SIL Regular"/>
-          <w:b w:val="0"/>
-          <w:i w:val="0"/>
-          <w:color w:val="000000"/>
-          <w:sz w:val="24"/>
-        </w:rPr>
-        <w:hyperlink r:id="rId11" w:history="1">
-          <w:r>
-            <w:rPr>
-              <w:rStyle w:val="Hyperlink"/>
-            </w:rPr>
-            <w:t>e fascinat</w:t>
-          </w:r>
-        </w:hyperlink>
-      </w:r>
-      <w:r>
-        <w:rPr>
-          <w:rFonts w:ascii="Charis SIL Regular" w:hAnsi="Charis SIL Regular" w:eastAsia="Charis SIL Regular"/>
-          <w:b w:val="0"/>
-          <w:i w:val="0"/>
-          <w:color w:val="000000"/>
-          <w:sz w:val="24"/>
-        </w:rPr>
-        <w:hyperlink r:id="rId11" w:history="1">
-          <w:r>
-            <w:rPr>
-              <w:rStyle w:val="Hyperlink"/>
-            </w:rPr>
-            <w:t>e</w:t>
-          </w:r>
-        </w:hyperlink>
-      </w:r>
-      <w:r>
-        <w:rPr>
-          <w:rFonts w:ascii="Charis SIL Regular" w:hAnsi="Charis SIL Regular" w:eastAsia="Charis SIL Regular"/>
-          <w:b w:val="0"/>
-          <w:i w:val="0"/>
-          <w:color w:val="000000"/>
-          <w:sz w:val="24"/>
-        </w:rPr>
-        <w:hyperlink r:id="rId11" w:history="1">
-          <w:r>
-            <w:rPr>
-              <w:rStyle w:val="Hyperlink"/>
-            </w:rPr>
-            <w:t>d w</w:t>
-          </w:r>
-        </w:hyperlink>
-      </w:r>
-      <w:r>
-        <w:rPr>
-          <w:rFonts w:ascii="Charis SIL Regular" w:hAnsi="Charis SIL Regular" w:eastAsia="Charis SIL Regular"/>
-          <w:b w:val="0"/>
-          <w:i w:val="0"/>
-          <w:color w:val="000000"/>
-          <w:sz w:val="24"/>
-        </w:rPr>
-        <w:hyperlink r:id="rId11" w:history="1">
-          <w:r>
-            <w:rPr>
-              <w:rStyle w:val="Hyperlink"/>
-            </w:rPr>
-            <w:t>i</w:t>
-          </w:r>
-        </w:hyperlink>
-      </w:r>
-      <w:r>
-        <w:rPr>
-          <w:rFonts w:ascii="Charis SIL Regular" w:hAnsi="Charis SIL Regular" w:eastAsia="Charis SIL Regular"/>
-          <w:b w:val="0"/>
-          <w:i w:val="0"/>
-          <w:color w:val="000000"/>
-          <w:sz w:val="24"/>
-        </w:rPr>
-        <w:hyperlink r:id="rId11" w:history="1">
-          <w:r>
-            <w:rPr>
-              <w:rStyle w:val="Hyperlink"/>
-            </w:rPr>
-            <w:t xml:space="preserve">th </w:t>
-          </w:r>
-        </w:hyperlink>
+        <w:t xml:space="preserve">However, Van Lier also became fascinated with </w:t>
       </w:r>
       <w:r>
         <w:rPr>
@@ -763,7 +585,7 @@
           <w:sz w:val="24"/>
           <w:u w:val="single"/>
         </w:rPr>
-        <w:hyperlink r:id="rId12" w:history="1">
+        <w:hyperlink r:id="rId13" w:history="1">
           <w:r>
             <w:rPr>
               <w:rStyle w:val="Hyperlink"/>
@@ -792,7 +614,7 @@
           <w:sz w:val="24"/>
           <w:u w:val="single"/>
         </w:rPr>
-        <w:hyperlink r:id="rId12" w:history="1">
+        <w:hyperlink r:id="rId13" w:history="1">
           <w:r>
             <w:rPr>
               <w:rStyle w:val="Hyperlink"/>
@@ -810,7 +632,7 @@
           <w:sz w:val="24"/>
           <w:u w:val="single"/>
         </w:rPr>
-        <w:hyperlink r:id="rId12" w:history="1">
+        <w:hyperlink r:id="rId13" w:history="1">
           <w:r>
             <w:rPr>
               <w:rStyle w:val="Hyperlink"/>
@@ -828,7 +650,7 @@
           <w:sz w:val="24"/>
           <w:u w:val="single"/>
         </w:rPr>
-        <w:hyperlink r:id="rId12" w:history="1">
+        <w:hyperlink r:id="rId13" w:history="1">
           <w:r>
             <w:rPr>
               <w:rStyle w:val="Hyperlink"/>
@@ -2118,7 +1940,7 @@
           <w:sz w:val="24"/>
           <w:u w:val="single"/>
         </w:rPr>
-        <w:hyperlink r:id="rId24" w:history="1">
+        <w:hyperlink r:id="rId23" w:history="1">
           <w:r>
             <w:rPr>
               <w:rStyle w:val="Hyperlink"/>
@@ -2147,7 +1969,7 @@
           <w:sz w:val="24"/>
           <w:u w:val="single"/>
         </w:rPr>
-        <w:hyperlink r:id="rId24" w:history="1">
+        <w:hyperlink r:id="rId23" w:history="1">
           <w:r>
             <w:rPr>
               <w:rStyle w:val="Hyperlink"/>
@@ -2165,7 +1987,14 @@
           <w:color w:val="000000"/>
           <w:sz w:val="24"/>
         </w:rPr>
-        <w:t xml:space="preserve">, </w:t>
+        <w:hyperlink r:id="rId23" w:history="1">
+          <w:r>
+            <w:rPr>
+              <w:rStyle w:val="Hyperlink"/>
+            </w:rPr>
+            <w:t xml:space="preserve">, </w:t>
+          </w:r>
+        </w:hyperlink>
       </w:r>
       <w:r>
         <w:rPr>
@@ -2176,7 +2005,7 @@
           <w:sz w:val="24"/>
           <w:u w:val="single"/>
         </w:rPr>
-        <w:hyperlink r:id="rId25" w:history="1">
+        <w:hyperlink r:id="rId23" w:history="1">
           <w:r>
             <w:rPr>
               <w:rStyle w:val="Hyperlink"/>
@@ -2194,7 +2023,7 @@
           <w:sz w:val="24"/>
           <w:u w:val="single"/>
         </w:rPr>
-        <w:hyperlink r:id="rId25" w:history="1">
+        <w:hyperlink r:id="rId23" w:history="1">
           <w:r>
             <w:rPr>
               <w:rStyle w:val="Hyperlink"/>
@@ -2212,7 +2041,7 @@
           <w:sz w:val="24"/>
           <w:u w:val="single"/>
         </w:rPr>
-        <w:hyperlink r:id="rId25" w:history="1">
+        <w:hyperlink r:id="rId23" w:history="1">
           <w:r>
             <w:rPr>
               <w:rStyle w:val="Hyperlink"/>
@@ -3029,7 +2858,97 @@
           <w:color w:val="000000"/>
           <w:sz w:val="24"/>
         </w:rPr>
-        <w:t xml:space="preserve">are a number of records from the period of </w:t>
+        <w:t>are a number of records fro</w:t>
+      </w:r>
+      <w:r>
+        <w:rPr>
+          <w:u w:val="single" w:color="0000ff"/>
+          <w:rFonts w:ascii="Charis SIL Regular" w:hAnsi="Charis SIL Regular" w:eastAsia="Charis SIL Regular"/>
+          <w:b w:val="0"/>
+          <w:i w:val="0"/>
+          <w:color w:val="000000"/>
+          <w:sz w:val="24"/>
+        </w:rPr>
+        <w:hyperlink r:id="rId30" w:history="1">
+          <w:r>
+            <w:rPr>
+              <w:rStyle w:val="Hyperlink"/>
+            </w:rPr>
+            <w:t>m the</w:t>
+          </w:r>
+        </w:hyperlink>
+      </w:r>
+      <w:r>
+        <w:rPr>
+          <w:u w:val="single" w:color="0000ff"/>
+          <w:rFonts w:ascii="Charis SIL Regular" w:hAnsi="Charis SIL Regular" w:eastAsia="Charis SIL Regular"/>
+          <w:b w:val="0"/>
+          <w:i w:val="0"/>
+          <w:color w:val="000000"/>
+          <w:sz w:val="24"/>
+        </w:rPr>
+        <w:hyperlink r:id="rId30" w:history="1">
+          <w:r>
+            <w:rPr>
+              <w:rStyle w:val="Hyperlink"/>
+            </w:rPr>
+            <w:t xml:space="preserve"> per</w:t>
+          </w:r>
+        </w:hyperlink>
+      </w:r>
+      <w:r>
+        <w:rPr>
+          <w:u w:val="single" w:color="0000ff"/>
+          <w:rFonts w:ascii="Charis SIL Regular" w:hAnsi="Charis SIL Regular" w:eastAsia="Charis SIL Regular"/>
+          <w:b w:val="0"/>
+          <w:i w:val="0"/>
+          <w:color w:val="000000"/>
+          <w:sz w:val="24"/>
+        </w:rPr>
+        <w:hyperlink r:id="rId30" w:history="1">
+          <w:r>
+            <w:rPr>
+              <w:rStyle w:val="Hyperlink"/>
+            </w:rPr>
+            <w:t>i</w:t>
+          </w:r>
+        </w:hyperlink>
+      </w:r>
+      <w:r>
+        <w:rPr>
+          <w:u w:val="single" w:color="0000ff"/>
+          <w:rFonts w:ascii="Charis SIL Regular" w:hAnsi="Charis SIL Regular" w:eastAsia="Charis SIL Regular"/>
+          <w:b w:val="0"/>
+          <w:i w:val="0"/>
+          <w:color w:val="000000"/>
+          <w:sz w:val="24"/>
+        </w:rPr>
+        <w:hyperlink r:id="rId30" w:history="1">
+          <w:r>
+            <w:rPr>
+              <w:rStyle w:val="Hyperlink"/>
+            </w:rPr>
+            <w:t>od o</w:t>
+          </w:r>
+        </w:hyperlink>
+      </w:r>
+      <w:r>
+        <w:rPr>
+          <w:u w:val="single" w:color="0000ff"/>
+          <w:rFonts w:ascii="Charis SIL Regular" w:hAnsi="Charis SIL Regular" w:eastAsia="Charis SIL Regular"/>
+          <w:b w:val="0"/>
+          <w:i w:val="0"/>
+          <w:color w:val="000000"/>
+          <w:sz w:val="24"/>
+        </w:rPr>
+        <w:hyperlink r:id="rId30" w:history="1">
+          <w:r>
+            <w:rPr>
+              <w:rStyle w:val="Hyperlink"/>
+            </w:rPr>
+            <w:t xml:space="preserve">f </w:t>
+          </w:r>
+        </w:hyperlink>
       </w:r>
       <w:r>
         <w:rPr>
@@ -4465,7 +4384,7 @@
           <w:sz w:val="24"/>
           <w:u w:val="single"/>
         </w:rPr>
-        <w:hyperlink r:id="rId38" w:history="1">
+        <w:hyperlink r:id="rId37" w:history="1">
           <w:r>
             <w:rPr>
               <w:rStyle w:val="Hyperlink"/>

--- a/EXPORTS/DOCX/published/niveau3/English/KunsthandelVanLier.docx
+++ b/EXPORTS/DOCX/published/niveau3/English/KunsthandelVanLier.docx
@@ -246,13 +246,107 @@
       </w:r>
       <w:r>
         <w:rPr>
+          <w:u w:val="single" w:color="0000ff"/>
           <w:rFonts w:ascii="Charis SIL Regular" w:hAnsi="Charis SIL Regular" w:eastAsia="Charis SIL Regular"/>
           <w:b w:val="0"/>
           <w:i w:val="0"/>
           <w:color w:val="000000"/>
           <w:sz w:val="24"/>
         </w:rPr>
-        <w:t xml:space="preserve">years later. In the early years, </w:t>
+        <w:hyperlink r:id="rId9" w:history="1">
+          <w:r>
+            <w:rPr>
+              <w:rStyle w:val="Hyperlink"/>
+            </w:rPr>
+            <w:t>years</w:t>
+          </w:r>
+        </w:hyperlink>
+      </w:r>
+      <w:r>
+        <w:rPr>
+          <w:u w:val="single" w:color="0000ff"/>
+          <w:rFonts w:ascii="Charis SIL Regular" w:hAnsi="Charis SIL Regular" w:eastAsia="Charis SIL Regular"/>
+          <w:b w:val="0"/>
+          <w:i w:val="0"/>
+          <w:color w:val="000000"/>
+          <w:sz w:val="24"/>
+        </w:rPr>
+        <w:t xml:space="preserve"> </w:t>
+      </w:r>
+      <w:r>
+        <w:rPr>
+          <w:u w:val="single" w:color="0000ff"/>
+          <w:rFonts w:ascii="Charis SIL Regular" w:hAnsi="Charis SIL Regular" w:eastAsia="Charis SIL Regular"/>
+          <w:b w:val="0"/>
+          <w:i w:val="0"/>
+          <w:color w:val="000000"/>
+          <w:sz w:val="24"/>
+        </w:rPr>
+        <w:hyperlink r:id="rId9" w:history="1">
+          <w:r>
+            <w:rPr>
+              <w:rStyle w:val="Hyperlink"/>
+            </w:rPr>
+            <w:t>late</w:t>
+          </w:r>
+        </w:hyperlink>
+      </w:r>
+      <w:r>
+        <w:rPr>
+          <w:u w:val="single" w:color="0000ff"/>
+          <w:rFonts w:ascii="Charis SIL Regular" w:hAnsi="Charis SIL Regular" w:eastAsia="Charis SIL Regular"/>
+          <w:b w:val="0"/>
+          <w:i w:val="0"/>
+          <w:color w:val="000000"/>
+          <w:sz w:val="24"/>
+        </w:rPr>
+        <w:hyperlink r:id="rId9" w:history="1">
+          <w:r>
+            <w:rPr>
+              <w:rStyle w:val="Hyperlink"/>
+            </w:rPr>
+            <w:t>r</w:t>
+          </w:r>
+        </w:hyperlink>
+      </w:r>
+      <w:r>
+        <w:rPr>
+          <w:u w:val="single" w:color="0000ff"/>
+          <w:rFonts w:ascii="Charis SIL Regular" w:hAnsi="Charis SIL Regular" w:eastAsia="Charis SIL Regular"/>
+          <w:b w:val="0"/>
+          <w:i w:val="0"/>
+          <w:color w:val="000000"/>
+          <w:sz w:val="24"/>
+        </w:rPr>
+        <w:hyperlink r:id="rId9" w:history="1">
+          <w:r>
+            <w:rPr>
+              <w:rStyle w:val="Hyperlink"/>
+            </w:rPr>
+            <w:t>. In</w:t>
+          </w:r>
+        </w:hyperlink>
+      </w:r>
+      <w:r>
+        <w:rPr>
+          <w:u w:val="single" w:color="0000ff"/>
+          <w:rFonts w:ascii="Charis SIL Regular" w:hAnsi="Charis SIL Regular" w:eastAsia="Charis SIL Regular"/>
+          <w:b w:val="0"/>
+          <w:i w:val="0"/>
+          <w:color w:val="000000"/>
+          <w:sz w:val="24"/>
+        </w:rPr>
+        <w:t xml:space="preserve"> </w:t>
+      </w:r>
+      <w:r>
+        <w:rPr>
+          <w:rFonts w:ascii="Charis SIL Regular" w:hAnsi="Charis SIL Regular" w:eastAsia="Charis SIL Regular"/>
+          <w:b w:val="0"/>
+          <w:i w:val="0"/>
+          <w:color w:val="000000"/>
+          <w:sz w:val="24"/>
+        </w:rPr>
+        <w:t xml:space="preserve">the early years, </w:t>
       </w:r>
       <w:r>
         <w:rPr>
@@ -319,7 +413,6 @@
           <w:i w:val="0"/>
           <w:color w:val="0000FF"/>
           <w:sz w:val="24"/>
-          <w:u w:val="single"/>
         </w:rPr>
         <w:hyperlink r:id="rId11" w:history="1">
           <w:r>
@@ -480,7 +573,92 @@
           <w:color w:val="000000"/>
           <w:sz w:val="24"/>
         </w:rPr>
-        <w:t xml:space="preserve">However, Van Lier also became fascinated with </w:t>
+        <w:t>However, Van Lier also becam</w:t>
+      </w:r>
+      <w:r>
+        <w:rPr>
+          <w:rFonts w:ascii="Charis SIL Regular" w:hAnsi="Charis SIL Regular" w:eastAsia="Charis SIL Regular"/>
+          <w:b w:val="0"/>
+          <w:i w:val="0"/>
+          <w:color w:val="000000"/>
+          <w:sz w:val="24"/>
+        </w:rPr>
+        <w:hyperlink r:id="rId11" w:history="1">
+          <w:r>
+            <w:rPr>
+              <w:rStyle w:val="Hyperlink"/>
+            </w:rPr>
+            <w:t>e fascinat</w:t>
+          </w:r>
+        </w:hyperlink>
+      </w:r>
+      <w:r>
+        <w:rPr>
+          <w:rFonts w:ascii="Charis SIL Regular" w:hAnsi="Charis SIL Regular" w:eastAsia="Charis SIL Regular"/>
+          <w:b w:val="0"/>
+          <w:i w:val="0"/>
+          <w:color w:val="000000"/>
+          <w:sz w:val="24"/>
+        </w:rPr>
+        <w:hyperlink r:id="rId11" w:history="1">
+          <w:r>
+            <w:rPr>
+              <w:rStyle w:val="Hyperlink"/>
+            </w:rPr>
+            <w:t>e</w:t>
+          </w:r>
+        </w:hyperlink>
+      </w:r>
+      <w:r>
+        <w:rPr>
+          <w:rFonts w:ascii="Charis SIL Regular" w:hAnsi="Charis SIL Regular" w:eastAsia="Charis SIL Regular"/>
+          <w:b w:val="0"/>
+          <w:i w:val="0"/>
+          <w:color w:val="000000"/>
+          <w:sz w:val="24"/>
+        </w:rPr>
+        <w:hyperlink r:id="rId11" w:history="1">
+          <w:r>
+            <w:rPr>
+              <w:rStyle w:val="Hyperlink"/>
+            </w:rPr>
+            <w:t>d w</w:t>
+          </w:r>
+        </w:hyperlink>
+      </w:r>
+      <w:r>
+        <w:rPr>
+          <w:rFonts w:ascii="Charis SIL Regular" w:hAnsi="Charis SIL Regular" w:eastAsia="Charis SIL Regular"/>
+          <w:b w:val="0"/>
+          <w:i w:val="0"/>
+          <w:color w:val="000000"/>
+          <w:sz w:val="24"/>
+        </w:rPr>
+        <w:hyperlink r:id="rId11" w:history="1">
+          <w:r>
+            <w:rPr>
+              <w:rStyle w:val="Hyperlink"/>
+            </w:rPr>
+            <w:t>i</w:t>
+          </w:r>
+        </w:hyperlink>
+      </w:r>
+      <w:r>
+        <w:rPr>
+          <w:rFonts w:ascii="Charis SIL Regular" w:hAnsi="Charis SIL Regular" w:eastAsia="Charis SIL Regular"/>
+          <w:b w:val="0"/>
+          <w:i w:val="0"/>
+          <w:color w:val="000000"/>
+          <w:sz w:val="24"/>
+        </w:rPr>
+        <w:hyperlink r:id="rId11" w:history="1">
+          <w:r>
+            <w:rPr>
+              <w:rStyle w:val="Hyperlink"/>
+            </w:rPr>
+            <w:t xml:space="preserve">th </w:t>
+          </w:r>
+        </w:hyperlink>
       </w:r>
       <w:r>
         <w:rPr>
@@ -585,7 +763,7 @@
           <w:sz w:val="24"/>
           <w:u w:val="single"/>
         </w:rPr>
-        <w:hyperlink r:id="rId13" w:history="1">
+        <w:hyperlink r:id="rId12" w:history="1">
           <w:r>
             <w:rPr>
               <w:rStyle w:val="Hyperlink"/>
@@ -614,7 +792,7 @@
           <w:sz w:val="24"/>
           <w:u w:val="single"/>
         </w:rPr>
-        <w:hyperlink r:id="rId13" w:history="1">
+        <w:hyperlink r:id="rId12" w:history="1">
           <w:r>
             <w:rPr>
               <w:rStyle w:val="Hyperlink"/>
@@ -632,7 +810,7 @@
           <w:sz w:val="24"/>
           <w:u w:val="single"/>
         </w:rPr>
-        <w:hyperlink r:id="rId13" w:history="1">
+        <w:hyperlink r:id="rId12" w:history="1">
           <w:r>
             <w:rPr>
               <w:rStyle w:val="Hyperlink"/>
@@ -650,7 +828,7 @@
           <w:sz w:val="24"/>
           <w:u w:val="single"/>
         </w:rPr>
-        <w:hyperlink r:id="rId13" w:history="1">
+        <w:hyperlink r:id="rId12" w:history="1">
           <w:r>
             <w:rPr>
               <w:rStyle w:val="Hyperlink"/>
@@ -1987,14 +2165,7 @@
           <w:color w:val="000000"/>
           <w:sz w:val="24"/>
         </w:rPr>
-        <w:hyperlink r:id="rId23" w:history="1">
-          <w:r>
-            <w:rPr>
-              <w:rStyle w:val="Hyperlink"/>
-            </w:rPr>
-            <w:t xml:space="preserve">, </w:t>
-          </w:r>
-        </w:hyperlink>
+        <w:t xml:space="preserve">, </w:t>
       </w:r>
       <w:r>
         <w:rPr>
@@ -4366,7 +4537,7 @@
           <w:sz w:val="24"/>
           <w:u w:val="single"/>
         </w:rPr>
-        <w:hyperlink r:id="rId37" w:history="1">
+        <w:hyperlink r:id="rId38" w:history="1">
           <w:r>
             <w:rPr>
               <w:rStyle w:val="Hyperlink"/>
@@ -4384,7 +4555,7 @@
           <w:sz w:val="24"/>
           <w:u w:val="single"/>
         </w:rPr>
-        <w:hyperlink r:id="rId37" w:history="1">
+        <w:hyperlink r:id="rId38" w:history="1">
           <w:r>
             <w:rPr>
               <w:rStyle w:val="Hyperlink"/>

--- a/EXPORTS/DOCX/published/niveau3/English/KunsthandelVanLier.docx
+++ b/EXPORTS/DOCX/published/niveau3/English/KunsthandelVanLier.docx
@@ -944,6 +944,7 @@
           <w:i w:val="0"/>
           <w:color w:val="0000FF"/>
           <w:sz w:val="24"/>
+          <w:u w:val="single"/>
         </w:rPr>
         <w:t>m</w:t>
       </w:r>
@@ -2147,7 +2148,7 @@
           <w:sz w:val="24"/>
           <w:u w:val="single"/>
         </w:rPr>
-        <w:hyperlink r:id="rId23" w:history="1">
+        <w:hyperlink r:id="rId24" w:history="1">
           <w:r>
             <w:rPr>
               <w:rStyle w:val="Hyperlink"/>
@@ -2158,7 +2159,6 @@
       </w:r>
       <w:r>
         <w:rPr>
-          <w:u w:val="single" w:color="0000ff"/>
           <w:rFonts w:ascii="Charis SIL Regular" w:hAnsi="Charis SIL Regular" w:eastAsia="Charis SIL Regular"/>
           <w:b w:val="0"/>
           <w:i w:val="0"/>
@@ -2176,7 +2176,7 @@
           <w:sz w:val="24"/>
           <w:u w:val="single"/>
         </w:rPr>
-        <w:hyperlink r:id="rId23" w:history="1">
+        <w:hyperlink r:id="rId25" w:history="1">
           <w:r>
             <w:rPr>
               <w:rStyle w:val="Hyperlink"/>
@@ -2194,7 +2194,7 @@
           <w:sz w:val="24"/>
           <w:u w:val="single"/>
         </w:rPr>
-        <w:hyperlink r:id="rId23" w:history="1">
+        <w:hyperlink r:id="rId25" w:history="1">
           <w:r>
             <w:rPr>
               <w:rStyle w:val="Hyperlink"/>
@@ -2212,7 +2212,7 @@
           <w:sz w:val="24"/>
           <w:u w:val="single"/>
         </w:rPr>
-        <w:hyperlink r:id="rId23" w:history="1">
+        <w:hyperlink r:id="rId25" w:history="1">
           <w:r>
             <w:rPr>
               <w:rStyle w:val="Hyperlink"/>
@@ -2241,7 +2241,7 @@
           <w:sz w:val="24"/>
           <w:u w:val="single"/>
         </w:rPr>
-        <w:hyperlink r:id="rId23" w:history="1">
+        <w:hyperlink r:id="rId25" w:history="1">
           <w:r>
             <w:rPr>
               <w:rStyle w:val="Hyperlink"/>

--- a/EXPORTS/DOCX/published/niveau3/English/KunsthandelVanLier.docx
+++ b/EXPORTS/DOCX/published/niveau3/English/KunsthandelVanLier.docx
@@ -413,6 +413,7 @@
           <w:i w:val="0"/>
           <w:color w:val="0000FF"/>
           <w:sz w:val="24"/>
+          <w:u w:val="single"/>
         </w:rPr>
         <w:hyperlink r:id="rId11" w:history="1">
           <w:r>
@@ -573,92 +574,7 @@
           <w:color w:val="000000"/>
           <w:sz w:val="24"/>
         </w:rPr>
-        <w:t>However, Van Lier also becam</w:t>
-      </w:r>
-      <w:r>
-        <w:rPr>
-          <w:rFonts w:ascii="Charis SIL Regular" w:hAnsi="Charis SIL Regular" w:eastAsia="Charis SIL Regular"/>
-          <w:b w:val="0"/>
-          <w:i w:val="0"/>
-          <w:color w:val="000000"/>
-          <w:sz w:val="24"/>
-        </w:rPr>
-        <w:hyperlink r:id="rId11" w:history="1">
-          <w:r>
-            <w:rPr>
-              <w:rStyle w:val="Hyperlink"/>
-            </w:rPr>
-            <w:t>e fascinat</w:t>
-          </w:r>
-        </w:hyperlink>
-      </w:r>
-      <w:r>
-        <w:rPr>
-          <w:rFonts w:ascii="Charis SIL Regular" w:hAnsi="Charis SIL Regular" w:eastAsia="Charis SIL Regular"/>
-          <w:b w:val="0"/>
-          <w:i w:val="0"/>
-          <w:color w:val="000000"/>
-          <w:sz w:val="24"/>
-        </w:rPr>
-        <w:hyperlink r:id="rId11" w:history="1">
-          <w:r>
-            <w:rPr>
-              <w:rStyle w:val="Hyperlink"/>
-            </w:rPr>
-            <w:t>e</w:t>
-          </w:r>
-        </w:hyperlink>
-      </w:r>
-      <w:r>
-        <w:rPr>
-          <w:rFonts w:ascii="Charis SIL Regular" w:hAnsi="Charis SIL Regular" w:eastAsia="Charis SIL Regular"/>
-          <w:b w:val="0"/>
-          <w:i w:val="0"/>
-          <w:color w:val="000000"/>
-          <w:sz w:val="24"/>
-        </w:rPr>
-        <w:hyperlink r:id="rId11" w:history="1">
-          <w:r>
-            <w:rPr>
-              <w:rStyle w:val="Hyperlink"/>
-            </w:rPr>
-            <w:t>d w</w:t>
-          </w:r>
-        </w:hyperlink>
-      </w:r>
-      <w:r>
-        <w:rPr>
-          <w:rFonts w:ascii="Charis SIL Regular" w:hAnsi="Charis SIL Regular" w:eastAsia="Charis SIL Regular"/>
-          <w:b w:val="0"/>
-          <w:i w:val="0"/>
-          <w:color w:val="000000"/>
-          <w:sz w:val="24"/>
-        </w:rPr>
-        <w:hyperlink r:id="rId11" w:history="1">
-          <w:r>
-            <w:rPr>
-              <w:rStyle w:val="Hyperlink"/>
-            </w:rPr>
-            <w:t>i</w:t>
-          </w:r>
-        </w:hyperlink>
-      </w:r>
-      <w:r>
-        <w:rPr>
-          <w:rFonts w:ascii="Charis SIL Regular" w:hAnsi="Charis SIL Regular" w:eastAsia="Charis SIL Regular"/>
-          <w:b w:val="0"/>
-          <w:i w:val="0"/>
-          <w:color w:val="000000"/>
-          <w:sz w:val="24"/>
-        </w:rPr>
-        <w:hyperlink r:id="rId11" w:history="1">
-          <w:r>
-            <w:rPr>
-              <w:rStyle w:val="Hyperlink"/>
-            </w:rPr>
-            <w:t xml:space="preserve">th </w:t>
-          </w:r>
-        </w:hyperlink>
+        <w:t xml:space="preserve">However, Van Lier also became fascinated with </w:t>
       </w:r>
       <w:r>
         <w:rPr>
@@ -792,7 +708,7 @@
           <w:sz w:val="24"/>
           <w:u w:val="single"/>
         </w:rPr>
-        <w:hyperlink r:id="rId12" w:history="1">
+        <w:hyperlink r:id="rId13" w:history="1">
           <w:r>
             <w:rPr>
               <w:rStyle w:val="Hyperlink"/>
@@ -810,7 +726,7 @@
           <w:sz w:val="24"/>
           <w:u w:val="single"/>
         </w:rPr>
-        <w:hyperlink r:id="rId12" w:history="1">
+        <w:hyperlink r:id="rId13" w:history="1">
           <w:r>
             <w:rPr>
               <w:rStyle w:val="Hyperlink"/>
@@ -828,7 +744,7 @@
           <w:sz w:val="24"/>
           <w:u w:val="single"/>
         </w:rPr>
-        <w:hyperlink r:id="rId12" w:history="1">
+        <w:hyperlink r:id="rId13" w:history="1">
           <w:r>
             <w:rPr>
               <w:rStyle w:val="Hyperlink"/>
@@ -928,7 +844,7 @@
           <w:sz w:val="24"/>
           <w:u w:val="single"/>
         </w:rPr>
-        <w:hyperlink r:id="rId13" w:history="1">
+        <w:hyperlink r:id="rId14" w:history="1">
           <w:r>
             <w:rPr>
               <w:rStyle w:val="Hyperlink"/>
@@ -946,7 +862,14 @@
           <w:sz w:val="24"/>
           <w:u w:val="single"/>
         </w:rPr>
-        <w:t>m</w:t>
+        <w:hyperlink r:id="rId14" w:history="1">
+          <w:r>
+            <w:rPr>
+              <w:rStyle w:val="Hyperlink"/>
+            </w:rPr>
+            <w:t>m</w:t>
+          </w:r>
+        </w:hyperlink>
       </w:r>
       <w:r>
         <w:rPr>
@@ -957,7 +880,7 @@
           <w:sz w:val="24"/>
           <w:u w:val="single"/>
         </w:rPr>
-        <w:hyperlink r:id="rId13" w:history="1">
+        <w:hyperlink r:id="rId14" w:history="1">
           <w:r>
             <w:rPr>
               <w:rStyle w:val="Hyperlink"/>
@@ -2148,7 +2071,7 @@
           <w:sz w:val="24"/>
           <w:u w:val="single"/>
         </w:rPr>
-        <w:hyperlink r:id="rId24" w:history="1">
+        <w:hyperlink r:id="rId23" w:history="1">
           <w:r>
             <w:rPr>
               <w:rStyle w:val="Hyperlink"/>
@@ -2159,13 +2082,21 @@
       </w:r>
       <w:r>
         <w:rPr>
+          <w:u w:val="single" w:color="0000ff"/>
           <w:rFonts w:ascii="Charis SIL Regular" w:hAnsi="Charis SIL Regular" w:eastAsia="Charis SIL Regular"/>
           <w:b w:val="0"/>
           <w:i w:val="0"/>
           <w:color w:val="000000"/>
           <w:sz w:val="24"/>
         </w:rPr>
-        <w:t xml:space="preserve">, </w:t>
+        <w:hyperlink r:id="rId23" w:history="1">
+          <w:r>
+            <w:rPr>
+              <w:rStyle w:val="Hyperlink"/>
+            </w:rPr>
+            <w:t xml:space="preserve">, </w:t>
+          </w:r>
+        </w:hyperlink>
       </w:r>
       <w:r>
         <w:rPr>
@@ -2176,7 +2107,7 @@
           <w:sz w:val="24"/>
           <w:u w:val="single"/>
         </w:rPr>
-        <w:hyperlink r:id="rId25" w:history="1">
+        <w:hyperlink r:id="rId23" w:history="1">
           <w:r>
             <w:rPr>
               <w:rStyle w:val="Hyperlink"/>
@@ -2194,7 +2125,7 @@
           <w:sz w:val="24"/>
           <w:u w:val="single"/>
         </w:rPr>
-        <w:hyperlink r:id="rId25" w:history="1">
+        <w:hyperlink r:id="rId23" w:history="1">
           <w:r>
             <w:rPr>
               <w:rStyle w:val="Hyperlink"/>
@@ -2212,7 +2143,7 @@
           <w:sz w:val="24"/>
           <w:u w:val="single"/>
         </w:rPr>
-        <w:hyperlink r:id="rId25" w:history="1">
+        <w:hyperlink r:id="rId23" w:history="1">
           <w:r>
             <w:rPr>
               <w:rStyle w:val="Hyperlink"/>
@@ -2241,7 +2172,7 @@
           <w:sz w:val="24"/>
           <w:u w:val="single"/>
         </w:rPr>
-        <w:hyperlink r:id="rId25" w:history="1">
+        <w:hyperlink r:id="rId23" w:history="1">
           <w:r>
             <w:rPr>
               <w:rStyle w:val="Hyperlink"/>
@@ -3029,97 +2960,7 @@
           <w:color w:val="000000"/>
           <w:sz w:val="24"/>
         </w:rPr>
-        <w:t>are a number of records fro</w:t>
-      </w:r>
-      <w:r>
-        <w:rPr>
-          <w:u w:val="single" w:color="0000ff"/>
-          <w:rFonts w:ascii="Charis SIL Regular" w:hAnsi="Charis SIL Regular" w:eastAsia="Charis SIL Regular"/>
-          <w:b w:val="0"/>
-          <w:i w:val="0"/>
-          <w:color w:val="000000"/>
-          <w:sz w:val="24"/>
-        </w:rPr>
-        <w:hyperlink r:id="rId30" w:history="1">
-          <w:r>
-            <w:rPr>
-              <w:rStyle w:val="Hyperlink"/>
-            </w:rPr>
-            <w:t>m the</w:t>
-          </w:r>
-        </w:hyperlink>
-      </w:r>
-      <w:r>
-        <w:rPr>
-          <w:u w:val="single" w:color="0000ff"/>
-          <w:rFonts w:ascii="Charis SIL Regular" w:hAnsi="Charis SIL Regular" w:eastAsia="Charis SIL Regular"/>
-          <w:b w:val="0"/>
-          <w:i w:val="0"/>
-          <w:color w:val="000000"/>
-          <w:sz w:val="24"/>
-        </w:rPr>
-        <w:hyperlink r:id="rId30" w:history="1">
-          <w:r>
-            <w:rPr>
-              <w:rStyle w:val="Hyperlink"/>
-            </w:rPr>
-            <w:t xml:space="preserve"> per</w:t>
-          </w:r>
-        </w:hyperlink>
-      </w:r>
-      <w:r>
-        <w:rPr>
-          <w:u w:val="single" w:color="0000ff"/>
-          <w:rFonts w:ascii="Charis SIL Regular" w:hAnsi="Charis SIL Regular" w:eastAsia="Charis SIL Regular"/>
-          <w:b w:val="0"/>
-          <w:i w:val="0"/>
-          <w:color w:val="000000"/>
-          <w:sz w:val="24"/>
-        </w:rPr>
-        <w:hyperlink r:id="rId30" w:history="1">
-          <w:r>
-            <w:rPr>
-              <w:rStyle w:val="Hyperlink"/>
-            </w:rPr>
-            <w:t>i</w:t>
-          </w:r>
-        </w:hyperlink>
-      </w:r>
-      <w:r>
-        <w:rPr>
-          <w:u w:val="single" w:color="0000ff"/>
-          <w:rFonts w:ascii="Charis SIL Regular" w:hAnsi="Charis SIL Regular" w:eastAsia="Charis SIL Regular"/>
-          <w:b w:val="0"/>
-          <w:i w:val="0"/>
-          <w:color w:val="000000"/>
-          <w:sz w:val="24"/>
-        </w:rPr>
-        <w:hyperlink r:id="rId30" w:history="1">
-          <w:r>
-            <w:rPr>
-              <w:rStyle w:val="Hyperlink"/>
-            </w:rPr>
-            <w:t>od o</w:t>
-          </w:r>
-        </w:hyperlink>
-      </w:r>
-      <w:r>
-        <w:rPr>
-          <w:u w:val="single" w:color="0000ff"/>
-          <w:rFonts w:ascii="Charis SIL Regular" w:hAnsi="Charis SIL Regular" w:eastAsia="Charis SIL Regular"/>
-          <w:b w:val="0"/>
-          <w:i w:val="0"/>
-          <w:color w:val="000000"/>
-          <w:sz w:val="24"/>
-        </w:rPr>
-        <w:hyperlink r:id="rId30" w:history="1">
-          <w:r>
-            <w:rPr>
-              <w:rStyle w:val="Hyperlink"/>
-            </w:rPr>
-            <w:t xml:space="preserve">f </w:t>
-          </w:r>
-        </w:hyperlink>
+        <w:t xml:space="preserve">are a number of records from the period of </w:t>
       </w:r>
       <w:r>
         <w:rPr>
@@ -3130,7 +2971,7 @@
           <w:sz w:val="24"/>
           <w:u w:val="single"/>
         </w:rPr>
-        <w:hyperlink r:id="rId30" w:history="1">
+        <w:hyperlink r:id="rId31" w:history="1">
           <w:r>
             <w:rPr>
               <w:rStyle w:val="Hyperlink"/>
@@ -3148,7 +2989,7 @@
           <w:sz w:val="24"/>
           <w:u w:val="single"/>
         </w:rPr>
-        <w:hyperlink r:id="rId30" w:history="1">
+        <w:hyperlink r:id="rId31" w:history="1">
           <w:r>
             <w:rPr>
               <w:rStyle w:val="Hyperlink"/>
@@ -3166,7 +3007,7 @@
           <w:sz w:val="24"/>
           <w:u w:val="single"/>
         </w:rPr>
-        <w:hyperlink r:id="rId30" w:history="1">
+        <w:hyperlink r:id="rId31" w:history="1">
           <w:r>
             <w:rPr>
               <w:rStyle w:val="Hyperlink"/>
@@ -3184,7 +3025,7 @@
           <w:sz w:val="24"/>
           <w:u w:val="single"/>
         </w:rPr>
-        <w:hyperlink r:id="rId30" w:history="1">
+        <w:hyperlink r:id="rId31" w:history="1">
           <w:r>
             <w:rPr>
               <w:rStyle w:val="Hyperlink"/>
@@ -3202,7 +3043,7 @@
           <w:sz w:val="24"/>
           <w:u w:val="single"/>
         </w:rPr>
-        <w:hyperlink r:id="rId30" w:history="1">
+        <w:hyperlink r:id="rId31" w:history="1">
           <w:r>
             <w:rPr>
               <w:rStyle w:val="Hyperlink"/>
@@ -3231,7 +3072,7 @@
           <w:sz w:val="24"/>
           <w:u w:val="single"/>
         </w:rPr>
-        <w:hyperlink r:id="rId30" w:history="1">
+        <w:hyperlink r:id="rId31" w:history="1">
           <w:r>
             <w:rPr>
               <w:rStyle w:val="Hyperlink"/>
@@ -3249,7 +3090,7 @@
           <w:sz w:val="24"/>
           <w:u w:val="single"/>
         </w:rPr>
-        <w:hyperlink r:id="rId30" w:history="1">
+        <w:hyperlink r:id="rId31" w:history="1">
           <w:r>
             <w:rPr>
               <w:rStyle w:val="Hyperlink"/>
@@ -3267,7 +3108,7 @@
           <w:sz w:val="24"/>
           <w:u w:val="single"/>
         </w:rPr>
-        <w:hyperlink r:id="rId30" w:history="1">
+        <w:hyperlink r:id="rId31" w:history="1">
           <w:r>
             <w:rPr>
               <w:rStyle w:val="Hyperlink"/>
@@ -3296,7 +3137,7 @@
           <w:sz w:val="24"/>
           <w:u w:val="single"/>
         </w:rPr>
-        <w:hyperlink r:id="rId30" w:history="1">
+        <w:hyperlink r:id="rId31" w:history="1">
           <w:r>
             <w:rPr>
               <w:rStyle w:val="Hyperlink"/>

--- a/EXPORTS/DOCX/published/niveau3/English/KunsthandelVanLier.docx
+++ b/EXPORTS/DOCX/published/niveau3/English/KunsthandelVanLier.docx
@@ -329,24 +329,13 @@
       </w:r>
       <w:r>
         <w:rPr>
-          <w:u w:val="single" w:color="0000ff"/>
           <w:rFonts w:ascii="Charis SIL Regular" w:hAnsi="Charis SIL Regular" w:eastAsia="Charis SIL Regular"/>
           <w:b w:val="0"/>
           <w:i w:val="0"/>
           <w:color w:val="000000"/>
           <w:sz w:val="24"/>
         </w:rPr>
-        <w:t xml:space="preserve"> </w:t>
-      </w:r>
-      <w:r>
-        <w:rPr>
-          <w:rFonts w:ascii="Charis SIL Regular" w:hAnsi="Charis SIL Regular" w:eastAsia="Charis SIL Regular"/>
-          <w:b w:val="0"/>
-          <w:i w:val="0"/>
-          <w:color w:val="000000"/>
-          <w:sz w:val="24"/>
-        </w:rPr>
-        <w:t xml:space="preserve">the early years, </w:t>
+        <w:t xml:space="preserve"> the early years, </w:t>
       </w:r>
       <w:r>
         <w:rPr>
@@ -413,7 +402,6 @@
           <w:i w:val="0"/>
           <w:color w:val="0000FF"/>
           <w:sz w:val="24"/>
-          <w:u w:val="single"/>
         </w:rPr>
         <w:hyperlink r:id="rId11" w:history="1">
           <w:r>
@@ -433,7 +421,7 @@
           <w:sz w:val="24"/>
           <w:u w:val="single"/>
         </w:rPr>
-        <w:hyperlink r:id="rId10" w:history="1">
+        <w:hyperlink r:id="rId11" w:history="1">
           <w:r>
             <w:rPr>
               <w:rStyle w:val="Hyperlink"/>
@@ -574,7 +562,92 @@
           <w:color w:val="000000"/>
           <w:sz w:val="24"/>
         </w:rPr>
-        <w:t xml:space="preserve">However, Van Lier also became fascinated with </w:t>
+        <w:t>However, Van Lier also becam</w:t>
+      </w:r>
+      <w:r>
+        <w:rPr>
+          <w:rFonts w:ascii="Charis SIL Regular" w:hAnsi="Charis SIL Regular" w:eastAsia="Charis SIL Regular"/>
+          <w:b w:val="0"/>
+          <w:i w:val="0"/>
+          <w:color w:val="000000"/>
+          <w:sz w:val="24"/>
+        </w:rPr>
+        <w:hyperlink r:id="rId11" w:history="1">
+          <w:r>
+            <w:rPr>
+              <w:rStyle w:val="Hyperlink"/>
+            </w:rPr>
+            <w:t>e fascinat</w:t>
+          </w:r>
+        </w:hyperlink>
+      </w:r>
+      <w:r>
+        <w:rPr>
+          <w:rFonts w:ascii="Charis SIL Regular" w:hAnsi="Charis SIL Regular" w:eastAsia="Charis SIL Regular"/>
+          <w:b w:val="0"/>
+          <w:i w:val="0"/>
+          <w:color w:val="000000"/>
+          <w:sz w:val="24"/>
+        </w:rPr>
+        <w:hyperlink r:id="rId11" w:history="1">
+          <w:r>
+            <w:rPr>
+              <w:rStyle w:val="Hyperlink"/>
+            </w:rPr>
+            <w:t>e</w:t>
+          </w:r>
+        </w:hyperlink>
+      </w:r>
+      <w:r>
+        <w:rPr>
+          <w:rFonts w:ascii="Charis SIL Regular" w:hAnsi="Charis SIL Regular" w:eastAsia="Charis SIL Regular"/>
+          <w:b w:val="0"/>
+          <w:i w:val="0"/>
+          <w:color w:val="000000"/>
+          <w:sz w:val="24"/>
+        </w:rPr>
+        <w:hyperlink r:id="rId11" w:history="1">
+          <w:r>
+            <w:rPr>
+              <w:rStyle w:val="Hyperlink"/>
+            </w:rPr>
+            <w:t>d w</w:t>
+          </w:r>
+        </w:hyperlink>
+      </w:r>
+      <w:r>
+        <w:rPr>
+          <w:rFonts w:ascii="Charis SIL Regular" w:hAnsi="Charis SIL Regular" w:eastAsia="Charis SIL Regular"/>
+          <w:b w:val="0"/>
+          <w:i w:val="0"/>
+          <w:color w:val="000000"/>
+          <w:sz w:val="24"/>
+        </w:rPr>
+        <w:hyperlink r:id="rId11" w:history="1">
+          <w:r>
+            <w:rPr>
+              <w:rStyle w:val="Hyperlink"/>
+            </w:rPr>
+            <w:t>i</w:t>
+          </w:r>
+        </w:hyperlink>
+      </w:r>
+      <w:r>
+        <w:rPr>
+          <w:rFonts w:ascii="Charis SIL Regular" w:hAnsi="Charis SIL Regular" w:eastAsia="Charis SIL Regular"/>
+          <w:b w:val="0"/>
+          <w:i w:val="0"/>
+          <w:color w:val="000000"/>
+          <w:sz w:val="24"/>
+        </w:rPr>
+        <w:hyperlink r:id="rId11" w:history="1">
+          <w:r>
+            <w:rPr>
+              <w:rStyle w:val="Hyperlink"/>
+            </w:rPr>
+            <w:t xml:space="preserve">th </w:t>
+          </w:r>
+        </w:hyperlink>
       </w:r>
       <w:r>
         <w:rPr>
@@ -708,7 +781,7 @@
           <w:sz w:val="24"/>
           <w:u w:val="single"/>
         </w:rPr>
-        <w:hyperlink r:id="rId13" w:history="1">
+        <w:hyperlink r:id="rId12" w:history="1">
           <w:r>
             <w:rPr>
               <w:rStyle w:val="Hyperlink"/>
@@ -726,7 +799,7 @@
           <w:sz w:val="24"/>
           <w:u w:val="single"/>
         </w:rPr>
-        <w:hyperlink r:id="rId13" w:history="1">
+        <w:hyperlink r:id="rId12" w:history="1">
           <w:r>
             <w:rPr>
               <w:rStyle w:val="Hyperlink"/>
@@ -744,7 +817,7 @@
           <w:sz w:val="24"/>
           <w:u w:val="single"/>
         </w:rPr>
-        <w:hyperlink r:id="rId13" w:history="1">
+        <w:hyperlink r:id="rId12" w:history="1">
           <w:r>
             <w:rPr>
               <w:rStyle w:val="Hyperlink"/>
@@ -844,7 +917,7 @@
           <w:sz w:val="24"/>
           <w:u w:val="single"/>
         </w:rPr>
-        <w:hyperlink r:id="rId14" w:history="1">
+        <w:hyperlink r:id="rId13" w:history="1">
           <w:r>
             <w:rPr>
               <w:rStyle w:val="Hyperlink"/>
@@ -862,14 +935,7 @@
           <w:sz w:val="24"/>
           <w:u w:val="single"/>
         </w:rPr>
-        <w:hyperlink r:id="rId14" w:history="1">
-          <w:r>
-            <w:rPr>
-              <w:rStyle w:val="Hyperlink"/>
-            </w:rPr>
-            <w:t>m</w:t>
-          </w:r>
-        </w:hyperlink>
+        <w:t>m</w:t>
       </w:r>
       <w:r>
         <w:rPr>
@@ -880,7 +946,7 @@
           <w:sz w:val="24"/>
           <w:u w:val="single"/>
         </w:rPr>
-        <w:hyperlink r:id="rId14" w:history="1">
+        <w:hyperlink r:id="rId13" w:history="1">
           <w:r>
             <w:rPr>
               <w:rStyle w:val="Hyperlink"/>
@@ -2971,7 +3037,7 @@
           <w:sz w:val="24"/>
           <w:u w:val="single"/>
         </w:rPr>
-        <w:hyperlink r:id="rId31" w:history="1">
+        <w:hyperlink r:id="rId30" w:history="1">
           <w:r>
             <w:rPr>
               <w:rStyle w:val="Hyperlink"/>
@@ -2989,7 +3055,7 @@
           <w:sz w:val="24"/>
           <w:u w:val="single"/>
         </w:rPr>
-        <w:hyperlink r:id="rId31" w:history="1">
+        <w:hyperlink r:id="rId30" w:history="1">
           <w:r>
             <w:rPr>
               <w:rStyle w:val="Hyperlink"/>
@@ -3007,7 +3073,7 @@
           <w:sz w:val="24"/>
           <w:u w:val="single"/>
         </w:rPr>
-        <w:hyperlink r:id="rId31" w:history="1">
+        <w:hyperlink r:id="rId30" w:history="1">
           <w:r>
             <w:rPr>
               <w:rStyle w:val="Hyperlink"/>
@@ -3025,7 +3091,7 @@
           <w:sz w:val="24"/>
           <w:u w:val="single"/>
         </w:rPr>
-        <w:hyperlink r:id="rId31" w:history="1">
+        <w:hyperlink r:id="rId30" w:history="1">
           <w:r>
             <w:rPr>
               <w:rStyle w:val="Hyperlink"/>
@@ -3043,7 +3109,7 @@
           <w:sz w:val="24"/>
           <w:u w:val="single"/>
         </w:rPr>
-        <w:hyperlink r:id="rId31" w:history="1">
+        <w:hyperlink r:id="rId30" w:history="1">
           <w:r>
             <w:rPr>
               <w:rStyle w:val="Hyperlink"/>
@@ -3072,7 +3138,7 @@
           <w:sz w:val="24"/>
           <w:u w:val="single"/>
         </w:rPr>
-        <w:hyperlink r:id="rId31" w:history="1">
+        <w:hyperlink r:id="rId30" w:history="1">
           <w:r>
             <w:rPr>
               <w:rStyle w:val="Hyperlink"/>
@@ -3090,7 +3156,7 @@
           <w:sz w:val="24"/>
           <w:u w:val="single"/>
         </w:rPr>
-        <w:hyperlink r:id="rId31" w:history="1">
+        <w:hyperlink r:id="rId30" w:history="1">
           <w:r>
             <w:rPr>
               <w:rStyle w:val="Hyperlink"/>
@@ -3108,7 +3174,7 @@
           <w:sz w:val="24"/>
           <w:u w:val="single"/>
         </w:rPr>
-        <w:hyperlink r:id="rId31" w:history="1">
+        <w:hyperlink r:id="rId30" w:history="1">
           <w:r>
             <w:rPr>
               <w:rStyle w:val="Hyperlink"/>
@@ -3137,7 +3203,7 @@
           <w:sz w:val="24"/>
           <w:u w:val="single"/>
         </w:rPr>
-        <w:hyperlink r:id="rId31" w:history="1">
+        <w:hyperlink r:id="rId30" w:history="1">
           <w:r>
             <w:rPr>
               <w:rStyle w:val="Hyperlink"/>
